--- a/Module_2_Oct_2026_v2/Oct12_session1_materials.docx
+++ b/Module_2_Oct_2026_v2/Oct12_session1_materials.docx
@@ -5522,7 +5522,7 @@
           <w:szCs w:val="36"/>
           <w:color w:val="063360"/>
         </w:rPr>
-        <w:t xml:space="preserve">Terms bingo</w:t>
+        <w:t xml:space="preserve">Triage the claims</w:t>
       </w:r>
     </w:p>
     <w:p>
@@ -5549,7 +5549,7 @@
           <w:szCs w:val="18"/>
           <w:color w:val="215A9E"/>
         </w:rPr>
-        <w:t xml:space="preserve">Print: 8 different cards on 4 pages; 1 card per participant or pair; cut in half</w:t>
+        <w:t xml:space="preserve">Print: 1 per group, with one set of the excerpt slips (next page)</w:t>
       </w:r>
     </w:p>
     <w:p>
@@ -5572,11 +5572,11 @@
           <w:b w:val="false"/>
           <w:u w:val="none"/>
           <w:strike w:val="false"/>
-          <w:sz w:val="18"/>
-          <w:szCs w:val="18"/>
-          <w:color w:val="545860"/>
+          <w:sz w:val="22"/>
+          <w:szCs w:val="22"/>
+          <w:color w:val="000000"/>
         </w:rPr>
-        <w:t xml:space="preserve">Card 1</w:t>
+        <w:t xml:space="preserve">You are the commissioner. Eight sentences from reports on the camera programme land on your desk. For each one: which of the three questions does it leave unanswered, and what do you do with it?</w:t>
       </w:r>
     </w:p>
     <w:tbl xmlns:a="http://schemas.openxmlformats.org/drawingml/2006/main" xmlns:pic="http://schemas.openxmlformats.org/drawingml/2006/picture">
@@ -5586,22 +5586,24 @@
         <w:tblLook w:firstRow="1" w:lastRow="0" w:firstColumn="0" w:lastColumn="0" w:noHBand="0" w:noVBand="1"/>
       </w:tblPr>
       <w:tblGrid>
-        <w:gridCol w:w="3168"/>
-        <w:gridCol w:w="3168"/>
-        <w:gridCol w:w="3168"/>
+        <w:gridCol w:w="1152"/>
+        <w:gridCol w:w="3312"/>
+        <w:gridCol w:w="2016"/>
+        <w:gridCol w:w="3456"/>
       </w:tblGrid>
       <w:tr>
         <w:trPr>
-          <w:trHeight w:val="1296" w:hRule="atLeast"/>
+          <w:trHeight w:val="360" w:hRule="auto"/>
+          <w:tblHeader/>
         </w:trPr>
-        body1
-        <w:tc>
-          <w:tcPr>
-            <w:tcBorders>
-              <w:bottom w:val="single" w:sz="6" w:space="0" w:color="9AA8B8"/>
+        header1
+        <w:tc>
+          <w:tcPr>
+            <w:tcBorders>
+              <w:bottom w:val="single" w:sz="8" w:space="0" w:color="063360"/>
               <w:top w:val="single" w:sz="12" w:space="0" w:color="063360"/>
-              <w:left w:val="single" w:sz="12" w:space="0" w:color="063360"/>
-              <w:right w:val="single" w:sz="6" w:space="0" w:color="9AA8B8"/>
+              <w:left w:val="none" w:sz="0" w:space="0" w:color="000000"/>
+              <w:right w:val="none" w:sz="0" w:space="0" w:color="000000"/>
             </w:tcBorders>
             <w:shd w:val="clear" w:color="auto" w:fill="FFFFFF"/>
             <w:tcMar>
@@ -5614,7 +5616,7 @@
           </w:tcPr>
           <w:p>
             <w:pPr>
-              <w:jc w:val="center"/>
+              <w:jc w:val="left"/>
               <w:pBdr>
                 <w:bottom w:val="none" w:sz="0" w:space="0" w:color="000000"/>
                 <w:top w:val="none" w:sz="0" w:space="0" w:color="000000"/>
@@ -5629,8 +5631,8 @@
                 <w:b w:val="true"/>
                 <w:u w:val="none"/>
                 <w:strike w:val="false"/>
-                <w:sz w:val="24"/>
-                <w:szCs w:val="24"/>
+                <w:sz w:val="21"/>
+                <w:szCs w:val="21"/>
                 <w:color w:val="063360"/>
               </w:rPr>
             </w:pPr>
@@ -5641,21 +5643,21 @@
                 <w:b w:val="true"/>
                 <w:u w:val="none"/>
                 <w:strike w:val="false"/>
-                <w:sz w:val="24"/>
-                <w:szCs w:val="24"/>
+                <w:sz w:val="21"/>
+                <w:szCs w:val="21"/>
                 <w:color w:val="063360"/>
               </w:rPr>
-              <w:t xml:space="preserve">Median</w:t>
-            </w:r>
-          </w:p>
-        </w:tc>
-        <w:tc>
-          <w:tcPr>
-            <w:tcBorders>
-              <w:bottom w:val="single" w:sz="6" w:space="0" w:color="9AA8B8"/>
+              <w:t xml:space="preserve">Excerpt</w:t>
+            </w:r>
+          </w:p>
+        </w:tc>
+        <w:tc>
+          <w:tcPr>
+            <w:tcBorders>
+              <w:bottom w:val="single" w:sz="8" w:space="0" w:color="063360"/>
               <w:top w:val="single" w:sz="12" w:space="0" w:color="063360"/>
-              <w:left w:val="single" w:sz="6" w:space="0" w:color="9AA8B8"/>
-              <w:right w:val="single" w:sz="6" w:space="0" w:color="9AA8B8"/>
+              <w:left w:val="none" w:sz="0" w:space="0" w:color="000000"/>
+              <w:right w:val="none" w:sz="0" w:space="0" w:color="000000"/>
             </w:tcBorders>
             <w:shd w:val="clear" w:color="auto" w:fill="FFFFFF"/>
             <w:tcMar>
@@ -5668,7 +5670,7 @@
           </w:tcPr>
           <w:p>
             <w:pPr>
-              <w:jc w:val="center"/>
+              <w:jc w:val="left"/>
               <w:pBdr>
                 <w:bottom w:val="none" w:sz="0" w:space="0" w:color="000000"/>
                 <w:top w:val="none" w:sz="0" w:space="0" w:color="000000"/>
@@ -5683,8 +5685,8 @@
                 <w:b w:val="true"/>
                 <w:u w:val="none"/>
                 <w:strike w:val="false"/>
-                <w:sz w:val="24"/>
-                <w:szCs w:val="24"/>
+                <w:sz w:val="21"/>
+                <w:szCs w:val="21"/>
                 <w:color w:val="063360"/>
               </w:rPr>
             </w:pPr>
@@ -5695,21 +5697,21 @@
                 <w:b w:val="true"/>
                 <w:u w:val="none"/>
                 <w:strike w:val="false"/>
-                <w:sz w:val="24"/>
-                <w:szCs w:val="24"/>
+                <w:sz w:val="21"/>
+                <w:szCs w:val="21"/>
                 <w:color w:val="063360"/>
               </w:rPr>
-              <w:t xml:space="preserve">Sample size</w:t>
-            </w:r>
-          </w:p>
-        </w:tc>
-        <w:tc>
-          <w:tcPr>
-            <w:tcBorders>
-              <w:bottom w:val="single" w:sz="6" w:space="0" w:color="9AA8B8"/>
+              <w:t xml:space="preserve">Unanswered: compared to what? / how big? / how sure? / none</w:t>
+            </w:r>
+          </w:p>
+        </w:tc>
+        <w:tc>
+          <w:tcPr>
+            <w:tcBorders>
+              <w:bottom w:val="single" w:sz="8" w:space="0" w:color="063360"/>
               <w:top w:val="single" w:sz="12" w:space="0" w:color="063360"/>
-              <w:left w:val="single" w:sz="6" w:space="0" w:color="9AA8B8"/>
-              <w:right w:val="single" w:sz="12" w:space="0" w:color="063360"/>
+              <w:left w:val="none" w:sz="0" w:space="0" w:color="000000"/>
+              <w:right w:val="none" w:sz="0" w:space="0" w:color="000000"/>
             </w:tcBorders>
             <w:shd w:val="clear" w:color="auto" w:fill="FFFFFF"/>
             <w:tcMar>
@@ -5722,7 +5724,7 @@
           </w:tcPr>
           <w:p>
             <w:pPr>
-              <w:jc w:val="center"/>
+              <w:jc w:val="left"/>
               <w:pBdr>
                 <w:bottom w:val="none" w:sz="0" w:space="0" w:color="000000"/>
                 <w:top w:val="none" w:sz="0" w:space="0" w:color="000000"/>
@@ -5737,8 +5739,8 @@
                 <w:b w:val="true"/>
                 <w:u w:val="none"/>
                 <w:strike w:val="false"/>
-                <w:sz w:val="24"/>
-                <w:szCs w:val="24"/>
+                <w:sz w:val="21"/>
+                <w:szCs w:val="21"/>
                 <w:color w:val="063360"/>
               </w:rPr>
             </w:pPr>
@@ -5749,27 +5751,81 @@
                 <w:b w:val="true"/>
                 <w:u w:val="none"/>
                 <w:strike w:val="false"/>
-                <w:sz w:val="24"/>
-                <w:szCs w:val="24"/>
+                <w:sz w:val="21"/>
+                <w:szCs w:val="21"/>
                 <w:color w:val="063360"/>
               </w:rPr>
-              <w:t xml:space="preserve">p-value</w:t>
+              <w:t xml:space="preserve">Act / do not act / ask first</w:t>
+            </w:r>
+          </w:p>
+        </w:tc>
+        <w:tc>
+          <w:tcPr>
+            <w:tcBorders>
+              <w:bottom w:val="single" w:sz="8" w:space="0" w:color="063360"/>
+              <w:top w:val="single" w:sz="12" w:space="0" w:color="063360"/>
+              <w:left w:val="none" w:sz="0" w:space="0" w:color="000000"/>
+              <w:right w:val="none" w:sz="0" w:space="0" w:color="000000"/>
+            </w:tcBorders>
+            <w:shd w:val="clear" w:color="auto" w:fill="FFFFFF"/>
+            <w:tcMar>
+              <w:top w:w="0" w:type="dxa"/>
+              <w:bottom w:w="0" w:type="dxa"/>
+              <w:left w:w="0" w:type="dxa"/>
+              <w:right w:w="0" w:type="dxa"/>
+            </w:tcMar>
+            <w:vAlign w:val="center"/>
+          </w:tcPr>
+          <w:p>
+            <w:pPr>
+              <w:jc w:val="left"/>
+              <w:pBdr>
+                <w:bottom w:val="none" w:sz="0" w:space="0" w:color="000000"/>
+                <w:top w:val="none" w:sz="0" w:space="0" w:color="000000"/>
+                <w:left w:val="none" w:sz="0" w:space="0" w:color="000000"/>
+                <w:right w:val="none" w:sz="0" w:space="0" w:color="000000"/>
+              </w:pBdr>
+              <w:spacing w:after="80" w:before="80" w:line="240"/>
+              <w:ind w:left="80" w:right="80" w:firstLine="0" w:firstLineChars="0"/>
+              <w:rPr>
+                <w:rFonts w:ascii="Arial" w:hAnsi="Arial" w:eastAsia="Arial" w:cs="Arial"/>
+                <w:i w:val="false"/>
+                <w:b w:val="true"/>
+                <w:u w:val="none"/>
+                <w:strike w:val="false"/>
+                <w:sz w:val="21"/>
+                <w:szCs w:val="21"/>
+                <w:color w:val="063360"/>
+              </w:rPr>
+            </w:pPr>
+            <w:r>
+              <w:rPr>
+                <w:rFonts w:ascii="Arial" w:hAnsi="Arial" w:eastAsia="Arial" w:cs="Arial"/>
+                <w:i w:val="false"/>
+                <w:b w:val="true"/>
+                <w:u w:val="none"/>
+                <w:strike w:val="false"/>
+                <w:sz w:val="21"/>
+                <w:szCs w:val="21"/>
+                <w:color w:val="063360"/>
+              </w:rPr>
+              <w:t xml:space="preserve">The question you would send back</w:t>
             </w:r>
           </w:p>
         </w:tc>
       </w:tr>
       <w:tr>
         <w:trPr>
-          <w:trHeight w:val="1296" w:hRule="atLeast"/>
+          <w:trHeight w:val="792" w:hRule="atLeast"/>
         </w:trPr>
-        body2
+        body1
         <w:tc>
           <w:tcPr>
             <w:tcBorders>
               <w:bottom w:val="single" w:sz="6" w:space="0" w:color="9AA8B8"/>
-              <w:top w:val="single" w:sz="6" w:space="0" w:color="9AA8B8"/>
-              <w:left w:val="single" w:sz="12" w:space="0" w:color="063360"/>
-              <w:right w:val="single" w:sz="6" w:space="0" w:color="9AA8B8"/>
+              <w:top w:val="single" w:sz="8" w:space="0" w:color="063360"/>
+              <w:left w:val="none" w:sz="0" w:space="0" w:color="000000"/>
+              <w:right w:val="none" w:sz="0" w:space="0" w:color="000000"/>
             </w:tcBorders>
             <w:shd w:val="clear" w:color="auto" w:fill="FFFFFF"/>
             <w:tcMar>
@@ -5782,7 +5838,7 @@
           </w:tcPr>
           <w:p>
             <w:pPr>
-              <w:jc w:val="center"/>
+              <w:jc w:val="left"/>
               <w:pBdr>
                 <w:bottom w:val="none" w:sz="0" w:space="0" w:color="000000"/>
                 <w:top w:val="none" w:sz="0" w:space="0" w:color="000000"/>
@@ -5794,26 +5850,26 @@
               <w:rPr>
                 <w:rFonts w:ascii="Arial" w:hAnsi="Arial" w:eastAsia="Arial" w:cs="Arial"/>
                 <w:i w:val="false"/>
-                <w:b w:val="true"/>
-                <w:u w:val="none"/>
-                <w:strike w:val="false"/>
-                <w:sz w:val="24"/>
-                <w:szCs w:val="24"/>
-                <w:color w:val="063360"/>
-              </w:rPr>
-            </w:pPr>
-            <w:r>
-              <w:rPr>
-                <w:rFonts w:ascii="Arial" w:hAnsi="Arial" w:eastAsia="Arial" w:cs="Arial"/>
-                <w:i w:val="false"/>
-                <w:b w:val="true"/>
-                <w:u w:val="none"/>
-                <w:strike w:val="false"/>
-                <w:sz w:val="24"/>
-                <w:szCs w:val="24"/>
-                <w:color w:val="063360"/>
-              </w:rPr>
-              <w:t xml:space="preserve">Coefficient</w:t>
+                <w:b w:val="false"/>
+                <w:u w:val="none"/>
+                <w:strike w:val="false"/>
+                <w:sz w:val="21"/>
+                <w:szCs w:val="21"/>
+                <w:color w:val="000000"/>
+              </w:rPr>
+            </w:pPr>
+            <w:r>
+              <w:rPr>
+                <w:rFonts w:ascii="Arial" w:hAnsi="Arial" w:eastAsia="Arial" w:cs="Arial"/>
+                <w:i w:val="false"/>
+                <w:b w:val="false"/>
+                <w:u w:val="none"/>
+                <w:strike w:val="false"/>
+                <w:sz w:val="21"/>
+                <w:szCs w:val="21"/>
+                <w:color w:val="000000"/>
+              </w:rPr>
+              <w:t xml:space="preserve">1</w:t>
             </w:r>
           </w:p>
         </w:tc>
@@ -5821,9 +5877,9 @@
           <w:tcPr>
             <w:tcBorders>
               <w:bottom w:val="single" w:sz="6" w:space="0" w:color="9AA8B8"/>
-              <w:top w:val="single" w:sz="6" w:space="0" w:color="9AA8B8"/>
-              <w:left w:val="single" w:sz="6" w:space="0" w:color="9AA8B8"/>
-              <w:right w:val="single" w:sz="6" w:space="0" w:color="9AA8B8"/>
+              <w:top w:val="single" w:sz="8" w:space="0" w:color="063360"/>
+              <w:left w:val="none" w:sz="0" w:space="0" w:color="000000"/>
+              <w:right w:val="none" w:sz="0" w:space="0" w:color="000000"/>
             </w:tcBorders>
             <w:shd w:val="clear" w:color="auto" w:fill="FFFFFF"/>
             <w:tcMar>
@@ -5836,7 +5892,7 @@
           </w:tcPr>
           <w:p>
             <w:pPr>
-              <w:jc w:val="center"/>
+              <w:jc w:val="left"/>
               <w:pBdr>
                 <w:bottom w:val="none" w:sz="0" w:space="0" w:color="000000"/>
                 <w:top w:val="none" w:sz="0" w:space="0" w:color="000000"/>
@@ -5848,26 +5904,26 @@
               <w:rPr>
                 <w:rFonts w:ascii="Arial" w:hAnsi="Arial" w:eastAsia="Arial" w:cs="Arial"/>
                 <w:i w:val="false"/>
-                <w:b w:val="true"/>
-                <w:u w:val="none"/>
-                <w:strike w:val="false"/>
-                <w:sz w:val="24"/>
-                <w:szCs w:val="24"/>
-                <w:color w:val="063360"/>
-              </w:rPr>
-            </w:pPr>
-            <w:r>
-              <w:rPr>
-                <w:rFonts w:ascii="Arial" w:hAnsi="Arial" w:eastAsia="Arial" w:cs="Arial"/>
-                <w:i w:val="false"/>
-                <w:b w:val="true"/>
-                <w:u w:val="none"/>
-                <w:strike w:val="false"/>
-                <w:sz w:val="24"/>
-                <w:szCs w:val="24"/>
-                <w:color w:val="063360"/>
-              </w:rPr>
-              <w:t xml:space="preserve">Statistically significant</w:t>
+                <w:b w:val="false"/>
+                <w:u w:val="none"/>
+                <w:strike w:val="false"/>
+                <w:sz w:val="21"/>
+                <w:szCs w:val="21"/>
+                <w:color w:val="000000"/>
+              </w:rPr>
+            </w:pPr>
+            <w:r>
+              <w:rPr>
+                <w:rFonts w:ascii="Arial" w:hAnsi="Arial" w:eastAsia="Arial" w:cs="Arial"/>
+                <w:i w:val="false"/>
+                <w:b w:val="false"/>
+                <w:u w:val="none"/>
+                <w:strike w:val="false"/>
+                <w:sz w:val="21"/>
+                <w:szCs w:val="21"/>
+                <w:color w:val="000000"/>
+              </w:rPr>
+              <w:t xml:space="preserve"/>
             </w:r>
           </w:p>
         </w:tc>
@@ -5875,9 +5931,9 @@
           <w:tcPr>
             <w:tcBorders>
               <w:bottom w:val="single" w:sz="6" w:space="0" w:color="9AA8B8"/>
-              <w:top w:val="single" w:sz="6" w:space="0" w:color="9AA8B8"/>
-              <w:left w:val="single" w:sz="6" w:space="0" w:color="9AA8B8"/>
-              <w:right w:val="single" w:sz="12" w:space="0" w:color="063360"/>
+              <w:top w:val="single" w:sz="8" w:space="0" w:color="063360"/>
+              <w:left w:val="none" w:sz="0" w:space="0" w:color="000000"/>
+              <w:right w:val="none" w:sz="0" w:space="0" w:color="000000"/>
             </w:tcBorders>
             <w:shd w:val="clear" w:color="auto" w:fill="FFFFFF"/>
             <w:tcMar>
@@ -5890,7 +5946,7 @@
           </w:tcPr>
           <w:p>
             <w:pPr>
-              <w:jc w:val="center"/>
+              <w:jc w:val="left"/>
               <w:pBdr>
                 <w:bottom w:val="none" w:sz="0" w:space="0" w:color="000000"/>
                 <w:top w:val="none" w:sz="0" w:space="0" w:color="000000"/>
@@ -5902,42 +5958,318 @@
               <w:rPr>
                 <w:rFonts w:ascii="Arial" w:hAnsi="Arial" w:eastAsia="Arial" w:cs="Arial"/>
                 <w:i w:val="false"/>
-                <w:b w:val="true"/>
-                <w:u w:val="none"/>
-                <w:strike w:val="false"/>
-                <w:sz w:val="24"/>
-                <w:szCs w:val="24"/>
-                <w:color w:val="063360"/>
-              </w:rPr>
-            </w:pPr>
-            <w:r>
-              <w:rPr>
-                <w:rFonts w:ascii="Arial" w:hAnsi="Arial" w:eastAsia="Arial" w:cs="Arial"/>
-                <w:i w:val="false"/>
-                <w:b w:val="true"/>
-                <w:u w:val="none"/>
-                <w:strike w:val="false"/>
-                <w:sz w:val="24"/>
-                <w:szCs w:val="24"/>
-                <w:color w:val="063360"/>
-              </w:rPr>
-              <w:t xml:space="preserve">Treatment effect</w:t>
+                <w:b w:val="false"/>
+                <w:u w:val="none"/>
+                <w:strike w:val="false"/>
+                <w:sz w:val="21"/>
+                <w:szCs w:val="21"/>
+                <w:color w:val="000000"/>
+              </w:rPr>
+            </w:pPr>
+            <w:r>
+              <w:rPr>
+                <w:rFonts w:ascii="Arial" w:hAnsi="Arial" w:eastAsia="Arial" w:cs="Arial"/>
+                <w:i w:val="false"/>
+                <w:b w:val="false"/>
+                <w:u w:val="none"/>
+                <w:strike w:val="false"/>
+                <w:sz w:val="21"/>
+                <w:szCs w:val="21"/>
+                <w:color w:val="000000"/>
+              </w:rPr>
+              <w:t xml:space="preserve"/>
+            </w:r>
+          </w:p>
+        </w:tc>
+        <w:tc>
+          <w:tcPr>
+            <w:tcBorders>
+              <w:bottom w:val="single" w:sz="6" w:space="0" w:color="9AA8B8"/>
+              <w:top w:val="single" w:sz="8" w:space="0" w:color="063360"/>
+              <w:left w:val="none" w:sz="0" w:space="0" w:color="000000"/>
+              <w:right w:val="none" w:sz="0" w:space="0" w:color="000000"/>
+            </w:tcBorders>
+            <w:shd w:val="clear" w:color="auto" w:fill="FFFFFF"/>
+            <w:tcMar>
+              <w:top w:w="0" w:type="dxa"/>
+              <w:bottom w:w="0" w:type="dxa"/>
+              <w:left w:w="0" w:type="dxa"/>
+              <w:right w:w="0" w:type="dxa"/>
+            </w:tcMar>
+            <w:vAlign w:val="center"/>
+          </w:tcPr>
+          <w:p>
+            <w:pPr>
+              <w:jc w:val="left"/>
+              <w:pBdr>
+                <w:bottom w:val="none" w:sz="0" w:space="0" w:color="000000"/>
+                <w:top w:val="none" w:sz="0" w:space="0" w:color="000000"/>
+                <w:left w:val="none" w:sz="0" w:space="0" w:color="000000"/>
+                <w:right w:val="none" w:sz="0" w:space="0" w:color="000000"/>
+              </w:pBdr>
+              <w:spacing w:after="80" w:before="80" w:line="240"/>
+              <w:ind w:left="80" w:right="80" w:firstLine="0" w:firstLineChars="0"/>
+              <w:rPr>
+                <w:rFonts w:ascii="Arial" w:hAnsi="Arial" w:eastAsia="Arial" w:cs="Arial"/>
+                <w:i w:val="false"/>
+                <w:b w:val="false"/>
+                <w:u w:val="none"/>
+                <w:strike w:val="false"/>
+                <w:sz w:val="21"/>
+                <w:szCs w:val="21"/>
+                <w:color w:val="000000"/>
+              </w:rPr>
+            </w:pPr>
+            <w:r>
+              <w:rPr>
+                <w:rFonts w:ascii="Arial" w:hAnsi="Arial" w:eastAsia="Arial" w:cs="Arial"/>
+                <w:i w:val="false"/>
+                <w:b w:val="false"/>
+                <w:u w:val="none"/>
+                <w:strike w:val="false"/>
+                <w:sz w:val="21"/>
+                <w:szCs w:val="21"/>
+                <w:color w:val="000000"/>
+              </w:rPr>
+              <w:t xml:space="preserve"/>
             </w:r>
           </w:p>
         </w:tc>
       </w:tr>
       <w:tr>
         <w:trPr>
-          <w:trHeight w:val="1296" w:hRule="atLeast"/>
+          <w:trHeight w:val="792" w:hRule="atLeast"/>
+        </w:trPr>
+        body2
+        <w:tc>
+          <w:tcPr>
+            <w:tcBorders>
+              <w:bottom w:val="single" w:sz="6" w:space="0" w:color="9AA8B8"/>
+              <w:top w:val="single" w:sz="6" w:space="0" w:color="9AA8B8"/>
+              <w:left w:val="none" w:sz="0" w:space="0" w:color="000000"/>
+              <w:right w:val="none" w:sz="0" w:space="0" w:color="000000"/>
+            </w:tcBorders>
+            <w:shd w:val="clear" w:color="auto" w:fill="FFFFFF"/>
+            <w:tcMar>
+              <w:top w:w="0" w:type="dxa"/>
+              <w:bottom w:w="0" w:type="dxa"/>
+              <w:left w:w="0" w:type="dxa"/>
+              <w:right w:w="0" w:type="dxa"/>
+            </w:tcMar>
+            <w:vAlign w:val="center"/>
+          </w:tcPr>
+          <w:p>
+            <w:pPr>
+              <w:jc w:val="left"/>
+              <w:pBdr>
+                <w:bottom w:val="none" w:sz="0" w:space="0" w:color="000000"/>
+                <w:top w:val="none" w:sz="0" w:space="0" w:color="000000"/>
+                <w:left w:val="none" w:sz="0" w:space="0" w:color="000000"/>
+                <w:right w:val="none" w:sz="0" w:space="0" w:color="000000"/>
+              </w:pBdr>
+              <w:spacing w:after="80" w:before="80" w:line="240"/>
+              <w:ind w:left="80" w:right="80" w:firstLine="0" w:firstLineChars="0"/>
+              <w:rPr>
+                <w:rFonts w:ascii="Arial" w:hAnsi="Arial" w:eastAsia="Arial" w:cs="Arial"/>
+                <w:i w:val="false"/>
+                <w:b w:val="false"/>
+                <w:u w:val="none"/>
+                <w:strike w:val="false"/>
+                <w:sz w:val="21"/>
+                <w:szCs w:val="21"/>
+                <w:color w:val="000000"/>
+              </w:rPr>
+            </w:pPr>
+            <w:r>
+              <w:rPr>
+                <w:rFonts w:ascii="Arial" w:hAnsi="Arial" w:eastAsia="Arial" w:cs="Arial"/>
+                <w:i w:val="false"/>
+                <w:b w:val="false"/>
+                <w:u w:val="none"/>
+                <w:strike w:val="false"/>
+                <w:sz w:val="21"/>
+                <w:szCs w:val="21"/>
+                <w:color w:val="000000"/>
+              </w:rPr>
+              <w:t xml:space="preserve">2</w:t>
+            </w:r>
+          </w:p>
+        </w:tc>
+        <w:tc>
+          <w:tcPr>
+            <w:tcBorders>
+              <w:bottom w:val="single" w:sz="6" w:space="0" w:color="9AA8B8"/>
+              <w:top w:val="single" w:sz="6" w:space="0" w:color="9AA8B8"/>
+              <w:left w:val="none" w:sz="0" w:space="0" w:color="000000"/>
+              <w:right w:val="none" w:sz="0" w:space="0" w:color="000000"/>
+            </w:tcBorders>
+            <w:shd w:val="clear" w:color="auto" w:fill="FFFFFF"/>
+            <w:tcMar>
+              <w:top w:w="0" w:type="dxa"/>
+              <w:bottom w:w="0" w:type="dxa"/>
+              <w:left w:w="0" w:type="dxa"/>
+              <w:right w:w="0" w:type="dxa"/>
+            </w:tcMar>
+            <w:vAlign w:val="center"/>
+          </w:tcPr>
+          <w:p>
+            <w:pPr>
+              <w:jc w:val="left"/>
+              <w:pBdr>
+                <w:bottom w:val="none" w:sz="0" w:space="0" w:color="000000"/>
+                <w:top w:val="none" w:sz="0" w:space="0" w:color="000000"/>
+                <w:left w:val="none" w:sz="0" w:space="0" w:color="000000"/>
+                <w:right w:val="none" w:sz="0" w:space="0" w:color="000000"/>
+              </w:pBdr>
+              <w:spacing w:after="80" w:before="80" w:line="240"/>
+              <w:ind w:left="80" w:right="80" w:firstLine="0" w:firstLineChars="0"/>
+              <w:rPr>
+                <w:rFonts w:ascii="Arial" w:hAnsi="Arial" w:eastAsia="Arial" w:cs="Arial"/>
+                <w:i w:val="false"/>
+                <w:b w:val="false"/>
+                <w:u w:val="none"/>
+                <w:strike w:val="false"/>
+                <w:sz w:val="21"/>
+                <w:szCs w:val="21"/>
+                <w:color w:val="000000"/>
+              </w:rPr>
+            </w:pPr>
+            <w:r>
+              <w:rPr>
+                <w:rFonts w:ascii="Arial" w:hAnsi="Arial" w:eastAsia="Arial" w:cs="Arial"/>
+                <w:i w:val="false"/>
+                <w:b w:val="false"/>
+                <w:u w:val="none"/>
+                <w:strike w:val="false"/>
+                <w:sz w:val="21"/>
+                <w:szCs w:val="21"/>
+                <w:color w:val="000000"/>
+              </w:rPr>
+              <w:t xml:space="preserve"/>
+            </w:r>
+          </w:p>
+        </w:tc>
+        <w:tc>
+          <w:tcPr>
+            <w:tcBorders>
+              <w:bottom w:val="single" w:sz="6" w:space="0" w:color="9AA8B8"/>
+              <w:top w:val="single" w:sz="6" w:space="0" w:color="9AA8B8"/>
+              <w:left w:val="none" w:sz="0" w:space="0" w:color="000000"/>
+              <w:right w:val="none" w:sz="0" w:space="0" w:color="000000"/>
+            </w:tcBorders>
+            <w:shd w:val="clear" w:color="auto" w:fill="FFFFFF"/>
+            <w:tcMar>
+              <w:top w:w="0" w:type="dxa"/>
+              <w:bottom w:w="0" w:type="dxa"/>
+              <w:left w:w="0" w:type="dxa"/>
+              <w:right w:w="0" w:type="dxa"/>
+            </w:tcMar>
+            <w:vAlign w:val="center"/>
+          </w:tcPr>
+          <w:p>
+            <w:pPr>
+              <w:jc w:val="left"/>
+              <w:pBdr>
+                <w:bottom w:val="none" w:sz="0" w:space="0" w:color="000000"/>
+                <w:top w:val="none" w:sz="0" w:space="0" w:color="000000"/>
+                <w:left w:val="none" w:sz="0" w:space="0" w:color="000000"/>
+                <w:right w:val="none" w:sz="0" w:space="0" w:color="000000"/>
+              </w:pBdr>
+              <w:spacing w:after="80" w:before="80" w:line="240"/>
+              <w:ind w:left="80" w:right="80" w:firstLine="0" w:firstLineChars="0"/>
+              <w:rPr>
+                <w:rFonts w:ascii="Arial" w:hAnsi="Arial" w:eastAsia="Arial" w:cs="Arial"/>
+                <w:i w:val="false"/>
+                <w:b w:val="false"/>
+                <w:u w:val="none"/>
+                <w:strike w:val="false"/>
+                <w:sz w:val="21"/>
+                <w:szCs w:val="21"/>
+                <w:color w:val="000000"/>
+              </w:rPr>
+            </w:pPr>
+            <w:r>
+              <w:rPr>
+                <w:rFonts w:ascii="Arial" w:hAnsi="Arial" w:eastAsia="Arial" w:cs="Arial"/>
+                <w:i w:val="false"/>
+                <w:b w:val="false"/>
+                <w:u w:val="none"/>
+                <w:strike w:val="false"/>
+                <w:sz w:val="21"/>
+                <w:szCs w:val="21"/>
+                <w:color w:val="000000"/>
+              </w:rPr>
+              <w:t xml:space="preserve"/>
+            </w:r>
+          </w:p>
+        </w:tc>
+        <w:tc>
+          <w:tcPr>
+            <w:tcBorders>
+              <w:bottom w:val="single" w:sz="6" w:space="0" w:color="9AA8B8"/>
+              <w:top w:val="single" w:sz="6" w:space="0" w:color="9AA8B8"/>
+              <w:left w:val="none" w:sz="0" w:space="0" w:color="000000"/>
+              <w:right w:val="none" w:sz="0" w:space="0" w:color="000000"/>
+            </w:tcBorders>
+            <w:shd w:val="clear" w:color="auto" w:fill="FFFFFF"/>
+            <w:tcMar>
+              <w:top w:w="0" w:type="dxa"/>
+              <w:bottom w:w="0" w:type="dxa"/>
+              <w:left w:w="0" w:type="dxa"/>
+              <w:right w:w="0" w:type="dxa"/>
+            </w:tcMar>
+            <w:vAlign w:val="center"/>
+          </w:tcPr>
+          <w:p>
+            <w:pPr>
+              <w:jc w:val="left"/>
+              <w:pBdr>
+                <w:bottom w:val="none" w:sz="0" w:space="0" w:color="000000"/>
+                <w:top w:val="none" w:sz="0" w:space="0" w:color="000000"/>
+                <w:left w:val="none" w:sz="0" w:space="0" w:color="000000"/>
+                <w:right w:val="none" w:sz="0" w:space="0" w:color="000000"/>
+              </w:pBdr>
+              <w:spacing w:after="80" w:before="80" w:line="240"/>
+              <w:ind w:left="80" w:right="80" w:firstLine="0" w:firstLineChars="0"/>
+              <w:rPr>
+                <w:rFonts w:ascii="Arial" w:hAnsi="Arial" w:eastAsia="Arial" w:cs="Arial"/>
+                <w:i w:val="false"/>
+                <w:b w:val="false"/>
+                <w:u w:val="none"/>
+                <w:strike w:val="false"/>
+                <w:sz w:val="21"/>
+                <w:szCs w:val="21"/>
+                <w:color w:val="000000"/>
+              </w:rPr>
+            </w:pPr>
+            <w:r>
+              <w:rPr>
+                <w:rFonts w:ascii="Arial" w:hAnsi="Arial" w:eastAsia="Arial" w:cs="Arial"/>
+                <w:i w:val="false"/>
+                <w:b w:val="false"/>
+                <w:u w:val="none"/>
+                <w:strike w:val="false"/>
+                <w:sz w:val="21"/>
+                <w:szCs w:val="21"/>
+                <w:color w:val="000000"/>
+              </w:rPr>
+              <w:t xml:space="preserve"/>
+            </w:r>
+          </w:p>
+        </w:tc>
+      </w:tr>
+      <w:tr>
+        <w:trPr>
+          <w:trHeight w:val="792" w:hRule="atLeast"/>
         </w:trPr>
         body3
         <w:tc>
           <w:tcPr>
             <w:tcBorders>
-              <w:bottom w:val="single" w:sz="12" w:space="0" w:color="063360"/>
+              <w:bottom w:val="single" w:sz="6" w:space="0" w:color="9AA8B8"/>
               <w:top w:val="single" w:sz="6" w:space="0" w:color="9AA8B8"/>
-              <w:left w:val="single" w:sz="12" w:space="0" w:color="063360"/>
-              <w:right w:val="single" w:sz="6" w:space="0" w:color="9AA8B8"/>
+              <w:left w:val="none" w:sz="0" w:space="0" w:color="000000"/>
+              <w:right w:val="none" w:sz="0" w:space="0" w:color="000000"/>
             </w:tcBorders>
             <w:shd w:val="clear" w:color="auto" w:fill="FFFFFF"/>
             <w:tcMar>
@@ -5950,7 +6282,7 @@
           </w:tcPr>
           <w:p>
             <w:pPr>
-              <w:jc w:val="center"/>
+              <w:jc w:val="left"/>
               <w:pBdr>
                 <w:bottom w:val="none" w:sz="0" w:space="0" w:color="000000"/>
                 <w:top w:val="none" w:sz="0" w:space="0" w:color="000000"/>
@@ -5962,36 +6294,36 @@
               <w:rPr>
                 <w:rFonts w:ascii="Arial" w:hAnsi="Arial" w:eastAsia="Arial" w:cs="Arial"/>
                 <w:i w:val="false"/>
-                <w:b w:val="true"/>
-                <w:u w:val="none"/>
-                <w:strike w:val="false"/>
-                <w:sz w:val="24"/>
-                <w:szCs w:val="24"/>
-                <w:color w:val="063360"/>
-              </w:rPr>
-            </w:pPr>
-            <w:r>
-              <w:rPr>
-                <w:rFonts w:ascii="Arial" w:hAnsi="Arial" w:eastAsia="Arial" w:cs="Arial"/>
-                <w:i w:val="false"/>
-                <w:b w:val="true"/>
-                <w:u w:val="none"/>
-                <w:strike w:val="false"/>
-                <w:sz w:val="24"/>
-                <w:szCs w:val="24"/>
-                <w:color w:val="063360"/>
-              </w:rPr>
-              <w:t xml:space="preserve">Baseline</w:t>
-            </w:r>
-          </w:p>
-        </w:tc>
-        <w:tc>
-          <w:tcPr>
-            <w:tcBorders>
-              <w:bottom w:val="single" w:sz="12" w:space="0" w:color="063360"/>
+                <w:b w:val="false"/>
+                <w:u w:val="none"/>
+                <w:strike w:val="false"/>
+                <w:sz w:val="21"/>
+                <w:szCs w:val="21"/>
+                <w:color w:val="000000"/>
+              </w:rPr>
+            </w:pPr>
+            <w:r>
+              <w:rPr>
+                <w:rFonts w:ascii="Arial" w:hAnsi="Arial" w:eastAsia="Arial" w:cs="Arial"/>
+                <w:i w:val="false"/>
+                <w:b w:val="false"/>
+                <w:u w:val="none"/>
+                <w:strike w:val="false"/>
+                <w:sz w:val="21"/>
+                <w:szCs w:val="21"/>
+                <w:color w:val="000000"/>
+              </w:rPr>
+              <w:t xml:space="preserve">3</w:t>
+            </w:r>
+          </w:p>
+        </w:tc>
+        <w:tc>
+          <w:tcPr>
+            <w:tcBorders>
+              <w:bottom w:val="single" w:sz="6" w:space="0" w:color="9AA8B8"/>
               <w:top w:val="single" w:sz="6" w:space="0" w:color="9AA8B8"/>
-              <w:left w:val="single" w:sz="6" w:space="0" w:color="9AA8B8"/>
-              <w:right w:val="single" w:sz="6" w:space="0" w:color="9AA8B8"/>
+              <w:left w:val="none" w:sz="0" w:space="0" w:color="000000"/>
+              <w:right w:val="none" w:sz="0" w:space="0" w:color="000000"/>
             </w:tcBorders>
             <w:shd w:val="clear" w:color="auto" w:fill="FFFFFF"/>
             <w:tcMar>
@@ -6004,7 +6336,7 @@
           </w:tcPr>
           <w:p>
             <w:pPr>
-              <w:jc w:val="center"/>
+              <w:jc w:val="left"/>
               <w:pBdr>
                 <w:bottom w:val="none" w:sz="0" w:space="0" w:color="000000"/>
                 <w:top w:val="none" w:sz="0" w:space="0" w:color="000000"/>
@@ -6016,36 +6348,36 @@
               <w:rPr>
                 <w:rFonts w:ascii="Arial" w:hAnsi="Arial" w:eastAsia="Arial" w:cs="Arial"/>
                 <w:i w:val="false"/>
-                <w:b w:val="true"/>
-                <w:u w:val="none"/>
-                <w:strike w:val="false"/>
-                <w:sz w:val="24"/>
-                <w:szCs w:val="24"/>
-                <w:color w:val="063360"/>
-              </w:rPr>
-            </w:pPr>
-            <w:r>
-              <w:rPr>
-                <w:rFonts w:ascii="Arial" w:hAnsi="Arial" w:eastAsia="Arial" w:cs="Arial"/>
-                <w:i w:val="false"/>
-                <w:b w:val="true"/>
-                <w:u w:val="none"/>
-                <w:strike w:val="false"/>
-                <w:sz w:val="24"/>
-                <w:szCs w:val="24"/>
-                <w:color w:val="063360"/>
-              </w:rPr>
-              <w:t xml:space="preserve">Comparison group</w:t>
-            </w:r>
-          </w:p>
-        </w:tc>
-        <w:tc>
-          <w:tcPr>
-            <w:tcBorders>
-              <w:bottom w:val="single" w:sz="12" w:space="0" w:color="063360"/>
+                <w:b w:val="false"/>
+                <w:u w:val="none"/>
+                <w:strike w:val="false"/>
+                <w:sz w:val="21"/>
+                <w:szCs w:val="21"/>
+                <w:color w:val="000000"/>
+              </w:rPr>
+            </w:pPr>
+            <w:r>
+              <w:rPr>
+                <w:rFonts w:ascii="Arial" w:hAnsi="Arial" w:eastAsia="Arial" w:cs="Arial"/>
+                <w:i w:val="false"/>
+                <w:b w:val="false"/>
+                <w:u w:val="none"/>
+                <w:strike w:val="false"/>
+                <w:sz w:val="21"/>
+                <w:szCs w:val="21"/>
+                <w:color w:val="000000"/>
+              </w:rPr>
+              <w:t xml:space="preserve"/>
+            </w:r>
+          </w:p>
+        </w:tc>
+        <w:tc>
+          <w:tcPr>
+            <w:tcBorders>
+              <w:bottom w:val="single" w:sz="6" w:space="0" w:color="9AA8B8"/>
               <w:top w:val="single" w:sz="6" w:space="0" w:color="9AA8B8"/>
-              <w:left w:val="single" w:sz="6" w:space="0" w:color="9AA8B8"/>
-              <w:right w:val="single" w:sz="12" w:space="0" w:color="063360"/>
+              <w:left w:val="none" w:sz="0" w:space="0" w:color="000000"/>
+              <w:right w:val="none" w:sz="0" w:space="0" w:color="000000"/>
             </w:tcBorders>
             <w:shd w:val="clear" w:color="auto" w:fill="FFFFFF"/>
             <w:tcMar>
@@ -6058,7 +6390,7 @@
           </w:tcPr>
           <w:p>
             <w:pPr>
-              <w:jc w:val="center"/>
+              <w:jc w:val="left"/>
               <w:pBdr>
                 <w:bottom w:val="none" w:sz="0" w:space="0" w:color="000000"/>
                 <w:top w:val="none" w:sz="0" w:space="0" w:color="000000"/>
@@ -6070,58 +6402,1195 @@
               <w:rPr>
                 <w:rFonts w:ascii="Arial" w:hAnsi="Arial" w:eastAsia="Arial" w:cs="Arial"/>
                 <w:i w:val="false"/>
-                <w:b w:val="true"/>
-                <w:u w:val="none"/>
-                <w:strike w:val="false"/>
-                <w:sz w:val="24"/>
-                <w:szCs w:val="24"/>
-                <w:color w:val="063360"/>
-              </w:rPr>
-            </w:pPr>
-            <w:r>
-              <w:rPr>
-                <w:rFonts w:ascii="Arial" w:hAnsi="Arial" w:eastAsia="Arial" w:cs="Arial"/>
-                <w:i w:val="false"/>
-                <w:b w:val="true"/>
-                <w:u w:val="none"/>
-                <w:strike w:val="false"/>
-                <w:sz w:val="24"/>
-                <w:szCs w:val="24"/>
-                <w:color w:val="063360"/>
-              </w:rPr>
-              <w:t xml:space="preserve">Standard error</w:t>
+                <w:b w:val="false"/>
+                <w:u w:val="none"/>
+                <w:strike w:val="false"/>
+                <w:sz w:val="21"/>
+                <w:szCs w:val="21"/>
+                <w:color w:val="000000"/>
+              </w:rPr>
+            </w:pPr>
+            <w:r>
+              <w:rPr>
+                <w:rFonts w:ascii="Arial" w:hAnsi="Arial" w:eastAsia="Arial" w:cs="Arial"/>
+                <w:i w:val="false"/>
+                <w:b w:val="false"/>
+                <w:u w:val="none"/>
+                <w:strike w:val="false"/>
+                <w:sz w:val="21"/>
+                <w:szCs w:val="21"/>
+                <w:color w:val="000000"/>
+              </w:rPr>
+              <w:t xml:space="preserve"/>
+            </w:r>
+          </w:p>
+        </w:tc>
+        <w:tc>
+          <w:tcPr>
+            <w:tcBorders>
+              <w:bottom w:val="single" w:sz="6" w:space="0" w:color="9AA8B8"/>
+              <w:top w:val="single" w:sz="6" w:space="0" w:color="9AA8B8"/>
+              <w:left w:val="none" w:sz="0" w:space="0" w:color="000000"/>
+              <w:right w:val="none" w:sz="0" w:space="0" w:color="000000"/>
+            </w:tcBorders>
+            <w:shd w:val="clear" w:color="auto" w:fill="FFFFFF"/>
+            <w:tcMar>
+              <w:top w:w="0" w:type="dxa"/>
+              <w:bottom w:w="0" w:type="dxa"/>
+              <w:left w:w="0" w:type="dxa"/>
+              <w:right w:w="0" w:type="dxa"/>
+            </w:tcMar>
+            <w:vAlign w:val="center"/>
+          </w:tcPr>
+          <w:p>
+            <w:pPr>
+              <w:jc w:val="left"/>
+              <w:pBdr>
+                <w:bottom w:val="none" w:sz="0" w:space="0" w:color="000000"/>
+                <w:top w:val="none" w:sz="0" w:space="0" w:color="000000"/>
+                <w:left w:val="none" w:sz="0" w:space="0" w:color="000000"/>
+                <w:right w:val="none" w:sz="0" w:space="0" w:color="000000"/>
+              </w:pBdr>
+              <w:spacing w:after="80" w:before="80" w:line="240"/>
+              <w:ind w:left="80" w:right="80" w:firstLine="0" w:firstLineChars="0"/>
+              <w:rPr>
+                <w:rFonts w:ascii="Arial" w:hAnsi="Arial" w:eastAsia="Arial" w:cs="Arial"/>
+                <w:i w:val="false"/>
+                <w:b w:val="false"/>
+                <w:u w:val="none"/>
+                <w:strike w:val="false"/>
+                <w:sz w:val="21"/>
+                <w:szCs w:val="21"/>
+                <w:color w:val="000000"/>
+              </w:rPr>
+            </w:pPr>
+            <w:r>
+              <w:rPr>
+                <w:rFonts w:ascii="Arial" w:hAnsi="Arial" w:eastAsia="Arial" w:cs="Arial"/>
+                <w:i w:val="false"/>
+                <w:b w:val="false"/>
+                <w:u w:val="none"/>
+                <w:strike w:val="false"/>
+                <w:sz w:val="21"/>
+                <w:szCs w:val="21"/>
+                <w:color w:val="000000"/>
+              </w:rPr>
+              <w:t xml:space="preserve"/>
+            </w:r>
+          </w:p>
+        </w:tc>
+      </w:tr>
+      <w:tr>
+        <w:trPr>
+          <w:trHeight w:val="792" w:hRule="atLeast"/>
+        </w:trPr>
+        body4
+        <w:tc>
+          <w:tcPr>
+            <w:tcBorders>
+              <w:bottom w:val="single" w:sz="6" w:space="0" w:color="9AA8B8"/>
+              <w:top w:val="single" w:sz="6" w:space="0" w:color="9AA8B8"/>
+              <w:left w:val="none" w:sz="0" w:space="0" w:color="000000"/>
+              <w:right w:val="none" w:sz="0" w:space="0" w:color="000000"/>
+            </w:tcBorders>
+            <w:shd w:val="clear" w:color="auto" w:fill="FFFFFF"/>
+            <w:tcMar>
+              <w:top w:w="0" w:type="dxa"/>
+              <w:bottom w:w="0" w:type="dxa"/>
+              <w:left w:w="0" w:type="dxa"/>
+              <w:right w:w="0" w:type="dxa"/>
+            </w:tcMar>
+            <w:vAlign w:val="center"/>
+          </w:tcPr>
+          <w:p>
+            <w:pPr>
+              <w:jc w:val="left"/>
+              <w:pBdr>
+                <w:bottom w:val="none" w:sz="0" w:space="0" w:color="000000"/>
+                <w:top w:val="none" w:sz="0" w:space="0" w:color="000000"/>
+                <w:left w:val="none" w:sz="0" w:space="0" w:color="000000"/>
+                <w:right w:val="none" w:sz="0" w:space="0" w:color="000000"/>
+              </w:pBdr>
+              <w:spacing w:after="80" w:before="80" w:line="240"/>
+              <w:ind w:left="80" w:right="80" w:firstLine="0" w:firstLineChars="0"/>
+              <w:rPr>
+                <w:rFonts w:ascii="Arial" w:hAnsi="Arial" w:eastAsia="Arial" w:cs="Arial"/>
+                <w:i w:val="false"/>
+                <w:b w:val="false"/>
+                <w:u w:val="none"/>
+                <w:strike w:val="false"/>
+                <w:sz w:val="21"/>
+                <w:szCs w:val="21"/>
+                <w:color w:val="000000"/>
+              </w:rPr>
+            </w:pPr>
+            <w:r>
+              <w:rPr>
+                <w:rFonts w:ascii="Arial" w:hAnsi="Arial" w:eastAsia="Arial" w:cs="Arial"/>
+                <w:i w:val="false"/>
+                <w:b w:val="false"/>
+                <w:u w:val="none"/>
+                <w:strike w:val="false"/>
+                <w:sz w:val="21"/>
+                <w:szCs w:val="21"/>
+                <w:color w:val="000000"/>
+              </w:rPr>
+              <w:t xml:space="preserve">4</w:t>
+            </w:r>
+          </w:p>
+        </w:tc>
+        <w:tc>
+          <w:tcPr>
+            <w:tcBorders>
+              <w:bottom w:val="single" w:sz="6" w:space="0" w:color="9AA8B8"/>
+              <w:top w:val="single" w:sz="6" w:space="0" w:color="9AA8B8"/>
+              <w:left w:val="none" w:sz="0" w:space="0" w:color="000000"/>
+              <w:right w:val="none" w:sz="0" w:space="0" w:color="000000"/>
+            </w:tcBorders>
+            <w:shd w:val="clear" w:color="auto" w:fill="FFFFFF"/>
+            <w:tcMar>
+              <w:top w:w="0" w:type="dxa"/>
+              <w:bottom w:w="0" w:type="dxa"/>
+              <w:left w:w="0" w:type="dxa"/>
+              <w:right w:w="0" w:type="dxa"/>
+            </w:tcMar>
+            <w:vAlign w:val="center"/>
+          </w:tcPr>
+          <w:p>
+            <w:pPr>
+              <w:jc w:val="left"/>
+              <w:pBdr>
+                <w:bottom w:val="none" w:sz="0" w:space="0" w:color="000000"/>
+                <w:top w:val="none" w:sz="0" w:space="0" w:color="000000"/>
+                <w:left w:val="none" w:sz="0" w:space="0" w:color="000000"/>
+                <w:right w:val="none" w:sz="0" w:space="0" w:color="000000"/>
+              </w:pBdr>
+              <w:spacing w:after="80" w:before="80" w:line="240"/>
+              <w:ind w:left="80" w:right="80" w:firstLine="0" w:firstLineChars="0"/>
+              <w:rPr>
+                <w:rFonts w:ascii="Arial" w:hAnsi="Arial" w:eastAsia="Arial" w:cs="Arial"/>
+                <w:i w:val="false"/>
+                <w:b w:val="false"/>
+                <w:u w:val="none"/>
+                <w:strike w:val="false"/>
+                <w:sz w:val="21"/>
+                <w:szCs w:val="21"/>
+                <w:color w:val="000000"/>
+              </w:rPr>
+            </w:pPr>
+            <w:r>
+              <w:rPr>
+                <w:rFonts w:ascii="Arial" w:hAnsi="Arial" w:eastAsia="Arial" w:cs="Arial"/>
+                <w:i w:val="false"/>
+                <w:b w:val="false"/>
+                <w:u w:val="none"/>
+                <w:strike w:val="false"/>
+                <w:sz w:val="21"/>
+                <w:szCs w:val="21"/>
+                <w:color w:val="000000"/>
+              </w:rPr>
+              <w:t xml:space="preserve"/>
+            </w:r>
+          </w:p>
+        </w:tc>
+        <w:tc>
+          <w:tcPr>
+            <w:tcBorders>
+              <w:bottom w:val="single" w:sz="6" w:space="0" w:color="9AA8B8"/>
+              <w:top w:val="single" w:sz="6" w:space="0" w:color="9AA8B8"/>
+              <w:left w:val="none" w:sz="0" w:space="0" w:color="000000"/>
+              <w:right w:val="none" w:sz="0" w:space="0" w:color="000000"/>
+            </w:tcBorders>
+            <w:shd w:val="clear" w:color="auto" w:fill="FFFFFF"/>
+            <w:tcMar>
+              <w:top w:w="0" w:type="dxa"/>
+              <w:bottom w:w="0" w:type="dxa"/>
+              <w:left w:w="0" w:type="dxa"/>
+              <w:right w:w="0" w:type="dxa"/>
+            </w:tcMar>
+            <w:vAlign w:val="center"/>
+          </w:tcPr>
+          <w:p>
+            <w:pPr>
+              <w:jc w:val="left"/>
+              <w:pBdr>
+                <w:bottom w:val="none" w:sz="0" w:space="0" w:color="000000"/>
+                <w:top w:val="none" w:sz="0" w:space="0" w:color="000000"/>
+                <w:left w:val="none" w:sz="0" w:space="0" w:color="000000"/>
+                <w:right w:val="none" w:sz="0" w:space="0" w:color="000000"/>
+              </w:pBdr>
+              <w:spacing w:after="80" w:before="80" w:line="240"/>
+              <w:ind w:left="80" w:right="80" w:firstLine="0" w:firstLineChars="0"/>
+              <w:rPr>
+                <w:rFonts w:ascii="Arial" w:hAnsi="Arial" w:eastAsia="Arial" w:cs="Arial"/>
+                <w:i w:val="false"/>
+                <w:b w:val="false"/>
+                <w:u w:val="none"/>
+                <w:strike w:val="false"/>
+                <w:sz w:val="21"/>
+                <w:szCs w:val="21"/>
+                <w:color w:val="000000"/>
+              </w:rPr>
+            </w:pPr>
+            <w:r>
+              <w:rPr>
+                <w:rFonts w:ascii="Arial" w:hAnsi="Arial" w:eastAsia="Arial" w:cs="Arial"/>
+                <w:i w:val="false"/>
+                <w:b w:val="false"/>
+                <w:u w:val="none"/>
+                <w:strike w:val="false"/>
+                <w:sz w:val="21"/>
+                <w:szCs w:val="21"/>
+                <w:color w:val="000000"/>
+              </w:rPr>
+              <w:t xml:space="preserve"/>
+            </w:r>
+          </w:p>
+        </w:tc>
+        <w:tc>
+          <w:tcPr>
+            <w:tcBorders>
+              <w:bottom w:val="single" w:sz="6" w:space="0" w:color="9AA8B8"/>
+              <w:top w:val="single" w:sz="6" w:space="0" w:color="9AA8B8"/>
+              <w:left w:val="none" w:sz="0" w:space="0" w:color="000000"/>
+              <w:right w:val="none" w:sz="0" w:space="0" w:color="000000"/>
+            </w:tcBorders>
+            <w:shd w:val="clear" w:color="auto" w:fill="FFFFFF"/>
+            <w:tcMar>
+              <w:top w:w="0" w:type="dxa"/>
+              <w:bottom w:w="0" w:type="dxa"/>
+              <w:left w:w="0" w:type="dxa"/>
+              <w:right w:w="0" w:type="dxa"/>
+            </w:tcMar>
+            <w:vAlign w:val="center"/>
+          </w:tcPr>
+          <w:p>
+            <w:pPr>
+              <w:jc w:val="left"/>
+              <w:pBdr>
+                <w:bottom w:val="none" w:sz="0" w:space="0" w:color="000000"/>
+                <w:top w:val="none" w:sz="0" w:space="0" w:color="000000"/>
+                <w:left w:val="none" w:sz="0" w:space="0" w:color="000000"/>
+                <w:right w:val="none" w:sz="0" w:space="0" w:color="000000"/>
+              </w:pBdr>
+              <w:spacing w:after="80" w:before="80" w:line="240"/>
+              <w:ind w:left="80" w:right="80" w:firstLine="0" w:firstLineChars="0"/>
+              <w:rPr>
+                <w:rFonts w:ascii="Arial" w:hAnsi="Arial" w:eastAsia="Arial" w:cs="Arial"/>
+                <w:i w:val="false"/>
+                <w:b w:val="false"/>
+                <w:u w:val="none"/>
+                <w:strike w:val="false"/>
+                <w:sz w:val="21"/>
+                <w:szCs w:val="21"/>
+                <w:color w:val="000000"/>
+              </w:rPr>
+            </w:pPr>
+            <w:r>
+              <w:rPr>
+                <w:rFonts w:ascii="Arial" w:hAnsi="Arial" w:eastAsia="Arial" w:cs="Arial"/>
+                <w:i w:val="false"/>
+                <w:b w:val="false"/>
+                <w:u w:val="none"/>
+                <w:strike w:val="false"/>
+                <w:sz w:val="21"/>
+                <w:szCs w:val="21"/>
+                <w:color w:val="000000"/>
+              </w:rPr>
+              <w:t xml:space="preserve"/>
+            </w:r>
+          </w:p>
+        </w:tc>
+      </w:tr>
+      <w:tr>
+        <w:trPr>
+          <w:trHeight w:val="792" w:hRule="atLeast"/>
+        </w:trPr>
+        body5
+        <w:tc>
+          <w:tcPr>
+            <w:tcBorders>
+              <w:bottom w:val="single" w:sz="6" w:space="0" w:color="9AA8B8"/>
+              <w:top w:val="single" w:sz="6" w:space="0" w:color="9AA8B8"/>
+              <w:left w:val="none" w:sz="0" w:space="0" w:color="000000"/>
+              <w:right w:val="none" w:sz="0" w:space="0" w:color="000000"/>
+            </w:tcBorders>
+            <w:shd w:val="clear" w:color="auto" w:fill="FFFFFF"/>
+            <w:tcMar>
+              <w:top w:w="0" w:type="dxa"/>
+              <w:bottom w:w="0" w:type="dxa"/>
+              <w:left w:w="0" w:type="dxa"/>
+              <w:right w:w="0" w:type="dxa"/>
+            </w:tcMar>
+            <w:vAlign w:val="center"/>
+          </w:tcPr>
+          <w:p>
+            <w:pPr>
+              <w:jc w:val="left"/>
+              <w:pBdr>
+                <w:bottom w:val="none" w:sz="0" w:space="0" w:color="000000"/>
+                <w:top w:val="none" w:sz="0" w:space="0" w:color="000000"/>
+                <w:left w:val="none" w:sz="0" w:space="0" w:color="000000"/>
+                <w:right w:val="none" w:sz="0" w:space="0" w:color="000000"/>
+              </w:pBdr>
+              <w:spacing w:after="80" w:before="80" w:line="240"/>
+              <w:ind w:left="80" w:right="80" w:firstLine="0" w:firstLineChars="0"/>
+              <w:rPr>
+                <w:rFonts w:ascii="Arial" w:hAnsi="Arial" w:eastAsia="Arial" w:cs="Arial"/>
+                <w:i w:val="false"/>
+                <w:b w:val="false"/>
+                <w:u w:val="none"/>
+                <w:strike w:val="false"/>
+                <w:sz w:val="21"/>
+                <w:szCs w:val="21"/>
+                <w:color w:val="000000"/>
+              </w:rPr>
+            </w:pPr>
+            <w:r>
+              <w:rPr>
+                <w:rFonts w:ascii="Arial" w:hAnsi="Arial" w:eastAsia="Arial" w:cs="Arial"/>
+                <w:i w:val="false"/>
+                <w:b w:val="false"/>
+                <w:u w:val="none"/>
+                <w:strike w:val="false"/>
+                <w:sz w:val="21"/>
+                <w:szCs w:val="21"/>
+                <w:color w:val="000000"/>
+              </w:rPr>
+              <w:t xml:space="preserve">5</w:t>
+            </w:r>
+          </w:p>
+        </w:tc>
+        <w:tc>
+          <w:tcPr>
+            <w:tcBorders>
+              <w:bottom w:val="single" w:sz="6" w:space="0" w:color="9AA8B8"/>
+              <w:top w:val="single" w:sz="6" w:space="0" w:color="9AA8B8"/>
+              <w:left w:val="none" w:sz="0" w:space="0" w:color="000000"/>
+              <w:right w:val="none" w:sz="0" w:space="0" w:color="000000"/>
+            </w:tcBorders>
+            <w:shd w:val="clear" w:color="auto" w:fill="FFFFFF"/>
+            <w:tcMar>
+              <w:top w:w="0" w:type="dxa"/>
+              <w:bottom w:w="0" w:type="dxa"/>
+              <w:left w:w="0" w:type="dxa"/>
+              <w:right w:w="0" w:type="dxa"/>
+            </w:tcMar>
+            <w:vAlign w:val="center"/>
+          </w:tcPr>
+          <w:p>
+            <w:pPr>
+              <w:jc w:val="left"/>
+              <w:pBdr>
+                <w:bottom w:val="none" w:sz="0" w:space="0" w:color="000000"/>
+                <w:top w:val="none" w:sz="0" w:space="0" w:color="000000"/>
+                <w:left w:val="none" w:sz="0" w:space="0" w:color="000000"/>
+                <w:right w:val="none" w:sz="0" w:space="0" w:color="000000"/>
+              </w:pBdr>
+              <w:spacing w:after="80" w:before="80" w:line="240"/>
+              <w:ind w:left="80" w:right="80" w:firstLine="0" w:firstLineChars="0"/>
+              <w:rPr>
+                <w:rFonts w:ascii="Arial" w:hAnsi="Arial" w:eastAsia="Arial" w:cs="Arial"/>
+                <w:i w:val="false"/>
+                <w:b w:val="false"/>
+                <w:u w:val="none"/>
+                <w:strike w:val="false"/>
+                <w:sz w:val="21"/>
+                <w:szCs w:val="21"/>
+                <w:color w:val="000000"/>
+              </w:rPr>
+            </w:pPr>
+            <w:r>
+              <w:rPr>
+                <w:rFonts w:ascii="Arial" w:hAnsi="Arial" w:eastAsia="Arial" w:cs="Arial"/>
+                <w:i w:val="false"/>
+                <w:b w:val="false"/>
+                <w:u w:val="none"/>
+                <w:strike w:val="false"/>
+                <w:sz w:val="21"/>
+                <w:szCs w:val="21"/>
+                <w:color w:val="000000"/>
+              </w:rPr>
+              <w:t xml:space="preserve"/>
+            </w:r>
+          </w:p>
+        </w:tc>
+        <w:tc>
+          <w:tcPr>
+            <w:tcBorders>
+              <w:bottom w:val="single" w:sz="6" w:space="0" w:color="9AA8B8"/>
+              <w:top w:val="single" w:sz="6" w:space="0" w:color="9AA8B8"/>
+              <w:left w:val="none" w:sz="0" w:space="0" w:color="000000"/>
+              <w:right w:val="none" w:sz="0" w:space="0" w:color="000000"/>
+            </w:tcBorders>
+            <w:shd w:val="clear" w:color="auto" w:fill="FFFFFF"/>
+            <w:tcMar>
+              <w:top w:w="0" w:type="dxa"/>
+              <w:bottom w:w="0" w:type="dxa"/>
+              <w:left w:w="0" w:type="dxa"/>
+              <w:right w:w="0" w:type="dxa"/>
+            </w:tcMar>
+            <w:vAlign w:val="center"/>
+          </w:tcPr>
+          <w:p>
+            <w:pPr>
+              <w:jc w:val="left"/>
+              <w:pBdr>
+                <w:bottom w:val="none" w:sz="0" w:space="0" w:color="000000"/>
+                <w:top w:val="none" w:sz="0" w:space="0" w:color="000000"/>
+                <w:left w:val="none" w:sz="0" w:space="0" w:color="000000"/>
+                <w:right w:val="none" w:sz="0" w:space="0" w:color="000000"/>
+              </w:pBdr>
+              <w:spacing w:after="80" w:before="80" w:line="240"/>
+              <w:ind w:left="80" w:right="80" w:firstLine="0" w:firstLineChars="0"/>
+              <w:rPr>
+                <w:rFonts w:ascii="Arial" w:hAnsi="Arial" w:eastAsia="Arial" w:cs="Arial"/>
+                <w:i w:val="false"/>
+                <w:b w:val="false"/>
+                <w:u w:val="none"/>
+                <w:strike w:val="false"/>
+                <w:sz w:val="21"/>
+                <w:szCs w:val="21"/>
+                <w:color w:val="000000"/>
+              </w:rPr>
+            </w:pPr>
+            <w:r>
+              <w:rPr>
+                <w:rFonts w:ascii="Arial" w:hAnsi="Arial" w:eastAsia="Arial" w:cs="Arial"/>
+                <w:i w:val="false"/>
+                <w:b w:val="false"/>
+                <w:u w:val="none"/>
+                <w:strike w:val="false"/>
+                <w:sz w:val="21"/>
+                <w:szCs w:val="21"/>
+                <w:color w:val="000000"/>
+              </w:rPr>
+              <w:t xml:space="preserve"/>
+            </w:r>
+          </w:p>
+        </w:tc>
+        <w:tc>
+          <w:tcPr>
+            <w:tcBorders>
+              <w:bottom w:val="single" w:sz="6" w:space="0" w:color="9AA8B8"/>
+              <w:top w:val="single" w:sz="6" w:space="0" w:color="9AA8B8"/>
+              <w:left w:val="none" w:sz="0" w:space="0" w:color="000000"/>
+              <w:right w:val="none" w:sz="0" w:space="0" w:color="000000"/>
+            </w:tcBorders>
+            <w:shd w:val="clear" w:color="auto" w:fill="FFFFFF"/>
+            <w:tcMar>
+              <w:top w:w="0" w:type="dxa"/>
+              <w:bottom w:w="0" w:type="dxa"/>
+              <w:left w:w="0" w:type="dxa"/>
+              <w:right w:w="0" w:type="dxa"/>
+            </w:tcMar>
+            <w:vAlign w:val="center"/>
+          </w:tcPr>
+          <w:p>
+            <w:pPr>
+              <w:jc w:val="left"/>
+              <w:pBdr>
+                <w:bottom w:val="none" w:sz="0" w:space="0" w:color="000000"/>
+                <w:top w:val="none" w:sz="0" w:space="0" w:color="000000"/>
+                <w:left w:val="none" w:sz="0" w:space="0" w:color="000000"/>
+                <w:right w:val="none" w:sz="0" w:space="0" w:color="000000"/>
+              </w:pBdr>
+              <w:spacing w:after="80" w:before="80" w:line="240"/>
+              <w:ind w:left="80" w:right="80" w:firstLine="0" w:firstLineChars="0"/>
+              <w:rPr>
+                <w:rFonts w:ascii="Arial" w:hAnsi="Arial" w:eastAsia="Arial" w:cs="Arial"/>
+                <w:i w:val="false"/>
+                <w:b w:val="false"/>
+                <w:u w:val="none"/>
+                <w:strike w:val="false"/>
+                <w:sz w:val="21"/>
+                <w:szCs w:val="21"/>
+                <w:color w:val="000000"/>
+              </w:rPr>
+            </w:pPr>
+            <w:r>
+              <w:rPr>
+                <w:rFonts w:ascii="Arial" w:hAnsi="Arial" w:eastAsia="Arial" w:cs="Arial"/>
+                <w:i w:val="false"/>
+                <w:b w:val="false"/>
+                <w:u w:val="none"/>
+                <w:strike w:val="false"/>
+                <w:sz w:val="21"/>
+                <w:szCs w:val="21"/>
+                <w:color w:val="000000"/>
+              </w:rPr>
+              <w:t xml:space="preserve"/>
+            </w:r>
+          </w:p>
+        </w:tc>
+      </w:tr>
+      <w:tr>
+        <w:trPr>
+          <w:trHeight w:val="792" w:hRule="atLeast"/>
+        </w:trPr>
+        body6
+        <w:tc>
+          <w:tcPr>
+            <w:tcBorders>
+              <w:bottom w:val="single" w:sz="6" w:space="0" w:color="9AA8B8"/>
+              <w:top w:val="single" w:sz="6" w:space="0" w:color="9AA8B8"/>
+              <w:left w:val="none" w:sz="0" w:space="0" w:color="000000"/>
+              <w:right w:val="none" w:sz="0" w:space="0" w:color="000000"/>
+            </w:tcBorders>
+            <w:shd w:val="clear" w:color="auto" w:fill="FFFFFF"/>
+            <w:tcMar>
+              <w:top w:w="0" w:type="dxa"/>
+              <w:bottom w:w="0" w:type="dxa"/>
+              <w:left w:w="0" w:type="dxa"/>
+              <w:right w:w="0" w:type="dxa"/>
+            </w:tcMar>
+            <w:vAlign w:val="center"/>
+          </w:tcPr>
+          <w:p>
+            <w:pPr>
+              <w:jc w:val="left"/>
+              <w:pBdr>
+                <w:bottom w:val="none" w:sz="0" w:space="0" w:color="000000"/>
+                <w:top w:val="none" w:sz="0" w:space="0" w:color="000000"/>
+                <w:left w:val="none" w:sz="0" w:space="0" w:color="000000"/>
+                <w:right w:val="none" w:sz="0" w:space="0" w:color="000000"/>
+              </w:pBdr>
+              <w:spacing w:after="80" w:before="80" w:line="240"/>
+              <w:ind w:left="80" w:right="80" w:firstLine="0" w:firstLineChars="0"/>
+              <w:rPr>
+                <w:rFonts w:ascii="Arial" w:hAnsi="Arial" w:eastAsia="Arial" w:cs="Arial"/>
+                <w:i w:val="false"/>
+                <w:b w:val="false"/>
+                <w:u w:val="none"/>
+                <w:strike w:val="false"/>
+                <w:sz w:val="21"/>
+                <w:szCs w:val="21"/>
+                <w:color w:val="000000"/>
+              </w:rPr>
+            </w:pPr>
+            <w:r>
+              <w:rPr>
+                <w:rFonts w:ascii="Arial" w:hAnsi="Arial" w:eastAsia="Arial" w:cs="Arial"/>
+                <w:i w:val="false"/>
+                <w:b w:val="false"/>
+                <w:u w:val="none"/>
+                <w:strike w:val="false"/>
+                <w:sz w:val="21"/>
+                <w:szCs w:val="21"/>
+                <w:color w:val="000000"/>
+              </w:rPr>
+              <w:t xml:space="preserve">6</w:t>
+            </w:r>
+          </w:p>
+        </w:tc>
+        <w:tc>
+          <w:tcPr>
+            <w:tcBorders>
+              <w:bottom w:val="single" w:sz="6" w:space="0" w:color="9AA8B8"/>
+              <w:top w:val="single" w:sz="6" w:space="0" w:color="9AA8B8"/>
+              <w:left w:val="none" w:sz="0" w:space="0" w:color="000000"/>
+              <w:right w:val="none" w:sz="0" w:space="0" w:color="000000"/>
+            </w:tcBorders>
+            <w:shd w:val="clear" w:color="auto" w:fill="FFFFFF"/>
+            <w:tcMar>
+              <w:top w:w="0" w:type="dxa"/>
+              <w:bottom w:w="0" w:type="dxa"/>
+              <w:left w:w="0" w:type="dxa"/>
+              <w:right w:w="0" w:type="dxa"/>
+            </w:tcMar>
+            <w:vAlign w:val="center"/>
+          </w:tcPr>
+          <w:p>
+            <w:pPr>
+              <w:jc w:val="left"/>
+              <w:pBdr>
+                <w:bottom w:val="none" w:sz="0" w:space="0" w:color="000000"/>
+                <w:top w:val="none" w:sz="0" w:space="0" w:color="000000"/>
+                <w:left w:val="none" w:sz="0" w:space="0" w:color="000000"/>
+                <w:right w:val="none" w:sz="0" w:space="0" w:color="000000"/>
+              </w:pBdr>
+              <w:spacing w:after="80" w:before="80" w:line="240"/>
+              <w:ind w:left="80" w:right="80" w:firstLine="0" w:firstLineChars="0"/>
+              <w:rPr>
+                <w:rFonts w:ascii="Arial" w:hAnsi="Arial" w:eastAsia="Arial" w:cs="Arial"/>
+                <w:i w:val="false"/>
+                <w:b w:val="false"/>
+                <w:u w:val="none"/>
+                <w:strike w:val="false"/>
+                <w:sz w:val="21"/>
+                <w:szCs w:val="21"/>
+                <w:color w:val="000000"/>
+              </w:rPr>
+            </w:pPr>
+            <w:r>
+              <w:rPr>
+                <w:rFonts w:ascii="Arial" w:hAnsi="Arial" w:eastAsia="Arial" w:cs="Arial"/>
+                <w:i w:val="false"/>
+                <w:b w:val="false"/>
+                <w:u w:val="none"/>
+                <w:strike w:val="false"/>
+                <w:sz w:val="21"/>
+                <w:szCs w:val="21"/>
+                <w:color w:val="000000"/>
+              </w:rPr>
+              <w:t xml:space="preserve"/>
+            </w:r>
+          </w:p>
+        </w:tc>
+        <w:tc>
+          <w:tcPr>
+            <w:tcBorders>
+              <w:bottom w:val="single" w:sz="6" w:space="0" w:color="9AA8B8"/>
+              <w:top w:val="single" w:sz="6" w:space="0" w:color="9AA8B8"/>
+              <w:left w:val="none" w:sz="0" w:space="0" w:color="000000"/>
+              <w:right w:val="none" w:sz="0" w:space="0" w:color="000000"/>
+            </w:tcBorders>
+            <w:shd w:val="clear" w:color="auto" w:fill="FFFFFF"/>
+            <w:tcMar>
+              <w:top w:w="0" w:type="dxa"/>
+              <w:bottom w:w="0" w:type="dxa"/>
+              <w:left w:w="0" w:type="dxa"/>
+              <w:right w:w="0" w:type="dxa"/>
+            </w:tcMar>
+            <w:vAlign w:val="center"/>
+          </w:tcPr>
+          <w:p>
+            <w:pPr>
+              <w:jc w:val="left"/>
+              <w:pBdr>
+                <w:bottom w:val="none" w:sz="0" w:space="0" w:color="000000"/>
+                <w:top w:val="none" w:sz="0" w:space="0" w:color="000000"/>
+                <w:left w:val="none" w:sz="0" w:space="0" w:color="000000"/>
+                <w:right w:val="none" w:sz="0" w:space="0" w:color="000000"/>
+              </w:pBdr>
+              <w:spacing w:after="80" w:before="80" w:line="240"/>
+              <w:ind w:left="80" w:right="80" w:firstLine="0" w:firstLineChars="0"/>
+              <w:rPr>
+                <w:rFonts w:ascii="Arial" w:hAnsi="Arial" w:eastAsia="Arial" w:cs="Arial"/>
+                <w:i w:val="false"/>
+                <w:b w:val="false"/>
+                <w:u w:val="none"/>
+                <w:strike w:val="false"/>
+                <w:sz w:val="21"/>
+                <w:szCs w:val="21"/>
+                <w:color w:val="000000"/>
+              </w:rPr>
+            </w:pPr>
+            <w:r>
+              <w:rPr>
+                <w:rFonts w:ascii="Arial" w:hAnsi="Arial" w:eastAsia="Arial" w:cs="Arial"/>
+                <w:i w:val="false"/>
+                <w:b w:val="false"/>
+                <w:u w:val="none"/>
+                <w:strike w:val="false"/>
+                <w:sz w:val="21"/>
+                <w:szCs w:val="21"/>
+                <w:color w:val="000000"/>
+              </w:rPr>
+              <w:t xml:space="preserve"/>
+            </w:r>
+          </w:p>
+        </w:tc>
+        <w:tc>
+          <w:tcPr>
+            <w:tcBorders>
+              <w:bottom w:val="single" w:sz="6" w:space="0" w:color="9AA8B8"/>
+              <w:top w:val="single" w:sz="6" w:space="0" w:color="9AA8B8"/>
+              <w:left w:val="none" w:sz="0" w:space="0" w:color="000000"/>
+              <w:right w:val="none" w:sz="0" w:space="0" w:color="000000"/>
+            </w:tcBorders>
+            <w:shd w:val="clear" w:color="auto" w:fill="FFFFFF"/>
+            <w:tcMar>
+              <w:top w:w="0" w:type="dxa"/>
+              <w:bottom w:w="0" w:type="dxa"/>
+              <w:left w:w="0" w:type="dxa"/>
+              <w:right w:w="0" w:type="dxa"/>
+            </w:tcMar>
+            <w:vAlign w:val="center"/>
+          </w:tcPr>
+          <w:p>
+            <w:pPr>
+              <w:jc w:val="left"/>
+              <w:pBdr>
+                <w:bottom w:val="none" w:sz="0" w:space="0" w:color="000000"/>
+                <w:top w:val="none" w:sz="0" w:space="0" w:color="000000"/>
+                <w:left w:val="none" w:sz="0" w:space="0" w:color="000000"/>
+                <w:right w:val="none" w:sz="0" w:space="0" w:color="000000"/>
+              </w:pBdr>
+              <w:spacing w:after="80" w:before="80" w:line="240"/>
+              <w:ind w:left="80" w:right="80" w:firstLine="0" w:firstLineChars="0"/>
+              <w:rPr>
+                <w:rFonts w:ascii="Arial" w:hAnsi="Arial" w:eastAsia="Arial" w:cs="Arial"/>
+                <w:i w:val="false"/>
+                <w:b w:val="false"/>
+                <w:u w:val="none"/>
+                <w:strike w:val="false"/>
+                <w:sz w:val="21"/>
+                <w:szCs w:val="21"/>
+                <w:color w:val="000000"/>
+              </w:rPr>
+            </w:pPr>
+            <w:r>
+              <w:rPr>
+                <w:rFonts w:ascii="Arial" w:hAnsi="Arial" w:eastAsia="Arial" w:cs="Arial"/>
+                <w:i w:val="false"/>
+                <w:b w:val="false"/>
+                <w:u w:val="none"/>
+                <w:strike w:val="false"/>
+                <w:sz w:val="21"/>
+                <w:szCs w:val="21"/>
+                <w:color w:val="000000"/>
+              </w:rPr>
+              <w:t xml:space="preserve"/>
+            </w:r>
+          </w:p>
+        </w:tc>
+      </w:tr>
+      <w:tr>
+        <w:trPr>
+          <w:trHeight w:val="792" w:hRule="atLeast"/>
+        </w:trPr>
+        body7
+        <w:tc>
+          <w:tcPr>
+            <w:tcBorders>
+              <w:bottom w:val="single" w:sz="6" w:space="0" w:color="9AA8B8"/>
+              <w:top w:val="single" w:sz="6" w:space="0" w:color="9AA8B8"/>
+              <w:left w:val="none" w:sz="0" w:space="0" w:color="000000"/>
+              <w:right w:val="none" w:sz="0" w:space="0" w:color="000000"/>
+            </w:tcBorders>
+            <w:shd w:val="clear" w:color="auto" w:fill="FFFFFF"/>
+            <w:tcMar>
+              <w:top w:w="0" w:type="dxa"/>
+              <w:bottom w:w="0" w:type="dxa"/>
+              <w:left w:w="0" w:type="dxa"/>
+              <w:right w:w="0" w:type="dxa"/>
+            </w:tcMar>
+            <w:vAlign w:val="center"/>
+          </w:tcPr>
+          <w:p>
+            <w:pPr>
+              <w:jc w:val="left"/>
+              <w:pBdr>
+                <w:bottom w:val="none" w:sz="0" w:space="0" w:color="000000"/>
+                <w:top w:val="none" w:sz="0" w:space="0" w:color="000000"/>
+                <w:left w:val="none" w:sz="0" w:space="0" w:color="000000"/>
+                <w:right w:val="none" w:sz="0" w:space="0" w:color="000000"/>
+              </w:pBdr>
+              <w:spacing w:after="80" w:before="80" w:line="240"/>
+              <w:ind w:left="80" w:right="80" w:firstLine="0" w:firstLineChars="0"/>
+              <w:rPr>
+                <w:rFonts w:ascii="Arial" w:hAnsi="Arial" w:eastAsia="Arial" w:cs="Arial"/>
+                <w:i w:val="false"/>
+                <w:b w:val="false"/>
+                <w:u w:val="none"/>
+                <w:strike w:val="false"/>
+                <w:sz w:val="21"/>
+                <w:szCs w:val="21"/>
+                <w:color w:val="000000"/>
+              </w:rPr>
+            </w:pPr>
+            <w:r>
+              <w:rPr>
+                <w:rFonts w:ascii="Arial" w:hAnsi="Arial" w:eastAsia="Arial" w:cs="Arial"/>
+                <w:i w:val="false"/>
+                <w:b w:val="false"/>
+                <w:u w:val="none"/>
+                <w:strike w:val="false"/>
+                <w:sz w:val="21"/>
+                <w:szCs w:val="21"/>
+                <w:color w:val="000000"/>
+              </w:rPr>
+              <w:t xml:space="preserve">7</w:t>
+            </w:r>
+          </w:p>
+        </w:tc>
+        <w:tc>
+          <w:tcPr>
+            <w:tcBorders>
+              <w:bottom w:val="single" w:sz="6" w:space="0" w:color="9AA8B8"/>
+              <w:top w:val="single" w:sz="6" w:space="0" w:color="9AA8B8"/>
+              <w:left w:val="none" w:sz="0" w:space="0" w:color="000000"/>
+              <w:right w:val="none" w:sz="0" w:space="0" w:color="000000"/>
+            </w:tcBorders>
+            <w:shd w:val="clear" w:color="auto" w:fill="FFFFFF"/>
+            <w:tcMar>
+              <w:top w:w="0" w:type="dxa"/>
+              <w:bottom w:w="0" w:type="dxa"/>
+              <w:left w:w="0" w:type="dxa"/>
+              <w:right w:w="0" w:type="dxa"/>
+            </w:tcMar>
+            <w:vAlign w:val="center"/>
+          </w:tcPr>
+          <w:p>
+            <w:pPr>
+              <w:jc w:val="left"/>
+              <w:pBdr>
+                <w:bottom w:val="none" w:sz="0" w:space="0" w:color="000000"/>
+                <w:top w:val="none" w:sz="0" w:space="0" w:color="000000"/>
+                <w:left w:val="none" w:sz="0" w:space="0" w:color="000000"/>
+                <w:right w:val="none" w:sz="0" w:space="0" w:color="000000"/>
+              </w:pBdr>
+              <w:spacing w:after="80" w:before="80" w:line="240"/>
+              <w:ind w:left="80" w:right="80" w:firstLine="0" w:firstLineChars="0"/>
+              <w:rPr>
+                <w:rFonts w:ascii="Arial" w:hAnsi="Arial" w:eastAsia="Arial" w:cs="Arial"/>
+                <w:i w:val="false"/>
+                <w:b w:val="false"/>
+                <w:u w:val="none"/>
+                <w:strike w:val="false"/>
+                <w:sz w:val="21"/>
+                <w:szCs w:val="21"/>
+                <w:color w:val="000000"/>
+              </w:rPr>
+            </w:pPr>
+            <w:r>
+              <w:rPr>
+                <w:rFonts w:ascii="Arial" w:hAnsi="Arial" w:eastAsia="Arial" w:cs="Arial"/>
+                <w:i w:val="false"/>
+                <w:b w:val="false"/>
+                <w:u w:val="none"/>
+                <w:strike w:val="false"/>
+                <w:sz w:val="21"/>
+                <w:szCs w:val="21"/>
+                <w:color w:val="000000"/>
+              </w:rPr>
+              <w:t xml:space="preserve"/>
+            </w:r>
+          </w:p>
+        </w:tc>
+        <w:tc>
+          <w:tcPr>
+            <w:tcBorders>
+              <w:bottom w:val="single" w:sz="6" w:space="0" w:color="9AA8B8"/>
+              <w:top w:val="single" w:sz="6" w:space="0" w:color="9AA8B8"/>
+              <w:left w:val="none" w:sz="0" w:space="0" w:color="000000"/>
+              <w:right w:val="none" w:sz="0" w:space="0" w:color="000000"/>
+            </w:tcBorders>
+            <w:shd w:val="clear" w:color="auto" w:fill="FFFFFF"/>
+            <w:tcMar>
+              <w:top w:w="0" w:type="dxa"/>
+              <w:bottom w:w="0" w:type="dxa"/>
+              <w:left w:w="0" w:type="dxa"/>
+              <w:right w:w="0" w:type="dxa"/>
+            </w:tcMar>
+            <w:vAlign w:val="center"/>
+          </w:tcPr>
+          <w:p>
+            <w:pPr>
+              <w:jc w:val="left"/>
+              <w:pBdr>
+                <w:bottom w:val="none" w:sz="0" w:space="0" w:color="000000"/>
+                <w:top w:val="none" w:sz="0" w:space="0" w:color="000000"/>
+                <w:left w:val="none" w:sz="0" w:space="0" w:color="000000"/>
+                <w:right w:val="none" w:sz="0" w:space="0" w:color="000000"/>
+              </w:pBdr>
+              <w:spacing w:after="80" w:before="80" w:line="240"/>
+              <w:ind w:left="80" w:right="80" w:firstLine="0" w:firstLineChars="0"/>
+              <w:rPr>
+                <w:rFonts w:ascii="Arial" w:hAnsi="Arial" w:eastAsia="Arial" w:cs="Arial"/>
+                <w:i w:val="false"/>
+                <w:b w:val="false"/>
+                <w:u w:val="none"/>
+                <w:strike w:val="false"/>
+                <w:sz w:val="21"/>
+                <w:szCs w:val="21"/>
+                <w:color w:val="000000"/>
+              </w:rPr>
+            </w:pPr>
+            <w:r>
+              <w:rPr>
+                <w:rFonts w:ascii="Arial" w:hAnsi="Arial" w:eastAsia="Arial" w:cs="Arial"/>
+                <w:i w:val="false"/>
+                <w:b w:val="false"/>
+                <w:u w:val="none"/>
+                <w:strike w:val="false"/>
+                <w:sz w:val="21"/>
+                <w:szCs w:val="21"/>
+                <w:color w:val="000000"/>
+              </w:rPr>
+              <w:t xml:space="preserve"/>
+            </w:r>
+          </w:p>
+        </w:tc>
+        <w:tc>
+          <w:tcPr>
+            <w:tcBorders>
+              <w:bottom w:val="single" w:sz="6" w:space="0" w:color="9AA8B8"/>
+              <w:top w:val="single" w:sz="6" w:space="0" w:color="9AA8B8"/>
+              <w:left w:val="none" w:sz="0" w:space="0" w:color="000000"/>
+              <w:right w:val="none" w:sz="0" w:space="0" w:color="000000"/>
+            </w:tcBorders>
+            <w:shd w:val="clear" w:color="auto" w:fill="FFFFFF"/>
+            <w:tcMar>
+              <w:top w:w="0" w:type="dxa"/>
+              <w:bottom w:w="0" w:type="dxa"/>
+              <w:left w:w="0" w:type="dxa"/>
+              <w:right w:w="0" w:type="dxa"/>
+            </w:tcMar>
+            <w:vAlign w:val="center"/>
+          </w:tcPr>
+          <w:p>
+            <w:pPr>
+              <w:jc w:val="left"/>
+              <w:pBdr>
+                <w:bottom w:val="none" w:sz="0" w:space="0" w:color="000000"/>
+                <w:top w:val="none" w:sz="0" w:space="0" w:color="000000"/>
+                <w:left w:val="none" w:sz="0" w:space="0" w:color="000000"/>
+                <w:right w:val="none" w:sz="0" w:space="0" w:color="000000"/>
+              </w:pBdr>
+              <w:spacing w:after="80" w:before="80" w:line="240"/>
+              <w:ind w:left="80" w:right="80" w:firstLine="0" w:firstLineChars="0"/>
+              <w:rPr>
+                <w:rFonts w:ascii="Arial" w:hAnsi="Arial" w:eastAsia="Arial" w:cs="Arial"/>
+                <w:i w:val="false"/>
+                <w:b w:val="false"/>
+                <w:u w:val="none"/>
+                <w:strike w:val="false"/>
+                <w:sz w:val="21"/>
+                <w:szCs w:val="21"/>
+                <w:color w:val="000000"/>
+              </w:rPr>
+            </w:pPr>
+            <w:r>
+              <w:rPr>
+                <w:rFonts w:ascii="Arial" w:hAnsi="Arial" w:eastAsia="Arial" w:cs="Arial"/>
+                <w:i w:val="false"/>
+                <w:b w:val="false"/>
+                <w:u w:val="none"/>
+                <w:strike w:val="false"/>
+                <w:sz w:val="21"/>
+                <w:szCs w:val="21"/>
+                <w:color w:val="000000"/>
+              </w:rPr>
+              <w:t xml:space="preserve"/>
+            </w:r>
+          </w:p>
+        </w:tc>
+      </w:tr>
+      <w:tr>
+        <w:trPr>
+          <w:trHeight w:val="792" w:hRule="atLeast"/>
+        </w:trPr>
+        body8
+        <w:tc>
+          <w:tcPr>
+            <w:tcBorders>
+              <w:bottom w:val="single" w:sz="6" w:space="0" w:color="9AA8B8"/>
+              <w:top w:val="single" w:sz="6" w:space="0" w:color="9AA8B8"/>
+              <w:left w:val="none" w:sz="0" w:space="0" w:color="000000"/>
+              <w:right w:val="none" w:sz="0" w:space="0" w:color="000000"/>
+            </w:tcBorders>
+            <w:shd w:val="clear" w:color="auto" w:fill="FFFFFF"/>
+            <w:tcMar>
+              <w:top w:w="0" w:type="dxa"/>
+              <w:bottom w:w="0" w:type="dxa"/>
+              <w:left w:w="0" w:type="dxa"/>
+              <w:right w:w="0" w:type="dxa"/>
+            </w:tcMar>
+            <w:vAlign w:val="center"/>
+          </w:tcPr>
+          <w:p>
+            <w:pPr>
+              <w:jc w:val="left"/>
+              <w:pBdr>
+                <w:bottom w:val="none" w:sz="0" w:space="0" w:color="000000"/>
+                <w:top w:val="none" w:sz="0" w:space="0" w:color="000000"/>
+                <w:left w:val="none" w:sz="0" w:space="0" w:color="000000"/>
+                <w:right w:val="none" w:sz="0" w:space="0" w:color="000000"/>
+              </w:pBdr>
+              <w:spacing w:after="80" w:before="80" w:line="240"/>
+              <w:ind w:left="80" w:right="80" w:firstLine="0" w:firstLineChars="0"/>
+              <w:rPr>
+                <w:rFonts w:ascii="Arial" w:hAnsi="Arial" w:eastAsia="Arial" w:cs="Arial"/>
+                <w:i w:val="false"/>
+                <w:b w:val="false"/>
+                <w:u w:val="none"/>
+                <w:strike w:val="false"/>
+                <w:sz w:val="21"/>
+                <w:szCs w:val="21"/>
+                <w:color w:val="000000"/>
+              </w:rPr>
+            </w:pPr>
+            <w:r>
+              <w:rPr>
+                <w:rFonts w:ascii="Arial" w:hAnsi="Arial" w:eastAsia="Arial" w:cs="Arial"/>
+                <w:i w:val="false"/>
+                <w:b w:val="false"/>
+                <w:u w:val="none"/>
+                <w:strike w:val="false"/>
+                <w:sz w:val="21"/>
+                <w:szCs w:val="21"/>
+                <w:color w:val="000000"/>
+              </w:rPr>
+              <w:t xml:space="preserve">8</w:t>
+            </w:r>
+          </w:p>
+        </w:tc>
+        <w:tc>
+          <w:tcPr>
+            <w:tcBorders>
+              <w:bottom w:val="single" w:sz="6" w:space="0" w:color="9AA8B8"/>
+              <w:top w:val="single" w:sz="6" w:space="0" w:color="9AA8B8"/>
+              <w:left w:val="none" w:sz="0" w:space="0" w:color="000000"/>
+              <w:right w:val="none" w:sz="0" w:space="0" w:color="000000"/>
+            </w:tcBorders>
+            <w:shd w:val="clear" w:color="auto" w:fill="FFFFFF"/>
+            <w:tcMar>
+              <w:top w:w="0" w:type="dxa"/>
+              <w:bottom w:w="0" w:type="dxa"/>
+              <w:left w:w="0" w:type="dxa"/>
+              <w:right w:w="0" w:type="dxa"/>
+            </w:tcMar>
+            <w:vAlign w:val="center"/>
+          </w:tcPr>
+          <w:p>
+            <w:pPr>
+              <w:jc w:val="left"/>
+              <w:pBdr>
+                <w:bottom w:val="none" w:sz="0" w:space="0" w:color="000000"/>
+                <w:top w:val="none" w:sz="0" w:space="0" w:color="000000"/>
+                <w:left w:val="none" w:sz="0" w:space="0" w:color="000000"/>
+                <w:right w:val="none" w:sz="0" w:space="0" w:color="000000"/>
+              </w:pBdr>
+              <w:spacing w:after="80" w:before="80" w:line="240"/>
+              <w:ind w:left="80" w:right="80" w:firstLine="0" w:firstLineChars="0"/>
+              <w:rPr>
+                <w:rFonts w:ascii="Arial" w:hAnsi="Arial" w:eastAsia="Arial" w:cs="Arial"/>
+                <w:i w:val="false"/>
+                <w:b w:val="false"/>
+                <w:u w:val="none"/>
+                <w:strike w:val="false"/>
+                <w:sz w:val="21"/>
+                <w:szCs w:val="21"/>
+                <w:color w:val="000000"/>
+              </w:rPr>
+            </w:pPr>
+            <w:r>
+              <w:rPr>
+                <w:rFonts w:ascii="Arial" w:hAnsi="Arial" w:eastAsia="Arial" w:cs="Arial"/>
+                <w:i w:val="false"/>
+                <w:b w:val="false"/>
+                <w:u w:val="none"/>
+                <w:strike w:val="false"/>
+                <w:sz w:val="21"/>
+                <w:szCs w:val="21"/>
+                <w:color w:val="000000"/>
+              </w:rPr>
+              <w:t xml:space="preserve"/>
+            </w:r>
+          </w:p>
+        </w:tc>
+        <w:tc>
+          <w:tcPr>
+            <w:tcBorders>
+              <w:bottom w:val="single" w:sz="6" w:space="0" w:color="9AA8B8"/>
+              <w:top w:val="single" w:sz="6" w:space="0" w:color="9AA8B8"/>
+              <w:left w:val="none" w:sz="0" w:space="0" w:color="000000"/>
+              <w:right w:val="none" w:sz="0" w:space="0" w:color="000000"/>
+            </w:tcBorders>
+            <w:shd w:val="clear" w:color="auto" w:fill="FFFFFF"/>
+            <w:tcMar>
+              <w:top w:w="0" w:type="dxa"/>
+              <w:bottom w:w="0" w:type="dxa"/>
+              <w:left w:w="0" w:type="dxa"/>
+              <w:right w:w="0" w:type="dxa"/>
+            </w:tcMar>
+            <w:vAlign w:val="center"/>
+          </w:tcPr>
+          <w:p>
+            <w:pPr>
+              <w:jc w:val="left"/>
+              <w:pBdr>
+                <w:bottom w:val="none" w:sz="0" w:space="0" w:color="000000"/>
+                <w:top w:val="none" w:sz="0" w:space="0" w:color="000000"/>
+                <w:left w:val="none" w:sz="0" w:space="0" w:color="000000"/>
+                <w:right w:val="none" w:sz="0" w:space="0" w:color="000000"/>
+              </w:pBdr>
+              <w:spacing w:after="80" w:before="80" w:line="240"/>
+              <w:ind w:left="80" w:right="80" w:firstLine="0" w:firstLineChars="0"/>
+              <w:rPr>
+                <w:rFonts w:ascii="Arial" w:hAnsi="Arial" w:eastAsia="Arial" w:cs="Arial"/>
+                <w:i w:val="false"/>
+                <w:b w:val="false"/>
+                <w:u w:val="none"/>
+                <w:strike w:val="false"/>
+                <w:sz w:val="21"/>
+                <w:szCs w:val="21"/>
+                <w:color w:val="000000"/>
+              </w:rPr>
+            </w:pPr>
+            <w:r>
+              <w:rPr>
+                <w:rFonts w:ascii="Arial" w:hAnsi="Arial" w:eastAsia="Arial" w:cs="Arial"/>
+                <w:i w:val="false"/>
+                <w:b w:val="false"/>
+                <w:u w:val="none"/>
+                <w:strike w:val="false"/>
+                <w:sz w:val="21"/>
+                <w:szCs w:val="21"/>
+                <w:color w:val="000000"/>
+              </w:rPr>
+              <w:t xml:space="preserve"/>
+            </w:r>
+          </w:p>
+        </w:tc>
+        <w:tc>
+          <w:tcPr>
+            <w:tcBorders>
+              <w:bottom w:val="single" w:sz="6" w:space="0" w:color="9AA8B8"/>
+              <w:top w:val="single" w:sz="6" w:space="0" w:color="9AA8B8"/>
+              <w:left w:val="none" w:sz="0" w:space="0" w:color="000000"/>
+              <w:right w:val="none" w:sz="0" w:space="0" w:color="000000"/>
+            </w:tcBorders>
+            <w:shd w:val="clear" w:color="auto" w:fill="FFFFFF"/>
+            <w:tcMar>
+              <w:top w:w="0" w:type="dxa"/>
+              <w:bottom w:w="0" w:type="dxa"/>
+              <w:left w:w="0" w:type="dxa"/>
+              <w:right w:w="0" w:type="dxa"/>
+            </w:tcMar>
+            <w:vAlign w:val="center"/>
+          </w:tcPr>
+          <w:p>
+            <w:pPr>
+              <w:jc w:val="left"/>
+              <w:pBdr>
+                <w:bottom w:val="none" w:sz="0" w:space="0" w:color="000000"/>
+                <w:top w:val="none" w:sz="0" w:space="0" w:color="000000"/>
+                <w:left w:val="none" w:sz="0" w:space="0" w:color="000000"/>
+                <w:right w:val="none" w:sz="0" w:space="0" w:color="000000"/>
+              </w:pBdr>
+              <w:spacing w:after="80" w:before="80" w:line="240"/>
+              <w:ind w:left="80" w:right="80" w:firstLine="0" w:firstLineChars="0"/>
+              <w:rPr>
+                <w:rFonts w:ascii="Arial" w:hAnsi="Arial" w:eastAsia="Arial" w:cs="Arial"/>
+                <w:i w:val="false"/>
+                <w:b w:val="false"/>
+                <w:u w:val="none"/>
+                <w:strike w:val="false"/>
+                <w:sz w:val="21"/>
+                <w:szCs w:val="21"/>
+                <w:color w:val="000000"/>
+              </w:rPr>
+            </w:pPr>
+            <w:r>
+              <w:rPr>
+                <w:rFonts w:ascii="Arial" w:hAnsi="Arial" w:eastAsia="Arial" w:cs="Arial"/>
+                <w:i w:val="false"/>
+                <w:b w:val="false"/>
+                <w:u w:val="none"/>
+                <w:strike w:val="false"/>
+                <w:sz w:val="21"/>
+                <w:szCs w:val="21"/>
+                <w:color w:val="000000"/>
+              </w:rPr>
+              <w:t xml:space="preserve"/>
             </w:r>
           </w:p>
         </w:tc>
       </w:tr>
     </w:tbl>
-    <w:p>
-      <w:pPr>
-        <w:pStyle w:val="Normal"/>
-        <w:jc w:val="left"/>
-        <w:pBdr>
-          <w:bottom w:val="none" w:sz="0" w:space="0" w:color="000000"/>
-          <w:top w:val="none" w:sz="0" w:space="0" w:color="000000"/>
-          <w:left w:val="none" w:sz="0" w:space="0" w:color="000000"/>
-          <w:right w:val="none" w:sz="0" w:space="0" w:color="000000"/>
-        </w:pBdr>
-        <w:spacing w:after="280" w:before="0" w:line="240"/>
-        <w:ind w:left="0" w:right="0" w:firstLine="0" w:firstLineChars="0"/>
-      </w:pPr>
-      <w:r>
-        <w:rPr>
-          <w:rFonts w:ascii="Arial" w:hAnsi="Arial" w:eastAsia="Arial" w:cs="Arial"/>
-          <w:i w:val="false"/>
-          <w:b w:val="false"/>
-          <w:u w:val="none"/>
-          <w:strike w:val="false"/>
-          <w:sz w:val="22"/>
-          <w:szCs w:val="22"/>
-          <w:color w:val="000000"/>
-        </w:rPr>
-        <w:t xml:space="preserve"> </w:t>
-      </w:r>
-    </w:p>
     <w:p>
       <w:pPr>
         <w:pStyle w:val="Normal"/>
@@ -6142,529 +7611,13 @@
           <w:b w:val="false"/>
           <w:u w:val="none"/>
           <w:strike w:val="false"/>
-          <w:sz w:val="18"/>
-          <w:szCs w:val="18"/>
-          <w:color w:val="545860"/>
+          <w:sz w:val="22"/>
+          <w:szCs w:val="22"/>
+          <w:color w:val="000000"/>
         </w:rPr>
-        <w:t xml:space="preserve">Card 2</w:t>
+        <w:t xml:space="preserve">Then pick the one excerpt you would be most tempted to act on, and say what would have to be true first.</w:t>
       </w:r>
     </w:p>
-    <w:tbl xmlns:a="http://schemas.openxmlformats.org/drawingml/2006/main" xmlns:pic="http://schemas.openxmlformats.org/drawingml/2006/picture">
-      <w:tblPr>
-        <w:tblLayout w:type="fixed"/>
-        <w:jc w:val="center"/>
-        <w:tblLook w:firstRow="1" w:lastRow="0" w:firstColumn="0" w:lastColumn="0" w:noHBand="0" w:noVBand="1"/>
-      </w:tblPr>
-      <w:tblGrid>
-        <w:gridCol w:w="3168"/>
-        <w:gridCol w:w="3168"/>
-        <w:gridCol w:w="3168"/>
-      </w:tblGrid>
-      <w:tr>
-        <w:trPr>
-          <w:trHeight w:val="1296" w:hRule="atLeast"/>
-        </w:trPr>
-        body1
-        <w:tc>
-          <w:tcPr>
-            <w:tcBorders>
-              <w:bottom w:val="single" w:sz="6" w:space="0" w:color="9AA8B8"/>
-              <w:top w:val="single" w:sz="12" w:space="0" w:color="063360"/>
-              <w:left w:val="single" w:sz="12" w:space="0" w:color="063360"/>
-              <w:right w:val="single" w:sz="6" w:space="0" w:color="9AA8B8"/>
-            </w:tcBorders>
-            <w:shd w:val="clear" w:color="auto" w:fill="FFFFFF"/>
-            <w:tcMar>
-              <w:top w:w="0" w:type="dxa"/>
-              <w:bottom w:w="0" w:type="dxa"/>
-              <w:left w:w="0" w:type="dxa"/>
-              <w:right w:w="0" w:type="dxa"/>
-            </w:tcMar>
-            <w:vAlign w:val="center"/>
-          </w:tcPr>
-          <w:p>
-            <w:pPr>
-              <w:jc w:val="center"/>
-              <w:pBdr>
-                <w:bottom w:val="none" w:sz="0" w:space="0" w:color="000000"/>
-                <w:top w:val="none" w:sz="0" w:space="0" w:color="000000"/>
-                <w:left w:val="none" w:sz="0" w:space="0" w:color="000000"/>
-                <w:right w:val="none" w:sz="0" w:space="0" w:color="000000"/>
-              </w:pBdr>
-              <w:spacing w:after="80" w:before="80" w:line="240"/>
-              <w:ind w:left="80" w:right="80" w:firstLine="0" w:firstLineChars="0"/>
-              <w:rPr>
-                <w:rFonts w:ascii="Arial" w:hAnsi="Arial" w:eastAsia="Arial" w:cs="Arial"/>
-                <w:i w:val="false"/>
-                <w:b w:val="true"/>
-                <w:u w:val="none"/>
-                <w:strike w:val="false"/>
-                <w:sz w:val="24"/>
-                <w:szCs w:val="24"/>
-                <w:color w:val="063360"/>
-              </w:rPr>
-            </w:pPr>
-            <w:r>
-              <w:rPr>
-                <w:rFonts w:ascii="Arial" w:hAnsi="Arial" w:eastAsia="Arial" w:cs="Arial"/>
-                <w:i w:val="false"/>
-                <w:b w:val="true"/>
-                <w:u w:val="none"/>
-                <w:strike w:val="false"/>
-                <w:sz w:val="24"/>
-                <w:szCs w:val="24"/>
-                <w:color w:val="063360"/>
-              </w:rPr>
-              <w:t xml:space="preserve">Median</w:t>
-            </w:r>
-          </w:p>
-        </w:tc>
-        <w:tc>
-          <w:tcPr>
-            <w:tcBorders>
-              <w:bottom w:val="single" w:sz="6" w:space="0" w:color="9AA8B8"/>
-              <w:top w:val="single" w:sz="12" w:space="0" w:color="063360"/>
-              <w:left w:val="single" w:sz="6" w:space="0" w:color="9AA8B8"/>
-              <w:right w:val="single" w:sz="6" w:space="0" w:color="9AA8B8"/>
-            </w:tcBorders>
-            <w:shd w:val="clear" w:color="auto" w:fill="FFFFFF"/>
-            <w:tcMar>
-              <w:top w:w="0" w:type="dxa"/>
-              <w:bottom w:w="0" w:type="dxa"/>
-              <w:left w:w="0" w:type="dxa"/>
-              <w:right w:w="0" w:type="dxa"/>
-            </w:tcMar>
-            <w:vAlign w:val="center"/>
-          </w:tcPr>
-          <w:p>
-            <w:pPr>
-              <w:jc w:val="center"/>
-              <w:pBdr>
-                <w:bottom w:val="none" w:sz="0" w:space="0" w:color="000000"/>
-                <w:top w:val="none" w:sz="0" w:space="0" w:color="000000"/>
-                <w:left w:val="none" w:sz="0" w:space="0" w:color="000000"/>
-                <w:right w:val="none" w:sz="0" w:space="0" w:color="000000"/>
-              </w:pBdr>
-              <w:spacing w:after="80" w:before="80" w:line="240"/>
-              <w:ind w:left="80" w:right="80" w:firstLine="0" w:firstLineChars="0"/>
-              <w:rPr>
-                <w:rFonts w:ascii="Arial" w:hAnsi="Arial" w:eastAsia="Arial" w:cs="Arial"/>
-                <w:i w:val="false"/>
-                <w:b w:val="true"/>
-                <w:u w:val="none"/>
-                <w:strike w:val="false"/>
-                <w:sz w:val="24"/>
-                <w:szCs w:val="24"/>
-                <w:color w:val="063360"/>
-              </w:rPr>
-            </w:pPr>
-            <w:r>
-              <w:rPr>
-                <w:rFonts w:ascii="Arial" w:hAnsi="Arial" w:eastAsia="Arial" w:cs="Arial"/>
-                <w:i w:val="false"/>
-                <w:b w:val="true"/>
-                <w:u w:val="none"/>
-                <w:strike w:val="false"/>
-                <w:sz w:val="24"/>
-                <w:szCs w:val="24"/>
-                <w:color w:val="063360"/>
-              </w:rPr>
-              <w:t xml:space="preserve">Statistically significant</w:t>
-            </w:r>
-          </w:p>
-        </w:tc>
-        <w:tc>
-          <w:tcPr>
-            <w:tcBorders>
-              <w:bottom w:val="single" w:sz="6" w:space="0" w:color="9AA8B8"/>
-              <w:top w:val="single" w:sz="12" w:space="0" w:color="063360"/>
-              <w:left w:val="single" w:sz="6" w:space="0" w:color="9AA8B8"/>
-              <w:right w:val="single" w:sz="12" w:space="0" w:color="063360"/>
-            </w:tcBorders>
-            <w:shd w:val="clear" w:color="auto" w:fill="FFFFFF"/>
-            <w:tcMar>
-              <w:top w:w="0" w:type="dxa"/>
-              <w:bottom w:w="0" w:type="dxa"/>
-              <w:left w:w="0" w:type="dxa"/>
-              <w:right w:w="0" w:type="dxa"/>
-            </w:tcMar>
-            <w:vAlign w:val="center"/>
-          </w:tcPr>
-          <w:p>
-            <w:pPr>
-              <w:jc w:val="center"/>
-              <w:pBdr>
-                <w:bottom w:val="none" w:sz="0" w:space="0" w:color="000000"/>
-                <w:top w:val="none" w:sz="0" w:space="0" w:color="000000"/>
-                <w:left w:val="none" w:sz="0" w:space="0" w:color="000000"/>
-                <w:right w:val="none" w:sz="0" w:space="0" w:color="000000"/>
-              </w:pBdr>
-              <w:spacing w:after="80" w:before="80" w:line="240"/>
-              <w:ind w:left="80" w:right="80" w:firstLine="0" w:firstLineChars="0"/>
-              <w:rPr>
-                <w:rFonts w:ascii="Arial" w:hAnsi="Arial" w:eastAsia="Arial" w:cs="Arial"/>
-                <w:i w:val="false"/>
-                <w:b w:val="true"/>
-                <w:u w:val="none"/>
-                <w:strike w:val="false"/>
-                <w:sz w:val="24"/>
-                <w:szCs w:val="24"/>
-                <w:color w:val="063360"/>
-              </w:rPr>
-            </w:pPr>
-            <w:r>
-              <w:rPr>
-                <w:rFonts w:ascii="Arial" w:hAnsi="Arial" w:eastAsia="Arial" w:cs="Arial"/>
-                <w:i w:val="false"/>
-                <w:b w:val="true"/>
-                <w:u w:val="none"/>
-                <w:strike w:val="false"/>
-                <w:sz w:val="24"/>
-                <w:szCs w:val="24"/>
-                <w:color w:val="063360"/>
-              </w:rPr>
-              <w:t xml:space="preserve">Standard error</w:t>
-            </w:r>
-          </w:p>
-        </w:tc>
-      </w:tr>
-      <w:tr>
-        <w:trPr>
-          <w:trHeight w:val="1296" w:hRule="atLeast"/>
-        </w:trPr>
-        body2
-        <w:tc>
-          <w:tcPr>
-            <w:tcBorders>
-              <w:bottom w:val="single" w:sz="6" w:space="0" w:color="9AA8B8"/>
-              <w:top w:val="single" w:sz="6" w:space="0" w:color="9AA8B8"/>
-              <w:left w:val="single" w:sz="12" w:space="0" w:color="063360"/>
-              <w:right w:val="single" w:sz="6" w:space="0" w:color="9AA8B8"/>
-            </w:tcBorders>
-            <w:shd w:val="clear" w:color="auto" w:fill="FFFFFF"/>
-            <w:tcMar>
-              <w:top w:w="0" w:type="dxa"/>
-              <w:bottom w:w="0" w:type="dxa"/>
-              <w:left w:w="0" w:type="dxa"/>
-              <w:right w:w="0" w:type="dxa"/>
-            </w:tcMar>
-            <w:vAlign w:val="center"/>
-          </w:tcPr>
-          <w:p>
-            <w:pPr>
-              <w:jc w:val="center"/>
-              <w:pBdr>
-                <w:bottom w:val="none" w:sz="0" w:space="0" w:color="000000"/>
-                <w:top w:val="none" w:sz="0" w:space="0" w:color="000000"/>
-                <w:left w:val="none" w:sz="0" w:space="0" w:color="000000"/>
-                <w:right w:val="none" w:sz="0" w:space="0" w:color="000000"/>
-              </w:pBdr>
-              <w:spacing w:after="80" w:before="80" w:line="240"/>
-              <w:ind w:left="80" w:right="80" w:firstLine="0" w:firstLineChars="0"/>
-              <w:rPr>
-                <w:rFonts w:ascii="Arial" w:hAnsi="Arial" w:eastAsia="Arial" w:cs="Arial"/>
-                <w:i w:val="false"/>
-                <w:b w:val="true"/>
-                <w:u w:val="none"/>
-                <w:strike w:val="false"/>
-                <w:sz w:val="24"/>
-                <w:szCs w:val="24"/>
-                <w:color w:val="063360"/>
-              </w:rPr>
-            </w:pPr>
-            <w:r>
-              <w:rPr>
-                <w:rFonts w:ascii="Arial" w:hAnsi="Arial" w:eastAsia="Arial" w:cs="Arial"/>
-                <w:i w:val="false"/>
-                <w:b w:val="true"/>
-                <w:u w:val="none"/>
-                <w:strike w:val="false"/>
-                <w:sz w:val="24"/>
-                <w:szCs w:val="24"/>
-                <w:color w:val="063360"/>
-              </w:rPr>
-              <w:t xml:space="preserve">p-value</w:t>
-            </w:r>
-          </w:p>
-        </w:tc>
-        <w:tc>
-          <w:tcPr>
-            <w:tcBorders>
-              <w:bottom w:val="single" w:sz="6" w:space="0" w:color="9AA8B8"/>
-              <w:top w:val="single" w:sz="6" w:space="0" w:color="9AA8B8"/>
-              <w:left w:val="single" w:sz="6" w:space="0" w:color="9AA8B8"/>
-              <w:right w:val="single" w:sz="6" w:space="0" w:color="9AA8B8"/>
-            </w:tcBorders>
-            <w:shd w:val="clear" w:color="auto" w:fill="FFFFFF"/>
-            <w:tcMar>
-              <w:top w:w="0" w:type="dxa"/>
-              <w:bottom w:w="0" w:type="dxa"/>
-              <w:left w:w="0" w:type="dxa"/>
-              <w:right w:w="0" w:type="dxa"/>
-            </w:tcMar>
-            <w:vAlign w:val="center"/>
-          </w:tcPr>
-          <w:p>
-            <w:pPr>
-              <w:jc w:val="center"/>
-              <w:pBdr>
-                <w:bottom w:val="none" w:sz="0" w:space="0" w:color="000000"/>
-                <w:top w:val="none" w:sz="0" w:space="0" w:color="000000"/>
-                <w:left w:val="none" w:sz="0" w:space="0" w:color="000000"/>
-                <w:right w:val="none" w:sz="0" w:space="0" w:color="000000"/>
-              </w:pBdr>
-              <w:spacing w:after="80" w:before="80" w:line="240"/>
-              <w:ind w:left="80" w:right="80" w:firstLine="0" w:firstLineChars="0"/>
-              <w:rPr>
-                <w:rFonts w:ascii="Arial" w:hAnsi="Arial" w:eastAsia="Arial" w:cs="Arial"/>
-                <w:i w:val="false"/>
-                <w:b w:val="true"/>
-                <w:u w:val="none"/>
-                <w:strike w:val="false"/>
-                <w:sz w:val="24"/>
-                <w:szCs w:val="24"/>
-                <w:color w:val="063360"/>
-              </w:rPr>
-            </w:pPr>
-            <w:r>
-              <w:rPr>
-                <w:rFonts w:ascii="Arial" w:hAnsi="Arial" w:eastAsia="Arial" w:cs="Arial"/>
-                <w:i w:val="false"/>
-                <w:b w:val="true"/>
-                <w:u w:val="none"/>
-                <w:strike w:val="false"/>
-                <w:sz w:val="24"/>
-                <w:szCs w:val="24"/>
-                <w:color w:val="063360"/>
-              </w:rPr>
-              <w:t xml:space="preserve">Confidence interval</w:t>
-            </w:r>
-          </w:p>
-        </w:tc>
-        <w:tc>
-          <w:tcPr>
-            <w:tcBorders>
-              <w:bottom w:val="single" w:sz="6" w:space="0" w:color="9AA8B8"/>
-              <w:top w:val="single" w:sz="6" w:space="0" w:color="9AA8B8"/>
-              <w:left w:val="single" w:sz="6" w:space="0" w:color="9AA8B8"/>
-              <w:right w:val="single" w:sz="12" w:space="0" w:color="063360"/>
-            </w:tcBorders>
-            <w:shd w:val="clear" w:color="auto" w:fill="FFFFFF"/>
-            <w:tcMar>
-              <w:top w:w="0" w:type="dxa"/>
-              <w:bottom w:w="0" w:type="dxa"/>
-              <w:left w:w="0" w:type="dxa"/>
-              <w:right w:w="0" w:type="dxa"/>
-            </w:tcMar>
-            <w:vAlign w:val="center"/>
-          </w:tcPr>
-          <w:p>
-            <w:pPr>
-              <w:jc w:val="center"/>
-              <w:pBdr>
-                <w:bottom w:val="none" w:sz="0" w:space="0" w:color="000000"/>
-                <w:top w:val="none" w:sz="0" w:space="0" w:color="000000"/>
-                <w:left w:val="none" w:sz="0" w:space="0" w:color="000000"/>
-                <w:right w:val="none" w:sz="0" w:space="0" w:color="000000"/>
-              </w:pBdr>
-              <w:spacing w:after="80" w:before="80" w:line="240"/>
-              <w:ind w:left="80" w:right="80" w:firstLine="0" w:firstLineChars="0"/>
-              <w:rPr>
-                <w:rFonts w:ascii="Arial" w:hAnsi="Arial" w:eastAsia="Arial" w:cs="Arial"/>
-                <w:i w:val="false"/>
-                <w:b w:val="true"/>
-                <w:u w:val="none"/>
-                <w:strike w:val="false"/>
-                <w:sz w:val="24"/>
-                <w:szCs w:val="24"/>
-                <w:color w:val="063360"/>
-              </w:rPr>
-            </w:pPr>
-            <w:r>
-              <w:rPr>
-                <w:rFonts w:ascii="Arial" w:hAnsi="Arial" w:eastAsia="Arial" w:cs="Arial"/>
-                <w:i w:val="false"/>
-                <w:b w:val="true"/>
-                <w:u w:val="none"/>
-                <w:strike w:val="false"/>
-                <w:sz w:val="24"/>
-                <w:szCs w:val="24"/>
-                <w:color w:val="063360"/>
-              </w:rPr>
-              <w:t xml:space="preserve">Coefficient</w:t>
-            </w:r>
-          </w:p>
-        </w:tc>
-      </w:tr>
-      <w:tr>
-        <w:trPr>
-          <w:trHeight w:val="1296" w:hRule="atLeast"/>
-        </w:trPr>
-        body3
-        <w:tc>
-          <w:tcPr>
-            <w:tcBorders>
-              <w:bottom w:val="single" w:sz="12" w:space="0" w:color="063360"/>
-              <w:top w:val="single" w:sz="6" w:space="0" w:color="9AA8B8"/>
-              <w:left w:val="single" w:sz="12" w:space="0" w:color="063360"/>
-              <w:right w:val="single" w:sz="6" w:space="0" w:color="9AA8B8"/>
-            </w:tcBorders>
-            <w:shd w:val="clear" w:color="auto" w:fill="FFFFFF"/>
-            <w:tcMar>
-              <w:top w:w="0" w:type="dxa"/>
-              <w:bottom w:w="0" w:type="dxa"/>
-              <w:left w:w="0" w:type="dxa"/>
-              <w:right w:w="0" w:type="dxa"/>
-            </w:tcMar>
-            <w:vAlign w:val="center"/>
-          </w:tcPr>
-          <w:p>
-            <w:pPr>
-              <w:jc w:val="center"/>
-              <w:pBdr>
-                <w:bottom w:val="none" w:sz="0" w:space="0" w:color="000000"/>
-                <w:top w:val="none" w:sz="0" w:space="0" w:color="000000"/>
-                <w:left w:val="none" w:sz="0" w:space="0" w:color="000000"/>
-                <w:right w:val="none" w:sz="0" w:space="0" w:color="000000"/>
-              </w:pBdr>
-              <w:spacing w:after="80" w:before="80" w:line="240"/>
-              <w:ind w:left="80" w:right="80" w:firstLine="0" w:firstLineChars="0"/>
-              <w:rPr>
-                <w:rFonts w:ascii="Arial" w:hAnsi="Arial" w:eastAsia="Arial" w:cs="Arial"/>
-                <w:i w:val="false"/>
-                <w:b w:val="true"/>
-                <w:u w:val="none"/>
-                <w:strike w:val="false"/>
-                <w:sz w:val="24"/>
-                <w:szCs w:val="24"/>
-                <w:color w:val="063360"/>
-              </w:rPr>
-            </w:pPr>
-            <w:r>
-              <w:rPr>
-                <w:rFonts w:ascii="Arial" w:hAnsi="Arial" w:eastAsia="Arial" w:cs="Arial"/>
-                <w:i w:val="false"/>
-                <w:b w:val="true"/>
-                <w:u w:val="none"/>
-                <w:strike w:val="false"/>
-                <w:sz w:val="24"/>
-                <w:szCs w:val="24"/>
-                <w:color w:val="063360"/>
-              </w:rPr>
-              <w:t xml:space="preserve">Treatment effect</w:t>
-            </w:r>
-          </w:p>
-        </w:tc>
-        <w:tc>
-          <w:tcPr>
-            <w:tcBorders>
-              <w:bottom w:val="single" w:sz="12" w:space="0" w:color="063360"/>
-              <w:top w:val="single" w:sz="6" w:space="0" w:color="9AA8B8"/>
-              <w:left w:val="single" w:sz="6" w:space="0" w:color="9AA8B8"/>
-              <w:right w:val="single" w:sz="6" w:space="0" w:color="9AA8B8"/>
-            </w:tcBorders>
-            <w:shd w:val="clear" w:color="auto" w:fill="FFFFFF"/>
-            <w:tcMar>
-              <w:top w:w="0" w:type="dxa"/>
-              <w:bottom w:w="0" w:type="dxa"/>
-              <w:left w:w="0" w:type="dxa"/>
-              <w:right w:w="0" w:type="dxa"/>
-            </w:tcMar>
-            <w:vAlign w:val="center"/>
-          </w:tcPr>
-          <w:p>
-            <w:pPr>
-              <w:jc w:val="center"/>
-              <w:pBdr>
-                <w:bottom w:val="none" w:sz="0" w:space="0" w:color="000000"/>
-                <w:top w:val="none" w:sz="0" w:space="0" w:color="000000"/>
-                <w:left w:val="none" w:sz="0" w:space="0" w:color="000000"/>
-                <w:right w:val="none" w:sz="0" w:space="0" w:color="000000"/>
-              </w:pBdr>
-              <w:spacing w:after="80" w:before="80" w:line="240"/>
-              <w:ind w:left="80" w:right="80" w:firstLine="0" w:firstLineChars="0"/>
-              <w:rPr>
-                <w:rFonts w:ascii="Arial" w:hAnsi="Arial" w:eastAsia="Arial" w:cs="Arial"/>
-                <w:i w:val="false"/>
-                <w:b w:val="true"/>
-                <w:u w:val="none"/>
-                <w:strike w:val="false"/>
-                <w:sz w:val="24"/>
-                <w:szCs w:val="24"/>
-                <w:color w:val="063360"/>
-              </w:rPr>
-            </w:pPr>
-            <w:r>
-              <w:rPr>
-                <w:rFonts w:ascii="Arial" w:hAnsi="Arial" w:eastAsia="Arial" w:cs="Arial"/>
-                <w:i w:val="false"/>
-                <w:b w:val="true"/>
-                <w:u w:val="none"/>
-                <w:strike w:val="false"/>
-                <w:sz w:val="24"/>
-                <w:szCs w:val="24"/>
-                <w:color w:val="063360"/>
-              </w:rPr>
-              <w:t xml:space="preserve">Mean</w:t>
-            </w:r>
-          </w:p>
-        </w:tc>
-        <w:tc>
-          <w:tcPr>
-            <w:tcBorders>
-              <w:bottom w:val="single" w:sz="12" w:space="0" w:color="063360"/>
-              <w:top w:val="single" w:sz="6" w:space="0" w:color="9AA8B8"/>
-              <w:left w:val="single" w:sz="6" w:space="0" w:color="9AA8B8"/>
-              <w:right w:val="single" w:sz="12" w:space="0" w:color="063360"/>
-            </w:tcBorders>
-            <w:shd w:val="clear" w:color="auto" w:fill="FFFFFF"/>
-            <w:tcMar>
-              <w:top w:w="0" w:type="dxa"/>
-              <w:bottom w:w="0" w:type="dxa"/>
-              <w:left w:w="0" w:type="dxa"/>
-              <w:right w:w="0" w:type="dxa"/>
-            </w:tcMar>
-            <w:vAlign w:val="center"/>
-          </w:tcPr>
-          <w:p>
-            <w:pPr>
-              <w:jc w:val="center"/>
-              <w:pBdr>
-                <w:bottom w:val="none" w:sz="0" w:space="0" w:color="000000"/>
-                <w:top w:val="none" w:sz="0" w:space="0" w:color="000000"/>
-                <w:left w:val="none" w:sz="0" w:space="0" w:color="000000"/>
-                <w:right w:val="none" w:sz="0" w:space="0" w:color="000000"/>
-              </w:pBdr>
-              <w:spacing w:after="80" w:before="80" w:line="240"/>
-              <w:ind w:left="80" w:right="80" w:firstLine="0" w:firstLineChars="0"/>
-              <w:rPr>
-                <w:rFonts w:ascii="Arial" w:hAnsi="Arial" w:eastAsia="Arial" w:cs="Arial"/>
-                <w:i w:val="false"/>
-                <w:b w:val="true"/>
-                <w:u w:val="none"/>
-                <w:strike w:val="false"/>
-                <w:sz w:val="24"/>
-                <w:szCs w:val="24"/>
-                <w:color w:val="063360"/>
-              </w:rPr>
-            </w:pPr>
-            <w:r>
-              <w:rPr>
-                <w:rFonts w:ascii="Arial" w:hAnsi="Arial" w:eastAsia="Arial" w:cs="Arial"/>
-                <w:i w:val="false"/>
-                <w:b w:val="true"/>
-                <w:u w:val="none"/>
-                <w:strike w:val="false"/>
-                <w:sz w:val="24"/>
-                <w:szCs w:val="24"/>
-                <w:color w:val="063360"/>
-              </w:rPr>
-              <w:t xml:space="preserve">Sample size</w:t>
-            </w:r>
-          </w:p>
-        </w:tc>
-      </w:tr>
-    </w:tbl>
     <w:p>
       <w:pPr>
         <w:pStyle w:val="Normal"/>
@@ -6675,7 +7628,7 @@
           <w:left w:val="none" w:sz="0" w:space="0" w:color="000000"/>
           <w:right w:val="none" w:sz="0" w:space="0" w:color="000000"/>
         </w:pBdr>
-        <w:spacing w:after="280" w:before="0" w:line="240"/>
+        <w:spacing w:after="120" w:before="0" w:line="240"/>
         <w:ind w:left="0" w:right="0" w:firstLine="0" w:firstLineChars="0"/>
       </w:pPr>
       <w:r>
@@ -6687,9 +7640,36 @@
           <w:strike w:val="false"/>
           <w:sz w:val="22"/>
           <w:szCs w:val="22"/>
-          <w:color w:val="000000"/>
+          <w:color w:val="B5BEC9"/>
         </w:rPr>
-        <w:t xml:space="preserve"> </w:t>
+        <w:t xml:space="preserve">____________________________________________________________________________</w:t>
+      </w:r>
+    </w:p>
+    <w:p>
+      <w:pPr>
+        <w:pStyle w:val="Normal"/>
+        <w:jc w:val="left"/>
+        <w:pBdr>
+          <w:bottom w:val="none" w:sz="0" w:space="0" w:color="000000"/>
+          <w:top w:val="none" w:sz="0" w:space="0" w:color="000000"/>
+          <w:left w:val="none" w:sz="0" w:space="0" w:color="000000"/>
+          <w:right w:val="none" w:sz="0" w:space="0" w:color="000000"/>
+        </w:pBdr>
+        <w:spacing w:after="120" w:before="0" w:line="240"/>
+        <w:ind w:left="0" w:right="0" w:firstLine="0" w:firstLineChars="0"/>
+      </w:pPr>
+      <w:r>
+        <w:rPr>
+          <w:rFonts w:ascii="Arial" w:hAnsi="Arial" w:eastAsia="Arial" w:cs="Arial"/>
+          <w:i w:val="false"/>
+          <w:b w:val="false"/>
+          <w:u w:val="none"/>
+          <w:strike w:val="false"/>
+          <w:sz w:val="22"/>
+          <w:szCs w:val="22"/>
+          <w:color w:val="B5BEC9"/>
+        </w:rPr>
+        <w:t xml:space="preserve">____________________________________________________________________________</w:t>
       </w:r>
     </w:p>
     <w:p>
@@ -6749,7 +7729,7 @@
           <w:szCs w:val="36"/>
           <w:color w:val="063360"/>
         </w:rPr>
-        <w:t xml:space="preserve">Terms bingo</w:t>
+        <w:t xml:space="preserve">Triage the claims: the excerpts</w:t>
       </w:r>
     </w:p>
     <w:p>
@@ -6776,3688 +7756,7 @@
           <w:szCs w:val="18"/>
           <w:color w:val="215A9E"/>
         </w:rPr>
-        <w:t xml:space="preserve">Print: 8 different cards on 4 pages; 1 card per participant or pair; cut in half</w:t>
-      </w:r>
-    </w:p>
-    <w:p>
-      <w:pPr>
-        <w:pStyle w:val="Normal"/>
-        <w:jc w:val="left"/>
-        <w:pBdr>
-          <w:bottom w:val="none" w:sz="0" w:space="0" w:color="000000"/>
-          <w:top w:val="none" w:sz="0" w:space="0" w:color="000000"/>
-          <w:left w:val="none" w:sz="0" w:space="0" w:color="000000"/>
-          <w:right w:val="none" w:sz="0" w:space="0" w:color="000000"/>
-        </w:pBdr>
-        <w:spacing w:after="80" w:before="0" w:line="240"/>
-        <w:ind w:left="0" w:right="0" w:firstLine="0" w:firstLineChars="0"/>
-      </w:pPr>
-      <w:r>
-        <w:rPr>
-          <w:rFonts w:ascii="Arial" w:hAnsi="Arial" w:eastAsia="Arial" w:cs="Arial"/>
-          <w:i w:val="false"/>
-          <w:b w:val="false"/>
-          <w:u w:val="none"/>
-          <w:strike w:val="false"/>
-          <w:sz w:val="18"/>
-          <w:szCs w:val="18"/>
-          <w:color w:val="545860"/>
-        </w:rPr>
-        <w:t xml:space="preserve">Card 3</w:t>
-      </w:r>
-    </w:p>
-    <w:tbl xmlns:a="http://schemas.openxmlformats.org/drawingml/2006/main" xmlns:pic="http://schemas.openxmlformats.org/drawingml/2006/picture">
-      <w:tblPr>
-        <w:tblLayout w:type="fixed"/>
-        <w:jc w:val="center"/>
-        <w:tblLook w:firstRow="1" w:lastRow="0" w:firstColumn="0" w:lastColumn="0" w:noHBand="0" w:noVBand="1"/>
-      </w:tblPr>
-      <w:tblGrid>
-        <w:gridCol w:w="3168"/>
-        <w:gridCol w:w="3168"/>
-        <w:gridCol w:w="3168"/>
-      </w:tblGrid>
-      <w:tr>
-        <w:trPr>
-          <w:trHeight w:val="1296" w:hRule="atLeast"/>
-        </w:trPr>
-        body1
-        <w:tc>
-          <w:tcPr>
-            <w:tcBorders>
-              <w:bottom w:val="single" w:sz="6" w:space="0" w:color="9AA8B8"/>
-              <w:top w:val="single" w:sz="12" w:space="0" w:color="063360"/>
-              <w:left w:val="single" w:sz="12" w:space="0" w:color="063360"/>
-              <w:right w:val="single" w:sz="6" w:space="0" w:color="9AA8B8"/>
-            </w:tcBorders>
-            <w:shd w:val="clear" w:color="auto" w:fill="FFFFFF"/>
-            <w:tcMar>
-              <w:top w:w="0" w:type="dxa"/>
-              <w:bottom w:w="0" w:type="dxa"/>
-              <w:left w:w="0" w:type="dxa"/>
-              <w:right w:w="0" w:type="dxa"/>
-            </w:tcMar>
-            <w:vAlign w:val="center"/>
-          </w:tcPr>
-          <w:p>
-            <w:pPr>
-              <w:jc w:val="center"/>
-              <w:pBdr>
-                <w:bottom w:val="none" w:sz="0" w:space="0" w:color="000000"/>
-                <w:top w:val="none" w:sz="0" w:space="0" w:color="000000"/>
-                <w:left w:val="none" w:sz="0" w:space="0" w:color="000000"/>
-                <w:right w:val="none" w:sz="0" w:space="0" w:color="000000"/>
-              </w:pBdr>
-              <w:spacing w:after="80" w:before="80" w:line="240"/>
-              <w:ind w:left="80" w:right="80" w:firstLine="0" w:firstLineChars="0"/>
-              <w:rPr>
-                <w:rFonts w:ascii="Arial" w:hAnsi="Arial" w:eastAsia="Arial" w:cs="Arial"/>
-                <w:i w:val="false"/>
-                <w:b w:val="true"/>
-                <w:u w:val="none"/>
-                <w:strike w:val="false"/>
-                <w:sz w:val="24"/>
-                <w:szCs w:val="24"/>
-                <w:color w:val="063360"/>
-              </w:rPr>
-            </w:pPr>
-            <w:r>
-              <w:rPr>
-                <w:rFonts w:ascii="Arial" w:hAnsi="Arial" w:eastAsia="Arial" w:cs="Arial"/>
-                <w:i w:val="false"/>
-                <w:b w:val="true"/>
-                <w:u w:val="none"/>
-                <w:strike w:val="false"/>
-                <w:sz w:val="24"/>
-                <w:szCs w:val="24"/>
-                <w:color w:val="063360"/>
-              </w:rPr>
-              <w:t xml:space="preserve">Sample size</w:t>
-            </w:r>
-          </w:p>
-        </w:tc>
-        <w:tc>
-          <w:tcPr>
-            <w:tcBorders>
-              <w:bottom w:val="single" w:sz="6" w:space="0" w:color="9AA8B8"/>
-              <w:top w:val="single" w:sz="12" w:space="0" w:color="063360"/>
-              <w:left w:val="single" w:sz="6" w:space="0" w:color="9AA8B8"/>
-              <w:right w:val="single" w:sz="6" w:space="0" w:color="9AA8B8"/>
-            </w:tcBorders>
-            <w:shd w:val="clear" w:color="auto" w:fill="FFFFFF"/>
-            <w:tcMar>
-              <w:top w:w="0" w:type="dxa"/>
-              <w:bottom w:w="0" w:type="dxa"/>
-              <w:left w:w="0" w:type="dxa"/>
-              <w:right w:w="0" w:type="dxa"/>
-            </w:tcMar>
-            <w:vAlign w:val="center"/>
-          </w:tcPr>
-          <w:p>
-            <w:pPr>
-              <w:jc w:val="center"/>
-              <w:pBdr>
-                <w:bottom w:val="none" w:sz="0" w:space="0" w:color="000000"/>
-                <w:top w:val="none" w:sz="0" w:space="0" w:color="000000"/>
-                <w:left w:val="none" w:sz="0" w:space="0" w:color="000000"/>
-                <w:right w:val="none" w:sz="0" w:space="0" w:color="000000"/>
-              </w:pBdr>
-              <w:spacing w:after="80" w:before="80" w:line="240"/>
-              <w:ind w:left="80" w:right="80" w:firstLine="0" w:firstLineChars="0"/>
-              <w:rPr>
-                <w:rFonts w:ascii="Arial" w:hAnsi="Arial" w:eastAsia="Arial" w:cs="Arial"/>
-                <w:i w:val="false"/>
-                <w:b w:val="true"/>
-                <w:u w:val="none"/>
-                <w:strike w:val="false"/>
-                <w:sz w:val="24"/>
-                <w:szCs w:val="24"/>
-                <w:color w:val="063360"/>
-              </w:rPr>
-            </w:pPr>
-            <w:r>
-              <w:rPr>
-                <w:rFonts w:ascii="Arial" w:hAnsi="Arial" w:eastAsia="Arial" w:cs="Arial"/>
-                <w:i w:val="false"/>
-                <w:b w:val="true"/>
-                <w:u w:val="none"/>
-                <w:strike w:val="false"/>
-                <w:sz w:val="24"/>
-                <w:szCs w:val="24"/>
-                <w:color w:val="063360"/>
-              </w:rPr>
-              <w:t xml:space="preserve">Counterfactual</w:t>
-            </w:r>
-          </w:p>
-        </w:tc>
-        <w:tc>
-          <w:tcPr>
-            <w:tcBorders>
-              <w:bottom w:val="single" w:sz="6" w:space="0" w:color="9AA8B8"/>
-              <w:top w:val="single" w:sz="12" w:space="0" w:color="063360"/>
-              <w:left w:val="single" w:sz="6" w:space="0" w:color="9AA8B8"/>
-              <w:right w:val="single" w:sz="12" w:space="0" w:color="063360"/>
-            </w:tcBorders>
-            <w:shd w:val="clear" w:color="auto" w:fill="FFFFFF"/>
-            <w:tcMar>
-              <w:top w:w="0" w:type="dxa"/>
-              <w:bottom w:w="0" w:type="dxa"/>
-              <w:left w:w="0" w:type="dxa"/>
-              <w:right w:w="0" w:type="dxa"/>
-            </w:tcMar>
-            <w:vAlign w:val="center"/>
-          </w:tcPr>
-          <w:p>
-            <w:pPr>
-              <w:jc w:val="center"/>
-              <w:pBdr>
-                <w:bottom w:val="none" w:sz="0" w:space="0" w:color="000000"/>
-                <w:top w:val="none" w:sz="0" w:space="0" w:color="000000"/>
-                <w:left w:val="none" w:sz="0" w:space="0" w:color="000000"/>
-                <w:right w:val="none" w:sz="0" w:space="0" w:color="000000"/>
-              </w:pBdr>
-              <w:spacing w:after="80" w:before="80" w:line="240"/>
-              <w:ind w:left="80" w:right="80" w:firstLine="0" w:firstLineChars="0"/>
-              <w:rPr>
-                <w:rFonts w:ascii="Arial" w:hAnsi="Arial" w:eastAsia="Arial" w:cs="Arial"/>
-                <w:i w:val="false"/>
-                <w:b w:val="true"/>
-                <w:u w:val="none"/>
-                <w:strike w:val="false"/>
-                <w:sz w:val="24"/>
-                <w:szCs w:val="24"/>
-                <w:color w:val="063360"/>
-              </w:rPr>
-            </w:pPr>
-            <w:r>
-              <w:rPr>
-                <w:rFonts w:ascii="Arial" w:hAnsi="Arial" w:eastAsia="Arial" w:cs="Arial"/>
-                <w:i w:val="false"/>
-                <w:b w:val="true"/>
-                <w:u w:val="none"/>
-                <w:strike w:val="false"/>
-                <w:sz w:val="24"/>
-                <w:szCs w:val="24"/>
-                <w:color w:val="063360"/>
-              </w:rPr>
-              <w:t xml:space="preserve">p-value</w:t>
-            </w:r>
-          </w:p>
-        </w:tc>
-      </w:tr>
-      <w:tr>
-        <w:trPr>
-          <w:trHeight w:val="1296" w:hRule="atLeast"/>
-        </w:trPr>
-        body2
-        <w:tc>
-          <w:tcPr>
-            <w:tcBorders>
-              <w:bottom w:val="single" w:sz="6" w:space="0" w:color="9AA8B8"/>
-              <w:top w:val="single" w:sz="6" w:space="0" w:color="9AA8B8"/>
-              <w:left w:val="single" w:sz="12" w:space="0" w:color="063360"/>
-              <w:right w:val="single" w:sz="6" w:space="0" w:color="9AA8B8"/>
-            </w:tcBorders>
-            <w:shd w:val="clear" w:color="auto" w:fill="FFFFFF"/>
-            <w:tcMar>
-              <w:top w:w="0" w:type="dxa"/>
-              <w:bottom w:w="0" w:type="dxa"/>
-              <w:left w:w="0" w:type="dxa"/>
-              <w:right w:w="0" w:type="dxa"/>
-            </w:tcMar>
-            <w:vAlign w:val="center"/>
-          </w:tcPr>
-          <w:p>
-            <w:pPr>
-              <w:jc w:val="center"/>
-              <w:pBdr>
-                <w:bottom w:val="none" w:sz="0" w:space="0" w:color="000000"/>
-                <w:top w:val="none" w:sz="0" w:space="0" w:color="000000"/>
-                <w:left w:val="none" w:sz="0" w:space="0" w:color="000000"/>
-                <w:right w:val="none" w:sz="0" w:space="0" w:color="000000"/>
-              </w:pBdr>
-              <w:spacing w:after="80" w:before="80" w:line="240"/>
-              <w:ind w:left="80" w:right="80" w:firstLine="0" w:firstLineChars="0"/>
-              <w:rPr>
-                <w:rFonts w:ascii="Arial" w:hAnsi="Arial" w:eastAsia="Arial" w:cs="Arial"/>
-                <w:i w:val="false"/>
-                <w:b w:val="true"/>
-                <w:u w:val="none"/>
-                <w:strike w:val="false"/>
-                <w:sz w:val="24"/>
-                <w:szCs w:val="24"/>
-                <w:color w:val="063360"/>
-              </w:rPr>
-            </w:pPr>
-            <w:r>
-              <w:rPr>
-                <w:rFonts w:ascii="Arial" w:hAnsi="Arial" w:eastAsia="Arial" w:cs="Arial"/>
-                <w:i w:val="false"/>
-                <w:b w:val="true"/>
-                <w:u w:val="none"/>
-                <w:strike w:val="false"/>
-                <w:sz w:val="24"/>
-                <w:szCs w:val="24"/>
-                <w:color w:val="063360"/>
-              </w:rPr>
-              <w:t xml:space="preserve">Coefficient</w:t>
-            </w:r>
-          </w:p>
-        </w:tc>
-        <w:tc>
-          <w:tcPr>
-            <w:tcBorders>
-              <w:bottom w:val="single" w:sz="6" w:space="0" w:color="9AA8B8"/>
-              <w:top w:val="single" w:sz="6" w:space="0" w:color="9AA8B8"/>
-              <w:left w:val="single" w:sz="6" w:space="0" w:color="9AA8B8"/>
-              <w:right w:val="single" w:sz="6" w:space="0" w:color="9AA8B8"/>
-            </w:tcBorders>
-            <w:shd w:val="clear" w:color="auto" w:fill="FFFFFF"/>
-            <w:tcMar>
-              <w:top w:w="0" w:type="dxa"/>
-              <w:bottom w:w="0" w:type="dxa"/>
-              <w:left w:w="0" w:type="dxa"/>
-              <w:right w:w="0" w:type="dxa"/>
-            </w:tcMar>
-            <w:vAlign w:val="center"/>
-          </w:tcPr>
-          <w:p>
-            <w:pPr>
-              <w:jc w:val="center"/>
-              <w:pBdr>
-                <w:bottom w:val="none" w:sz="0" w:space="0" w:color="000000"/>
-                <w:top w:val="none" w:sz="0" w:space="0" w:color="000000"/>
-                <w:left w:val="none" w:sz="0" w:space="0" w:color="000000"/>
-                <w:right w:val="none" w:sz="0" w:space="0" w:color="000000"/>
-              </w:pBdr>
-              <w:spacing w:after="80" w:before="80" w:line="240"/>
-              <w:ind w:left="80" w:right="80" w:firstLine="0" w:firstLineChars="0"/>
-              <w:rPr>
-                <w:rFonts w:ascii="Arial" w:hAnsi="Arial" w:eastAsia="Arial" w:cs="Arial"/>
-                <w:i w:val="false"/>
-                <w:b w:val="true"/>
-                <w:u w:val="none"/>
-                <w:strike w:val="false"/>
-                <w:sz w:val="24"/>
-                <w:szCs w:val="24"/>
-                <w:color w:val="063360"/>
-              </w:rPr>
-            </w:pPr>
-            <w:r>
-              <w:rPr>
-                <w:rFonts w:ascii="Arial" w:hAnsi="Arial" w:eastAsia="Arial" w:cs="Arial"/>
-                <w:i w:val="false"/>
-                <w:b w:val="true"/>
-                <w:u w:val="none"/>
-                <w:strike w:val="false"/>
-                <w:sz w:val="24"/>
-                <w:szCs w:val="24"/>
-                <w:color w:val="063360"/>
-              </w:rPr>
-              <w:t xml:space="preserve">Statistically significant</w:t>
-            </w:r>
-          </w:p>
-        </w:tc>
-        <w:tc>
-          <w:tcPr>
-            <w:tcBorders>
-              <w:bottom w:val="single" w:sz="6" w:space="0" w:color="9AA8B8"/>
-              <w:top w:val="single" w:sz="6" w:space="0" w:color="9AA8B8"/>
-              <w:left w:val="single" w:sz="6" w:space="0" w:color="9AA8B8"/>
-              <w:right w:val="single" w:sz="12" w:space="0" w:color="063360"/>
-            </w:tcBorders>
-            <w:shd w:val="clear" w:color="auto" w:fill="FFFFFF"/>
-            <w:tcMar>
-              <w:top w:w="0" w:type="dxa"/>
-              <w:bottom w:w="0" w:type="dxa"/>
-              <w:left w:w="0" w:type="dxa"/>
-              <w:right w:w="0" w:type="dxa"/>
-            </w:tcMar>
-            <w:vAlign w:val="center"/>
-          </w:tcPr>
-          <w:p>
-            <w:pPr>
-              <w:jc w:val="center"/>
-              <w:pBdr>
-                <w:bottom w:val="none" w:sz="0" w:space="0" w:color="000000"/>
-                <w:top w:val="none" w:sz="0" w:space="0" w:color="000000"/>
-                <w:left w:val="none" w:sz="0" w:space="0" w:color="000000"/>
-                <w:right w:val="none" w:sz="0" w:space="0" w:color="000000"/>
-              </w:pBdr>
-              <w:spacing w:after="80" w:before="80" w:line="240"/>
-              <w:ind w:left="80" w:right="80" w:firstLine="0" w:firstLineChars="0"/>
-              <w:rPr>
-                <w:rFonts w:ascii="Arial" w:hAnsi="Arial" w:eastAsia="Arial" w:cs="Arial"/>
-                <w:i w:val="false"/>
-                <w:b w:val="true"/>
-                <w:u w:val="none"/>
-                <w:strike w:val="false"/>
-                <w:sz w:val="24"/>
-                <w:szCs w:val="24"/>
-                <w:color w:val="063360"/>
-              </w:rPr>
-            </w:pPr>
-            <w:r>
-              <w:rPr>
-                <w:rFonts w:ascii="Arial" w:hAnsi="Arial" w:eastAsia="Arial" w:cs="Arial"/>
-                <w:i w:val="false"/>
-                <w:b w:val="true"/>
-                <w:u w:val="none"/>
-                <w:strike w:val="false"/>
-                <w:sz w:val="24"/>
-                <w:szCs w:val="24"/>
-                <w:color w:val="063360"/>
-              </w:rPr>
-              <w:t xml:space="preserve">Mean</w:t>
-            </w:r>
-          </w:p>
-        </w:tc>
-      </w:tr>
-      <w:tr>
-        <w:trPr>
-          <w:trHeight w:val="1296" w:hRule="atLeast"/>
-        </w:trPr>
-        body3
-        <w:tc>
-          <w:tcPr>
-            <w:tcBorders>
-              <w:bottom w:val="single" w:sz="12" w:space="0" w:color="063360"/>
-              <w:top w:val="single" w:sz="6" w:space="0" w:color="9AA8B8"/>
-              <w:left w:val="single" w:sz="12" w:space="0" w:color="063360"/>
-              <w:right w:val="single" w:sz="6" w:space="0" w:color="9AA8B8"/>
-            </w:tcBorders>
-            <w:shd w:val="clear" w:color="auto" w:fill="FFFFFF"/>
-            <w:tcMar>
-              <w:top w:w="0" w:type="dxa"/>
-              <w:bottom w:w="0" w:type="dxa"/>
-              <w:left w:w="0" w:type="dxa"/>
-              <w:right w:w="0" w:type="dxa"/>
-            </w:tcMar>
-            <w:vAlign w:val="center"/>
-          </w:tcPr>
-          <w:p>
-            <w:pPr>
-              <w:jc w:val="center"/>
-              <w:pBdr>
-                <w:bottom w:val="none" w:sz="0" w:space="0" w:color="000000"/>
-                <w:top w:val="none" w:sz="0" w:space="0" w:color="000000"/>
-                <w:left w:val="none" w:sz="0" w:space="0" w:color="000000"/>
-                <w:right w:val="none" w:sz="0" w:space="0" w:color="000000"/>
-              </w:pBdr>
-              <w:spacing w:after="80" w:before="80" w:line="240"/>
-              <w:ind w:left="80" w:right="80" w:firstLine="0" w:firstLineChars="0"/>
-              <w:rPr>
-                <w:rFonts w:ascii="Arial" w:hAnsi="Arial" w:eastAsia="Arial" w:cs="Arial"/>
-                <w:i w:val="false"/>
-                <w:b w:val="true"/>
-                <w:u w:val="none"/>
-                <w:strike w:val="false"/>
-                <w:sz w:val="24"/>
-                <w:szCs w:val="24"/>
-                <w:color w:val="063360"/>
-              </w:rPr>
-            </w:pPr>
-            <w:r>
-              <w:rPr>
-                <w:rFonts w:ascii="Arial" w:hAnsi="Arial" w:eastAsia="Arial" w:cs="Arial"/>
-                <w:i w:val="false"/>
-                <w:b w:val="true"/>
-                <w:u w:val="none"/>
-                <w:strike w:val="false"/>
-                <w:sz w:val="24"/>
-                <w:szCs w:val="24"/>
-                <w:color w:val="063360"/>
-              </w:rPr>
-              <w:t xml:space="preserve">Median</w:t>
-            </w:r>
-          </w:p>
-        </w:tc>
-        <w:tc>
-          <w:tcPr>
-            <w:tcBorders>
-              <w:bottom w:val="single" w:sz="12" w:space="0" w:color="063360"/>
-              <w:top w:val="single" w:sz="6" w:space="0" w:color="9AA8B8"/>
-              <w:left w:val="single" w:sz="6" w:space="0" w:color="9AA8B8"/>
-              <w:right w:val="single" w:sz="6" w:space="0" w:color="9AA8B8"/>
-            </w:tcBorders>
-            <w:shd w:val="clear" w:color="auto" w:fill="FFFFFF"/>
-            <w:tcMar>
-              <w:top w:w="0" w:type="dxa"/>
-              <w:bottom w:w="0" w:type="dxa"/>
-              <w:left w:w="0" w:type="dxa"/>
-              <w:right w:w="0" w:type="dxa"/>
-            </w:tcMar>
-            <w:vAlign w:val="center"/>
-          </w:tcPr>
-          <w:p>
-            <w:pPr>
-              <w:jc w:val="center"/>
-              <w:pBdr>
-                <w:bottom w:val="none" w:sz="0" w:space="0" w:color="000000"/>
-                <w:top w:val="none" w:sz="0" w:space="0" w:color="000000"/>
-                <w:left w:val="none" w:sz="0" w:space="0" w:color="000000"/>
-                <w:right w:val="none" w:sz="0" w:space="0" w:color="000000"/>
-              </w:pBdr>
-              <w:spacing w:after="80" w:before="80" w:line="240"/>
-              <w:ind w:left="80" w:right="80" w:firstLine="0" w:firstLineChars="0"/>
-              <w:rPr>
-                <w:rFonts w:ascii="Arial" w:hAnsi="Arial" w:eastAsia="Arial" w:cs="Arial"/>
-                <w:i w:val="false"/>
-                <w:b w:val="true"/>
-                <w:u w:val="none"/>
-                <w:strike w:val="false"/>
-                <w:sz w:val="24"/>
-                <w:szCs w:val="24"/>
-                <w:color w:val="063360"/>
-              </w:rPr>
-            </w:pPr>
-            <w:r>
-              <w:rPr>
-                <w:rFonts w:ascii="Arial" w:hAnsi="Arial" w:eastAsia="Arial" w:cs="Arial"/>
-                <w:i w:val="false"/>
-                <w:b w:val="true"/>
-                <w:u w:val="none"/>
-                <w:strike w:val="false"/>
-                <w:sz w:val="24"/>
-                <w:szCs w:val="24"/>
-                <w:color w:val="063360"/>
-              </w:rPr>
-              <w:t xml:space="preserve">Standard error</w:t>
-            </w:r>
-          </w:p>
-        </w:tc>
-        <w:tc>
-          <w:tcPr>
-            <w:tcBorders>
-              <w:bottom w:val="single" w:sz="12" w:space="0" w:color="063360"/>
-              <w:top w:val="single" w:sz="6" w:space="0" w:color="9AA8B8"/>
-              <w:left w:val="single" w:sz="6" w:space="0" w:color="9AA8B8"/>
-              <w:right w:val="single" w:sz="12" w:space="0" w:color="063360"/>
-            </w:tcBorders>
-            <w:shd w:val="clear" w:color="auto" w:fill="FFFFFF"/>
-            <w:tcMar>
-              <w:top w:w="0" w:type="dxa"/>
-              <w:bottom w:w="0" w:type="dxa"/>
-              <w:left w:w="0" w:type="dxa"/>
-              <w:right w:w="0" w:type="dxa"/>
-            </w:tcMar>
-            <w:vAlign w:val="center"/>
-          </w:tcPr>
-          <w:p>
-            <w:pPr>
-              <w:jc w:val="center"/>
-              <w:pBdr>
-                <w:bottom w:val="none" w:sz="0" w:space="0" w:color="000000"/>
-                <w:top w:val="none" w:sz="0" w:space="0" w:color="000000"/>
-                <w:left w:val="none" w:sz="0" w:space="0" w:color="000000"/>
-                <w:right w:val="none" w:sz="0" w:space="0" w:color="000000"/>
-              </w:pBdr>
-              <w:spacing w:after="80" w:before="80" w:line="240"/>
-              <w:ind w:left="80" w:right="80" w:firstLine="0" w:firstLineChars="0"/>
-              <w:rPr>
-                <w:rFonts w:ascii="Arial" w:hAnsi="Arial" w:eastAsia="Arial" w:cs="Arial"/>
-                <w:i w:val="false"/>
-                <w:b w:val="true"/>
-                <w:u w:val="none"/>
-                <w:strike w:val="false"/>
-                <w:sz w:val="24"/>
-                <w:szCs w:val="24"/>
-                <w:color w:val="063360"/>
-              </w:rPr>
-            </w:pPr>
-            <w:r>
-              <w:rPr>
-                <w:rFonts w:ascii="Arial" w:hAnsi="Arial" w:eastAsia="Arial" w:cs="Arial"/>
-                <w:i w:val="false"/>
-                <w:b w:val="true"/>
-                <w:u w:val="none"/>
-                <w:strike w:val="false"/>
-                <w:sz w:val="24"/>
-                <w:szCs w:val="24"/>
-                <w:color w:val="063360"/>
-              </w:rPr>
-              <w:t xml:space="preserve">Treatment effect</w:t>
-            </w:r>
-          </w:p>
-        </w:tc>
-      </w:tr>
-    </w:tbl>
-    <w:p>
-      <w:pPr>
-        <w:pStyle w:val="Normal"/>
-        <w:jc w:val="left"/>
-        <w:pBdr>
-          <w:bottom w:val="none" w:sz="0" w:space="0" w:color="000000"/>
-          <w:top w:val="none" w:sz="0" w:space="0" w:color="000000"/>
-          <w:left w:val="none" w:sz="0" w:space="0" w:color="000000"/>
-          <w:right w:val="none" w:sz="0" w:space="0" w:color="000000"/>
-        </w:pBdr>
-        <w:spacing w:after="280" w:before="0" w:line="240"/>
-        <w:ind w:left="0" w:right="0" w:firstLine="0" w:firstLineChars="0"/>
-      </w:pPr>
-      <w:r>
-        <w:rPr>
-          <w:rFonts w:ascii="Arial" w:hAnsi="Arial" w:eastAsia="Arial" w:cs="Arial"/>
-          <w:i w:val="false"/>
-          <w:b w:val="false"/>
-          <w:u w:val="none"/>
-          <w:strike w:val="false"/>
-          <w:sz w:val="22"/>
-          <w:szCs w:val="22"/>
-          <w:color w:val="000000"/>
-        </w:rPr>
-        <w:t xml:space="preserve"> </w:t>
-      </w:r>
-    </w:p>
-    <w:p>
-      <w:pPr>
-        <w:pStyle w:val="Normal"/>
-        <w:jc w:val="left"/>
-        <w:pBdr>
-          <w:bottom w:val="none" w:sz="0" w:space="0" w:color="000000"/>
-          <w:top w:val="none" w:sz="0" w:space="0" w:color="000000"/>
-          <w:left w:val="none" w:sz="0" w:space="0" w:color="000000"/>
-          <w:right w:val="none" w:sz="0" w:space="0" w:color="000000"/>
-        </w:pBdr>
-        <w:spacing w:after="80" w:before="0" w:line="240"/>
-        <w:ind w:left="0" w:right="0" w:firstLine="0" w:firstLineChars="0"/>
-      </w:pPr>
-      <w:r>
-        <w:rPr>
-          <w:rFonts w:ascii="Arial" w:hAnsi="Arial" w:eastAsia="Arial" w:cs="Arial"/>
-          <w:i w:val="false"/>
-          <w:b w:val="false"/>
-          <w:u w:val="none"/>
-          <w:strike w:val="false"/>
-          <w:sz w:val="18"/>
-          <w:szCs w:val="18"/>
-          <w:color w:val="545860"/>
-        </w:rPr>
-        <w:t xml:space="preserve">Card 4</w:t>
-      </w:r>
-    </w:p>
-    <w:tbl xmlns:a="http://schemas.openxmlformats.org/drawingml/2006/main" xmlns:pic="http://schemas.openxmlformats.org/drawingml/2006/picture">
-      <w:tblPr>
-        <w:tblLayout w:type="fixed"/>
-        <w:jc w:val="center"/>
-        <w:tblLook w:firstRow="1" w:lastRow="0" w:firstColumn="0" w:lastColumn="0" w:noHBand="0" w:noVBand="1"/>
-      </w:tblPr>
-      <w:tblGrid>
-        <w:gridCol w:w="3168"/>
-        <w:gridCol w:w="3168"/>
-        <w:gridCol w:w="3168"/>
-      </w:tblGrid>
-      <w:tr>
-        <w:trPr>
-          <w:trHeight w:val="1296" w:hRule="atLeast"/>
-        </w:trPr>
-        body1
-        <w:tc>
-          <w:tcPr>
-            <w:tcBorders>
-              <w:bottom w:val="single" w:sz="6" w:space="0" w:color="9AA8B8"/>
-              <w:top w:val="single" w:sz="12" w:space="0" w:color="063360"/>
-              <w:left w:val="single" w:sz="12" w:space="0" w:color="063360"/>
-              <w:right w:val="single" w:sz="6" w:space="0" w:color="9AA8B8"/>
-            </w:tcBorders>
-            <w:shd w:val="clear" w:color="auto" w:fill="FFFFFF"/>
-            <w:tcMar>
-              <w:top w:w="0" w:type="dxa"/>
-              <w:bottom w:w="0" w:type="dxa"/>
-              <w:left w:w="0" w:type="dxa"/>
-              <w:right w:w="0" w:type="dxa"/>
-            </w:tcMar>
-            <w:vAlign w:val="center"/>
-          </w:tcPr>
-          <w:p>
-            <w:pPr>
-              <w:jc w:val="center"/>
-              <w:pBdr>
-                <w:bottom w:val="none" w:sz="0" w:space="0" w:color="000000"/>
-                <w:top w:val="none" w:sz="0" w:space="0" w:color="000000"/>
-                <w:left w:val="none" w:sz="0" w:space="0" w:color="000000"/>
-                <w:right w:val="none" w:sz="0" w:space="0" w:color="000000"/>
-              </w:pBdr>
-              <w:spacing w:after="80" w:before="80" w:line="240"/>
-              <w:ind w:left="80" w:right="80" w:firstLine="0" w:firstLineChars="0"/>
-              <w:rPr>
-                <w:rFonts w:ascii="Arial" w:hAnsi="Arial" w:eastAsia="Arial" w:cs="Arial"/>
-                <w:i w:val="false"/>
-                <w:b w:val="true"/>
-                <w:u w:val="none"/>
-                <w:strike w:val="false"/>
-                <w:sz w:val="24"/>
-                <w:szCs w:val="24"/>
-                <w:color w:val="063360"/>
-              </w:rPr>
-            </w:pPr>
-            <w:r>
-              <w:rPr>
-                <w:rFonts w:ascii="Arial" w:hAnsi="Arial" w:eastAsia="Arial" w:cs="Arial"/>
-                <w:i w:val="false"/>
-                <w:b w:val="true"/>
-                <w:u w:val="none"/>
-                <w:strike w:val="false"/>
-                <w:sz w:val="24"/>
-                <w:szCs w:val="24"/>
-                <w:color w:val="063360"/>
-              </w:rPr>
-              <w:t xml:space="preserve">Treatment effect</w:t>
-            </w:r>
-          </w:p>
-        </w:tc>
-        <w:tc>
-          <w:tcPr>
-            <w:tcBorders>
-              <w:bottom w:val="single" w:sz="6" w:space="0" w:color="9AA8B8"/>
-              <w:top w:val="single" w:sz="12" w:space="0" w:color="063360"/>
-              <w:left w:val="single" w:sz="6" w:space="0" w:color="9AA8B8"/>
-              <w:right w:val="single" w:sz="6" w:space="0" w:color="9AA8B8"/>
-            </w:tcBorders>
-            <w:shd w:val="clear" w:color="auto" w:fill="FFFFFF"/>
-            <w:tcMar>
-              <w:top w:w="0" w:type="dxa"/>
-              <w:bottom w:w="0" w:type="dxa"/>
-              <w:left w:w="0" w:type="dxa"/>
-              <w:right w:w="0" w:type="dxa"/>
-            </w:tcMar>
-            <w:vAlign w:val="center"/>
-          </w:tcPr>
-          <w:p>
-            <w:pPr>
-              <w:jc w:val="center"/>
-              <w:pBdr>
-                <w:bottom w:val="none" w:sz="0" w:space="0" w:color="000000"/>
-                <w:top w:val="none" w:sz="0" w:space="0" w:color="000000"/>
-                <w:left w:val="none" w:sz="0" w:space="0" w:color="000000"/>
-                <w:right w:val="none" w:sz="0" w:space="0" w:color="000000"/>
-              </w:pBdr>
-              <w:spacing w:after="80" w:before="80" w:line="240"/>
-              <w:ind w:left="80" w:right="80" w:firstLine="0" w:firstLineChars="0"/>
-              <w:rPr>
-                <w:rFonts w:ascii="Arial" w:hAnsi="Arial" w:eastAsia="Arial" w:cs="Arial"/>
-                <w:i w:val="false"/>
-                <w:b w:val="true"/>
-                <w:u w:val="none"/>
-                <w:strike w:val="false"/>
-                <w:sz w:val="24"/>
-                <w:szCs w:val="24"/>
-                <w:color w:val="063360"/>
-              </w:rPr>
-            </w:pPr>
-            <w:r>
-              <w:rPr>
-                <w:rFonts w:ascii="Arial" w:hAnsi="Arial" w:eastAsia="Arial" w:cs="Arial"/>
-                <w:i w:val="false"/>
-                <w:b w:val="true"/>
-                <w:u w:val="none"/>
-                <w:strike w:val="false"/>
-                <w:sz w:val="24"/>
-                <w:szCs w:val="24"/>
-                <w:color w:val="063360"/>
-              </w:rPr>
-              <w:t xml:space="preserve">Baseline</w:t>
-            </w:r>
-          </w:p>
-        </w:tc>
-        <w:tc>
-          <w:tcPr>
-            <w:tcBorders>
-              <w:bottom w:val="single" w:sz="6" w:space="0" w:color="9AA8B8"/>
-              <w:top w:val="single" w:sz="12" w:space="0" w:color="063360"/>
-              <w:left w:val="single" w:sz="6" w:space="0" w:color="9AA8B8"/>
-              <w:right w:val="single" w:sz="12" w:space="0" w:color="063360"/>
-            </w:tcBorders>
-            <w:shd w:val="clear" w:color="auto" w:fill="FFFFFF"/>
-            <w:tcMar>
-              <w:top w:w="0" w:type="dxa"/>
-              <w:bottom w:w="0" w:type="dxa"/>
-              <w:left w:w="0" w:type="dxa"/>
-              <w:right w:w="0" w:type="dxa"/>
-            </w:tcMar>
-            <w:vAlign w:val="center"/>
-          </w:tcPr>
-          <w:p>
-            <w:pPr>
-              <w:jc w:val="center"/>
-              <w:pBdr>
-                <w:bottom w:val="none" w:sz="0" w:space="0" w:color="000000"/>
-                <w:top w:val="none" w:sz="0" w:space="0" w:color="000000"/>
-                <w:left w:val="none" w:sz="0" w:space="0" w:color="000000"/>
-                <w:right w:val="none" w:sz="0" w:space="0" w:color="000000"/>
-              </w:pBdr>
-              <w:spacing w:after="80" w:before="80" w:line="240"/>
-              <w:ind w:left="80" w:right="80" w:firstLine="0" w:firstLineChars="0"/>
-              <w:rPr>
-                <w:rFonts w:ascii="Arial" w:hAnsi="Arial" w:eastAsia="Arial" w:cs="Arial"/>
-                <w:i w:val="false"/>
-                <w:b w:val="true"/>
-                <w:u w:val="none"/>
-                <w:strike w:val="false"/>
-                <w:sz w:val="24"/>
-                <w:szCs w:val="24"/>
-                <w:color w:val="063360"/>
-              </w:rPr>
-            </w:pPr>
-            <w:r>
-              <w:rPr>
-                <w:rFonts w:ascii="Arial" w:hAnsi="Arial" w:eastAsia="Arial" w:cs="Arial"/>
-                <w:i w:val="false"/>
-                <w:b w:val="true"/>
-                <w:u w:val="none"/>
-                <w:strike w:val="false"/>
-                <w:sz w:val="24"/>
-                <w:szCs w:val="24"/>
-                <w:color w:val="063360"/>
-              </w:rPr>
-              <w:t xml:space="preserve">Comparison group</w:t>
-            </w:r>
-          </w:p>
-        </w:tc>
-      </w:tr>
-      <w:tr>
-        <w:trPr>
-          <w:trHeight w:val="1296" w:hRule="atLeast"/>
-        </w:trPr>
-        body2
-        <w:tc>
-          <w:tcPr>
-            <w:tcBorders>
-              <w:bottom w:val="single" w:sz="6" w:space="0" w:color="9AA8B8"/>
-              <w:top w:val="single" w:sz="6" w:space="0" w:color="9AA8B8"/>
-              <w:left w:val="single" w:sz="12" w:space="0" w:color="063360"/>
-              <w:right w:val="single" w:sz="6" w:space="0" w:color="9AA8B8"/>
-            </w:tcBorders>
-            <w:shd w:val="clear" w:color="auto" w:fill="FFFFFF"/>
-            <w:tcMar>
-              <w:top w:w="0" w:type="dxa"/>
-              <w:bottom w:w="0" w:type="dxa"/>
-              <w:left w:w="0" w:type="dxa"/>
-              <w:right w:w="0" w:type="dxa"/>
-            </w:tcMar>
-            <w:vAlign w:val="center"/>
-          </w:tcPr>
-          <w:p>
-            <w:pPr>
-              <w:jc w:val="center"/>
-              <w:pBdr>
-                <w:bottom w:val="none" w:sz="0" w:space="0" w:color="000000"/>
-                <w:top w:val="none" w:sz="0" w:space="0" w:color="000000"/>
-                <w:left w:val="none" w:sz="0" w:space="0" w:color="000000"/>
-                <w:right w:val="none" w:sz="0" w:space="0" w:color="000000"/>
-              </w:pBdr>
-              <w:spacing w:after="80" w:before="80" w:line="240"/>
-              <w:ind w:left="80" w:right="80" w:firstLine="0" w:firstLineChars="0"/>
-              <w:rPr>
-                <w:rFonts w:ascii="Arial" w:hAnsi="Arial" w:eastAsia="Arial" w:cs="Arial"/>
-                <w:i w:val="false"/>
-                <w:b w:val="true"/>
-                <w:u w:val="none"/>
-                <w:strike w:val="false"/>
-                <w:sz w:val="24"/>
-                <w:szCs w:val="24"/>
-                <w:color w:val="063360"/>
-              </w:rPr>
-            </w:pPr>
-            <w:r>
-              <w:rPr>
-                <w:rFonts w:ascii="Arial" w:hAnsi="Arial" w:eastAsia="Arial" w:cs="Arial"/>
-                <w:i w:val="false"/>
-                <w:b w:val="true"/>
-                <w:u w:val="none"/>
-                <w:strike w:val="false"/>
-                <w:sz w:val="24"/>
-                <w:szCs w:val="24"/>
-                <w:color w:val="063360"/>
-              </w:rPr>
-              <w:t xml:space="preserve">Counterfactual</w:t>
-            </w:r>
-          </w:p>
-        </w:tc>
-        <w:tc>
-          <w:tcPr>
-            <w:tcBorders>
-              <w:bottom w:val="single" w:sz="6" w:space="0" w:color="9AA8B8"/>
-              <w:top w:val="single" w:sz="6" w:space="0" w:color="9AA8B8"/>
-              <w:left w:val="single" w:sz="6" w:space="0" w:color="9AA8B8"/>
-              <w:right w:val="single" w:sz="6" w:space="0" w:color="9AA8B8"/>
-            </w:tcBorders>
-            <w:shd w:val="clear" w:color="auto" w:fill="FFFFFF"/>
-            <w:tcMar>
-              <w:top w:w="0" w:type="dxa"/>
-              <w:bottom w:w="0" w:type="dxa"/>
-              <w:left w:w="0" w:type="dxa"/>
-              <w:right w:w="0" w:type="dxa"/>
-            </w:tcMar>
-            <w:vAlign w:val="center"/>
-          </w:tcPr>
-          <w:p>
-            <w:pPr>
-              <w:jc w:val="center"/>
-              <w:pBdr>
-                <w:bottom w:val="none" w:sz="0" w:space="0" w:color="000000"/>
-                <w:top w:val="none" w:sz="0" w:space="0" w:color="000000"/>
-                <w:left w:val="none" w:sz="0" w:space="0" w:color="000000"/>
-                <w:right w:val="none" w:sz="0" w:space="0" w:color="000000"/>
-              </w:pBdr>
-              <w:spacing w:after="80" w:before="80" w:line="240"/>
-              <w:ind w:left="80" w:right="80" w:firstLine="0" w:firstLineChars="0"/>
-              <w:rPr>
-                <w:rFonts w:ascii="Arial" w:hAnsi="Arial" w:eastAsia="Arial" w:cs="Arial"/>
-                <w:i w:val="false"/>
-                <w:b w:val="true"/>
-                <w:u w:val="none"/>
-                <w:strike w:val="false"/>
-                <w:sz w:val="24"/>
-                <w:szCs w:val="24"/>
-                <w:color w:val="063360"/>
-              </w:rPr>
-            </w:pPr>
-            <w:r>
-              <w:rPr>
-                <w:rFonts w:ascii="Arial" w:hAnsi="Arial" w:eastAsia="Arial" w:cs="Arial"/>
-                <w:i w:val="false"/>
-                <w:b w:val="true"/>
-                <w:u w:val="none"/>
-                <w:strike w:val="false"/>
-                <w:sz w:val="24"/>
-                <w:szCs w:val="24"/>
-                <w:color w:val="063360"/>
-              </w:rPr>
-              <w:t xml:space="preserve">Statistically significant</w:t>
-            </w:r>
-          </w:p>
-        </w:tc>
-        <w:tc>
-          <w:tcPr>
-            <w:tcBorders>
-              <w:bottom w:val="single" w:sz="6" w:space="0" w:color="9AA8B8"/>
-              <w:top w:val="single" w:sz="6" w:space="0" w:color="9AA8B8"/>
-              <w:left w:val="single" w:sz="6" w:space="0" w:color="9AA8B8"/>
-              <w:right w:val="single" w:sz="12" w:space="0" w:color="063360"/>
-            </w:tcBorders>
-            <w:shd w:val="clear" w:color="auto" w:fill="FFFFFF"/>
-            <w:tcMar>
-              <w:top w:w="0" w:type="dxa"/>
-              <w:bottom w:w="0" w:type="dxa"/>
-              <w:left w:w="0" w:type="dxa"/>
-              <w:right w:w="0" w:type="dxa"/>
-            </w:tcMar>
-            <w:vAlign w:val="center"/>
-          </w:tcPr>
-          <w:p>
-            <w:pPr>
-              <w:jc w:val="center"/>
-              <w:pBdr>
-                <w:bottom w:val="none" w:sz="0" w:space="0" w:color="000000"/>
-                <w:top w:val="none" w:sz="0" w:space="0" w:color="000000"/>
-                <w:left w:val="none" w:sz="0" w:space="0" w:color="000000"/>
-                <w:right w:val="none" w:sz="0" w:space="0" w:color="000000"/>
-              </w:pBdr>
-              <w:spacing w:after="80" w:before="80" w:line="240"/>
-              <w:ind w:left="80" w:right="80" w:firstLine="0" w:firstLineChars="0"/>
-              <w:rPr>
-                <w:rFonts w:ascii="Arial" w:hAnsi="Arial" w:eastAsia="Arial" w:cs="Arial"/>
-                <w:i w:val="false"/>
-                <w:b w:val="true"/>
-                <w:u w:val="none"/>
-                <w:strike w:val="false"/>
-                <w:sz w:val="24"/>
-                <w:szCs w:val="24"/>
-                <w:color w:val="063360"/>
-              </w:rPr>
-            </w:pPr>
-            <w:r>
-              <w:rPr>
-                <w:rFonts w:ascii="Arial" w:hAnsi="Arial" w:eastAsia="Arial" w:cs="Arial"/>
-                <w:i w:val="false"/>
-                <w:b w:val="true"/>
-                <w:u w:val="none"/>
-                <w:strike w:val="false"/>
-                <w:sz w:val="24"/>
-                <w:szCs w:val="24"/>
-                <w:color w:val="063360"/>
-              </w:rPr>
-              <w:t xml:space="preserve">Coefficient</w:t>
-            </w:r>
-          </w:p>
-        </w:tc>
-      </w:tr>
-      <w:tr>
-        <w:trPr>
-          <w:trHeight w:val="1296" w:hRule="atLeast"/>
-        </w:trPr>
-        body3
-        <w:tc>
-          <w:tcPr>
-            <w:tcBorders>
-              <w:bottom w:val="single" w:sz="12" w:space="0" w:color="063360"/>
-              <w:top w:val="single" w:sz="6" w:space="0" w:color="9AA8B8"/>
-              <w:left w:val="single" w:sz="12" w:space="0" w:color="063360"/>
-              <w:right w:val="single" w:sz="6" w:space="0" w:color="9AA8B8"/>
-            </w:tcBorders>
-            <w:shd w:val="clear" w:color="auto" w:fill="FFFFFF"/>
-            <w:tcMar>
-              <w:top w:w="0" w:type="dxa"/>
-              <w:bottom w:w="0" w:type="dxa"/>
-              <w:left w:w="0" w:type="dxa"/>
-              <w:right w:w="0" w:type="dxa"/>
-            </w:tcMar>
-            <w:vAlign w:val="center"/>
-          </w:tcPr>
-          <w:p>
-            <w:pPr>
-              <w:jc w:val="center"/>
-              <w:pBdr>
-                <w:bottom w:val="none" w:sz="0" w:space="0" w:color="000000"/>
-                <w:top w:val="none" w:sz="0" w:space="0" w:color="000000"/>
-                <w:left w:val="none" w:sz="0" w:space="0" w:color="000000"/>
-                <w:right w:val="none" w:sz="0" w:space="0" w:color="000000"/>
-              </w:pBdr>
-              <w:spacing w:after="80" w:before="80" w:line="240"/>
-              <w:ind w:left="80" w:right="80" w:firstLine="0" w:firstLineChars="0"/>
-              <w:rPr>
-                <w:rFonts w:ascii="Arial" w:hAnsi="Arial" w:eastAsia="Arial" w:cs="Arial"/>
-                <w:i w:val="false"/>
-                <w:b w:val="true"/>
-                <w:u w:val="none"/>
-                <w:strike w:val="false"/>
-                <w:sz w:val="24"/>
-                <w:szCs w:val="24"/>
-                <w:color w:val="063360"/>
-              </w:rPr>
-            </w:pPr>
-            <w:r>
-              <w:rPr>
-                <w:rFonts w:ascii="Arial" w:hAnsi="Arial" w:eastAsia="Arial" w:cs="Arial"/>
-                <w:i w:val="false"/>
-                <w:b w:val="true"/>
-                <w:u w:val="none"/>
-                <w:strike w:val="false"/>
-                <w:sz w:val="24"/>
-                <w:szCs w:val="24"/>
-                <w:color w:val="063360"/>
-              </w:rPr>
-              <w:t xml:space="preserve">p-value</w:t>
-            </w:r>
-          </w:p>
-        </w:tc>
-        <w:tc>
-          <w:tcPr>
-            <w:tcBorders>
-              <w:bottom w:val="single" w:sz="12" w:space="0" w:color="063360"/>
-              <w:top w:val="single" w:sz="6" w:space="0" w:color="9AA8B8"/>
-              <w:left w:val="single" w:sz="6" w:space="0" w:color="9AA8B8"/>
-              <w:right w:val="single" w:sz="6" w:space="0" w:color="9AA8B8"/>
-            </w:tcBorders>
-            <w:shd w:val="clear" w:color="auto" w:fill="FFFFFF"/>
-            <w:tcMar>
-              <w:top w:w="0" w:type="dxa"/>
-              <w:bottom w:w="0" w:type="dxa"/>
-              <w:left w:w="0" w:type="dxa"/>
-              <w:right w:w="0" w:type="dxa"/>
-            </w:tcMar>
-            <w:vAlign w:val="center"/>
-          </w:tcPr>
-          <w:p>
-            <w:pPr>
-              <w:jc w:val="center"/>
-              <w:pBdr>
-                <w:bottom w:val="none" w:sz="0" w:space="0" w:color="000000"/>
-                <w:top w:val="none" w:sz="0" w:space="0" w:color="000000"/>
-                <w:left w:val="none" w:sz="0" w:space="0" w:color="000000"/>
-                <w:right w:val="none" w:sz="0" w:space="0" w:color="000000"/>
-              </w:pBdr>
-              <w:spacing w:after="80" w:before="80" w:line="240"/>
-              <w:ind w:left="80" w:right="80" w:firstLine="0" w:firstLineChars="0"/>
-              <w:rPr>
-                <w:rFonts w:ascii="Arial" w:hAnsi="Arial" w:eastAsia="Arial" w:cs="Arial"/>
-                <w:i w:val="false"/>
-                <w:b w:val="true"/>
-                <w:u w:val="none"/>
-                <w:strike w:val="false"/>
-                <w:sz w:val="24"/>
-                <w:szCs w:val="24"/>
-                <w:color w:val="063360"/>
-              </w:rPr>
-            </w:pPr>
-            <w:r>
-              <w:rPr>
-                <w:rFonts w:ascii="Arial" w:hAnsi="Arial" w:eastAsia="Arial" w:cs="Arial"/>
-                <w:i w:val="false"/>
-                <w:b w:val="true"/>
-                <w:u w:val="none"/>
-                <w:strike w:val="false"/>
-                <w:sz w:val="24"/>
-                <w:szCs w:val="24"/>
-                <w:color w:val="063360"/>
-              </w:rPr>
-              <w:t xml:space="preserve">Sample size</w:t>
-            </w:r>
-          </w:p>
-        </w:tc>
-        <w:tc>
-          <w:tcPr>
-            <w:tcBorders>
-              <w:bottom w:val="single" w:sz="12" w:space="0" w:color="063360"/>
-              <w:top w:val="single" w:sz="6" w:space="0" w:color="9AA8B8"/>
-              <w:left w:val="single" w:sz="6" w:space="0" w:color="9AA8B8"/>
-              <w:right w:val="single" w:sz="12" w:space="0" w:color="063360"/>
-            </w:tcBorders>
-            <w:shd w:val="clear" w:color="auto" w:fill="FFFFFF"/>
-            <w:tcMar>
-              <w:top w:w="0" w:type="dxa"/>
-              <w:bottom w:w="0" w:type="dxa"/>
-              <w:left w:w="0" w:type="dxa"/>
-              <w:right w:w="0" w:type="dxa"/>
-            </w:tcMar>
-            <w:vAlign w:val="center"/>
-          </w:tcPr>
-          <w:p>
-            <w:pPr>
-              <w:jc w:val="center"/>
-              <w:pBdr>
-                <w:bottom w:val="none" w:sz="0" w:space="0" w:color="000000"/>
-                <w:top w:val="none" w:sz="0" w:space="0" w:color="000000"/>
-                <w:left w:val="none" w:sz="0" w:space="0" w:color="000000"/>
-                <w:right w:val="none" w:sz="0" w:space="0" w:color="000000"/>
-              </w:pBdr>
-              <w:spacing w:after="80" w:before="80" w:line="240"/>
-              <w:ind w:left="80" w:right="80" w:firstLine="0" w:firstLineChars="0"/>
-              <w:rPr>
-                <w:rFonts w:ascii="Arial" w:hAnsi="Arial" w:eastAsia="Arial" w:cs="Arial"/>
-                <w:i w:val="false"/>
-                <w:b w:val="true"/>
-                <w:u w:val="none"/>
-                <w:strike w:val="false"/>
-                <w:sz w:val="24"/>
-                <w:szCs w:val="24"/>
-                <w:color w:val="063360"/>
-              </w:rPr>
-            </w:pPr>
-            <w:r>
-              <w:rPr>
-                <w:rFonts w:ascii="Arial" w:hAnsi="Arial" w:eastAsia="Arial" w:cs="Arial"/>
-                <w:i w:val="false"/>
-                <w:b w:val="true"/>
-                <w:u w:val="none"/>
-                <w:strike w:val="false"/>
-                <w:sz w:val="24"/>
-                <w:szCs w:val="24"/>
-                <w:color w:val="063360"/>
-              </w:rPr>
-              <w:t xml:space="preserve">Mean</w:t>
-            </w:r>
-          </w:p>
-        </w:tc>
-      </w:tr>
-    </w:tbl>
-    <w:p>
-      <w:pPr>
-        <w:pStyle w:val="Normal"/>
-        <w:jc w:val="left"/>
-        <w:pBdr>
-          <w:bottom w:val="none" w:sz="0" w:space="0" w:color="000000"/>
-          <w:top w:val="none" w:sz="0" w:space="0" w:color="000000"/>
-          <w:left w:val="none" w:sz="0" w:space="0" w:color="000000"/>
-          <w:right w:val="none" w:sz="0" w:space="0" w:color="000000"/>
-        </w:pBdr>
-        <w:spacing w:after="280" w:before="0" w:line="240"/>
-        <w:ind w:left="0" w:right="0" w:firstLine="0" w:firstLineChars="0"/>
-      </w:pPr>
-      <w:r>
-        <w:rPr>
-          <w:rFonts w:ascii="Arial" w:hAnsi="Arial" w:eastAsia="Arial" w:cs="Arial"/>
-          <w:i w:val="false"/>
-          <w:b w:val="false"/>
-          <w:u w:val="none"/>
-          <w:strike w:val="false"/>
-          <w:sz w:val="22"/>
-          <w:szCs w:val="22"/>
-          <w:color w:val="000000"/>
-        </w:rPr>
-        <w:t xml:space="preserve"> </w:t>
-      </w:r>
-    </w:p>
-    <w:p>
-      <w:pPr/>
-      <w:r>
-        <w:br w:type="page"/>
-      </w:r>
-    </w:p>
-    <w:p>
-      <w:pPr>
-        <w:pStyle w:val="Normal"/>
-        <w:jc w:val="left"/>
-        <w:pBdr>
-          <w:bottom w:val="none" w:sz="0" w:space="0" w:color="000000"/>
-          <w:top w:val="none" w:sz="0" w:space="0" w:color="000000"/>
-          <w:left w:val="none" w:sz="0" w:space="0" w:color="000000"/>
-          <w:right w:val="none" w:sz="0" w:space="0" w:color="000000"/>
-        </w:pBdr>
-        <w:spacing w:after="0" w:before="0" w:line="240"/>
-        <w:ind w:left="0" w:right="0" w:firstLine="0" w:firstLineChars="0"/>
-      </w:pPr>
-      <w:r>
-        <w:rPr>
-          <w:rFonts w:ascii="Arial" w:hAnsi="Arial" w:eastAsia="Arial" w:cs="Arial"/>
-          <w:i w:val="false"/>
-          <w:b w:val="false"/>
-          <w:u w:val="none"/>
-          <w:strike w:val="false"/>
-          <w:sz w:val="18"/>
-          <w:szCs w:val="18"/>
-          <w:color w:val="545860"/>
-        </w:rPr>
-        <w:t xml:space="preserve">Module 2 · Day 1, Session 1 · Compared to What?</w:t>
-      </w:r>
-    </w:p>
-    <w:p>
-      <w:pPr>
-        <w:pStyle w:val="Normal"/>
-        <w:jc w:val="left"/>
-        <w:pBdr>
-          <w:bottom w:val="none" w:sz="0" w:space="0" w:color="000000"/>
-          <w:top w:val="none" w:sz="0" w:space="0" w:color="000000"/>
-          <w:left w:val="none" w:sz="0" w:space="0" w:color="000000"/>
-          <w:right w:val="none" w:sz="0" w:space="0" w:color="000000"/>
-        </w:pBdr>
-        <w:spacing w:after="40" w:before="0" w:line="240"/>
-        <w:ind w:left="0" w:right="0" w:firstLine="0" w:firstLineChars="0"/>
-      </w:pPr>
-      <w:r>
-        <w:rPr>
-          <w:rFonts w:ascii="Arial" w:hAnsi="Arial" w:eastAsia="Arial" w:cs="Arial"/>
-          <w:i w:val="false"/>
-          <w:b w:val="true"/>
-          <w:u w:val="none"/>
-          <w:strike w:val="false"/>
-          <w:sz w:val="36"/>
-          <w:szCs w:val="36"/>
-          <w:color w:val="063360"/>
-        </w:rPr>
-        <w:t xml:space="preserve">Terms bingo</w:t>
-      </w:r>
-    </w:p>
-    <w:p>
-      <w:pPr>
-        <w:pStyle w:val="Normal"/>
-        <w:jc w:val="left"/>
-        <w:pBdr>
-          <w:bottom w:val="none" w:sz="0" w:space="0" w:color="000000"/>
-          <w:top w:val="none" w:sz="0" w:space="0" w:color="000000"/>
-          <w:left w:val="none" w:sz="0" w:space="0" w:color="000000"/>
-          <w:right w:val="none" w:sz="0" w:space="0" w:color="000000"/>
-        </w:pBdr>
-        <w:spacing w:after="160" w:before="0" w:line="240"/>
-        <w:ind w:left="0" w:right="0" w:firstLine="0" w:firstLineChars="0"/>
-      </w:pPr>
-      <w:r>
-        <w:rPr>
-          <w:rFonts w:ascii="Arial" w:hAnsi="Arial" w:eastAsia="Arial" w:cs="Arial"/>
-          <w:i w:val="true"/>
-          <w:b w:val="false"/>
-          <w:u w:val="none"/>
-          <w:strike w:val="false"/>
-          <w:sz w:val="18"/>
-          <w:szCs w:val="18"/>
-          <w:color w:val="215A9E"/>
-        </w:rPr>
-        <w:t xml:space="preserve">Print: 8 different cards on 4 pages; 1 card per participant or pair; cut in half</w:t>
-      </w:r>
-    </w:p>
-    <w:p>
-      <w:pPr>
-        <w:pStyle w:val="Normal"/>
-        <w:jc w:val="left"/>
-        <w:pBdr>
-          <w:bottom w:val="none" w:sz="0" w:space="0" w:color="000000"/>
-          <w:top w:val="none" w:sz="0" w:space="0" w:color="000000"/>
-          <w:left w:val="none" w:sz="0" w:space="0" w:color="000000"/>
-          <w:right w:val="none" w:sz="0" w:space="0" w:color="000000"/>
-        </w:pBdr>
-        <w:spacing w:after="80" w:before="0" w:line="240"/>
-        <w:ind w:left="0" w:right="0" w:firstLine="0" w:firstLineChars="0"/>
-      </w:pPr>
-      <w:r>
-        <w:rPr>
-          <w:rFonts w:ascii="Arial" w:hAnsi="Arial" w:eastAsia="Arial" w:cs="Arial"/>
-          <w:i w:val="false"/>
-          <w:b w:val="false"/>
-          <w:u w:val="none"/>
-          <w:strike w:val="false"/>
-          <w:sz w:val="18"/>
-          <w:szCs w:val="18"/>
-          <w:color w:val="545860"/>
-        </w:rPr>
-        <w:t xml:space="preserve">Card 5</w:t>
-      </w:r>
-    </w:p>
-    <w:tbl xmlns:a="http://schemas.openxmlformats.org/drawingml/2006/main" xmlns:pic="http://schemas.openxmlformats.org/drawingml/2006/picture">
-      <w:tblPr>
-        <w:tblLayout w:type="fixed"/>
-        <w:jc w:val="center"/>
-        <w:tblLook w:firstRow="1" w:lastRow="0" w:firstColumn="0" w:lastColumn="0" w:noHBand="0" w:noVBand="1"/>
-      </w:tblPr>
-      <w:tblGrid>
-        <w:gridCol w:w="3168"/>
-        <w:gridCol w:w="3168"/>
-        <w:gridCol w:w="3168"/>
-      </w:tblGrid>
-      <w:tr>
-        <w:trPr>
-          <w:trHeight w:val="1296" w:hRule="atLeast"/>
-        </w:trPr>
-        body1
-        <w:tc>
-          <w:tcPr>
-            <w:tcBorders>
-              <w:bottom w:val="single" w:sz="6" w:space="0" w:color="9AA8B8"/>
-              <w:top w:val="single" w:sz="12" w:space="0" w:color="063360"/>
-              <w:left w:val="single" w:sz="12" w:space="0" w:color="063360"/>
-              <w:right w:val="single" w:sz="6" w:space="0" w:color="9AA8B8"/>
-            </w:tcBorders>
-            <w:shd w:val="clear" w:color="auto" w:fill="FFFFFF"/>
-            <w:tcMar>
-              <w:top w:w="0" w:type="dxa"/>
-              <w:bottom w:w="0" w:type="dxa"/>
-              <w:left w:w="0" w:type="dxa"/>
-              <w:right w:w="0" w:type="dxa"/>
-            </w:tcMar>
-            <w:vAlign w:val="center"/>
-          </w:tcPr>
-          <w:p>
-            <w:pPr>
-              <w:jc w:val="center"/>
-              <w:pBdr>
-                <w:bottom w:val="none" w:sz="0" w:space="0" w:color="000000"/>
-                <w:top w:val="none" w:sz="0" w:space="0" w:color="000000"/>
-                <w:left w:val="none" w:sz="0" w:space="0" w:color="000000"/>
-                <w:right w:val="none" w:sz="0" w:space="0" w:color="000000"/>
-              </w:pBdr>
-              <w:spacing w:after="80" w:before="80" w:line="240"/>
-              <w:ind w:left="80" w:right="80" w:firstLine="0" w:firstLineChars="0"/>
-              <w:rPr>
-                <w:rFonts w:ascii="Arial" w:hAnsi="Arial" w:eastAsia="Arial" w:cs="Arial"/>
-                <w:i w:val="false"/>
-                <w:b w:val="true"/>
-                <w:u w:val="none"/>
-                <w:strike w:val="false"/>
-                <w:sz w:val="24"/>
-                <w:szCs w:val="24"/>
-                <w:color w:val="063360"/>
-              </w:rPr>
-            </w:pPr>
-            <w:r>
-              <w:rPr>
-                <w:rFonts w:ascii="Arial" w:hAnsi="Arial" w:eastAsia="Arial" w:cs="Arial"/>
-                <w:i w:val="false"/>
-                <w:b w:val="true"/>
-                <w:u w:val="none"/>
-                <w:strike w:val="false"/>
-                <w:sz w:val="24"/>
-                <w:szCs w:val="24"/>
-                <w:color w:val="063360"/>
-              </w:rPr>
-              <w:t xml:space="preserve">p-value</w:t>
-            </w:r>
-          </w:p>
-        </w:tc>
-        <w:tc>
-          <w:tcPr>
-            <w:tcBorders>
-              <w:bottom w:val="single" w:sz="6" w:space="0" w:color="9AA8B8"/>
-              <w:top w:val="single" w:sz="12" w:space="0" w:color="063360"/>
-              <w:left w:val="single" w:sz="6" w:space="0" w:color="9AA8B8"/>
-              <w:right w:val="single" w:sz="6" w:space="0" w:color="9AA8B8"/>
-            </w:tcBorders>
-            <w:shd w:val="clear" w:color="auto" w:fill="FFFFFF"/>
-            <w:tcMar>
-              <w:top w:w="0" w:type="dxa"/>
-              <w:bottom w:w="0" w:type="dxa"/>
-              <w:left w:w="0" w:type="dxa"/>
-              <w:right w:w="0" w:type="dxa"/>
-            </w:tcMar>
-            <w:vAlign w:val="center"/>
-          </w:tcPr>
-          <w:p>
-            <w:pPr>
-              <w:jc w:val="center"/>
-              <w:pBdr>
-                <w:bottom w:val="none" w:sz="0" w:space="0" w:color="000000"/>
-                <w:top w:val="none" w:sz="0" w:space="0" w:color="000000"/>
-                <w:left w:val="none" w:sz="0" w:space="0" w:color="000000"/>
-                <w:right w:val="none" w:sz="0" w:space="0" w:color="000000"/>
-              </w:pBdr>
-              <w:spacing w:after="80" w:before="80" w:line="240"/>
-              <w:ind w:left="80" w:right="80" w:firstLine="0" w:firstLineChars="0"/>
-              <w:rPr>
-                <w:rFonts w:ascii="Arial" w:hAnsi="Arial" w:eastAsia="Arial" w:cs="Arial"/>
-                <w:i w:val="false"/>
-                <w:b w:val="true"/>
-                <w:u w:val="none"/>
-                <w:strike w:val="false"/>
-                <w:sz w:val="24"/>
-                <w:szCs w:val="24"/>
-                <w:color w:val="063360"/>
-              </w:rPr>
-            </w:pPr>
-            <w:r>
-              <w:rPr>
-                <w:rFonts w:ascii="Arial" w:hAnsi="Arial" w:eastAsia="Arial" w:cs="Arial"/>
-                <w:i w:val="false"/>
-                <w:b w:val="true"/>
-                <w:u w:val="none"/>
-                <w:strike w:val="false"/>
-                <w:sz w:val="24"/>
-                <w:szCs w:val="24"/>
-                <w:color w:val="063360"/>
-              </w:rPr>
-              <w:t xml:space="preserve">Standard error</w:t>
-            </w:r>
-          </w:p>
-        </w:tc>
-        <w:tc>
-          <w:tcPr>
-            <w:tcBorders>
-              <w:bottom w:val="single" w:sz="6" w:space="0" w:color="9AA8B8"/>
-              <w:top w:val="single" w:sz="12" w:space="0" w:color="063360"/>
-              <w:left w:val="single" w:sz="6" w:space="0" w:color="9AA8B8"/>
-              <w:right w:val="single" w:sz="12" w:space="0" w:color="063360"/>
-            </w:tcBorders>
-            <w:shd w:val="clear" w:color="auto" w:fill="FFFFFF"/>
-            <w:tcMar>
-              <w:top w:w="0" w:type="dxa"/>
-              <w:bottom w:w="0" w:type="dxa"/>
-              <w:left w:w="0" w:type="dxa"/>
-              <w:right w:w="0" w:type="dxa"/>
-            </w:tcMar>
-            <w:vAlign w:val="center"/>
-          </w:tcPr>
-          <w:p>
-            <w:pPr>
-              <w:jc w:val="center"/>
-              <w:pBdr>
-                <w:bottom w:val="none" w:sz="0" w:space="0" w:color="000000"/>
-                <w:top w:val="none" w:sz="0" w:space="0" w:color="000000"/>
-                <w:left w:val="none" w:sz="0" w:space="0" w:color="000000"/>
-                <w:right w:val="none" w:sz="0" w:space="0" w:color="000000"/>
-              </w:pBdr>
-              <w:spacing w:after="80" w:before="80" w:line="240"/>
-              <w:ind w:left="80" w:right="80" w:firstLine="0" w:firstLineChars="0"/>
-              <w:rPr>
-                <w:rFonts w:ascii="Arial" w:hAnsi="Arial" w:eastAsia="Arial" w:cs="Arial"/>
-                <w:i w:val="false"/>
-                <w:b w:val="true"/>
-                <w:u w:val="none"/>
-                <w:strike w:val="false"/>
-                <w:sz w:val="24"/>
-                <w:szCs w:val="24"/>
-                <w:color w:val="063360"/>
-              </w:rPr>
-            </w:pPr>
-            <w:r>
-              <w:rPr>
-                <w:rFonts w:ascii="Arial" w:hAnsi="Arial" w:eastAsia="Arial" w:cs="Arial"/>
-                <w:i w:val="false"/>
-                <w:b w:val="true"/>
-                <w:u w:val="none"/>
-                <w:strike w:val="false"/>
-                <w:sz w:val="24"/>
-                <w:szCs w:val="24"/>
-                <w:color w:val="063360"/>
-              </w:rPr>
-              <w:t xml:space="preserve">Baseline</w:t>
-            </w:r>
-          </w:p>
-        </w:tc>
-      </w:tr>
-      <w:tr>
-        <w:trPr>
-          <w:trHeight w:val="1296" w:hRule="atLeast"/>
-        </w:trPr>
-        body2
-        <w:tc>
-          <w:tcPr>
-            <w:tcBorders>
-              <w:bottom w:val="single" w:sz="6" w:space="0" w:color="9AA8B8"/>
-              <w:top w:val="single" w:sz="6" w:space="0" w:color="9AA8B8"/>
-              <w:left w:val="single" w:sz="12" w:space="0" w:color="063360"/>
-              <w:right w:val="single" w:sz="6" w:space="0" w:color="9AA8B8"/>
-            </w:tcBorders>
-            <w:shd w:val="clear" w:color="auto" w:fill="FFFFFF"/>
-            <w:tcMar>
-              <w:top w:w="0" w:type="dxa"/>
-              <w:bottom w:w="0" w:type="dxa"/>
-              <w:left w:w="0" w:type="dxa"/>
-              <w:right w:w="0" w:type="dxa"/>
-            </w:tcMar>
-            <w:vAlign w:val="center"/>
-          </w:tcPr>
-          <w:p>
-            <w:pPr>
-              <w:jc w:val="center"/>
-              <w:pBdr>
-                <w:bottom w:val="none" w:sz="0" w:space="0" w:color="000000"/>
-                <w:top w:val="none" w:sz="0" w:space="0" w:color="000000"/>
-                <w:left w:val="none" w:sz="0" w:space="0" w:color="000000"/>
-                <w:right w:val="none" w:sz="0" w:space="0" w:color="000000"/>
-              </w:pBdr>
-              <w:spacing w:after="80" w:before="80" w:line="240"/>
-              <w:ind w:left="80" w:right="80" w:firstLine="0" w:firstLineChars="0"/>
-              <w:rPr>
-                <w:rFonts w:ascii="Arial" w:hAnsi="Arial" w:eastAsia="Arial" w:cs="Arial"/>
-                <w:i w:val="false"/>
-                <w:b w:val="true"/>
-                <w:u w:val="none"/>
-                <w:strike w:val="false"/>
-                <w:sz w:val="24"/>
-                <w:szCs w:val="24"/>
-                <w:color w:val="063360"/>
-              </w:rPr>
-            </w:pPr>
-            <w:r>
-              <w:rPr>
-                <w:rFonts w:ascii="Arial" w:hAnsi="Arial" w:eastAsia="Arial" w:cs="Arial"/>
-                <w:i w:val="false"/>
-                <w:b w:val="true"/>
-                <w:u w:val="none"/>
-                <w:strike w:val="false"/>
-                <w:sz w:val="24"/>
-                <w:szCs w:val="24"/>
-                <w:color w:val="063360"/>
-              </w:rPr>
-              <w:t xml:space="preserve">Treatment effect</w:t>
-            </w:r>
-          </w:p>
-        </w:tc>
-        <w:tc>
-          <w:tcPr>
-            <w:tcBorders>
-              <w:bottom w:val="single" w:sz="6" w:space="0" w:color="9AA8B8"/>
-              <w:top w:val="single" w:sz="6" w:space="0" w:color="9AA8B8"/>
-              <w:left w:val="single" w:sz="6" w:space="0" w:color="9AA8B8"/>
-              <w:right w:val="single" w:sz="6" w:space="0" w:color="9AA8B8"/>
-            </w:tcBorders>
-            <w:shd w:val="clear" w:color="auto" w:fill="FFFFFF"/>
-            <w:tcMar>
-              <w:top w:w="0" w:type="dxa"/>
-              <w:bottom w:w="0" w:type="dxa"/>
-              <w:left w:w="0" w:type="dxa"/>
-              <w:right w:w="0" w:type="dxa"/>
-            </w:tcMar>
-            <w:vAlign w:val="center"/>
-          </w:tcPr>
-          <w:p>
-            <w:pPr>
-              <w:jc w:val="center"/>
-              <w:pBdr>
-                <w:bottom w:val="none" w:sz="0" w:space="0" w:color="000000"/>
-                <w:top w:val="none" w:sz="0" w:space="0" w:color="000000"/>
-                <w:left w:val="none" w:sz="0" w:space="0" w:color="000000"/>
-                <w:right w:val="none" w:sz="0" w:space="0" w:color="000000"/>
-              </w:pBdr>
-              <w:spacing w:after="80" w:before="80" w:line="240"/>
-              <w:ind w:left="80" w:right="80" w:firstLine="0" w:firstLineChars="0"/>
-              <w:rPr>
-                <w:rFonts w:ascii="Arial" w:hAnsi="Arial" w:eastAsia="Arial" w:cs="Arial"/>
-                <w:i w:val="false"/>
-                <w:b w:val="true"/>
-                <w:u w:val="none"/>
-                <w:strike w:val="false"/>
-                <w:sz w:val="24"/>
-                <w:szCs w:val="24"/>
-                <w:color w:val="063360"/>
-              </w:rPr>
-            </w:pPr>
-            <w:r>
-              <w:rPr>
-                <w:rFonts w:ascii="Arial" w:hAnsi="Arial" w:eastAsia="Arial" w:cs="Arial"/>
-                <w:i w:val="false"/>
-                <w:b w:val="true"/>
-                <w:u w:val="none"/>
-                <w:strike w:val="false"/>
-                <w:sz w:val="24"/>
-                <w:szCs w:val="24"/>
-                <w:color w:val="063360"/>
-              </w:rPr>
-              <w:t xml:space="preserve">Comparison group</w:t>
-            </w:r>
-          </w:p>
-        </w:tc>
-        <w:tc>
-          <w:tcPr>
-            <w:tcBorders>
-              <w:bottom w:val="single" w:sz="6" w:space="0" w:color="9AA8B8"/>
-              <w:top w:val="single" w:sz="6" w:space="0" w:color="9AA8B8"/>
-              <w:left w:val="single" w:sz="6" w:space="0" w:color="9AA8B8"/>
-              <w:right w:val="single" w:sz="12" w:space="0" w:color="063360"/>
-            </w:tcBorders>
-            <w:shd w:val="clear" w:color="auto" w:fill="FFFFFF"/>
-            <w:tcMar>
-              <w:top w:w="0" w:type="dxa"/>
-              <w:bottom w:w="0" w:type="dxa"/>
-              <w:left w:w="0" w:type="dxa"/>
-              <w:right w:w="0" w:type="dxa"/>
-            </w:tcMar>
-            <w:vAlign w:val="center"/>
-          </w:tcPr>
-          <w:p>
-            <w:pPr>
-              <w:jc w:val="center"/>
-              <w:pBdr>
-                <w:bottom w:val="none" w:sz="0" w:space="0" w:color="000000"/>
-                <w:top w:val="none" w:sz="0" w:space="0" w:color="000000"/>
-                <w:left w:val="none" w:sz="0" w:space="0" w:color="000000"/>
-                <w:right w:val="none" w:sz="0" w:space="0" w:color="000000"/>
-              </w:pBdr>
-              <w:spacing w:after="80" w:before="80" w:line="240"/>
-              <w:ind w:left="80" w:right="80" w:firstLine="0" w:firstLineChars="0"/>
-              <w:rPr>
-                <w:rFonts w:ascii="Arial" w:hAnsi="Arial" w:eastAsia="Arial" w:cs="Arial"/>
-                <w:i w:val="false"/>
-                <w:b w:val="true"/>
-                <w:u w:val="none"/>
-                <w:strike w:val="false"/>
-                <w:sz w:val="24"/>
-                <w:szCs w:val="24"/>
-                <w:color w:val="063360"/>
-              </w:rPr>
-            </w:pPr>
-            <w:r>
-              <w:rPr>
-                <w:rFonts w:ascii="Arial" w:hAnsi="Arial" w:eastAsia="Arial" w:cs="Arial"/>
-                <w:i w:val="false"/>
-                <w:b w:val="true"/>
-                <w:u w:val="none"/>
-                <w:strike w:val="false"/>
-                <w:sz w:val="24"/>
-                <w:szCs w:val="24"/>
-                <w:color w:val="063360"/>
-              </w:rPr>
-              <w:t xml:space="preserve">Coefficient</w:t>
-            </w:r>
-          </w:p>
-        </w:tc>
-      </w:tr>
-      <w:tr>
-        <w:trPr>
-          <w:trHeight w:val="1296" w:hRule="atLeast"/>
-        </w:trPr>
-        body3
-        <w:tc>
-          <w:tcPr>
-            <w:tcBorders>
-              <w:bottom w:val="single" w:sz="12" w:space="0" w:color="063360"/>
-              <w:top w:val="single" w:sz="6" w:space="0" w:color="9AA8B8"/>
-              <w:left w:val="single" w:sz="12" w:space="0" w:color="063360"/>
-              <w:right w:val="single" w:sz="6" w:space="0" w:color="9AA8B8"/>
-            </w:tcBorders>
-            <w:shd w:val="clear" w:color="auto" w:fill="FFFFFF"/>
-            <w:tcMar>
-              <w:top w:w="0" w:type="dxa"/>
-              <w:bottom w:w="0" w:type="dxa"/>
-              <w:left w:w="0" w:type="dxa"/>
-              <w:right w:w="0" w:type="dxa"/>
-            </w:tcMar>
-            <w:vAlign w:val="center"/>
-          </w:tcPr>
-          <w:p>
-            <w:pPr>
-              <w:jc w:val="center"/>
-              <w:pBdr>
-                <w:bottom w:val="none" w:sz="0" w:space="0" w:color="000000"/>
-                <w:top w:val="none" w:sz="0" w:space="0" w:color="000000"/>
-                <w:left w:val="none" w:sz="0" w:space="0" w:color="000000"/>
-                <w:right w:val="none" w:sz="0" w:space="0" w:color="000000"/>
-              </w:pBdr>
-              <w:spacing w:after="80" w:before="80" w:line="240"/>
-              <w:ind w:left="80" w:right="80" w:firstLine="0" w:firstLineChars="0"/>
-              <w:rPr>
-                <w:rFonts w:ascii="Arial" w:hAnsi="Arial" w:eastAsia="Arial" w:cs="Arial"/>
-                <w:i w:val="false"/>
-                <w:b w:val="true"/>
-                <w:u w:val="none"/>
-                <w:strike w:val="false"/>
-                <w:sz w:val="24"/>
-                <w:szCs w:val="24"/>
-                <w:color w:val="063360"/>
-              </w:rPr>
-            </w:pPr>
-            <w:r>
-              <w:rPr>
-                <w:rFonts w:ascii="Arial" w:hAnsi="Arial" w:eastAsia="Arial" w:cs="Arial"/>
-                <w:i w:val="false"/>
-                <w:b w:val="true"/>
-                <w:u w:val="none"/>
-                <w:strike w:val="false"/>
-                <w:sz w:val="24"/>
-                <w:szCs w:val="24"/>
-                <w:color w:val="063360"/>
-              </w:rPr>
-              <w:t xml:space="preserve">Confidence interval</w:t>
-            </w:r>
-          </w:p>
-        </w:tc>
-        <w:tc>
-          <w:tcPr>
-            <w:tcBorders>
-              <w:bottom w:val="single" w:sz="12" w:space="0" w:color="063360"/>
-              <w:top w:val="single" w:sz="6" w:space="0" w:color="9AA8B8"/>
-              <w:left w:val="single" w:sz="6" w:space="0" w:color="9AA8B8"/>
-              <w:right w:val="single" w:sz="6" w:space="0" w:color="9AA8B8"/>
-            </w:tcBorders>
-            <w:shd w:val="clear" w:color="auto" w:fill="FFFFFF"/>
-            <w:tcMar>
-              <w:top w:w="0" w:type="dxa"/>
-              <w:bottom w:w="0" w:type="dxa"/>
-              <w:left w:w="0" w:type="dxa"/>
-              <w:right w:w="0" w:type="dxa"/>
-            </w:tcMar>
-            <w:vAlign w:val="center"/>
-          </w:tcPr>
-          <w:p>
-            <w:pPr>
-              <w:jc w:val="center"/>
-              <w:pBdr>
-                <w:bottom w:val="none" w:sz="0" w:space="0" w:color="000000"/>
-                <w:top w:val="none" w:sz="0" w:space="0" w:color="000000"/>
-                <w:left w:val="none" w:sz="0" w:space="0" w:color="000000"/>
-                <w:right w:val="none" w:sz="0" w:space="0" w:color="000000"/>
-              </w:pBdr>
-              <w:spacing w:after="80" w:before="80" w:line="240"/>
-              <w:ind w:left="80" w:right="80" w:firstLine="0" w:firstLineChars="0"/>
-              <w:rPr>
-                <w:rFonts w:ascii="Arial" w:hAnsi="Arial" w:eastAsia="Arial" w:cs="Arial"/>
-                <w:i w:val="false"/>
-                <w:b w:val="true"/>
-                <w:u w:val="none"/>
-                <w:strike w:val="false"/>
-                <w:sz w:val="24"/>
-                <w:szCs w:val="24"/>
-                <w:color w:val="063360"/>
-              </w:rPr>
-            </w:pPr>
-            <w:r>
-              <w:rPr>
-                <w:rFonts w:ascii="Arial" w:hAnsi="Arial" w:eastAsia="Arial" w:cs="Arial"/>
-                <w:i w:val="false"/>
-                <w:b w:val="true"/>
-                <w:u w:val="none"/>
-                <w:strike w:val="false"/>
-                <w:sz w:val="24"/>
-                <w:szCs w:val="24"/>
-                <w:color w:val="063360"/>
-              </w:rPr>
-              <w:t xml:space="preserve">Median</w:t>
-            </w:r>
-          </w:p>
-        </w:tc>
-        <w:tc>
-          <w:tcPr>
-            <w:tcBorders>
-              <w:bottom w:val="single" w:sz="12" w:space="0" w:color="063360"/>
-              <w:top w:val="single" w:sz="6" w:space="0" w:color="9AA8B8"/>
-              <w:left w:val="single" w:sz="6" w:space="0" w:color="9AA8B8"/>
-              <w:right w:val="single" w:sz="12" w:space="0" w:color="063360"/>
-            </w:tcBorders>
-            <w:shd w:val="clear" w:color="auto" w:fill="FFFFFF"/>
-            <w:tcMar>
-              <w:top w:w="0" w:type="dxa"/>
-              <w:bottom w:w="0" w:type="dxa"/>
-              <w:left w:w="0" w:type="dxa"/>
-              <w:right w:w="0" w:type="dxa"/>
-            </w:tcMar>
-            <w:vAlign w:val="center"/>
-          </w:tcPr>
-          <w:p>
-            <w:pPr>
-              <w:jc w:val="center"/>
-              <w:pBdr>
-                <w:bottom w:val="none" w:sz="0" w:space="0" w:color="000000"/>
-                <w:top w:val="none" w:sz="0" w:space="0" w:color="000000"/>
-                <w:left w:val="none" w:sz="0" w:space="0" w:color="000000"/>
-                <w:right w:val="none" w:sz="0" w:space="0" w:color="000000"/>
-              </w:pBdr>
-              <w:spacing w:after="80" w:before="80" w:line="240"/>
-              <w:ind w:left="80" w:right="80" w:firstLine="0" w:firstLineChars="0"/>
-              <w:rPr>
-                <w:rFonts w:ascii="Arial" w:hAnsi="Arial" w:eastAsia="Arial" w:cs="Arial"/>
-                <w:i w:val="false"/>
-                <w:b w:val="true"/>
-                <w:u w:val="none"/>
-                <w:strike w:val="false"/>
-                <w:sz w:val="24"/>
-                <w:szCs w:val="24"/>
-                <w:color w:val="063360"/>
-              </w:rPr>
-            </w:pPr>
-            <w:r>
-              <w:rPr>
-                <w:rFonts w:ascii="Arial" w:hAnsi="Arial" w:eastAsia="Arial" w:cs="Arial"/>
-                <w:i w:val="false"/>
-                <w:b w:val="true"/>
-                <w:u w:val="none"/>
-                <w:strike w:val="false"/>
-                <w:sz w:val="24"/>
-                <w:szCs w:val="24"/>
-                <w:color w:val="063360"/>
-              </w:rPr>
-              <w:t xml:space="preserve">Mean</w:t>
-            </w:r>
-          </w:p>
-        </w:tc>
-      </w:tr>
-    </w:tbl>
-    <w:p>
-      <w:pPr>
-        <w:pStyle w:val="Normal"/>
-        <w:jc w:val="left"/>
-        <w:pBdr>
-          <w:bottom w:val="none" w:sz="0" w:space="0" w:color="000000"/>
-          <w:top w:val="none" w:sz="0" w:space="0" w:color="000000"/>
-          <w:left w:val="none" w:sz="0" w:space="0" w:color="000000"/>
-          <w:right w:val="none" w:sz="0" w:space="0" w:color="000000"/>
-        </w:pBdr>
-        <w:spacing w:after="280" w:before="0" w:line="240"/>
-        <w:ind w:left="0" w:right="0" w:firstLine="0" w:firstLineChars="0"/>
-      </w:pPr>
-      <w:r>
-        <w:rPr>
-          <w:rFonts w:ascii="Arial" w:hAnsi="Arial" w:eastAsia="Arial" w:cs="Arial"/>
-          <w:i w:val="false"/>
-          <w:b w:val="false"/>
-          <w:u w:val="none"/>
-          <w:strike w:val="false"/>
-          <w:sz w:val="22"/>
-          <w:szCs w:val="22"/>
-          <w:color w:val="000000"/>
-        </w:rPr>
-        <w:t xml:space="preserve"> </w:t>
-      </w:r>
-    </w:p>
-    <w:p>
-      <w:pPr>
-        <w:pStyle w:val="Normal"/>
-        <w:jc w:val="left"/>
-        <w:pBdr>
-          <w:bottom w:val="none" w:sz="0" w:space="0" w:color="000000"/>
-          <w:top w:val="none" w:sz="0" w:space="0" w:color="000000"/>
-          <w:left w:val="none" w:sz="0" w:space="0" w:color="000000"/>
-          <w:right w:val="none" w:sz="0" w:space="0" w:color="000000"/>
-        </w:pBdr>
-        <w:spacing w:after="80" w:before="0" w:line="240"/>
-        <w:ind w:left="0" w:right="0" w:firstLine="0" w:firstLineChars="0"/>
-      </w:pPr>
-      <w:r>
-        <w:rPr>
-          <w:rFonts w:ascii="Arial" w:hAnsi="Arial" w:eastAsia="Arial" w:cs="Arial"/>
-          <w:i w:val="false"/>
-          <w:b w:val="false"/>
-          <w:u w:val="none"/>
-          <w:strike w:val="false"/>
-          <w:sz w:val="18"/>
-          <w:szCs w:val="18"/>
-          <w:color w:val="545860"/>
-        </w:rPr>
-        <w:t xml:space="preserve">Card 6</w:t>
-      </w:r>
-    </w:p>
-    <w:tbl xmlns:a="http://schemas.openxmlformats.org/drawingml/2006/main" xmlns:pic="http://schemas.openxmlformats.org/drawingml/2006/picture">
-      <w:tblPr>
-        <w:tblLayout w:type="fixed"/>
-        <w:jc w:val="center"/>
-        <w:tblLook w:firstRow="1" w:lastRow="0" w:firstColumn="0" w:lastColumn="0" w:noHBand="0" w:noVBand="1"/>
-      </w:tblPr>
-      <w:tblGrid>
-        <w:gridCol w:w="3168"/>
-        <w:gridCol w:w="3168"/>
-        <w:gridCol w:w="3168"/>
-      </w:tblGrid>
-      <w:tr>
-        <w:trPr>
-          <w:trHeight w:val="1296" w:hRule="atLeast"/>
-        </w:trPr>
-        body1
-        <w:tc>
-          <w:tcPr>
-            <w:tcBorders>
-              <w:bottom w:val="single" w:sz="6" w:space="0" w:color="9AA8B8"/>
-              <w:top w:val="single" w:sz="12" w:space="0" w:color="063360"/>
-              <w:left w:val="single" w:sz="12" w:space="0" w:color="063360"/>
-              <w:right w:val="single" w:sz="6" w:space="0" w:color="9AA8B8"/>
-            </w:tcBorders>
-            <w:shd w:val="clear" w:color="auto" w:fill="FFFFFF"/>
-            <w:tcMar>
-              <w:top w:w="0" w:type="dxa"/>
-              <w:bottom w:w="0" w:type="dxa"/>
-              <w:left w:w="0" w:type="dxa"/>
-              <w:right w:w="0" w:type="dxa"/>
-            </w:tcMar>
-            <w:vAlign w:val="center"/>
-          </w:tcPr>
-          <w:p>
-            <w:pPr>
-              <w:jc w:val="center"/>
-              <w:pBdr>
-                <w:bottom w:val="none" w:sz="0" w:space="0" w:color="000000"/>
-                <w:top w:val="none" w:sz="0" w:space="0" w:color="000000"/>
-                <w:left w:val="none" w:sz="0" w:space="0" w:color="000000"/>
-                <w:right w:val="none" w:sz="0" w:space="0" w:color="000000"/>
-              </w:pBdr>
-              <w:spacing w:after="80" w:before="80" w:line="240"/>
-              <w:ind w:left="80" w:right="80" w:firstLine="0" w:firstLineChars="0"/>
-              <w:rPr>
-                <w:rFonts w:ascii="Arial" w:hAnsi="Arial" w:eastAsia="Arial" w:cs="Arial"/>
-                <w:i w:val="false"/>
-                <w:b w:val="true"/>
-                <w:u w:val="none"/>
-                <w:strike w:val="false"/>
-                <w:sz w:val="24"/>
-                <w:szCs w:val="24"/>
-                <w:color w:val="063360"/>
-              </w:rPr>
-            </w:pPr>
-            <w:r>
-              <w:rPr>
-                <w:rFonts w:ascii="Arial" w:hAnsi="Arial" w:eastAsia="Arial" w:cs="Arial"/>
-                <w:i w:val="false"/>
-                <w:b w:val="true"/>
-                <w:u w:val="none"/>
-                <w:strike w:val="false"/>
-                <w:sz w:val="24"/>
-                <w:szCs w:val="24"/>
-                <w:color w:val="063360"/>
-              </w:rPr>
-              <w:t xml:space="preserve">Baseline</w:t>
-            </w:r>
-          </w:p>
-        </w:tc>
-        <w:tc>
-          <w:tcPr>
-            <w:tcBorders>
-              <w:bottom w:val="single" w:sz="6" w:space="0" w:color="9AA8B8"/>
-              <w:top w:val="single" w:sz="12" w:space="0" w:color="063360"/>
-              <w:left w:val="single" w:sz="6" w:space="0" w:color="9AA8B8"/>
-              <w:right w:val="single" w:sz="6" w:space="0" w:color="9AA8B8"/>
-            </w:tcBorders>
-            <w:shd w:val="clear" w:color="auto" w:fill="FFFFFF"/>
-            <w:tcMar>
-              <w:top w:w="0" w:type="dxa"/>
-              <w:bottom w:w="0" w:type="dxa"/>
-              <w:left w:w="0" w:type="dxa"/>
-              <w:right w:w="0" w:type="dxa"/>
-            </w:tcMar>
-            <w:vAlign w:val="center"/>
-          </w:tcPr>
-          <w:p>
-            <w:pPr>
-              <w:jc w:val="center"/>
-              <w:pBdr>
-                <w:bottom w:val="none" w:sz="0" w:space="0" w:color="000000"/>
-                <w:top w:val="none" w:sz="0" w:space="0" w:color="000000"/>
-                <w:left w:val="none" w:sz="0" w:space="0" w:color="000000"/>
-                <w:right w:val="none" w:sz="0" w:space="0" w:color="000000"/>
-              </w:pBdr>
-              <w:spacing w:after="80" w:before="80" w:line="240"/>
-              <w:ind w:left="80" w:right="80" w:firstLine="0" w:firstLineChars="0"/>
-              <w:rPr>
-                <w:rFonts w:ascii="Arial" w:hAnsi="Arial" w:eastAsia="Arial" w:cs="Arial"/>
-                <w:i w:val="false"/>
-                <w:b w:val="true"/>
-                <w:u w:val="none"/>
-                <w:strike w:val="false"/>
-                <w:sz w:val="24"/>
-                <w:szCs w:val="24"/>
-                <w:color w:val="063360"/>
-              </w:rPr>
-            </w:pPr>
-            <w:r>
-              <w:rPr>
-                <w:rFonts w:ascii="Arial" w:hAnsi="Arial" w:eastAsia="Arial" w:cs="Arial"/>
-                <w:i w:val="false"/>
-                <w:b w:val="true"/>
-                <w:u w:val="none"/>
-                <w:strike w:val="false"/>
-                <w:sz w:val="24"/>
-                <w:szCs w:val="24"/>
-                <w:color w:val="063360"/>
-              </w:rPr>
-              <w:t xml:space="preserve">p-value</w:t>
-            </w:r>
-          </w:p>
-        </w:tc>
-        <w:tc>
-          <w:tcPr>
-            <w:tcBorders>
-              <w:bottom w:val="single" w:sz="6" w:space="0" w:color="9AA8B8"/>
-              <w:top w:val="single" w:sz="12" w:space="0" w:color="063360"/>
-              <w:left w:val="single" w:sz="6" w:space="0" w:color="9AA8B8"/>
-              <w:right w:val="single" w:sz="12" w:space="0" w:color="063360"/>
-            </w:tcBorders>
-            <w:shd w:val="clear" w:color="auto" w:fill="FFFFFF"/>
-            <w:tcMar>
-              <w:top w:w="0" w:type="dxa"/>
-              <w:bottom w:w="0" w:type="dxa"/>
-              <w:left w:w="0" w:type="dxa"/>
-              <w:right w:w="0" w:type="dxa"/>
-            </w:tcMar>
-            <w:vAlign w:val="center"/>
-          </w:tcPr>
-          <w:p>
-            <w:pPr>
-              <w:jc w:val="center"/>
-              <w:pBdr>
-                <w:bottom w:val="none" w:sz="0" w:space="0" w:color="000000"/>
-                <w:top w:val="none" w:sz="0" w:space="0" w:color="000000"/>
-                <w:left w:val="none" w:sz="0" w:space="0" w:color="000000"/>
-                <w:right w:val="none" w:sz="0" w:space="0" w:color="000000"/>
-              </w:pBdr>
-              <w:spacing w:after="80" w:before="80" w:line="240"/>
-              <w:ind w:left="80" w:right="80" w:firstLine="0" w:firstLineChars="0"/>
-              <w:rPr>
-                <w:rFonts w:ascii="Arial" w:hAnsi="Arial" w:eastAsia="Arial" w:cs="Arial"/>
-                <w:i w:val="false"/>
-                <w:b w:val="true"/>
-                <w:u w:val="none"/>
-                <w:strike w:val="false"/>
-                <w:sz w:val="24"/>
-                <w:szCs w:val="24"/>
-                <w:color w:val="063360"/>
-              </w:rPr>
-            </w:pPr>
-            <w:r>
-              <w:rPr>
-                <w:rFonts w:ascii="Arial" w:hAnsi="Arial" w:eastAsia="Arial" w:cs="Arial"/>
-                <w:i w:val="false"/>
-                <w:b w:val="true"/>
-                <w:u w:val="none"/>
-                <w:strike w:val="false"/>
-                <w:sz w:val="24"/>
-                <w:szCs w:val="24"/>
-                <w:color w:val="063360"/>
-              </w:rPr>
-              <w:t xml:space="preserve">Sample size</w:t>
-            </w:r>
-          </w:p>
-        </w:tc>
-      </w:tr>
-      <w:tr>
-        <w:trPr>
-          <w:trHeight w:val="1296" w:hRule="atLeast"/>
-        </w:trPr>
-        body2
-        <w:tc>
-          <w:tcPr>
-            <w:tcBorders>
-              <w:bottom w:val="single" w:sz="6" w:space="0" w:color="9AA8B8"/>
-              <w:top w:val="single" w:sz="6" w:space="0" w:color="9AA8B8"/>
-              <w:left w:val="single" w:sz="12" w:space="0" w:color="063360"/>
-              <w:right w:val="single" w:sz="6" w:space="0" w:color="9AA8B8"/>
-            </w:tcBorders>
-            <w:shd w:val="clear" w:color="auto" w:fill="FFFFFF"/>
-            <w:tcMar>
-              <w:top w:w="0" w:type="dxa"/>
-              <w:bottom w:w="0" w:type="dxa"/>
-              <w:left w:w="0" w:type="dxa"/>
-              <w:right w:w="0" w:type="dxa"/>
-            </w:tcMar>
-            <w:vAlign w:val="center"/>
-          </w:tcPr>
-          <w:p>
-            <w:pPr>
-              <w:jc w:val="center"/>
-              <w:pBdr>
-                <w:bottom w:val="none" w:sz="0" w:space="0" w:color="000000"/>
-                <w:top w:val="none" w:sz="0" w:space="0" w:color="000000"/>
-                <w:left w:val="none" w:sz="0" w:space="0" w:color="000000"/>
-                <w:right w:val="none" w:sz="0" w:space="0" w:color="000000"/>
-              </w:pBdr>
-              <w:spacing w:after="80" w:before="80" w:line="240"/>
-              <w:ind w:left="80" w:right="80" w:firstLine="0" w:firstLineChars="0"/>
-              <w:rPr>
-                <w:rFonts w:ascii="Arial" w:hAnsi="Arial" w:eastAsia="Arial" w:cs="Arial"/>
-                <w:i w:val="false"/>
-                <w:b w:val="true"/>
-                <w:u w:val="none"/>
-                <w:strike w:val="false"/>
-                <w:sz w:val="24"/>
-                <w:szCs w:val="24"/>
-                <w:color w:val="063360"/>
-              </w:rPr>
-            </w:pPr>
-            <w:r>
-              <w:rPr>
-                <w:rFonts w:ascii="Arial" w:hAnsi="Arial" w:eastAsia="Arial" w:cs="Arial"/>
-                <w:i w:val="false"/>
-                <w:b w:val="true"/>
-                <w:u w:val="none"/>
-                <w:strike w:val="false"/>
-                <w:sz w:val="24"/>
-                <w:szCs w:val="24"/>
-                <w:color w:val="063360"/>
-              </w:rPr>
-              <w:t xml:space="preserve">Confidence interval</w:t>
-            </w:r>
-          </w:p>
-        </w:tc>
-        <w:tc>
-          <w:tcPr>
-            <w:tcBorders>
-              <w:bottom w:val="single" w:sz="6" w:space="0" w:color="9AA8B8"/>
-              <w:top w:val="single" w:sz="6" w:space="0" w:color="9AA8B8"/>
-              <w:left w:val="single" w:sz="6" w:space="0" w:color="9AA8B8"/>
-              <w:right w:val="single" w:sz="6" w:space="0" w:color="9AA8B8"/>
-            </w:tcBorders>
-            <w:shd w:val="clear" w:color="auto" w:fill="FFFFFF"/>
-            <w:tcMar>
-              <w:top w:w="0" w:type="dxa"/>
-              <w:bottom w:w="0" w:type="dxa"/>
-              <w:left w:w="0" w:type="dxa"/>
-              <w:right w:w="0" w:type="dxa"/>
-            </w:tcMar>
-            <w:vAlign w:val="center"/>
-          </w:tcPr>
-          <w:p>
-            <w:pPr>
-              <w:jc w:val="center"/>
-              <w:pBdr>
-                <w:bottom w:val="none" w:sz="0" w:space="0" w:color="000000"/>
-                <w:top w:val="none" w:sz="0" w:space="0" w:color="000000"/>
-                <w:left w:val="none" w:sz="0" w:space="0" w:color="000000"/>
-                <w:right w:val="none" w:sz="0" w:space="0" w:color="000000"/>
-              </w:pBdr>
-              <w:spacing w:after="80" w:before="80" w:line="240"/>
-              <w:ind w:left="80" w:right="80" w:firstLine="0" w:firstLineChars="0"/>
-              <w:rPr>
-                <w:rFonts w:ascii="Arial" w:hAnsi="Arial" w:eastAsia="Arial" w:cs="Arial"/>
-                <w:i w:val="false"/>
-                <w:b w:val="true"/>
-                <w:u w:val="none"/>
-                <w:strike w:val="false"/>
-                <w:sz w:val="24"/>
-                <w:szCs w:val="24"/>
-                <w:color w:val="063360"/>
-              </w:rPr>
-            </w:pPr>
-            <w:r>
-              <w:rPr>
-                <w:rFonts w:ascii="Arial" w:hAnsi="Arial" w:eastAsia="Arial" w:cs="Arial"/>
-                <w:i w:val="false"/>
-                <w:b w:val="true"/>
-                <w:u w:val="none"/>
-                <w:strike w:val="false"/>
-                <w:sz w:val="24"/>
-                <w:szCs w:val="24"/>
-                <w:color w:val="063360"/>
-              </w:rPr>
-              <w:t xml:space="preserve">Coefficient</w:t>
-            </w:r>
-          </w:p>
-        </w:tc>
-        <w:tc>
-          <w:tcPr>
-            <w:tcBorders>
-              <w:bottom w:val="single" w:sz="6" w:space="0" w:color="9AA8B8"/>
-              <w:top w:val="single" w:sz="6" w:space="0" w:color="9AA8B8"/>
-              <w:left w:val="single" w:sz="6" w:space="0" w:color="9AA8B8"/>
-              <w:right w:val="single" w:sz="12" w:space="0" w:color="063360"/>
-            </w:tcBorders>
-            <w:shd w:val="clear" w:color="auto" w:fill="FFFFFF"/>
-            <w:tcMar>
-              <w:top w:w="0" w:type="dxa"/>
-              <w:bottom w:w="0" w:type="dxa"/>
-              <w:left w:w="0" w:type="dxa"/>
-              <w:right w:w="0" w:type="dxa"/>
-            </w:tcMar>
-            <w:vAlign w:val="center"/>
-          </w:tcPr>
-          <w:p>
-            <w:pPr>
-              <w:jc w:val="center"/>
-              <w:pBdr>
-                <w:bottom w:val="none" w:sz="0" w:space="0" w:color="000000"/>
-                <w:top w:val="none" w:sz="0" w:space="0" w:color="000000"/>
-                <w:left w:val="none" w:sz="0" w:space="0" w:color="000000"/>
-                <w:right w:val="none" w:sz="0" w:space="0" w:color="000000"/>
-              </w:pBdr>
-              <w:spacing w:after="80" w:before="80" w:line="240"/>
-              <w:ind w:left="80" w:right="80" w:firstLine="0" w:firstLineChars="0"/>
-              <w:rPr>
-                <w:rFonts w:ascii="Arial" w:hAnsi="Arial" w:eastAsia="Arial" w:cs="Arial"/>
-                <w:i w:val="false"/>
-                <w:b w:val="true"/>
-                <w:u w:val="none"/>
-                <w:strike w:val="false"/>
-                <w:sz w:val="24"/>
-                <w:szCs w:val="24"/>
-                <w:color w:val="063360"/>
-              </w:rPr>
-            </w:pPr>
-            <w:r>
-              <w:rPr>
-                <w:rFonts w:ascii="Arial" w:hAnsi="Arial" w:eastAsia="Arial" w:cs="Arial"/>
-                <w:i w:val="false"/>
-                <w:b w:val="true"/>
-                <w:u w:val="none"/>
-                <w:strike w:val="false"/>
-                <w:sz w:val="24"/>
-                <w:szCs w:val="24"/>
-                <w:color w:val="063360"/>
-              </w:rPr>
-              <w:t xml:space="preserve">Mean</w:t>
-            </w:r>
-          </w:p>
-        </w:tc>
-      </w:tr>
-      <w:tr>
-        <w:trPr>
-          <w:trHeight w:val="1296" w:hRule="atLeast"/>
-        </w:trPr>
-        body3
-        <w:tc>
-          <w:tcPr>
-            <w:tcBorders>
-              <w:bottom w:val="single" w:sz="12" w:space="0" w:color="063360"/>
-              <w:top w:val="single" w:sz="6" w:space="0" w:color="9AA8B8"/>
-              <w:left w:val="single" w:sz="12" w:space="0" w:color="063360"/>
-              <w:right w:val="single" w:sz="6" w:space="0" w:color="9AA8B8"/>
-            </w:tcBorders>
-            <w:shd w:val="clear" w:color="auto" w:fill="FFFFFF"/>
-            <w:tcMar>
-              <w:top w:w="0" w:type="dxa"/>
-              <w:bottom w:w="0" w:type="dxa"/>
-              <w:left w:w="0" w:type="dxa"/>
-              <w:right w:w="0" w:type="dxa"/>
-            </w:tcMar>
-            <w:vAlign w:val="center"/>
-          </w:tcPr>
-          <w:p>
-            <w:pPr>
-              <w:jc w:val="center"/>
-              <w:pBdr>
-                <w:bottom w:val="none" w:sz="0" w:space="0" w:color="000000"/>
-                <w:top w:val="none" w:sz="0" w:space="0" w:color="000000"/>
-                <w:left w:val="none" w:sz="0" w:space="0" w:color="000000"/>
-                <w:right w:val="none" w:sz="0" w:space="0" w:color="000000"/>
-              </w:pBdr>
-              <w:spacing w:after="80" w:before="80" w:line="240"/>
-              <w:ind w:left="80" w:right="80" w:firstLine="0" w:firstLineChars="0"/>
-              <w:rPr>
-                <w:rFonts w:ascii="Arial" w:hAnsi="Arial" w:eastAsia="Arial" w:cs="Arial"/>
-                <w:i w:val="false"/>
-                <w:b w:val="true"/>
-                <w:u w:val="none"/>
-                <w:strike w:val="false"/>
-                <w:sz w:val="24"/>
-                <w:szCs w:val="24"/>
-                <w:color w:val="063360"/>
-              </w:rPr>
-            </w:pPr>
-            <w:r>
-              <w:rPr>
-                <w:rFonts w:ascii="Arial" w:hAnsi="Arial" w:eastAsia="Arial" w:cs="Arial"/>
-                <w:i w:val="false"/>
-                <w:b w:val="true"/>
-                <w:u w:val="none"/>
-                <w:strike w:val="false"/>
-                <w:sz w:val="24"/>
-                <w:szCs w:val="24"/>
-                <w:color w:val="063360"/>
-              </w:rPr>
-              <w:t xml:space="preserve">Treatment effect</w:t>
-            </w:r>
-          </w:p>
-        </w:tc>
-        <w:tc>
-          <w:tcPr>
-            <w:tcBorders>
-              <w:bottom w:val="single" w:sz="12" w:space="0" w:color="063360"/>
-              <w:top w:val="single" w:sz="6" w:space="0" w:color="9AA8B8"/>
-              <w:left w:val="single" w:sz="6" w:space="0" w:color="9AA8B8"/>
-              <w:right w:val="single" w:sz="6" w:space="0" w:color="9AA8B8"/>
-            </w:tcBorders>
-            <w:shd w:val="clear" w:color="auto" w:fill="FFFFFF"/>
-            <w:tcMar>
-              <w:top w:w="0" w:type="dxa"/>
-              <w:bottom w:w="0" w:type="dxa"/>
-              <w:left w:w="0" w:type="dxa"/>
-              <w:right w:w="0" w:type="dxa"/>
-            </w:tcMar>
-            <w:vAlign w:val="center"/>
-          </w:tcPr>
-          <w:p>
-            <w:pPr>
-              <w:jc w:val="center"/>
-              <w:pBdr>
-                <w:bottom w:val="none" w:sz="0" w:space="0" w:color="000000"/>
-                <w:top w:val="none" w:sz="0" w:space="0" w:color="000000"/>
-                <w:left w:val="none" w:sz="0" w:space="0" w:color="000000"/>
-                <w:right w:val="none" w:sz="0" w:space="0" w:color="000000"/>
-              </w:pBdr>
-              <w:spacing w:after="80" w:before="80" w:line="240"/>
-              <w:ind w:left="80" w:right="80" w:firstLine="0" w:firstLineChars="0"/>
-              <w:rPr>
-                <w:rFonts w:ascii="Arial" w:hAnsi="Arial" w:eastAsia="Arial" w:cs="Arial"/>
-                <w:i w:val="false"/>
-                <w:b w:val="true"/>
-                <w:u w:val="none"/>
-                <w:strike w:val="false"/>
-                <w:sz w:val="24"/>
-                <w:szCs w:val="24"/>
-                <w:color w:val="063360"/>
-              </w:rPr>
-            </w:pPr>
-            <w:r>
-              <w:rPr>
-                <w:rFonts w:ascii="Arial" w:hAnsi="Arial" w:eastAsia="Arial" w:cs="Arial"/>
-                <w:i w:val="false"/>
-                <w:b w:val="true"/>
-                <w:u w:val="none"/>
-                <w:strike w:val="false"/>
-                <w:sz w:val="24"/>
-                <w:szCs w:val="24"/>
-                <w:color w:val="063360"/>
-              </w:rPr>
-              <w:t xml:space="preserve">Statistically significant</w:t>
-            </w:r>
-          </w:p>
-        </w:tc>
-        <w:tc>
-          <w:tcPr>
-            <w:tcBorders>
-              <w:bottom w:val="single" w:sz="12" w:space="0" w:color="063360"/>
-              <w:top w:val="single" w:sz="6" w:space="0" w:color="9AA8B8"/>
-              <w:left w:val="single" w:sz="6" w:space="0" w:color="9AA8B8"/>
-              <w:right w:val="single" w:sz="12" w:space="0" w:color="063360"/>
-            </w:tcBorders>
-            <w:shd w:val="clear" w:color="auto" w:fill="FFFFFF"/>
-            <w:tcMar>
-              <w:top w:w="0" w:type="dxa"/>
-              <w:bottom w:w="0" w:type="dxa"/>
-              <w:left w:w="0" w:type="dxa"/>
-              <w:right w:w="0" w:type="dxa"/>
-            </w:tcMar>
-            <w:vAlign w:val="center"/>
-          </w:tcPr>
-          <w:p>
-            <w:pPr>
-              <w:jc w:val="center"/>
-              <w:pBdr>
-                <w:bottom w:val="none" w:sz="0" w:space="0" w:color="000000"/>
-                <w:top w:val="none" w:sz="0" w:space="0" w:color="000000"/>
-                <w:left w:val="none" w:sz="0" w:space="0" w:color="000000"/>
-                <w:right w:val="none" w:sz="0" w:space="0" w:color="000000"/>
-              </w:pBdr>
-              <w:spacing w:after="80" w:before="80" w:line="240"/>
-              <w:ind w:left="80" w:right="80" w:firstLine="0" w:firstLineChars="0"/>
-              <w:rPr>
-                <w:rFonts w:ascii="Arial" w:hAnsi="Arial" w:eastAsia="Arial" w:cs="Arial"/>
-                <w:i w:val="false"/>
-                <w:b w:val="true"/>
-                <w:u w:val="none"/>
-                <w:strike w:val="false"/>
-                <w:sz w:val="24"/>
-                <w:szCs w:val="24"/>
-                <w:color w:val="063360"/>
-              </w:rPr>
-            </w:pPr>
-            <w:r>
-              <w:rPr>
-                <w:rFonts w:ascii="Arial" w:hAnsi="Arial" w:eastAsia="Arial" w:cs="Arial"/>
-                <w:i w:val="false"/>
-                <w:b w:val="true"/>
-                <w:u w:val="none"/>
-                <w:strike w:val="false"/>
-                <w:sz w:val="24"/>
-                <w:szCs w:val="24"/>
-                <w:color w:val="063360"/>
-              </w:rPr>
-              <w:t xml:space="preserve">Comparison group</w:t>
-            </w:r>
-          </w:p>
-        </w:tc>
-      </w:tr>
-    </w:tbl>
-    <w:p>
-      <w:pPr>
-        <w:pStyle w:val="Normal"/>
-        <w:jc w:val="left"/>
-        <w:pBdr>
-          <w:bottom w:val="none" w:sz="0" w:space="0" w:color="000000"/>
-          <w:top w:val="none" w:sz="0" w:space="0" w:color="000000"/>
-          <w:left w:val="none" w:sz="0" w:space="0" w:color="000000"/>
-          <w:right w:val="none" w:sz="0" w:space="0" w:color="000000"/>
-        </w:pBdr>
-        <w:spacing w:after="280" w:before="0" w:line="240"/>
-        <w:ind w:left="0" w:right="0" w:firstLine="0" w:firstLineChars="0"/>
-      </w:pPr>
-      <w:r>
-        <w:rPr>
-          <w:rFonts w:ascii="Arial" w:hAnsi="Arial" w:eastAsia="Arial" w:cs="Arial"/>
-          <w:i w:val="false"/>
-          <w:b w:val="false"/>
-          <w:u w:val="none"/>
-          <w:strike w:val="false"/>
-          <w:sz w:val="22"/>
-          <w:szCs w:val="22"/>
-          <w:color w:val="000000"/>
-        </w:rPr>
-        <w:t xml:space="preserve"> </w:t>
-      </w:r>
-    </w:p>
-    <w:p>
-      <w:pPr/>
-      <w:r>
-        <w:br w:type="page"/>
-      </w:r>
-    </w:p>
-    <w:p>
-      <w:pPr>
-        <w:pStyle w:val="Normal"/>
-        <w:jc w:val="left"/>
-        <w:pBdr>
-          <w:bottom w:val="none" w:sz="0" w:space="0" w:color="000000"/>
-          <w:top w:val="none" w:sz="0" w:space="0" w:color="000000"/>
-          <w:left w:val="none" w:sz="0" w:space="0" w:color="000000"/>
-          <w:right w:val="none" w:sz="0" w:space="0" w:color="000000"/>
-        </w:pBdr>
-        <w:spacing w:after="0" w:before="0" w:line="240"/>
-        <w:ind w:left="0" w:right="0" w:firstLine="0" w:firstLineChars="0"/>
-      </w:pPr>
-      <w:r>
-        <w:rPr>
-          <w:rFonts w:ascii="Arial" w:hAnsi="Arial" w:eastAsia="Arial" w:cs="Arial"/>
-          <w:i w:val="false"/>
-          <w:b w:val="false"/>
-          <w:u w:val="none"/>
-          <w:strike w:val="false"/>
-          <w:sz w:val="18"/>
-          <w:szCs w:val="18"/>
-          <w:color w:val="545860"/>
-        </w:rPr>
-        <w:t xml:space="preserve">Module 2 · Day 1, Session 1 · Compared to What?</w:t>
-      </w:r>
-    </w:p>
-    <w:p>
-      <w:pPr>
-        <w:pStyle w:val="Normal"/>
-        <w:jc w:val="left"/>
-        <w:pBdr>
-          <w:bottom w:val="none" w:sz="0" w:space="0" w:color="000000"/>
-          <w:top w:val="none" w:sz="0" w:space="0" w:color="000000"/>
-          <w:left w:val="none" w:sz="0" w:space="0" w:color="000000"/>
-          <w:right w:val="none" w:sz="0" w:space="0" w:color="000000"/>
-        </w:pBdr>
-        <w:spacing w:after="40" w:before="0" w:line="240"/>
-        <w:ind w:left="0" w:right="0" w:firstLine="0" w:firstLineChars="0"/>
-      </w:pPr>
-      <w:r>
-        <w:rPr>
-          <w:rFonts w:ascii="Arial" w:hAnsi="Arial" w:eastAsia="Arial" w:cs="Arial"/>
-          <w:i w:val="false"/>
-          <w:b w:val="true"/>
-          <w:u w:val="none"/>
-          <w:strike w:val="false"/>
-          <w:sz w:val="36"/>
-          <w:szCs w:val="36"/>
-          <w:color w:val="063360"/>
-        </w:rPr>
-        <w:t xml:space="preserve">Terms bingo</w:t>
-      </w:r>
-    </w:p>
-    <w:p>
-      <w:pPr>
-        <w:pStyle w:val="Normal"/>
-        <w:jc w:val="left"/>
-        <w:pBdr>
-          <w:bottom w:val="none" w:sz="0" w:space="0" w:color="000000"/>
-          <w:top w:val="none" w:sz="0" w:space="0" w:color="000000"/>
-          <w:left w:val="none" w:sz="0" w:space="0" w:color="000000"/>
-          <w:right w:val="none" w:sz="0" w:space="0" w:color="000000"/>
-        </w:pBdr>
-        <w:spacing w:after="160" w:before="0" w:line="240"/>
-        <w:ind w:left="0" w:right="0" w:firstLine="0" w:firstLineChars="0"/>
-      </w:pPr>
-      <w:r>
-        <w:rPr>
-          <w:rFonts w:ascii="Arial" w:hAnsi="Arial" w:eastAsia="Arial" w:cs="Arial"/>
-          <w:i w:val="true"/>
-          <w:b w:val="false"/>
-          <w:u w:val="none"/>
-          <w:strike w:val="false"/>
-          <w:sz w:val="18"/>
-          <w:szCs w:val="18"/>
-          <w:color w:val="215A9E"/>
-        </w:rPr>
-        <w:t xml:space="preserve">Print: 8 different cards on 4 pages; 1 card per participant or pair; cut in half</w:t>
-      </w:r>
-    </w:p>
-    <w:p>
-      <w:pPr>
-        <w:pStyle w:val="Normal"/>
-        <w:jc w:val="left"/>
-        <w:pBdr>
-          <w:bottom w:val="none" w:sz="0" w:space="0" w:color="000000"/>
-          <w:top w:val="none" w:sz="0" w:space="0" w:color="000000"/>
-          <w:left w:val="none" w:sz="0" w:space="0" w:color="000000"/>
-          <w:right w:val="none" w:sz="0" w:space="0" w:color="000000"/>
-        </w:pBdr>
-        <w:spacing w:after="80" w:before="0" w:line="240"/>
-        <w:ind w:left="0" w:right="0" w:firstLine="0" w:firstLineChars="0"/>
-      </w:pPr>
-      <w:r>
-        <w:rPr>
-          <w:rFonts w:ascii="Arial" w:hAnsi="Arial" w:eastAsia="Arial" w:cs="Arial"/>
-          <w:i w:val="false"/>
-          <w:b w:val="false"/>
-          <w:u w:val="none"/>
-          <w:strike w:val="false"/>
-          <w:sz w:val="18"/>
-          <w:szCs w:val="18"/>
-          <w:color w:val="545860"/>
-        </w:rPr>
-        <w:t xml:space="preserve">Card 7</w:t>
-      </w:r>
-    </w:p>
-    <w:tbl xmlns:a="http://schemas.openxmlformats.org/drawingml/2006/main" xmlns:pic="http://schemas.openxmlformats.org/drawingml/2006/picture">
-      <w:tblPr>
-        <w:tblLayout w:type="fixed"/>
-        <w:jc w:val="center"/>
-        <w:tblLook w:firstRow="1" w:lastRow="0" w:firstColumn="0" w:lastColumn="0" w:noHBand="0" w:noVBand="1"/>
-      </w:tblPr>
-      <w:tblGrid>
-        <w:gridCol w:w="3168"/>
-        <w:gridCol w:w="3168"/>
-        <w:gridCol w:w="3168"/>
-      </w:tblGrid>
-      <w:tr>
-        <w:trPr>
-          <w:trHeight w:val="1296" w:hRule="atLeast"/>
-        </w:trPr>
-        body1
-        <w:tc>
-          <w:tcPr>
-            <w:tcBorders>
-              <w:bottom w:val="single" w:sz="6" w:space="0" w:color="9AA8B8"/>
-              <w:top w:val="single" w:sz="12" w:space="0" w:color="063360"/>
-              <w:left w:val="single" w:sz="12" w:space="0" w:color="063360"/>
-              <w:right w:val="single" w:sz="6" w:space="0" w:color="9AA8B8"/>
-            </w:tcBorders>
-            <w:shd w:val="clear" w:color="auto" w:fill="FFFFFF"/>
-            <w:tcMar>
-              <w:top w:w="0" w:type="dxa"/>
-              <w:bottom w:w="0" w:type="dxa"/>
-              <w:left w:w="0" w:type="dxa"/>
-              <w:right w:w="0" w:type="dxa"/>
-            </w:tcMar>
-            <w:vAlign w:val="center"/>
-          </w:tcPr>
-          <w:p>
-            <w:pPr>
-              <w:jc w:val="center"/>
-              <w:pBdr>
-                <w:bottom w:val="none" w:sz="0" w:space="0" w:color="000000"/>
-                <w:top w:val="none" w:sz="0" w:space="0" w:color="000000"/>
-                <w:left w:val="none" w:sz="0" w:space="0" w:color="000000"/>
-                <w:right w:val="none" w:sz="0" w:space="0" w:color="000000"/>
-              </w:pBdr>
-              <w:spacing w:after="80" w:before="80" w:line="240"/>
-              <w:ind w:left="80" w:right="80" w:firstLine="0" w:firstLineChars="0"/>
-              <w:rPr>
-                <w:rFonts w:ascii="Arial" w:hAnsi="Arial" w:eastAsia="Arial" w:cs="Arial"/>
-                <w:i w:val="false"/>
-                <w:b w:val="true"/>
-                <w:u w:val="none"/>
-                <w:strike w:val="false"/>
-                <w:sz w:val="24"/>
-                <w:szCs w:val="24"/>
-                <w:color w:val="063360"/>
-              </w:rPr>
-            </w:pPr>
-            <w:r>
-              <w:rPr>
-                <w:rFonts w:ascii="Arial" w:hAnsi="Arial" w:eastAsia="Arial" w:cs="Arial"/>
-                <w:i w:val="false"/>
-                <w:b w:val="true"/>
-                <w:u w:val="none"/>
-                <w:strike w:val="false"/>
-                <w:sz w:val="24"/>
-                <w:szCs w:val="24"/>
-                <w:color w:val="063360"/>
-              </w:rPr>
-              <w:t xml:space="preserve">Sample size</w:t>
-            </w:r>
-          </w:p>
-        </w:tc>
-        <w:tc>
-          <w:tcPr>
-            <w:tcBorders>
-              <w:bottom w:val="single" w:sz="6" w:space="0" w:color="9AA8B8"/>
-              <w:top w:val="single" w:sz="12" w:space="0" w:color="063360"/>
-              <w:left w:val="single" w:sz="6" w:space="0" w:color="9AA8B8"/>
-              <w:right w:val="single" w:sz="6" w:space="0" w:color="9AA8B8"/>
-            </w:tcBorders>
-            <w:shd w:val="clear" w:color="auto" w:fill="FFFFFF"/>
-            <w:tcMar>
-              <w:top w:w="0" w:type="dxa"/>
-              <w:bottom w:w="0" w:type="dxa"/>
-              <w:left w:w="0" w:type="dxa"/>
-              <w:right w:w="0" w:type="dxa"/>
-            </w:tcMar>
-            <w:vAlign w:val="center"/>
-          </w:tcPr>
-          <w:p>
-            <w:pPr>
-              <w:jc w:val="center"/>
-              <w:pBdr>
-                <w:bottom w:val="none" w:sz="0" w:space="0" w:color="000000"/>
-                <w:top w:val="none" w:sz="0" w:space="0" w:color="000000"/>
-                <w:left w:val="none" w:sz="0" w:space="0" w:color="000000"/>
-                <w:right w:val="none" w:sz="0" w:space="0" w:color="000000"/>
-              </w:pBdr>
-              <w:spacing w:after="80" w:before="80" w:line="240"/>
-              <w:ind w:left="80" w:right="80" w:firstLine="0" w:firstLineChars="0"/>
-              <w:rPr>
-                <w:rFonts w:ascii="Arial" w:hAnsi="Arial" w:eastAsia="Arial" w:cs="Arial"/>
-                <w:i w:val="false"/>
-                <w:b w:val="true"/>
-                <w:u w:val="none"/>
-                <w:strike w:val="false"/>
-                <w:sz w:val="24"/>
-                <w:szCs w:val="24"/>
-                <w:color w:val="063360"/>
-              </w:rPr>
-            </w:pPr>
-            <w:r>
-              <w:rPr>
-                <w:rFonts w:ascii="Arial" w:hAnsi="Arial" w:eastAsia="Arial" w:cs="Arial"/>
-                <w:i w:val="false"/>
-                <w:b w:val="true"/>
-                <w:u w:val="none"/>
-                <w:strike w:val="false"/>
-                <w:sz w:val="24"/>
-                <w:szCs w:val="24"/>
-                <w:color w:val="063360"/>
-              </w:rPr>
-              <w:t xml:space="preserve">Confidence interval</w:t>
-            </w:r>
-          </w:p>
-        </w:tc>
-        <w:tc>
-          <w:tcPr>
-            <w:tcBorders>
-              <w:bottom w:val="single" w:sz="6" w:space="0" w:color="9AA8B8"/>
-              <w:top w:val="single" w:sz="12" w:space="0" w:color="063360"/>
-              <w:left w:val="single" w:sz="6" w:space="0" w:color="9AA8B8"/>
-              <w:right w:val="single" w:sz="12" w:space="0" w:color="063360"/>
-            </w:tcBorders>
-            <w:shd w:val="clear" w:color="auto" w:fill="FFFFFF"/>
-            <w:tcMar>
-              <w:top w:w="0" w:type="dxa"/>
-              <w:bottom w:w="0" w:type="dxa"/>
-              <w:left w:w="0" w:type="dxa"/>
-              <w:right w:w="0" w:type="dxa"/>
-            </w:tcMar>
-            <w:vAlign w:val="center"/>
-          </w:tcPr>
-          <w:p>
-            <w:pPr>
-              <w:jc w:val="center"/>
-              <w:pBdr>
-                <w:bottom w:val="none" w:sz="0" w:space="0" w:color="000000"/>
-                <w:top w:val="none" w:sz="0" w:space="0" w:color="000000"/>
-                <w:left w:val="none" w:sz="0" w:space="0" w:color="000000"/>
-                <w:right w:val="none" w:sz="0" w:space="0" w:color="000000"/>
-              </w:pBdr>
-              <w:spacing w:after="80" w:before="80" w:line="240"/>
-              <w:ind w:left="80" w:right="80" w:firstLine="0" w:firstLineChars="0"/>
-              <w:rPr>
-                <w:rFonts w:ascii="Arial" w:hAnsi="Arial" w:eastAsia="Arial" w:cs="Arial"/>
-                <w:i w:val="false"/>
-                <w:b w:val="true"/>
-                <w:u w:val="none"/>
-                <w:strike w:val="false"/>
-                <w:sz w:val="24"/>
-                <w:szCs w:val="24"/>
-                <w:color w:val="063360"/>
-              </w:rPr>
-            </w:pPr>
-            <w:r>
-              <w:rPr>
-                <w:rFonts w:ascii="Arial" w:hAnsi="Arial" w:eastAsia="Arial" w:cs="Arial"/>
-                <w:i w:val="false"/>
-                <w:b w:val="true"/>
-                <w:u w:val="none"/>
-                <w:strike w:val="false"/>
-                <w:sz w:val="24"/>
-                <w:szCs w:val="24"/>
-                <w:color w:val="063360"/>
-              </w:rPr>
-              <w:t xml:space="preserve">Counterfactual</w:t>
-            </w:r>
-          </w:p>
-        </w:tc>
-      </w:tr>
-      <w:tr>
-        <w:trPr>
-          <w:trHeight w:val="1296" w:hRule="atLeast"/>
-        </w:trPr>
-        body2
-        <w:tc>
-          <w:tcPr>
-            <w:tcBorders>
-              <w:bottom w:val="single" w:sz="6" w:space="0" w:color="9AA8B8"/>
-              <w:top w:val="single" w:sz="6" w:space="0" w:color="9AA8B8"/>
-              <w:left w:val="single" w:sz="12" w:space="0" w:color="063360"/>
-              <w:right w:val="single" w:sz="6" w:space="0" w:color="9AA8B8"/>
-            </w:tcBorders>
-            <w:shd w:val="clear" w:color="auto" w:fill="FFFFFF"/>
-            <w:tcMar>
-              <w:top w:w="0" w:type="dxa"/>
-              <w:bottom w:w="0" w:type="dxa"/>
-              <w:left w:w="0" w:type="dxa"/>
-              <w:right w:w="0" w:type="dxa"/>
-            </w:tcMar>
-            <w:vAlign w:val="center"/>
-          </w:tcPr>
-          <w:p>
-            <w:pPr>
-              <w:jc w:val="center"/>
-              <w:pBdr>
-                <w:bottom w:val="none" w:sz="0" w:space="0" w:color="000000"/>
-                <w:top w:val="none" w:sz="0" w:space="0" w:color="000000"/>
-                <w:left w:val="none" w:sz="0" w:space="0" w:color="000000"/>
-                <w:right w:val="none" w:sz="0" w:space="0" w:color="000000"/>
-              </w:pBdr>
-              <w:spacing w:after="80" w:before="80" w:line="240"/>
-              <w:ind w:left="80" w:right="80" w:firstLine="0" w:firstLineChars="0"/>
-              <w:rPr>
-                <w:rFonts w:ascii="Arial" w:hAnsi="Arial" w:eastAsia="Arial" w:cs="Arial"/>
-                <w:i w:val="false"/>
-                <w:b w:val="true"/>
-                <w:u w:val="none"/>
-                <w:strike w:val="false"/>
-                <w:sz w:val="24"/>
-                <w:szCs w:val="24"/>
-                <w:color w:val="063360"/>
-              </w:rPr>
-            </w:pPr>
-            <w:r>
-              <w:rPr>
-                <w:rFonts w:ascii="Arial" w:hAnsi="Arial" w:eastAsia="Arial" w:cs="Arial"/>
-                <w:i w:val="false"/>
-                <w:b w:val="true"/>
-                <w:u w:val="none"/>
-                <w:strike w:val="false"/>
-                <w:sz w:val="24"/>
-                <w:szCs w:val="24"/>
-                <w:color w:val="063360"/>
-              </w:rPr>
-              <w:t xml:space="preserve">p-value</w:t>
-            </w:r>
-          </w:p>
-        </w:tc>
-        <w:tc>
-          <w:tcPr>
-            <w:tcBorders>
-              <w:bottom w:val="single" w:sz="6" w:space="0" w:color="9AA8B8"/>
-              <w:top w:val="single" w:sz="6" w:space="0" w:color="9AA8B8"/>
-              <w:left w:val="single" w:sz="6" w:space="0" w:color="9AA8B8"/>
-              <w:right w:val="single" w:sz="6" w:space="0" w:color="9AA8B8"/>
-            </w:tcBorders>
-            <w:shd w:val="clear" w:color="auto" w:fill="FFFFFF"/>
-            <w:tcMar>
-              <w:top w:w="0" w:type="dxa"/>
-              <w:bottom w:w="0" w:type="dxa"/>
-              <w:left w:w="0" w:type="dxa"/>
-              <w:right w:w="0" w:type="dxa"/>
-            </w:tcMar>
-            <w:vAlign w:val="center"/>
-          </w:tcPr>
-          <w:p>
-            <w:pPr>
-              <w:jc w:val="center"/>
-              <w:pBdr>
-                <w:bottom w:val="none" w:sz="0" w:space="0" w:color="000000"/>
-                <w:top w:val="none" w:sz="0" w:space="0" w:color="000000"/>
-                <w:left w:val="none" w:sz="0" w:space="0" w:color="000000"/>
-                <w:right w:val="none" w:sz="0" w:space="0" w:color="000000"/>
-              </w:pBdr>
-              <w:spacing w:after="80" w:before="80" w:line="240"/>
-              <w:ind w:left="80" w:right="80" w:firstLine="0" w:firstLineChars="0"/>
-              <w:rPr>
-                <w:rFonts w:ascii="Arial" w:hAnsi="Arial" w:eastAsia="Arial" w:cs="Arial"/>
-                <w:i w:val="false"/>
-                <w:b w:val="true"/>
-                <w:u w:val="none"/>
-                <w:strike w:val="false"/>
-                <w:sz w:val="24"/>
-                <w:szCs w:val="24"/>
-                <w:color w:val="063360"/>
-              </w:rPr>
-            </w:pPr>
-            <w:r>
-              <w:rPr>
-                <w:rFonts w:ascii="Arial" w:hAnsi="Arial" w:eastAsia="Arial" w:cs="Arial"/>
-                <w:i w:val="false"/>
-                <w:b w:val="true"/>
-                <w:u w:val="none"/>
-                <w:strike w:val="false"/>
-                <w:sz w:val="24"/>
-                <w:szCs w:val="24"/>
-                <w:color w:val="063360"/>
-              </w:rPr>
-              <w:t xml:space="preserve">Standard error</w:t>
-            </w:r>
-          </w:p>
-        </w:tc>
-        <w:tc>
-          <w:tcPr>
-            <w:tcBorders>
-              <w:bottom w:val="single" w:sz="6" w:space="0" w:color="9AA8B8"/>
-              <w:top w:val="single" w:sz="6" w:space="0" w:color="9AA8B8"/>
-              <w:left w:val="single" w:sz="6" w:space="0" w:color="9AA8B8"/>
-              <w:right w:val="single" w:sz="12" w:space="0" w:color="063360"/>
-            </w:tcBorders>
-            <w:shd w:val="clear" w:color="auto" w:fill="FFFFFF"/>
-            <w:tcMar>
-              <w:top w:w="0" w:type="dxa"/>
-              <w:bottom w:w="0" w:type="dxa"/>
-              <w:left w:w="0" w:type="dxa"/>
-              <w:right w:w="0" w:type="dxa"/>
-            </w:tcMar>
-            <w:vAlign w:val="center"/>
-          </w:tcPr>
-          <w:p>
-            <w:pPr>
-              <w:jc w:val="center"/>
-              <w:pBdr>
-                <w:bottom w:val="none" w:sz="0" w:space="0" w:color="000000"/>
-                <w:top w:val="none" w:sz="0" w:space="0" w:color="000000"/>
-                <w:left w:val="none" w:sz="0" w:space="0" w:color="000000"/>
-                <w:right w:val="none" w:sz="0" w:space="0" w:color="000000"/>
-              </w:pBdr>
-              <w:spacing w:after="80" w:before="80" w:line="240"/>
-              <w:ind w:left="80" w:right="80" w:firstLine="0" w:firstLineChars="0"/>
-              <w:rPr>
-                <w:rFonts w:ascii="Arial" w:hAnsi="Arial" w:eastAsia="Arial" w:cs="Arial"/>
-                <w:i w:val="false"/>
-                <w:b w:val="true"/>
-                <w:u w:val="none"/>
-                <w:strike w:val="false"/>
-                <w:sz w:val="24"/>
-                <w:szCs w:val="24"/>
-                <w:color w:val="063360"/>
-              </w:rPr>
-            </w:pPr>
-            <w:r>
-              <w:rPr>
-                <w:rFonts w:ascii="Arial" w:hAnsi="Arial" w:eastAsia="Arial" w:cs="Arial"/>
-                <w:i w:val="false"/>
-                <w:b w:val="true"/>
-                <w:u w:val="none"/>
-                <w:strike w:val="false"/>
-                <w:sz w:val="24"/>
-                <w:szCs w:val="24"/>
-                <w:color w:val="063360"/>
-              </w:rPr>
-              <w:t xml:space="preserve">Median</w:t>
-            </w:r>
-          </w:p>
-        </w:tc>
-      </w:tr>
-      <w:tr>
-        <w:trPr>
-          <w:trHeight w:val="1296" w:hRule="atLeast"/>
-        </w:trPr>
-        body3
-        <w:tc>
-          <w:tcPr>
-            <w:tcBorders>
-              <w:bottom w:val="single" w:sz="12" w:space="0" w:color="063360"/>
-              <w:top w:val="single" w:sz="6" w:space="0" w:color="9AA8B8"/>
-              <w:left w:val="single" w:sz="12" w:space="0" w:color="063360"/>
-              <w:right w:val="single" w:sz="6" w:space="0" w:color="9AA8B8"/>
-            </w:tcBorders>
-            <w:shd w:val="clear" w:color="auto" w:fill="FFFFFF"/>
-            <w:tcMar>
-              <w:top w:w="0" w:type="dxa"/>
-              <w:bottom w:w="0" w:type="dxa"/>
-              <w:left w:w="0" w:type="dxa"/>
-              <w:right w:w="0" w:type="dxa"/>
-            </w:tcMar>
-            <w:vAlign w:val="center"/>
-          </w:tcPr>
-          <w:p>
-            <w:pPr>
-              <w:jc w:val="center"/>
-              <w:pBdr>
-                <w:bottom w:val="none" w:sz="0" w:space="0" w:color="000000"/>
-                <w:top w:val="none" w:sz="0" w:space="0" w:color="000000"/>
-                <w:left w:val="none" w:sz="0" w:space="0" w:color="000000"/>
-                <w:right w:val="none" w:sz="0" w:space="0" w:color="000000"/>
-              </w:pBdr>
-              <w:spacing w:after="80" w:before="80" w:line="240"/>
-              <w:ind w:left="80" w:right="80" w:firstLine="0" w:firstLineChars="0"/>
-              <w:rPr>
-                <w:rFonts w:ascii="Arial" w:hAnsi="Arial" w:eastAsia="Arial" w:cs="Arial"/>
-                <w:i w:val="false"/>
-                <w:b w:val="true"/>
-                <w:u w:val="none"/>
-                <w:strike w:val="false"/>
-                <w:sz w:val="24"/>
-                <w:szCs w:val="24"/>
-                <w:color w:val="063360"/>
-              </w:rPr>
-            </w:pPr>
-            <w:r>
-              <w:rPr>
-                <w:rFonts w:ascii="Arial" w:hAnsi="Arial" w:eastAsia="Arial" w:cs="Arial"/>
-                <w:i w:val="false"/>
-                <w:b w:val="true"/>
-                <w:u w:val="none"/>
-                <w:strike w:val="false"/>
-                <w:sz w:val="24"/>
-                <w:szCs w:val="24"/>
-                <w:color w:val="063360"/>
-              </w:rPr>
-              <w:t xml:space="preserve">Statistically significant</w:t>
-            </w:r>
-          </w:p>
-        </w:tc>
-        <w:tc>
-          <w:tcPr>
-            <w:tcBorders>
-              <w:bottom w:val="single" w:sz="12" w:space="0" w:color="063360"/>
-              <w:top w:val="single" w:sz="6" w:space="0" w:color="9AA8B8"/>
-              <w:left w:val="single" w:sz="6" w:space="0" w:color="9AA8B8"/>
-              <w:right w:val="single" w:sz="6" w:space="0" w:color="9AA8B8"/>
-            </w:tcBorders>
-            <w:shd w:val="clear" w:color="auto" w:fill="FFFFFF"/>
-            <w:tcMar>
-              <w:top w:w="0" w:type="dxa"/>
-              <w:bottom w:w="0" w:type="dxa"/>
-              <w:left w:w="0" w:type="dxa"/>
-              <w:right w:w="0" w:type="dxa"/>
-            </w:tcMar>
-            <w:vAlign w:val="center"/>
-          </w:tcPr>
-          <w:p>
-            <w:pPr>
-              <w:jc w:val="center"/>
-              <w:pBdr>
-                <w:bottom w:val="none" w:sz="0" w:space="0" w:color="000000"/>
-                <w:top w:val="none" w:sz="0" w:space="0" w:color="000000"/>
-                <w:left w:val="none" w:sz="0" w:space="0" w:color="000000"/>
-                <w:right w:val="none" w:sz="0" w:space="0" w:color="000000"/>
-              </w:pBdr>
-              <w:spacing w:after="80" w:before="80" w:line="240"/>
-              <w:ind w:left="80" w:right="80" w:firstLine="0" w:firstLineChars="0"/>
-              <w:rPr>
-                <w:rFonts w:ascii="Arial" w:hAnsi="Arial" w:eastAsia="Arial" w:cs="Arial"/>
-                <w:i w:val="false"/>
-                <w:b w:val="true"/>
-                <w:u w:val="none"/>
-                <w:strike w:val="false"/>
-                <w:sz w:val="24"/>
-                <w:szCs w:val="24"/>
-                <w:color w:val="063360"/>
-              </w:rPr>
-            </w:pPr>
-            <w:r>
-              <w:rPr>
-                <w:rFonts w:ascii="Arial" w:hAnsi="Arial" w:eastAsia="Arial" w:cs="Arial"/>
-                <w:i w:val="false"/>
-                <w:b w:val="true"/>
-                <w:u w:val="none"/>
-                <w:strike w:val="false"/>
-                <w:sz w:val="24"/>
-                <w:szCs w:val="24"/>
-                <w:color w:val="063360"/>
-              </w:rPr>
-              <w:t xml:space="preserve">Treatment effect</w:t>
-            </w:r>
-          </w:p>
-        </w:tc>
-        <w:tc>
-          <w:tcPr>
-            <w:tcBorders>
-              <w:bottom w:val="single" w:sz="12" w:space="0" w:color="063360"/>
-              <w:top w:val="single" w:sz="6" w:space="0" w:color="9AA8B8"/>
-              <w:left w:val="single" w:sz="6" w:space="0" w:color="9AA8B8"/>
-              <w:right w:val="single" w:sz="12" w:space="0" w:color="063360"/>
-            </w:tcBorders>
-            <w:shd w:val="clear" w:color="auto" w:fill="FFFFFF"/>
-            <w:tcMar>
-              <w:top w:w="0" w:type="dxa"/>
-              <w:bottom w:w="0" w:type="dxa"/>
-              <w:left w:w="0" w:type="dxa"/>
-              <w:right w:w="0" w:type="dxa"/>
-            </w:tcMar>
-            <w:vAlign w:val="center"/>
-          </w:tcPr>
-          <w:p>
-            <w:pPr>
-              <w:jc w:val="center"/>
-              <w:pBdr>
-                <w:bottom w:val="none" w:sz="0" w:space="0" w:color="000000"/>
-                <w:top w:val="none" w:sz="0" w:space="0" w:color="000000"/>
-                <w:left w:val="none" w:sz="0" w:space="0" w:color="000000"/>
-                <w:right w:val="none" w:sz="0" w:space="0" w:color="000000"/>
-              </w:pBdr>
-              <w:spacing w:after="80" w:before="80" w:line="240"/>
-              <w:ind w:left="80" w:right="80" w:firstLine="0" w:firstLineChars="0"/>
-              <w:rPr>
-                <w:rFonts w:ascii="Arial" w:hAnsi="Arial" w:eastAsia="Arial" w:cs="Arial"/>
-                <w:i w:val="false"/>
-                <w:b w:val="true"/>
-                <w:u w:val="none"/>
-                <w:strike w:val="false"/>
-                <w:sz w:val="24"/>
-                <w:szCs w:val="24"/>
-                <w:color w:val="063360"/>
-              </w:rPr>
-            </w:pPr>
-            <w:r>
-              <w:rPr>
-                <w:rFonts w:ascii="Arial" w:hAnsi="Arial" w:eastAsia="Arial" w:cs="Arial"/>
-                <w:i w:val="false"/>
-                <w:b w:val="true"/>
-                <w:u w:val="none"/>
-                <w:strike w:val="false"/>
-                <w:sz w:val="24"/>
-                <w:szCs w:val="24"/>
-                <w:color w:val="063360"/>
-              </w:rPr>
-              <w:t xml:space="preserve">Baseline</w:t>
-            </w:r>
-          </w:p>
-        </w:tc>
-      </w:tr>
-    </w:tbl>
-    <w:p>
-      <w:pPr>
-        <w:pStyle w:val="Normal"/>
-        <w:jc w:val="left"/>
-        <w:pBdr>
-          <w:bottom w:val="none" w:sz="0" w:space="0" w:color="000000"/>
-          <w:top w:val="none" w:sz="0" w:space="0" w:color="000000"/>
-          <w:left w:val="none" w:sz="0" w:space="0" w:color="000000"/>
-          <w:right w:val="none" w:sz="0" w:space="0" w:color="000000"/>
-        </w:pBdr>
-        <w:spacing w:after="280" w:before="0" w:line="240"/>
-        <w:ind w:left="0" w:right="0" w:firstLine="0" w:firstLineChars="0"/>
-      </w:pPr>
-      <w:r>
-        <w:rPr>
-          <w:rFonts w:ascii="Arial" w:hAnsi="Arial" w:eastAsia="Arial" w:cs="Arial"/>
-          <w:i w:val="false"/>
-          <w:b w:val="false"/>
-          <w:u w:val="none"/>
-          <w:strike w:val="false"/>
-          <w:sz w:val="22"/>
-          <w:szCs w:val="22"/>
-          <w:color w:val="000000"/>
-        </w:rPr>
-        <w:t xml:space="preserve"> </w:t>
-      </w:r>
-    </w:p>
-    <w:p>
-      <w:pPr>
-        <w:pStyle w:val="Normal"/>
-        <w:jc w:val="left"/>
-        <w:pBdr>
-          <w:bottom w:val="none" w:sz="0" w:space="0" w:color="000000"/>
-          <w:top w:val="none" w:sz="0" w:space="0" w:color="000000"/>
-          <w:left w:val="none" w:sz="0" w:space="0" w:color="000000"/>
-          <w:right w:val="none" w:sz="0" w:space="0" w:color="000000"/>
-        </w:pBdr>
-        <w:spacing w:after="80" w:before="0" w:line="240"/>
-        <w:ind w:left="0" w:right="0" w:firstLine="0" w:firstLineChars="0"/>
-      </w:pPr>
-      <w:r>
-        <w:rPr>
-          <w:rFonts w:ascii="Arial" w:hAnsi="Arial" w:eastAsia="Arial" w:cs="Arial"/>
-          <w:i w:val="false"/>
-          <w:b w:val="false"/>
-          <w:u w:val="none"/>
-          <w:strike w:val="false"/>
-          <w:sz w:val="18"/>
-          <w:szCs w:val="18"/>
-          <w:color w:val="545860"/>
-        </w:rPr>
-        <w:t xml:space="preserve">Card 8</w:t>
-      </w:r>
-    </w:p>
-    <w:tbl xmlns:a="http://schemas.openxmlformats.org/drawingml/2006/main" xmlns:pic="http://schemas.openxmlformats.org/drawingml/2006/picture">
-      <w:tblPr>
-        <w:tblLayout w:type="fixed"/>
-        <w:jc w:val="center"/>
-        <w:tblLook w:firstRow="1" w:lastRow="0" w:firstColumn="0" w:lastColumn="0" w:noHBand="0" w:noVBand="1"/>
-      </w:tblPr>
-      <w:tblGrid>
-        <w:gridCol w:w="3168"/>
-        <w:gridCol w:w="3168"/>
-        <w:gridCol w:w="3168"/>
-      </w:tblGrid>
-      <w:tr>
-        <w:trPr>
-          <w:trHeight w:val="1296" w:hRule="atLeast"/>
-        </w:trPr>
-        body1
-        <w:tc>
-          <w:tcPr>
-            <w:tcBorders>
-              <w:bottom w:val="single" w:sz="6" w:space="0" w:color="9AA8B8"/>
-              <w:top w:val="single" w:sz="12" w:space="0" w:color="063360"/>
-              <w:left w:val="single" w:sz="12" w:space="0" w:color="063360"/>
-              <w:right w:val="single" w:sz="6" w:space="0" w:color="9AA8B8"/>
-            </w:tcBorders>
-            <w:shd w:val="clear" w:color="auto" w:fill="FFFFFF"/>
-            <w:tcMar>
-              <w:top w:w="0" w:type="dxa"/>
-              <w:bottom w:w="0" w:type="dxa"/>
-              <w:left w:w="0" w:type="dxa"/>
-              <w:right w:w="0" w:type="dxa"/>
-            </w:tcMar>
-            <w:vAlign w:val="center"/>
-          </w:tcPr>
-          <w:p>
-            <w:pPr>
-              <w:jc w:val="center"/>
-              <w:pBdr>
-                <w:bottom w:val="none" w:sz="0" w:space="0" w:color="000000"/>
-                <w:top w:val="none" w:sz="0" w:space="0" w:color="000000"/>
-                <w:left w:val="none" w:sz="0" w:space="0" w:color="000000"/>
-                <w:right w:val="none" w:sz="0" w:space="0" w:color="000000"/>
-              </w:pBdr>
-              <w:spacing w:after="80" w:before="80" w:line="240"/>
-              <w:ind w:left="80" w:right="80" w:firstLine="0" w:firstLineChars="0"/>
-              <w:rPr>
-                <w:rFonts w:ascii="Arial" w:hAnsi="Arial" w:eastAsia="Arial" w:cs="Arial"/>
-                <w:i w:val="false"/>
-                <w:b w:val="true"/>
-                <w:u w:val="none"/>
-                <w:strike w:val="false"/>
-                <w:sz w:val="24"/>
-                <w:szCs w:val="24"/>
-                <w:color w:val="063360"/>
-              </w:rPr>
-            </w:pPr>
-            <w:r>
-              <w:rPr>
-                <w:rFonts w:ascii="Arial" w:hAnsi="Arial" w:eastAsia="Arial" w:cs="Arial"/>
-                <w:i w:val="false"/>
-                <w:b w:val="true"/>
-                <w:u w:val="none"/>
-                <w:strike w:val="false"/>
-                <w:sz w:val="24"/>
-                <w:szCs w:val="24"/>
-                <w:color w:val="063360"/>
-              </w:rPr>
-              <w:t xml:space="preserve">Confidence interval</w:t>
-            </w:r>
-          </w:p>
-        </w:tc>
-        <w:tc>
-          <w:tcPr>
-            <w:tcBorders>
-              <w:bottom w:val="single" w:sz="6" w:space="0" w:color="9AA8B8"/>
-              <w:top w:val="single" w:sz="12" w:space="0" w:color="063360"/>
-              <w:left w:val="single" w:sz="6" w:space="0" w:color="9AA8B8"/>
-              <w:right w:val="single" w:sz="6" w:space="0" w:color="9AA8B8"/>
-            </w:tcBorders>
-            <w:shd w:val="clear" w:color="auto" w:fill="FFFFFF"/>
-            <w:tcMar>
-              <w:top w:w="0" w:type="dxa"/>
-              <w:bottom w:w="0" w:type="dxa"/>
-              <w:left w:w="0" w:type="dxa"/>
-              <w:right w:w="0" w:type="dxa"/>
-            </w:tcMar>
-            <w:vAlign w:val="center"/>
-          </w:tcPr>
-          <w:p>
-            <w:pPr>
-              <w:jc w:val="center"/>
-              <w:pBdr>
-                <w:bottom w:val="none" w:sz="0" w:space="0" w:color="000000"/>
-                <w:top w:val="none" w:sz="0" w:space="0" w:color="000000"/>
-                <w:left w:val="none" w:sz="0" w:space="0" w:color="000000"/>
-                <w:right w:val="none" w:sz="0" w:space="0" w:color="000000"/>
-              </w:pBdr>
-              <w:spacing w:after="80" w:before="80" w:line="240"/>
-              <w:ind w:left="80" w:right="80" w:firstLine="0" w:firstLineChars="0"/>
-              <w:rPr>
-                <w:rFonts w:ascii="Arial" w:hAnsi="Arial" w:eastAsia="Arial" w:cs="Arial"/>
-                <w:i w:val="false"/>
-                <w:b w:val="true"/>
-                <w:u w:val="none"/>
-                <w:strike w:val="false"/>
-                <w:sz w:val="24"/>
-                <w:szCs w:val="24"/>
-                <w:color w:val="063360"/>
-              </w:rPr>
-            </w:pPr>
-            <w:r>
-              <w:rPr>
-                <w:rFonts w:ascii="Arial" w:hAnsi="Arial" w:eastAsia="Arial" w:cs="Arial"/>
-                <w:i w:val="false"/>
-                <w:b w:val="true"/>
-                <w:u w:val="none"/>
-                <w:strike w:val="false"/>
-                <w:sz w:val="24"/>
-                <w:szCs w:val="24"/>
-                <w:color w:val="063360"/>
-              </w:rPr>
-              <w:t xml:space="preserve">Coefficient</w:t>
-            </w:r>
-          </w:p>
-        </w:tc>
-        <w:tc>
-          <w:tcPr>
-            <w:tcBorders>
-              <w:bottom w:val="single" w:sz="6" w:space="0" w:color="9AA8B8"/>
-              <w:top w:val="single" w:sz="12" w:space="0" w:color="063360"/>
-              <w:left w:val="single" w:sz="6" w:space="0" w:color="9AA8B8"/>
-              <w:right w:val="single" w:sz="12" w:space="0" w:color="063360"/>
-            </w:tcBorders>
-            <w:shd w:val="clear" w:color="auto" w:fill="FFFFFF"/>
-            <w:tcMar>
-              <w:top w:w="0" w:type="dxa"/>
-              <w:bottom w:w="0" w:type="dxa"/>
-              <w:left w:w="0" w:type="dxa"/>
-              <w:right w:w="0" w:type="dxa"/>
-            </w:tcMar>
-            <w:vAlign w:val="center"/>
-          </w:tcPr>
-          <w:p>
-            <w:pPr>
-              <w:jc w:val="center"/>
-              <w:pBdr>
-                <w:bottom w:val="none" w:sz="0" w:space="0" w:color="000000"/>
-                <w:top w:val="none" w:sz="0" w:space="0" w:color="000000"/>
-                <w:left w:val="none" w:sz="0" w:space="0" w:color="000000"/>
-                <w:right w:val="none" w:sz="0" w:space="0" w:color="000000"/>
-              </w:pBdr>
-              <w:spacing w:after="80" w:before="80" w:line="240"/>
-              <w:ind w:left="80" w:right="80" w:firstLine="0" w:firstLineChars="0"/>
-              <w:rPr>
-                <w:rFonts w:ascii="Arial" w:hAnsi="Arial" w:eastAsia="Arial" w:cs="Arial"/>
-                <w:i w:val="false"/>
-                <w:b w:val="true"/>
-                <w:u w:val="none"/>
-                <w:strike w:val="false"/>
-                <w:sz w:val="24"/>
-                <w:szCs w:val="24"/>
-                <w:color w:val="063360"/>
-              </w:rPr>
-            </w:pPr>
-            <w:r>
-              <w:rPr>
-                <w:rFonts w:ascii="Arial" w:hAnsi="Arial" w:eastAsia="Arial" w:cs="Arial"/>
-                <w:i w:val="false"/>
-                <w:b w:val="true"/>
-                <w:u w:val="none"/>
-                <w:strike w:val="false"/>
-                <w:sz w:val="24"/>
-                <w:szCs w:val="24"/>
-                <w:color w:val="063360"/>
-              </w:rPr>
-              <w:t xml:space="preserve">Counterfactual</w:t>
-            </w:r>
-          </w:p>
-        </w:tc>
-      </w:tr>
-      <w:tr>
-        <w:trPr>
-          <w:trHeight w:val="1296" w:hRule="atLeast"/>
-        </w:trPr>
-        body2
-        <w:tc>
-          <w:tcPr>
-            <w:tcBorders>
-              <w:bottom w:val="single" w:sz="6" w:space="0" w:color="9AA8B8"/>
-              <w:top w:val="single" w:sz="6" w:space="0" w:color="9AA8B8"/>
-              <w:left w:val="single" w:sz="12" w:space="0" w:color="063360"/>
-              <w:right w:val="single" w:sz="6" w:space="0" w:color="9AA8B8"/>
-            </w:tcBorders>
-            <w:shd w:val="clear" w:color="auto" w:fill="FFFFFF"/>
-            <w:tcMar>
-              <w:top w:w="0" w:type="dxa"/>
-              <w:bottom w:w="0" w:type="dxa"/>
-              <w:left w:w="0" w:type="dxa"/>
-              <w:right w:w="0" w:type="dxa"/>
-            </w:tcMar>
-            <w:vAlign w:val="center"/>
-          </w:tcPr>
-          <w:p>
-            <w:pPr>
-              <w:jc w:val="center"/>
-              <w:pBdr>
-                <w:bottom w:val="none" w:sz="0" w:space="0" w:color="000000"/>
-                <w:top w:val="none" w:sz="0" w:space="0" w:color="000000"/>
-                <w:left w:val="none" w:sz="0" w:space="0" w:color="000000"/>
-                <w:right w:val="none" w:sz="0" w:space="0" w:color="000000"/>
-              </w:pBdr>
-              <w:spacing w:after="80" w:before="80" w:line="240"/>
-              <w:ind w:left="80" w:right="80" w:firstLine="0" w:firstLineChars="0"/>
-              <w:rPr>
-                <w:rFonts w:ascii="Arial" w:hAnsi="Arial" w:eastAsia="Arial" w:cs="Arial"/>
-                <w:i w:val="false"/>
-                <w:b w:val="true"/>
-                <w:u w:val="none"/>
-                <w:strike w:val="false"/>
-                <w:sz w:val="24"/>
-                <w:szCs w:val="24"/>
-                <w:color w:val="063360"/>
-              </w:rPr>
-            </w:pPr>
-            <w:r>
-              <w:rPr>
-                <w:rFonts w:ascii="Arial" w:hAnsi="Arial" w:eastAsia="Arial" w:cs="Arial"/>
-                <w:i w:val="false"/>
-                <w:b w:val="true"/>
-                <w:u w:val="none"/>
-                <w:strike w:val="false"/>
-                <w:sz w:val="24"/>
-                <w:szCs w:val="24"/>
-                <w:color w:val="063360"/>
-              </w:rPr>
-              <w:t xml:space="preserve">Standard error</w:t>
-            </w:r>
-          </w:p>
-        </w:tc>
-        <w:tc>
-          <w:tcPr>
-            <w:tcBorders>
-              <w:bottom w:val="single" w:sz="6" w:space="0" w:color="9AA8B8"/>
-              <w:top w:val="single" w:sz="6" w:space="0" w:color="9AA8B8"/>
-              <w:left w:val="single" w:sz="6" w:space="0" w:color="9AA8B8"/>
-              <w:right w:val="single" w:sz="6" w:space="0" w:color="9AA8B8"/>
-            </w:tcBorders>
-            <w:shd w:val="clear" w:color="auto" w:fill="FFFFFF"/>
-            <w:tcMar>
-              <w:top w:w="0" w:type="dxa"/>
-              <w:bottom w:w="0" w:type="dxa"/>
-              <w:left w:w="0" w:type="dxa"/>
-              <w:right w:w="0" w:type="dxa"/>
-            </w:tcMar>
-            <w:vAlign w:val="center"/>
-          </w:tcPr>
-          <w:p>
-            <w:pPr>
-              <w:jc w:val="center"/>
-              <w:pBdr>
-                <w:bottom w:val="none" w:sz="0" w:space="0" w:color="000000"/>
-                <w:top w:val="none" w:sz="0" w:space="0" w:color="000000"/>
-                <w:left w:val="none" w:sz="0" w:space="0" w:color="000000"/>
-                <w:right w:val="none" w:sz="0" w:space="0" w:color="000000"/>
-              </w:pBdr>
-              <w:spacing w:after="80" w:before="80" w:line="240"/>
-              <w:ind w:left="80" w:right="80" w:firstLine="0" w:firstLineChars="0"/>
-              <w:rPr>
-                <w:rFonts w:ascii="Arial" w:hAnsi="Arial" w:eastAsia="Arial" w:cs="Arial"/>
-                <w:i w:val="false"/>
-                <w:b w:val="true"/>
-                <w:u w:val="none"/>
-                <w:strike w:val="false"/>
-                <w:sz w:val="24"/>
-                <w:szCs w:val="24"/>
-                <w:color w:val="063360"/>
-              </w:rPr>
-            </w:pPr>
-            <w:r>
-              <w:rPr>
-                <w:rFonts w:ascii="Arial" w:hAnsi="Arial" w:eastAsia="Arial" w:cs="Arial"/>
-                <w:i w:val="false"/>
-                <w:b w:val="true"/>
-                <w:u w:val="none"/>
-                <w:strike w:val="false"/>
-                <w:sz w:val="24"/>
-                <w:szCs w:val="24"/>
-                <w:color w:val="063360"/>
-              </w:rPr>
-              <w:t xml:space="preserve">Comparison group</w:t>
-            </w:r>
-          </w:p>
-        </w:tc>
-        <w:tc>
-          <w:tcPr>
-            <w:tcBorders>
-              <w:bottom w:val="single" w:sz="6" w:space="0" w:color="9AA8B8"/>
-              <w:top w:val="single" w:sz="6" w:space="0" w:color="9AA8B8"/>
-              <w:left w:val="single" w:sz="6" w:space="0" w:color="9AA8B8"/>
-              <w:right w:val="single" w:sz="12" w:space="0" w:color="063360"/>
-            </w:tcBorders>
-            <w:shd w:val="clear" w:color="auto" w:fill="FFFFFF"/>
-            <w:tcMar>
-              <w:top w:w="0" w:type="dxa"/>
-              <w:bottom w:w="0" w:type="dxa"/>
-              <w:left w:w="0" w:type="dxa"/>
-              <w:right w:w="0" w:type="dxa"/>
-            </w:tcMar>
-            <w:vAlign w:val="center"/>
-          </w:tcPr>
-          <w:p>
-            <w:pPr>
-              <w:jc w:val="center"/>
-              <w:pBdr>
-                <w:bottom w:val="none" w:sz="0" w:space="0" w:color="000000"/>
-                <w:top w:val="none" w:sz="0" w:space="0" w:color="000000"/>
-                <w:left w:val="none" w:sz="0" w:space="0" w:color="000000"/>
-                <w:right w:val="none" w:sz="0" w:space="0" w:color="000000"/>
-              </w:pBdr>
-              <w:spacing w:after="80" w:before="80" w:line="240"/>
-              <w:ind w:left="80" w:right="80" w:firstLine="0" w:firstLineChars="0"/>
-              <w:rPr>
-                <w:rFonts w:ascii="Arial" w:hAnsi="Arial" w:eastAsia="Arial" w:cs="Arial"/>
-                <w:i w:val="false"/>
-                <w:b w:val="true"/>
-                <w:u w:val="none"/>
-                <w:strike w:val="false"/>
-                <w:sz w:val="24"/>
-                <w:szCs w:val="24"/>
-                <w:color w:val="063360"/>
-              </w:rPr>
-            </w:pPr>
-            <w:r>
-              <w:rPr>
-                <w:rFonts w:ascii="Arial" w:hAnsi="Arial" w:eastAsia="Arial" w:cs="Arial"/>
-                <w:i w:val="false"/>
-                <w:b w:val="true"/>
-                <w:u w:val="none"/>
-                <w:strike w:val="false"/>
-                <w:sz w:val="24"/>
-                <w:szCs w:val="24"/>
-                <w:color w:val="063360"/>
-              </w:rPr>
-              <w:t xml:space="preserve">Treatment effect</w:t>
-            </w:r>
-          </w:p>
-        </w:tc>
-      </w:tr>
-      <w:tr>
-        <w:trPr>
-          <w:trHeight w:val="1296" w:hRule="atLeast"/>
-        </w:trPr>
-        body3
-        <w:tc>
-          <w:tcPr>
-            <w:tcBorders>
-              <w:bottom w:val="single" w:sz="12" w:space="0" w:color="063360"/>
-              <w:top w:val="single" w:sz="6" w:space="0" w:color="9AA8B8"/>
-              <w:left w:val="single" w:sz="12" w:space="0" w:color="063360"/>
-              <w:right w:val="single" w:sz="6" w:space="0" w:color="9AA8B8"/>
-            </w:tcBorders>
-            <w:shd w:val="clear" w:color="auto" w:fill="FFFFFF"/>
-            <w:tcMar>
-              <w:top w:w="0" w:type="dxa"/>
-              <w:bottom w:w="0" w:type="dxa"/>
-              <w:left w:w="0" w:type="dxa"/>
-              <w:right w:w="0" w:type="dxa"/>
-            </w:tcMar>
-            <w:vAlign w:val="center"/>
-          </w:tcPr>
-          <w:p>
-            <w:pPr>
-              <w:jc w:val="center"/>
-              <w:pBdr>
-                <w:bottom w:val="none" w:sz="0" w:space="0" w:color="000000"/>
-                <w:top w:val="none" w:sz="0" w:space="0" w:color="000000"/>
-                <w:left w:val="none" w:sz="0" w:space="0" w:color="000000"/>
-                <w:right w:val="none" w:sz="0" w:space="0" w:color="000000"/>
-              </w:pBdr>
-              <w:spacing w:after="80" w:before="80" w:line="240"/>
-              <w:ind w:left="80" w:right="80" w:firstLine="0" w:firstLineChars="0"/>
-              <w:rPr>
-                <w:rFonts w:ascii="Arial" w:hAnsi="Arial" w:eastAsia="Arial" w:cs="Arial"/>
-                <w:i w:val="false"/>
-                <w:b w:val="true"/>
-                <w:u w:val="none"/>
-                <w:strike w:val="false"/>
-                <w:sz w:val="24"/>
-                <w:szCs w:val="24"/>
-                <w:color w:val="063360"/>
-              </w:rPr>
-            </w:pPr>
-            <w:r>
-              <w:rPr>
-                <w:rFonts w:ascii="Arial" w:hAnsi="Arial" w:eastAsia="Arial" w:cs="Arial"/>
-                <w:i w:val="false"/>
-                <w:b w:val="true"/>
-                <w:u w:val="none"/>
-                <w:strike w:val="false"/>
-                <w:sz w:val="24"/>
-                <w:szCs w:val="24"/>
-                <w:color w:val="063360"/>
-              </w:rPr>
-              <w:t xml:space="preserve">Statistically significant</w:t>
-            </w:r>
-          </w:p>
-        </w:tc>
-        <w:tc>
-          <w:tcPr>
-            <w:tcBorders>
-              <w:bottom w:val="single" w:sz="12" w:space="0" w:color="063360"/>
-              <w:top w:val="single" w:sz="6" w:space="0" w:color="9AA8B8"/>
-              <w:left w:val="single" w:sz="6" w:space="0" w:color="9AA8B8"/>
-              <w:right w:val="single" w:sz="6" w:space="0" w:color="9AA8B8"/>
-            </w:tcBorders>
-            <w:shd w:val="clear" w:color="auto" w:fill="FFFFFF"/>
-            <w:tcMar>
-              <w:top w:w="0" w:type="dxa"/>
-              <w:bottom w:w="0" w:type="dxa"/>
-              <w:left w:w="0" w:type="dxa"/>
-              <w:right w:w="0" w:type="dxa"/>
-            </w:tcMar>
-            <w:vAlign w:val="center"/>
-          </w:tcPr>
-          <w:p>
-            <w:pPr>
-              <w:jc w:val="center"/>
-              <w:pBdr>
-                <w:bottom w:val="none" w:sz="0" w:space="0" w:color="000000"/>
-                <w:top w:val="none" w:sz="0" w:space="0" w:color="000000"/>
-                <w:left w:val="none" w:sz="0" w:space="0" w:color="000000"/>
-                <w:right w:val="none" w:sz="0" w:space="0" w:color="000000"/>
-              </w:pBdr>
-              <w:spacing w:after="80" w:before="80" w:line="240"/>
-              <w:ind w:left="80" w:right="80" w:firstLine="0" w:firstLineChars="0"/>
-              <w:rPr>
-                <w:rFonts w:ascii="Arial" w:hAnsi="Arial" w:eastAsia="Arial" w:cs="Arial"/>
-                <w:i w:val="false"/>
-                <w:b w:val="true"/>
-                <w:u w:val="none"/>
-                <w:strike w:val="false"/>
-                <w:sz w:val="24"/>
-                <w:szCs w:val="24"/>
-                <w:color w:val="063360"/>
-              </w:rPr>
-            </w:pPr>
-            <w:r>
-              <w:rPr>
-                <w:rFonts w:ascii="Arial" w:hAnsi="Arial" w:eastAsia="Arial" w:cs="Arial"/>
-                <w:i w:val="false"/>
-                <w:b w:val="true"/>
-                <w:u w:val="none"/>
-                <w:strike w:val="false"/>
-                <w:sz w:val="24"/>
-                <w:szCs w:val="24"/>
-                <w:color w:val="063360"/>
-              </w:rPr>
-              <w:t xml:space="preserve">p-value</w:t>
-            </w:r>
-          </w:p>
-        </w:tc>
-        <w:tc>
-          <w:tcPr>
-            <w:tcBorders>
-              <w:bottom w:val="single" w:sz="12" w:space="0" w:color="063360"/>
-              <w:top w:val="single" w:sz="6" w:space="0" w:color="9AA8B8"/>
-              <w:left w:val="single" w:sz="6" w:space="0" w:color="9AA8B8"/>
-              <w:right w:val="single" w:sz="12" w:space="0" w:color="063360"/>
-            </w:tcBorders>
-            <w:shd w:val="clear" w:color="auto" w:fill="FFFFFF"/>
-            <w:tcMar>
-              <w:top w:w="0" w:type="dxa"/>
-              <w:bottom w:w="0" w:type="dxa"/>
-              <w:left w:w="0" w:type="dxa"/>
-              <w:right w:w="0" w:type="dxa"/>
-            </w:tcMar>
-            <w:vAlign w:val="center"/>
-          </w:tcPr>
-          <w:p>
-            <w:pPr>
-              <w:jc w:val="center"/>
-              <w:pBdr>
-                <w:bottom w:val="none" w:sz="0" w:space="0" w:color="000000"/>
-                <w:top w:val="none" w:sz="0" w:space="0" w:color="000000"/>
-                <w:left w:val="none" w:sz="0" w:space="0" w:color="000000"/>
-                <w:right w:val="none" w:sz="0" w:space="0" w:color="000000"/>
-              </w:pBdr>
-              <w:spacing w:after="80" w:before="80" w:line="240"/>
-              <w:ind w:left="80" w:right="80" w:firstLine="0" w:firstLineChars="0"/>
-              <w:rPr>
-                <w:rFonts w:ascii="Arial" w:hAnsi="Arial" w:eastAsia="Arial" w:cs="Arial"/>
-                <w:i w:val="false"/>
-                <w:b w:val="true"/>
-                <w:u w:val="none"/>
-                <w:strike w:val="false"/>
-                <w:sz w:val="24"/>
-                <w:szCs w:val="24"/>
-                <w:color w:val="063360"/>
-              </w:rPr>
-            </w:pPr>
-            <w:r>
-              <w:rPr>
-                <w:rFonts w:ascii="Arial" w:hAnsi="Arial" w:eastAsia="Arial" w:cs="Arial"/>
-                <w:i w:val="false"/>
-                <w:b w:val="true"/>
-                <w:u w:val="none"/>
-                <w:strike w:val="false"/>
-                <w:sz w:val="24"/>
-                <w:szCs w:val="24"/>
-                <w:color w:val="063360"/>
-              </w:rPr>
-              <w:t xml:space="preserve">Mean</w:t>
-            </w:r>
-          </w:p>
-        </w:tc>
-      </w:tr>
-    </w:tbl>
-    <w:p>
-      <w:pPr>
-        <w:pStyle w:val="Normal"/>
-        <w:jc w:val="left"/>
-        <w:pBdr>
-          <w:bottom w:val="none" w:sz="0" w:space="0" w:color="000000"/>
-          <w:top w:val="none" w:sz="0" w:space="0" w:color="000000"/>
-          <w:left w:val="none" w:sz="0" w:space="0" w:color="000000"/>
-          <w:right w:val="none" w:sz="0" w:space="0" w:color="000000"/>
-        </w:pBdr>
-        <w:spacing w:after="280" w:before="0" w:line="240"/>
-        <w:ind w:left="0" w:right="0" w:firstLine="0" w:firstLineChars="0"/>
-      </w:pPr>
-      <w:r>
-        <w:rPr>
-          <w:rFonts w:ascii="Arial" w:hAnsi="Arial" w:eastAsia="Arial" w:cs="Arial"/>
-          <w:i w:val="false"/>
-          <w:b w:val="false"/>
-          <w:u w:val="none"/>
-          <w:strike w:val="false"/>
-          <w:sz w:val="22"/>
-          <w:szCs w:val="22"/>
-          <w:color w:val="000000"/>
-        </w:rPr>
-        <w:t xml:space="preserve"> </w:t>
-      </w:r>
-    </w:p>
-    <w:p>
-      <w:pPr/>
-      <w:r>
-        <w:br w:type="page"/>
-      </w:r>
-    </w:p>
-    <w:p>
-      <w:pPr>
-        <w:pStyle w:val="Normal"/>
-        <w:jc w:val="left"/>
-        <w:pBdr>
-          <w:bottom w:val="none" w:sz="0" w:space="0" w:color="000000"/>
-          <w:top w:val="none" w:sz="0" w:space="0" w:color="000000"/>
-          <w:left w:val="none" w:sz="0" w:space="0" w:color="000000"/>
-          <w:right w:val="none" w:sz="0" w:space="0" w:color="000000"/>
-        </w:pBdr>
-        <w:spacing w:after="0" w:before="0" w:line="240"/>
-        <w:ind w:left="0" w:right="0" w:firstLine="0" w:firstLineChars="0"/>
-      </w:pPr>
-      <w:r>
-        <w:rPr>
-          <w:rFonts w:ascii="Arial" w:hAnsi="Arial" w:eastAsia="Arial" w:cs="Arial"/>
-          <w:i w:val="false"/>
-          <w:b w:val="false"/>
-          <w:u w:val="none"/>
-          <w:strike w:val="false"/>
-          <w:sz w:val="18"/>
-          <w:szCs w:val="18"/>
-          <w:color w:val="545860"/>
-        </w:rPr>
-        <w:t xml:space="preserve">Module 2 · Day 1, Session 1 · Compared to What?</w:t>
-      </w:r>
-    </w:p>
-    <w:p>
-      <w:pPr>
-        <w:pStyle w:val="Normal"/>
-        <w:jc w:val="left"/>
-        <w:pBdr>
-          <w:bottom w:val="none" w:sz="0" w:space="0" w:color="000000"/>
-          <w:top w:val="none" w:sz="0" w:space="0" w:color="000000"/>
-          <w:left w:val="none" w:sz="0" w:space="0" w:color="000000"/>
-          <w:right w:val="none" w:sz="0" w:space="0" w:color="000000"/>
-        </w:pBdr>
-        <w:spacing w:after="40" w:before="0" w:line="240"/>
-        <w:ind w:left="0" w:right="0" w:firstLine="0" w:firstLineChars="0"/>
-      </w:pPr>
-      <w:r>
-        <w:rPr>
-          <w:rFonts w:ascii="Arial" w:hAnsi="Arial" w:eastAsia="Arial" w:cs="Arial"/>
-          <w:i w:val="false"/>
-          <w:b w:val="true"/>
-          <w:u w:val="none"/>
-          <w:strike w:val="false"/>
-          <w:sz w:val="36"/>
-          <w:szCs w:val="36"/>
-          <w:color w:val="063360"/>
-        </w:rPr>
-        <w:t xml:space="preserve">Terms bingo: the excerpts</w:t>
-      </w:r>
-    </w:p>
-    <w:p>
-      <w:pPr>
-        <w:pStyle w:val="Normal"/>
-        <w:jc w:val="left"/>
-        <w:pBdr>
-          <w:bottom w:val="none" w:sz="0" w:space="0" w:color="000000"/>
-          <w:top w:val="none" w:sz="0" w:space="0" w:color="000000"/>
-          <w:left w:val="none" w:sz="0" w:space="0" w:color="000000"/>
-          <w:right w:val="none" w:sz="0" w:space="0" w:color="000000"/>
-        </w:pBdr>
-        <w:spacing w:after="160" w:before="0" w:line="240"/>
-        <w:ind w:left="0" w:right="0" w:firstLine="0" w:firstLineChars="0"/>
-      </w:pPr>
-      <w:r>
-        <w:rPr>
-          <w:rFonts w:ascii="Arial" w:hAnsi="Arial" w:eastAsia="Arial" w:cs="Arial"/>
-          <w:i w:val="true"/>
-          <w:b w:val="false"/>
-          <w:u w:val="none"/>
-          <w:strike w:val="false"/>
-          <w:sz w:val="18"/>
-          <w:szCs w:val="18"/>
-          <w:color w:val="215A9E"/>
-        </w:rPr>
-        <w:t xml:space="preserve">Print: 1 set for the trainer to read aloud, or 1 per table; cut into slips</w:t>
+        <w:t xml:space="preserve">Print: 1 set per group; cut into slips</w:t>
       </w:r>
     </w:p>
     <w:tbl xmlns:a="http://schemas.openxmlformats.org/drawingml/2006/main" xmlns:pic="http://schemas.openxmlformats.org/drawingml/2006/picture">
@@ -11261,7 +8560,7 @@
       </w:tblGrid>
       <w:tr>
         <w:trPr>
-          <w:trHeight w:val="1872" w:hRule="atLeast"/>
+          <w:trHeight w:val="2592" w:hRule="atLeast"/>
         </w:trPr>
         body1
         <w:tc>
@@ -11394,6 +8693,71 @@
               </w:rPr>
               <w:t xml:space="preserve">3. How sure are we?</w:t>
             </w:r>
+            <w:r>
+              <w:rPr>
+                <w:rFonts w:ascii="Arial" w:hAnsi="Arial" w:eastAsia="Arial" w:cs="Arial"/>
+                <w:i w:val="false"/>
+                <w:b w:val="false"/>
+                <w:u w:val="none"/>
+                <w:strike w:val="false"/>
+                <w:sz w:val="21"/>
+                <w:szCs w:val="21"/>
+                <w:color w:val="000000"/>
+              </w:rPr>
+              <w:br/>
+            </w:r>
+            <w:r>
+              <w:rPr>
+                <w:rFonts w:ascii="Arial" w:hAnsi="Arial" w:eastAsia="Arial" w:cs="Arial"/>
+                <w:i w:val="false"/>
+                <w:b w:val="false"/>
+                <w:u w:val="none"/>
+                <w:strike w:val="false"/>
+                <w:sz w:val="21"/>
+                <w:szCs w:val="21"/>
+                <w:color w:val="000000"/>
+              </w:rPr>
+              <w:br/>
+            </w:r>
+            <w:r>
+              <w:rPr>
+                <w:rFonts w:ascii="Arial" w:hAnsi="Arial" w:eastAsia="Arial" w:cs="Arial"/>
+                <w:i w:val="false"/>
+                <w:b w:val="false"/>
+                <w:u w:val="none"/>
+                <w:strike w:val="false"/>
+                <w:sz w:val="21"/>
+                <w:szCs w:val="21"/>
+                <w:color w:val="000000"/>
+              </w:rPr>
+              <w:t xml:space="preserve">On my desk, I will ask these about:</w:t>
+            </w:r>
+            <w:r>
+              <w:rPr>
+                <w:rFonts w:ascii="Arial" w:hAnsi="Arial" w:eastAsia="Arial" w:cs="Arial"/>
+                <w:i w:val="false"/>
+                <w:b w:val="false"/>
+                <w:u w:val="none"/>
+                <w:strike w:val="false"/>
+                <w:sz w:val="21"/>
+                <w:szCs w:val="21"/>
+                <w:color w:val="000000"/>
+              </w:rPr>
+              <w:br/>
+            </w:r>
+            <w:r>
+              <w:rPr>
+                <w:rFonts w:ascii="Arial" w:hAnsi="Arial" w:eastAsia="Arial" w:cs="Arial"/>
+                <w:i w:val="false"/>
+                <w:b w:val="false"/>
+                <w:u w:val="none"/>
+                <w:strike w:val="false"/>
+                <w:sz w:val="21"/>
+                <w:szCs w:val="21"/>
+                <w:color w:val="000000"/>
+              </w:rPr>
+              <w:t xml:space="preserve">______________________________</w:t>
+            </w:r>
           </w:p>
         </w:tc>
         <w:tc>
@@ -11526,12 +8890,77 @@
               </w:rPr>
               <w:t xml:space="preserve">3. How sure are we?</w:t>
             </w:r>
+            <w:r>
+              <w:rPr>
+                <w:rFonts w:ascii="Arial" w:hAnsi="Arial" w:eastAsia="Arial" w:cs="Arial"/>
+                <w:i w:val="false"/>
+                <w:b w:val="false"/>
+                <w:u w:val="none"/>
+                <w:strike w:val="false"/>
+                <w:sz w:val="21"/>
+                <w:szCs w:val="21"/>
+                <w:color w:val="000000"/>
+              </w:rPr>
+              <w:br/>
+            </w:r>
+            <w:r>
+              <w:rPr>
+                <w:rFonts w:ascii="Arial" w:hAnsi="Arial" w:eastAsia="Arial" w:cs="Arial"/>
+                <w:i w:val="false"/>
+                <w:b w:val="false"/>
+                <w:u w:val="none"/>
+                <w:strike w:val="false"/>
+                <w:sz w:val="21"/>
+                <w:szCs w:val="21"/>
+                <w:color w:val="000000"/>
+              </w:rPr>
+              <w:br/>
+            </w:r>
+            <w:r>
+              <w:rPr>
+                <w:rFonts w:ascii="Arial" w:hAnsi="Arial" w:eastAsia="Arial" w:cs="Arial"/>
+                <w:i w:val="false"/>
+                <w:b w:val="false"/>
+                <w:u w:val="none"/>
+                <w:strike w:val="false"/>
+                <w:sz w:val="21"/>
+                <w:szCs w:val="21"/>
+                <w:color w:val="000000"/>
+              </w:rPr>
+              <w:t xml:space="preserve">On my desk, I will ask these about:</w:t>
+            </w:r>
+            <w:r>
+              <w:rPr>
+                <w:rFonts w:ascii="Arial" w:hAnsi="Arial" w:eastAsia="Arial" w:cs="Arial"/>
+                <w:i w:val="false"/>
+                <w:b w:val="false"/>
+                <w:u w:val="none"/>
+                <w:strike w:val="false"/>
+                <w:sz w:val="21"/>
+                <w:szCs w:val="21"/>
+                <w:color w:val="000000"/>
+              </w:rPr>
+              <w:br/>
+            </w:r>
+            <w:r>
+              <w:rPr>
+                <w:rFonts w:ascii="Arial" w:hAnsi="Arial" w:eastAsia="Arial" w:cs="Arial"/>
+                <w:i w:val="false"/>
+                <w:b w:val="false"/>
+                <w:u w:val="none"/>
+                <w:strike w:val="false"/>
+                <w:sz w:val="21"/>
+                <w:szCs w:val="21"/>
+                <w:color w:val="000000"/>
+              </w:rPr>
+              <w:t xml:space="preserve">______________________________</w:t>
+            </w:r>
           </w:p>
         </w:tc>
       </w:tr>
       <w:tr>
         <w:trPr>
-          <w:trHeight w:val="1872" w:hRule="atLeast"/>
+          <w:trHeight w:val="2592" w:hRule="atLeast"/>
         </w:trPr>
         body2
         <w:tc>
@@ -11664,6 +9093,71 @@
               </w:rPr>
               <w:t xml:space="preserve">3. How sure are we?</w:t>
             </w:r>
+            <w:r>
+              <w:rPr>
+                <w:rFonts w:ascii="Arial" w:hAnsi="Arial" w:eastAsia="Arial" w:cs="Arial"/>
+                <w:i w:val="false"/>
+                <w:b w:val="false"/>
+                <w:u w:val="none"/>
+                <w:strike w:val="false"/>
+                <w:sz w:val="21"/>
+                <w:szCs w:val="21"/>
+                <w:color w:val="000000"/>
+              </w:rPr>
+              <w:br/>
+            </w:r>
+            <w:r>
+              <w:rPr>
+                <w:rFonts w:ascii="Arial" w:hAnsi="Arial" w:eastAsia="Arial" w:cs="Arial"/>
+                <w:i w:val="false"/>
+                <w:b w:val="false"/>
+                <w:u w:val="none"/>
+                <w:strike w:val="false"/>
+                <w:sz w:val="21"/>
+                <w:szCs w:val="21"/>
+                <w:color w:val="000000"/>
+              </w:rPr>
+              <w:br/>
+            </w:r>
+            <w:r>
+              <w:rPr>
+                <w:rFonts w:ascii="Arial" w:hAnsi="Arial" w:eastAsia="Arial" w:cs="Arial"/>
+                <w:i w:val="false"/>
+                <w:b w:val="false"/>
+                <w:u w:val="none"/>
+                <w:strike w:val="false"/>
+                <w:sz w:val="21"/>
+                <w:szCs w:val="21"/>
+                <w:color w:val="000000"/>
+              </w:rPr>
+              <w:t xml:space="preserve">On my desk, I will ask these about:</w:t>
+            </w:r>
+            <w:r>
+              <w:rPr>
+                <w:rFonts w:ascii="Arial" w:hAnsi="Arial" w:eastAsia="Arial" w:cs="Arial"/>
+                <w:i w:val="false"/>
+                <w:b w:val="false"/>
+                <w:u w:val="none"/>
+                <w:strike w:val="false"/>
+                <w:sz w:val="21"/>
+                <w:szCs w:val="21"/>
+                <w:color w:val="000000"/>
+              </w:rPr>
+              <w:br/>
+            </w:r>
+            <w:r>
+              <w:rPr>
+                <w:rFonts w:ascii="Arial" w:hAnsi="Arial" w:eastAsia="Arial" w:cs="Arial"/>
+                <w:i w:val="false"/>
+                <w:b w:val="false"/>
+                <w:u w:val="none"/>
+                <w:strike w:val="false"/>
+                <w:sz w:val="21"/>
+                <w:szCs w:val="21"/>
+                <w:color w:val="000000"/>
+              </w:rPr>
+              <w:t xml:space="preserve">______________________________</w:t>
+            </w:r>
           </w:p>
         </w:tc>
         <w:tc>
@@ -11796,12 +9290,77 @@
               </w:rPr>
               <w:t xml:space="preserve">3. How sure are we?</w:t>
             </w:r>
+            <w:r>
+              <w:rPr>
+                <w:rFonts w:ascii="Arial" w:hAnsi="Arial" w:eastAsia="Arial" w:cs="Arial"/>
+                <w:i w:val="false"/>
+                <w:b w:val="false"/>
+                <w:u w:val="none"/>
+                <w:strike w:val="false"/>
+                <w:sz w:val="21"/>
+                <w:szCs w:val="21"/>
+                <w:color w:val="000000"/>
+              </w:rPr>
+              <w:br/>
+            </w:r>
+            <w:r>
+              <w:rPr>
+                <w:rFonts w:ascii="Arial" w:hAnsi="Arial" w:eastAsia="Arial" w:cs="Arial"/>
+                <w:i w:val="false"/>
+                <w:b w:val="false"/>
+                <w:u w:val="none"/>
+                <w:strike w:val="false"/>
+                <w:sz w:val="21"/>
+                <w:szCs w:val="21"/>
+                <w:color w:val="000000"/>
+              </w:rPr>
+              <w:br/>
+            </w:r>
+            <w:r>
+              <w:rPr>
+                <w:rFonts w:ascii="Arial" w:hAnsi="Arial" w:eastAsia="Arial" w:cs="Arial"/>
+                <w:i w:val="false"/>
+                <w:b w:val="false"/>
+                <w:u w:val="none"/>
+                <w:strike w:val="false"/>
+                <w:sz w:val="21"/>
+                <w:szCs w:val="21"/>
+                <w:color w:val="000000"/>
+              </w:rPr>
+              <w:t xml:space="preserve">On my desk, I will ask these about:</w:t>
+            </w:r>
+            <w:r>
+              <w:rPr>
+                <w:rFonts w:ascii="Arial" w:hAnsi="Arial" w:eastAsia="Arial" w:cs="Arial"/>
+                <w:i w:val="false"/>
+                <w:b w:val="false"/>
+                <w:u w:val="none"/>
+                <w:strike w:val="false"/>
+                <w:sz w:val="21"/>
+                <w:szCs w:val="21"/>
+                <w:color w:val="000000"/>
+              </w:rPr>
+              <w:br/>
+            </w:r>
+            <w:r>
+              <w:rPr>
+                <w:rFonts w:ascii="Arial" w:hAnsi="Arial" w:eastAsia="Arial" w:cs="Arial"/>
+                <w:i w:val="false"/>
+                <w:b w:val="false"/>
+                <w:u w:val="none"/>
+                <w:strike w:val="false"/>
+                <w:sz w:val="21"/>
+                <w:szCs w:val="21"/>
+                <w:color w:val="000000"/>
+              </w:rPr>
+              <w:t xml:space="preserve">______________________________</w:t>
+            </w:r>
           </w:p>
         </w:tc>
       </w:tr>
       <w:tr>
         <w:trPr>
-          <w:trHeight w:val="1872" w:hRule="atLeast"/>
+          <w:trHeight w:val="2592" w:hRule="atLeast"/>
         </w:trPr>
         body3
         <w:tc>
@@ -11934,6 +9493,71 @@
               </w:rPr>
               <w:t xml:space="preserve">3. How sure are we?</w:t>
             </w:r>
+            <w:r>
+              <w:rPr>
+                <w:rFonts w:ascii="Arial" w:hAnsi="Arial" w:eastAsia="Arial" w:cs="Arial"/>
+                <w:i w:val="false"/>
+                <w:b w:val="false"/>
+                <w:u w:val="none"/>
+                <w:strike w:val="false"/>
+                <w:sz w:val="21"/>
+                <w:szCs w:val="21"/>
+                <w:color w:val="000000"/>
+              </w:rPr>
+              <w:br/>
+            </w:r>
+            <w:r>
+              <w:rPr>
+                <w:rFonts w:ascii="Arial" w:hAnsi="Arial" w:eastAsia="Arial" w:cs="Arial"/>
+                <w:i w:val="false"/>
+                <w:b w:val="false"/>
+                <w:u w:val="none"/>
+                <w:strike w:val="false"/>
+                <w:sz w:val="21"/>
+                <w:szCs w:val="21"/>
+                <w:color w:val="000000"/>
+              </w:rPr>
+              <w:br/>
+            </w:r>
+            <w:r>
+              <w:rPr>
+                <w:rFonts w:ascii="Arial" w:hAnsi="Arial" w:eastAsia="Arial" w:cs="Arial"/>
+                <w:i w:val="false"/>
+                <w:b w:val="false"/>
+                <w:u w:val="none"/>
+                <w:strike w:val="false"/>
+                <w:sz w:val="21"/>
+                <w:szCs w:val="21"/>
+                <w:color w:val="000000"/>
+              </w:rPr>
+              <w:t xml:space="preserve">On my desk, I will ask these about:</w:t>
+            </w:r>
+            <w:r>
+              <w:rPr>
+                <w:rFonts w:ascii="Arial" w:hAnsi="Arial" w:eastAsia="Arial" w:cs="Arial"/>
+                <w:i w:val="false"/>
+                <w:b w:val="false"/>
+                <w:u w:val="none"/>
+                <w:strike w:val="false"/>
+                <w:sz w:val="21"/>
+                <w:szCs w:val="21"/>
+                <w:color w:val="000000"/>
+              </w:rPr>
+              <w:br/>
+            </w:r>
+            <w:r>
+              <w:rPr>
+                <w:rFonts w:ascii="Arial" w:hAnsi="Arial" w:eastAsia="Arial" w:cs="Arial"/>
+                <w:i w:val="false"/>
+                <w:b w:val="false"/>
+                <w:u w:val="none"/>
+                <w:strike w:val="false"/>
+                <w:sz w:val="21"/>
+                <w:szCs w:val="21"/>
+                <w:color w:val="000000"/>
+              </w:rPr>
+              <w:t xml:space="preserve">______________________________</w:t>
+            </w:r>
           </w:p>
         </w:tc>
         <w:tc>
@@ -12066,12 +9690,77 @@
               </w:rPr>
               <w:t xml:space="preserve">3. How sure are we?</w:t>
             </w:r>
+            <w:r>
+              <w:rPr>
+                <w:rFonts w:ascii="Arial" w:hAnsi="Arial" w:eastAsia="Arial" w:cs="Arial"/>
+                <w:i w:val="false"/>
+                <w:b w:val="false"/>
+                <w:u w:val="none"/>
+                <w:strike w:val="false"/>
+                <w:sz w:val="21"/>
+                <w:szCs w:val="21"/>
+                <w:color w:val="000000"/>
+              </w:rPr>
+              <w:br/>
+            </w:r>
+            <w:r>
+              <w:rPr>
+                <w:rFonts w:ascii="Arial" w:hAnsi="Arial" w:eastAsia="Arial" w:cs="Arial"/>
+                <w:i w:val="false"/>
+                <w:b w:val="false"/>
+                <w:u w:val="none"/>
+                <w:strike w:val="false"/>
+                <w:sz w:val="21"/>
+                <w:szCs w:val="21"/>
+                <w:color w:val="000000"/>
+              </w:rPr>
+              <w:br/>
+            </w:r>
+            <w:r>
+              <w:rPr>
+                <w:rFonts w:ascii="Arial" w:hAnsi="Arial" w:eastAsia="Arial" w:cs="Arial"/>
+                <w:i w:val="false"/>
+                <w:b w:val="false"/>
+                <w:u w:val="none"/>
+                <w:strike w:val="false"/>
+                <w:sz w:val="21"/>
+                <w:szCs w:val="21"/>
+                <w:color w:val="000000"/>
+              </w:rPr>
+              <w:t xml:space="preserve">On my desk, I will ask these about:</w:t>
+            </w:r>
+            <w:r>
+              <w:rPr>
+                <w:rFonts w:ascii="Arial" w:hAnsi="Arial" w:eastAsia="Arial" w:cs="Arial"/>
+                <w:i w:val="false"/>
+                <w:b w:val="false"/>
+                <w:u w:val="none"/>
+                <w:strike w:val="false"/>
+                <w:sz w:val="21"/>
+                <w:szCs w:val="21"/>
+                <w:color w:val="000000"/>
+              </w:rPr>
+              <w:br/>
+            </w:r>
+            <w:r>
+              <w:rPr>
+                <w:rFonts w:ascii="Arial" w:hAnsi="Arial" w:eastAsia="Arial" w:cs="Arial"/>
+                <w:i w:val="false"/>
+                <w:b w:val="false"/>
+                <w:u w:val="none"/>
+                <w:strike w:val="false"/>
+                <w:sz w:val="21"/>
+                <w:szCs w:val="21"/>
+                <w:color w:val="000000"/>
+              </w:rPr>
+              <w:t xml:space="preserve">______________________________</w:t>
+            </w:r>
           </w:p>
         </w:tc>
       </w:tr>
       <w:tr>
         <w:trPr>
-          <w:trHeight w:val="1872" w:hRule="atLeast"/>
+          <w:trHeight w:val="2592" w:hRule="atLeast"/>
         </w:trPr>
         body4
         <w:tc>
@@ -12204,6 +9893,71 @@
               </w:rPr>
               <w:t xml:space="preserve">3. How sure are we?</w:t>
             </w:r>
+            <w:r>
+              <w:rPr>
+                <w:rFonts w:ascii="Arial" w:hAnsi="Arial" w:eastAsia="Arial" w:cs="Arial"/>
+                <w:i w:val="false"/>
+                <w:b w:val="false"/>
+                <w:u w:val="none"/>
+                <w:strike w:val="false"/>
+                <w:sz w:val="21"/>
+                <w:szCs w:val="21"/>
+                <w:color w:val="000000"/>
+              </w:rPr>
+              <w:br/>
+            </w:r>
+            <w:r>
+              <w:rPr>
+                <w:rFonts w:ascii="Arial" w:hAnsi="Arial" w:eastAsia="Arial" w:cs="Arial"/>
+                <w:i w:val="false"/>
+                <w:b w:val="false"/>
+                <w:u w:val="none"/>
+                <w:strike w:val="false"/>
+                <w:sz w:val="21"/>
+                <w:szCs w:val="21"/>
+                <w:color w:val="000000"/>
+              </w:rPr>
+              <w:br/>
+            </w:r>
+            <w:r>
+              <w:rPr>
+                <w:rFonts w:ascii="Arial" w:hAnsi="Arial" w:eastAsia="Arial" w:cs="Arial"/>
+                <w:i w:val="false"/>
+                <w:b w:val="false"/>
+                <w:u w:val="none"/>
+                <w:strike w:val="false"/>
+                <w:sz w:val="21"/>
+                <w:szCs w:val="21"/>
+                <w:color w:val="000000"/>
+              </w:rPr>
+              <w:t xml:space="preserve">On my desk, I will ask these about:</w:t>
+            </w:r>
+            <w:r>
+              <w:rPr>
+                <w:rFonts w:ascii="Arial" w:hAnsi="Arial" w:eastAsia="Arial" w:cs="Arial"/>
+                <w:i w:val="false"/>
+                <w:b w:val="false"/>
+                <w:u w:val="none"/>
+                <w:strike w:val="false"/>
+                <w:sz w:val="21"/>
+                <w:szCs w:val="21"/>
+                <w:color w:val="000000"/>
+              </w:rPr>
+              <w:br/>
+            </w:r>
+            <w:r>
+              <w:rPr>
+                <w:rFonts w:ascii="Arial" w:hAnsi="Arial" w:eastAsia="Arial" w:cs="Arial"/>
+                <w:i w:val="false"/>
+                <w:b w:val="false"/>
+                <w:u w:val="none"/>
+                <w:strike w:val="false"/>
+                <w:sz w:val="21"/>
+                <w:szCs w:val="21"/>
+                <w:color w:val="000000"/>
+              </w:rPr>
+              <w:t xml:space="preserve">______________________________</w:t>
+            </w:r>
           </w:p>
         </w:tc>
         <w:tc>
@@ -12335,6 +10089,71 @@
                 <w:color w:val="000000"/>
               </w:rPr>
               <w:t xml:space="preserve">3. How sure are we?</w:t>
+            </w:r>
+            <w:r>
+              <w:rPr>
+                <w:rFonts w:ascii="Arial" w:hAnsi="Arial" w:eastAsia="Arial" w:cs="Arial"/>
+                <w:i w:val="false"/>
+                <w:b w:val="false"/>
+                <w:u w:val="none"/>
+                <w:strike w:val="false"/>
+                <w:sz w:val="21"/>
+                <w:szCs w:val="21"/>
+                <w:color w:val="000000"/>
+              </w:rPr>
+              <w:br/>
+            </w:r>
+            <w:r>
+              <w:rPr>
+                <w:rFonts w:ascii="Arial" w:hAnsi="Arial" w:eastAsia="Arial" w:cs="Arial"/>
+                <w:i w:val="false"/>
+                <w:b w:val="false"/>
+                <w:u w:val="none"/>
+                <w:strike w:val="false"/>
+                <w:sz w:val="21"/>
+                <w:szCs w:val="21"/>
+                <w:color w:val="000000"/>
+              </w:rPr>
+              <w:br/>
+            </w:r>
+            <w:r>
+              <w:rPr>
+                <w:rFonts w:ascii="Arial" w:hAnsi="Arial" w:eastAsia="Arial" w:cs="Arial"/>
+                <w:i w:val="false"/>
+                <w:b w:val="false"/>
+                <w:u w:val="none"/>
+                <w:strike w:val="false"/>
+                <w:sz w:val="21"/>
+                <w:szCs w:val="21"/>
+                <w:color w:val="000000"/>
+              </w:rPr>
+              <w:t xml:space="preserve">On my desk, I will ask these about:</w:t>
+            </w:r>
+            <w:r>
+              <w:rPr>
+                <w:rFonts w:ascii="Arial" w:hAnsi="Arial" w:eastAsia="Arial" w:cs="Arial"/>
+                <w:i w:val="false"/>
+                <w:b w:val="false"/>
+                <w:u w:val="none"/>
+                <w:strike w:val="false"/>
+                <w:sz w:val="21"/>
+                <w:szCs w:val="21"/>
+                <w:color w:val="000000"/>
+              </w:rPr>
+              <w:br/>
+            </w:r>
+            <w:r>
+              <w:rPr>
+                <w:rFonts w:ascii="Arial" w:hAnsi="Arial" w:eastAsia="Arial" w:cs="Arial"/>
+                <w:i w:val="false"/>
+                <w:b w:val="false"/>
+                <w:u w:val="none"/>
+                <w:strike w:val="false"/>
+                <w:sz w:val="21"/>
+                <w:szCs w:val="21"/>
+                <w:color w:val="000000"/>
+              </w:rPr>
+              <w:t xml:space="preserve">______________________________</w:t>
             </w:r>
           </w:p>
         </w:tc>
@@ -12667,7 +10486,7 @@
           <w:szCs w:val="26"/>
           <w:color w:val="215A9E"/>
         </w:rPr>
-        <w:t xml:space="preserve">Bingo excerpts</w:t>
+        <w:t xml:space="preserve">Triage key</w:t>
       </w:r>
     </w:p>
     <w:tbl xmlns:a="http://schemas.openxmlformats.org/drawingml/2006/main" xmlns:pic="http://schemas.openxmlformats.org/drawingml/2006/picture">
@@ -12678,8 +10497,8 @@
       </w:tblPr>
       <w:tblGrid>
         <w:gridCol w:w="1152"/>
-        <w:gridCol w:w="4320"/>
-        <w:gridCol w:w="4320"/>
+        <w:gridCol w:w="5760"/>
+        <w:gridCol w:w="2880"/>
       </w:tblGrid>
       <w:tr>
         <w:trPr>
@@ -12791,7 +10610,7 @@
                 <w:szCs w:val="21"/>
                 <w:color w:val="063360"/>
               </w:rPr>
-              <w:t xml:space="preserve">Terms it uses</w:t>
+              <w:t xml:space="preserve">Unanswered</w:t>
             </w:r>
           </w:p>
         </w:tc>
@@ -12845,7 +10664,7 @@
                 <w:szCs w:val="21"/>
                 <w:color w:val="063360"/>
               </w:rPr>
-              <w:t xml:space="preserve">The call</w:t>
+              <w:t xml:space="preserve">Call</w:t>
             </w:r>
           </w:p>
         </w:tc>
@@ -12959,7 +10778,7 @@
                 <w:szCs w:val="21"/>
                 <w:color w:val="000000"/>
               </w:rPr>
-              <w:t xml:space="preserve">comparison group (missing), baseline</w:t>
+              <w:t xml:space="preserve">Compared to what? (before and after; driving rose 4%)</w:t>
             </w:r>
           </w:p>
         </w:tc>
@@ -13013,7 +10832,7 @@
                 <w:szCs w:val="21"/>
                 <w:color w:val="000000"/>
               </w:rPr>
-              <w:t xml:space="preserve">Before-and-after: compared to what?</w:t>
+              <w:t xml:space="preserve">Ask first</w:t>
             </w:r>
           </w:p>
         </w:tc>
@@ -13127,7 +10946,7 @@
                 <w:szCs w:val="21"/>
                 <w:color w:val="000000"/>
               </w:rPr>
-              <w:t xml:space="preserve">treatment effect, confidence interval</w:t>
+              <w:t xml:space="preserve">How big, in units that matter? (speed, not collisions)</w:t>
             </w:r>
           </w:p>
         </w:tc>
@@ -13181,7 +11000,7 @@
                 <w:szCs w:val="21"/>
                 <w:color w:val="000000"/>
               </w:rPr>
-              <w:t xml:space="preserve"/>
+              <w:t xml:space="preserve">Ask first</w:t>
             </w:r>
           </w:p>
         </w:tc>
@@ -13295,7 +11114,7 @@
                 <w:szCs w:val="21"/>
                 <w:color w:val="000000"/>
               </w:rPr>
-              <w:t xml:space="preserve">statistically significant, p-value</w:t>
+              <w:t xml:space="preserve">How big? Significance is not a decision rule</w:t>
             </w:r>
           </w:p>
         </w:tc>
@@ -13349,7 +11168,7 @@
                 <w:szCs w:val="21"/>
                 <w:color w:val="000000"/>
               </w:rPr>
-              <w:t xml:space="preserve">Do not act: no bar, no comparison</w:t>
+              <w:t xml:space="preserve">Do not act on this</w:t>
             </w:r>
           </w:p>
         </w:tc>
@@ -13463,7 +11282,7 @@
                 <w:szCs w:val="21"/>
                 <w:color w:val="000000"/>
               </w:rPr>
-              <w:t xml:space="preserve">treatment effect, comparison group</w:t>
+              <w:t xml:space="preserve">How sure? (no interval)</w:t>
             </w:r>
           </w:p>
         </w:tc>
@@ -13517,7 +11336,7 @@
                 <w:szCs w:val="21"/>
                 <w:color w:val="000000"/>
               </w:rPr>
-              <w:t xml:space="preserve"/>
+              <w:t xml:space="preserve">Ask first</w:t>
             </w:r>
           </w:p>
         </w:tc>
@@ -13631,7 +11450,7 @@
                 <w:szCs w:val="21"/>
                 <w:color w:val="000000"/>
               </w:rPr>
-              <w:t xml:space="preserve">mean (pulled up by one road)</w:t>
+              <w:t xml:space="preserve">How big, for a typical road? (one road pulls the mean)</w:t>
             </w:r>
           </w:p>
         </w:tc>
@@ -13799,7 +11618,7 @@
                 <w:szCs w:val="21"/>
                 <w:color w:val="000000"/>
               </w:rPr>
-              <w:t xml:space="preserve">sample size, statistically significant</w:t>
+              <w:t xml:space="preserve">How sure? (20 roads is too few to see anything)</w:t>
             </w:r>
           </w:p>
         </w:tc>
@@ -13853,7 +11672,7 @@
                 <w:szCs w:val="21"/>
                 <w:color w:val="000000"/>
               </w:rPr>
-              <w:t xml:space="preserve">Too small to see anything</w:t>
+              <w:t xml:space="preserve">Do not conclude 'no effect'</w:t>
             </w:r>
           </w:p>
         </w:tc>
@@ -13967,7 +11786,7 @@
                 <w:szCs w:val="21"/>
                 <w:color w:val="000000"/>
               </w:rPr>
-              <w:t xml:space="preserve">coefficient</w:t>
+              <w:t xml:space="preserve">Misread coefficient: not a policy lever</w:t>
             </w:r>
           </w:p>
         </w:tc>
@@ -14021,7 +11840,7 @@
                 <w:szCs w:val="21"/>
                 <w:color w:val="000000"/>
               </w:rPr>
-              <w:t xml:space="preserve">Not a policy lever</w:t>
+              <w:t xml:space="preserve">Do not act on this</w:t>
             </w:r>
           </w:p>
         </w:tc>
@@ -14135,7 +11954,7 @@
                 <w:szCs w:val="21"/>
                 <w:color w:val="000000"/>
               </w:rPr>
-              <w:t xml:space="preserve">treatment effect, comparison group</w:t>
+              <w:t xml:space="preserve">None: a comparison, an effect and a bar</w:t>
             </w:r>
           </w:p>
         </w:tc>
@@ -14189,12 +12008,39 @@
                 <w:szCs w:val="21"/>
                 <w:color w:val="000000"/>
               </w:rPr>
-              <w:t xml:space="preserve">Act: a comparison and a bar, and it clears</w:t>
+              <w:t xml:space="preserve">Act</w:t>
             </w:r>
           </w:p>
         </w:tc>
       </w:tr>
     </w:tbl>
+    <w:p>
+      <w:pPr>
+        <w:pStyle w:val="Normal"/>
+        <w:jc w:val="left"/>
+        <w:pBdr>
+          <w:bottom w:val="none" w:sz="0" w:space="0" w:color="000000"/>
+          <w:top w:val="none" w:sz="0" w:space="0" w:color="000000"/>
+          <w:left w:val="none" w:sz="0" w:space="0" w:color="000000"/>
+          <w:right w:val="none" w:sz="0" w:space="0" w:color="000000"/>
+        </w:pBdr>
+        <w:spacing w:after="80" w:before="0" w:line="240"/>
+        <w:ind w:left="0" w:right="0" w:firstLine="0" w:firstLineChars="0"/>
+      </w:pPr>
+      <w:r>
+        <w:rPr>
+          <w:rFonts w:ascii="Arial" w:hAnsi="Arial" w:eastAsia="Arial" w:cs="Arial"/>
+          <w:i w:val="false"/>
+          <w:b w:val="false"/>
+          <w:u w:val="none"/>
+          <w:strike w:val="false"/>
+          <w:sz w:val="22"/>
+          <w:szCs w:val="22"/>
+          <w:color w:val="000000"/>
+        </w:rPr>
+        <w:t xml:space="preserve">Debrief: groups disagree most on 2 and 4, which is the point; take one group's reasoning for each.</w:t>
+      </w:r>
+    </w:p>
     <w:sectPr>
       <w:pgMar w:header="708" w:bottom="1008" w:top="1008" w:right="1152" w:left="1152" w:footer="708" w:gutter="0"/>
       <w:pgSz w:h="16838" w:w="11906" w:orient="portrait"/>

--- a/Module_2_Oct_2026_v2/Oct12_session1_materials.docx
+++ b/Module_2_Oct_2026_v2/Oct12_session1_materials.docx
@@ -126,7 +126,6 @@
           <w:trHeight w:val="360" w:hRule="auto"/>
           <w:tblHeader/>
         </w:trPr>
-        header 1
         <w:tc>
           <w:tcPr>
             <w:tcBorders>
@@ -146,6 +145,7 @@
           </w:tcPr>
           <w:p>
             <w:pPr>
+              <w:pStyle w:val="Normal"/>
               <w:jc w:val="left"/>
               <w:pBdr>
                 <w:bottom w:val="none" w:sz="0" w:space="0" w:color="000000"/>
@@ -200,6 +200,7 @@
           </w:tcPr>
           <w:p>
             <w:pPr>
+              <w:pStyle w:val="Normal"/>
               <w:jc w:val="left"/>
               <w:pBdr>
                 <w:bottom w:val="none" w:sz="0" w:space="0" w:color="000000"/>
@@ -254,6 +255,7 @@
           </w:tcPr>
           <w:p>
             <w:pPr>
+              <w:pStyle w:val="Normal"/>
               <w:jc w:val="left"/>
               <w:pBdr>
                 <w:bottom w:val="none" w:sz="0" w:space="0" w:color="000000"/>
@@ -294,7 +296,6 @@
         <w:trPr>
           <w:trHeight w:val="360" w:hRule="auto"/>
         </w:trPr>
-        body 1
         <w:tc>
           <w:tcPr>
             <w:tcBorders>
@@ -314,6 +315,7 @@
           </w:tcPr>
           <w:p>
             <w:pPr>
+              <w:pStyle w:val="Normal"/>
               <w:jc w:val="left"/>
               <w:pBdr>
                 <w:bottom w:val="none" w:sz="0" w:space="0" w:color="000000"/>
@@ -368,6 +370,7 @@
           </w:tcPr>
           <w:p>
             <w:pPr>
+              <w:pStyle w:val="Normal"/>
               <w:jc w:val="left"/>
               <w:pBdr>
                 <w:bottom w:val="none" w:sz="0" w:space="0" w:color="000000"/>
@@ -422,6 +425,7 @@
           </w:tcPr>
           <w:p>
             <w:pPr>
+              <w:pStyle w:val="Normal"/>
               <w:jc w:val="left"/>
               <w:pBdr>
                 <w:bottom w:val="none" w:sz="0" w:space="0" w:color="000000"/>
@@ -462,7 +466,6 @@
         <w:trPr>
           <w:trHeight w:val="360" w:hRule="auto"/>
         </w:trPr>
-        body 2
         <w:tc>
           <w:tcPr>
             <w:tcBorders>
@@ -482,6 +485,7 @@
           </w:tcPr>
           <w:p>
             <w:pPr>
+              <w:pStyle w:val="Normal"/>
               <w:jc w:val="left"/>
               <w:pBdr>
                 <w:bottom w:val="none" w:sz="0" w:space="0" w:color="000000"/>
@@ -536,6 +540,7 @@
           </w:tcPr>
           <w:p>
             <w:pPr>
+              <w:pStyle w:val="Normal"/>
               <w:jc w:val="left"/>
               <w:pBdr>
                 <w:bottom w:val="none" w:sz="0" w:space="0" w:color="000000"/>
@@ -590,6 +595,7 @@
           </w:tcPr>
           <w:p>
             <w:pPr>
+              <w:pStyle w:val="Normal"/>
               <w:jc w:val="left"/>
               <w:pBdr>
                 <w:bottom w:val="none" w:sz="0" w:space="0" w:color="000000"/>
@@ -630,7 +636,6 @@
         <w:trPr>
           <w:trHeight w:val="360" w:hRule="auto"/>
         </w:trPr>
-        body 3
         <w:tc>
           <w:tcPr>
             <w:tcBorders>
@@ -650,6 +655,7 @@
           </w:tcPr>
           <w:p>
             <w:pPr>
+              <w:pStyle w:val="Normal"/>
               <w:jc w:val="left"/>
               <w:pBdr>
                 <w:bottom w:val="none" w:sz="0" w:space="0" w:color="000000"/>
@@ -704,6 +710,7 @@
           </w:tcPr>
           <w:p>
             <w:pPr>
+              <w:pStyle w:val="Normal"/>
               <w:jc w:val="left"/>
               <w:pBdr>
                 <w:bottom w:val="none" w:sz="0" w:space="0" w:color="000000"/>
@@ -758,6 +765,7 @@
           </w:tcPr>
           <w:p>
             <w:pPr>
+              <w:pStyle w:val="Normal"/>
               <w:jc w:val="left"/>
               <w:pBdr>
                 <w:bottom w:val="none" w:sz="0" w:space="0" w:color="000000"/>
@@ -798,7 +806,6 @@
         <w:trPr>
           <w:trHeight w:val="360" w:hRule="auto"/>
         </w:trPr>
-        body 4
         <w:tc>
           <w:tcPr>
             <w:tcBorders>
@@ -818,6 +825,7 @@
           </w:tcPr>
           <w:p>
             <w:pPr>
+              <w:pStyle w:val="Normal"/>
               <w:jc w:val="left"/>
               <w:pBdr>
                 <w:bottom w:val="none" w:sz="0" w:space="0" w:color="000000"/>
@@ -872,6 +880,7 @@
           </w:tcPr>
           <w:p>
             <w:pPr>
+              <w:pStyle w:val="Normal"/>
               <w:jc w:val="left"/>
               <w:pBdr>
                 <w:bottom w:val="none" w:sz="0" w:space="0" w:color="000000"/>
@@ -926,6 +935,7 @@
           </w:tcPr>
           <w:p>
             <w:pPr>
+              <w:pStyle w:val="Normal"/>
               <w:jc w:val="left"/>
               <w:pBdr>
                 <w:bottom w:val="none" w:sz="0" w:space="0" w:color="000000"/>
@@ -966,7 +976,6 @@
         <w:trPr>
           <w:trHeight w:val="360" w:hRule="auto"/>
         </w:trPr>
-        body 5
         <w:tc>
           <w:tcPr>
             <w:tcBorders>
@@ -986,6 +995,7 @@
           </w:tcPr>
           <w:p>
             <w:pPr>
+              <w:pStyle w:val="Normal"/>
               <w:jc w:val="left"/>
               <w:pBdr>
                 <w:bottom w:val="none" w:sz="0" w:space="0" w:color="000000"/>
@@ -1040,6 +1050,7 @@
           </w:tcPr>
           <w:p>
             <w:pPr>
+              <w:pStyle w:val="Normal"/>
               <w:jc w:val="left"/>
               <w:pBdr>
                 <w:bottom w:val="none" w:sz="0" w:space="0" w:color="000000"/>
@@ -1094,6 +1105,7 @@
           </w:tcPr>
           <w:p>
             <w:pPr>
+              <w:pStyle w:val="Normal"/>
               <w:jc w:val="left"/>
               <w:pBdr>
                 <w:bottom w:val="none" w:sz="0" w:space="0" w:color="000000"/>
@@ -1134,7 +1146,6 @@
         <w:trPr>
           <w:trHeight w:val="360" w:hRule="auto"/>
         </w:trPr>
-        body 6
         <w:tc>
           <w:tcPr>
             <w:tcBorders>
@@ -1154,6 +1165,7 @@
           </w:tcPr>
           <w:p>
             <w:pPr>
+              <w:pStyle w:val="Normal"/>
               <w:jc w:val="left"/>
               <w:pBdr>
                 <w:bottom w:val="none" w:sz="0" w:space="0" w:color="000000"/>
@@ -1208,6 +1220,7 @@
           </w:tcPr>
           <w:p>
             <w:pPr>
+              <w:pStyle w:val="Normal"/>
               <w:jc w:val="left"/>
               <w:pBdr>
                 <w:bottom w:val="none" w:sz="0" w:space="0" w:color="000000"/>
@@ -1262,6 +1275,7 @@
           </w:tcPr>
           <w:p>
             <w:pPr>
+              <w:pStyle w:val="Normal"/>
               <w:jc w:val="left"/>
               <w:pBdr>
                 <w:bottom w:val="none" w:sz="0" w:space="0" w:color="000000"/>
@@ -1302,7 +1316,6 @@
         <w:trPr>
           <w:trHeight w:val="360" w:hRule="auto"/>
         </w:trPr>
-        body 7
         <w:tc>
           <w:tcPr>
             <w:tcBorders>
@@ -1322,6 +1335,7 @@
           </w:tcPr>
           <w:p>
             <w:pPr>
+              <w:pStyle w:val="Normal"/>
               <w:jc w:val="left"/>
               <w:pBdr>
                 <w:bottom w:val="none" w:sz="0" w:space="0" w:color="000000"/>
@@ -1376,6 +1390,7 @@
           </w:tcPr>
           <w:p>
             <w:pPr>
+              <w:pStyle w:val="Normal"/>
               <w:jc w:val="left"/>
               <w:pBdr>
                 <w:bottom w:val="none" w:sz="0" w:space="0" w:color="000000"/>
@@ -1430,6 +1445,7 @@
           </w:tcPr>
           <w:p>
             <w:pPr>
+              <w:pStyle w:val="Normal"/>
               <w:jc w:val="left"/>
               <w:pBdr>
                 <w:bottom w:val="none" w:sz="0" w:space="0" w:color="000000"/>
@@ -1470,7 +1486,6 @@
         <w:trPr>
           <w:trHeight w:val="360" w:hRule="auto"/>
         </w:trPr>
-        body 8
         <w:tc>
           <w:tcPr>
             <w:tcBorders>
@@ -1490,6 +1505,7 @@
           </w:tcPr>
           <w:p>
             <w:pPr>
+              <w:pStyle w:val="Normal"/>
               <w:jc w:val="left"/>
               <w:pBdr>
                 <w:bottom w:val="none" w:sz="0" w:space="0" w:color="000000"/>
@@ -1544,6 +1560,7 @@
           </w:tcPr>
           <w:p>
             <w:pPr>
+              <w:pStyle w:val="Normal"/>
               <w:jc w:val="left"/>
               <w:pBdr>
                 <w:bottom w:val="none" w:sz="0" w:space="0" w:color="000000"/>
@@ -1598,6 +1615,7 @@
           </w:tcPr>
           <w:p>
             <w:pPr>
+              <w:pStyle w:val="Normal"/>
               <w:jc w:val="left"/>
               <w:pBdr>
                 <w:bottom w:val="none" w:sz="0" w:space="0" w:color="000000"/>
@@ -1638,7 +1656,6 @@
         <w:trPr>
           <w:trHeight w:val="360" w:hRule="auto"/>
         </w:trPr>
-        body 9
         <w:tc>
           <w:tcPr>
             <w:tcBorders>
@@ -1658,6 +1675,7 @@
           </w:tcPr>
           <w:p>
             <w:pPr>
+              <w:pStyle w:val="Normal"/>
               <w:jc w:val="left"/>
               <w:pBdr>
                 <w:bottom w:val="none" w:sz="0" w:space="0" w:color="000000"/>
@@ -1712,6 +1730,7 @@
           </w:tcPr>
           <w:p>
             <w:pPr>
+              <w:pStyle w:val="Normal"/>
               <w:jc w:val="left"/>
               <w:pBdr>
                 <w:bottom w:val="none" w:sz="0" w:space="0" w:color="000000"/>
@@ -1766,6 +1785,7 @@
           </w:tcPr>
           <w:p>
             <w:pPr>
+              <w:pStyle w:val="Normal"/>
               <w:jc w:val="left"/>
               <w:pBdr>
                 <w:bottom w:val="none" w:sz="0" w:space="0" w:color="000000"/>
@@ -1806,7 +1826,6 @@
         <w:trPr>
           <w:trHeight w:val="360" w:hRule="auto"/>
         </w:trPr>
-        body10
         <w:tc>
           <w:tcPr>
             <w:tcBorders>
@@ -1826,6 +1845,7 @@
           </w:tcPr>
           <w:p>
             <w:pPr>
+              <w:pStyle w:val="Normal"/>
               <w:jc w:val="left"/>
               <w:pBdr>
                 <w:bottom w:val="none" w:sz="0" w:space="0" w:color="000000"/>
@@ -1880,6 +1900,7 @@
           </w:tcPr>
           <w:p>
             <w:pPr>
+              <w:pStyle w:val="Normal"/>
               <w:jc w:val="left"/>
               <w:pBdr>
                 <w:bottom w:val="none" w:sz="0" w:space="0" w:color="000000"/>
@@ -1934,6 +1955,7 @@
           </w:tcPr>
           <w:p>
             <w:pPr>
+              <w:pStyle w:val="Normal"/>
               <w:jc w:val="left"/>
               <w:pBdr>
                 <w:bottom w:val="none" w:sz="0" w:space="0" w:color="000000"/>
@@ -2184,7 +2206,7 @@
           <w:szCs w:val="22"/>
           <w:color w:val="000000"/>
         </w:rPr>
-        <w:t xml:space="preserve">Which moved more, and what does that tell you about a reported average?</w:t>
+        <w:t xml:space="preserve">Which changed more, the mean or the median? What does this tell you about an average in a report?</w:t>
       </w:r>
     </w:p>
     <w:p>
@@ -2372,7 +2394,6 @@
           <w:trHeight w:val="360" w:hRule="auto"/>
           <w:tblHeader/>
         </w:trPr>
-        header1
         <w:tc>
           <w:tcPr>
             <w:tcBorders>
@@ -2392,6 +2413,7 @@
           </w:tcPr>
           <w:p>
             <w:pPr>
+              <w:pStyle w:val="Normal"/>
               <w:jc w:val="left"/>
               <w:pBdr>
                 <w:bottom w:val="none" w:sz="0" w:space="0" w:color="000000"/>
@@ -2446,6 +2468,7 @@
           </w:tcPr>
           <w:p>
             <w:pPr>
+              <w:pStyle w:val="Normal"/>
               <w:jc w:val="left"/>
               <w:pBdr>
                 <w:bottom w:val="none" w:sz="0" w:space="0" w:color="000000"/>
@@ -2500,6 +2523,7 @@
           </w:tcPr>
           <w:p>
             <w:pPr>
+              <w:pStyle w:val="Normal"/>
               <w:jc w:val="left"/>
               <w:pBdr>
                 <w:bottom w:val="none" w:sz="0" w:space="0" w:color="000000"/>
@@ -2554,6 +2578,7 @@
           </w:tcPr>
           <w:p>
             <w:pPr>
+              <w:pStyle w:val="Normal"/>
               <w:jc w:val="left"/>
               <w:pBdr>
                 <w:bottom w:val="none" w:sz="0" w:space="0" w:color="000000"/>
@@ -2594,7 +2619,6 @@
         <w:trPr>
           <w:trHeight w:val="360" w:hRule="auto"/>
         </w:trPr>
-        body1
         <w:tc>
           <w:tcPr>
             <w:tcBorders>
@@ -2614,6 +2638,7 @@
           </w:tcPr>
           <w:p>
             <w:pPr>
+              <w:pStyle w:val="Normal"/>
               <w:jc w:val="left"/>
               <w:pBdr>
                 <w:bottom w:val="none" w:sz="0" w:space="0" w:color="000000"/>
@@ -2668,6 +2693,7 @@
           </w:tcPr>
           <w:p>
             <w:pPr>
+              <w:pStyle w:val="Normal"/>
               <w:jc w:val="left"/>
               <w:pBdr>
                 <w:bottom w:val="none" w:sz="0" w:space="0" w:color="000000"/>
@@ -2722,6 +2748,7 @@
           </w:tcPr>
           <w:p>
             <w:pPr>
+              <w:pStyle w:val="Normal"/>
               <w:jc w:val="left"/>
               <w:pBdr>
                 <w:bottom w:val="none" w:sz="0" w:space="0" w:color="000000"/>
@@ -2776,6 +2803,7 @@
           </w:tcPr>
           <w:p>
             <w:pPr>
+              <w:pStyle w:val="Normal"/>
               <w:jc w:val="left"/>
               <w:pBdr>
                 <w:bottom w:val="none" w:sz="0" w:space="0" w:color="000000"/>
@@ -2816,7 +2844,6 @@
         <w:trPr>
           <w:trHeight w:val="360" w:hRule="auto"/>
         </w:trPr>
-        body2
         <w:tc>
           <w:tcPr>
             <w:tcBorders>
@@ -2836,6 +2863,7 @@
           </w:tcPr>
           <w:p>
             <w:pPr>
+              <w:pStyle w:val="Normal"/>
               <w:jc w:val="left"/>
               <w:pBdr>
                 <w:bottom w:val="none" w:sz="0" w:space="0" w:color="000000"/>
@@ -2890,6 +2918,7 @@
           </w:tcPr>
           <w:p>
             <w:pPr>
+              <w:pStyle w:val="Normal"/>
               <w:jc w:val="left"/>
               <w:pBdr>
                 <w:bottom w:val="none" w:sz="0" w:space="0" w:color="000000"/>
@@ -2944,6 +2973,7 @@
           </w:tcPr>
           <w:p>
             <w:pPr>
+              <w:pStyle w:val="Normal"/>
               <w:jc w:val="left"/>
               <w:pBdr>
                 <w:bottom w:val="none" w:sz="0" w:space="0" w:color="000000"/>
@@ -2998,6 +3028,7 @@
           </w:tcPr>
           <w:p>
             <w:pPr>
+              <w:pStyle w:val="Normal"/>
               <w:jc w:val="left"/>
               <w:pBdr>
                 <w:bottom w:val="none" w:sz="0" w:space="0" w:color="000000"/>
@@ -3038,7 +3069,6 @@
         <w:trPr>
           <w:trHeight w:val="360" w:hRule="auto"/>
         </w:trPr>
-        body3
         <w:tc>
           <w:tcPr>
             <w:tcBorders>
@@ -3058,6 +3088,7 @@
           </w:tcPr>
           <w:p>
             <w:pPr>
+              <w:pStyle w:val="Normal"/>
               <w:jc w:val="left"/>
               <w:pBdr>
                 <w:bottom w:val="none" w:sz="0" w:space="0" w:color="000000"/>
@@ -3112,6 +3143,7 @@
           </w:tcPr>
           <w:p>
             <w:pPr>
+              <w:pStyle w:val="Normal"/>
               <w:jc w:val="left"/>
               <w:pBdr>
                 <w:bottom w:val="none" w:sz="0" w:space="0" w:color="000000"/>
@@ -3166,6 +3198,7 @@
           </w:tcPr>
           <w:p>
             <w:pPr>
+              <w:pStyle w:val="Normal"/>
               <w:jc w:val="left"/>
               <w:pBdr>
                 <w:bottom w:val="none" w:sz="0" w:space="0" w:color="000000"/>
@@ -3220,6 +3253,7 @@
           </w:tcPr>
           <w:p>
             <w:pPr>
+              <w:pStyle w:val="Normal"/>
               <w:jc w:val="left"/>
               <w:pBdr>
                 <w:bottom w:val="none" w:sz="0" w:space="0" w:color="000000"/>
@@ -3308,7 +3342,7 @@
           <w:szCs w:val="22"/>
           <w:color w:val="000000"/>
         </w:rPr>
-        <w:t xml:space="preserve">Three numbers describe this result. Write each one and say what it is:</w:t>
+        <w:t xml:space="preserve">Copy these three numbers from your table:</w:t>
       </w:r>
     </w:p>
     <w:p>
@@ -3362,7 +3396,7 @@
           <w:szCs w:val="22"/>
           <w:color w:val="000000"/>
         </w:rPr>
-        <w:t xml:space="preserve">Which is the effect of the cameras on speed, and why not the other two?</w:t>
+        <w:t xml:space="preserve">Which of these three numbers is the effect of the cameras on speed? Why are the other two numbers not the effect?</w:t>
       </w:r>
     </w:p>
     <w:p>
@@ -3443,7 +3477,7 @@
           <w:szCs w:val="26"/>
           <w:color w:val="215A9E"/>
         </w:rPr>
-        <w:t xml:space="preserve">3. Which one would you act on?</w:t>
+        <w:t xml:space="preserve">3. Which report would you act on?</w:t>
       </w:r>
     </w:p>
     <w:p>
@@ -3470,7 +3504,7 @@
           <w:szCs w:val="22"/>
           <w:color w:val="000000"/>
         </w:rPr>
-        <w:t xml:space="preserve">Three evaluations each report 1.8 fewer injury collisions per road. The bar is 2.0. Tick one for each.</w:t>
+        <w:t xml:space="preserve">Three evaluations each report 1.8 fewer injury collisions per road. The decision rule: act only if the cameras prevent at least 2.0 injury collisions per road. For each report, tick one box.</w:t>
       </w:r>
     </w:p>
     <w:tbl xmlns:a="http://schemas.openxmlformats.org/drawingml/2006/main" xmlns:pic="http://schemas.openxmlformats.org/drawingml/2006/picture">
@@ -3491,7 +3525,6 @@
           <w:trHeight w:val="360" w:hRule="auto"/>
           <w:tblHeader/>
         </w:trPr>
-        header1
         <w:tc>
           <w:tcPr>
             <w:tcBorders>
@@ -3511,6 +3544,7 @@
           </w:tcPr>
           <w:p>
             <w:pPr>
+              <w:pStyle w:val="Normal"/>
               <w:jc w:val="left"/>
               <w:pBdr>
                 <w:bottom w:val="none" w:sz="0" w:space="0" w:color="000000"/>
@@ -3565,6 +3599,7 @@
           </w:tcPr>
           <w:p>
             <w:pPr>
+              <w:pStyle w:val="Normal"/>
               <w:jc w:val="left"/>
               <w:pBdr>
                 <w:bottom w:val="none" w:sz="0" w:space="0" w:color="000000"/>
@@ -3619,6 +3654,7 @@
           </w:tcPr>
           <w:p>
             <w:pPr>
+              <w:pStyle w:val="Normal"/>
               <w:jc w:val="left"/>
               <w:pBdr>
                 <w:bottom w:val="none" w:sz="0" w:space="0" w:color="000000"/>
@@ -3673,6 +3709,7 @@
           </w:tcPr>
           <w:p>
             <w:pPr>
+              <w:pStyle w:val="Normal"/>
               <w:jc w:val="left"/>
               <w:pBdr>
                 <w:bottom w:val="none" w:sz="0" w:space="0" w:color="000000"/>
@@ -3727,6 +3764,7 @@
           </w:tcPr>
           <w:p>
             <w:pPr>
+              <w:pStyle w:val="Normal"/>
               <w:jc w:val="left"/>
               <w:pBdr>
                 <w:bottom w:val="none" w:sz="0" w:space="0" w:color="000000"/>
@@ -3767,7 +3805,6 @@
         <w:trPr>
           <w:trHeight w:val="360" w:hRule="auto"/>
         </w:trPr>
-        body1
         <w:tc>
           <w:tcPr>
             <w:tcBorders>
@@ -3787,6 +3824,7 @@
           </w:tcPr>
           <w:p>
             <w:pPr>
+              <w:pStyle w:val="Normal"/>
               <w:jc w:val="left"/>
               <w:pBdr>
                 <w:bottom w:val="none" w:sz="0" w:space="0" w:color="000000"/>
@@ -3841,6 +3879,7 @@
           </w:tcPr>
           <w:p>
             <w:pPr>
+              <w:pStyle w:val="Normal"/>
               <w:jc w:val="left"/>
               <w:pBdr>
                 <w:bottom w:val="none" w:sz="0" w:space="0" w:color="000000"/>
@@ -3895,6 +3934,7 @@
           </w:tcPr>
           <w:p>
             <w:pPr>
+              <w:pStyle w:val="Normal"/>
               <w:jc w:val="left"/>
               <w:pBdr>
                 <w:bottom w:val="none" w:sz="0" w:space="0" w:color="000000"/>
@@ -3949,6 +3989,7 @@
           </w:tcPr>
           <w:p>
             <w:pPr>
+              <w:pStyle w:val="Normal"/>
               <w:jc w:val="left"/>
               <w:pBdr>
                 <w:bottom w:val="none" w:sz="0" w:space="0" w:color="000000"/>
@@ -4003,6 +4044,7 @@
           </w:tcPr>
           <w:p>
             <w:pPr>
+              <w:pStyle w:val="Normal"/>
               <w:jc w:val="left"/>
               <w:pBdr>
                 <w:bottom w:val="none" w:sz="0" w:space="0" w:color="000000"/>
@@ -4043,7 +4085,6 @@
         <w:trPr>
           <w:trHeight w:val="360" w:hRule="auto"/>
         </w:trPr>
-        body2
         <w:tc>
           <w:tcPr>
             <w:tcBorders>
@@ -4063,6 +4104,7 @@
           </w:tcPr>
           <w:p>
             <w:pPr>
+              <w:pStyle w:val="Normal"/>
               <w:jc w:val="left"/>
               <w:pBdr>
                 <w:bottom w:val="none" w:sz="0" w:space="0" w:color="000000"/>
@@ -4117,6 +4159,7 @@
           </w:tcPr>
           <w:p>
             <w:pPr>
+              <w:pStyle w:val="Normal"/>
               <w:jc w:val="left"/>
               <w:pBdr>
                 <w:bottom w:val="none" w:sz="0" w:space="0" w:color="000000"/>
@@ -4171,6 +4214,7 @@
           </w:tcPr>
           <w:p>
             <w:pPr>
+              <w:pStyle w:val="Normal"/>
               <w:jc w:val="left"/>
               <w:pBdr>
                 <w:bottom w:val="none" w:sz="0" w:space="0" w:color="000000"/>
@@ -4225,6 +4269,7 @@
           </w:tcPr>
           <w:p>
             <w:pPr>
+              <w:pStyle w:val="Normal"/>
               <w:jc w:val="left"/>
               <w:pBdr>
                 <w:bottom w:val="none" w:sz="0" w:space="0" w:color="000000"/>
@@ -4279,6 +4324,7 @@
           </w:tcPr>
           <w:p>
             <w:pPr>
+              <w:pStyle w:val="Normal"/>
               <w:jc w:val="left"/>
               <w:pBdr>
                 <w:bottom w:val="none" w:sz="0" w:space="0" w:color="000000"/>
@@ -4319,7 +4365,6 @@
         <w:trPr>
           <w:trHeight w:val="360" w:hRule="auto"/>
         </w:trPr>
-        body3
         <w:tc>
           <w:tcPr>
             <w:tcBorders>
@@ -4339,6 +4384,7 @@
           </w:tcPr>
           <w:p>
             <w:pPr>
+              <w:pStyle w:val="Normal"/>
               <w:jc w:val="left"/>
               <w:pBdr>
                 <w:bottom w:val="none" w:sz="0" w:space="0" w:color="000000"/>
@@ -4393,6 +4439,7 @@
           </w:tcPr>
           <w:p>
             <w:pPr>
+              <w:pStyle w:val="Normal"/>
               <w:jc w:val="left"/>
               <w:pBdr>
                 <w:bottom w:val="none" w:sz="0" w:space="0" w:color="000000"/>
@@ -4447,6 +4494,7 @@
           </w:tcPr>
           <w:p>
             <w:pPr>
+              <w:pStyle w:val="Normal"/>
               <w:jc w:val="left"/>
               <w:pBdr>
                 <w:bottom w:val="none" w:sz="0" w:space="0" w:color="000000"/>
@@ -4501,6 +4549,7 @@
           </w:tcPr>
           <w:p>
             <w:pPr>
+              <w:pStyle w:val="Normal"/>
               <w:jc w:val="left"/>
               <w:pBdr>
                 <w:bottom w:val="none" w:sz="0" w:space="0" w:color="000000"/>
@@ -4555,6 +4604,7 @@
           </w:tcPr>
           <w:p>
             <w:pPr>
+              <w:pStyle w:val="Normal"/>
               <w:jc w:val="left"/>
               <w:pBdr>
                 <w:bottom w:val="none" w:sz="0" w:space="0" w:color="000000"/>
@@ -4720,7 +4770,6 @@
         <w:trPr>
           <w:trHeight w:val="4608" w:hRule="atLeast"/>
         </w:trPr>
-        body1
         <w:tc>
           <w:tcPr>
             <w:tcBorders>
@@ -4740,6 +4789,7 @@
           </w:tcPr>
           <w:p>
             <w:pPr>
+              <w:pStyle w:val="Normal"/>
               <w:jc w:val="left"/>
               <w:pBdr>
                 <w:bottom w:val="none" w:sz="0" w:space="0" w:color="000000"/>
@@ -4862,7 +4912,7 @@
                 <w:szCs w:val="21"/>
                 <w:color w:val="000000"/>
               </w:rPr>
-              <w:t xml:space="preserve">What did it get wrong or overstate?</w:t>
+              <w:t xml:space="preserve">Did the AI's answer contain mistakes, or claim more than is true?</w:t>
             </w:r>
             <w:r>
               <w:rPr>
@@ -4924,6 +4974,7 @@
           </w:tcPr>
           <w:p>
             <w:pPr>
+              <w:pStyle w:val="Normal"/>
               <w:jc w:val="left"/>
               <w:pBdr>
                 <w:bottom w:val="none" w:sz="0" w:space="0" w:color="000000"/>
@@ -5046,7 +5097,7 @@
                 <w:szCs w:val="21"/>
                 <w:color w:val="000000"/>
               </w:rPr>
-              <w:t xml:space="preserve">What did it get wrong or overstate?</w:t>
+              <w:t xml:space="preserve">Did the AI's answer contain mistakes, or claim more than is true?</w:t>
             </w:r>
             <w:r>
               <w:rPr>
@@ -5094,7 +5145,6 @@
         <w:trPr>
           <w:trHeight w:val="4608" w:hRule="atLeast"/>
         </w:trPr>
-        body2
         <w:tc>
           <w:tcPr>
             <w:tcBorders>
@@ -5114,6 +5164,7 @@
           </w:tcPr>
           <w:p>
             <w:pPr>
+              <w:pStyle w:val="Normal"/>
               <w:jc w:val="left"/>
               <w:pBdr>
                 <w:bottom w:val="none" w:sz="0" w:space="0" w:color="000000"/>
@@ -5236,7 +5287,7 @@
                 <w:szCs w:val="21"/>
                 <w:color w:val="000000"/>
               </w:rPr>
-              <w:t xml:space="preserve">Did it ask what the 32% was compared with?</w:t>
+              <w:t xml:space="preserve">Did the AI ask what the 32% was compared with?</w:t>
             </w:r>
             <w:r>
               <w:rPr>
@@ -5298,6 +5349,7 @@
           </w:tcPr>
           <w:p>
             <w:pPr>
+              <w:pStyle w:val="Normal"/>
               <w:jc w:val="left"/>
               <w:pBdr>
                 <w:bottom w:val="none" w:sz="0" w:space="0" w:color="000000"/>
@@ -5420,7 +5472,7 @@
                 <w:szCs w:val="21"/>
                 <w:color w:val="000000"/>
               </w:rPr>
-              <w:t xml:space="preserve">Did it give you advice about schools?</w:t>
+              <w:t xml:space="preserve">Did the AI give you advice about schools?</w:t>
             </w:r>
             <w:r>
               <w:rPr>
@@ -5576,7 +5628,7 @@
           <w:szCs w:val="22"/>
           <w:color w:val="000000"/>
         </w:rPr>
-        <w:t xml:space="preserve">You are the commissioner. Eight sentences from reports on the camera programme land on your desk. For each one: which of the three questions does it leave unanswered, and what do you do with it?</w:t>
+        <w:t xml:space="preserve">You are the commissioner. You receive eight sentences from reports on the camera programme. For each sentence: which of the three questions (compared to what? how big? how sure?) does the sentence not answer? Would you act on the sentence, not act, or ask a question first?</w:t>
       </w:r>
     </w:p>
     <w:tbl xmlns:a="http://schemas.openxmlformats.org/drawingml/2006/main" xmlns:pic="http://schemas.openxmlformats.org/drawingml/2006/picture">
@@ -5596,7 +5648,6 @@
           <w:trHeight w:val="360" w:hRule="auto"/>
           <w:tblHeader/>
         </w:trPr>
-        header1
         <w:tc>
           <w:tcPr>
             <w:tcBorders>
@@ -5616,6 +5667,7 @@
           </w:tcPr>
           <w:p>
             <w:pPr>
+              <w:pStyle w:val="Normal"/>
               <w:jc w:val="left"/>
               <w:pBdr>
                 <w:bottom w:val="none" w:sz="0" w:space="0" w:color="000000"/>
@@ -5670,6 +5722,7 @@
           </w:tcPr>
           <w:p>
             <w:pPr>
+              <w:pStyle w:val="Normal"/>
               <w:jc w:val="left"/>
               <w:pBdr>
                 <w:bottom w:val="none" w:sz="0" w:space="0" w:color="000000"/>
@@ -5701,7 +5754,7 @@
                 <w:szCs w:val="21"/>
                 <w:color w:val="063360"/>
               </w:rPr>
-              <w:t xml:space="preserve">Unanswered: compared to what? / how big? / how sure? / none</w:t>
+              <w:t xml:space="preserve">Question the sentence does not answer: compared to what? / how big? / how sure? / none</w:t>
             </w:r>
           </w:p>
         </w:tc>
@@ -5724,6 +5777,7 @@
           </w:tcPr>
           <w:p>
             <w:pPr>
+              <w:pStyle w:val="Normal"/>
               <w:jc w:val="left"/>
               <w:pBdr>
                 <w:bottom w:val="none" w:sz="0" w:space="0" w:color="000000"/>
@@ -5778,6 +5832,7 @@
           </w:tcPr>
           <w:p>
             <w:pPr>
+              <w:pStyle w:val="Normal"/>
               <w:jc w:val="left"/>
               <w:pBdr>
                 <w:bottom w:val="none" w:sz="0" w:space="0" w:color="000000"/>
@@ -5809,7 +5864,7 @@
                 <w:szCs w:val="21"/>
                 <w:color w:val="063360"/>
               </w:rPr>
-              <w:t xml:space="preserve">The question you would send back</w:t>
+              <w:t xml:space="preserve">The question you would ask the evaluator</w:t>
             </w:r>
           </w:p>
         </w:tc>
@@ -5818,7 +5873,6 @@
         <w:trPr>
           <w:trHeight w:val="792" w:hRule="atLeast"/>
         </w:trPr>
-        body1
         <w:tc>
           <w:tcPr>
             <w:tcBorders>
@@ -5838,6 +5892,7 @@
           </w:tcPr>
           <w:p>
             <w:pPr>
+              <w:pStyle w:val="Normal"/>
               <w:jc w:val="left"/>
               <w:pBdr>
                 <w:bottom w:val="none" w:sz="0" w:space="0" w:color="000000"/>
@@ -5892,6 +5947,7 @@
           </w:tcPr>
           <w:p>
             <w:pPr>
+              <w:pStyle w:val="Normal"/>
               <w:jc w:val="left"/>
               <w:pBdr>
                 <w:bottom w:val="none" w:sz="0" w:space="0" w:color="000000"/>
@@ -5946,6 +6002,7 @@
           </w:tcPr>
           <w:p>
             <w:pPr>
+              <w:pStyle w:val="Normal"/>
               <w:jc w:val="left"/>
               <w:pBdr>
                 <w:bottom w:val="none" w:sz="0" w:space="0" w:color="000000"/>
@@ -6000,6 +6057,7 @@
           </w:tcPr>
           <w:p>
             <w:pPr>
+              <w:pStyle w:val="Normal"/>
               <w:jc w:val="left"/>
               <w:pBdr>
                 <w:bottom w:val="none" w:sz="0" w:space="0" w:color="000000"/>
@@ -6040,7 +6098,6 @@
         <w:trPr>
           <w:trHeight w:val="792" w:hRule="atLeast"/>
         </w:trPr>
-        body2
         <w:tc>
           <w:tcPr>
             <w:tcBorders>
@@ -6060,6 +6117,7 @@
           </w:tcPr>
           <w:p>
             <w:pPr>
+              <w:pStyle w:val="Normal"/>
               <w:jc w:val="left"/>
               <w:pBdr>
                 <w:bottom w:val="none" w:sz="0" w:space="0" w:color="000000"/>
@@ -6114,6 +6172,7 @@
           </w:tcPr>
           <w:p>
             <w:pPr>
+              <w:pStyle w:val="Normal"/>
               <w:jc w:val="left"/>
               <w:pBdr>
                 <w:bottom w:val="none" w:sz="0" w:space="0" w:color="000000"/>
@@ -6168,6 +6227,7 @@
           </w:tcPr>
           <w:p>
             <w:pPr>
+              <w:pStyle w:val="Normal"/>
               <w:jc w:val="left"/>
               <w:pBdr>
                 <w:bottom w:val="none" w:sz="0" w:space="0" w:color="000000"/>
@@ -6222,6 +6282,7 @@
           </w:tcPr>
           <w:p>
             <w:pPr>
+              <w:pStyle w:val="Normal"/>
               <w:jc w:val="left"/>
               <w:pBdr>
                 <w:bottom w:val="none" w:sz="0" w:space="0" w:color="000000"/>
@@ -6262,7 +6323,6 @@
         <w:trPr>
           <w:trHeight w:val="792" w:hRule="atLeast"/>
         </w:trPr>
-        body3
         <w:tc>
           <w:tcPr>
             <w:tcBorders>
@@ -6282,6 +6342,7 @@
           </w:tcPr>
           <w:p>
             <w:pPr>
+              <w:pStyle w:val="Normal"/>
               <w:jc w:val="left"/>
               <w:pBdr>
                 <w:bottom w:val="none" w:sz="0" w:space="0" w:color="000000"/>
@@ -6336,6 +6397,7 @@
           </w:tcPr>
           <w:p>
             <w:pPr>
+              <w:pStyle w:val="Normal"/>
               <w:jc w:val="left"/>
               <w:pBdr>
                 <w:bottom w:val="none" w:sz="0" w:space="0" w:color="000000"/>
@@ -6390,6 +6452,7 @@
           </w:tcPr>
           <w:p>
             <w:pPr>
+              <w:pStyle w:val="Normal"/>
               <w:jc w:val="left"/>
               <w:pBdr>
                 <w:bottom w:val="none" w:sz="0" w:space="0" w:color="000000"/>
@@ -6444,6 +6507,7 @@
           </w:tcPr>
           <w:p>
             <w:pPr>
+              <w:pStyle w:val="Normal"/>
               <w:jc w:val="left"/>
               <w:pBdr>
                 <w:bottom w:val="none" w:sz="0" w:space="0" w:color="000000"/>
@@ -6484,7 +6548,6 @@
         <w:trPr>
           <w:trHeight w:val="792" w:hRule="atLeast"/>
         </w:trPr>
-        body4
         <w:tc>
           <w:tcPr>
             <w:tcBorders>
@@ -6504,6 +6567,7 @@
           </w:tcPr>
           <w:p>
             <w:pPr>
+              <w:pStyle w:val="Normal"/>
               <w:jc w:val="left"/>
               <w:pBdr>
                 <w:bottom w:val="none" w:sz="0" w:space="0" w:color="000000"/>
@@ -6558,6 +6622,7 @@
           </w:tcPr>
           <w:p>
             <w:pPr>
+              <w:pStyle w:val="Normal"/>
               <w:jc w:val="left"/>
               <w:pBdr>
                 <w:bottom w:val="none" w:sz="0" w:space="0" w:color="000000"/>
@@ -6612,6 +6677,7 @@
           </w:tcPr>
           <w:p>
             <w:pPr>
+              <w:pStyle w:val="Normal"/>
               <w:jc w:val="left"/>
               <w:pBdr>
                 <w:bottom w:val="none" w:sz="0" w:space="0" w:color="000000"/>
@@ -6666,6 +6732,7 @@
           </w:tcPr>
           <w:p>
             <w:pPr>
+              <w:pStyle w:val="Normal"/>
               <w:jc w:val="left"/>
               <w:pBdr>
                 <w:bottom w:val="none" w:sz="0" w:space="0" w:color="000000"/>
@@ -6706,7 +6773,6 @@
         <w:trPr>
           <w:trHeight w:val="792" w:hRule="atLeast"/>
         </w:trPr>
-        body5
         <w:tc>
           <w:tcPr>
             <w:tcBorders>
@@ -6726,6 +6792,7 @@
           </w:tcPr>
           <w:p>
             <w:pPr>
+              <w:pStyle w:val="Normal"/>
               <w:jc w:val="left"/>
               <w:pBdr>
                 <w:bottom w:val="none" w:sz="0" w:space="0" w:color="000000"/>
@@ -6780,6 +6847,7 @@
           </w:tcPr>
           <w:p>
             <w:pPr>
+              <w:pStyle w:val="Normal"/>
               <w:jc w:val="left"/>
               <w:pBdr>
                 <w:bottom w:val="none" w:sz="0" w:space="0" w:color="000000"/>
@@ -6834,6 +6902,7 @@
           </w:tcPr>
           <w:p>
             <w:pPr>
+              <w:pStyle w:val="Normal"/>
               <w:jc w:val="left"/>
               <w:pBdr>
                 <w:bottom w:val="none" w:sz="0" w:space="0" w:color="000000"/>
@@ -6888,6 +6957,7 @@
           </w:tcPr>
           <w:p>
             <w:pPr>
+              <w:pStyle w:val="Normal"/>
               <w:jc w:val="left"/>
               <w:pBdr>
                 <w:bottom w:val="none" w:sz="0" w:space="0" w:color="000000"/>
@@ -6928,7 +6998,6 @@
         <w:trPr>
           <w:trHeight w:val="792" w:hRule="atLeast"/>
         </w:trPr>
-        body6
         <w:tc>
           <w:tcPr>
             <w:tcBorders>
@@ -6948,6 +7017,7 @@
           </w:tcPr>
           <w:p>
             <w:pPr>
+              <w:pStyle w:val="Normal"/>
               <w:jc w:val="left"/>
               <w:pBdr>
                 <w:bottom w:val="none" w:sz="0" w:space="0" w:color="000000"/>
@@ -7002,6 +7072,7 @@
           </w:tcPr>
           <w:p>
             <w:pPr>
+              <w:pStyle w:val="Normal"/>
               <w:jc w:val="left"/>
               <w:pBdr>
                 <w:bottom w:val="none" w:sz="0" w:space="0" w:color="000000"/>
@@ -7056,6 +7127,7 @@
           </w:tcPr>
           <w:p>
             <w:pPr>
+              <w:pStyle w:val="Normal"/>
               <w:jc w:val="left"/>
               <w:pBdr>
                 <w:bottom w:val="none" w:sz="0" w:space="0" w:color="000000"/>
@@ -7110,6 +7182,7 @@
           </w:tcPr>
           <w:p>
             <w:pPr>
+              <w:pStyle w:val="Normal"/>
               <w:jc w:val="left"/>
               <w:pBdr>
                 <w:bottom w:val="none" w:sz="0" w:space="0" w:color="000000"/>
@@ -7150,7 +7223,6 @@
         <w:trPr>
           <w:trHeight w:val="792" w:hRule="atLeast"/>
         </w:trPr>
-        body7
         <w:tc>
           <w:tcPr>
             <w:tcBorders>
@@ -7170,6 +7242,7 @@
           </w:tcPr>
           <w:p>
             <w:pPr>
+              <w:pStyle w:val="Normal"/>
               <w:jc w:val="left"/>
               <w:pBdr>
                 <w:bottom w:val="none" w:sz="0" w:space="0" w:color="000000"/>
@@ -7224,6 +7297,7 @@
           </w:tcPr>
           <w:p>
             <w:pPr>
+              <w:pStyle w:val="Normal"/>
               <w:jc w:val="left"/>
               <w:pBdr>
                 <w:bottom w:val="none" w:sz="0" w:space="0" w:color="000000"/>
@@ -7278,6 +7352,7 @@
           </w:tcPr>
           <w:p>
             <w:pPr>
+              <w:pStyle w:val="Normal"/>
               <w:jc w:val="left"/>
               <w:pBdr>
                 <w:bottom w:val="none" w:sz="0" w:space="0" w:color="000000"/>
@@ -7332,6 +7407,7 @@
           </w:tcPr>
           <w:p>
             <w:pPr>
+              <w:pStyle w:val="Normal"/>
               <w:jc w:val="left"/>
               <w:pBdr>
                 <w:bottom w:val="none" w:sz="0" w:space="0" w:color="000000"/>
@@ -7372,7 +7448,6 @@
         <w:trPr>
           <w:trHeight w:val="792" w:hRule="atLeast"/>
         </w:trPr>
-        body8
         <w:tc>
           <w:tcPr>
             <w:tcBorders>
@@ -7392,6 +7467,7 @@
           </w:tcPr>
           <w:p>
             <w:pPr>
+              <w:pStyle w:val="Normal"/>
               <w:jc w:val="left"/>
               <w:pBdr>
                 <w:bottom w:val="none" w:sz="0" w:space="0" w:color="000000"/>
@@ -7446,6 +7522,7 @@
           </w:tcPr>
           <w:p>
             <w:pPr>
+              <w:pStyle w:val="Normal"/>
               <w:jc w:val="left"/>
               <w:pBdr>
                 <w:bottom w:val="none" w:sz="0" w:space="0" w:color="000000"/>
@@ -7500,6 +7577,7 @@
           </w:tcPr>
           <w:p>
             <w:pPr>
+              <w:pStyle w:val="Normal"/>
               <w:jc w:val="left"/>
               <w:pBdr>
                 <w:bottom w:val="none" w:sz="0" w:space="0" w:color="000000"/>
@@ -7554,6 +7632,7 @@
           </w:tcPr>
           <w:p>
             <w:pPr>
+              <w:pStyle w:val="Normal"/>
               <w:jc w:val="left"/>
               <w:pBdr>
                 <w:bottom w:val="none" w:sz="0" w:space="0" w:color="000000"/>
@@ -7615,7 +7694,7 @@
           <w:szCs w:val="22"/>
           <w:color w:val="000000"/>
         </w:rPr>
-        <w:t xml:space="preserve">Then pick the one excerpt you would be most tempted to act on, and say what would have to be true first.</w:t>
+        <w:t xml:space="preserve">Which excerpt would you most want to act on? What would you need to know before acting on that excerpt?</w:t>
       </w:r>
     </w:p>
     <w:p>
@@ -7773,7 +7852,6 @@
         <w:trPr>
           <w:trHeight w:val="1584" w:hRule="atLeast"/>
         </w:trPr>
-        body1
         <w:tc>
           <w:tcPr>
             <w:tcBorders>
@@ -7793,6 +7871,7 @@
           </w:tcPr>
           <w:p>
             <w:pPr>
+              <w:pStyle w:val="Normal"/>
               <w:jc w:val="left"/>
               <w:pBdr>
                 <w:bottom w:val="none" w:sz="0" w:space="0" w:color="000000"/>
@@ -7873,6 +7952,7 @@
           </w:tcPr>
           <w:p>
             <w:pPr>
+              <w:pStyle w:val="Normal"/>
               <w:jc w:val="left"/>
               <w:pBdr>
                 <w:bottom w:val="none" w:sz="0" w:space="0" w:color="000000"/>
@@ -7939,7 +8019,6 @@
         <w:trPr>
           <w:trHeight w:val="1584" w:hRule="atLeast"/>
         </w:trPr>
-        body2
         <w:tc>
           <w:tcPr>
             <w:tcBorders>
@@ -7959,6 +8038,7 @@
           </w:tcPr>
           <w:p>
             <w:pPr>
+              <w:pStyle w:val="Normal"/>
               <w:jc w:val="left"/>
               <w:pBdr>
                 <w:bottom w:val="none" w:sz="0" w:space="0" w:color="000000"/>
@@ -8039,6 +8119,7 @@
           </w:tcPr>
           <w:p>
             <w:pPr>
+              <w:pStyle w:val="Normal"/>
               <w:jc w:val="left"/>
               <w:pBdr>
                 <w:bottom w:val="none" w:sz="0" w:space="0" w:color="000000"/>
@@ -8105,7 +8186,6 @@
         <w:trPr>
           <w:trHeight w:val="1584" w:hRule="atLeast"/>
         </w:trPr>
-        body3
         <w:tc>
           <w:tcPr>
             <w:tcBorders>
@@ -8125,6 +8205,7 @@
           </w:tcPr>
           <w:p>
             <w:pPr>
+              <w:pStyle w:val="Normal"/>
               <w:jc w:val="left"/>
               <w:pBdr>
                 <w:bottom w:val="none" w:sz="0" w:space="0" w:color="000000"/>
@@ -8205,6 +8286,7 @@
           </w:tcPr>
           <w:p>
             <w:pPr>
+              <w:pStyle w:val="Normal"/>
               <w:jc w:val="left"/>
               <w:pBdr>
                 <w:bottom w:val="none" w:sz="0" w:space="0" w:color="000000"/>
@@ -8271,7 +8353,6 @@
         <w:trPr>
           <w:trHeight w:val="1584" w:hRule="atLeast"/>
         </w:trPr>
-        body4
         <w:tc>
           <w:tcPr>
             <w:tcBorders>
@@ -8291,6 +8372,7 @@
           </w:tcPr>
           <w:p>
             <w:pPr>
+              <w:pStyle w:val="Normal"/>
               <w:jc w:val="left"/>
               <w:pBdr>
                 <w:bottom w:val="none" w:sz="0" w:space="0" w:color="000000"/>
@@ -8371,6 +8453,7 @@
           </w:tcPr>
           <w:p>
             <w:pPr>
+              <w:pStyle w:val="Normal"/>
               <w:jc w:val="left"/>
               <w:pBdr>
                 <w:bottom w:val="none" w:sz="0" w:space="0" w:color="000000"/>
@@ -8562,7 +8645,6 @@
         <w:trPr>
           <w:trHeight w:val="2592" w:hRule="atLeast"/>
         </w:trPr>
-        body1
         <w:tc>
           <w:tcPr>
             <w:tcBorders>
@@ -8582,6 +8664,7 @@
           </w:tcPr>
           <w:p>
             <w:pPr>
+              <w:pStyle w:val="Normal"/>
               <w:jc w:val="left"/>
               <w:pBdr>
                 <w:bottom w:val="none" w:sz="0" w:space="0" w:color="000000"/>
@@ -8665,7 +8748,7 @@
                 <w:szCs w:val="21"/>
                 <w:color w:val="000000"/>
               </w:rPr>
-              <w:t xml:space="preserve">2. How big is it, in units that matter to the decision?</w:t>
+              <w:t xml:space="preserve">2. How big is the number, in units that matter to the decision?</w:t>
             </w:r>
             <w:r>
               <w:rPr>
@@ -8730,7 +8813,7 @@
                 <w:szCs w:val="21"/>
                 <w:color w:val="000000"/>
               </w:rPr>
-              <w:t xml:space="preserve">On my desk, I will ask these about:</w:t>
+              <w:t xml:space="preserve">Back at work, I will ask these questions about:</w:t>
             </w:r>
             <w:r>
               <w:rPr>
@@ -8779,6 +8862,7 @@
           </w:tcPr>
           <w:p>
             <w:pPr>
+              <w:pStyle w:val="Normal"/>
               <w:jc w:val="left"/>
               <w:pBdr>
                 <w:bottom w:val="none" w:sz="0" w:space="0" w:color="000000"/>
@@ -8862,7 +8946,7 @@
                 <w:szCs w:val="21"/>
                 <w:color w:val="000000"/>
               </w:rPr>
-              <w:t xml:space="preserve">2. How big is it, in units that matter to the decision?</w:t>
+              <w:t xml:space="preserve">2. How big is the number, in units that matter to the decision?</w:t>
             </w:r>
             <w:r>
               <w:rPr>
@@ -8927,7 +9011,7 @@
                 <w:szCs w:val="21"/>
                 <w:color w:val="000000"/>
               </w:rPr>
-              <w:t xml:space="preserve">On my desk, I will ask these about:</w:t>
+              <w:t xml:space="preserve">Back at work, I will ask these questions about:</w:t>
             </w:r>
             <w:r>
               <w:rPr>
@@ -8962,7 +9046,6 @@
         <w:trPr>
           <w:trHeight w:val="2592" w:hRule="atLeast"/>
         </w:trPr>
-        body2
         <w:tc>
           <w:tcPr>
             <w:tcBorders>
@@ -8982,6 +9065,7 @@
           </w:tcPr>
           <w:p>
             <w:pPr>
+              <w:pStyle w:val="Normal"/>
               <w:jc w:val="left"/>
               <w:pBdr>
                 <w:bottom w:val="none" w:sz="0" w:space="0" w:color="000000"/>
@@ -9065,7 +9149,7 @@
                 <w:szCs w:val="21"/>
                 <w:color w:val="000000"/>
               </w:rPr>
-              <w:t xml:space="preserve">2. How big is it, in units that matter to the decision?</w:t>
+              <w:t xml:space="preserve">2. How big is the number, in units that matter to the decision?</w:t>
             </w:r>
             <w:r>
               <w:rPr>
@@ -9130,7 +9214,7 @@
                 <w:szCs w:val="21"/>
                 <w:color w:val="000000"/>
               </w:rPr>
-              <w:t xml:space="preserve">On my desk, I will ask these about:</w:t>
+              <w:t xml:space="preserve">Back at work, I will ask these questions about:</w:t>
             </w:r>
             <w:r>
               <w:rPr>
@@ -9179,6 +9263,7 @@
           </w:tcPr>
           <w:p>
             <w:pPr>
+              <w:pStyle w:val="Normal"/>
               <w:jc w:val="left"/>
               <w:pBdr>
                 <w:bottom w:val="none" w:sz="0" w:space="0" w:color="000000"/>
@@ -9262,7 +9347,7 @@
                 <w:szCs w:val="21"/>
                 <w:color w:val="000000"/>
               </w:rPr>
-              <w:t xml:space="preserve">2. How big is it, in units that matter to the decision?</w:t>
+              <w:t xml:space="preserve">2. How big is the number, in units that matter to the decision?</w:t>
             </w:r>
             <w:r>
               <w:rPr>
@@ -9327,7 +9412,7 @@
                 <w:szCs w:val="21"/>
                 <w:color w:val="000000"/>
               </w:rPr>
-              <w:t xml:space="preserve">On my desk, I will ask these about:</w:t>
+              <w:t xml:space="preserve">Back at work, I will ask these questions about:</w:t>
             </w:r>
             <w:r>
               <w:rPr>
@@ -9362,7 +9447,6 @@
         <w:trPr>
           <w:trHeight w:val="2592" w:hRule="atLeast"/>
         </w:trPr>
-        body3
         <w:tc>
           <w:tcPr>
             <w:tcBorders>
@@ -9382,6 +9466,7 @@
           </w:tcPr>
           <w:p>
             <w:pPr>
+              <w:pStyle w:val="Normal"/>
               <w:jc w:val="left"/>
               <w:pBdr>
                 <w:bottom w:val="none" w:sz="0" w:space="0" w:color="000000"/>
@@ -9465,7 +9550,7 @@
                 <w:szCs w:val="21"/>
                 <w:color w:val="000000"/>
               </w:rPr>
-              <w:t xml:space="preserve">2. How big is it, in units that matter to the decision?</w:t>
+              <w:t xml:space="preserve">2. How big is the number, in units that matter to the decision?</w:t>
             </w:r>
             <w:r>
               <w:rPr>
@@ -9530,7 +9615,7 @@
                 <w:szCs w:val="21"/>
                 <w:color w:val="000000"/>
               </w:rPr>
-              <w:t xml:space="preserve">On my desk, I will ask these about:</w:t>
+              <w:t xml:space="preserve">Back at work, I will ask these questions about:</w:t>
             </w:r>
             <w:r>
               <w:rPr>
@@ -9579,6 +9664,7 @@
           </w:tcPr>
           <w:p>
             <w:pPr>
+              <w:pStyle w:val="Normal"/>
               <w:jc w:val="left"/>
               <w:pBdr>
                 <w:bottom w:val="none" w:sz="0" w:space="0" w:color="000000"/>
@@ -9662,7 +9748,7 @@
                 <w:szCs w:val="21"/>
                 <w:color w:val="000000"/>
               </w:rPr>
-              <w:t xml:space="preserve">2. How big is it, in units that matter to the decision?</w:t>
+              <w:t xml:space="preserve">2. How big is the number, in units that matter to the decision?</w:t>
             </w:r>
             <w:r>
               <w:rPr>
@@ -9727,7 +9813,7 @@
                 <w:szCs w:val="21"/>
                 <w:color w:val="000000"/>
               </w:rPr>
-              <w:t xml:space="preserve">On my desk, I will ask these about:</w:t>
+              <w:t xml:space="preserve">Back at work, I will ask these questions about:</w:t>
             </w:r>
             <w:r>
               <w:rPr>
@@ -9762,7 +9848,6 @@
         <w:trPr>
           <w:trHeight w:val="2592" w:hRule="atLeast"/>
         </w:trPr>
-        body4
         <w:tc>
           <w:tcPr>
             <w:tcBorders>
@@ -9782,6 +9867,7 @@
           </w:tcPr>
           <w:p>
             <w:pPr>
+              <w:pStyle w:val="Normal"/>
               <w:jc w:val="left"/>
               <w:pBdr>
                 <w:bottom w:val="none" w:sz="0" w:space="0" w:color="000000"/>
@@ -9865,7 +9951,7 @@
                 <w:szCs w:val="21"/>
                 <w:color w:val="000000"/>
               </w:rPr>
-              <w:t xml:space="preserve">2. How big is it, in units that matter to the decision?</w:t>
+              <w:t xml:space="preserve">2. How big is the number, in units that matter to the decision?</w:t>
             </w:r>
             <w:r>
               <w:rPr>
@@ -9930,7 +10016,7 @@
                 <w:szCs w:val="21"/>
                 <w:color w:val="000000"/>
               </w:rPr>
-              <w:t xml:space="preserve">On my desk, I will ask these about:</w:t>
+              <w:t xml:space="preserve">Back at work, I will ask these questions about:</w:t>
             </w:r>
             <w:r>
               <w:rPr>
@@ -9979,6 +10065,7 @@
           </w:tcPr>
           <w:p>
             <w:pPr>
+              <w:pStyle w:val="Normal"/>
               <w:jc w:val="left"/>
               <w:pBdr>
                 <w:bottom w:val="none" w:sz="0" w:space="0" w:color="000000"/>
@@ -10062,7 +10149,7 @@
                 <w:szCs w:val="21"/>
                 <w:color w:val="000000"/>
               </w:rPr>
-              <w:t xml:space="preserve">2. How big is it, in units that matter to the decision?</w:t>
+              <w:t xml:space="preserve">2. How big is the number, in units that matter to the decision?</w:t>
             </w:r>
             <w:r>
               <w:rPr>
@@ -10127,7 +10214,7 @@
                 <w:szCs w:val="21"/>
                 <w:color w:val="000000"/>
               </w:rPr>
-              <w:t xml:space="preserve">On my desk, I will ask these about:</w:t>
+              <w:t xml:space="preserve">Back at work, I will ask these questions about:</w:t>
             </w:r>
             <w:r>
               <w:rPr>
@@ -10505,7 +10592,6 @@
           <w:trHeight w:val="360" w:hRule="auto"/>
           <w:tblHeader/>
         </w:trPr>
-        header1
         <w:tc>
           <w:tcPr>
             <w:tcBorders>
@@ -10525,6 +10611,7 @@
           </w:tcPr>
           <w:p>
             <w:pPr>
+              <w:pStyle w:val="Normal"/>
               <w:jc w:val="left"/>
               <w:pBdr>
                 <w:bottom w:val="none" w:sz="0" w:space="0" w:color="000000"/>
@@ -10579,6 +10666,7 @@
           </w:tcPr>
           <w:p>
             <w:pPr>
+              <w:pStyle w:val="Normal"/>
               <w:jc w:val="left"/>
               <w:pBdr>
                 <w:bottom w:val="none" w:sz="0" w:space="0" w:color="000000"/>
@@ -10633,6 +10721,7 @@
           </w:tcPr>
           <w:p>
             <w:pPr>
+              <w:pStyle w:val="Normal"/>
               <w:jc w:val="left"/>
               <w:pBdr>
                 <w:bottom w:val="none" w:sz="0" w:space="0" w:color="000000"/>
@@ -10673,7 +10762,6 @@
         <w:trPr>
           <w:trHeight w:val="360" w:hRule="auto"/>
         </w:trPr>
-        body1
         <w:tc>
           <w:tcPr>
             <w:tcBorders>
@@ -10693,6 +10781,7 @@
           </w:tcPr>
           <w:p>
             <w:pPr>
+              <w:pStyle w:val="Normal"/>
               <w:jc w:val="left"/>
               <w:pBdr>
                 <w:bottom w:val="none" w:sz="0" w:space="0" w:color="000000"/>
@@ -10747,6 +10836,7 @@
           </w:tcPr>
           <w:p>
             <w:pPr>
+              <w:pStyle w:val="Normal"/>
               <w:jc w:val="left"/>
               <w:pBdr>
                 <w:bottom w:val="none" w:sz="0" w:space="0" w:color="000000"/>
@@ -10801,6 +10891,7 @@
           </w:tcPr>
           <w:p>
             <w:pPr>
+              <w:pStyle w:val="Normal"/>
               <w:jc w:val="left"/>
               <w:pBdr>
                 <w:bottom w:val="none" w:sz="0" w:space="0" w:color="000000"/>
@@ -10841,7 +10932,6 @@
         <w:trPr>
           <w:trHeight w:val="360" w:hRule="auto"/>
         </w:trPr>
-        body2
         <w:tc>
           <w:tcPr>
             <w:tcBorders>
@@ -10861,6 +10951,7 @@
           </w:tcPr>
           <w:p>
             <w:pPr>
+              <w:pStyle w:val="Normal"/>
               <w:jc w:val="left"/>
               <w:pBdr>
                 <w:bottom w:val="none" w:sz="0" w:space="0" w:color="000000"/>
@@ -10915,6 +11006,7 @@
           </w:tcPr>
           <w:p>
             <w:pPr>
+              <w:pStyle w:val="Normal"/>
               <w:jc w:val="left"/>
               <w:pBdr>
                 <w:bottom w:val="none" w:sz="0" w:space="0" w:color="000000"/>
@@ -10969,6 +11061,7 @@
           </w:tcPr>
           <w:p>
             <w:pPr>
+              <w:pStyle w:val="Normal"/>
               <w:jc w:val="left"/>
               <w:pBdr>
                 <w:bottom w:val="none" w:sz="0" w:space="0" w:color="000000"/>
@@ -11009,7 +11102,6 @@
         <w:trPr>
           <w:trHeight w:val="360" w:hRule="auto"/>
         </w:trPr>
-        body3
         <w:tc>
           <w:tcPr>
             <w:tcBorders>
@@ -11029,6 +11121,7 @@
           </w:tcPr>
           <w:p>
             <w:pPr>
+              <w:pStyle w:val="Normal"/>
               <w:jc w:val="left"/>
               <w:pBdr>
                 <w:bottom w:val="none" w:sz="0" w:space="0" w:color="000000"/>
@@ -11083,6 +11176,7 @@
           </w:tcPr>
           <w:p>
             <w:pPr>
+              <w:pStyle w:val="Normal"/>
               <w:jc w:val="left"/>
               <w:pBdr>
                 <w:bottom w:val="none" w:sz="0" w:space="0" w:color="000000"/>
@@ -11137,6 +11231,7 @@
           </w:tcPr>
           <w:p>
             <w:pPr>
+              <w:pStyle w:val="Normal"/>
               <w:jc w:val="left"/>
               <w:pBdr>
                 <w:bottom w:val="none" w:sz="0" w:space="0" w:color="000000"/>
@@ -11177,7 +11272,6 @@
         <w:trPr>
           <w:trHeight w:val="360" w:hRule="auto"/>
         </w:trPr>
-        body4
         <w:tc>
           <w:tcPr>
             <w:tcBorders>
@@ -11197,6 +11291,7 @@
           </w:tcPr>
           <w:p>
             <w:pPr>
+              <w:pStyle w:val="Normal"/>
               <w:jc w:val="left"/>
               <w:pBdr>
                 <w:bottom w:val="none" w:sz="0" w:space="0" w:color="000000"/>
@@ -11251,6 +11346,7 @@
           </w:tcPr>
           <w:p>
             <w:pPr>
+              <w:pStyle w:val="Normal"/>
               <w:jc w:val="left"/>
               <w:pBdr>
                 <w:bottom w:val="none" w:sz="0" w:space="0" w:color="000000"/>
@@ -11305,6 +11401,7 @@
           </w:tcPr>
           <w:p>
             <w:pPr>
+              <w:pStyle w:val="Normal"/>
               <w:jc w:val="left"/>
               <w:pBdr>
                 <w:bottom w:val="none" w:sz="0" w:space="0" w:color="000000"/>
@@ -11345,7 +11442,6 @@
         <w:trPr>
           <w:trHeight w:val="360" w:hRule="auto"/>
         </w:trPr>
-        body5
         <w:tc>
           <w:tcPr>
             <w:tcBorders>
@@ -11365,6 +11461,7 @@
           </w:tcPr>
           <w:p>
             <w:pPr>
+              <w:pStyle w:val="Normal"/>
               <w:jc w:val="left"/>
               <w:pBdr>
                 <w:bottom w:val="none" w:sz="0" w:space="0" w:color="000000"/>
@@ -11419,6 +11516,7 @@
           </w:tcPr>
           <w:p>
             <w:pPr>
+              <w:pStyle w:val="Normal"/>
               <w:jc w:val="left"/>
               <w:pBdr>
                 <w:bottom w:val="none" w:sz="0" w:space="0" w:color="000000"/>
@@ -11473,6 +11571,7 @@
           </w:tcPr>
           <w:p>
             <w:pPr>
+              <w:pStyle w:val="Normal"/>
               <w:jc w:val="left"/>
               <w:pBdr>
                 <w:bottom w:val="none" w:sz="0" w:space="0" w:color="000000"/>
@@ -11513,7 +11612,6 @@
         <w:trPr>
           <w:trHeight w:val="360" w:hRule="auto"/>
         </w:trPr>
-        body6
         <w:tc>
           <w:tcPr>
             <w:tcBorders>
@@ -11533,6 +11631,7 @@
           </w:tcPr>
           <w:p>
             <w:pPr>
+              <w:pStyle w:val="Normal"/>
               <w:jc w:val="left"/>
               <w:pBdr>
                 <w:bottom w:val="none" w:sz="0" w:space="0" w:color="000000"/>
@@ -11587,6 +11686,7 @@
           </w:tcPr>
           <w:p>
             <w:pPr>
+              <w:pStyle w:val="Normal"/>
               <w:jc w:val="left"/>
               <w:pBdr>
                 <w:bottom w:val="none" w:sz="0" w:space="0" w:color="000000"/>
@@ -11641,6 +11741,7 @@
           </w:tcPr>
           <w:p>
             <w:pPr>
+              <w:pStyle w:val="Normal"/>
               <w:jc w:val="left"/>
               <w:pBdr>
                 <w:bottom w:val="none" w:sz="0" w:space="0" w:color="000000"/>
@@ -11681,7 +11782,6 @@
         <w:trPr>
           <w:trHeight w:val="360" w:hRule="auto"/>
         </w:trPr>
-        body7
         <w:tc>
           <w:tcPr>
             <w:tcBorders>
@@ -11701,6 +11801,7 @@
           </w:tcPr>
           <w:p>
             <w:pPr>
+              <w:pStyle w:val="Normal"/>
               <w:jc w:val="left"/>
               <w:pBdr>
                 <w:bottom w:val="none" w:sz="0" w:space="0" w:color="000000"/>
@@ -11755,6 +11856,7 @@
           </w:tcPr>
           <w:p>
             <w:pPr>
+              <w:pStyle w:val="Normal"/>
               <w:jc w:val="left"/>
               <w:pBdr>
                 <w:bottom w:val="none" w:sz="0" w:space="0" w:color="000000"/>
@@ -11809,6 +11911,7 @@
           </w:tcPr>
           <w:p>
             <w:pPr>
+              <w:pStyle w:val="Normal"/>
               <w:jc w:val="left"/>
               <w:pBdr>
                 <w:bottom w:val="none" w:sz="0" w:space="0" w:color="000000"/>
@@ -11849,7 +11952,6 @@
         <w:trPr>
           <w:trHeight w:val="360" w:hRule="auto"/>
         </w:trPr>
-        body8
         <w:tc>
           <w:tcPr>
             <w:tcBorders>
@@ -11869,6 +11971,7 @@
           </w:tcPr>
           <w:p>
             <w:pPr>
+              <w:pStyle w:val="Normal"/>
               <w:jc w:val="left"/>
               <w:pBdr>
                 <w:bottom w:val="none" w:sz="0" w:space="0" w:color="000000"/>
@@ -11923,6 +12026,7 @@
           </w:tcPr>
           <w:p>
             <w:pPr>
+              <w:pStyle w:val="Normal"/>
               <w:jc w:val="left"/>
               <w:pBdr>
                 <w:bottom w:val="none" w:sz="0" w:space="0" w:color="000000"/>
@@ -11977,6 +12081,7 @@
           </w:tcPr>
           <w:p>
             <w:pPr>
+              <w:pStyle w:val="Normal"/>
               <w:jc w:val="left"/>
               <w:pBdr>
                 <w:bottom w:val="none" w:sz="0" w:space="0" w:color="000000"/>

--- a/Module_2_Oct_2026_v2/Oct12_session1_materials.docx
+++ b/Module_2_Oct_2026_v2/Oct12_session1_materials.docx
@@ -21,7 +21,6 @@
           <w:i w:val="false"/>
           <w:b w:val="false"/>
           <w:u w:val="none"/>
-          <w:strike w:val="false"/>
           <w:sz w:val="18"/>
           <w:szCs w:val="18"/>
           <w:color w:val="545860"/>
@@ -48,7 +47,6 @@
           <w:i w:val="false"/>
           <w:b w:val="true"/>
           <w:u w:val="none"/>
-          <w:strike w:val="false"/>
           <w:sz w:val="36"/>
           <w:szCs w:val="36"/>
           <w:color w:val="063360"/>
@@ -75,7 +73,6 @@
           <w:i w:val="true"/>
           <w:b w:val="false"/>
           <w:u w:val="none"/>
-          <w:strike w:val="false"/>
           <w:sz w:val="18"/>
           <w:szCs w:val="18"/>
           <w:color w:val="215A9E"/>
@@ -102,7 +99,6 @@
           <w:i w:val="false"/>
           <w:b w:val="false"/>
           <w:u w:val="none"/>
-          <w:strike w:val="false"/>
           <w:sz w:val="22"/>
           <w:szCs w:val="22"/>
           <w:color w:val="000000"/>
@@ -126,6 +122,7 @@
           <w:trHeight w:val="360" w:hRule="auto"/>
           <w:tblHeader/>
         </w:trPr>
+        header 1
         <w:tc>
           <w:tcPr>
             <w:tcBorders>
@@ -155,24 +152,13 @@
               </w:pBdr>
               <w:spacing w:after="80" w:before="80" w:line="240"/>
               <w:ind w:left="80" w:right="80" w:firstLine="0" w:firstLineChars="0"/>
-              <w:rPr>
-                <w:rFonts w:ascii="Arial" w:hAnsi="Arial" w:eastAsia="Arial" w:cs="Arial"/>
+            </w:pPr>
+            <w:r>
+              <w:rPr>
+                <w:rFonts w:ascii="Arial" w:hAnsi="DejaVu Sans" w:eastAsia="DejaVu Sans" w:cs="DejaVu Sans"/>
                 <w:i w:val="false"/>
                 <w:b w:val="true"/>
                 <w:u w:val="none"/>
-                <w:strike w:val="false"/>
-                <w:sz w:val="21"/>
-                <w:szCs w:val="21"/>
-                <w:color w:val="063360"/>
-              </w:rPr>
-            </w:pPr>
-            <w:r>
-              <w:rPr>
-                <w:rFonts w:ascii="Arial" w:hAnsi="Arial" w:eastAsia="Arial" w:cs="Arial"/>
-                <w:i w:val="false"/>
-                <w:b w:val="true"/>
-                <w:u w:val="none"/>
-                <w:strike w:val="false"/>
                 <w:sz w:val="21"/>
                 <w:szCs w:val="21"/>
                 <w:color w:val="063360"/>
@@ -210,24 +196,13 @@
               </w:pBdr>
               <w:spacing w:after="80" w:before="80" w:line="240"/>
               <w:ind w:left="80" w:right="80" w:firstLine="0" w:firstLineChars="0"/>
-              <w:rPr>
-                <w:rFonts w:ascii="Arial" w:hAnsi="Arial" w:eastAsia="Arial" w:cs="Arial"/>
+            </w:pPr>
+            <w:r>
+              <w:rPr>
+                <w:rFonts w:ascii="Arial" w:hAnsi="DejaVu Sans" w:eastAsia="DejaVu Sans" w:cs="DejaVu Sans"/>
                 <w:i w:val="false"/>
                 <w:b w:val="true"/>
                 <w:u w:val="none"/>
-                <w:strike w:val="false"/>
-                <w:sz w:val="21"/>
-                <w:szCs w:val="21"/>
-                <w:color w:val="063360"/>
-              </w:rPr>
-            </w:pPr>
-            <w:r>
-              <w:rPr>
-                <w:rFonts w:ascii="Arial" w:hAnsi="Arial" w:eastAsia="Arial" w:cs="Arial"/>
-                <w:i w:val="false"/>
-                <w:b w:val="true"/>
-                <w:u w:val="none"/>
-                <w:strike w:val="false"/>
                 <w:sz w:val="21"/>
                 <w:szCs w:val="21"/>
                 <w:color w:val="063360"/>
@@ -265,24 +240,13 @@
               </w:pBdr>
               <w:spacing w:after="80" w:before="80" w:line="240"/>
               <w:ind w:left="80" w:right="80" w:firstLine="0" w:firstLineChars="0"/>
-              <w:rPr>
-                <w:rFonts w:ascii="Arial" w:hAnsi="Arial" w:eastAsia="Arial" w:cs="Arial"/>
+            </w:pPr>
+            <w:r>
+              <w:rPr>
+                <w:rFonts w:ascii="Arial" w:hAnsi="DejaVu Sans" w:eastAsia="DejaVu Sans" w:cs="DejaVu Sans"/>
                 <w:i w:val="false"/>
                 <w:b w:val="true"/>
                 <w:u w:val="none"/>
-                <w:strike w:val="false"/>
-                <w:sz w:val="21"/>
-                <w:szCs w:val="21"/>
-                <w:color w:val="063360"/>
-              </w:rPr>
-            </w:pPr>
-            <w:r>
-              <w:rPr>
-                <w:rFonts w:ascii="Arial" w:hAnsi="Arial" w:eastAsia="Arial" w:cs="Arial"/>
-                <w:i w:val="false"/>
-                <w:b w:val="true"/>
-                <w:u w:val="none"/>
-                <w:strike w:val="false"/>
                 <w:sz w:val="21"/>
                 <w:szCs w:val="21"/>
                 <w:color w:val="063360"/>
@@ -296,6 +260,7 @@
         <w:trPr>
           <w:trHeight w:val="360" w:hRule="auto"/>
         </w:trPr>
+        body 1
         <w:tc>
           <w:tcPr>
             <w:tcBorders>
@@ -325,24 +290,13 @@
               </w:pBdr>
               <w:spacing w:after="80" w:before="80" w:line="240"/>
               <w:ind w:left="80" w:right="80" w:firstLine="0" w:firstLineChars="0"/>
-              <w:rPr>
-                <w:rFonts w:ascii="Arial" w:hAnsi="Arial" w:eastAsia="Arial" w:cs="Arial"/>
-                <w:i w:val="false"/>
-                <w:b w:val="false"/>
-                <w:u w:val="none"/>
-                <w:strike w:val="false"/>
-                <w:sz w:val="21"/>
-                <w:szCs w:val="21"/>
-                <w:color w:val="000000"/>
-              </w:rPr>
-            </w:pPr>
-            <w:r>
-              <w:rPr>
-                <w:rFonts w:ascii="Arial" w:hAnsi="Arial" w:eastAsia="Arial" w:cs="Arial"/>
-                <w:i w:val="false"/>
-                <w:b w:val="false"/>
-                <w:u w:val="none"/>
-                <w:strike w:val="false"/>
+            </w:pPr>
+            <w:r>
+              <w:rPr>
+                <w:rFonts w:ascii="Arial" w:hAnsi="DejaVu Sans" w:eastAsia="DejaVu Sans" w:cs="DejaVu Sans"/>
+                <w:i w:val="false"/>
+                <w:b w:val="false"/>
+                <w:u w:val="none"/>
                 <w:sz w:val="21"/>
                 <w:szCs w:val="21"/>
                 <w:color w:val="000000"/>
@@ -380,24 +334,13 @@
               </w:pBdr>
               <w:spacing w:after="80" w:before="80" w:line="240"/>
               <w:ind w:left="80" w:right="80" w:firstLine="0" w:firstLineChars="0"/>
-              <w:rPr>
-                <w:rFonts w:ascii="Arial" w:hAnsi="Arial" w:eastAsia="Arial" w:cs="Arial"/>
-                <w:i w:val="false"/>
-                <w:b w:val="false"/>
-                <w:u w:val="none"/>
-                <w:strike w:val="false"/>
-                <w:sz w:val="21"/>
-                <w:szCs w:val="21"/>
-                <w:color w:val="000000"/>
-              </w:rPr>
-            </w:pPr>
-            <w:r>
-              <w:rPr>
-                <w:rFonts w:ascii="Arial" w:hAnsi="Arial" w:eastAsia="Arial" w:cs="Arial"/>
-                <w:i w:val="false"/>
-                <w:b w:val="false"/>
-                <w:u w:val="none"/>
-                <w:strike w:val="false"/>
+            </w:pPr>
+            <w:r>
+              <w:rPr>
+                <w:rFonts w:ascii="Arial" w:hAnsi="DejaVu Sans" w:eastAsia="DejaVu Sans" w:cs="DejaVu Sans"/>
+                <w:i w:val="false"/>
+                <w:b w:val="false"/>
+                <w:u w:val="none"/>
                 <w:sz w:val="21"/>
                 <w:szCs w:val="21"/>
                 <w:color w:val="000000"/>
@@ -435,24 +378,13 @@
               </w:pBdr>
               <w:spacing w:after="80" w:before="80" w:line="240"/>
               <w:ind w:left="80" w:right="80" w:firstLine="0" w:firstLineChars="0"/>
-              <w:rPr>
-                <w:rFonts w:ascii="Arial" w:hAnsi="Arial" w:eastAsia="Arial" w:cs="Arial"/>
-                <w:i w:val="false"/>
-                <w:b w:val="false"/>
-                <w:u w:val="none"/>
-                <w:strike w:val="false"/>
-                <w:sz w:val="21"/>
-                <w:szCs w:val="21"/>
-                <w:color w:val="000000"/>
-              </w:rPr>
-            </w:pPr>
-            <w:r>
-              <w:rPr>
-                <w:rFonts w:ascii="Arial" w:hAnsi="Arial" w:eastAsia="Arial" w:cs="Arial"/>
-                <w:i w:val="false"/>
-                <w:b w:val="false"/>
-                <w:u w:val="none"/>
-                <w:strike w:val="false"/>
+            </w:pPr>
+            <w:r>
+              <w:rPr>
+                <w:rFonts w:ascii="Arial" w:hAnsi="DejaVu Sans" w:eastAsia="DejaVu Sans" w:cs="DejaVu Sans"/>
+                <w:i w:val="false"/>
+                <w:b w:val="false"/>
+                <w:u w:val="none"/>
                 <w:sz w:val="21"/>
                 <w:szCs w:val="21"/>
                 <w:color w:val="000000"/>
@@ -466,6 +398,7 @@
         <w:trPr>
           <w:trHeight w:val="360" w:hRule="auto"/>
         </w:trPr>
+        body 2
         <w:tc>
           <w:tcPr>
             <w:tcBorders>
@@ -495,24 +428,13 @@
               </w:pBdr>
               <w:spacing w:after="80" w:before="80" w:line="240"/>
               <w:ind w:left="80" w:right="80" w:firstLine="0" w:firstLineChars="0"/>
-              <w:rPr>
-                <w:rFonts w:ascii="Arial" w:hAnsi="Arial" w:eastAsia="Arial" w:cs="Arial"/>
-                <w:i w:val="false"/>
-                <w:b w:val="false"/>
-                <w:u w:val="none"/>
-                <w:strike w:val="false"/>
-                <w:sz w:val="21"/>
-                <w:szCs w:val="21"/>
-                <w:color w:val="000000"/>
-              </w:rPr>
-            </w:pPr>
-            <w:r>
-              <w:rPr>
-                <w:rFonts w:ascii="Arial" w:hAnsi="Arial" w:eastAsia="Arial" w:cs="Arial"/>
-                <w:i w:val="false"/>
-                <w:b w:val="false"/>
-                <w:u w:val="none"/>
-                <w:strike w:val="false"/>
+            </w:pPr>
+            <w:r>
+              <w:rPr>
+                <w:rFonts w:ascii="Arial" w:hAnsi="DejaVu Sans" w:eastAsia="DejaVu Sans" w:cs="DejaVu Sans"/>
+                <w:i w:val="false"/>
+                <w:b w:val="false"/>
+                <w:u w:val="none"/>
                 <w:sz w:val="21"/>
                 <w:szCs w:val="21"/>
                 <w:color w:val="000000"/>
@@ -550,24 +472,13 @@
               </w:pBdr>
               <w:spacing w:after="80" w:before="80" w:line="240"/>
               <w:ind w:left="80" w:right="80" w:firstLine="0" w:firstLineChars="0"/>
-              <w:rPr>
-                <w:rFonts w:ascii="Arial" w:hAnsi="Arial" w:eastAsia="Arial" w:cs="Arial"/>
-                <w:i w:val="false"/>
-                <w:b w:val="false"/>
-                <w:u w:val="none"/>
-                <w:strike w:val="false"/>
-                <w:sz w:val="21"/>
-                <w:szCs w:val="21"/>
-                <w:color w:val="000000"/>
-              </w:rPr>
-            </w:pPr>
-            <w:r>
-              <w:rPr>
-                <w:rFonts w:ascii="Arial" w:hAnsi="Arial" w:eastAsia="Arial" w:cs="Arial"/>
-                <w:i w:val="false"/>
-                <w:b w:val="false"/>
-                <w:u w:val="none"/>
-                <w:strike w:val="false"/>
+            </w:pPr>
+            <w:r>
+              <w:rPr>
+                <w:rFonts w:ascii="Arial" w:hAnsi="DejaVu Sans" w:eastAsia="DejaVu Sans" w:cs="DejaVu Sans"/>
+                <w:i w:val="false"/>
+                <w:b w:val="false"/>
+                <w:u w:val="none"/>
                 <w:sz w:val="21"/>
                 <w:szCs w:val="21"/>
                 <w:color w:val="000000"/>
@@ -605,24 +516,13 @@
               </w:pBdr>
               <w:spacing w:after="80" w:before="80" w:line="240"/>
               <w:ind w:left="80" w:right="80" w:firstLine="0" w:firstLineChars="0"/>
-              <w:rPr>
-                <w:rFonts w:ascii="Arial" w:hAnsi="Arial" w:eastAsia="Arial" w:cs="Arial"/>
-                <w:i w:val="false"/>
-                <w:b w:val="false"/>
-                <w:u w:val="none"/>
-                <w:strike w:val="false"/>
-                <w:sz w:val="21"/>
-                <w:szCs w:val="21"/>
-                <w:color w:val="000000"/>
-              </w:rPr>
-            </w:pPr>
-            <w:r>
-              <w:rPr>
-                <w:rFonts w:ascii="Arial" w:hAnsi="Arial" w:eastAsia="Arial" w:cs="Arial"/>
-                <w:i w:val="false"/>
-                <w:b w:val="false"/>
-                <w:u w:val="none"/>
-                <w:strike w:val="false"/>
+            </w:pPr>
+            <w:r>
+              <w:rPr>
+                <w:rFonts w:ascii="Arial" w:hAnsi="DejaVu Sans" w:eastAsia="DejaVu Sans" w:cs="DejaVu Sans"/>
+                <w:i w:val="false"/>
+                <w:b w:val="false"/>
+                <w:u w:val="none"/>
                 <w:sz w:val="21"/>
                 <w:szCs w:val="21"/>
                 <w:color w:val="000000"/>
@@ -636,6 +536,7 @@
         <w:trPr>
           <w:trHeight w:val="360" w:hRule="auto"/>
         </w:trPr>
+        body 3
         <w:tc>
           <w:tcPr>
             <w:tcBorders>
@@ -665,24 +566,13 @@
               </w:pBdr>
               <w:spacing w:after="80" w:before="80" w:line="240"/>
               <w:ind w:left="80" w:right="80" w:firstLine="0" w:firstLineChars="0"/>
-              <w:rPr>
-                <w:rFonts w:ascii="Arial" w:hAnsi="Arial" w:eastAsia="Arial" w:cs="Arial"/>
-                <w:i w:val="false"/>
-                <w:b w:val="false"/>
-                <w:u w:val="none"/>
-                <w:strike w:val="false"/>
-                <w:sz w:val="21"/>
-                <w:szCs w:val="21"/>
-                <w:color w:val="000000"/>
-              </w:rPr>
-            </w:pPr>
-            <w:r>
-              <w:rPr>
-                <w:rFonts w:ascii="Arial" w:hAnsi="Arial" w:eastAsia="Arial" w:cs="Arial"/>
-                <w:i w:val="false"/>
-                <w:b w:val="false"/>
-                <w:u w:val="none"/>
-                <w:strike w:val="false"/>
+            </w:pPr>
+            <w:r>
+              <w:rPr>
+                <w:rFonts w:ascii="Arial" w:hAnsi="DejaVu Sans" w:eastAsia="DejaVu Sans" w:cs="DejaVu Sans"/>
+                <w:i w:val="false"/>
+                <w:b w:val="false"/>
+                <w:u w:val="none"/>
                 <w:sz w:val="21"/>
                 <w:szCs w:val="21"/>
                 <w:color w:val="000000"/>
@@ -720,24 +610,13 @@
               </w:pBdr>
               <w:spacing w:after="80" w:before="80" w:line="240"/>
               <w:ind w:left="80" w:right="80" w:firstLine="0" w:firstLineChars="0"/>
-              <w:rPr>
-                <w:rFonts w:ascii="Arial" w:hAnsi="Arial" w:eastAsia="Arial" w:cs="Arial"/>
-                <w:i w:val="false"/>
-                <w:b w:val="false"/>
-                <w:u w:val="none"/>
-                <w:strike w:val="false"/>
-                <w:sz w:val="21"/>
-                <w:szCs w:val="21"/>
-                <w:color w:val="000000"/>
-              </w:rPr>
-            </w:pPr>
-            <w:r>
-              <w:rPr>
-                <w:rFonts w:ascii="Arial" w:hAnsi="Arial" w:eastAsia="Arial" w:cs="Arial"/>
-                <w:i w:val="false"/>
-                <w:b w:val="false"/>
-                <w:u w:val="none"/>
-                <w:strike w:val="false"/>
+            </w:pPr>
+            <w:r>
+              <w:rPr>
+                <w:rFonts w:ascii="Arial" w:hAnsi="DejaVu Sans" w:eastAsia="DejaVu Sans" w:cs="DejaVu Sans"/>
+                <w:i w:val="false"/>
+                <w:b w:val="false"/>
+                <w:u w:val="none"/>
                 <w:sz w:val="21"/>
                 <w:szCs w:val="21"/>
                 <w:color w:val="000000"/>
@@ -775,24 +654,13 @@
               </w:pBdr>
               <w:spacing w:after="80" w:before="80" w:line="240"/>
               <w:ind w:left="80" w:right="80" w:firstLine="0" w:firstLineChars="0"/>
-              <w:rPr>
-                <w:rFonts w:ascii="Arial" w:hAnsi="Arial" w:eastAsia="Arial" w:cs="Arial"/>
-                <w:i w:val="false"/>
-                <w:b w:val="false"/>
-                <w:u w:val="none"/>
-                <w:strike w:val="false"/>
-                <w:sz w:val="21"/>
-                <w:szCs w:val="21"/>
-                <w:color w:val="000000"/>
-              </w:rPr>
-            </w:pPr>
-            <w:r>
-              <w:rPr>
-                <w:rFonts w:ascii="Arial" w:hAnsi="Arial" w:eastAsia="Arial" w:cs="Arial"/>
-                <w:i w:val="false"/>
-                <w:b w:val="false"/>
-                <w:u w:val="none"/>
-                <w:strike w:val="false"/>
+            </w:pPr>
+            <w:r>
+              <w:rPr>
+                <w:rFonts w:ascii="Arial" w:hAnsi="DejaVu Sans" w:eastAsia="DejaVu Sans" w:cs="DejaVu Sans"/>
+                <w:i w:val="false"/>
+                <w:b w:val="false"/>
+                <w:u w:val="none"/>
                 <w:sz w:val="21"/>
                 <w:szCs w:val="21"/>
                 <w:color w:val="000000"/>
@@ -806,6 +674,7 @@
         <w:trPr>
           <w:trHeight w:val="360" w:hRule="auto"/>
         </w:trPr>
+        body 4
         <w:tc>
           <w:tcPr>
             <w:tcBorders>
@@ -835,24 +704,13 @@
               </w:pBdr>
               <w:spacing w:after="80" w:before="80" w:line="240"/>
               <w:ind w:left="80" w:right="80" w:firstLine="0" w:firstLineChars="0"/>
-              <w:rPr>
-                <w:rFonts w:ascii="Arial" w:hAnsi="Arial" w:eastAsia="Arial" w:cs="Arial"/>
-                <w:i w:val="false"/>
-                <w:b w:val="false"/>
-                <w:u w:val="none"/>
-                <w:strike w:val="false"/>
-                <w:sz w:val="21"/>
-                <w:szCs w:val="21"/>
-                <w:color w:val="000000"/>
-              </w:rPr>
-            </w:pPr>
-            <w:r>
-              <w:rPr>
-                <w:rFonts w:ascii="Arial" w:hAnsi="Arial" w:eastAsia="Arial" w:cs="Arial"/>
-                <w:i w:val="false"/>
-                <w:b w:val="false"/>
-                <w:u w:val="none"/>
-                <w:strike w:val="false"/>
+            </w:pPr>
+            <w:r>
+              <w:rPr>
+                <w:rFonts w:ascii="Arial" w:hAnsi="DejaVu Sans" w:eastAsia="DejaVu Sans" w:cs="DejaVu Sans"/>
+                <w:i w:val="false"/>
+                <w:b w:val="false"/>
+                <w:u w:val="none"/>
                 <w:sz w:val="21"/>
                 <w:szCs w:val="21"/>
                 <w:color w:val="000000"/>
@@ -890,24 +748,13 @@
               </w:pBdr>
               <w:spacing w:after="80" w:before="80" w:line="240"/>
               <w:ind w:left="80" w:right="80" w:firstLine="0" w:firstLineChars="0"/>
-              <w:rPr>
-                <w:rFonts w:ascii="Arial" w:hAnsi="Arial" w:eastAsia="Arial" w:cs="Arial"/>
-                <w:i w:val="false"/>
-                <w:b w:val="false"/>
-                <w:u w:val="none"/>
-                <w:strike w:val="false"/>
-                <w:sz w:val="21"/>
-                <w:szCs w:val="21"/>
-                <w:color w:val="000000"/>
-              </w:rPr>
-            </w:pPr>
-            <w:r>
-              <w:rPr>
-                <w:rFonts w:ascii="Arial" w:hAnsi="Arial" w:eastAsia="Arial" w:cs="Arial"/>
-                <w:i w:val="false"/>
-                <w:b w:val="false"/>
-                <w:u w:val="none"/>
-                <w:strike w:val="false"/>
+            </w:pPr>
+            <w:r>
+              <w:rPr>
+                <w:rFonts w:ascii="Arial" w:hAnsi="DejaVu Sans" w:eastAsia="DejaVu Sans" w:cs="DejaVu Sans"/>
+                <w:i w:val="false"/>
+                <w:b w:val="false"/>
+                <w:u w:val="none"/>
                 <w:sz w:val="21"/>
                 <w:szCs w:val="21"/>
                 <w:color w:val="000000"/>
@@ -945,24 +792,13 @@
               </w:pBdr>
               <w:spacing w:after="80" w:before="80" w:line="240"/>
               <w:ind w:left="80" w:right="80" w:firstLine="0" w:firstLineChars="0"/>
-              <w:rPr>
-                <w:rFonts w:ascii="Arial" w:hAnsi="Arial" w:eastAsia="Arial" w:cs="Arial"/>
-                <w:i w:val="false"/>
-                <w:b w:val="false"/>
-                <w:u w:val="none"/>
-                <w:strike w:val="false"/>
-                <w:sz w:val="21"/>
-                <w:szCs w:val="21"/>
-                <w:color w:val="000000"/>
-              </w:rPr>
-            </w:pPr>
-            <w:r>
-              <w:rPr>
-                <w:rFonts w:ascii="Arial" w:hAnsi="Arial" w:eastAsia="Arial" w:cs="Arial"/>
-                <w:i w:val="false"/>
-                <w:b w:val="false"/>
-                <w:u w:val="none"/>
-                <w:strike w:val="false"/>
+            </w:pPr>
+            <w:r>
+              <w:rPr>
+                <w:rFonts w:ascii="Arial" w:hAnsi="DejaVu Sans" w:eastAsia="DejaVu Sans" w:cs="DejaVu Sans"/>
+                <w:i w:val="false"/>
+                <w:b w:val="false"/>
+                <w:u w:val="none"/>
                 <w:sz w:val="21"/>
                 <w:szCs w:val="21"/>
                 <w:color w:val="000000"/>
@@ -976,6 +812,7 @@
         <w:trPr>
           <w:trHeight w:val="360" w:hRule="auto"/>
         </w:trPr>
+        body 5
         <w:tc>
           <w:tcPr>
             <w:tcBorders>
@@ -1005,24 +842,13 @@
               </w:pBdr>
               <w:spacing w:after="80" w:before="80" w:line="240"/>
               <w:ind w:left="80" w:right="80" w:firstLine="0" w:firstLineChars="0"/>
-              <w:rPr>
-                <w:rFonts w:ascii="Arial" w:hAnsi="Arial" w:eastAsia="Arial" w:cs="Arial"/>
-                <w:i w:val="false"/>
-                <w:b w:val="false"/>
-                <w:u w:val="none"/>
-                <w:strike w:val="false"/>
-                <w:sz w:val="21"/>
-                <w:szCs w:val="21"/>
-                <w:color w:val="000000"/>
-              </w:rPr>
-            </w:pPr>
-            <w:r>
-              <w:rPr>
-                <w:rFonts w:ascii="Arial" w:hAnsi="Arial" w:eastAsia="Arial" w:cs="Arial"/>
-                <w:i w:val="false"/>
-                <w:b w:val="false"/>
-                <w:u w:val="none"/>
-                <w:strike w:val="false"/>
+            </w:pPr>
+            <w:r>
+              <w:rPr>
+                <w:rFonts w:ascii="Arial" w:hAnsi="DejaVu Sans" w:eastAsia="DejaVu Sans" w:cs="DejaVu Sans"/>
+                <w:i w:val="false"/>
+                <w:b w:val="false"/>
+                <w:u w:val="none"/>
                 <w:sz w:val="21"/>
                 <w:szCs w:val="21"/>
                 <w:color w:val="000000"/>
@@ -1060,24 +886,13 @@
               </w:pBdr>
               <w:spacing w:after="80" w:before="80" w:line="240"/>
               <w:ind w:left="80" w:right="80" w:firstLine="0" w:firstLineChars="0"/>
-              <w:rPr>
-                <w:rFonts w:ascii="Arial" w:hAnsi="Arial" w:eastAsia="Arial" w:cs="Arial"/>
-                <w:i w:val="false"/>
-                <w:b w:val="false"/>
-                <w:u w:val="none"/>
-                <w:strike w:val="false"/>
-                <w:sz w:val="21"/>
-                <w:szCs w:val="21"/>
-                <w:color w:val="000000"/>
-              </w:rPr>
-            </w:pPr>
-            <w:r>
-              <w:rPr>
-                <w:rFonts w:ascii="Arial" w:hAnsi="Arial" w:eastAsia="Arial" w:cs="Arial"/>
-                <w:i w:val="false"/>
-                <w:b w:val="false"/>
-                <w:u w:val="none"/>
-                <w:strike w:val="false"/>
+            </w:pPr>
+            <w:r>
+              <w:rPr>
+                <w:rFonts w:ascii="Arial" w:hAnsi="DejaVu Sans" w:eastAsia="DejaVu Sans" w:cs="DejaVu Sans"/>
+                <w:i w:val="false"/>
+                <w:b w:val="false"/>
+                <w:u w:val="none"/>
                 <w:sz w:val="21"/>
                 <w:szCs w:val="21"/>
                 <w:color w:val="000000"/>
@@ -1115,24 +930,13 @@
               </w:pBdr>
               <w:spacing w:after="80" w:before="80" w:line="240"/>
               <w:ind w:left="80" w:right="80" w:firstLine="0" w:firstLineChars="0"/>
-              <w:rPr>
-                <w:rFonts w:ascii="Arial" w:hAnsi="Arial" w:eastAsia="Arial" w:cs="Arial"/>
-                <w:i w:val="false"/>
-                <w:b w:val="false"/>
-                <w:u w:val="none"/>
-                <w:strike w:val="false"/>
-                <w:sz w:val="21"/>
-                <w:szCs w:val="21"/>
-                <w:color w:val="000000"/>
-              </w:rPr>
-            </w:pPr>
-            <w:r>
-              <w:rPr>
-                <w:rFonts w:ascii="Arial" w:hAnsi="Arial" w:eastAsia="Arial" w:cs="Arial"/>
-                <w:i w:val="false"/>
-                <w:b w:val="false"/>
-                <w:u w:val="none"/>
-                <w:strike w:val="false"/>
+            </w:pPr>
+            <w:r>
+              <w:rPr>
+                <w:rFonts w:ascii="Arial" w:hAnsi="DejaVu Sans" w:eastAsia="DejaVu Sans" w:cs="DejaVu Sans"/>
+                <w:i w:val="false"/>
+                <w:b w:val="false"/>
+                <w:u w:val="none"/>
                 <w:sz w:val="21"/>
                 <w:szCs w:val="21"/>
                 <w:color w:val="000000"/>
@@ -1146,6 +950,7 @@
         <w:trPr>
           <w:trHeight w:val="360" w:hRule="auto"/>
         </w:trPr>
+        body 6
         <w:tc>
           <w:tcPr>
             <w:tcBorders>
@@ -1175,24 +980,13 @@
               </w:pBdr>
               <w:spacing w:after="80" w:before="80" w:line="240"/>
               <w:ind w:left="80" w:right="80" w:firstLine="0" w:firstLineChars="0"/>
-              <w:rPr>
-                <w:rFonts w:ascii="Arial" w:hAnsi="Arial" w:eastAsia="Arial" w:cs="Arial"/>
-                <w:i w:val="false"/>
-                <w:b w:val="false"/>
-                <w:u w:val="none"/>
-                <w:strike w:val="false"/>
-                <w:sz w:val="21"/>
-                <w:szCs w:val="21"/>
-                <w:color w:val="000000"/>
-              </w:rPr>
-            </w:pPr>
-            <w:r>
-              <w:rPr>
-                <w:rFonts w:ascii="Arial" w:hAnsi="Arial" w:eastAsia="Arial" w:cs="Arial"/>
-                <w:i w:val="false"/>
-                <w:b w:val="false"/>
-                <w:u w:val="none"/>
-                <w:strike w:val="false"/>
+            </w:pPr>
+            <w:r>
+              <w:rPr>
+                <w:rFonts w:ascii="Arial" w:hAnsi="DejaVu Sans" w:eastAsia="DejaVu Sans" w:cs="DejaVu Sans"/>
+                <w:i w:val="false"/>
+                <w:b w:val="false"/>
+                <w:u w:val="none"/>
                 <w:sz w:val="21"/>
                 <w:szCs w:val="21"/>
                 <w:color w:val="000000"/>
@@ -1230,24 +1024,13 @@
               </w:pBdr>
               <w:spacing w:after="80" w:before="80" w:line="240"/>
               <w:ind w:left="80" w:right="80" w:firstLine="0" w:firstLineChars="0"/>
-              <w:rPr>
-                <w:rFonts w:ascii="Arial" w:hAnsi="Arial" w:eastAsia="Arial" w:cs="Arial"/>
-                <w:i w:val="false"/>
-                <w:b w:val="false"/>
-                <w:u w:val="none"/>
-                <w:strike w:val="false"/>
-                <w:sz w:val="21"/>
-                <w:szCs w:val="21"/>
-                <w:color w:val="000000"/>
-              </w:rPr>
-            </w:pPr>
-            <w:r>
-              <w:rPr>
-                <w:rFonts w:ascii="Arial" w:hAnsi="Arial" w:eastAsia="Arial" w:cs="Arial"/>
-                <w:i w:val="false"/>
-                <w:b w:val="false"/>
-                <w:u w:val="none"/>
-                <w:strike w:val="false"/>
+            </w:pPr>
+            <w:r>
+              <w:rPr>
+                <w:rFonts w:ascii="Arial" w:hAnsi="DejaVu Sans" w:eastAsia="DejaVu Sans" w:cs="DejaVu Sans"/>
+                <w:i w:val="false"/>
+                <w:b w:val="false"/>
+                <w:u w:val="none"/>
                 <w:sz w:val="21"/>
                 <w:szCs w:val="21"/>
                 <w:color w:val="000000"/>
@@ -1285,24 +1068,13 @@
               </w:pBdr>
               <w:spacing w:after="80" w:before="80" w:line="240"/>
               <w:ind w:left="80" w:right="80" w:firstLine="0" w:firstLineChars="0"/>
-              <w:rPr>
-                <w:rFonts w:ascii="Arial" w:hAnsi="Arial" w:eastAsia="Arial" w:cs="Arial"/>
-                <w:i w:val="false"/>
-                <w:b w:val="false"/>
-                <w:u w:val="none"/>
-                <w:strike w:val="false"/>
-                <w:sz w:val="21"/>
-                <w:szCs w:val="21"/>
-                <w:color w:val="000000"/>
-              </w:rPr>
-            </w:pPr>
-            <w:r>
-              <w:rPr>
-                <w:rFonts w:ascii="Arial" w:hAnsi="Arial" w:eastAsia="Arial" w:cs="Arial"/>
-                <w:i w:val="false"/>
-                <w:b w:val="false"/>
-                <w:u w:val="none"/>
-                <w:strike w:val="false"/>
+            </w:pPr>
+            <w:r>
+              <w:rPr>
+                <w:rFonts w:ascii="Arial" w:hAnsi="DejaVu Sans" w:eastAsia="DejaVu Sans" w:cs="DejaVu Sans"/>
+                <w:i w:val="false"/>
+                <w:b w:val="false"/>
+                <w:u w:val="none"/>
                 <w:sz w:val="21"/>
                 <w:szCs w:val="21"/>
                 <w:color w:val="000000"/>
@@ -1316,6 +1088,7 @@
         <w:trPr>
           <w:trHeight w:val="360" w:hRule="auto"/>
         </w:trPr>
+        body 7
         <w:tc>
           <w:tcPr>
             <w:tcBorders>
@@ -1345,24 +1118,13 @@
               </w:pBdr>
               <w:spacing w:after="80" w:before="80" w:line="240"/>
               <w:ind w:left="80" w:right="80" w:firstLine="0" w:firstLineChars="0"/>
-              <w:rPr>
-                <w:rFonts w:ascii="Arial" w:hAnsi="Arial" w:eastAsia="Arial" w:cs="Arial"/>
-                <w:i w:val="false"/>
-                <w:b w:val="false"/>
-                <w:u w:val="none"/>
-                <w:strike w:val="false"/>
-                <w:sz w:val="21"/>
-                <w:szCs w:val="21"/>
-                <w:color w:val="000000"/>
-              </w:rPr>
-            </w:pPr>
-            <w:r>
-              <w:rPr>
-                <w:rFonts w:ascii="Arial" w:hAnsi="Arial" w:eastAsia="Arial" w:cs="Arial"/>
-                <w:i w:val="false"/>
-                <w:b w:val="false"/>
-                <w:u w:val="none"/>
-                <w:strike w:val="false"/>
+            </w:pPr>
+            <w:r>
+              <w:rPr>
+                <w:rFonts w:ascii="Arial" w:hAnsi="DejaVu Sans" w:eastAsia="DejaVu Sans" w:cs="DejaVu Sans"/>
+                <w:i w:val="false"/>
+                <w:b w:val="false"/>
+                <w:u w:val="none"/>
                 <w:sz w:val="21"/>
                 <w:szCs w:val="21"/>
                 <w:color w:val="000000"/>
@@ -1400,24 +1162,13 @@
               </w:pBdr>
               <w:spacing w:after="80" w:before="80" w:line="240"/>
               <w:ind w:left="80" w:right="80" w:firstLine="0" w:firstLineChars="0"/>
-              <w:rPr>
-                <w:rFonts w:ascii="Arial" w:hAnsi="Arial" w:eastAsia="Arial" w:cs="Arial"/>
-                <w:i w:val="false"/>
-                <w:b w:val="false"/>
-                <w:u w:val="none"/>
-                <w:strike w:val="false"/>
-                <w:sz w:val="21"/>
-                <w:szCs w:val="21"/>
-                <w:color w:val="000000"/>
-              </w:rPr>
-            </w:pPr>
-            <w:r>
-              <w:rPr>
-                <w:rFonts w:ascii="Arial" w:hAnsi="Arial" w:eastAsia="Arial" w:cs="Arial"/>
-                <w:i w:val="false"/>
-                <w:b w:val="false"/>
-                <w:u w:val="none"/>
-                <w:strike w:val="false"/>
+            </w:pPr>
+            <w:r>
+              <w:rPr>
+                <w:rFonts w:ascii="Arial" w:hAnsi="DejaVu Sans" w:eastAsia="DejaVu Sans" w:cs="DejaVu Sans"/>
+                <w:i w:val="false"/>
+                <w:b w:val="false"/>
+                <w:u w:val="none"/>
                 <w:sz w:val="21"/>
                 <w:szCs w:val="21"/>
                 <w:color w:val="000000"/>
@@ -1455,24 +1206,13 @@
               </w:pBdr>
               <w:spacing w:after="80" w:before="80" w:line="240"/>
               <w:ind w:left="80" w:right="80" w:firstLine="0" w:firstLineChars="0"/>
-              <w:rPr>
-                <w:rFonts w:ascii="Arial" w:hAnsi="Arial" w:eastAsia="Arial" w:cs="Arial"/>
-                <w:i w:val="false"/>
-                <w:b w:val="false"/>
-                <w:u w:val="none"/>
-                <w:strike w:val="false"/>
-                <w:sz w:val="21"/>
-                <w:szCs w:val="21"/>
-                <w:color w:val="000000"/>
-              </w:rPr>
-            </w:pPr>
-            <w:r>
-              <w:rPr>
-                <w:rFonts w:ascii="Arial" w:hAnsi="Arial" w:eastAsia="Arial" w:cs="Arial"/>
-                <w:i w:val="false"/>
-                <w:b w:val="false"/>
-                <w:u w:val="none"/>
-                <w:strike w:val="false"/>
+            </w:pPr>
+            <w:r>
+              <w:rPr>
+                <w:rFonts w:ascii="Arial" w:hAnsi="DejaVu Sans" w:eastAsia="DejaVu Sans" w:cs="DejaVu Sans"/>
+                <w:i w:val="false"/>
+                <w:b w:val="false"/>
+                <w:u w:val="none"/>
                 <w:sz w:val="21"/>
                 <w:szCs w:val="21"/>
                 <w:color w:val="000000"/>
@@ -1486,6 +1226,7 @@
         <w:trPr>
           <w:trHeight w:val="360" w:hRule="auto"/>
         </w:trPr>
+        body 8
         <w:tc>
           <w:tcPr>
             <w:tcBorders>
@@ -1515,24 +1256,13 @@
               </w:pBdr>
               <w:spacing w:after="80" w:before="80" w:line="240"/>
               <w:ind w:left="80" w:right="80" w:firstLine="0" w:firstLineChars="0"/>
-              <w:rPr>
-                <w:rFonts w:ascii="Arial" w:hAnsi="Arial" w:eastAsia="Arial" w:cs="Arial"/>
-                <w:i w:val="false"/>
-                <w:b w:val="false"/>
-                <w:u w:val="none"/>
-                <w:strike w:val="false"/>
-                <w:sz w:val="21"/>
-                <w:szCs w:val="21"/>
-                <w:color w:val="000000"/>
-              </w:rPr>
-            </w:pPr>
-            <w:r>
-              <w:rPr>
-                <w:rFonts w:ascii="Arial" w:hAnsi="Arial" w:eastAsia="Arial" w:cs="Arial"/>
-                <w:i w:val="false"/>
-                <w:b w:val="false"/>
-                <w:u w:val="none"/>
-                <w:strike w:val="false"/>
+            </w:pPr>
+            <w:r>
+              <w:rPr>
+                <w:rFonts w:ascii="Arial" w:hAnsi="DejaVu Sans" w:eastAsia="DejaVu Sans" w:cs="DejaVu Sans"/>
+                <w:i w:val="false"/>
+                <w:b w:val="false"/>
+                <w:u w:val="none"/>
                 <w:sz w:val="21"/>
                 <w:szCs w:val="21"/>
                 <w:color w:val="000000"/>
@@ -1570,24 +1300,13 @@
               </w:pBdr>
               <w:spacing w:after="80" w:before="80" w:line="240"/>
               <w:ind w:left="80" w:right="80" w:firstLine="0" w:firstLineChars="0"/>
-              <w:rPr>
-                <w:rFonts w:ascii="Arial" w:hAnsi="Arial" w:eastAsia="Arial" w:cs="Arial"/>
-                <w:i w:val="false"/>
-                <w:b w:val="false"/>
-                <w:u w:val="none"/>
-                <w:strike w:val="false"/>
-                <w:sz w:val="21"/>
-                <w:szCs w:val="21"/>
-                <w:color w:val="000000"/>
-              </w:rPr>
-            </w:pPr>
-            <w:r>
-              <w:rPr>
-                <w:rFonts w:ascii="Arial" w:hAnsi="Arial" w:eastAsia="Arial" w:cs="Arial"/>
-                <w:i w:val="false"/>
-                <w:b w:val="false"/>
-                <w:u w:val="none"/>
-                <w:strike w:val="false"/>
+            </w:pPr>
+            <w:r>
+              <w:rPr>
+                <w:rFonts w:ascii="Arial" w:hAnsi="DejaVu Sans" w:eastAsia="DejaVu Sans" w:cs="DejaVu Sans"/>
+                <w:i w:val="false"/>
+                <w:b w:val="false"/>
+                <w:u w:val="none"/>
                 <w:sz w:val="21"/>
                 <w:szCs w:val="21"/>
                 <w:color w:val="000000"/>
@@ -1625,24 +1344,13 @@
               </w:pBdr>
               <w:spacing w:after="80" w:before="80" w:line="240"/>
               <w:ind w:left="80" w:right="80" w:firstLine="0" w:firstLineChars="0"/>
-              <w:rPr>
-                <w:rFonts w:ascii="Arial" w:hAnsi="Arial" w:eastAsia="Arial" w:cs="Arial"/>
-                <w:i w:val="false"/>
-                <w:b w:val="false"/>
-                <w:u w:val="none"/>
-                <w:strike w:val="false"/>
-                <w:sz w:val="21"/>
-                <w:szCs w:val="21"/>
-                <w:color w:val="000000"/>
-              </w:rPr>
-            </w:pPr>
-            <w:r>
-              <w:rPr>
-                <w:rFonts w:ascii="Arial" w:hAnsi="Arial" w:eastAsia="Arial" w:cs="Arial"/>
-                <w:i w:val="false"/>
-                <w:b w:val="false"/>
-                <w:u w:val="none"/>
-                <w:strike w:val="false"/>
+            </w:pPr>
+            <w:r>
+              <w:rPr>
+                <w:rFonts w:ascii="Arial" w:hAnsi="DejaVu Sans" w:eastAsia="DejaVu Sans" w:cs="DejaVu Sans"/>
+                <w:i w:val="false"/>
+                <w:b w:val="false"/>
+                <w:u w:val="none"/>
                 <w:sz w:val="21"/>
                 <w:szCs w:val="21"/>
                 <w:color w:val="000000"/>
@@ -1656,6 +1364,7 @@
         <w:trPr>
           <w:trHeight w:val="360" w:hRule="auto"/>
         </w:trPr>
+        body 9
         <w:tc>
           <w:tcPr>
             <w:tcBorders>
@@ -1685,24 +1394,13 @@
               </w:pBdr>
               <w:spacing w:after="80" w:before="80" w:line="240"/>
               <w:ind w:left="80" w:right="80" w:firstLine="0" w:firstLineChars="0"/>
-              <w:rPr>
-                <w:rFonts w:ascii="Arial" w:hAnsi="Arial" w:eastAsia="Arial" w:cs="Arial"/>
-                <w:i w:val="false"/>
-                <w:b w:val="false"/>
-                <w:u w:val="none"/>
-                <w:strike w:val="false"/>
-                <w:sz w:val="21"/>
-                <w:szCs w:val="21"/>
-                <w:color w:val="000000"/>
-              </w:rPr>
-            </w:pPr>
-            <w:r>
-              <w:rPr>
-                <w:rFonts w:ascii="Arial" w:hAnsi="Arial" w:eastAsia="Arial" w:cs="Arial"/>
-                <w:i w:val="false"/>
-                <w:b w:val="false"/>
-                <w:u w:val="none"/>
-                <w:strike w:val="false"/>
+            </w:pPr>
+            <w:r>
+              <w:rPr>
+                <w:rFonts w:ascii="Arial" w:hAnsi="DejaVu Sans" w:eastAsia="DejaVu Sans" w:cs="DejaVu Sans"/>
+                <w:i w:val="false"/>
+                <w:b w:val="false"/>
+                <w:u w:val="none"/>
                 <w:sz w:val="21"/>
                 <w:szCs w:val="21"/>
                 <w:color w:val="000000"/>
@@ -1740,24 +1438,13 @@
               </w:pBdr>
               <w:spacing w:after="80" w:before="80" w:line="240"/>
               <w:ind w:left="80" w:right="80" w:firstLine="0" w:firstLineChars="0"/>
-              <w:rPr>
-                <w:rFonts w:ascii="Arial" w:hAnsi="Arial" w:eastAsia="Arial" w:cs="Arial"/>
-                <w:i w:val="false"/>
-                <w:b w:val="false"/>
-                <w:u w:val="none"/>
-                <w:strike w:val="false"/>
-                <w:sz w:val="21"/>
-                <w:szCs w:val="21"/>
-                <w:color w:val="000000"/>
-              </w:rPr>
-            </w:pPr>
-            <w:r>
-              <w:rPr>
-                <w:rFonts w:ascii="Arial" w:hAnsi="Arial" w:eastAsia="Arial" w:cs="Arial"/>
-                <w:i w:val="false"/>
-                <w:b w:val="false"/>
-                <w:u w:val="none"/>
-                <w:strike w:val="false"/>
+            </w:pPr>
+            <w:r>
+              <w:rPr>
+                <w:rFonts w:ascii="Arial" w:hAnsi="DejaVu Sans" w:eastAsia="DejaVu Sans" w:cs="DejaVu Sans"/>
+                <w:i w:val="false"/>
+                <w:b w:val="false"/>
+                <w:u w:val="none"/>
                 <w:sz w:val="21"/>
                 <w:szCs w:val="21"/>
                 <w:color w:val="000000"/>
@@ -1795,24 +1482,13 @@
               </w:pBdr>
               <w:spacing w:after="80" w:before="80" w:line="240"/>
               <w:ind w:left="80" w:right="80" w:firstLine="0" w:firstLineChars="0"/>
-              <w:rPr>
-                <w:rFonts w:ascii="Arial" w:hAnsi="Arial" w:eastAsia="Arial" w:cs="Arial"/>
-                <w:i w:val="false"/>
-                <w:b w:val="false"/>
-                <w:u w:val="none"/>
-                <w:strike w:val="false"/>
-                <w:sz w:val="21"/>
-                <w:szCs w:val="21"/>
-                <w:color w:val="000000"/>
-              </w:rPr>
-            </w:pPr>
-            <w:r>
-              <w:rPr>
-                <w:rFonts w:ascii="Arial" w:hAnsi="Arial" w:eastAsia="Arial" w:cs="Arial"/>
-                <w:i w:val="false"/>
-                <w:b w:val="false"/>
-                <w:u w:val="none"/>
-                <w:strike w:val="false"/>
+            </w:pPr>
+            <w:r>
+              <w:rPr>
+                <w:rFonts w:ascii="Arial" w:hAnsi="DejaVu Sans" w:eastAsia="DejaVu Sans" w:cs="DejaVu Sans"/>
+                <w:i w:val="false"/>
+                <w:b w:val="false"/>
+                <w:u w:val="none"/>
                 <w:sz w:val="21"/>
                 <w:szCs w:val="21"/>
                 <w:color w:val="000000"/>
@@ -1826,6 +1502,7 @@
         <w:trPr>
           <w:trHeight w:val="360" w:hRule="auto"/>
         </w:trPr>
+        body10
         <w:tc>
           <w:tcPr>
             <w:tcBorders>
@@ -1855,24 +1532,13 @@
               </w:pBdr>
               <w:spacing w:after="80" w:before="80" w:line="240"/>
               <w:ind w:left="80" w:right="80" w:firstLine="0" w:firstLineChars="0"/>
-              <w:rPr>
-                <w:rFonts w:ascii="Arial" w:hAnsi="Arial" w:eastAsia="Arial" w:cs="Arial"/>
-                <w:i w:val="false"/>
-                <w:b w:val="false"/>
-                <w:u w:val="none"/>
-                <w:strike w:val="false"/>
-                <w:sz w:val="21"/>
-                <w:szCs w:val="21"/>
-                <w:color w:val="000000"/>
-              </w:rPr>
-            </w:pPr>
-            <w:r>
-              <w:rPr>
-                <w:rFonts w:ascii="Arial" w:hAnsi="Arial" w:eastAsia="Arial" w:cs="Arial"/>
-                <w:i w:val="false"/>
-                <w:b w:val="false"/>
-                <w:u w:val="none"/>
-                <w:strike w:val="false"/>
+            </w:pPr>
+            <w:r>
+              <w:rPr>
+                <w:rFonts w:ascii="Arial" w:hAnsi="DejaVu Sans" w:eastAsia="DejaVu Sans" w:cs="DejaVu Sans"/>
+                <w:i w:val="false"/>
+                <w:b w:val="false"/>
+                <w:u w:val="none"/>
                 <w:sz w:val="21"/>
                 <w:szCs w:val="21"/>
                 <w:color w:val="000000"/>
@@ -1910,24 +1576,13 @@
               </w:pBdr>
               <w:spacing w:after="80" w:before="80" w:line="240"/>
               <w:ind w:left="80" w:right="80" w:firstLine="0" w:firstLineChars="0"/>
-              <w:rPr>
-                <w:rFonts w:ascii="Arial" w:hAnsi="Arial" w:eastAsia="Arial" w:cs="Arial"/>
-                <w:i w:val="false"/>
-                <w:b w:val="false"/>
-                <w:u w:val="none"/>
-                <w:strike w:val="false"/>
-                <w:sz w:val="21"/>
-                <w:szCs w:val="21"/>
-                <w:color w:val="000000"/>
-              </w:rPr>
-            </w:pPr>
-            <w:r>
-              <w:rPr>
-                <w:rFonts w:ascii="Arial" w:hAnsi="Arial" w:eastAsia="Arial" w:cs="Arial"/>
-                <w:i w:val="false"/>
-                <w:b w:val="false"/>
-                <w:u w:val="none"/>
-                <w:strike w:val="false"/>
+            </w:pPr>
+            <w:r>
+              <w:rPr>
+                <w:rFonts w:ascii="Arial" w:hAnsi="DejaVu Sans" w:eastAsia="DejaVu Sans" w:cs="DejaVu Sans"/>
+                <w:i w:val="false"/>
+                <w:b w:val="false"/>
+                <w:u w:val="none"/>
                 <w:sz w:val="21"/>
                 <w:szCs w:val="21"/>
                 <w:color w:val="000000"/>
@@ -1965,24 +1620,13 @@
               </w:pBdr>
               <w:spacing w:after="80" w:before="80" w:line="240"/>
               <w:ind w:left="80" w:right="80" w:firstLine="0" w:firstLineChars="0"/>
-              <w:rPr>
-                <w:rFonts w:ascii="Arial" w:hAnsi="Arial" w:eastAsia="Arial" w:cs="Arial"/>
-                <w:i w:val="false"/>
-                <w:b w:val="false"/>
-                <w:u w:val="none"/>
-                <w:strike w:val="false"/>
-                <w:sz w:val="21"/>
-                <w:szCs w:val="21"/>
-                <w:color w:val="000000"/>
-              </w:rPr>
-            </w:pPr>
-            <w:r>
-              <w:rPr>
-                <w:rFonts w:ascii="Arial" w:hAnsi="Arial" w:eastAsia="Arial" w:cs="Arial"/>
-                <w:i w:val="false"/>
-                <w:b w:val="false"/>
-                <w:u w:val="none"/>
-                <w:strike w:val="false"/>
+            </w:pPr>
+            <w:r>
+              <w:rPr>
+                <w:rFonts w:ascii="Arial" w:hAnsi="DejaVu Sans" w:eastAsia="DejaVu Sans" w:cs="DejaVu Sans"/>
+                <w:i w:val="false"/>
+                <w:b w:val="false"/>
+                <w:u w:val="none"/>
                 <w:sz w:val="21"/>
                 <w:szCs w:val="21"/>
                 <w:color w:val="000000"/>
@@ -2012,7 +1656,6 @@
           <w:i w:val="true"/>
           <w:b w:val="false"/>
           <w:u w:val="none"/>
-          <w:strike w:val="false"/>
           <w:sz w:val="17"/>
           <w:szCs w:val="17"/>
           <w:color w:val="545860"/>
@@ -2039,7 +1682,6 @@
           <w:i w:val="false"/>
           <w:b w:val="true"/>
           <w:u w:val="none"/>
-          <w:strike w:val="false"/>
           <w:sz w:val="26"/>
           <w:szCs w:val="26"/>
           <w:color w:val="215A9E"/>
@@ -2066,7 +1708,6 @@
           <w:i w:val="false"/>
           <w:b w:val="false"/>
           <w:u w:val="none"/>
-          <w:strike w:val="false"/>
           <w:sz w:val="22"/>
           <w:szCs w:val="22"/>
           <w:color w:val="000000"/>
@@ -2093,7 +1734,6 @@
           <w:i w:val="false"/>
           <w:b w:val="false"/>
           <w:u w:val="none"/>
-          <w:strike w:val="false"/>
           <w:sz w:val="22"/>
           <w:szCs w:val="22"/>
           <w:color w:val="000000"/>
@@ -2120,7 +1760,6 @@
           <w:i w:val="false"/>
           <w:b w:val="false"/>
           <w:u w:val="none"/>
-          <w:strike w:val="false"/>
           <w:sz w:val="22"/>
           <w:szCs w:val="22"/>
           <w:color w:val="000000"/>
@@ -2147,7 +1786,6 @@
           <w:i w:val="false"/>
           <w:b w:val="true"/>
           <w:u w:val="none"/>
-          <w:strike w:val="false"/>
           <w:sz w:val="26"/>
           <w:szCs w:val="26"/>
           <w:color w:val="215A9E"/>
@@ -2174,7 +1812,6 @@
           <w:i w:val="false"/>
           <w:b w:val="false"/>
           <w:u w:val="none"/>
-          <w:strike w:val="false"/>
           <w:sz w:val="22"/>
           <w:szCs w:val="22"/>
           <w:color w:val="000000"/>
@@ -2201,7 +1838,6 @@
           <w:i w:val="false"/>
           <w:b w:val="false"/>
           <w:u w:val="none"/>
-          <w:strike w:val="false"/>
           <w:sz w:val="22"/>
           <w:szCs w:val="22"/>
           <w:color w:val="000000"/>
@@ -2228,7 +1864,6 @@
           <w:i w:val="false"/>
           <w:b w:val="false"/>
           <w:u w:val="none"/>
-          <w:strike w:val="false"/>
           <w:sz w:val="22"/>
           <w:szCs w:val="22"/>
           <w:color w:val="B5BEC9"/>
@@ -2255,7 +1890,6 @@
           <w:i w:val="false"/>
           <w:b w:val="false"/>
           <w:u w:val="none"/>
-          <w:strike w:val="false"/>
           <w:sz w:val="22"/>
           <w:szCs w:val="22"/>
           <w:color w:val="B5BEC9"/>
@@ -2288,7 +1922,6 @@
           <w:i w:val="false"/>
           <w:b w:val="false"/>
           <w:u w:val="none"/>
-          <w:strike w:val="false"/>
           <w:sz w:val="18"/>
           <w:szCs w:val="18"/>
           <w:color w:val="545860"/>
@@ -2315,7 +1948,6 @@
           <w:i w:val="false"/>
           <w:b w:val="true"/>
           <w:u w:val="none"/>
-          <w:strike w:val="false"/>
           <w:sz w:val="36"/>
           <w:szCs w:val="36"/>
           <w:color w:val="063360"/>
@@ -2342,7 +1974,6 @@
           <w:i w:val="true"/>
           <w:b w:val="false"/>
           <w:u w:val="none"/>
-          <w:strike w:val="false"/>
           <w:sz w:val="18"/>
           <w:szCs w:val="18"/>
           <w:color w:val="215A9E"/>
@@ -2369,7 +2000,6 @@
           <w:i w:val="false"/>
           <w:b w:val="false"/>
           <w:u w:val="none"/>
-          <w:strike w:val="false"/>
           <w:sz w:val="22"/>
           <w:szCs w:val="22"/>
           <w:color w:val="000000"/>
@@ -2394,6 +2024,7 @@
           <w:trHeight w:val="360" w:hRule="auto"/>
           <w:tblHeader/>
         </w:trPr>
+        header1
         <w:tc>
           <w:tcPr>
             <w:tcBorders>
@@ -2423,24 +2054,13 @@
               </w:pBdr>
               <w:spacing w:after="80" w:before="80" w:line="240"/>
               <w:ind w:left="80" w:right="80" w:firstLine="0" w:firstLineChars="0"/>
-              <w:rPr>
-                <w:rFonts w:ascii="Arial" w:hAnsi="Arial" w:eastAsia="Arial" w:cs="Arial"/>
+            </w:pPr>
+            <w:r>
+              <w:rPr>
+                <w:rFonts w:ascii="Arial" w:hAnsi="DejaVu Sans" w:eastAsia="DejaVu Sans" w:cs="DejaVu Sans"/>
                 <w:i w:val="false"/>
                 <w:b w:val="true"/>
                 <w:u w:val="none"/>
-                <w:strike w:val="false"/>
-                <w:sz w:val="21"/>
-                <w:szCs w:val="21"/>
-                <w:color w:val="063360"/>
-              </w:rPr>
-            </w:pPr>
-            <w:r>
-              <w:rPr>
-                <w:rFonts w:ascii="Arial" w:hAnsi="Arial" w:eastAsia="Arial" w:cs="Arial"/>
-                <w:i w:val="false"/>
-                <w:b w:val="true"/>
-                <w:u w:val="none"/>
-                <w:strike w:val="false"/>
                 <w:sz w:val="21"/>
                 <w:szCs w:val="21"/>
                 <w:color w:val="063360"/>
@@ -2478,24 +2098,13 @@
               </w:pBdr>
               <w:spacing w:after="80" w:before="80" w:line="240"/>
               <w:ind w:left="80" w:right="80" w:firstLine="0" w:firstLineChars="0"/>
-              <w:rPr>
-                <w:rFonts w:ascii="Arial" w:hAnsi="Arial" w:eastAsia="Arial" w:cs="Arial"/>
+            </w:pPr>
+            <w:r>
+              <w:rPr>
+                <w:rFonts w:ascii="Arial" w:hAnsi="DejaVu Sans" w:eastAsia="DejaVu Sans" w:cs="DejaVu Sans"/>
                 <w:i w:val="false"/>
                 <w:b w:val="true"/>
                 <w:u w:val="none"/>
-                <w:strike w:val="false"/>
-                <w:sz w:val="21"/>
-                <w:szCs w:val="21"/>
-                <w:color w:val="063360"/>
-              </w:rPr>
-            </w:pPr>
-            <w:r>
-              <w:rPr>
-                <w:rFonts w:ascii="Arial" w:hAnsi="Arial" w:eastAsia="Arial" w:cs="Arial"/>
-                <w:i w:val="false"/>
-                <w:b w:val="true"/>
-                <w:u w:val="none"/>
-                <w:strike w:val="false"/>
                 <w:sz w:val="21"/>
                 <w:szCs w:val="21"/>
                 <w:color w:val="063360"/>
@@ -2533,24 +2142,13 @@
               </w:pBdr>
               <w:spacing w:after="80" w:before="80" w:line="240"/>
               <w:ind w:left="80" w:right="80" w:firstLine="0" w:firstLineChars="0"/>
-              <w:rPr>
-                <w:rFonts w:ascii="Arial" w:hAnsi="Arial" w:eastAsia="Arial" w:cs="Arial"/>
+            </w:pPr>
+            <w:r>
+              <w:rPr>
+                <w:rFonts w:ascii="Arial" w:hAnsi="DejaVu Sans" w:eastAsia="DejaVu Sans" w:cs="DejaVu Sans"/>
                 <w:i w:val="false"/>
                 <w:b w:val="true"/>
                 <w:u w:val="none"/>
-                <w:strike w:val="false"/>
-                <w:sz w:val="21"/>
-                <w:szCs w:val="21"/>
-                <w:color w:val="063360"/>
-              </w:rPr>
-            </w:pPr>
-            <w:r>
-              <w:rPr>
-                <w:rFonts w:ascii="Arial" w:hAnsi="Arial" w:eastAsia="Arial" w:cs="Arial"/>
-                <w:i w:val="false"/>
-                <w:b w:val="true"/>
-                <w:u w:val="none"/>
-                <w:strike w:val="false"/>
                 <w:sz w:val="21"/>
                 <w:szCs w:val="21"/>
                 <w:color w:val="063360"/>
@@ -2588,24 +2186,13 @@
               </w:pBdr>
               <w:spacing w:after="80" w:before="80" w:line="240"/>
               <w:ind w:left="80" w:right="80" w:firstLine="0" w:firstLineChars="0"/>
-              <w:rPr>
-                <w:rFonts w:ascii="Arial" w:hAnsi="Arial" w:eastAsia="Arial" w:cs="Arial"/>
+            </w:pPr>
+            <w:r>
+              <w:rPr>
+                <w:rFonts w:ascii="Arial" w:hAnsi="DejaVu Sans" w:eastAsia="DejaVu Sans" w:cs="DejaVu Sans"/>
                 <w:i w:val="false"/>
                 <w:b w:val="true"/>
                 <w:u w:val="none"/>
-                <w:strike w:val="false"/>
-                <w:sz w:val="21"/>
-                <w:szCs w:val="21"/>
-                <w:color w:val="063360"/>
-              </w:rPr>
-            </w:pPr>
-            <w:r>
-              <w:rPr>
-                <w:rFonts w:ascii="Arial" w:hAnsi="Arial" w:eastAsia="Arial" w:cs="Arial"/>
-                <w:i w:val="false"/>
-                <w:b w:val="true"/>
-                <w:u w:val="none"/>
-                <w:strike w:val="false"/>
                 <w:sz w:val="21"/>
                 <w:szCs w:val="21"/>
                 <w:color w:val="063360"/>
@@ -2619,6 +2206,7 @@
         <w:trPr>
           <w:trHeight w:val="360" w:hRule="auto"/>
         </w:trPr>
+        body1
         <w:tc>
           <w:tcPr>
             <w:tcBorders>
@@ -2648,24 +2236,13 @@
               </w:pBdr>
               <w:spacing w:after="80" w:before="80" w:line="240"/>
               <w:ind w:left="80" w:right="80" w:firstLine="0" w:firstLineChars="0"/>
-              <w:rPr>
-                <w:rFonts w:ascii="Arial" w:hAnsi="Arial" w:eastAsia="Arial" w:cs="Arial"/>
-                <w:i w:val="false"/>
-                <w:b w:val="false"/>
-                <w:u w:val="none"/>
-                <w:strike w:val="false"/>
-                <w:sz w:val="21"/>
-                <w:szCs w:val="21"/>
-                <w:color w:val="000000"/>
-              </w:rPr>
-            </w:pPr>
-            <w:r>
-              <w:rPr>
-                <w:rFonts w:ascii="Arial" w:hAnsi="Arial" w:eastAsia="Arial" w:cs="Arial"/>
-                <w:i w:val="false"/>
-                <w:b w:val="false"/>
-                <w:u w:val="none"/>
-                <w:strike w:val="false"/>
+            </w:pPr>
+            <w:r>
+              <w:rPr>
+                <w:rFonts w:ascii="Arial" w:hAnsi="DejaVu Sans" w:eastAsia="DejaVu Sans" w:cs="DejaVu Sans"/>
+                <w:i w:val="false"/>
+                <w:b w:val="false"/>
+                <w:u w:val="none"/>
                 <w:sz w:val="21"/>
                 <w:szCs w:val="21"/>
                 <w:color w:val="000000"/>
@@ -2703,24 +2280,13 @@
               </w:pBdr>
               <w:spacing w:after="80" w:before="80" w:line="240"/>
               <w:ind w:left="80" w:right="80" w:firstLine="0" w:firstLineChars="0"/>
-              <w:rPr>
-                <w:rFonts w:ascii="Arial" w:hAnsi="Arial" w:eastAsia="Arial" w:cs="Arial"/>
-                <w:i w:val="false"/>
-                <w:b w:val="false"/>
-                <w:u w:val="none"/>
-                <w:strike w:val="false"/>
-                <w:sz w:val="21"/>
-                <w:szCs w:val="21"/>
-                <w:color w:val="000000"/>
-              </w:rPr>
-            </w:pPr>
-            <w:r>
-              <w:rPr>
-                <w:rFonts w:ascii="Arial" w:hAnsi="Arial" w:eastAsia="Arial" w:cs="Arial"/>
-                <w:i w:val="false"/>
-                <w:b w:val="false"/>
-                <w:u w:val="none"/>
-                <w:strike w:val="false"/>
+            </w:pPr>
+            <w:r>
+              <w:rPr>
+                <w:rFonts w:ascii="Arial" w:hAnsi="DejaVu Sans" w:eastAsia="DejaVu Sans" w:cs="DejaVu Sans"/>
+                <w:i w:val="false"/>
+                <w:b w:val="false"/>
+                <w:u w:val="none"/>
                 <w:sz w:val="21"/>
                 <w:szCs w:val="21"/>
                 <w:color w:val="000000"/>
@@ -2758,24 +2324,13 @@
               </w:pBdr>
               <w:spacing w:after="80" w:before="80" w:line="240"/>
               <w:ind w:left="80" w:right="80" w:firstLine="0" w:firstLineChars="0"/>
-              <w:rPr>
-                <w:rFonts w:ascii="Arial" w:hAnsi="Arial" w:eastAsia="Arial" w:cs="Arial"/>
-                <w:i w:val="false"/>
-                <w:b w:val="false"/>
-                <w:u w:val="none"/>
-                <w:strike w:val="false"/>
-                <w:sz w:val="21"/>
-                <w:szCs w:val="21"/>
-                <w:color w:val="000000"/>
-              </w:rPr>
-            </w:pPr>
-            <w:r>
-              <w:rPr>
-                <w:rFonts w:ascii="Arial" w:hAnsi="Arial" w:eastAsia="Arial" w:cs="Arial"/>
-                <w:i w:val="false"/>
-                <w:b w:val="false"/>
-                <w:u w:val="none"/>
-                <w:strike w:val="false"/>
+            </w:pPr>
+            <w:r>
+              <w:rPr>
+                <w:rFonts w:ascii="Arial" w:hAnsi="DejaVu Sans" w:eastAsia="DejaVu Sans" w:cs="DejaVu Sans"/>
+                <w:i w:val="false"/>
+                <w:b w:val="false"/>
+                <w:u w:val="none"/>
                 <w:sz w:val="21"/>
                 <w:szCs w:val="21"/>
                 <w:color w:val="000000"/>
@@ -2813,24 +2368,13 @@
               </w:pBdr>
               <w:spacing w:after="80" w:before="80" w:line="240"/>
               <w:ind w:left="80" w:right="80" w:firstLine="0" w:firstLineChars="0"/>
-              <w:rPr>
-                <w:rFonts w:ascii="Arial" w:hAnsi="Arial" w:eastAsia="Arial" w:cs="Arial"/>
-                <w:i w:val="false"/>
-                <w:b w:val="false"/>
-                <w:u w:val="none"/>
-                <w:strike w:val="false"/>
-                <w:sz w:val="21"/>
-                <w:szCs w:val="21"/>
-                <w:color w:val="000000"/>
-              </w:rPr>
-            </w:pPr>
-            <w:r>
-              <w:rPr>
-                <w:rFonts w:ascii="Arial" w:hAnsi="Arial" w:eastAsia="Arial" w:cs="Arial"/>
-                <w:i w:val="false"/>
-                <w:b w:val="false"/>
-                <w:u w:val="none"/>
-                <w:strike w:val="false"/>
+            </w:pPr>
+            <w:r>
+              <w:rPr>
+                <w:rFonts w:ascii="Arial" w:hAnsi="DejaVu Sans" w:eastAsia="DejaVu Sans" w:cs="DejaVu Sans"/>
+                <w:i w:val="false"/>
+                <w:b w:val="false"/>
+                <w:u w:val="none"/>
                 <w:sz w:val="21"/>
                 <w:szCs w:val="21"/>
                 <w:color w:val="000000"/>
@@ -2844,6 +2388,7 @@
         <w:trPr>
           <w:trHeight w:val="360" w:hRule="auto"/>
         </w:trPr>
+        body2
         <w:tc>
           <w:tcPr>
             <w:tcBorders>
@@ -2873,24 +2418,13 @@
               </w:pBdr>
               <w:spacing w:after="80" w:before="80" w:line="240"/>
               <w:ind w:left="80" w:right="80" w:firstLine="0" w:firstLineChars="0"/>
-              <w:rPr>
-                <w:rFonts w:ascii="Arial" w:hAnsi="Arial" w:eastAsia="Arial" w:cs="Arial"/>
-                <w:i w:val="false"/>
-                <w:b w:val="false"/>
-                <w:u w:val="none"/>
-                <w:strike w:val="false"/>
-                <w:sz w:val="21"/>
-                <w:szCs w:val="21"/>
-                <w:color w:val="000000"/>
-              </w:rPr>
-            </w:pPr>
-            <w:r>
-              <w:rPr>
-                <w:rFonts w:ascii="Arial" w:hAnsi="Arial" w:eastAsia="Arial" w:cs="Arial"/>
-                <w:i w:val="false"/>
-                <w:b w:val="false"/>
-                <w:u w:val="none"/>
-                <w:strike w:val="false"/>
+            </w:pPr>
+            <w:r>
+              <w:rPr>
+                <w:rFonts w:ascii="Arial" w:hAnsi="DejaVu Sans" w:eastAsia="DejaVu Sans" w:cs="DejaVu Sans"/>
+                <w:i w:val="false"/>
+                <w:b w:val="false"/>
+                <w:u w:val="none"/>
                 <w:sz w:val="21"/>
                 <w:szCs w:val="21"/>
                 <w:color w:val="000000"/>
@@ -2928,24 +2462,13 @@
               </w:pBdr>
               <w:spacing w:after="80" w:before="80" w:line="240"/>
               <w:ind w:left="80" w:right="80" w:firstLine="0" w:firstLineChars="0"/>
-              <w:rPr>
-                <w:rFonts w:ascii="Arial" w:hAnsi="Arial" w:eastAsia="Arial" w:cs="Arial"/>
-                <w:i w:val="false"/>
-                <w:b w:val="false"/>
-                <w:u w:val="none"/>
-                <w:strike w:val="false"/>
-                <w:sz w:val="21"/>
-                <w:szCs w:val="21"/>
-                <w:color w:val="000000"/>
-              </w:rPr>
-            </w:pPr>
-            <w:r>
-              <w:rPr>
-                <w:rFonts w:ascii="Arial" w:hAnsi="Arial" w:eastAsia="Arial" w:cs="Arial"/>
-                <w:i w:val="false"/>
-                <w:b w:val="false"/>
-                <w:u w:val="none"/>
-                <w:strike w:val="false"/>
+            </w:pPr>
+            <w:r>
+              <w:rPr>
+                <w:rFonts w:ascii="Arial" w:hAnsi="DejaVu Sans" w:eastAsia="DejaVu Sans" w:cs="DejaVu Sans"/>
+                <w:i w:val="false"/>
+                <w:b w:val="false"/>
+                <w:u w:val="none"/>
                 <w:sz w:val="21"/>
                 <w:szCs w:val="21"/>
                 <w:color w:val="000000"/>
@@ -2983,24 +2506,13 @@
               </w:pBdr>
               <w:spacing w:after="80" w:before="80" w:line="240"/>
               <w:ind w:left="80" w:right="80" w:firstLine="0" w:firstLineChars="0"/>
-              <w:rPr>
-                <w:rFonts w:ascii="Arial" w:hAnsi="Arial" w:eastAsia="Arial" w:cs="Arial"/>
-                <w:i w:val="false"/>
-                <w:b w:val="false"/>
-                <w:u w:val="none"/>
-                <w:strike w:val="false"/>
-                <w:sz w:val="21"/>
-                <w:szCs w:val="21"/>
-                <w:color w:val="000000"/>
-              </w:rPr>
-            </w:pPr>
-            <w:r>
-              <w:rPr>
-                <w:rFonts w:ascii="Arial" w:hAnsi="Arial" w:eastAsia="Arial" w:cs="Arial"/>
-                <w:i w:val="false"/>
-                <w:b w:val="false"/>
-                <w:u w:val="none"/>
-                <w:strike w:val="false"/>
+            </w:pPr>
+            <w:r>
+              <w:rPr>
+                <w:rFonts w:ascii="Arial" w:hAnsi="DejaVu Sans" w:eastAsia="DejaVu Sans" w:cs="DejaVu Sans"/>
+                <w:i w:val="false"/>
+                <w:b w:val="false"/>
+                <w:u w:val="none"/>
                 <w:sz w:val="21"/>
                 <w:szCs w:val="21"/>
                 <w:color w:val="000000"/>
@@ -3038,24 +2550,13 @@
               </w:pBdr>
               <w:spacing w:after="80" w:before="80" w:line="240"/>
               <w:ind w:left="80" w:right="80" w:firstLine="0" w:firstLineChars="0"/>
-              <w:rPr>
-                <w:rFonts w:ascii="Arial" w:hAnsi="Arial" w:eastAsia="Arial" w:cs="Arial"/>
-                <w:i w:val="false"/>
-                <w:b w:val="false"/>
-                <w:u w:val="none"/>
-                <w:strike w:val="false"/>
-                <w:sz w:val="21"/>
-                <w:szCs w:val="21"/>
-                <w:color w:val="000000"/>
-              </w:rPr>
-            </w:pPr>
-            <w:r>
-              <w:rPr>
-                <w:rFonts w:ascii="Arial" w:hAnsi="Arial" w:eastAsia="Arial" w:cs="Arial"/>
-                <w:i w:val="false"/>
-                <w:b w:val="false"/>
-                <w:u w:val="none"/>
-                <w:strike w:val="false"/>
+            </w:pPr>
+            <w:r>
+              <w:rPr>
+                <w:rFonts w:ascii="Arial" w:hAnsi="DejaVu Sans" w:eastAsia="DejaVu Sans" w:cs="DejaVu Sans"/>
+                <w:i w:val="false"/>
+                <w:b w:val="false"/>
+                <w:u w:val="none"/>
                 <w:sz w:val="21"/>
                 <w:szCs w:val="21"/>
                 <w:color w:val="000000"/>
@@ -3069,6 +2570,7 @@
         <w:trPr>
           <w:trHeight w:val="360" w:hRule="auto"/>
         </w:trPr>
+        body3
         <w:tc>
           <w:tcPr>
             <w:tcBorders>
@@ -3098,24 +2600,13 @@
               </w:pBdr>
               <w:spacing w:after="80" w:before="80" w:line="240"/>
               <w:ind w:left="80" w:right="80" w:firstLine="0" w:firstLineChars="0"/>
-              <w:rPr>
-                <w:rFonts w:ascii="Arial" w:hAnsi="Arial" w:eastAsia="Arial" w:cs="Arial"/>
-                <w:i w:val="false"/>
-                <w:b w:val="false"/>
-                <w:u w:val="none"/>
-                <w:strike w:val="false"/>
-                <w:sz w:val="21"/>
-                <w:szCs w:val="21"/>
-                <w:color w:val="000000"/>
-              </w:rPr>
-            </w:pPr>
-            <w:r>
-              <w:rPr>
-                <w:rFonts w:ascii="Arial" w:hAnsi="Arial" w:eastAsia="Arial" w:cs="Arial"/>
-                <w:i w:val="false"/>
-                <w:b w:val="false"/>
-                <w:u w:val="none"/>
-                <w:strike w:val="false"/>
+            </w:pPr>
+            <w:r>
+              <w:rPr>
+                <w:rFonts w:ascii="Arial" w:hAnsi="DejaVu Sans" w:eastAsia="DejaVu Sans" w:cs="DejaVu Sans"/>
+                <w:i w:val="false"/>
+                <w:b w:val="false"/>
+                <w:u w:val="none"/>
                 <w:sz w:val="21"/>
                 <w:szCs w:val="21"/>
                 <w:color w:val="000000"/>
@@ -3153,24 +2644,13 @@
               </w:pBdr>
               <w:spacing w:after="80" w:before="80" w:line="240"/>
               <w:ind w:left="80" w:right="80" w:firstLine="0" w:firstLineChars="0"/>
-              <w:rPr>
-                <w:rFonts w:ascii="Arial" w:hAnsi="Arial" w:eastAsia="Arial" w:cs="Arial"/>
-                <w:i w:val="false"/>
-                <w:b w:val="false"/>
-                <w:u w:val="none"/>
-                <w:strike w:val="false"/>
-                <w:sz w:val="21"/>
-                <w:szCs w:val="21"/>
-                <w:color w:val="000000"/>
-              </w:rPr>
-            </w:pPr>
-            <w:r>
-              <w:rPr>
-                <w:rFonts w:ascii="Arial" w:hAnsi="Arial" w:eastAsia="Arial" w:cs="Arial"/>
-                <w:i w:val="false"/>
-                <w:b w:val="false"/>
-                <w:u w:val="none"/>
-                <w:strike w:val="false"/>
+            </w:pPr>
+            <w:r>
+              <w:rPr>
+                <w:rFonts w:ascii="Arial" w:hAnsi="DejaVu Sans" w:eastAsia="DejaVu Sans" w:cs="DejaVu Sans"/>
+                <w:i w:val="false"/>
+                <w:b w:val="false"/>
+                <w:u w:val="none"/>
                 <w:sz w:val="21"/>
                 <w:szCs w:val="21"/>
                 <w:color w:val="000000"/>
@@ -3208,24 +2688,13 @@
               </w:pBdr>
               <w:spacing w:after="80" w:before="80" w:line="240"/>
               <w:ind w:left="80" w:right="80" w:firstLine="0" w:firstLineChars="0"/>
-              <w:rPr>
-                <w:rFonts w:ascii="Arial" w:hAnsi="Arial" w:eastAsia="Arial" w:cs="Arial"/>
-                <w:i w:val="false"/>
-                <w:b w:val="false"/>
-                <w:u w:val="none"/>
-                <w:strike w:val="false"/>
-                <w:sz w:val="21"/>
-                <w:szCs w:val="21"/>
-                <w:color w:val="000000"/>
-              </w:rPr>
-            </w:pPr>
-            <w:r>
-              <w:rPr>
-                <w:rFonts w:ascii="Arial" w:hAnsi="Arial" w:eastAsia="Arial" w:cs="Arial"/>
-                <w:i w:val="false"/>
-                <w:b w:val="false"/>
-                <w:u w:val="none"/>
-                <w:strike w:val="false"/>
+            </w:pPr>
+            <w:r>
+              <w:rPr>
+                <w:rFonts w:ascii="Arial" w:hAnsi="DejaVu Sans" w:eastAsia="DejaVu Sans" w:cs="DejaVu Sans"/>
+                <w:i w:val="false"/>
+                <w:b w:val="false"/>
+                <w:u w:val="none"/>
                 <w:sz w:val="21"/>
                 <w:szCs w:val="21"/>
                 <w:color w:val="000000"/>
@@ -3263,24 +2732,13 @@
               </w:pBdr>
               <w:spacing w:after="80" w:before="80" w:line="240"/>
               <w:ind w:left="80" w:right="80" w:firstLine="0" w:firstLineChars="0"/>
-              <w:rPr>
-                <w:rFonts w:ascii="Arial" w:hAnsi="Arial" w:eastAsia="Arial" w:cs="Arial"/>
-                <w:i w:val="false"/>
-                <w:b w:val="false"/>
-                <w:u w:val="none"/>
-                <w:strike w:val="false"/>
-                <w:sz w:val="21"/>
-                <w:szCs w:val="21"/>
-                <w:color w:val="000000"/>
-              </w:rPr>
-            </w:pPr>
-            <w:r>
-              <w:rPr>
-                <w:rFonts w:ascii="Arial" w:hAnsi="Arial" w:eastAsia="Arial" w:cs="Arial"/>
-                <w:i w:val="false"/>
-                <w:b w:val="false"/>
-                <w:u w:val="none"/>
-                <w:strike w:val="false"/>
+            </w:pPr>
+            <w:r>
+              <w:rPr>
+                <w:rFonts w:ascii="Arial" w:hAnsi="DejaVu Sans" w:eastAsia="DejaVu Sans" w:cs="DejaVu Sans"/>
+                <w:i w:val="false"/>
+                <w:b w:val="false"/>
+                <w:u w:val="none"/>
                 <w:sz w:val="21"/>
                 <w:szCs w:val="21"/>
                 <w:color w:val="000000"/>
@@ -3310,7 +2768,6 @@
           <w:i w:val="true"/>
           <w:b w:val="false"/>
           <w:u w:val="none"/>
-          <w:strike w:val="false"/>
           <w:sz w:val="17"/>
           <w:szCs w:val="17"/>
           <w:color w:val="545860"/>
@@ -3337,7 +2794,6 @@
           <w:i w:val="false"/>
           <w:b w:val="false"/>
           <w:u w:val="none"/>
-          <w:strike w:val="false"/>
           <w:sz w:val="22"/>
           <w:szCs w:val="22"/>
           <w:color w:val="000000"/>
@@ -3364,7 +2820,6 @@
           <w:i w:val="false"/>
           <w:b w:val="false"/>
           <w:u w:val="none"/>
-          <w:strike w:val="false"/>
           <w:sz w:val="22"/>
           <w:szCs w:val="22"/>
           <w:color w:val="000000"/>
@@ -3391,7 +2846,6 @@
           <w:i w:val="false"/>
           <w:b w:val="false"/>
           <w:u w:val="none"/>
-          <w:strike w:val="false"/>
           <w:sz w:val="22"/>
           <w:szCs w:val="22"/>
           <w:color w:val="000000"/>
@@ -3418,7 +2872,6 @@
           <w:i w:val="false"/>
           <w:b w:val="false"/>
           <w:u w:val="none"/>
-          <w:strike w:val="false"/>
           <w:sz w:val="22"/>
           <w:szCs w:val="22"/>
           <w:color w:val="B5BEC9"/>
@@ -3445,7 +2898,6 @@
           <w:i w:val="false"/>
           <w:b w:val="false"/>
           <w:u w:val="none"/>
-          <w:strike w:val="false"/>
           <w:sz w:val="22"/>
           <w:szCs w:val="22"/>
           <w:color w:val="B5BEC9"/>
@@ -3472,7 +2924,6 @@
           <w:i w:val="false"/>
           <w:b w:val="true"/>
           <w:u w:val="none"/>
-          <w:strike w:val="false"/>
           <w:sz w:val="26"/>
           <w:szCs w:val="26"/>
           <w:color w:val="215A9E"/>
@@ -3499,7 +2950,6 @@
           <w:i w:val="false"/>
           <w:b w:val="false"/>
           <w:u w:val="none"/>
-          <w:strike w:val="false"/>
           <w:sz w:val="22"/>
           <w:szCs w:val="22"/>
           <w:color w:val="000000"/>
@@ -3525,6 +2975,7 @@
           <w:trHeight w:val="360" w:hRule="auto"/>
           <w:tblHeader/>
         </w:trPr>
+        header1
         <w:tc>
           <w:tcPr>
             <w:tcBorders>
@@ -3554,24 +3005,13 @@
               </w:pBdr>
               <w:spacing w:after="80" w:before="80" w:line="240"/>
               <w:ind w:left="80" w:right="80" w:firstLine="0" w:firstLineChars="0"/>
-              <w:rPr>
-                <w:rFonts w:ascii="Arial" w:hAnsi="Arial" w:eastAsia="Arial" w:cs="Arial"/>
+            </w:pPr>
+            <w:r>
+              <w:rPr>
+                <w:rFonts w:ascii="Arial" w:hAnsi="DejaVu Sans" w:eastAsia="DejaVu Sans" w:cs="DejaVu Sans"/>
                 <w:i w:val="false"/>
                 <w:b w:val="true"/>
                 <w:u w:val="none"/>
-                <w:strike w:val="false"/>
-                <w:sz w:val="21"/>
-                <w:szCs w:val="21"/>
-                <w:color w:val="063360"/>
-              </w:rPr>
-            </w:pPr>
-            <w:r>
-              <w:rPr>
-                <w:rFonts w:ascii="Arial" w:hAnsi="Arial" w:eastAsia="Arial" w:cs="Arial"/>
-                <w:i w:val="false"/>
-                <w:b w:val="true"/>
-                <w:u w:val="none"/>
-                <w:strike w:val="false"/>
                 <w:sz w:val="21"/>
                 <w:szCs w:val="21"/>
                 <w:color w:val="063360"/>
@@ -3609,24 +3049,13 @@
               </w:pBdr>
               <w:spacing w:after="80" w:before="80" w:line="240"/>
               <w:ind w:left="80" w:right="80" w:firstLine="0" w:firstLineChars="0"/>
-              <w:rPr>
-                <w:rFonts w:ascii="Arial" w:hAnsi="Arial" w:eastAsia="Arial" w:cs="Arial"/>
+            </w:pPr>
+            <w:r>
+              <w:rPr>
+                <w:rFonts w:ascii="Arial" w:hAnsi="DejaVu Sans" w:eastAsia="DejaVu Sans" w:cs="DejaVu Sans"/>
                 <w:i w:val="false"/>
                 <w:b w:val="true"/>
                 <w:u w:val="none"/>
-                <w:strike w:val="false"/>
-                <w:sz w:val="21"/>
-                <w:szCs w:val="21"/>
-                <w:color w:val="063360"/>
-              </w:rPr>
-            </w:pPr>
-            <w:r>
-              <w:rPr>
-                <w:rFonts w:ascii="Arial" w:hAnsi="Arial" w:eastAsia="Arial" w:cs="Arial"/>
-                <w:i w:val="false"/>
-                <w:b w:val="true"/>
-                <w:u w:val="none"/>
-                <w:strike w:val="false"/>
                 <w:sz w:val="21"/>
                 <w:szCs w:val="21"/>
                 <w:color w:val="063360"/>
@@ -3664,24 +3093,13 @@
               </w:pBdr>
               <w:spacing w:after="80" w:before="80" w:line="240"/>
               <w:ind w:left="80" w:right="80" w:firstLine="0" w:firstLineChars="0"/>
-              <w:rPr>
-                <w:rFonts w:ascii="Arial" w:hAnsi="Arial" w:eastAsia="Arial" w:cs="Arial"/>
+            </w:pPr>
+            <w:r>
+              <w:rPr>
+                <w:rFonts w:ascii="Arial" w:hAnsi="DejaVu Sans" w:eastAsia="DejaVu Sans" w:cs="DejaVu Sans"/>
                 <w:i w:val="false"/>
                 <w:b w:val="true"/>
                 <w:u w:val="none"/>
-                <w:strike w:val="false"/>
-                <w:sz w:val="21"/>
-                <w:szCs w:val="21"/>
-                <w:color w:val="063360"/>
-              </w:rPr>
-            </w:pPr>
-            <w:r>
-              <w:rPr>
-                <w:rFonts w:ascii="Arial" w:hAnsi="Arial" w:eastAsia="Arial" w:cs="Arial"/>
-                <w:i w:val="false"/>
-                <w:b w:val="true"/>
-                <w:u w:val="none"/>
-                <w:strike w:val="false"/>
                 <w:sz w:val="21"/>
                 <w:szCs w:val="21"/>
                 <w:color w:val="063360"/>
@@ -3719,24 +3137,13 @@
               </w:pBdr>
               <w:spacing w:after="80" w:before="80" w:line="240"/>
               <w:ind w:left="80" w:right="80" w:firstLine="0" w:firstLineChars="0"/>
-              <w:rPr>
-                <w:rFonts w:ascii="Arial" w:hAnsi="Arial" w:eastAsia="Arial" w:cs="Arial"/>
+            </w:pPr>
+            <w:r>
+              <w:rPr>
+                <w:rFonts w:ascii="Arial" w:hAnsi="DejaVu Sans" w:eastAsia="DejaVu Sans" w:cs="DejaVu Sans"/>
                 <w:i w:val="false"/>
                 <w:b w:val="true"/>
                 <w:u w:val="none"/>
-                <w:strike w:val="false"/>
-                <w:sz w:val="21"/>
-                <w:szCs w:val="21"/>
-                <w:color w:val="063360"/>
-              </w:rPr>
-            </w:pPr>
-            <w:r>
-              <w:rPr>
-                <w:rFonts w:ascii="Arial" w:hAnsi="Arial" w:eastAsia="Arial" w:cs="Arial"/>
-                <w:i w:val="false"/>
-                <w:b w:val="true"/>
-                <w:u w:val="none"/>
-                <w:strike w:val="false"/>
                 <w:sz w:val="21"/>
                 <w:szCs w:val="21"/>
                 <w:color w:val="063360"/>
@@ -3774,24 +3181,13 @@
               </w:pBdr>
               <w:spacing w:after="80" w:before="80" w:line="240"/>
               <w:ind w:left="80" w:right="80" w:firstLine="0" w:firstLineChars="0"/>
-              <w:rPr>
-                <w:rFonts w:ascii="Arial" w:hAnsi="Arial" w:eastAsia="Arial" w:cs="Arial"/>
+            </w:pPr>
+            <w:r>
+              <w:rPr>
+                <w:rFonts w:ascii="Arial" w:hAnsi="DejaVu Sans" w:eastAsia="DejaVu Sans" w:cs="DejaVu Sans"/>
                 <w:i w:val="false"/>
                 <w:b w:val="true"/>
                 <w:u w:val="none"/>
-                <w:strike w:val="false"/>
-                <w:sz w:val="21"/>
-                <w:szCs w:val="21"/>
-                <w:color w:val="063360"/>
-              </w:rPr>
-            </w:pPr>
-            <w:r>
-              <w:rPr>
-                <w:rFonts w:ascii="Arial" w:hAnsi="Arial" w:eastAsia="Arial" w:cs="Arial"/>
-                <w:i w:val="false"/>
-                <w:b w:val="true"/>
-                <w:u w:val="none"/>
-                <w:strike w:val="false"/>
                 <w:sz w:val="21"/>
                 <w:szCs w:val="21"/>
                 <w:color w:val="063360"/>
@@ -3805,6 +3201,7 @@
         <w:trPr>
           <w:trHeight w:val="360" w:hRule="auto"/>
         </w:trPr>
+        body1
         <w:tc>
           <w:tcPr>
             <w:tcBorders>
@@ -3834,24 +3231,13 @@
               </w:pBdr>
               <w:spacing w:after="80" w:before="80" w:line="240"/>
               <w:ind w:left="80" w:right="80" w:firstLine="0" w:firstLineChars="0"/>
-              <w:rPr>
-                <w:rFonts w:ascii="Arial" w:hAnsi="Arial" w:eastAsia="Arial" w:cs="Arial"/>
-                <w:i w:val="false"/>
-                <w:b w:val="false"/>
-                <w:u w:val="none"/>
-                <w:strike w:val="false"/>
-                <w:sz w:val="21"/>
-                <w:szCs w:val="21"/>
-                <w:color w:val="000000"/>
-              </w:rPr>
-            </w:pPr>
-            <w:r>
-              <w:rPr>
-                <w:rFonts w:ascii="Arial" w:hAnsi="Arial" w:eastAsia="Arial" w:cs="Arial"/>
-                <w:i w:val="false"/>
-                <w:b w:val="false"/>
-                <w:u w:val="none"/>
-                <w:strike w:val="false"/>
+            </w:pPr>
+            <w:r>
+              <w:rPr>
+                <w:rFonts w:ascii="Arial" w:hAnsi="DejaVu Sans" w:eastAsia="DejaVu Sans" w:cs="DejaVu Sans"/>
+                <w:i w:val="false"/>
+                <w:b w:val="false"/>
+                <w:u w:val="none"/>
                 <w:sz w:val="21"/>
                 <w:szCs w:val="21"/>
                 <w:color w:val="000000"/>
@@ -3889,24 +3275,13 @@
               </w:pBdr>
               <w:spacing w:after="80" w:before="80" w:line="240"/>
               <w:ind w:left="80" w:right="80" w:firstLine="0" w:firstLineChars="0"/>
-              <w:rPr>
-                <w:rFonts w:ascii="Arial" w:hAnsi="Arial" w:eastAsia="Arial" w:cs="Arial"/>
-                <w:i w:val="false"/>
-                <w:b w:val="false"/>
-                <w:u w:val="none"/>
-                <w:strike w:val="false"/>
-                <w:sz w:val="21"/>
-                <w:szCs w:val="21"/>
-                <w:color w:val="000000"/>
-              </w:rPr>
-            </w:pPr>
-            <w:r>
-              <w:rPr>
-                <w:rFonts w:ascii="Arial" w:hAnsi="Arial" w:eastAsia="Arial" w:cs="Arial"/>
-                <w:i w:val="false"/>
-                <w:b w:val="false"/>
-                <w:u w:val="none"/>
-                <w:strike w:val="false"/>
+            </w:pPr>
+            <w:r>
+              <w:rPr>
+                <w:rFonts w:ascii="Arial" w:hAnsi="DejaVu Sans" w:eastAsia="DejaVu Sans" w:cs="DejaVu Sans"/>
+                <w:i w:val="false"/>
+                <w:b w:val="false"/>
+                <w:u w:val="none"/>
                 <w:sz w:val="21"/>
                 <w:szCs w:val="21"/>
                 <w:color w:val="000000"/>
@@ -3944,24 +3319,13 @@
               </w:pBdr>
               <w:spacing w:after="80" w:before="80" w:line="240"/>
               <w:ind w:left="80" w:right="80" w:firstLine="0" w:firstLineChars="0"/>
-              <w:rPr>
-                <w:rFonts w:ascii="Arial" w:hAnsi="Arial" w:eastAsia="Arial" w:cs="Arial"/>
-                <w:i w:val="false"/>
-                <w:b w:val="false"/>
-                <w:u w:val="none"/>
-                <w:strike w:val="false"/>
-                <w:sz w:val="21"/>
-                <w:szCs w:val="21"/>
-                <w:color w:val="000000"/>
-              </w:rPr>
-            </w:pPr>
-            <w:r>
-              <w:rPr>
-                <w:rFonts w:ascii="Arial" w:hAnsi="Arial" w:eastAsia="Arial" w:cs="Arial"/>
-                <w:i w:val="false"/>
-                <w:b w:val="false"/>
-                <w:u w:val="none"/>
-                <w:strike w:val="false"/>
+            </w:pPr>
+            <w:r>
+              <w:rPr>
+                <w:rFonts w:ascii="Arial" w:hAnsi="DejaVu Sans" w:eastAsia="DejaVu Sans" w:cs="DejaVu Sans"/>
+                <w:i w:val="false"/>
+                <w:b w:val="false"/>
+                <w:u w:val="none"/>
                 <w:sz w:val="21"/>
                 <w:szCs w:val="21"/>
                 <w:color w:val="000000"/>
@@ -3999,24 +3363,13 @@
               </w:pBdr>
               <w:spacing w:after="80" w:before="80" w:line="240"/>
               <w:ind w:left="80" w:right="80" w:firstLine="0" w:firstLineChars="0"/>
-              <w:rPr>
-                <w:rFonts w:ascii="Arial" w:hAnsi="Arial" w:eastAsia="Arial" w:cs="Arial"/>
-                <w:i w:val="false"/>
-                <w:b w:val="false"/>
-                <w:u w:val="none"/>
-                <w:strike w:val="false"/>
-                <w:sz w:val="21"/>
-                <w:szCs w:val="21"/>
-                <w:color w:val="000000"/>
-              </w:rPr>
-            </w:pPr>
-            <w:r>
-              <w:rPr>
-                <w:rFonts w:ascii="Arial" w:hAnsi="Arial" w:eastAsia="Arial" w:cs="Arial"/>
-                <w:i w:val="false"/>
-                <w:b w:val="false"/>
-                <w:u w:val="none"/>
-                <w:strike w:val="false"/>
+            </w:pPr>
+            <w:r>
+              <w:rPr>
+                <w:rFonts w:ascii="Arial" w:hAnsi="DejaVu Sans" w:eastAsia="DejaVu Sans" w:cs="DejaVu Sans"/>
+                <w:i w:val="false"/>
+                <w:b w:val="false"/>
+                <w:u w:val="none"/>
                 <w:sz w:val="21"/>
                 <w:szCs w:val="21"/>
                 <w:color w:val="000000"/>
@@ -4054,24 +3407,13 @@
               </w:pBdr>
               <w:spacing w:after="80" w:before="80" w:line="240"/>
               <w:ind w:left="80" w:right="80" w:firstLine="0" w:firstLineChars="0"/>
-              <w:rPr>
-                <w:rFonts w:ascii="Arial" w:hAnsi="Arial" w:eastAsia="Arial" w:cs="Arial"/>
-                <w:i w:val="false"/>
-                <w:b w:val="false"/>
-                <w:u w:val="none"/>
-                <w:strike w:val="false"/>
-                <w:sz w:val="21"/>
-                <w:szCs w:val="21"/>
-                <w:color w:val="000000"/>
-              </w:rPr>
-            </w:pPr>
-            <w:r>
-              <w:rPr>
-                <w:rFonts w:ascii="Arial" w:hAnsi="Arial" w:eastAsia="Arial" w:cs="Arial"/>
-                <w:i w:val="false"/>
-                <w:b w:val="false"/>
-                <w:u w:val="none"/>
-                <w:strike w:val="false"/>
+            </w:pPr>
+            <w:r>
+              <w:rPr>
+                <w:rFonts w:ascii="Arial" w:hAnsi="DejaVu Sans" w:eastAsia="DejaVu Sans" w:cs="DejaVu Sans"/>
+                <w:i w:val="false"/>
+                <w:b w:val="false"/>
+                <w:u w:val="none"/>
                 <w:sz w:val="21"/>
                 <w:szCs w:val="21"/>
                 <w:color w:val="000000"/>
@@ -4085,6 +3427,7 @@
         <w:trPr>
           <w:trHeight w:val="360" w:hRule="auto"/>
         </w:trPr>
+        body2
         <w:tc>
           <w:tcPr>
             <w:tcBorders>
@@ -4114,24 +3457,13 @@
               </w:pBdr>
               <w:spacing w:after="80" w:before="80" w:line="240"/>
               <w:ind w:left="80" w:right="80" w:firstLine="0" w:firstLineChars="0"/>
-              <w:rPr>
-                <w:rFonts w:ascii="Arial" w:hAnsi="Arial" w:eastAsia="Arial" w:cs="Arial"/>
-                <w:i w:val="false"/>
-                <w:b w:val="false"/>
-                <w:u w:val="none"/>
-                <w:strike w:val="false"/>
-                <w:sz w:val="21"/>
-                <w:szCs w:val="21"/>
-                <w:color w:val="000000"/>
-              </w:rPr>
-            </w:pPr>
-            <w:r>
-              <w:rPr>
-                <w:rFonts w:ascii="Arial" w:hAnsi="Arial" w:eastAsia="Arial" w:cs="Arial"/>
-                <w:i w:val="false"/>
-                <w:b w:val="false"/>
-                <w:u w:val="none"/>
-                <w:strike w:val="false"/>
+            </w:pPr>
+            <w:r>
+              <w:rPr>
+                <w:rFonts w:ascii="Arial" w:hAnsi="DejaVu Sans" w:eastAsia="DejaVu Sans" w:cs="DejaVu Sans"/>
+                <w:i w:val="false"/>
+                <w:b w:val="false"/>
+                <w:u w:val="none"/>
                 <w:sz w:val="21"/>
                 <w:szCs w:val="21"/>
                 <w:color w:val="000000"/>
@@ -4169,24 +3501,13 @@
               </w:pBdr>
               <w:spacing w:after="80" w:before="80" w:line="240"/>
               <w:ind w:left="80" w:right="80" w:firstLine="0" w:firstLineChars="0"/>
-              <w:rPr>
-                <w:rFonts w:ascii="Arial" w:hAnsi="Arial" w:eastAsia="Arial" w:cs="Arial"/>
-                <w:i w:val="false"/>
-                <w:b w:val="false"/>
-                <w:u w:val="none"/>
-                <w:strike w:val="false"/>
-                <w:sz w:val="21"/>
-                <w:szCs w:val="21"/>
-                <w:color w:val="000000"/>
-              </w:rPr>
-            </w:pPr>
-            <w:r>
-              <w:rPr>
-                <w:rFonts w:ascii="Arial" w:hAnsi="Arial" w:eastAsia="Arial" w:cs="Arial"/>
-                <w:i w:val="false"/>
-                <w:b w:val="false"/>
-                <w:u w:val="none"/>
-                <w:strike w:val="false"/>
+            </w:pPr>
+            <w:r>
+              <w:rPr>
+                <w:rFonts w:ascii="Arial" w:hAnsi="DejaVu Sans" w:eastAsia="DejaVu Sans" w:cs="DejaVu Sans"/>
+                <w:i w:val="false"/>
+                <w:b w:val="false"/>
+                <w:u w:val="none"/>
                 <w:sz w:val="21"/>
                 <w:szCs w:val="21"/>
                 <w:color w:val="000000"/>
@@ -4224,24 +3545,13 @@
               </w:pBdr>
               <w:spacing w:after="80" w:before="80" w:line="240"/>
               <w:ind w:left="80" w:right="80" w:firstLine="0" w:firstLineChars="0"/>
-              <w:rPr>
-                <w:rFonts w:ascii="Arial" w:hAnsi="Arial" w:eastAsia="Arial" w:cs="Arial"/>
-                <w:i w:val="false"/>
-                <w:b w:val="false"/>
-                <w:u w:val="none"/>
-                <w:strike w:val="false"/>
-                <w:sz w:val="21"/>
-                <w:szCs w:val="21"/>
-                <w:color w:val="000000"/>
-              </w:rPr>
-            </w:pPr>
-            <w:r>
-              <w:rPr>
-                <w:rFonts w:ascii="Arial" w:hAnsi="Arial" w:eastAsia="Arial" w:cs="Arial"/>
-                <w:i w:val="false"/>
-                <w:b w:val="false"/>
-                <w:u w:val="none"/>
-                <w:strike w:val="false"/>
+            </w:pPr>
+            <w:r>
+              <w:rPr>
+                <w:rFonts w:ascii="Arial" w:hAnsi="DejaVu Sans" w:eastAsia="DejaVu Sans" w:cs="DejaVu Sans"/>
+                <w:i w:val="false"/>
+                <w:b w:val="false"/>
+                <w:u w:val="none"/>
                 <w:sz w:val="21"/>
                 <w:szCs w:val="21"/>
                 <w:color w:val="000000"/>
@@ -4279,24 +3589,13 @@
               </w:pBdr>
               <w:spacing w:after="80" w:before="80" w:line="240"/>
               <w:ind w:left="80" w:right="80" w:firstLine="0" w:firstLineChars="0"/>
-              <w:rPr>
-                <w:rFonts w:ascii="Arial" w:hAnsi="Arial" w:eastAsia="Arial" w:cs="Arial"/>
-                <w:i w:val="false"/>
-                <w:b w:val="false"/>
-                <w:u w:val="none"/>
-                <w:strike w:val="false"/>
-                <w:sz w:val="21"/>
-                <w:szCs w:val="21"/>
-                <w:color w:val="000000"/>
-              </w:rPr>
-            </w:pPr>
-            <w:r>
-              <w:rPr>
-                <w:rFonts w:ascii="Arial" w:hAnsi="Arial" w:eastAsia="Arial" w:cs="Arial"/>
-                <w:i w:val="false"/>
-                <w:b w:val="false"/>
-                <w:u w:val="none"/>
-                <w:strike w:val="false"/>
+            </w:pPr>
+            <w:r>
+              <w:rPr>
+                <w:rFonts w:ascii="Arial" w:hAnsi="DejaVu Sans" w:eastAsia="DejaVu Sans" w:cs="DejaVu Sans"/>
+                <w:i w:val="false"/>
+                <w:b w:val="false"/>
+                <w:u w:val="none"/>
                 <w:sz w:val="21"/>
                 <w:szCs w:val="21"/>
                 <w:color w:val="000000"/>
@@ -4334,24 +3633,13 @@
               </w:pBdr>
               <w:spacing w:after="80" w:before="80" w:line="240"/>
               <w:ind w:left="80" w:right="80" w:firstLine="0" w:firstLineChars="0"/>
-              <w:rPr>
-                <w:rFonts w:ascii="Arial" w:hAnsi="Arial" w:eastAsia="Arial" w:cs="Arial"/>
-                <w:i w:val="false"/>
-                <w:b w:val="false"/>
-                <w:u w:val="none"/>
-                <w:strike w:val="false"/>
-                <w:sz w:val="21"/>
-                <w:szCs w:val="21"/>
-                <w:color w:val="000000"/>
-              </w:rPr>
-            </w:pPr>
-            <w:r>
-              <w:rPr>
-                <w:rFonts w:ascii="Arial" w:hAnsi="Arial" w:eastAsia="Arial" w:cs="Arial"/>
-                <w:i w:val="false"/>
-                <w:b w:val="false"/>
-                <w:u w:val="none"/>
-                <w:strike w:val="false"/>
+            </w:pPr>
+            <w:r>
+              <w:rPr>
+                <w:rFonts w:ascii="Arial" w:hAnsi="DejaVu Sans" w:eastAsia="DejaVu Sans" w:cs="DejaVu Sans"/>
+                <w:i w:val="false"/>
+                <w:b w:val="false"/>
+                <w:u w:val="none"/>
                 <w:sz w:val="21"/>
                 <w:szCs w:val="21"/>
                 <w:color w:val="000000"/>
@@ -4365,6 +3653,7 @@
         <w:trPr>
           <w:trHeight w:val="360" w:hRule="auto"/>
         </w:trPr>
+        body3
         <w:tc>
           <w:tcPr>
             <w:tcBorders>
@@ -4394,24 +3683,13 @@
               </w:pBdr>
               <w:spacing w:after="80" w:before="80" w:line="240"/>
               <w:ind w:left="80" w:right="80" w:firstLine="0" w:firstLineChars="0"/>
-              <w:rPr>
-                <w:rFonts w:ascii="Arial" w:hAnsi="Arial" w:eastAsia="Arial" w:cs="Arial"/>
-                <w:i w:val="false"/>
-                <w:b w:val="false"/>
-                <w:u w:val="none"/>
-                <w:strike w:val="false"/>
-                <w:sz w:val="21"/>
-                <w:szCs w:val="21"/>
-                <w:color w:val="000000"/>
-              </w:rPr>
-            </w:pPr>
-            <w:r>
-              <w:rPr>
-                <w:rFonts w:ascii="Arial" w:hAnsi="Arial" w:eastAsia="Arial" w:cs="Arial"/>
-                <w:i w:val="false"/>
-                <w:b w:val="false"/>
-                <w:u w:val="none"/>
-                <w:strike w:val="false"/>
+            </w:pPr>
+            <w:r>
+              <w:rPr>
+                <w:rFonts w:ascii="Arial" w:hAnsi="DejaVu Sans" w:eastAsia="DejaVu Sans" w:cs="DejaVu Sans"/>
+                <w:i w:val="false"/>
+                <w:b w:val="false"/>
+                <w:u w:val="none"/>
                 <w:sz w:val="21"/>
                 <w:szCs w:val="21"/>
                 <w:color w:val="000000"/>
@@ -4449,24 +3727,13 @@
               </w:pBdr>
               <w:spacing w:after="80" w:before="80" w:line="240"/>
               <w:ind w:left="80" w:right="80" w:firstLine="0" w:firstLineChars="0"/>
-              <w:rPr>
-                <w:rFonts w:ascii="Arial" w:hAnsi="Arial" w:eastAsia="Arial" w:cs="Arial"/>
-                <w:i w:val="false"/>
-                <w:b w:val="false"/>
-                <w:u w:val="none"/>
-                <w:strike w:val="false"/>
-                <w:sz w:val="21"/>
-                <w:szCs w:val="21"/>
-                <w:color w:val="000000"/>
-              </w:rPr>
-            </w:pPr>
-            <w:r>
-              <w:rPr>
-                <w:rFonts w:ascii="Arial" w:hAnsi="Arial" w:eastAsia="Arial" w:cs="Arial"/>
-                <w:i w:val="false"/>
-                <w:b w:val="false"/>
-                <w:u w:val="none"/>
-                <w:strike w:val="false"/>
+            </w:pPr>
+            <w:r>
+              <w:rPr>
+                <w:rFonts w:ascii="Arial" w:hAnsi="DejaVu Sans" w:eastAsia="DejaVu Sans" w:cs="DejaVu Sans"/>
+                <w:i w:val="false"/>
+                <w:b w:val="false"/>
+                <w:u w:val="none"/>
                 <w:sz w:val="21"/>
                 <w:szCs w:val="21"/>
                 <w:color w:val="000000"/>
@@ -4504,24 +3771,13 @@
               </w:pBdr>
               <w:spacing w:after="80" w:before="80" w:line="240"/>
               <w:ind w:left="80" w:right="80" w:firstLine="0" w:firstLineChars="0"/>
-              <w:rPr>
-                <w:rFonts w:ascii="Arial" w:hAnsi="Arial" w:eastAsia="Arial" w:cs="Arial"/>
-                <w:i w:val="false"/>
-                <w:b w:val="false"/>
-                <w:u w:val="none"/>
-                <w:strike w:val="false"/>
-                <w:sz w:val="21"/>
-                <w:szCs w:val="21"/>
-                <w:color w:val="000000"/>
-              </w:rPr>
-            </w:pPr>
-            <w:r>
-              <w:rPr>
-                <w:rFonts w:ascii="Arial" w:hAnsi="Arial" w:eastAsia="Arial" w:cs="Arial"/>
-                <w:i w:val="false"/>
-                <w:b w:val="false"/>
-                <w:u w:val="none"/>
-                <w:strike w:val="false"/>
+            </w:pPr>
+            <w:r>
+              <w:rPr>
+                <w:rFonts w:ascii="Arial" w:hAnsi="DejaVu Sans" w:eastAsia="DejaVu Sans" w:cs="DejaVu Sans"/>
+                <w:i w:val="false"/>
+                <w:b w:val="false"/>
+                <w:u w:val="none"/>
                 <w:sz w:val="21"/>
                 <w:szCs w:val="21"/>
                 <w:color w:val="000000"/>
@@ -4559,24 +3815,13 @@
               </w:pBdr>
               <w:spacing w:after="80" w:before="80" w:line="240"/>
               <w:ind w:left="80" w:right="80" w:firstLine="0" w:firstLineChars="0"/>
-              <w:rPr>
-                <w:rFonts w:ascii="Arial" w:hAnsi="Arial" w:eastAsia="Arial" w:cs="Arial"/>
-                <w:i w:val="false"/>
-                <w:b w:val="false"/>
-                <w:u w:val="none"/>
-                <w:strike w:val="false"/>
-                <w:sz w:val="21"/>
-                <w:szCs w:val="21"/>
-                <w:color w:val="000000"/>
-              </w:rPr>
-            </w:pPr>
-            <w:r>
-              <w:rPr>
-                <w:rFonts w:ascii="Arial" w:hAnsi="Arial" w:eastAsia="Arial" w:cs="Arial"/>
-                <w:i w:val="false"/>
-                <w:b w:val="false"/>
-                <w:u w:val="none"/>
-                <w:strike w:val="false"/>
+            </w:pPr>
+            <w:r>
+              <w:rPr>
+                <w:rFonts w:ascii="Arial" w:hAnsi="DejaVu Sans" w:eastAsia="DejaVu Sans" w:cs="DejaVu Sans"/>
+                <w:i w:val="false"/>
+                <w:b w:val="false"/>
+                <w:u w:val="none"/>
                 <w:sz w:val="21"/>
                 <w:szCs w:val="21"/>
                 <w:color w:val="000000"/>
@@ -4614,24 +3859,13 @@
               </w:pBdr>
               <w:spacing w:after="80" w:before="80" w:line="240"/>
               <w:ind w:left="80" w:right="80" w:firstLine="0" w:firstLineChars="0"/>
-              <w:rPr>
-                <w:rFonts w:ascii="Arial" w:hAnsi="Arial" w:eastAsia="Arial" w:cs="Arial"/>
-                <w:i w:val="false"/>
-                <w:b w:val="false"/>
-                <w:u w:val="none"/>
-                <w:strike w:val="false"/>
-                <w:sz w:val="21"/>
-                <w:szCs w:val="21"/>
-                <w:color w:val="000000"/>
-              </w:rPr>
-            </w:pPr>
-            <w:r>
-              <w:rPr>
-                <w:rFonts w:ascii="Arial" w:hAnsi="Arial" w:eastAsia="Arial" w:cs="Arial"/>
-                <w:i w:val="false"/>
-                <w:b w:val="false"/>
-                <w:u w:val="none"/>
-                <w:strike w:val="false"/>
+            </w:pPr>
+            <w:r>
+              <w:rPr>
+                <w:rFonts w:ascii="Arial" w:hAnsi="DejaVu Sans" w:eastAsia="DejaVu Sans" w:cs="DejaVu Sans"/>
+                <w:i w:val="false"/>
+                <w:b w:val="false"/>
+                <w:u w:val="none"/>
                 <w:sz w:val="21"/>
                 <w:szCs w:val="21"/>
                 <w:color w:val="000000"/>
@@ -4661,7 +3895,6 @@
           <w:i w:val="true"/>
           <w:b w:val="false"/>
           <w:u w:val="none"/>
-          <w:strike w:val="false"/>
           <w:sz w:val="17"/>
           <w:szCs w:val="17"/>
           <w:color w:val="545860"/>
@@ -4694,7 +3927,6 @@
           <w:i w:val="false"/>
           <w:b w:val="false"/>
           <w:u w:val="none"/>
-          <w:strike w:val="false"/>
           <w:sz w:val="18"/>
           <w:szCs w:val="18"/>
           <w:color w:val="545860"/>
@@ -4721,7 +3953,6 @@
           <w:i w:val="false"/>
           <w:b w:val="true"/>
           <w:u w:val="none"/>
-          <w:strike w:val="false"/>
           <w:sz w:val="36"/>
           <w:szCs w:val="36"/>
           <w:color w:val="063360"/>
@@ -4748,7 +3979,6 @@
           <w:i w:val="true"/>
           <w:b w:val="false"/>
           <w:u w:val="none"/>
-          <w:strike w:val="false"/>
           <w:sz w:val="18"/>
           <w:szCs w:val="18"/>
           <w:color w:val="215A9E"/>
@@ -4770,6 +4000,7 @@
         <w:trPr>
           <w:trHeight w:val="4608" w:hRule="atLeast"/>
         </w:trPr>
+        body1
         <w:tc>
           <w:tcPr>
             <w:tcBorders>
@@ -4799,16 +4030,6 @@
               </w:pBdr>
               <w:spacing w:after="200" w:before="200" w:line="240"/>
               <w:ind w:left="200" w:right="200" w:firstLine="0" w:firstLineChars="0"/>
-              <w:rPr>
-                <w:rFonts w:ascii="Arial" w:hAnsi="Arial" w:eastAsia="Arial" w:cs="Arial"/>
-                <w:i w:val="false"/>
-                <w:b w:val="false"/>
-                <w:u w:val="none"/>
-                <w:strike w:val="false"/>
-                <w:sz w:val="21"/>
-                <w:szCs w:val="21"/>
-                <w:color w:val="000000"/>
-              </w:rPr>
             </w:pPr>
             <w:r>
               <w:rPr>
@@ -4816,7 +4037,6 @@
                 <w:i w:val="false"/>
                 <w:b w:val="true"/>
                 <w:u w:val="none"/>
-                <w:strike w:val="false"/>
                 <w:sz w:val="22"/>
                 <w:szCs w:val="22"/>
                 <w:color w:val="063360"/>
@@ -4829,7 +4049,6 @@
                 <w:i w:val="false"/>
                 <w:b w:val="false"/>
                 <w:u w:val="none"/>
-                <w:strike w:val="false"/>
                 <w:sz w:val="21"/>
                 <w:szCs w:val="21"/>
                 <w:color w:val="000000"/>
@@ -4842,7 +4061,6 @@
                 <w:i w:val="false"/>
                 <w:b w:val="false"/>
                 <w:u w:val="none"/>
-                <w:strike w:val="false"/>
                 <w:sz w:val="21"/>
                 <w:szCs w:val="21"/>
                 <w:color w:val="000000"/>
@@ -4855,7 +4073,6 @@
                 <w:i w:val="false"/>
                 <w:b w:val="false"/>
                 <w:u w:val="none"/>
-                <w:strike w:val="false"/>
                 <w:sz w:val="21"/>
                 <w:szCs w:val="21"/>
                 <w:color w:val="000000"/>
@@ -4868,7 +4085,6 @@
                 <w:i w:val="false"/>
                 <w:b w:val="false"/>
                 <w:u w:val="none"/>
-                <w:strike w:val="false"/>
                 <w:sz w:val="21"/>
                 <w:szCs w:val="21"/>
                 <w:color w:val="000000"/>
@@ -4881,7 +4097,6 @@
                 <w:i w:val="false"/>
                 <w:b w:val="false"/>
                 <w:u w:val="none"/>
-                <w:strike w:val="false"/>
                 <w:sz w:val="21"/>
                 <w:szCs w:val="21"/>
                 <w:color w:val="000000"/>
@@ -4894,7 +4109,6 @@
                 <w:i w:val="false"/>
                 <w:b w:val="false"/>
                 <w:u w:val="none"/>
-                <w:strike w:val="false"/>
                 <w:sz w:val="21"/>
                 <w:szCs w:val="21"/>
                 <w:color w:val="000000"/>
@@ -4907,7 +4121,6 @@
                 <w:i w:val="false"/>
                 <w:b w:val="false"/>
                 <w:u w:val="none"/>
-                <w:strike w:val="false"/>
                 <w:sz w:val="21"/>
                 <w:szCs w:val="21"/>
                 <w:color w:val="000000"/>
@@ -4920,7 +4133,6 @@
                 <w:i w:val="false"/>
                 <w:b w:val="false"/>
                 <w:u w:val="none"/>
-                <w:strike w:val="false"/>
                 <w:sz w:val="21"/>
                 <w:szCs w:val="21"/>
                 <w:color w:val="000000"/>
@@ -4933,7 +4145,6 @@
                 <w:i w:val="false"/>
                 <w:b w:val="false"/>
                 <w:u w:val="none"/>
-                <w:strike w:val="false"/>
                 <w:sz w:val="21"/>
                 <w:szCs w:val="21"/>
                 <w:color w:val="000000"/>
@@ -4946,7 +4157,6 @@
                 <w:i w:val="false"/>
                 <w:b w:val="false"/>
                 <w:u w:val="none"/>
-                <w:strike w:val="false"/>
                 <w:sz w:val="21"/>
                 <w:szCs w:val="21"/>
                 <w:color w:val="000000"/>
@@ -4984,16 +4194,6 @@
               </w:pBdr>
               <w:spacing w:after="200" w:before="200" w:line="240"/>
               <w:ind w:left="200" w:right="200" w:firstLine="0" w:firstLineChars="0"/>
-              <w:rPr>
-                <w:rFonts w:ascii="Arial" w:hAnsi="Arial" w:eastAsia="Arial" w:cs="Arial"/>
-                <w:i w:val="false"/>
-                <w:b w:val="false"/>
-                <w:u w:val="none"/>
-                <w:strike w:val="false"/>
-                <w:sz w:val="21"/>
-                <w:szCs w:val="21"/>
-                <w:color w:val="000000"/>
-              </w:rPr>
             </w:pPr>
             <w:r>
               <w:rPr>
@@ -5001,7 +4201,6 @@
                 <w:i w:val="false"/>
                 <w:b w:val="true"/>
                 <w:u w:val="none"/>
-                <w:strike w:val="false"/>
                 <w:sz w:val="22"/>
                 <w:szCs w:val="22"/>
                 <w:color w:val="063360"/>
@@ -5014,7 +4213,6 @@
                 <w:i w:val="false"/>
                 <w:b w:val="false"/>
                 <w:u w:val="none"/>
-                <w:strike w:val="false"/>
                 <w:sz w:val="21"/>
                 <w:szCs w:val="21"/>
                 <w:color w:val="000000"/>
@@ -5027,7 +4225,6 @@
                 <w:i w:val="false"/>
                 <w:b w:val="false"/>
                 <w:u w:val="none"/>
-                <w:strike w:val="false"/>
                 <w:sz w:val="21"/>
                 <w:szCs w:val="21"/>
                 <w:color w:val="000000"/>
@@ -5040,7 +4237,6 @@
                 <w:i w:val="false"/>
                 <w:b w:val="false"/>
                 <w:u w:val="none"/>
-                <w:strike w:val="false"/>
                 <w:sz w:val="21"/>
                 <w:szCs w:val="21"/>
                 <w:color w:val="000000"/>
@@ -5053,7 +4249,6 @@
                 <w:i w:val="false"/>
                 <w:b w:val="false"/>
                 <w:u w:val="none"/>
-                <w:strike w:val="false"/>
                 <w:sz w:val="21"/>
                 <w:szCs w:val="21"/>
                 <w:color w:val="000000"/>
@@ -5066,7 +4261,6 @@
                 <w:i w:val="false"/>
                 <w:b w:val="false"/>
                 <w:u w:val="none"/>
-                <w:strike w:val="false"/>
                 <w:sz w:val="21"/>
                 <w:szCs w:val="21"/>
                 <w:color w:val="000000"/>
@@ -5079,7 +4273,6 @@
                 <w:i w:val="false"/>
                 <w:b w:val="false"/>
                 <w:u w:val="none"/>
-                <w:strike w:val="false"/>
                 <w:sz w:val="21"/>
                 <w:szCs w:val="21"/>
                 <w:color w:val="000000"/>
@@ -5092,7 +4285,6 @@
                 <w:i w:val="false"/>
                 <w:b w:val="false"/>
                 <w:u w:val="none"/>
-                <w:strike w:val="false"/>
                 <w:sz w:val="21"/>
                 <w:szCs w:val="21"/>
                 <w:color w:val="000000"/>
@@ -5105,7 +4297,6 @@
                 <w:i w:val="false"/>
                 <w:b w:val="false"/>
                 <w:u w:val="none"/>
-                <w:strike w:val="false"/>
                 <w:sz w:val="21"/>
                 <w:szCs w:val="21"/>
                 <w:color w:val="000000"/>
@@ -5118,7 +4309,6 @@
                 <w:i w:val="false"/>
                 <w:b w:val="false"/>
                 <w:u w:val="none"/>
-                <w:strike w:val="false"/>
                 <w:sz w:val="21"/>
                 <w:szCs w:val="21"/>
                 <w:color w:val="000000"/>
@@ -5131,7 +4321,6 @@
                 <w:i w:val="false"/>
                 <w:b w:val="false"/>
                 <w:u w:val="none"/>
-                <w:strike w:val="false"/>
                 <w:sz w:val="21"/>
                 <w:szCs w:val="21"/>
                 <w:color w:val="000000"/>
@@ -5145,6 +4334,7 @@
         <w:trPr>
           <w:trHeight w:val="4608" w:hRule="atLeast"/>
         </w:trPr>
+        body2
         <w:tc>
           <w:tcPr>
             <w:tcBorders>
@@ -5174,16 +4364,6 @@
               </w:pBdr>
               <w:spacing w:after="200" w:before="200" w:line="240"/>
               <w:ind w:left="200" w:right="200" w:firstLine="0" w:firstLineChars="0"/>
-              <w:rPr>
-                <w:rFonts w:ascii="Arial" w:hAnsi="Arial" w:eastAsia="Arial" w:cs="Arial"/>
-                <w:i w:val="false"/>
-                <w:b w:val="false"/>
-                <w:u w:val="none"/>
-                <w:strike w:val="false"/>
-                <w:sz w:val="21"/>
-                <w:szCs w:val="21"/>
-                <w:color w:val="000000"/>
-              </w:rPr>
             </w:pPr>
             <w:r>
               <w:rPr>
@@ -5191,7 +4371,6 @@
                 <w:i w:val="false"/>
                 <w:b w:val="true"/>
                 <w:u w:val="none"/>
-                <w:strike w:val="false"/>
                 <w:sz w:val="22"/>
                 <w:szCs w:val="22"/>
                 <w:color w:val="063360"/>
@@ -5204,7 +4383,6 @@
                 <w:i w:val="false"/>
                 <w:b w:val="false"/>
                 <w:u w:val="none"/>
-                <w:strike w:val="false"/>
                 <w:sz w:val="21"/>
                 <w:szCs w:val="21"/>
                 <w:color w:val="000000"/>
@@ -5217,7 +4395,6 @@
                 <w:i w:val="false"/>
                 <w:b w:val="false"/>
                 <w:u w:val="none"/>
-                <w:strike w:val="false"/>
                 <w:sz w:val="21"/>
                 <w:szCs w:val="21"/>
                 <w:color w:val="000000"/>
@@ -5230,7 +4407,6 @@
                 <w:i w:val="false"/>
                 <w:b w:val="false"/>
                 <w:u w:val="none"/>
-                <w:strike w:val="false"/>
                 <w:sz w:val="21"/>
                 <w:szCs w:val="21"/>
                 <w:color w:val="000000"/>
@@ -5243,7 +4419,6 @@
                 <w:i w:val="false"/>
                 <w:b w:val="false"/>
                 <w:u w:val="none"/>
-                <w:strike w:val="false"/>
                 <w:sz w:val="21"/>
                 <w:szCs w:val="21"/>
                 <w:color w:val="000000"/>
@@ -5256,7 +4431,6 @@
                 <w:i w:val="false"/>
                 <w:b w:val="false"/>
                 <w:u w:val="none"/>
-                <w:strike w:val="false"/>
                 <w:sz w:val="21"/>
                 <w:szCs w:val="21"/>
                 <w:color w:val="000000"/>
@@ -5269,7 +4443,6 @@
                 <w:i w:val="false"/>
                 <w:b w:val="false"/>
                 <w:u w:val="none"/>
-                <w:strike w:val="false"/>
                 <w:sz w:val="21"/>
                 <w:szCs w:val="21"/>
                 <w:color w:val="000000"/>
@@ -5282,7 +4455,6 @@
                 <w:i w:val="false"/>
                 <w:b w:val="false"/>
                 <w:u w:val="none"/>
-                <w:strike w:val="false"/>
                 <w:sz w:val="21"/>
                 <w:szCs w:val="21"/>
                 <w:color w:val="000000"/>
@@ -5295,7 +4467,6 @@
                 <w:i w:val="false"/>
                 <w:b w:val="false"/>
                 <w:u w:val="none"/>
-                <w:strike w:val="false"/>
                 <w:sz w:val="21"/>
                 <w:szCs w:val="21"/>
                 <w:color w:val="000000"/>
@@ -5308,7 +4479,6 @@
                 <w:i w:val="false"/>
                 <w:b w:val="false"/>
                 <w:u w:val="none"/>
-                <w:strike w:val="false"/>
                 <w:sz w:val="21"/>
                 <w:szCs w:val="21"/>
                 <w:color w:val="000000"/>
@@ -5321,7 +4491,6 @@
                 <w:i w:val="false"/>
                 <w:b w:val="false"/>
                 <w:u w:val="none"/>
-                <w:strike w:val="false"/>
                 <w:sz w:val="21"/>
                 <w:szCs w:val="21"/>
                 <w:color w:val="000000"/>
@@ -5359,16 +4528,6 @@
               </w:pBdr>
               <w:spacing w:after="200" w:before="200" w:line="240"/>
               <w:ind w:left="200" w:right="200" w:firstLine="0" w:firstLineChars="0"/>
-              <w:rPr>
-                <w:rFonts w:ascii="Arial" w:hAnsi="Arial" w:eastAsia="Arial" w:cs="Arial"/>
-                <w:i w:val="false"/>
-                <w:b w:val="false"/>
-                <w:u w:val="none"/>
-                <w:strike w:val="false"/>
-                <w:sz w:val="21"/>
-                <w:szCs w:val="21"/>
-                <w:color w:val="000000"/>
-              </w:rPr>
             </w:pPr>
             <w:r>
               <w:rPr>
@@ -5376,7 +4535,6 @@
                 <w:i w:val="false"/>
                 <w:b w:val="true"/>
                 <w:u w:val="none"/>
-                <w:strike w:val="false"/>
                 <w:sz w:val="22"/>
                 <w:szCs w:val="22"/>
                 <w:color w:val="063360"/>
@@ -5389,7 +4547,6 @@
                 <w:i w:val="false"/>
                 <w:b w:val="false"/>
                 <w:u w:val="none"/>
-                <w:strike w:val="false"/>
                 <w:sz w:val="21"/>
                 <w:szCs w:val="21"/>
                 <w:color w:val="000000"/>
@@ -5402,7 +4559,6 @@
                 <w:i w:val="false"/>
                 <w:b w:val="false"/>
                 <w:u w:val="none"/>
-                <w:strike w:val="false"/>
                 <w:sz w:val="21"/>
                 <w:szCs w:val="21"/>
                 <w:color w:val="000000"/>
@@ -5415,7 +4571,6 @@
                 <w:i w:val="false"/>
                 <w:b w:val="false"/>
                 <w:u w:val="none"/>
-                <w:strike w:val="false"/>
                 <w:sz w:val="21"/>
                 <w:szCs w:val="21"/>
                 <w:color w:val="000000"/>
@@ -5428,7 +4583,6 @@
                 <w:i w:val="false"/>
                 <w:b w:val="false"/>
                 <w:u w:val="none"/>
-                <w:strike w:val="false"/>
                 <w:sz w:val="21"/>
                 <w:szCs w:val="21"/>
                 <w:color w:val="000000"/>
@@ -5441,7 +4595,6 @@
                 <w:i w:val="false"/>
                 <w:b w:val="false"/>
                 <w:u w:val="none"/>
-                <w:strike w:val="false"/>
                 <w:sz w:val="21"/>
                 <w:szCs w:val="21"/>
                 <w:color w:val="000000"/>
@@ -5454,7 +4607,6 @@
                 <w:i w:val="false"/>
                 <w:b w:val="false"/>
                 <w:u w:val="none"/>
-                <w:strike w:val="false"/>
                 <w:sz w:val="21"/>
                 <w:szCs w:val="21"/>
                 <w:color w:val="000000"/>
@@ -5467,7 +4619,6 @@
                 <w:i w:val="false"/>
                 <w:b w:val="false"/>
                 <w:u w:val="none"/>
-                <w:strike w:val="false"/>
                 <w:sz w:val="21"/>
                 <w:szCs w:val="21"/>
                 <w:color w:val="000000"/>
@@ -5480,7 +4631,6 @@
                 <w:i w:val="false"/>
                 <w:b w:val="false"/>
                 <w:u w:val="none"/>
-                <w:strike w:val="false"/>
                 <w:sz w:val="21"/>
                 <w:szCs w:val="21"/>
                 <w:color w:val="000000"/>
@@ -5493,7 +4643,6 @@
                 <w:i w:val="false"/>
                 <w:b w:val="false"/>
                 <w:u w:val="none"/>
-                <w:strike w:val="false"/>
                 <w:sz w:val="21"/>
                 <w:szCs w:val="21"/>
                 <w:color w:val="000000"/>
@@ -5506,7 +4655,6 @@
                 <w:i w:val="false"/>
                 <w:b w:val="false"/>
                 <w:u w:val="none"/>
-                <w:strike w:val="false"/>
                 <w:sz w:val="21"/>
                 <w:szCs w:val="21"/>
                 <w:color w:val="000000"/>
@@ -5542,7 +4690,6 @@
           <w:i w:val="false"/>
           <w:b w:val="false"/>
           <w:u w:val="none"/>
-          <w:strike w:val="false"/>
           <w:sz w:val="18"/>
           <w:szCs w:val="18"/>
           <w:color w:val="545860"/>
@@ -5569,7 +4716,6 @@
           <w:i w:val="false"/>
           <w:b w:val="true"/>
           <w:u w:val="none"/>
-          <w:strike w:val="false"/>
           <w:sz w:val="36"/>
           <w:szCs w:val="36"/>
           <w:color w:val="063360"/>
@@ -5596,12 +4742,11 @@
           <w:i w:val="true"/>
           <w:b w:val="false"/>
           <w:u w:val="none"/>
-          <w:strike w:val="false"/>
           <w:sz w:val="18"/>
           <w:szCs w:val="18"/>
           <w:color w:val="215A9E"/>
         </w:rPr>
-        <w:t xml:space="preserve">Print: 1 per group, with one set of the excerpt slips (next page)</w:t>
+        <w:t xml:space="preserve">Print: 1 per group (8), with one set of the excerpt slips (next page)</w:t>
       </w:r>
     </w:p>
     <w:p>
@@ -5623,12 +4768,11 @@
           <w:i w:val="false"/>
           <w:b w:val="false"/>
           <w:u w:val="none"/>
-          <w:strike w:val="false"/>
           <w:sz w:val="22"/>
           <w:szCs w:val="22"/>
           <w:color w:val="000000"/>
         </w:rPr>
-        <w:t xml:space="preserve">You are the commissioner. You receive eight sentences from reports on the camera programme. For each sentence: which of the three questions (compared to what? how big? how sure?) does the sentence not answer? Would you act on the sentence, not act, or ask a question first?</w:t>
+        <w:t xml:space="preserve">You are the commissioner. You receive four sentences from reports on the camera programme. For each sentence: which of the three questions (compared to what? how big? how sure?) does the sentence not answer? Would you act on the sentence, not act, or ask a question first?</w:t>
       </w:r>
     </w:p>
     <w:tbl xmlns:a="http://schemas.openxmlformats.org/drawingml/2006/main" xmlns:pic="http://schemas.openxmlformats.org/drawingml/2006/picture">
@@ -5648,6 +4792,7 @@
           <w:trHeight w:val="360" w:hRule="auto"/>
           <w:tblHeader/>
         </w:trPr>
+        header1
         <w:tc>
           <w:tcPr>
             <w:tcBorders>
@@ -5677,24 +4822,13 @@
               </w:pBdr>
               <w:spacing w:after="80" w:before="80" w:line="240"/>
               <w:ind w:left="80" w:right="80" w:firstLine="0" w:firstLineChars="0"/>
-              <w:rPr>
-                <w:rFonts w:ascii="Arial" w:hAnsi="Arial" w:eastAsia="Arial" w:cs="Arial"/>
+            </w:pPr>
+            <w:r>
+              <w:rPr>
+                <w:rFonts w:ascii="Arial" w:hAnsi="DejaVu Sans" w:eastAsia="DejaVu Sans" w:cs="DejaVu Sans"/>
                 <w:i w:val="false"/>
                 <w:b w:val="true"/>
                 <w:u w:val="none"/>
-                <w:strike w:val="false"/>
-                <w:sz w:val="21"/>
-                <w:szCs w:val="21"/>
-                <w:color w:val="063360"/>
-              </w:rPr>
-            </w:pPr>
-            <w:r>
-              <w:rPr>
-                <w:rFonts w:ascii="Arial" w:hAnsi="Arial" w:eastAsia="Arial" w:cs="Arial"/>
-                <w:i w:val="false"/>
-                <w:b w:val="true"/>
-                <w:u w:val="none"/>
-                <w:strike w:val="false"/>
                 <w:sz w:val="21"/>
                 <w:szCs w:val="21"/>
                 <w:color w:val="063360"/>
@@ -5732,24 +4866,13 @@
               </w:pBdr>
               <w:spacing w:after="80" w:before="80" w:line="240"/>
               <w:ind w:left="80" w:right="80" w:firstLine="0" w:firstLineChars="0"/>
-              <w:rPr>
-                <w:rFonts w:ascii="Arial" w:hAnsi="Arial" w:eastAsia="Arial" w:cs="Arial"/>
+            </w:pPr>
+            <w:r>
+              <w:rPr>
+                <w:rFonts w:ascii="Arial" w:hAnsi="DejaVu Sans" w:eastAsia="DejaVu Sans" w:cs="DejaVu Sans"/>
                 <w:i w:val="false"/>
                 <w:b w:val="true"/>
                 <w:u w:val="none"/>
-                <w:strike w:val="false"/>
-                <w:sz w:val="21"/>
-                <w:szCs w:val="21"/>
-                <w:color w:val="063360"/>
-              </w:rPr>
-            </w:pPr>
-            <w:r>
-              <w:rPr>
-                <w:rFonts w:ascii="Arial" w:hAnsi="Arial" w:eastAsia="Arial" w:cs="Arial"/>
-                <w:i w:val="false"/>
-                <w:b w:val="true"/>
-                <w:u w:val="none"/>
-                <w:strike w:val="false"/>
                 <w:sz w:val="21"/>
                 <w:szCs w:val="21"/>
                 <w:color w:val="063360"/>
@@ -5787,24 +4910,13 @@
               </w:pBdr>
               <w:spacing w:after="80" w:before="80" w:line="240"/>
               <w:ind w:left="80" w:right="80" w:firstLine="0" w:firstLineChars="0"/>
-              <w:rPr>
-                <w:rFonts w:ascii="Arial" w:hAnsi="Arial" w:eastAsia="Arial" w:cs="Arial"/>
+            </w:pPr>
+            <w:r>
+              <w:rPr>
+                <w:rFonts w:ascii="Arial" w:hAnsi="DejaVu Sans" w:eastAsia="DejaVu Sans" w:cs="DejaVu Sans"/>
                 <w:i w:val="false"/>
                 <w:b w:val="true"/>
                 <w:u w:val="none"/>
-                <w:strike w:val="false"/>
-                <w:sz w:val="21"/>
-                <w:szCs w:val="21"/>
-                <w:color w:val="063360"/>
-              </w:rPr>
-            </w:pPr>
-            <w:r>
-              <w:rPr>
-                <w:rFonts w:ascii="Arial" w:hAnsi="Arial" w:eastAsia="Arial" w:cs="Arial"/>
-                <w:i w:val="false"/>
-                <w:b w:val="true"/>
-                <w:u w:val="none"/>
-                <w:strike w:val="false"/>
                 <w:sz w:val="21"/>
                 <w:szCs w:val="21"/>
                 <w:color w:val="063360"/>
@@ -5842,24 +4954,13 @@
               </w:pBdr>
               <w:spacing w:after="80" w:before="80" w:line="240"/>
               <w:ind w:left="80" w:right="80" w:firstLine="0" w:firstLineChars="0"/>
-              <w:rPr>
-                <w:rFonts w:ascii="Arial" w:hAnsi="Arial" w:eastAsia="Arial" w:cs="Arial"/>
+            </w:pPr>
+            <w:r>
+              <w:rPr>
+                <w:rFonts w:ascii="Arial" w:hAnsi="DejaVu Sans" w:eastAsia="DejaVu Sans" w:cs="DejaVu Sans"/>
                 <w:i w:val="false"/>
                 <w:b w:val="true"/>
                 <w:u w:val="none"/>
-                <w:strike w:val="false"/>
-                <w:sz w:val="21"/>
-                <w:szCs w:val="21"/>
-                <w:color w:val="063360"/>
-              </w:rPr>
-            </w:pPr>
-            <w:r>
-              <w:rPr>
-                <w:rFonts w:ascii="Arial" w:hAnsi="Arial" w:eastAsia="Arial" w:cs="Arial"/>
-                <w:i w:val="false"/>
-                <w:b w:val="true"/>
-                <w:u w:val="none"/>
-                <w:strike w:val="false"/>
                 <w:sz w:val="21"/>
                 <w:szCs w:val="21"/>
                 <w:color w:val="063360"/>
@@ -5871,8 +4972,9 @@
       </w:tr>
       <w:tr>
         <w:trPr>
-          <w:trHeight w:val="792" w:hRule="atLeast"/>
+          <w:trHeight w:val="1152" w:hRule="atLeast"/>
         </w:trPr>
+        body1
         <w:tc>
           <w:tcPr>
             <w:tcBorders>
@@ -5902,24 +5004,13 @@
               </w:pBdr>
               <w:spacing w:after="80" w:before="80" w:line="240"/>
               <w:ind w:left="80" w:right="80" w:firstLine="0" w:firstLineChars="0"/>
-              <w:rPr>
-                <w:rFonts w:ascii="Arial" w:hAnsi="Arial" w:eastAsia="Arial" w:cs="Arial"/>
-                <w:i w:val="false"/>
-                <w:b w:val="false"/>
-                <w:u w:val="none"/>
-                <w:strike w:val="false"/>
-                <w:sz w:val="21"/>
-                <w:szCs w:val="21"/>
-                <w:color w:val="000000"/>
-              </w:rPr>
-            </w:pPr>
-            <w:r>
-              <w:rPr>
-                <w:rFonts w:ascii="Arial" w:hAnsi="Arial" w:eastAsia="Arial" w:cs="Arial"/>
-                <w:i w:val="false"/>
-                <w:b w:val="false"/>
-                <w:u w:val="none"/>
-                <w:strike w:val="false"/>
+            </w:pPr>
+            <w:r>
+              <w:rPr>
+                <w:rFonts w:ascii="Arial" w:hAnsi="DejaVu Sans" w:eastAsia="DejaVu Sans" w:cs="DejaVu Sans"/>
+                <w:i w:val="false"/>
+                <w:b w:val="false"/>
+                <w:u w:val="none"/>
                 <w:sz w:val="21"/>
                 <w:szCs w:val="21"/>
                 <w:color w:val="000000"/>
@@ -5957,24 +5048,13 @@
               </w:pBdr>
               <w:spacing w:after="80" w:before="80" w:line="240"/>
               <w:ind w:left="80" w:right="80" w:firstLine="0" w:firstLineChars="0"/>
-              <w:rPr>
-                <w:rFonts w:ascii="Arial" w:hAnsi="Arial" w:eastAsia="Arial" w:cs="Arial"/>
-                <w:i w:val="false"/>
-                <w:b w:val="false"/>
-                <w:u w:val="none"/>
-                <w:strike w:val="false"/>
-                <w:sz w:val="21"/>
-                <w:szCs w:val="21"/>
-                <w:color w:val="000000"/>
-              </w:rPr>
-            </w:pPr>
-            <w:r>
-              <w:rPr>
-                <w:rFonts w:ascii="Arial" w:hAnsi="Arial" w:eastAsia="Arial" w:cs="Arial"/>
-                <w:i w:val="false"/>
-                <w:b w:val="false"/>
-                <w:u w:val="none"/>
-                <w:strike w:val="false"/>
+            </w:pPr>
+            <w:r>
+              <w:rPr>
+                <w:rFonts w:ascii="Arial" w:hAnsi="DejaVu Sans" w:eastAsia="DejaVu Sans" w:cs="DejaVu Sans"/>
+                <w:i w:val="false"/>
+                <w:b w:val="false"/>
+                <w:u w:val="none"/>
                 <w:sz w:val="21"/>
                 <w:szCs w:val="21"/>
                 <w:color w:val="000000"/>
@@ -6012,24 +5092,13 @@
               </w:pBdr>
               <w:spacing w:after="80" w:before="80" w:line="240"/>
               <w:ind w:left="80" w:right="80" w:firstLine="0" w:firstLineChars="0"/>
-              <w:rPr>
-                <w:rFonts w:ascii="Arial" w:hAnsi="Arial" w:eastAsia="Arial" w:cs="Arial"/>
-                <w:i w:val="false"/>
-                <w:b w:val="false"/>
-                <w:u w:val="none"/>
-                <w:strike w:val="false"/>
-                <w:sz w:val="21"/>
-                <w:szCs w:val="21"/>
-                <w:color w:val="000000"/>
-              </w:rPr>
-            </w:pPr>
-            <w:r>
-              <w:rPr>
-                <w:rFonts w:ascii="Arial" w:hAnsi="Arial" w:eastAsia="Arial" w:cs="Arial"/>
-                <w:i w:val="false"/>
-                <w:b w:val="false"/>
-                <w:u w:val="none"/>
-                <w:strike w:val="false"/>
+            </w:pPr>
+            <w:r>
+              <w:rPr>
+                <w:rFonts w:ascii="Arial" w:hAnsi="DejaVu Sans" w:eastAsia="DejaVu Sans" w:cs="DejaVu Sans"/>
+                <w:i w:val="false"/>
+                <w:b w:val="false"/>
+                <w:u w:val="none"/>
                 <w:sz w:val="21"/>
                 <w:szCs w:val="21"/>
                 <w:color w:val="000000"/>
@@ -6067,24 +5136,13 @@
               </w:pBdr>
               <w:spacing w:after="80" w:before="80" w:line="240"/>
               <w:ind w:left="80" w:right="80" w:firstLine="0" w:firstLineChars="0"/>
-              <w:rPr>
-                <w:rFonts w:ascii="Arial" w:hAnsi="Arial" w:eastAsia="Arial" w:cs="Arial"/>
-                <w:i w:val="false"/>
-                <w:b w:val="false"/>
-                <w:u w:val="none"/>
-                <w:strike w:val="false"/>
-                <w:sz w:val="21"/>
-                <w:szCs w:val="21"/>
-                <w:color w:val="000000"/>
-              </w:rPr>
-            </w:pPr>
-            <w:r>
-              <w:rPr>
-                <w:rFonts w:ascii="Arial" w:hAnsi="Arial" w:eastAsia="Arial" w:cs="Arial"/>
-                <w:i w:val="false"/>
-                <w:b w:val="false"/>
-                <w:u w:val="none"/>
-                <w:strike w:val="false"/>
+            </w:pPr>
+            <w:r>
+              <w:rPr>
+                <w:rFonts w:ascii="Arial" w:hAnsi="DejaVu Sans" w:eastAsia="DejaVu Sans" w:cs="DejaVu Sans"/>
+                <w:i w:val="false"/>
+                <w:b w:val="false"/>
+                <w:u w:val="none"/>
                 <w:sz w:val="21"/>
                 <w:szCs w:val="21"/>
                 <w:color w:val="000000"/>
@@ -6096,8 +5154,9 @@
       </w:tr>
       <w:tr>
         <w:trPr>
-          <w:trHeight w:val="792" w:hRule="atLeast"/>
+          <w:trHeight w:val="1152" w:hRule="atLeast"/>
         </w:trPr>
+        body2
         <w:tc>
           <w:tcPr>
             <w:tcBorders>
@@ -6127,24 +5186,13 @@
               </w:pBdr>
               <w:spacing w:after="80" w:before="80" w:line="240"/>
               <w:ind w:left="80" w:right="80" w:firstLine="0" w:firstLineChars="0"/>
-              <w:rPr>
-                <w:rFonts w:ascii="Arial" w:hAnsi="Arial" w:eastAsia="Arial" w:cs="Arial"/>
-                <w:i w:val="false"/>
-                <w:b w:val="false"/>
-                <w:u w:val="none"/>
-                <w:strike w:val="false"/>
-                <w:sz w:val="21"/>
-                <w:szCs w:val="21"/>
-                <w:color w:val="000000"/>
-              </w:rPr>
-            </w:pPr>
-            <w:r>
-              <w:rPr>
-                <w:rFonts w:ascii="Arial" w:hAnsi="Arial" w:eastAsia="Arial" w:cs="Arial"/>
-                <w:i w:val="false"/>
-                <w:b w:val="false"/>
-                <w:u w:val="none"/>
-                <w:strike w:val="false"/>
+            </w:pPr>
+            <w:r>
+              <w:rPr>
+                <w:rFonts w:ascii="Arial" w:hAnsi="DejaVu Sans" w:eastAsia="DejaVu Sans" w:cs="DejaVu Sans"/>
+                <w:i w:val="false"/>
+                <w:b w:val="false"/>
+                <w:u w:val="none"/>
                 <w:sz w:val="21"/>
                 <w:szCs w:val="21"/>
                 <w:color w:val="000000"/>
@@ -6182,24 +5230,13 @@
               </w:pBdr>
               <w:spacing w:after="80" w:before="80" w:line="240"/>
               <w:ind w:left="80" w:right="80" w:firstLine="0" w:firstLineChars="0"/>
-              <w:rPr>
-                <w:rFonts w:ascii="Arial" w:hAnsi="Arial" w:eastAsia="Arial" w:cs="Arial"/>
-                <w:i w:val="false"/>
-                <w:b w:val="false"/>
-                <w:u w:val="none"/>
-                <w:strike w:val="false"/>
-                <w:sz w:val="21"/>
-                <w:szCs w:val="21"/>
-                <w:color w:val="000000"/>
-              </w:rPr>
-            </w:pPr>
-            <w:r>
-              <w:rPr>
-                <w:rFonts w:ascii="Arial" w:hAnsi="Arial" w:eastAsia="Arial" w:cs="Arial"/>
-                <w:i w:val="false"/>
-                <w:b w:val="false"/>
-                <w:u w:val="none"/>
-                <w:strike w:val="false"/>
+            </w:pPr>
+            <w:r>
+              <w:rPr>
+                <w:rFonts w:ascii="Arial" w:hAnsi="DejaVu Sans" w:eastAsia="DejaVu Sans" w:cs="DejaVu Sans"/>
+                <w:i w:val="false"/>
+                <w:b w:val="false"/>
+                <w:u w:val="none"/>
                 <w:sz w:val="21"/>
                 <w:szCs w:val="21"/>
                 <w:color w:val="000000"/>
@@ -6237,24 +5274,13 @@
               </w:pBdr>
               <w:spacing w:after="80" w:before="80" w:line="240"/>
               <w:ind w:left="80" w:right="80" w:firstLine="0" w:firstLineChars="0"/>
-              <w:rPr>
-                <w:rFonts w:ascii="Arial" w:hAnsi="Arial" w:eastAsia="Arial" w:cs="Arial"/>
-                <w:i w:val="false"/>
-                <w:b w:val="false"/>
-                <w:u w:val="none"/>
-                <w:strike w:val="false"/>
-                <w:sz w:val="21"/>
-                <w:szCs w:val="21"/>
-                <w:color w:val="000000"/>
-              </w:rPr>
-            </w:pPr>
-            <w:r>
-              <w:rPr>
-                <w:rFonts w:ascii="Arial" w:hAnsi="Arial" w:eastAsia="Arial" w:cs="Arial"/>
-                <w:i w:val="false"/>
-                <w:b w:val="false"/>
-                <w:u w:val="none"/>
-                <w:strike w:val="false"/>
+            </w:pPr>
+            <w:r>
+              <w:rPr>
+                <w:rFonts w:ascii="Arial" w:hAnsi="DejaVu Sans" w:eastAsia="DejaVu Sans" w:cs="DejaVu Sans"/>
+                <w:i w:val="false"/>
+                <w:b w:val="false"/>
+                <w:u w:val="none"/>
                 <w:sz w:val="21"/>
                 <w:szCs w:val="21"/>
                 <w:color w:val="000000"/>
@@ -6292,24 +5318,13 @@
               </w:pBdr>
               <w:spacing w:after="80" w:before="80" w:line="240"/>
               <w:ind w:left="80" w:right="80" w:firstLine="0" w:firstLineChars="0"/>
-              <w:rPr>
-                <w:rFonts w:ascii="Arial" w:hAnsi="Arial" w:eastAsia="Arial" w:cs="Arial"/>
-                <w:i w:val="false"/>
-                <w:b w:val="false"/>
-                <w:u w:val="none"/>
-                <w:strike w:val="false"/>
-                <w:sz w:val="21"/>
-                <w:szCs w:val="21"/>
-                <w:color w:val="000000"/>
-              </w:rPr>
-            </w:pPr>
-            <w:r>
-              <w:rPr>
-                <w:rFonts w:ascii="Arial" w:hAnsi="Arial" w:eastAsia="Arial" w:cs="Arial"/>
-                <w:i w:val="false"/>
-                <w:b w:val="false"/>
-                <w:u w:val="none"/>
-                <w:strike w:val="false"/>
+            </w:pPr>
+            <w:r>
+              <w:rPr>
+                <w:rFonts w:ascii="Arial" w:hAnsi="DejaVu Sans" w:eastAsia="DejaVu Sans" w:cs="DejaVu Sans"/>
+                <w:i w:val="false"/>
+                <w:b w:val="false"/>
+                <w:u w:val="none"/>
                 <w:sz w:val="21"/>
                 <w:szCs w:val="21"/>
                 <w:color w:val="000000"/>
@@ -6321,8 +5336,9 @@
       </w:tr>
       <w:tr>
         <w:trPr>
-          <w:trHeight w:val="792" w:hRule="atLeast"/>
+          <w:trHeight w:val="1152" w:hRule="atLeast"/>
         </w:trPr>
+        body3
         <w:tc>
           <w:tcPr>
             <w:tcBorders>
@@ -6352,24 +5368,13 @@
               </w:pBdr>
               <w:spacing w:after="80" w:before="80" w:line="240"/>
               <w:ind w:left="80" w:right="80" w:firstLine="0" w:firstLineChars="0"/>
-              <w:rPr>
-                <w:rFonts w:ascii="Arial" w:hAnsi="Arial" w:eastAsia="Arial" w:cs="Arial"/>
-                <w:i w:val="false"/>
-                <w:b w:val="false"/>
-                <w:u w:val="none"/>
-                <w:strike w:val="false"/>
-                <w:sz w:val="21"/>
-                <w:szCs w:val="21"/>
-                <w:color w:val="000000"/>
-              </w:rPr>
-            </w:pPr>
-            <w:r>
-              <w:rPr>
-                <w:rFonts w:ascii="Arial" w:hAnsi="Arial" w:eastAsia="Arial" w:cs="Arial"/>
-                <w:i w:val="false"/>
-                <w:b w:val="false"/>
-                <w:u w:val="none"/>
-                <w:strike w:val="false"/>
+            </w:pPr>
+            <w:r>
+              <w:rPr>
+                <w:rFonts w:ascii="Arial" w:hAnsi="DejaVu Sans" w:eastAsia="DejaVu Sans" w:cs="DejaVu Sans"/>
+                <w:i w:val="false"/>
+                <w:b w:val="false"/>
+                <w:u w:val="none"/>
                 <w:sz w:val="21"/>
                 <w:szCs w:val="21"/>
                 <w:color w:val="000000"/>
@@ -6407,24 +5412,13 @@
               </w:pBdr>
               <w:spacing w:after="80" w:before="80" w:line="240"/>
               <w:ind w:left="80" w:right="80" w:firstLine="0" w:firstLineChars="0"/>
-              <w:rPr>
-                <w:rFonts w:ascii="Arial" w:hAnsi="Arial" w:eastAsia="Arial" w:cs="Arial"/>
-                <w:i w:val="false"/>
-                <w:b w:val="false"/>
-                <w:u w:val="none"/>
-                <w:strike w:val="false"/>
-                <w:sz w:val="21"/>
-                <w:szCs w:val="21"/>
-                <w:color w:val="000000"/>
-              </w:rPr>
-            </w:pPr>
-            <w:r>
-              <w:rPr>
-                <w:rFonts w:ascii="Arial" w:hAnsi="Arial" w:eastAsia="Arial" w:cs="Arial"/>
-                <w:i w:val="false"/>
-                <w:b w:val="false"/>
-                <w:u w:val="none"/>
-                <w:strike w:val="false"/>
+            </w:pPr>
+            <w:r>
+              <w:rPr>
+                <w:rFonts w:ascii="Arial" w:hAnsi="DejaVu Sans" w:eastAsia="DejaVu Sans" w:cs="DejaVu Sans"/>
+                <w:i w:val="false"/>
+                <w:b w:val="false"/>
+                <w:u w:val="none"/>
                 <w:sz w:val="21"/>
                 <w:szCs w:val="21"/>
                 <w:color w:val="000000"/>
@@ -6462,24 +5456,13 @@
               </w:pBdr>
               <w:spacing w:after="80" w:before="80" w:line="240"/>
               <w:ind w:left="80" w:right="80" w:firstLine="0" w:firstLineChars="0"/>
-              <w:rPr>
-                <w:rFonts w:ascii="Arial" w:hAnsi="Arial" w:eastAsia="Arial" w:cs="Arial"/>
-                <w:i w:val="false"/>
-                <w:b w:val="false"/>
-                <w:u w:val="none"/>
-                <w:strike w:val="false"/>
-                <w:sz w:val="21"/>
-                <w:szCs w:val="21"/>
-                <w:color w:val="000000"/>
-              </w:rPr>
-            </w:pPr>
-            <w:r>
-              <w:rPr>
-                <w:rFonts w:ascii="Arial" w:hAnsi="Arial" w:eastAsia="Arial" w:cs="Arial"/>
-                <w:i w:val="false"/>
-                <w:b w:val="false"/>
-                <w:u w:val="none"/>
-                <w:strike w:val="false"/>
+            </w:pPr>
+            <w:r>
+              <w:rPr>
+                <w:rFonts w:ascii="Arial" w:hAnsi="DejaVu Sans" w:eastAsia="DejaVu Sans" w:cs="DejaVu Sans"/>
+                <w:i w:val="false"/>
+                <w:b w:val="false"/>
+                <w:u w:val="none"/>
                 <w:sz w:val="21"/>
                 <w:szCs w:val="21"/>
                 <w:color w:val="000000"/>
@@ -6517,24 +5500,13 @@
               </w:pBdr>
               <w:spacing w:after="80" w:before="80" w:line="240"/>
               <w:ind w:left="80" w:right="80" w:firstLine="0" w:firstLineChars="0"/>
-              <w:rPr>
-                <w:rFonts w:ascii="Arial" w:hAnsi="Arial" w:eastAsia="Arial" w:cs="Arial"/>
-                <w:i w:val="false"/>
-                <w:b w:val="false"/>
-                <w:u w:val="none"/>
-                <w:strike w:val="false"/>
-                <w:sz w:val="21"/>
-                <w:szCs w:val="21"/>
-                <w:color w:val="000000"/>
-              </w:rPr>
-            </w:pPr>
-            <w:r>
-              <w:rPr>
-                <w:rFonts w:ascii="Arial" w:hAnsi="Arial" w:eastAsia="Arial" w:cs="Arial"/>
-                <w:i w:val="false"/>
-                <w:b w:val="false"/>
-                <w:u w:val="none"/>
-                <w:strike w:val="false"/>
+            </w:pPr>
+            <w:r>
+              <w:rPr>
+                <w:rFonts w:ascii="Arial" w:hAnsi="DejaVu Sans" w:eastAsia="DejaVu Sans" w:cs="DejaVu Sans"/>
+                <w:i w:val="false"/>
+                <w:b w:val="false"/>
+                <w:u w:val="none"/>
                 <w:sz w:val="21"/>
                 <w:szCs w:val="21"/>
                 <w:color w:val="000000"/>
@@ -6546,8 +5518,9 @@
       </w:tr>
       <w:tr>
         <w:trPr>
-          <w:trHeight w:val="792" w:hRule="atLeast"/>
+          <w:trHeight w:val="1152" w:hRule="atLeast"/>
         </w:trPr>
+        body4
         <w:tc>
           <w:tcPr>
             <w:tcBorders>
@@ -6577,24 +5550,13 @@
               </w:pBdr>
               <w:spacing w:after="80" w:before="80" w:line="240"/>
               <w:ind w:left="80" w:right="80" w:firstLine="0" w:firstLineChars="0"/>
-              <w:rPr>
-                <w:rFonts w:ascii="Arial" w:hAnsi="Arial" w:eastAsia="Arial" w:cs="Arial"/>
-                <w:i w:val="false"/>
-                <w:b w:val="false"/>
-                <w:u w:val="none"/>
-                <w:strike w:val="false"/>
-                <w:sz w:val="21"/>
-                <w:szCs w:val="21"/>
-                <w:color w:val="000000"/>
-              </w:rPr>
-            </w:pPr>
-            <w:r>
-              <w:rPr>
-                <w:rFonts w:ascii="Arial" w:hAnsi="Arial" w:eastAsia="Arial" w:cs="Arial"/>
-                <w:i w:val="false"/>
-                <w:b w:val="false"/>
-                <w:u w:val="none"/>
-                <w:strike w:val="false"/>
+            </w:pPr>
+            <w:r>
+              <w:rPr>
+                <w:rFonts w:ascii="Arial" w:hAnsi="DejaVu Sans" w:eastAsia="DejaVu Sans" w:cs="DejaVu Sans"/>
+                <w:i w:val="false"/>
+                <w:b w:val="false"/>
+                <w:u w:val="none"/>
                 <w:sz w:val="21"/>
                 <w:szCs w:val="21"/>
                 <w:color w:val="000000"/>
@@ -6632,24 +5594,13 @@
               </w:pBdr>
               <w:spacing w:after="80" w:before="80" w:line="240"/>
               <w:ind w:left="80" w:right="80" w:firstLine="0" w:firstLineChars="0"/>
-              <w:rPr>
-                <w:rFonts w:ascii="Arial" w:hAnsi="Arial" w:eastAsia="Arial" w:cs="Arial"/>
-                <w:i w:val="false"/>
-                <w:b w:val="false"/>
-                <w:u w:val="none"/>
-                <w:strike w:val="false"/>
-                <w:sz w:val="21"/>
-                <w:szCs w:val="21"/>
-                <w:color w:val="000000"/>
-              </w:rPr>
-            </w:pPr>
-            <w:r>
-              <w:rPr>
-                <w:rFonts w:ascii="Arial" w:hAnsi="Arial" w:eastAsia="Arial" w:cs="Arial"/>
-                <w:i w:val="false"/>
-                <w:b w:val="false"/>
-                <w:u w:val="none"/>
-                <w:strike w:val="false"/>
+            </w:pPr>
+            <w:r>
+              <w:rPr>
+                <w:rFonts w:ascii="Arial" w:hAnsi="DejaVu Sans" w:eastAsia="DejaVu Sans" w:cs="DejaVu Sans"/>
+                <w:i w:val="false"/>
+                <w:b w:val="false"/>
+                <w:u w:val="none"/>
                 <w:sz w:val="21"/>
                 <w:szCs w:val="21"/>
                 <w:color w:val="000000"/>
@@ -6687,24 +5638,13 @@
               </w:pBdr>
               <w:spacing w:after="80" w:before="80" w:line="240"/>
               <w:ind w:left="80" w:right="80" w:firstLine="0" w:firstLineChars="0"/>
-              <w:rPr>
-                <w:rFonts w:ascii="Arial" w:hAnsi="Arial" w:eastAsia="Arial" w:cs="Arial"/>
-                <w:i w:val="false"/>
-                <w:b w:val="false"/>
-                <w:u w:val="none"/>
-                <w:strike w:val="false"/>
-                <w:sz w:val="21"/>
-                <w:szCs w:val="21"/>
-                <w:color w:val="000000"/>
-              </w:rPr>
-            </w:pPr>
-            <w:r>
-              <w:rPr>
-                <w:rFonts w:ascii="Arial" w:hAnsi="Arial" w:eastAsia="Arial" w:cs="Arial"/>
-                <w:i w:val="false"/>
-                <w:b w:val="false"/>
-                <w:u w:val="none"/>
-                <w:strike w:val="false"/>
+            </w:pPr>
+            <w:r>
+              <w:rPr>
+                <w:rFonts w:ascii="Arial" w:hAnsi="DejaVu Sans" w:eastAsia="DejaVu Sans" w:cs="DejaVu Sans"/>
+                <w:i w:val="false"/>
+                <w:b w:val="false"/>
+                <w:u w:val="none"/>
                 <w:sz w:val="21"/>
                 <w:szCs w:val="21"/>
                 <w:color w:val="000000"/>
@@ -6742,924 +5682,13 @@
               </w:pBdr>
               <w:spacing w:after="80" w:before="80" w:line="240"/>
               <w:ind w:left="80" w:right="80" w:firstLine="0" w:firstLineChars="0"/>
-              <w:rPr>
-                <w:rFonts w:ascii="Arial" w:hAnsi="Arial" w:eastAsia="Arial" w:cs="Arial"/>
-                <w:i w:val="false"/>
-                <w:b w:val="false"/>
-                <w:u w:val="none"/>
-                <w:strike w:val="false"/>
-                <w:sz w:val="21"/>
-                <w:szCs w:val="21"/>
-                <w:color w:val="000000"/>
-              </w:rPr>
-            </w:pPr>
-            <w:r>
-              <w:rPr>
-                <w:rFonts w:ascii="Arial" w:hAnsi="Arial" w:eastAsia="Arial" w:cs="Arial"/>
-                <w:i w:val="false"/>
-                <w:b w:val="false"/>
-                <w:u w:val="none"/>
-                <w:strike w:val="false"/>
-                <w:sz w:val="21"/>
-                <w:szCs w:val="21"/>
-                <w:color w:val="000000"/>
-              </w:rPr>
-              <w:t xml:space="preserve"/>
-            </w:r>
-          </w:p>
-        </w:tc>
-      </w:tr>
-      <w:tr>
-        <w:trPr>
-          <w:trHeight w:val="792" w:hRule="atLeast"/>
-        </w:trPr>
-        <w:tc>
-          <w:tcPr>
-            <w:tcBorders>
-              <w:bottom w:val="single" w:sz="6" w:space="0" w:color="9AA8B8"/>
-              <w:top w:val="single" w:sz="6" w:space="0" w:color="9AA8B8"/>
-              <w:left w:val="none" w:sz="0" w:space="0" w:color="000000"/>
-              <w:right w:val="none" w:sz="0" w:space="0" w:color="000000"/>
-            </w:tcBorders>
-            <w:shd w:val="clear" w:color="auto" w:fill="FFFFFF"/>
-            <w:tcMar>
-              <w:top w:w="0" w:type="dxa"/>
-              <w:bottom w:w="0" w:type="dxa"/>
-              <w:left w:w="0" w:type="dxa"/>
-              <w:right w:w="0" w:type="dxa"/>
-            </w:tcMar>
-            <w:vAlign w:val="center"/>
-          </w:tcPr>
-          <w:p>
-            <w:pPr>
-              <w:pStyle w:val="Normal"/>
-              <w:jc w:val="left"/>
-              <w:pBdr>
-                <w:bottom w:val="none" w:sz="0" w:space="0" w:color="000000"/>
-                <w:top w:val="none" w:sz="0" w:space="0" w:color="000000"/>
-                <w:left w:val="none" w:sz="0" w:space="0" w:color="000000"/>
-                <w:right w:val="none" w:sz="0" w:space="0" w:color="000000"/>
-              </w:pBdr>
-              <w:spacing w:after="80" w:before="80" w:line="240"/>
-              <w:ind w:left="80" w:right="80" w:firstLine="0" w:firstLineChars="0"/>
-              <w:rPr>
-                <w:rFonts w:ascii="Arial" w:hAnsi="Arial" w:eastAsia="Arial" w:cs="Arial"/>
-                <w:i w:val="false"/>
-                <w:b w:val="false"/>
-                <w:u w:val="none"/>
-                <w:strike w:val="false"/>
-                <w:sz w:val="21"/>
-                <w:szCs w:val="21"/>
-                <w:color w:val="000000"/>
-              </w:rPr>
-            </w:pPr>
-            <w:r>
-              <w:rPr>
-                <w:rFonts w:ascii="Arial" w:hAnsi="Arial" w:eastAsia="Arial" w:cs="Arial"/>
-                <w:i w:val="false"/>
-                <w:b w:val="false"/>
-                <w:u w:val="none"/>
-                <w:strike w:val="false"/>
-                <w:sz w:val="21"/>
-                <w:szCs w:val="21"/>
-                <w:color w:val="000000"/>
-              </w:rPr>
-              <w:t xml:space="preserve">5</w:t>
-            </w:r>
-          </w:p>
-        </w:tc>
-        <w:tc>
-          <w:tcPr>
-            <w:tcBorders>
-              <w:bottom w:val="single" w:sz="6" w:space="0" w:color="9AA8B8"/>
-              <w:top w:val="single" w:sz="6" w:space="0" w:color="9AA8B8"/>
-              <w:left w:val="none" w:sz="0" w:space="0" w:color="000000"/>
-              <w:right w:val="none" w:sz="0" w:space="0" w:color="000000"/>
-            </w:tcBorders>
-            <w:shd w:val="clear" w:color="auto" w:fill="FFFFFF"/>
-            <w:tcMar>
-              <w:top w:w="0" w:type="dxa"/>
-              <w:bottom w:w="0" w:type="dxa"/>
-              <w:left w:w="0" w:type="dxa"/>
-              <w:right w:w="0" w:type="dxa"/>
-            </w:tcMar>
-            <w:vAlign w:val="center"/>
-          </w:tcPr>
-          <w:p>
-            <w:pPr>
-              <w:pStyle w:val="Normal"/>
-              <w:jc w:val="left"/>
-              <w:pBdr>
-                <w:bottom w:val="none" w:sz="0" w:space="0" w:color="000000"/>
-                <w:top w:val="none" w:sz="0" w:space="0" w:color="000000"/>
-                <w:left w:val="none" w:sz="0" w:space="0" w:color="000000"/>
-                <w:right w:val="none" w:sz="0" w:space="0" w:color="000000"/>
-              </w:pBdr>
-              <w:spacing w:after="80" w:before="80" w:line="240"/>
-              <w:ind w:left="80" w:right="80" w:firstLine="0" w:firstLineChars="0"/>
-              <w:rPr>
-                <w:rFonts w:ascii="Arial" w:hAnsi="Arial" w:eastAsia="Arial" w:cs="Arial"/>
-                <w:i w:val="false"/>
-                <w:b w:val="false"/>
-                <w:u w:val="none"/>
-                <w:strike w:val="false"/>
-                <w:sz w:val="21"/>
-                <w:szCs w:val="21"/>
-                <w:color w:val="000000"/>
-              </w:rPr>
-            </w:pPr>
-            <w:r>
-              <w:rPr>
-                <w:rFonts w:ascii="Arial" w:hAnsi="Arial" w:eastAsia="Arial" w:cs="Arial"/>
-                <w:i w:val="false"/>
-                <w:b w:val="false"/>
-                <w:u w:val="none"/>
-                <w:strike w:val="false"/>
-                <w:sz w:val="21"/>
-                <w:szCs w:val="21"/>
-                <w:color w:val="000000"/>
-              </w:rPr>
-              <w:t xml:space="preserve"/>
-            </w:r>
-          </w:p>
-        </w:tc>
-        <w:tc>
-          <w:tcPr>
-            <w:tcBorders>
-              <w:bottom w:val="single" w:sz="6" w:space="0" w:color="9AA8B8"/>
-              <w:top w:val="single" w:sz="6" w:space="0" w:color="9AA8B8"/>
-              <w:left w:val="none" w:sz="0" w:space="0" w:color="000000"/>
-              <w:right w:val="none" w:sz="0" w:space="0" w:color="000000"/>
-            </w:tcBorders>
-            <w:shd w:val="clear" w:color="auto" w:fill="FFFFFF"/>
-            <w:tcMar>
-              <w:top w:w="0" w:type="dxa"/>
-              <w:bottom w:w="0" w:type="dxa"/>
-              <w:left w:w="0" w:type="dxa"/>
-              <w:right w:w="0" w:type="dxa"/>
-            </w:tcMar>
-            <w:vAlign w:val="center"/>
-          </w:tcPr>
-          <w:p>
-            <w:pPr>
-              <w:pStyle w:val="Normal"/>
-              <w:jc w:val="left"/>
-              <w:pBdr>
-                <w:bottom w:val="none" w:sz="0" w:space="0" w:color="000000"/>
-                <w:top w:val="none" w:sz="0" w:space="0" w:color="000000"/>
-                <w:left w:val="none" w:sz="0" w:space="0" w:color="000000"/>
-                <w:right w:val="none" w:sz="0" w:space="0" w:color="000000"/>
-              </w:pBdr>
-              <w:spacing w:after="80" w:before="80" w:line="240"/>
-              <w:ind w:left="80" w:right="80" w:firstLine="0" w:firstLineChars="0"/>
-              <w:rPr>
-                <w:rFonts w:ascii="Arial" w:hAnsi="Arial" w:eastAsia="Arial" w:cs="Arial"/>
-                <w:i w:val="false"/>
-                <w:b w:val="false"/>
-                <w:u w:val="none"/>
-                <w:strike w:val="false"/>
-                <w:sz w:val="21"/>
-                <w:szCs w:val="21"/>
-                <w:color w:val="000000"/>
-              </w:rPr>
-            </w:pPr>
-            <w:r>
-              <w:rPr>
-                <w:rFonts w:ascii="Arial" w:hAnsi="Arial" w:eastAsia="Arial" w:cs="Arial"/>
-                <w:i w:val="false"/>
-                <w:b w:val="false"/>
-                <w:u w:val="none"/>
-                <w:strike w:val="false"/>
-                <w:sz w:val="21"/>
-                <w:szCs w:val="21"/>
-                <w:color w:val="000000"/>
-              </w:rPr>
-              <w:t xml:space="preserve"/>
-            </w:r>
-          </w:p>
-        </w:tc>
-        <w:tc>
-          <w:tcPr>
-            <w:tcBorders>
-              <w:bottom w:val="single" w:sz="6" w:space="0" w:color="9AA8B8"/>
-              <w:top w:val="single" w:sz="6" w:space="0" w:color="9AA8B8"/>
-              <w:left w:val="none" w:sz="0" w:space="0" w:color="000000"/>
-              <w:right w:val="none" w:sz="0" w:space="0" w:color="000000"/>
-            </w:tcBorders>
-            <w:shd w:val="clear" w:color="auto" w:fill="FFFFFF"/>
-            <w:tcMar>
-              <w:top w:w="0" w:type="dxa"/>
-              <w:bottom w:w="0" w:type="dxa"/>
-              <w:left w:w="0" w:type="dxa"/>
-              <w:right w:w="0" w:type="dxa"/>
-            </w:tcMar>
-            <w:vAlign w:val="center"/>
-          </w:tcPr>
-          <w:p>
-            <w:pPr>
-              <w:pStyle w:val="Normal"/>
-              <w:jc w:val="left"/>
-              <w:pBdr>
-                <w:bottom w:val="none" w:sz="0" w:space="0" w:color="000000"/>
-                <w:top w:val="none" w:sz="0" w:space="0" w:color="000000"/>
-                <w:left w:val="none" w:sz="0" w:space="0" w:color="000000"/>
-                <w:right w:val="none" w:sz="0" w:space="0" w:color="000000"/>
-              </w:pBdr>
-              <w:spacing w:after="80" w:before="80" w:line="240"/>
-              <w:ind w:left="80" w:right="80" w:firstLine="0" w:firstLineChars="0"/>
-              <w:rPr>
-                <w:rFonts w:ascii="Arial" w:hAnsi="Arial" w:eastAsia="Arial" w:cs="Arial"/>
-                <w:i w:val="false"/>
-                <w:b w:val="false"/>
-                <w:u w:val="none"/>
-                <w:strike w:val="false"/>
-                <w:sz w:val="21"/>
-                <w:szCs w:val="21"/>
-                <w:color w:val="000000"/>
-              </w:rPr>
-            </w:pPr>
-            <w:r>
-              <w:rPr>
-                <w:rFonts w:ascii="Arial" w:hAnsi="Arial" w:eastAsia="Arial" w:cs="Arial"/>
-                <w:i w:val="false"/>
-                <w:b w:val="false"/>
-                <w:u w:val="none"/>
-                <w:strike w:val="false"/>
-                <w:sz w:val="21"/>
-                <w:szCs w:val="21"/>
-                <w:color w:val="000000"/>
-              </w:rPr>
-              <w:t xml:space="preserve"/>
-            </w:r>
-          </w:p>
-        </w:tc>
-      </w:tr>
-      <w:tr>
-        <w:trPr>
-          <w:trHeight w:val="792" w:hRule="atLeast"/>
-        </w:trPr>
-        <w:tc>
-          <w:tcPr>
-            <w:tcBorders>
-              <w:bottom w:val="single" w:sz="6" w:space="0" w:color="9AA8B8"/>
-              <w:top w:val="single" w:sz="6" w:space="0" w:color="9AA8B8"/>
-              <w:left w:val="none" w:sz="0" w:space="0" w:color="000000"/>
-              <w:right w:val="none" w:sz="0" w:space="0" w:color="000000"/>
-            </w:tcBorders>
-            <w:shd w:val="clear" w:color="auto" w:fill="FFFFFF"/>
-            <w:tcMar>
-              <w:top w:w="0" w:type="dxa"/>
-              <w:bottom w:w="0" w:type="dxa"/>
-              <w:left w:w="0" w:type="dxa"/>
-              <w:right w:w="0" w:type="dxa"/>
-            </w:tcMar>
-            <w:vAlign w:val="center"/>
-          </w:tcPr>
-          <w:p>
-            <w:pPr>
-              <w:pStyle w:val="Normal"/>
-              <w:jc w:val="left"/>
-              <w:pBdr>
-                <w:bottom w:val="none" w:sz="0" w:space="0" w:color="000000"/>
-                <w:top w:val="none" w:sz="0" w:space="0" w:color="000000"/>
-                <w:left w:val="none" w:sz="0" w:space="0" w:color="000000"/>
-                <w:right w:val="none" w:sz="0" w:space="0" w:color="000000"/>
-              </w:pBdr>
-              <w:spacing w:after="80" w:before="80" w:line="240"/>
-              <w:ind w:left="80" w:right="80" w:firstLine="0" w:firstLineChars="0"/>
-              <w:rPr>
-                <w:rFonts w:ascii="Arial" w:hAnsi="Arial" w:eastAsia="Arial" w:cs="Arial"/>
-                <w:i w:val="false"/>
-                <w:b w:val="false"/>
-                <w:u w:val="none"/>
-                <w:strike w:val="false"/>
-                <w:sz w:val="21"/>
-                <w:szCs w:val="21"/>
-                <w:color w:val="000000"/>
-              </w:rPr>
-            </w:pPr>
-            <w:r>
-              <w:rPr>
-                <w:rFonts w:ascii="Arial" w:hAnsi="Arial" w:eastAsia="Arial" w:cs="Arial"/>
-                <w:i w:val="false"/>
-                <w:b w:val="false"/>
-                <w:u w:val="none"/>
-                <w:strike w:val="false"/>
-                <w:sz w:val="21"/>
-                <w:szCs w:val="21"/>
-                <w:color w:val="000000"/>
-              </w:rPr>
-              <w:t xml:space="preserve">6</w:t>
-            </w:r>
-          </w:p>
-        </w:tc>
-        <w:tc>
-          <w:tcPr>
-            <w:tcBorders>
-              <w:bottom w:val="single" w:sz="6" w:space="0" w:color="9AA8B8"/>
-              <w:top w:val="single" w:sz="6" w:space="0" w:color="9AA8B8"/>
-              <w:left w:val="none" w:sz="0" w:space="0" w:color="000000"/>
-              <w:right w:val="none" w:sz="0" w:space="0" w:color="000000"/>
-            </w:tcBorders>
-            <w:shd w:val="clear" w:color="auto" w:fill="FFFFFF"/>
-            <w:tcMar>
-              <w:top w:w="0" w:type="dxa"/>
-              <w:bottom w:w="0" w:type="dxa"/>
-              <w:left w:w="0" w:type="dxa"/>
-              <w:right w:w="0" w:type="dxa"/>
-            </w:tcMar>
-            <w:vAlign w:val="center"/>
-          </w:tcPr>
-          <w:p>
-            <w:pPr>
-              <w:pStyle w:val="Normal"/>
-              <w:jc w:val="left"/>
-              <w:pBdr>
-                <w:bottom w:val="none" w:sz="0" w:space="0" w:color="000000"/>
-                <w:top w:val="none" w:sz="0" w:space="0" w:color="000000"/>
-                <w:left w:val="none" w:sz="0" w:space="0" w:color="000000"/>
-                <w:right w:val="none" w:sz="0" w:space="0" w:color="000000"/>
-              </w:pBdr>
-              <w:spacing w:after="80" w:before="80" w:line="240"/>
-              <w:ind w:left="80" w:right="80" w:firstLine="0" w:firstLineChars="0"/>
-              <w:rPr>
-                <w:rFonts w:ascii="Arial" w:hAnsi="Arial" w:eastAsia="Arial" w:cs="Arial"/>
-                <w:i w:val="false"/>
-                <w:b w:val="false"/>
-                <w:u w:val="none"/>
-                <w:strike w:val="false"/>
-                <w:sz w:val="21"/>
-                <w:szCs w:val="21"/>
-                <w:color w:val="000000"/>
-              </w:rPr>
-            </w:pPr>
-            <w:r>
-              <w:rPr>
-                <w:rFonts w:ascii="Arial" w:hAnsi="Arial" w:eastAsia="Arial" w:cs="Arial"/>
-                <w:i w:val="false"/>
-                <w:b w:val="false"/>
-                <w:u w:val="none"/>
-                <w:strike w:val="false"/>
-                <w:sz w:val="21"/>
-                <w:szCs w:val="21"/>
-                <w:color w:val="000000"/>
-              </w:rPr>
-              <w:t xml:space="preserve"/>
-            </w:r>
-          </w:p>
-        </w:tc>
-        <w:tc>
-          <w:tcPr>
-            <w:tcBorders>
-              <w:bottom w:val="single" w:sz="6" w:space="0" w:color="9AA8B8"/>
-              <w:top w:val="single" w:sz="6" w:space="0" w:color="9AA8B8"/>
-              <w:left w:val="none" w:sz="0" w:space="0" w:color="000000"/>
-              <w:right w:val="none" w:sz="0" w:space="0" w:color="000000"/>
-            </w:tcBorders>
-            <w:shd w:val="clear" w:color="auto" w:fill="FFFFFF"/>
-            <w:tcMar>
-              <w:top w:w="0" w:type="dxa"/>
-              <w:bottom w:w="0" w:type="dxa"/>
-              <w:left w:w="0" w:type="dxa"/>
-              <w:right w:w="0" w:type="dxa"/>
-            </w:tcMar>
-            <w:vAlign w:val="center"/>
-          </w:tcPr>
-          <w:p>
-            <w:pPr>
-              <w:pStyle w:val="Normal"/>
-              <w:jc w:val="left"/>
-              <w:pBdr>
-                <w:bottom w:val="none" w:sz="0" w:space="0" w:color="000000"/>
-                <w:top w:val="none" w:sz="0" w:space="0" w:color="000000"/>
-                <w:left w:val="none" w:sz="0" w:space="0" w:color="000000"/>
-                <w:right w:val="none" w:sz="0" w:space="0" w:color="000000"/>
-              </w:pBdr>
-              <w:spacing w:after="80" w:before="80" w:line="240"/>
-              <w:ind w:left="80" w:right="80" w:firstLine="0" w:firstLineChars="0"/>
-              <w:rPr>
-                <w:rFonts w:ascii="Arial" w:hAnsi="Arial" w:eastAsia="Arial" w:cs="Arial"/>
-                <w:i w:val="false"/>
-                <w:b w:val="false"/>
-                <w:u w:val="none"/>
-                <w:strike w:val="false"/>
-                <w:sz w:val="21"/>
-                <w:szCs w:val="21"/>
-                <w:color w:val="000000"/>
-              </w:rPr>
-            </w:pPr>
-            <w:r>
-              <w:rPr>
-                <w:rFonts w:ascii="Arial" w:hAnsi="Arial" w:eastAsia="Arial" w:cs="Arial"/>
-                <w:i w:val="false"/>
-                <w:b w:val="false"/>
-                <w:u w:val="none"/>
-                <w:strike w:val="false"/>
-                <w:sz w:val="21"/>
-                <w:szCs w:val="21"/>
-                <w:color w:val="000000"/>
-              </w:rPr>
-              <w:t xml:space="preserve"/>
-            </w:r>
-          </w:p>
-        </w:tc>
-        <w:tc>
-          <w:tcPr>
-            <w:tcBorders>
-              <w:bottom w:val="single" w:sz="6" w:space="0" w:color="9AA8B8"/>
-              <w:top w:val="single" w:sz="6" w:space="0" w:color="9AA8B8"/>
-              <w:left w:val="none" w:sz="0" w:space="0" w:color="000000"/>
-              <w:right w:val="none" w:sz="0" w:space="0" w:color="000000"/>
-            </w:tcBorders>
-            <w:shd w:val="clear" w:color="auto" w:fill="FFFFFF"/>
-            <w:tcMar>
-              <w:top w:w="0" w:type="dxa"/>
-              <w:bottom w:w="0" w:type="dxa"/>
-              <w:left w:w="0" w:type="dxa"/>
-              <w:right w:w="0" w:type="dxa"/>
-            </w:tcMar>
-            <w:vAlign w:val="center"/>
-          </w:tcPr>
-          <w:p>
-            <w:pPr>
-              <w:pStyle w:val="Normal"/>
-              <w:jc w:val="left"/>
-              <w:pBdr>
-                <w:bottom w:val="none" w:sz="0" w:space="0" w:color="000000"/>
-                <w:top w:val="none" w:sz="0" w:space="0" w:color="000000"/>
-                <w:left w:val="none" w:sz="0" w:space="0" w:color="000000"/>
-                <w:right w:val="none" w:sz="0" w:space="0" w:color="000000"/>
-              </w:pBdr>
-              <w:spacing w:after="80" w:before="80" w:line="240"/>
-              <w:ind w:left="80" w:right="80" w:firstLine="0" w:firstLineChars="0"/>
-              <w:rPr>
-                <w:rFonts w:ascii="Arial" w:hAnsi="Arial" w:eastAsia="Arial" w:cs="Arial"/>
-                <w:i w:val="false"/>
-                <w:b w:val="false"/>
-                <w:u w:val="none"/>
-                <w:strike w:val="false"/>
-                <w:sz w:val="21"/>
-                <w:szCs w:val="21"/>
-                <w:color w:val="000000"/>
-              </w:rPr>
-            </w:pPr>
-            <w:r>
-              <w:rPr>
-                <w:rFonts w:ascii="Arial" w:hAnsi="Arial" w:eastAsia="Arial" w:cs="Arial"/>
-                <w:i w:val="false"/>
-                <w:b w:val="false"/>
-                <w:u w:val="none"/>
-                <w:strike w:val="false"/>
-                <w:sz w:val="21"/>
-                <w:szCs w:val="21"/>
-                <w:color w:val="000000"/>
-              </w:rPr>
-              <w:t xml:space="preserve"/>
-            </w:r>
-          </w:p>
-        </w:tc>
-      </w:tr>
-      <w:tr>
-        <w:trPr>
-          <w:trHeight w:val="792" w:hRule="atLeast"/>
-        </w:trPr>
-        <w:tc>
-          <w:tcPr>
-            <w:tcBorders>
-              <w:bottom w:val="single" w:sz="6" w:space="0" w:color="9AA8B8"/>
-              <w:top w:val="single" w:sz="6" w:space="0" w:color="9AA8B8"/>
-              <w:left w:val="none" w:sz="0" w:space="0" w:color="000000"/>
-              <w:right w:val="none" w:sz="0" w:space="0" w:color="000000"/>
-            </w:tcBorders>
-            <w:shd w:val="clear" w:color="auto" w:fill="FFFFFF"/>
-            <w:tcMar>
-              <w:top w:w="0" w:type="dxa"/>
-              <w:bottom w:w="0" w:type="dxa"/>
-              <w:left w:w="0" w:type="dxa"/>
-              <w:right w:w="0" w:type="dxa"/>
-            </w:tcMar>
-            <w:vAlign w:val="center"/>
-          </w:tcPr>
-          <w:p>
-            <w:pPr>
-              <w:pStyle w:val="Normal"/>
-              <w:jc w:val="left"/>
-              <w:pBdr>
-                <w:bottom w:val="none" w:sz="0" w:space="0" w:color="000000"/>
-                <w:top w:val="none" w:sz="0" w:space="0" w:color="000000"/>
-                <w:left w:val="none" w:sz="0" w:space="0" w:color="000000"/>
-                <w:right w:val="none" w:sz="0" w:space="0" w:color="000000"/>
-              </w:pBdr>
-              <w:spacing w:after="80" w:before="80" w:line="240"/>
-              <w:ind w:left="80" w:right="80" w:firstLine="0" w:firstLineChars="0"/>
-              <w:rPr>
-                <w:rFonts w:ascii="Arial" w:hAnsi="Arial" w:eastAsia="Arial" w:cs="Arial"/>
-                <w:i w:val="false"/>
-                <w:b w:val="false"/>
-                <w:u w:val="none"/>
-                <w:strike w:val="false"/>
-                <w:sz w:val="21"/>
-                <w:szCs w:val="21"/>
-                <w:color w:val="000000"/>
-              </w:rPr>
-            </w:pPr>
-            <w:r>
-              <w:rPr>
-                <w:rFonts w:ascii="Arial" w:hAnsi="Arial" w:eastAsia="Arial" w:cs="Arial"/>
-                <w:i w:val="false"/>
-                <w:b w:val="false"/>
-                <w:u w:val="none"/>
-                <w:strike w:val="false"/>
-                <w:sz w:val="21"/>
-                <w:szCs w:val="21"/>
-                <w:color w:val="000000"/>
-              </w:rPr>
-              <w:t xml:space="preserve">7</w:t>
-            </w:r>
-          </w:p>
-        </w:tc>
-        <w:tc>
-          <w:tcPr>
-            <w:tcBorders>
-              <w:bottom w:val="single" w:sz="6" w:space="0" w:color="9AA8B8"/>
-              <w:top w:val="single" w:sz="6" w:space="0" w:color="9AA8B8"/>
-              <w:left w:val="none" w:sz="0" w:space="0" w:color="000000"/>
-              <w:right w:val="none" w:sz="0" w:space="0" w:color="000000"/>
-            </w:tcBorders>
-            <w:shd w:val="clear" w:color="auto" w:fill="FFFFFF"/>
-            <w:tcMar>
-              <w:top w:w="0" w:type="dxa"/>
-              <w:bottom w:w="0" w:type="dxa"/>
-              <w:left w:w="0" w:type="dxa"/>
-              <w:right w:w="0" w:type="dxa"/>
-            </w:tcMar>
-            <w:vAlign w:val="center"/>
-          </w:tcPr>
-          <w:p>
-            <w:pPr>
-              <w:pStyle w:val="Normal"/>
-              <w:jc w:val="left"/>
-              <w:pBdr>
-                <w:bottom w:val="none" w:sz="0" w:space="0" w:color="000000"/>
-                <w:top w:val="none" w:sz="0" w:space="0" w:color="000000"/>
-                <w:left w:val="none" w:sz="0" w:space="0" w:color="000000"/>
-                <w:right w:val="none" w:sz="0" w:space="0" w:color="000000"/>
-              </w:pBdr>
-              <w:spacing w:after="80" w:before="80" w:line="240"/>
-              <w:ind w:left="80" w:right="80" w:firstLine="0" w:firstLineChars="0"/>
-              <w:rPr>
-                <w:rFonts w:ascii="Arial" w:hAnsi="Arial" w:eastAsia="Arial" w:cs="Arial"/>
-                <w:i w:val="false"/>
-                <w:b w:val="false"/>
-                <w:u w:val="none"/>
-                <w:strike w:val="false"/>
-                <w:sz w:val="21"/>
-                <w:szCs w:val="21"/>
-                <w:color w:val="000000"/>
-              </w:rPr>
-            </w:pPr>
-            <w:r>
-              <w:rPr>
-                <w:rFonts w:ascii="Arial" w:hAnsi="Arial" w:eastAsia="Arial" w:cs="Arial"/>
-                <w:i w:val="false"/>
-                <w:b w:val="false"/>
-                <w:u w:val="none"/>
-                <w:strike w:val="false"/>
-                <w:sz w:val="21"/>
-                <w:szCs w:val="21"/>
-                <w:color w:val="000000"/>
-              </w:rPr>
-              <w:t xml:space="preserve"/>
-            </w:r>
-          </w:p>
-        </w:tc>
-        <w:tc>
-          <w:tcPr>
-            <w:tcBorders>
-              <w:bottom w:val="single" w:sz="6" w:space="0" w:color="9AA8B8"/>
-              <w:top w:val="single" w:sz="6" w:space="0" w:color="9AA8B8"/>
-              <w:left w:val="none" w:sz="0" w:space="0" w:color="000000"/>
-              <w:right w:val="none" w:sz="0" w:space="0" w:color="000000"/>
-            </w:tcBorders>
-            <w:shd w:val="clear" w:color="auto" w:fill="FFFFFF"/>
-            <w:tcMar>
-              <w:top w:w="0" w:type="dxa"/>
-              <w:bottom w:w="0" w:type="dxa"/>
-              <w:left w:w="0" w:type="dxa"/>
-              <w:right w:w="0" w:type="dxa"/>
-            </w:tcMar>
-            <w:vAlign w:val="center"/>
-          </w:tcPr>
-          <w:p>
-            <w:pPr>
-              <w:pStyle w:val="Normal"/>
-              <w:jc w:val="left"/>
-              <w:pBdr>
-                <w:bottom w:val="none" w:sz="0" w:space="0" w:color="000000"/>
-                <w:top w:val="none" w:sz="0" w:space="0" w:color="000000"/>
-                <w:left w:val="none" w:sz="0" w:space="0" w:color="000000"/>
-                <w:right w:val="none" w:sz="0" w:space="0" w:color="000000"/>
-              </w:pBdr>
-              <w:spacing w:after="80" w:before="80" w:line="240"/>
-              <w:ind w:left="80" w:right="80" w:firstLine="0" w:firstLineChars="0"/>
-              <w:rPr>
-                <w:rFonts w:ascii="Arial" w:hAnsi="Arial" w:eastAsia="Arial" w:cs="Arial"/>
-                <w:i w:val="false"/>
-                <w:b w:val="false"/>
-                <w:u w:val="none"/>
-                <w:strike w:val="false"/>
-                <w:sz w:val="21"/>
-                <w:szCs w:val="21"/>
-                <w:color w:val="000000"/>
-              </w:rPr>
-            </w:pPr>
-            <w:r>
-              <w:rPr>
-                <w:rFonts w:ascii="Arial" w:hAnsi="Arial" w:eastAsia="Arial" w:cs="Arial"/>
-                <w:i w:val="false"/>
-                <w:b w:val="false"/>
-                <w:u w:val="none"/>
-                <w:strike w:val="false"/>
-                <w:sz w:val="21"/>
-                <w:szCs w:val="21"/>
-                <w:color w:val="000000"/>
-              </w:rPr>
-              <w:t xml:space="preserve"/>
-            </w:r>
-          </w:p>
-        </w:tc>
-        <w:tc>
-          <w:tcPr>
-            <w:tcBorders>
-              <w:bottom w:val="single" w:sz="6" w:space="0" w:color="9AA8B8"/>
-              <w:top w:val="single" w:sz="6" w:space="0" w:color="9AA8B8"/>
-              <w:left w:val="none" w:sz="0" w:space="0" w:color="000000"/>
-              <w:right w:val="none" w:sz="0" w:space="0" w:color="000000"/>
-            </w:tcBorders>
-            <w:shd w:val="clear" w:color="auto" w:fill="FFFFFF"/>
-            <w:tcMar>
-              <w:top w:w="0" w:type="dxa"/>
-              <w:bottom w:w="0" w:type="dxa"/>
-              <w:left w:w="0" w:type="dxa"/>
-              <w:right w:w="0" w:type="dxa"/>
-            </w:tcMar>
-            <w:vAlign w:val="center"/>
-          </w:tcPr>
-          <w:p>
-            <w:pPr>
-              <w:pStyle w:val="Normal"/>
-              <w:jc w:val="left"/>
-              <w:pBdr>
-                <w:bottom w:val="none" w:sz="0" w:space="0" w:color="000000"/>
-                <w:top w:val="none" w:sz="0" w:space="0" w:color="000000"/>
-                <w:left w:val="none" w:sz="0" w:space="0" w:color="000000"/>
-                <w:right w:val="none" w:sz="0" w:space="0" w:color="000000"/>
-              </w:pBdr>
-              <w:spacing w:after="80" w:before="80" w:line="240"/>
-              <w:ind w:left="80" w:right="80" w:firstLine="0" w:firstLineChars="0"/>
-              <w:rPr>
-                <w:rFonts w:ascii="Arial" w:hAnsi="Arial" w:eastAsia="Arial" w:cs="Arial"/>
-                <w:i w:val="false"/>
-                <w:b w:val="false"/>
-                <w:u w:val="none"/>
-                <w:strike w:val="false"/>
-                <w:sz w:val="21"/>
-                <w:szCs w:val="21"/>
-                <w:color w:val="000000"/>
-              </w:rPr>
-            </w:pPr>
-            <w:r>
-              <w:rPr>
-                <w:rFonts w:ascii="Arial" w:hAnsi="Arial" w:eastAsia="Arial" w:cs="Arial"/>
-                <w:i w:val="false"/>
-                <w:b w:val="false"/>
-                <w:u w:val="none"/>
-                <w:strike w:val="false"/>
-                <w:sz w:val="21"/>
-                <w:szCs w:val="21"/>
-                <w:color w:val="000000"/>
-              </w:rPr>
-              <w:t xml:space="preserve"/>
-            </w:r>
-          </w:p>
-        </w:tc>
-      </w:tr>
-      <w:tr>
-        <w:trPr>
-          <w:trHeight w:val="792" w:hRule="atLeast"/>
-        </w:trPr>
-        <w:tc>
-          <w:tcPr>
-            <w:tcBorders>
-              <w:bottom w:val="single" w:sz="6" w:space="0" w:color="9AA8B8"/>
-              <w:top w:val="single" w:sz="6" w:space="0" w:color="9AA8B8"/>
-              <w:left w:val="none" w:sz="0" w:space="0" w:color="000000"/>
-              <w:right w:val="none" w:sz="0" w:space="0" w:color="000000"/>
-            </w:tcBorders>
-            <w:shd w:val="clear" w:color="auto" w:fill="FFFFFF"/>
-            <w:tcMar>
-              <w:top w:w="0" w:type="dxa"/>
-              <w:bottom w:w="0" w:type="dxa"/>
-              <w:left w:w="0" w:type="dxa"/>
-              <w:right w:w="0" w:type="dxa"/>
-            </w:tcMar>
-            <w:vAlign w:val="center"/>
-          </w:tcPr>
-          <w:p>
-            <w:pPr>
-              <w:pStyle w:val="Normal"/>
-              <w:jc w:val="left"/>
-              <w:pBdr>
-                <w:bottom w:val="none" w:sz="0" w:space="0" w:color="000000"/>
-                <w:top w:val="none" w:sz="0" w:space="0" w:color="000000"/>
-                <w:left w:val="none" w:sz="0" w:space="0" w:color="000000"/>
-                <w:right w:val="none" w:sz="0" w:space="0" w:color="000000"/>
-              </w:pBdr>
-              <w:spacing w:after="80" w:before="80" w:line="240"/>
-              <w:ind w:left="80" w:right="80" w:firstLine="0" w:firstLineChars="0"/>
-              <w:rPr>
-                <w:rFonts w:ascii="Arial" w:hAnsi="Arial" w:eastAsia="Arial" w:cs="Arial"/>
-                <w:i w:val="false"/>
-                <w:b w:val="false"/>
-                <w:u w:val="none"/>
-                <w:strike w:val="false"/>
-                <w:sz w:val="21"/>
-                <w:szCs w:val="21"/>
-                <w:color w:val="000000"/>
-              </w:rPr>
-            </w:pPr>
-            <w:r>
-              <w:rPr>
-                <w:rFonts w:ascii="Arial" w:hAnsi="Arial" w:eastAsia="Arial" w:cs="Arial"/>
-                <w:i w:val="false"/>
-                <w:b w:val="false"/>
-                <w:u w:val="none"/>
-                <w:strike w:val="false"/>
-                <w:sz w:val="21"/>
-                <w:szCs w:val="21"/>
-                <w:color w:val="000000"/>
-              </w:rPr>
-              <w:t xml:space="preserve">8</w:t>
-            </w:r>
-          </w:p>
-        </w:tc>
-        <w:tc>
-          <w:tcPr>
-            <w:tcBorders>
-              <w:bottom w:val="single" w:sz="6" w:space="0" w:color="9AA8B8"/>
-              <w:top w:val="single" w:sz="6" w:space="0" w:color="9AA8B8"/>
-              <w:left w:val="none" w:sz="0" w:space="0" w:color="000000"/>
-              <w:right w:val="none" w:sz="0" w:space="0" w:color="000000"/>
-            </w:tcBorders>
-            <w:shd w:val="clear" w:color="auto" w:fill="FFFFFF"/>
-            <w:tcMar>
-              <w:top w:w="0" w:type="dxa"/>
-              <w:bottom w:w="0" w:type="dxa"/>
-              <w:left w:w="0" w:type="dxa"/>
-              <w:right w:w="0" w:type="dxa"/>
-            </w:tcMar>
-            <w:vAlign w:val="center"/>
-          </w:tcPr>
-          <w:p>
-            <w:pPr>
-              <w:pStyle w:val="Normal"/>
-              <w:jc w:val="left"/>
-              <w:pBdr>
-                <w:bottom w:val="none" w:sz="0" w:space="0" w:color="000000"/>
-                <w:top w:val="none" w:sz="0" w:space="0" w:color="000000"/>
-                <w:left w:val="none" w:sz="0" w:space="0" w:color="000000"/>
-                <w:right w:val="none" w:sz="0" w:space="0" w:color="000000"/>
-              </w:pBdr>
-              <w:spacing w:after="80" w:before="80" w:line="240"/>
-              <w:ind w:left="80" w:right="80" w:firstLine="0" w:firstLineChars="0"/>
-              <w:rPr>
-                <w:rFonts w:ascii="Arial" w:hAnsi="Arial" w:eastAsia="Arial" w:cs="Arial"/>
-                <w:i w:val="false"/>
-                <w:b w:val="false"/>
-                <w:u w:val="none"/>
-                <w:strike w:val="false"/>
-                <w:sz w:val="21"/>
-                <w:szCs w:val="21"/>
-                <w:color w:val="000000"/>
-              </w:rPr>
-            </w:pPr>
-            <w:r>
-              <w:rPr>
-                <w:rFonts w:ascii="Arial" w:hAnsi="Arial" w:eastAsia="Arial" w:cs="Arial"/>
-                <w:i w:val="false"/>
-                <w:b w:val="false"/>
-                <w:u w:val="none"/>
-                <w:strike w:val="false"/>
-                <w:sz w:val="21"/>
-                <w:szCs w:val="21"/>
-                <w:color w:val="000000"/>
-              </w:rPr>
-              <w:t xml:space="preserve"/>
-            </w:r>
-          </w:p>
-        </w:tc>
-        <w:tc>
-          <w:tcPr>
-            <w:tcBorders>
-              <w:bottom w:val="single" w:sz="6" w:space="0" w:color="9AA8B8"/>
-              <w:top w:val="single" w:sz="6" w:space="0" w:color="9AA8B8"/>
-              <w:left w:val="none" w:sz="0" w:space="0" w:color="000000"/>
-              <w:right w:val="none" w:sz="0" w:space="0" w:color="000000"/>
-            </w:tcBorders>
-            <w:shd w:val="clear" w:color="auto" w:fill="FFFFFF"/>
-            <w:tcMar>
-              <w:top w:w="0" w:type="dxa"/>
-              <w:bottom w:w="0" w:type="dxa"/>
-              <w:left w:w="0" w:type="dxa"/>
-              <w:right w:w="0" w:type="dxa"/>
-            </w:tcMar>
-            <w:vAlign w:val="center"/>
-          </w:tcPr>
-          <w:p>
-            <w:pPr>
-              <w:pStyle w:val="Normal"/>
-              <w:jc w:val="left"/>
-              <w:pBdr>
-                <w:bottom w:val="none" w:sz="0" w:space="0" w:color="000000"/>
-                <w:top w:val="none" w:sz="0" w:space="0" w:color="000000"/>
-                <w:left w:val="none" w:sz="0" w:space="0" w:color="000000"/>
-                <w:right w:val="none" w:sz="0" w:space="0" w:color="000000"/>
-              </w:pBdr>
-              <w:spacing w:after="80" w:before="80" w:line="240"/>
-              <w:ind w:left="80" w:right="80" w:firstLine="0" w:firstLineChars="0"/>
-              <w:rPr>
-                <w:rFonts w:ascii="Arial" w:hAnsi="Arial" w:eastAsia="Arial" w:cs="Arial"/>
-                <w:i w:val="false"/>
-                <w:b w:val="false"/>
-                <w:u w:val="none"/>
-                <w:strike w:val="false"/>
-                <w:sz w:val="21"/>
-                <w:szCs w:val="21"/>
-                <w:color w:val="000000"/>
-              </w:rPr>
-            </w:pPr>
-            <w:r>
-              <w:rPr>
-                <w:rFonts w:ascii="Arial" w:hAnsi="Arial" w:eastAsia="Arial" w:cs="Arial"/>
-                <w:i w:val="false"/>
-                <w:b w:val="false"/>
-                <w:u w:val="none"/>
-                <w:strike w:val="false"/>
-                <w:sz w:val="21"/>
-                <w:szCs w:val="21"/>
-                <w:color w:val="000000"/>
-              </w:rPr>
-              <w:t xml:space="preserve"/>
-            </w:r>
-          </w:p>
-        </w:tc>
-        <w:tc>
-          <w:tcPr>
-            <w:tcBorders>
-              <w:bottom w:val="single" w:sz="6" w:space="0" w:color="9AA8B8"/>
-              <w:top w:val="single" w:sz="6" w:space="0" w:color="9AA8B8"/>
-              <w:left w:val="none" w:sz="0" w:space="0" w:color="000000"/>
-              <w:right w:val="none" w:sz="0" w:space="0" w:color="000000"/>
-            </w:tcBorders>
-            <w:shd w:val="clear" w:color="auto" w:fill="FFFFFF"/>
-            <w:tcMar>
-              <w:top w:w="0" w:type="dxa"/>
-              <w:bottom w:w="0" w:type="dxa"/>
-              <w:left w:w="0" w:type="dxa"/>
-              <w:right w:w="0" w:type="dxa"/>
-            </w:tcMar>
-            <w:vAlign w:val="center"/>
-          </w:tcPr>
-          <w:p>
-            <w:pPr>
-              <w:pStyle w:val="Normal"/>
-              <w:jc w:val="left"/>
-              <w:pBdr>
-                <w:bottom w:val="none" w:sz="0" w:space="0" w:color="000000"/>
-                <w:top w:val="none" w:sz="0" w:space="0" w:color="000000"/>
-                <w:left w:val="none" w:sz="0" w:space="0" w:color="000000"/>
-                <w:right w:val="none" w:sz="0" w:space="0" w:color="000000"/>
-              </w:pBdr>
-              <w:spacing w:after="80" w:before="80" w:line="240"/>
-              <w:ind w:left="80" w:right="80" w:firstLine="0" w:firstLineChars="0"/>
-              <w:rPr>
-                <w:rFonts w:ascii="Arial" w:hAnsi="Arial" w:eastAsia="Arial" w:cs="Arial"/>
-                <w:i w:val="false"/>
-                <w:b w:val="false"/>
-                <w:u w:val="none"/>
-                <w:strike w:val="false"/>
-                <w:sz w:val="21"/>
-                <w:szCs w:val="21"/>
-                <w:color w:val="000000"/>
-              </w:rPr>
-            </w:pPr>
-            <w:r>
-              <w:rPr>
-                <w:rFonts w:ascii="Arial" w:hAnsi="Arial" w:eastAsia="Arial" w:cs="Arial"/>
-                <w:i w:val="false"/>
-                <w:b w:val="false"/>
-                <w:u w:val="none"/>
-                <w:strike w:val="false"/>
+            </w:pPr>
+            <w:r>
+              <w:rPr>
+                <w:rFonts w:ascii="Arial" w:hAnsi="DejaVu Sans" w:eastAsia="DejaVu Sans" w:cs="DejaVu Sans"/>
+                <w:i w:val="false"/>
+                <w:b w:val="false"/>
+                <w:u w:val="none"/>
                 <w:sz w:val="21"/>
                 <w:szCs w:val="21"/>
                 <w:color w:val="000000"/>
@@ -7687,9 +5716,34 @@
         <w:rPr>
           <w:rFonts w:ascii="Arial" w:hAnsi="Arial" w:eastAsia="Arial" w:cs="Arial"/>
           <w:i w:val="false"/>
+          <w:b w:val="true"/>
+          <w:u w:val="none"/>
+          <w:sz w:val="22"/>
+          <w:szCs w:val="22"/>
+          <w:color w:val="000000"/>
+        </w:rPr>
+        <w:t xml:space="preserve">If the trainer uses the wall matrix: draw a stripe in your group's colour across each excerpt slip, then tape each slip in the cell that matches your answer (row: the question it does not answer; column: act, ask first or do not act).</w:t>
+      </w:r>
+    </w:p>
+    <w:p>
+      <w:pPr>
+        <w:pStyle w:val="Normal"/>
+        <w:jc w:val="left"/>
+        <w:pBdr>
+          <w:bottom w:val="none" w:sz="0" w:space="0" w:color="000000"/>
+          <w:top w:val="none" w:sz="0" w:space="0" w:color="000000"/>
+          <w:left w:val="none" w:sz="0" w:space="0" w:color="000000"/>
+          <w:right w:val="none" w:sz="0" w:space="0" w:color="000000"/>
+        </w:pBdr>
+        <w:spacing w:after="80" w:before="0" w:line="240"/>
+        <w:ind w:left="0" w:right="0" w:firstLine="0" w:firstLineChars="0"/>
+      </w:pPr>
+      <w:r>
+        <w:rPr>
+          <w:rFonts w:ascii="Arial" w:hAnsi="Arial" w:eastAsia="Arial" w:cs="Arial"/>
+          <w:i w:val="false"/>
           <w:b w:val="false"/>
           <w:u w:val="none"/>
-          <w:strike w:val="false"/>
           <w:sz w:val="22"/>
           <w:szCs w:val="22"/>
           <w:color w:val="000000"/>
@@ -7716,7 +5770,6 @@
           <w:i w:val="false"/>
           <w:b w:val="false"/>
           <w:u w:val="none"/>
-          <w:strike w:val="false"/>
           <w:sz w:val="22"/>
           <w:szCs w:val="22"/>
           <w:color w:val="B5BEC9"/>
@@ -7743,7 +5796,6 @@
           <w:i w:val="false"/>
           <w:b w:val="false"/>
           <w:u w:val="none"/>
-          <w:strike w:val="false"/>
           <w:sz w:val="22"/>
           <w:szCs w:val="22"/>
           <w:color w:val="B5BEC9"/>
@@ -7776,7 +5828,6 @@
           <w:i w:val="false"/>
           <w:b w:val="false"/>
           <w:u w:val="none"/>
-          <w:strike w:val="false"/>
           <w:sz w:val="18"/>
           <w:szCs w:val="18"/>
           <w:color w:val="545860"/>
@@ -7803,7 +5854,6 @@
           <w:i w:val="false"/>
           <w:b w:val="true"/>
           <w:u w:val="none"/>
-          <w:strike w:val="false"/>
           <w:sz w:val="36"/>
           <w:szCs w:val="36"/>
           <w:color w:val="063360"/>
@@ -7830,12 +5880,11 @@
           <w:i w:val="true"/>
           <w:b w:val="false"/>
           <w:u w:val="none"/>
-          <w:strike w:val="false"/>
           <w:sz w:val="18"/>
           <w:szCs w:val="18"/>
           <w:color w:val="215A9E"/>
         </w:rPr>
-        <w:t xml:space="preserve">Print: 1 set per group; cut into slips</w:t>
+        <w:t xml:space="preserve">Print: 1 set per group (8 sets); cut into slips. The same slips go on the wall matrix if it is used</w:t>
       </w:r>
     </w:p>
     <w:tbl xmlns:a="http://schemas.openxmlformats.org/drawingml/2006/main" xmlns:pic="http://schemas.openxmlformats.org/drawingml/2006/picture">
@@ -7850,8 +5899,9 @@
       </w:tblGrid>
       <w:tr>
         <w:trPr>
-          <w:trHeight w:val="1584" w:hRule="atLeast"/>
+          <w:trHeight w:val="3168" w:hRule="atLeast"/>
         </w:trPr>
+        body1
         <w:tc>
           <w:tcPr>
             <w:tcBorders>
@@ -7881,16 +5931,6 @@
               </w:pBdr>
               <w:spacing w:after="200" w:before="200" w:line="240"/>
               <w:ind w:left="200" w:right="200" w:firstLine="0" w:firstLineChars="0"/>
-              <w:rPr>
-                <w:rFonts w:ascii="Arial" w:hAnsi="Arial" w:eastAsia="Arial" w:cs="Arial"/>
-                <w:i w:val="false"/>
-                <w:b w:val="false"/>
-                <w:u w:val="none"/>
-                <w:strike w:val="false"/>
-                <w:sz w:val="21"/>
-                <w:szCs w:val="21"/>
-                <w:color w:val="000000"/>
-              </w:rPr>
             </w:pPr>
             <w:r>
               <w:rPr>
@@ -7898,9 +5938,8 @@
                 <w:i w:val="false"/>
                 <w:b w:val="true"/>
                 <w:u w:val="none"/>
-                <w:strike w:val="false"/>
-                <w:sz w:val="22"/>
-                <w:szCs w:val="22"/>
+                <w:sz w:val="28"/>
+                <w:szCs w:val="28"/>
                 <w:color w:val="063360"/>
               </w:rPr>
               <w:t xml:space="preserve">Excerpt 1</w:t>
@@ -7911,9 +5950,8 @@
                 <w:i w:val="false"/>
                 <w:b w:val="false"/>
                 <w:u w:val="none"/>
-                <w:strike w:val="false"/>
-                <w:sz w:val="21"/>
-                <w:szCs w:val="21"/>
+                <w:sz w:val="32"/>
+                <w:szCs w:val="32"/>
                 <w:color w:val="000000"/>
               </w:rPr>
               <w:br/>
@@ -7924,9 +5962,8 @@
                 <w:i w:val="false"/>
                 <w:b w:val="false"/>
                 <w:u w:val="none"/>
-                <w:strike w:val="false"/>
-                <w:sz w:val="21"/>
-                <w:szCs w:val="21"/>
+                <w:sz w:val="32"/>
+                <w:szCs w:val="32"/>
                 <w:color w:val="000000"/>
               </w:rPr>
               <w:t xml:space="preserve">Fatal collisions on camera roads fell 32% over two years.</w:t>
@@ -7962,16 +5999,6 @@
               </w:pBdr>
               <w:spacing w:after="200" w:before="200" w:line="240"/>
               <w:ind w:left="200" w:right="200" w:firstLine="0" w:firstLineChars="0"/>
-              <w:rPr>
-                <w:rFonts w:ascii="Arial" w:hAnsi="Arial" w:eastAsia="Arial" w:cs="Arial"/>
-                <w:i w:val="false"/>
-                <w:b w:val="false"/>
-                <w:u w:val="none"/>
-                <w:strike w:val="false"/>
-                <w:sz w:val="21"/>
-                <w:szCs w:val="21"/>
-                <w:color w:val="000000"/>
-              </w:rPr>
             </w:pPr>
             <w:r>
               <w:rPr>
@@ -7979,9 +6006,8 @@
                 <w:i w:val="false"/>
                 <w:b w:val="true"/>
                 <w:u w:val="none"/>
-                <w:strike w:val="false"/>
-                <w:sz w:val="22"/>
-                <w:szCs w:val="22"/>
+                <w:sz w:val="28"/>
+                <w:szCs w:val="28"/>
                 <w:color w:val="063360"/>
               </w:rPr>
               <w:t xml:space="preserve">Excerpt 2</w:t>
@@ -7992,9 +6018,8 @@
                 <w:i w:val="false"/>
                 <w:b w:val="false"/>
                 <w:u w:val="none"/>
-                <w:strike w:val="false"/>
-                <w:sz w:val="21"/>
-                <w:szCs w:val="21"/>
+                <w:sz w:val="32"/>
+                <w:szCs w:val="32"/>
                 <w:color w:val="000000"/>
               </w:rPr>
               <w:br/>
@@ -8005,9 +6030,8 @@
                 <w:i w:val="false"/>
                 <w:b w:val="false"/>
                 <w:u w:val="none"/>
-                <w:strike w:val="false"/>
-                <w:sz w:val="21"/>
-                <w:szCs w:val="21"/>
+                <w:sz w:val="32"/>
+                <w:szCs w:val="32"/>
                 <w:color w:val="000000"/>
               </w:rPr>
               <w:t xml:space="preserve">The effect of cameras on speed is -3.4 km/h, 95% confidence interval -3.6 to -3.1.</w:t>
@@ -8017,8 +6041,9 @@
       </w:tr>
       <w:tr>
         <w:trPr>
-          <w:trHeight w:val="1584" w:hRule="atLeast"/>
+          <w:trHeight w:val="3168" w:hRule="atLeast"/>
         </w:trPr>
+        body2
         <w:tc>
           <w:tcPr>
             <w:tcBorders>
@@ -8048,16 +6073,6 @@
               </w:pBdr>
               <w:spacing w:after="200" w:before="200" w:line="240"/>
               <w:ind w:left="200" w:right="200" w:firstLine="0" w:firstLineChars="0"/>
-              <w:rPr>
-                <w:rFonts w:ascii="Arial" w:hAnsi="Arial" w:eastAsia="Arial" w:cs="Arial"/>
-                <w:i w:val="false"/>
-                <w:b w:val="false"/>
-                <w:u w:val="none"/>
-                <w:strike w:val="false"/>
-                <w:sz w:val="21"/>
-                <w:szCs w:val="21"/>
-                <w:color w:val="000000"/>
-              </w:rPr>
             </w:pPr>
             <w:r>
               <w:rPr>
@@ -8065,9 +6080,8 @@
                 <w:i w:val="false"/>
                 <w:b w:val="true"/>
                 <w:u w:val="none"/>
-                <w:strike w:val="false"/>
-                <w:sz w:val="22"/>
-                <w:szCs w:val="22"/>
+                <w:sz w:val="28"/>
+                <w:szCs w:val="28"/>
                 <w:color w:val="063360"/>
               </w:rPr>
               <w:t xml:space="preserve">Excerpt 3</w:t>
@@ -8078,9 +6092,8 @@
                 <w:i w:val="false"/>
                 <w:b w:val="false"/>
                 <w:u w:val="none"/>
-                <w:strike w:val="false"/>
-                <w:sz w:val="21"/>
-                <w:szCs w:val="21"/>
+                <w:sz w:val="32"/>
+                <w:szCs w:val="32"/>
                 <w:color w:val="000000"/>
               </w:rPr>
               <w:br/>
@@ -8091,9 +6104,8 @@
                 <w:i w:val="false"/>
                 <w:b w:val="false"/>
                 <w:u w:val="none"/>
-                <w:strike w:val="false"/>
-                <w:sz w:val="21"/>
-                <w:szCs w:val="21"/>
+                <w:sz w:val="32"/>
+                <w:szCs w:val="32"/>
                 <w:color w:val="000000"/>
               </w:rPr>
               <w:t xml:space="preserve">The fall in speed is statistically significant (p &lt; 0.001), so every road should get a camera.</w:t>
@@ -8129,16 +6141,6 @@
               </w:pBdr>
               <w:spacing w:after="200" w:before="200" w:line="240"/>
               <w:ind w:left="200" w:right="200" w:firstLine="0" w:firstLineChars="0"/>
-              <w:rPr>
-                <w:rFonts w:ascii="Arial" w:hAnsi="Arial" w:eastAsia="Arial" w:cs="Arial"/>
-                <w:i w:val="false"/>
-                <w:b w:val="false"/>
-                <w:u w:val="none"/>
-                <w:strike w:val="false"/>
-                <w:sz w:val="21"/>
-                <w:szCs w:val="21"/>
-                <w:color w:val="000000"/>
-              </w:rPr>
             </w:pPr>
             <w:r>
               <w:rPr>
@@ -8146,9 +6148,8 @@
                 <w:i w:val="false"/>
                 <w:b w:val="true"/>
                 <w:u w:val="none"/>
-                <w:strike w:val="false"/>
-                <w:sz w:val="22"/>
-                <w:szCs w:val="22"/>
+                <w:sz w:val="28"/>
+                <w:szCs w:val="28"/>
                 <w:color w:val="063360"/>
               </w:rPr>
               <w:t xml:space="preserve">Excerpt 4</w:t>
@@ -8159,9 +6160,8 @@
                 <w:i w:val="false"/>
                 <w:b w:val="false"/>
                 <w:u w:val="none"/>
-                <w:strike w:val="false"/>
-                <w:sz w:val="21"/>
-                <w:szCs w:val="21"/>
+                <w:sz w:val="32"/>
+                <w:szCs w:val="32"/>
                 <w:color w:val="000000"/>
               </w:rPr>
               <w:br/>
@@ -8172,346 +6172,11 @@
                 <w:i w:val="false"/>
                 <w:b w:val="false"/>
                 <w:u w:val="none"/>
-                <w:strike w:val="false"/>
-                <w:sz w:val="21"/>
-                <w:szCs w:val="21"/>
+                <w:sz w:val="32"/>
+                <w:szCs w:val="32"/>
                 <w:color w:val="000000"/>
               </w:rPr>
               <w:t xml:space="preserve">Speed fell 3.4 km/h on camera roads and did not change on roads without them.</w:t>
-            </w:r>
-          </w:p>
-        </w:tc>
-      </w:tr>
-      <w:tr>
-        <w:trPr>
-          <w:trHeight w:val="1584" w:hRule="atLeast"/>
-        </w:trPr>
-        <w:tc>
-          <w:tcPr>
-            <w:tcBorders>
-              <w:bottom w:val="dashed" w:sz="8" w:space="0" w:color="9AA8B8"/>
-              <w:top w:val="dashed" w:sz="8" w:space="0" w:color="9AA8B8"/>
-              <w:left w:val="dashed" w:sz="8" w:space="0" w:color="9AA8B8"/>
-              <w:right w:val="dashed" w:sz="8" w:space="0" w:color="9AA8B8"/>
-            </w:tcBorders>
-            <w:shd w:val="clear" w:color="auto" w:fill="FFFFFF"/>
-            <w:tcMar>
-              <w:top w:w="0" w:type="dxa"/>
-              <w:bottom w:w="0" w:type="dxa"/>
-              <w:left w:w="0" w:type="dxa"/>
-              <w:right w:w="0" w:type="dxa"/>
-            </w:tcMar>
-            <w:vAlign w:val="top"/>
-          </w:tcPr>
-          <w:p>
-            <w:pPr>
-              <w:pStyle w:val="Normal"/>
-              <w:jc w:val="left"/>
-              <w:pBdr>
-                <w:bottom w:val="none" w:sz="0" w:space="0" w:color="000000"/>
-                <w:top w:val="none" w:sz="0" w:space="0" w:color="000000"/>
-                <w:left w:val="none" w:sz="0" w:space="0" w:color="000000"/>
-                <w:right w:val="none" w:sz="0" w:space="0" w:color="000000"/>
-              </w:pBdr>
-              <w:spacing w:after="200" w:before="200" w:line="240"/>
-              <w:ind w:left="200" w:right="200" w:firstLine="0" w:firstLineChars="0"/>
-              <w:rPr>
-                <w:rFonts w:ascii="Arial" w:hAnsi="Arial" w:eastAsia="Arial" w:cs="Arial"/>
-                <w:i w:val="false"/>
-                <w:b w:val="false"/>
-                <w:u w:val="none"/>
-                <w:strike w:val="false"/>
-                <w:sz w:val="21"/>
-                <w:szCs w:val="21"/>
-                <w:color w:val="000000"/>
-              </w:rPr>
-            </w:pPr>
-            <w:r>
-              <w:rPr>
-                <w:rFonts w:ascii="Arial" w:hAnsi="Arial" w:eastAsia="Arial" w:cs="Arial"/>
-                <w:i w:val="false"/>
-                <w:b w:val="true"/>
-                <w:u w:val="none"/>
-                <w:strike w:val="false"/>
-                <w:sz w:val="22"/>
-                <w:szCs w:val="22"/>
-                <w:color w:val="063360"/>
-              </w:rPr>
-              <w:t xml:space="preserve">Excerpt 5</w:t>
-            </w:r>
-            <w:r>
-              <w:rPr>
-                <w:rFonts w:ascii="Arial" w:hAnsi="Arial" w:eastAsia="Arial" w:cs="Arial"/>
-                <w:i w:val="false"/>
-                <w:b w:val="false"/>
-                <w:u w:val="none"/>
-                <w:strike w:val="false"/>
-                <w:sz w:val="21"/>
-                <w:szCs w:val="21"/>
-                <w:color w:val="000000"/>
-              </w:rPr>
-              <w:br/>
-            </w:r>
-            <w:r>
-              <w:rPr>
-                <w:rFonts w:ascii="Arial" w:hAnsi="Arial" w:eastAsia="Arial" w:cs="Arial"/>
-                <w:i w:val="false"/>
-                <w:b w:val="false"/>
-                <w:u w:val="none"/>
-                <w:strike w:val="false"/>
-                <w:sz w:val="21"/>
-                <w:szCs w:val="21"/>
-                <w:color w:val="000000"/>
-              </w:rPr>
-              <w:t xml:space="preserve">The average road in our sample had 13.5 injury collisions.</w:t>
-            </w:r>
-          </w:p>
-        </w:tc>
-        <w:tc>
-          <w:tcPr>
-            <w:tcBorders>
-              <w:bottom w:val="dashed" w:sz="8" w:space="0" w:color="9AA8B8"/>
-              <w:top w:val="dashed" w:sz="8" w:space="0" w:color="9AA8B8"/>
-              <w:left w:val="dashed" w:sz="8" w:space="0" w:color="9AA8B8"/>
-              <w:right w:val="dashed" w:sz="8" w:space="0" w:color="9AA8B8"/>
-            </w:tcBorders>
-            <w:shd w:val="clear" w:color="auto" w:fill="FFFFFF"/>
-            <w:tcMar>
-              <w:top w:w="0" w:type="dxa"/>
-              <w:bottom w:w="0" w:type="dxa"/>
-              <w:left w:w="0" w:type="dxa"/>
-              <w:right w:w="0" w:type="dxa"/>
-            </w:tcMar>
-            <w:vAlign w:val="top"/>
-          </w:tcPr>
-          <w:p>
-            <w:pPr>
-              <w:pStyle w:val="Normal"/>
-              <w:jc w:val="left"/>
-              <w:pBdr>
-                <w:bottom w:val="none" w:sz="0" w:space="0" w:color="000000"/>
-                <w:top w:val="none" w:sz="0" w:space="0" w:color="000000"/>
-                <w:left w:val="none" w:sz="0" w:space="0" w:color="000000"/>
-                <w:right w:val="none" w:sz="0" w:space="0" w:color="000000"/>
-              </w:pBdr>
-              <w:spacing w:after="200" w:before="200" w:line="240"/>
-              <w:ind w:left="200" w:right="200" w:firstLine="0" w:firstLineChars="0"/>
-              <w:rPr>
-                <w:rFonts w:ascii="Arial" w:hAnsi="Arial" w:eastAsia="Arial" w:cs="Arial"/>
-                <w:i w:val="false"/>
-                <w:b w:val="false"/>
-                <w:u w:val="none"/>
-                <w:strike w:val="false"/>
-                <w:sz w:val="21"/>
-                <w:szCs w:val="21"/>
-                <w:color w:val="000000"/>
-              </w:rPr>
-            </w:pPr>
-            <w:r>
-              <w:rPr>
-                <w:rFonts w:ascii="Arial" w:hAnsi="Arial" w:eastAsia="Arial" w:cs="Arial"/>
-                <w:i w:val="false"/>
-                <w:b w:val="true"/>
-                <w:u w:val="none"/>
-                <w:strike w:val="false"/>
-                <w:sz w:val="22"/>
-                <w:szCs w:val="22"/>
-                <w:color w:val="063360"/>
-              </w:rPr>
-              <w:t xml:space="preserve">Excerpt 6</w:t>
-            </w:r>
-            <w:r>
-              <w:rPr>
-                <w:rFonts w:ascii="Arial" w:hAnsi="Arial" w:eastAsia="Arial" w:cs="Arial"/>
-                <w:i w:val="false"/>
-                <w:b w:val="false"/>
-                <w:u w:val="none"/>
-                <w:strike w:val="false"/>
-                <w:sz w:val="21"/>
-                <w:szCs w:val="21"/>
-                <w:color w:val="000000"/>
-              </w:rPr>
-              <w:br/>
-            </w:r>
-            <w:r>
-              <w:rPr>
-                <w:rFonts w:ascii="Arial" w:hAnsi="Arial" w:eastAsia="Arial" w:cs="Arial"/>
-                <w:i w:val="false"/>
-                <w:b w:val="false"/>
-                <w:u w:val="none"/>
-                <w:strike w:val="false"/>
-                <w:sz w:val="21"/>
-                <w:szCs w:val="21"/>
-                <w:color w:val="000000"/>
-              </w:rPr>
-              <w:t xml:space="preserve">A study of 20 roads found no significant change in speed.</w:t>
-            </w:r>
-          </w:p>
-        </w:tc>
-      </w:tr>
-      <w:tr>
-        <w:trPr>
-          <w:trHeight w:val="1584" w:hRule="atLeast"/>
-        </w:trPr>
-        <w:tc>
-          <w:tcPr>
-            <w:tcBorders>
-              <w:bottom w:val="dashed" w:sz="8" w:space="0" w:color="9AA8B8"/>
-              <w:top w:val="dashed" w:sz="8" w:space="0" w:color="9AA8B8"/>
-              <w:left w:val="dashed" w:sz="8" w:space="0" w:color="9AA8B8"/>
-              <w:right w:val="dashed" w:sz="8" w:space="0" w:color="9AA8B8"/>
-            </w:tcBorders>
-            <w:shd w:val="clear" w:color="auto" w:fill="FFFFFF"/>
-            <w:tcMar>
-              <w:top w:w="0" w:type="dxa"/>
-              <w:bottom w:w="0" w:type="dxa"/>
-              <w:left w:w="0" w:type="dxa"/>
-              <w:right w:w="0" w:type="dxa"/>
-            </w:tcMar>
-            <w:vAlign w:val="top"/>
-          </w:tcPr>
-          <w:p>
-            <w:pPr>
-              <w:pStyle w:val="Normal"/>
-              <w:jc w:val="left"/>
-              <w:pBdr>
-                <w:bottom w:val="none" w:sz="0" w:space="0" w:color="000000"/>
-                <w:top w:val="none" w:sz="0" w:space="0" w:color="000000"/>
-                <w:left w:val="none" w:sz="0" w:space="0" w:color="000000"/>
-                <w:right w:val="none" w:sz="0" w:space="0" w:color="000000"/>
-              </w:pBdr>
-              <w:spacing w:after="200" w:before="200" w:line="240"/>
-              <w:ind w:left="200" w:right="200" w:firstLine="0" w:firstLineChars="0"/>
-              <w:rPr>
-                <w:rFonts w:ascii="Arial" w:hAnsi="Arial" w:eastAsia="Arial" w:cs="Arial"/>
-                <w:i w:val="false"/>
-                <w:b w:val="false"/>
-                <w:u w:val="none"/>
-                <w:strike w:val="false"/>
-                <w:sz w:val="21"/>
-                <w:szCs w:val="21"/>
-                <w:color w:val="000000"/>
-              </w:rPr>
-            </w:pPr>
-            <w:r>
-              <w:rPr>
-                <w:rFonts w:ascii="Arial" w:hAnsi="Arial" w:eastAsia="Arial" w:cs="Arial"/>
-                <w:i w:val="false"/>
-                <w:b w:val="true"/>
-                <w:u w:val="none"/>
-                <w:strike w:val="false"/>
-                <w:sz w:val="22"/>
-                <w:szCs w:val="22"/>
-                <w:color w:val="063360"/>
-              </w:rPr>
-              <w:t xml:space="preserve">Excerpt 7</w:t>
-            </w:r>
-            <w:r>
-              <w:rPr>
-                <w:rFonts w:ascii="Arial" w:hAnsi="Arial" w:eastAsia="Arial" w:cs="Arial"/>
-                <w:i w:val="false"/>
-                <w:b w:val="false"/>
-                <w:u w:val="none"/>
-                <w:strike w:val="false"/>
-                <w:sz w:val="21"/>
-                <w:szCs w:val="21"/>
-                <w:color w:val="000000"/>
-              </w:rPr>
-              <w:br/>
-            </w:r>
-            <w:r>
-              <w:rPr>
-                <w:rFonts w:ascii="Arial" w:hAnsi="Arial" w:eastAsia="Arial" w:cs="Arial"/>
-                <w:i w:val="false"/>
-                <w:b w:val="false"/>
-                <w:u w:val="none"/>
-                <w:strike w:val="false"/>
-                <w:sz w:val="21"/>
-                <w:szCs w:val="21"/>
-                <w:color w:val="000000"/>
-              </w:rPr>
-              <w:t xml:space="preserve">The coefficient on school_within_500m is -0.37, so schools near roads slow traffic.</w:t>
-            </w:r>
-          </w:p>
-        </w:tc>
-        <w:tc>
-          <w:tcPr>
-            <w:tcBorders>
-              <w:bottom w:val="dashed" w:sz="8" w:space="0" w:color="9AA8B8"/>
-              <w:top w:val="dashed" w:sz="8" w:space="0" w:color="9AA8B8"/>
-              <w:left w:val="dashed" w:sz="8" w:space="0" w:color="9AA8B8"/>
-              <w:right w:val="dashed" w:sz="8" w:space="0" w:color="9AA8B8"/>
-            </w:tcBorders>
-            <w:shd w:val="clear" w:color="auto" w:fill="FFFFFF"/>
-            <w:tcMar>
-              <w:top w:w="0" w:type="dxa"/>
-              <w:bottom w:w="0" w:type="dxa"/>
-              <w:left w:w="0" w:type="dxa"/>
-              <w:right w:w="0" w:type="dxa"/>
-            </w:tcMar>
-            <w:vAlign w:val="top"/>
-          </w:tcPr>
-          <w:p>
-            <w:pPr>
-              <w:pStyle w:val="Normal"/>
-              <w:jc w:val="left"/>
-              <w:pBdr>
-                <w:bottom w:val="none" w:sz="0" w:space="0" w:color="000000"/>
-                <w:top w:val="none" w:sz="0" w:space="0" w:color="000000"/>
-                <w:left w:val="none" w:sz="0" w:space="0" w:color="000000"/>
-                <w:right w:val="none" w:sz="0" w:space="0" w:color="000000"/>
-              </w:pBdr>
-              <w:spacing w:after="200" w:before="200" w:line="240"/>
-              <w:ind w:left="200" w:right="200" w:firstLine="0" w:firstLineChars="0"/>
-              <w:rPr>
-                <w:rFonts w:ascii="Arial" w:hAnsi="Arial" w:eastAsia="Arial" w:cs="Arial"/>
-                <w:i w:val="false"/>
-                <w:b w:val="false"/>
-                <w:u w:val="none"/>
-                <w:strike w:val="false"/>
-                <w:sz w:val="21"/>
-                <w:szCs w:val="21"/>
-                <w:color w:val="000000"/>
-              </w:rPr>
-            </w:pPr>
-            <w:r>
-              <w:rPr>
-                <w:rFonts w:ascii="Arial" w:hAnsi="Arial" w:eastAsia="Arial" w:cs="Arial"/>
-                <w:i w:val="false"/>
-                <w:b w:val="true"/>
-                <w:u w:val="none"/>
-                <w:strike w:val="false"/>
-                <w:sz w:val="22"/>
-                <w:szCs w:val="22"/>
-                <w:color w:val="063360"/>
-              </w:rPr>
-              <w:t xml:space="preserve">Excerpt 8</w:t>
-            </w:r>
-            <w:r>
-              <w:rPr>
-                <w:rFonts w:ascii="Arial" w:hAnsi="Arial" w:eastAsia="Arial" w:cs="Arial"/>
-                <w:i w:val="false"/>
-                <w:b w:val="false"/>
-                <w:u w:val="none"/>
-                <w:strike w:val="false"/>
-                <w:sz w:val="21"/>
-                <w:szCs w:val="21"/>
-                <w:color w:val="000000"/>
-              </w:rPr>
-              <w:br/>
-            </w:r>
-            <w:r>
-              <w:rPr>
-                <w:rFonts w:ascii="Arial" w:hAnsi="Arial" w:eastAsia="Arial" w:cs="Arial"/>
-                <w:i w:val="false"/>
-                <w:b w:val="false"/>
-                <w:u w:val="none"/>
-                <w:strike w:val="false"/>
-                <w:sz w:val="21"/>
-                <w:szCs w:val="21"/>
-                <w:color w:val="000000"/>
-              </w:rPr>
-              <w:t xml:space="preserve">Speed fell 3.4 km/h more than on roads without cameras; the target was at least 3 km/h.</w:t>
             </w:r>
           </w:p>
         </w:tc>
@@ -8536,7 +6201,6 @@
           <w:i w:val="true"/>
           <w:b w:val="false"/>
           <w:u w:val="none"/>
-          <w:strike w:val="false"/>
           <w:sz w:val="17"/>
           <w:szCs w:val="17"/>
           <w:color w:val="545860"/>
@@ -8569,7 +6233,6 @@
           <w:i w:val="false"/>
           <w:b w:val="false"/>
           <w:u w:val="none"/>
-          <w:strike w:val="false"/>
           <w:sz w:val="18"/>
           <w:szCs w:val="18"/>
           <w:color w:val="545860"/>
@@ -8596,7 +6259,6 @@
           <w:i w:val="false"/>
           <w:b w:val="true"/>
           <w:u w:val="none"/>
-          <w:strike w:val="false"/>
           <w:sz w:val="36"/>
           <w:szCs w:val="36"/>
           <w:color w:val="063360"/>
@@ -8623,7 +6285,6 @@
           <w:i w:val="true"/>
           <w:b w:val="false"/>
           <w:u w:val="none"/>
-          <w:strike w:val="false"/>
           <w:sz w:val="18"/>
           <w:szCs w:val="18"/>
           <w:color w:val="215A9E"/>
@@ -8645,6 +6306,7 @@
         <w:trPr>
           <w:trHeight w:val="2592" w:hRule="atLeast"/>
         </w:trPr>
+        body1
         <w:tc>
           <w:tcPr>
             <w:tcBorders>
@@ -8674,16 +6336,6 @@
               </w:pBdr>
               <w:spacing w:after="200" w:before="200" w:line="240"/>
               <w:ind w:left="200" w:right="200" w:firstLine="0" w:firstLineChars="0"/>
-              <w:rPr>
-                <w:rFonts w:ascii="Arial" w:hAnsi="Arial" w:eastAsia="Arial" w:cs="Arial"/>
-                <w:i w:val="false"/>
-                <w:b w:val="false"/>
-                <w:u w:val="none"/>
-                <w:strike w:val="false"/>
-                <w:sz w:val="21"/>
-                <w:szCs w:val="21"/>
-                <w:color w:val="000000"/>
-              </w:rPr>
             </w:pPr>
             <w:r>
               <w:rPr>
@@ -8691,7 +6343,6 @@
                 <w:i w:val="false"/>
                 <w:b w:val="true"/>
                 <w:u w:val="none"/>
-                <w:strike w:val="false"/>
                 <w:sz w:val="22"/>
                 <w:szCs w:val="22"/>
                 <w:color w:val="063360"/>
@@ -8704,7 +6355,6 @@
                 <w:i w:val="false"/>
                 <w:b w:val="false"/>
                 <w:u w:val="none"/>
-                <w:strike w:val="false"/>
                 <w:sz w:val="21"/>
                 <w:szCs w:val="21"/>
                 <w:color w:val="000000"/>
@@ -8717,7 +6367,6 @@
                 <w:i w:val="false"/>
                 <w:b w:val="false"/>
                 <w:u w:val="none"/>
-                <w:strike w:val="false"/>
                 <w:sz w:val="21"/>
                 <w:szCs w:val="21"/>
                 <w:color w:val="000000"/>
@@ -8730,7 +6379,6 @@
                 <w:i w:val="false"/>
                 <w:b w:val="false"/>
                 <w:u w:val="none"/>
-                <w:strike w:val="false"/>
                 <w:sz w:val="21"/>
                 <w:szCs w:val="21"/>
                 <w:color w:val="000000"/>
@@ -8743,7 +6391,6 @@
                 <w:i w:val="false"/>
                 <w:b w:val="false"/>
                 <w:u w:val="none"/>
-                <w:strike w:val="false"/>
                 <w:sz w:val="21"/>
                 <w:szCs w:val="21"/>
                 <w:color w:val="000000"/>
@@ -8756,7 +6403,6 @@
                 <w:i w:val="false"/>
                 <w:b w:val="false"/>
                 <w:u w:val="none"/>
-                <w:strike w:val="false"/>
                 <w:sz w:val="21"/>
                 <w:szCs w:val="21"/>
                 <w:color w:val="000000"/>
@@ -8769,7 +6415,6 @@
                 <w:i w:val="false"/>
                 <w:b w:val="false"/>
                 <w:u w:val="none"/>
-                <w:strike w:val="false"/>
                 <w:sz w:val="21"/>
                 <w:szCs w:val="21"/>
                 <w:color w:val="000000"/>
@@ -8782,7 +6427,6 @@
                 <w:i w:val="false"/>
                 <w:b w:val="false"/>
                 <w:u w:val="none"/>
-                <w:strike w:val="false"/>
                 <w:sz w:val="21"/>
                 <w:szCs w:val="21"/>
                 <w:color w:val="000000"/>
@@ -8795,7 +6439,6 @@
                 <w:i w:val="false"/>
                 <w:b w:val="false"/>
                 <w:u w:val="none"/>
-                <w:strike w:val="false"/>
                 <w:sz w:val="21"/>
                 <w:szCs w:val="21"/>
                 <w:color w:val="000000"/>
@@ -8808,7 +6451,6 @@
                 <w:i w:val="false"/>
                 <w:b w:val="false"/>
                 <w:u w:val="none"/>
-                <w:strike w:val="false"/>
                 <w:sz w:val="21"/>
                 <w:szCs w:val="21"/>
                 <w:color w:val="000000"/>
@@ -8821,7 +6463,6 @@
                 <w:i w:val="false"/>
                 <w:b w:val="false"/>
                 <w:u w:val="none"/>
-                <w:strike w:val="false"/>
                 <w:sz w:val="21"/>
                 <w:szCs w:val="21"/>
                 <w:color w:val="000000"/>
@@ -8834,7 +6475,6 @@
                 <w:i w:val="false"/>
                 <w:b w:val="false"/>
                 <w:u w:val="none"/>
-                <w:strike w:val="false"/>
                 <w:sz w:val="21"/>
                 <w:szCs w:val="21"/>
                 <w:color w:val="000000"/>
@@ -8872,16 +6512,6 @@
               </w:pBdr>
               <w:spacing w:after="200" w:before="200" w:line="240"/>
               <w:ind w:left="200" w:right="200" w:firstLine="0" w:firstLineChars="0"/>
-              <w:rPr>
-                <w:rFonts w:ascii="Arial" w:hAnsi="Arial" w:eastAsia="Arial" w:cs="Arial"/>
-                <w:i w:val="false"/>
-                <w:b w:val="false"/>
-                <w:u w:val="none"/>
-                <w:strike w:val="false"/>
-                <w:sz w:val="21"/>
-                <w:szCs w:val="21"/>
-                <w:color w:val="000000"/>
-              </w:rPr>
             </w:pPr>
             <w:r>
               <w:rPr>
@@ -8889,7 +6519,6 @@
                 <w:i w:val="false"/>
                 <w:b w:val="true"/>
                 <w:u w:val="none"/>
-                <w:strike w:val="false"/>
                 <w:sz w:val="22"/>
                 <w:szCs w:val="22"/>
                 <w:color w:val="063360"/>
@@ -8902,7 +6531,6 @@
                 <w:i w:val="false"/>
                 <w:b w:val="false"/>
                 <w:u w:val="none"/>
-                <w:strike w:val="false"/>
                 <w:sz w:val="21"/>
                 <w:szCs w:val="21"/>
                 <w:color w:val="000000"/>
@@ -8915,7 +6543,6 @@
                 <w:i w:val="false"/>
                 <w:b w:val="false"/>
                 <w:u w:val="none"/>
-                <w:strike w:val="false"/>
                 <w:sz w:val="21"/>
                 <w:szCs w:val="21"/>
                 <w:color w:val="000000"/>
@@ -8928,7 +6555,6 @@
                 <w:i w:val="false"/>
                 <w:b w:val="false"/>
                 <w:u w:val="none"/>
-                <w:strike w:val="false"/>
                 <w:sz w:val="21"/>
                 <w:szCs w:val="21"/>
                 <w:color w:val="000000"/>
@@ -8941,7 +6567,6 @@
                 <w:i w:val="false"/>
                 <w:b w:val="false"/>
                 <w:u w:val="none"/>
-                <w:strike w:val="false"/>
                 <w:sz w:val="21"/>
                 <w:szCs w:val="21"/>
                 <w:color w:val="000000"/>
@@ -8954,7 +6579,6 @@
                 <w:i w:val="false"/>
                 <w:b w:val="false"/>
                 <w:u w:val="none"/>
-                <w:strike w:val="false"/>
                 <w:sz w:val="21"/>
                 <w:szCs w:val="21"/>
                 <w:color w:val="000000"/>
@@ -8967,7 +6591,6 @@
                 <w:i w:val="false"/>
                 <w:b w:val="false"/>
                 <w:u w:val="none"/>
-                <w:strike w:val="false"/>
                 <w:sz w:val="21"/>
                 <w:szCs w:val="21"/>
                 <w:color w:val="000000"/>
@@ -8980,7 +6603,6 @@
                 <w:i w:val="false"/>
                 <w:b w:val="false"/>
                 <w:u w:val="none"/>
-                <w:strike w:val="false"/>
                 <w:sz w:val="21"/>
                 <w:szCs w:val="21"/>
                 <w:color w:val="000000"/>
@@ -8993,7 +6615,6 @@
                 <w:i w:val="false"/>
                 <w:b w:val="false"/>
                 <w:u w:val="none"/>
-                <w:strike w:val="false"/>
                 <w:sz w:val="21"/>
                 <w:szCs w:val="21"/>
                 <w:color w:val="000000"/>
@@ -9006,7 +6627,6 @@
                 <w:i w:val="false"/>
                 <w:b w:val="false"/>
                 <w:u w:val="none"/>
-                <w:strike w:val="false"/>
                 <w:sz w:val="21"/>
                 <w:szCs w:val="21"/>
                 <w:color w:val="000000"/>
@@ -9019,7 +6639,6 @@
                 <w:i w:val="false"/>
                 <w:b w:val="false"/>
                 <w:u w:val="none"/>
-                <w:strike w:val="false"/>
                 <w:sz w:val="21"/>
                 <w:szCs w:val="21"/>
                 <w:color w:val="000000"/>
@@ -9032,7 +6651,6 @@
                 <w:i w:val="false"/>
                 <w:b w:val="false"/>
                 <w:u w:val="none"/>
-                <w:strike w:val="false"/>
                 <w:sz w:val="21"/>
                 <w:szCs w:val="21"/>
                 <w:color w:val="000000"/>
@@ -9046,6 +6664,7 @@
         <w:trPr>
           <w:trHeight w:val="2592" w:hRule="atLeast"/>
         </w:trPr>
+        body2
         <w:tc>
           <w:tcPr>
             <w:tcBorders>
@@ -9075,16 +6694,6 @@
               </w:pBdr>
               <w:spacing w:after="200" w:before="200" w:line="240"/>
               <w:ind w:left="200" w:right="200" w:firstLine="0" w:firstLineChars="0"/>
-              <w:rPr>
-                <w:rFonts w:ascii="Arial" w:hAnsi="Arial" w:eastAsia="Arial" w:cs="Arial"/>
-                <w:i w:val="false"/>
-                <w:b w:val="false"/>
-                <w:u w:val="none"/>
-                <w:strike w:val="false"/>
-                <w:sz w:val="21"/>
-                <w:szCs w:val="21"/>
-                <w:color w:val="000000"/>
-              </w:rPr>
             </w:pPr>
             <w:r>
               <w:rPr>
@@ -9092,7 +6701,6 @@
                 <w:i w:val="false"/>
                 <w:b w:val="true"/>
                 <w:u w:val="none"/>
-                <w:strike w:val="false"/>
                 <w:sz w:val="22"/>
                 <w:szCs w:val="22"/>
                 <w:color w:val="063360"/>
@@ -9105,7 +6713,6 @@
                 <w:i w:val="false"/>
                 <w:b w:val="false"/>
                 <w:u w:val="none"/>
-                <w:strike w:val="false"/>
                 <w:sz w:val="21"/>
                 <w:szCs w:val="21"/>
                 <w:color w:val="000000"/>
@@ -9118,7 +6725,6 @@
                 <w:i w:val="false"/>
                 <w:b w:val="false"/>
                 <w:u w:val="none"/>
-                <w:strike w:val="false"/>
                 <w:sz w:val="21"/>
                 <w:szCs w:val="21"/>
                 <w:color w:val="000000"/>
@@ -9131,7 +6737,6 @@
                 <w:i w:val="false"/>
                 <w:b w:val="false"/>
                 <w:u w:val="none"/>
-                <w:strike w:val="false"/>
                 <w:sz w:val="21"/>
                 <w:szCs w:val="21"/>
                 <w:color w:val="000000"/>
@@ -9144,7 +6749,6 @@
                 <w:i w:val="false"/>
                 <w:b w:val="false"/>
                 <w:u w:val="none"/>
-                <w:strike w:val="false"/>
                 <w:sz w:val="21"/>
                 <w:szCs w:val="21"/>
                 <w:color w:val="000000"/>
@@ -9157,7 +6761,6 @@
                 <w:i w:val="false"/>
                 <w:b w:val="false"/>
                 <w:u w:val="none"/>
-                <w:strike w:val="false"/>
                 <w:sz w:val="21"/>
                 <w:szCs w:val="21"/>
                 <w:color w:val="000000"/>
@@ -9170,7 +6773,6 @@
                 <w:i w:val="false"/>
                 <w:b w:val="false"/>
                 <w:u w:val="none"/>
-                <w:strike w:val="false"/>
                 <w:sz w:val="21"/>
                 <w:szCs w:val="21"/>
                 <w:color w:val="000000"/>
@@ -9183,7 +6785,6 @@
                 <w:i w:val="false"/>
                 <w:b w:val="false"/>
                 <w:u w:val="none"/>
-                <w:strike w:val="false"/>
                 <w:sz w:val="21"/>
                 <w:szCs w:val="21"/>
                 <w:color w:val="000000"/>
@@ -9196,7 +6797,6 @@
                 <w:i w:val="false"/>
                 <w:b w:val="false"/>
                 <w:u w:val="none"/>
-                <w:strike w:val="false"/>
                 <w:sz w:val="21"/>
                 <w:szCs w:val="21"/>
                 <w:color w:val="000000"/>
@@ -9209,7 +6809,6 @@
                 <w:i w:val="false"/>
                 <w:b w:val="false"/>
                 <w:u w:val="none"/>
-                <w:strike w:val="false"/>
                 <w:sz w:val="21"/>
                 <w:szCs w:val="21"/>
                 <w:color w:val="000000"/>
@@ -9222,7 +6821,6 @@
                 <w:i w:val="false"/>
                 <w:b w:val="false"/>
                 <w:u w:val="none"/>
-                <w:strike w:val="false"/>
                 <w:sz w:val="21"/>
                 <w:szCs w:val="21"/>
                 <w:color w:val="000000"/>
@@ -9235,7 +6833,6 @@
                 <w:i w:val="false"/>
                 <w:b w:val="false"/>
                 <w:u w:val="none"/>
-                <w:strike w:val="false"/>
                 <w:sz w:val="21"/>
                 <w:szCs w:val="21"/>
                 <w:color w:val="000000"/>
@@ -9273,16 +6870,6 @@
               </w:pBdr>
               <w:spacing w:after="200" w:before="200" w:line="240"/>
               <w:ind w:left="200" w:right="200" w:firstLine="0" w:firstLineChars="0"/>
-              <w:rPr>
-                <w:rFonts w:ascii="Arial" w:hAnsi="Arial" w:eastAsia="Arial" w:cs="Arial"/>
-                <w:i w:val="false"/>
-                <w:b w:val="false"/>
-                <w:u w:val="none"/>
-                <w:strike w:val="false"/>
-                <w:sz w:val="21"/>
-                <w:szCs w:val="21"/>
-                <w:color w:val="000000"/>
-              </w:rPr>
             </w:pPr>
             <w:r>
               <w:rPr>
@@ -9290,7 +6877,6 @@
                 <w:i w:val="false"/>
                 <w:b w:val="true"/>
                 <w:u w:val="none"/>
-                <w:strike w:val="false"/>
                 <w:sz w:val="22"/>
                 <w:szCs w:val="22"/>
                 <w:color w:val="063360"/>
@@ -9303,7 +6889,6 @@
                 <w:i w:val="false"/>
                 <w:b w:val="false"/>
                 <w:u w:val="none"/>
-                <w:strike w:val="false"/>
                 <w:sz w:val="21"/>
                 <w:szCs w:val="21"/>
                 <w:color w:val="000000"/>
@@ -9316,7 +6901,6 @@
                 <w:i w:val="false"/>
                 <w:b w:val="false"/>
                 <w:u w:val="none"/>
-                <w:strike w:val="false"/>
                 <w:sz w:val="21"/>
                 <w:szCs w:val="21"/>
                 <w:color w:val="000000"/>
@@ -9329,7 +6913,6 @@
                 <w:i w:val="false"/>
                 <w:b w:val="false"/>
                 <w:u w:val="none"/>
-                <w:strike w:val="false"/>
                 <w:sz w:val="21"/>
                 <w:szCs w:val="21"/>
                 <w:color w:val="000000"/>
@@ -9342,7 +6925,6 @@
                 <w:i w:val="false"/>
                 <w:b w:val="false"/>
                 <w:u w:val="none"/>
-                <w:strike w:val="false"/>
                 <w:sz w:val="21"/>
                 <w:szCs w:val="21"/>
                 <w:color w:val="000000"/>
@@ -9355,7 +6937,6 @@
                 <w:i w:val="false"/>
                 <w:b w:val="false"/>
                 <w:u w:val="none"/>
-                <w:strike w:val="false"/>
                 <w:sz w:val="21"/>
                 <w:szCs w:val="21"/>
                 <w:color w:val="000000"/>
@@ -9368,7 +6949,6 @@
                 <w:i w:val="false"/>
                 <w:b w:val="false"/>
                 <w:u w:val="none"/>
-                <w:strike w:val="false"/>
                 <w:sz w:val="21"/>
                 <w:szCs w:val="21"/>
                 <w:color w:val="000000"/>
@@ -9381,7 +6961,6 @@
                 <w:i w:val="false"/>
                 <w:b w:val="false"/>
                 <w:u w:val="none"/>
-                <w:strike w:val="false"/>
                 <w:sz w:val="21"/>
                 <w:szCs w:val="21"/>
                 <w:color w:val="000000"/>
@@ -9394,7 +6973,6 @@
                 <w:i w:val="false"/>
                 <w:b w:val="false"/>
                 <w:u w:val="none"/>
-                <w:strike w:val="false"/>
                 <w:sz w:val="21"/>
                 <w:szCs w:val="21"/>
                 <w:color w:val="000000"/>
@@ -9407,7 +6985,6 @@
                 <w:i w:val="false"/>
                 <w:b w:val="false"/>
                 <w:u w:val="none"/>
-                <w:strike w:val="false"/>
                 <w:sz w:val="21"/>
                 <w:szCs w:val="21"/>
                 <w:color w:val="000000"/>
@@ -9420,7 +6997,6 @@
                 <w:i w:val="false"/>
                 <w:b w:val="false"/>
                 <w:u w:val="none"/>
-                <w:strike w:val="false"/>
                 <w:sz w:val="21"/>
                 <w:szCs w:val="21"/>
                 <w:color w:val="000000"/>
@@ -9433,7 +7009,6 @@
                 <w:i w:val="false"/>
                 <w:b w:val="false"/>
                 <w:u w:val="none"/>
-                <w:strike w:val="false"/>
                 <w:sz w:val="21"/>
                 <w:szCs w:val="21"/>
                 <w:color w:val="000000"/>
@@ -9447,6 +7022,7 @@
         <w:trPr>
           <w:trHeight w:val="2592" w:hRule="atLeast"/>
         </w:trPr>
+        body3
         <w:tc>
           <w:tcPr>
             <w:tcBorders>
@@ -9476,16 +7052,6 @@
               </w:pBdr>
               <w:spacing w:after="200" w:before="200" w:line="240"/>
               <w:ind w:left="200" w:right="200" w:firstLine="0" w:firstLineChars="0"/>
-              <w:rPr>
-                <w:rFonts w:ascii="Arial" w:hAnsi="Arial" w:eastAsia="Arial" w:cs="Arial"/>
-                <w:i w:val="false"/>
-                <w:b w:val="false"/>
-                <w:u w:val="none"/>
-                <w:strike w:val="false"/>
-                <w:sz w:val="21"/>
-                <w:szCs w:val="21"/>
-                <w:color w:val="000000"/>
-              </w:rPr>
             </w:pPr>
             <w:r>
               <w:rPr>
@@ -9493,7 +7059,6 @@
                 <w:i w:val="false"/>
                 <w:b w:val="true"/>
                 <w:u w:val="none"/>
-                <w:strike w:val="false"/>
                 <w:sz w:val="22"/>
                 <w:szCs w:val="22"/>
                 <w:color w:val="063360"/>
@@ -9506,7 +7071,6 @@
                 <w:i w:val="false"/>
                 <w:b w:val="false"/>
                 <w:u w:val="none"/>
-                <w:strike w:val="false"/>
                 <w:sz w:val="21"/>
                 <w:szCs w:val="21"/>
                 <w:color w:val="000000"/>
@@ -9519,7 +7083,6 @@
                 <w:i w:val="false"/>
                 <w:b w:val="false"/>
                 <w:u w:val="none"/>
-                <w:strike w:val="false"/>
                 <w:sz w:val="21"/>
                 <w:szCs w:val="21"/>
                 <w:color w:val="000000"/>
@@ -9532,7 +7095,6 @@
                 <w:i w:val="false"/>
                 <w:b w:val="false"/>
                 <w:u w:val="none"/>
-                <w:strike w:val="false"/>
                 <w:sz w:val="21"/>
                 <w:szCs w:val="21"/>
                 <w:color w:val="000000"/>
@@ -9545,7 +7107,6 @@
                 <w:i w:val="false"/>
                 <w:b w:val="false"/>
                 <w:u w:val="none"/>
-                <w:strike w:val="false"/>
                 <w:sz w:val="21"/>
                 <w:szCs w:val="21"/>
                 <w:color w:val="000000"/>
@@ -9558,7 +7119,6 @@
                 <w:i w:val="false"/>
                 <w:b w:val="false"/>
                 <w:u w:val="none"/>
-                <w:strike w:val="false"/>
                 <w:sz w:val="21"/>
                 <w:szCs w:val="21"/>
                 <w:color w:val="000000"/>
@@ -9571,7 +7131,6 @@
                 <w:i w:val="false"/>
                 <w:b w:val="false"/>
                 <w:u w:val="none"/>
-                <w:strike w:val="false"/>
                 <w:sz w:val="21"/>
                 <w:szCs w:val="21"/>
                 <w:color w:val="000000"/>
@@ -9584,7 +7143,6 @@
                 <w:i w:val="false"/>
                 <w:b w:val="false"/>
                 <w:u w:val="none"/>
-                <w:strike w:val="false"/>
                 <w:sz w:val="21"/>
                 <w:szCs w:val="21"/>
                 <w:color w:val="000000"/>
@@ -9597,7 +7155,6 @@
                 <w:i w:val="false"/>
                 <w:b w:val="false"/>
                 <w:u w:val="none"/>
-                <w:strike w:val="false"/>
                 <w:sz w:val="21"/>
                 <w:szCs w:val="21"/>
                 <w:color w:val="000000"/>
@@ -9610,7 +7167,6 @@
                 <w:i w:val="false"/>
                 <w:b w:val="false"/>
                 <w:u w:val="none"/>
-                <w:strike w:val="false"/>
                 <w:sz w:val="21"/>
                 <w:szCs w:val="21"/>
                 <w:color w:val="000000"/>
@@ -9623,7 +7179,6 @@
                 <w:i w:val="false"/>
                 <w:b w:val="false"/>
                 <w:u w:val="none"/>
-                <w:strike w:val="false"/>
                 <w:sz w:val="21"/>
                 <w:szCs w:val="21"/>
                 <w:color w:val="000000"/>
@@ -9636,7 +7191,6 @@
                 <w:i w:val="false"/>
                 <w:b w:val="false"/>
                 <w:u w:val="none"/>
-                <w:strike w:val="false"/>
                 <w:sz w:val="21"/>
                 <w:szCs w:val="21"/>
                 <w:color w:val="000000"/>
@@ -9674,16 +7228,6 @@
               </w:pBdr>
               <w:spacing w:after="200" w:before="200" w:line="240"/>
               <w:ind w:left="200" w:right="200" w:firstLine="0" w:firstLineChars="0"/>
-              <w:rPr>
-                <w:rFonts w:ascii="Arial" w:hAnsi="Arial" w:eastAsia="Arial" w:cs="Arial"/>
-                <w:i w:val="false"/>
-                <w:b w:val="false"/>
-                <w:u w:val="none"/>
-                <w:strike w:val="false"/>
-                <w:sz w:val="21"/>
-                <w:szCs w:val="21"/>
-                <w:color w:val="000000"/>
-              </w:rPr>
             </w:pPr>
             <w:r>
               <w:rPr>
@@ -9691,7 +7235,6 @@
                 <w:i w:val="false"/>
                 <w:b w:val="true"/>
                 <w:u w:val="none"/>
-                <w:strike w:val="false"/>
                 <w:sz w:val="22"/>
                 <w:szCs w:val="22"/>
                 <w:color w:val="063360"/>
@@ -9704,7 +7247,6 @@
                 <w:i w:val="false"/>
                 <w:b w:val="false"/>
                 <w:u w:val="none"/>
-                <w:strike w:val="false"/>
                 <w:sz w:val="21"/>
                 <w:szCs w:val="21"/>
                 <w:color w:val="000000"/>
@@ -9717,7 +7259,6 @@
                 <w:i w:val="false"/>
                 <w:b w:val="false"/>
                 <w:u w:val="none"/>
-                <w:strike w:val="false"/>
                 <w:sz w:val="21"/>
                 <w:szCs w:val="21"/>
                 <w:color w:val="000000"/>
@@ -9730,7 +7271,6 @@
                 <w:i w:val="false"/>
                 <w:b w:val="false"/>
                 <w:u w:val="none"/>
-                <w:strike w:val="false"/>
                 <w:sz w:val="21"/>
                 <w:szCs w:val="21"/>
                 <w:color w:val="000000"/>
@@ -9743,7 +7283,6 @@
                 <w:i w:val="false"/>
                 <w:b w:val="false"/>
                 <w:u w:val="none"/>
-                <w:strike w:val="false"/>
                 <w:sz w:val="21"/>
                 <w:szCs w:val="21"/>
                 <w:color w:val="000000"/>
@@ -9756,7 +7295,6 @@
                 <w:i w:val="false"/>
                 <w:b w:val="false"/>
                 <w:u w:val="none"/>
-                <w:strike w:val="false"/>
                 <w:sz w:val="21"/>
                 <w:szCs w:val="21"/>
                 <w:color w:val="000000"/>
@@ -9769,7 +7307,6 @@
                 <w:i w:val="false"/>
                 <w:b w:val="false"/>
                 <w:u w:val="none"/>
-                <w:strike w:val="false"/>
                 <w:sz w:val="21"/>
                 <w:szCs w:val="21"/>
                 <w:color w:val="000000"/>
@@ -9782,7 +7319,6 @@
                 <w:i w:val="false"/>
                 <w:b w:val="false"/>
                 <w:u w:val="none"/>
-                <w:strike w:val="false"/>
                 <w:sz w:val="21"/>
                 <w:szCs w:val="21"/>
                 <w:color w:val="000000"/>
@@ -9795,7 +7331,6 @@
                 <w:i w:val="false"/>
                 <w:b w:val="false"/>
                 <w:u w:val="none"/>
-                <w:strike w:val="false"/>
                 <w:sz w:val="21"/>
                 <w:szCs w:val="21"/>
                 <w:color w:val="000000"/>
@@ -9808,7 +7343,6 @@
                 <w:i w:val="false"/>
                 <w:b w:val="false"/>
                 <w:u w:val="none"/>
-                <w:strike w:val="false"/>
                 <w:sz w:val="21"/>
                 <w:szCs w:val="21"/>
                 <w:color w:val="000000"/>
@@ -9821,7 +7355,6 @@
                 <w:i w:val="false"/>
                 <w:b w:val="false"/>
                 <w:u w:val="none"/>
-                <w:strike w:val="false"/>
                 <w:sz w:val="21"/>
                 <w:szCs w:val="21"/>
                 <w:color w:val="000000"/>
@@ -9834,7 +7367,6 @@
                 <w:i w:val="false"/>
                 <w:b w:val="false"/>
                 <w:u w:val="none"/>
-                <w:strike w:val="false"/>
                 <w:sz w:val="21"/>
                 <w:szCs w:val="21"/>
                 <w:color w:val="000000"/>
@@ -9848,6 +7380,7 @@
         <w:trPr>
           <w:trHeight w:val="2592" w:hRule="atLeast"/>
         </w:trPr>
+        body4
         <w:tc>
           <w:tcPr>
             <w:tcBorders>
@@ -9877,16 +7410,6 @@
               </w:pBdr>
               <w:spacing w:after="200" w:before="200" w:line="240"/>
               <w:ind w:left="200" w:right="200" w:firstLine="0" w:firstLineChars="0"/>
-              <w:rPr>
-                <w:rFonts w:ascii="Arial" w:hAnsi="Arial" w:eastAsia="Arial" w:cs="Arial"/>
-                <w:i w:val="false"/>
-                <w:b w:val="false"/>
-                <w:u w:val="none"/>
-                <w:strike w:val="false"/>
-                <w:sz w:val="21"/>
-                <w:szCs w:val="21"/>
-                <w:color w:val="000000"/>
-              </w:rPr>
             </w:pPr>
             <w:r>
               <w:rPr>
@@ -9894,7 +7417,6 @@
                 <w:i w:val="false"/>
                 <w:b w:val="true"/>
                 <w:u w:val="none"/>
-                <w:strike w:val="false"/>
                 <w:sz w:val="22"/>
                 <w:szCs w:val="22"/>
                 <w:color w:val="063360"/>
@@ -9907,7 +7429,6 @@
                 <w:i w:val="false"/>
                 <w:b w:val="false"/>
                 <w:u w:val="none"/>
-                <w:strike w:val="false"/>
                 <w:sz w:val="21"/>
                 <w:szCs w:val="21"/>
                 <w:color w:val="000000"/>
@@ -9920,7 +7441,6 @@
                 <w:i w:val="false"/>
                 <w:b w:val="false"/>
                 <w:u w:val="none"/>
-                <w:strike w:val="false"/>
                 <w:sz w:val="21"/>
                 <w:szCs w:val="21"/>
                 <w:color w:val="000000"/>
@@ -9933,7 +7453,6 @@
                 <w:i w:val="false"/>
                 <w:b w:val="false"/>
                 <w:u w:val="none"/>
-                <w:strike w:val="false"/>
                 <w:sz w:val="21"/>
                 <w:szCs w:val="21"/>
                 <w:color w:val="000000"/>
@@ -9946,7 +7465,6 @@
                 <w:i w:val="false"/>
                 <w:b w:val="false"/>
                 <w:u w:val="none"/>
-                <w:strike w:val="false"/>
                 <w:sz w:val="21"/>
                 <w:szCs w:val="21"/>
                 <w:color w:val="000000"/>
@@ -9959,7 +7477,6 @@
                 <w:i w:val="false"/>
                 <w:b w:val="false"/>
                 <w:u w:val="none"/>
-                <w:strike w:val="false"/>
                 <w:sz w:val="21"/>
                 <w:szCs w:val="21"/>
                 <w:color w:val="000000"/>
@@ -9972,7 +7489,6 @@
                 <w:i w:val="false"/>
                 <w:b w:val="false"/>
                 <w:u w:val="none"/>
-                <w:strike w:val="false"/>
                 <w:sz w:val="21"/>
                 <w:szCs w:val="21"/>
                 <w:color w:val="000000"/>
@@ -9985,7 +7501,6 @@
                 <w:i w:val="false"/>
                 <w:b w:val="false"/>
                 <w:u w:val="none"/>
-                <w:strike w:val="false"/>
                 <w:sz w:val="21"/>
                 <w:szCs w:val="21"/>
                 <w:color w:val="000000"/>
@@ -9998,7 +7513,6 @@
                 <w:i w:val="false"/>
                 <w:b w:val="false"/>
                 <w:u w:val="none"/>
-                <w:strike w:val="false"/>
                 <w:sz w:val="21"/>
                 <w:szCs w:val="21"/>
                 <w:color w:val="000000"/>
@@ -10011,7 +7525,6 @@
                 <w:i w:val="false"/>
                 <w:b w:val="false"/>
                 <w:u w:val="none"/>
-                <w:strike w:val="false"/>
                 <w:sz w:val="21"/>
                 <w:szCs w:val="21"/>
                 <w:color w:val="000000"/>
@@ -10024,7 +7537,6 @@
                 <w:i w:val="false"/>
                 <w:b w:val="false"/>
                 <w:u w:val="none"/>
-                <w:strike w:val="false"/>
                 <w:sz w:val="21"/>
                 <w:szCs w:val="21"/>
                 <w:color w:val="000000"/>
@@ -10037,7 +7549,6 @@
                 <w:i w:val="false"/>
                 <w:b w:val="false"/>
                 <w:u w:val="none"/>
-                <w:strike w:val="false"/>
                 <w:sz w:val="21"/>
                 <w:szCs w:val="21"/>
                 <w:color w:val="000000"/>
@@ -10075,16 +7586,6 @@
               </w:pBdr>
               <w:spacing w:after="200" w:before="200" w:line="240"/>
               <w:ind w:left="200" w:right="200" w:firstLine="0" w:firstLineChars="0"/>
-              <w:rPr>
-                <w:rFonts w:ascii="Arial" w:hAnsi="Arial" w:eastAsia="Arial" w:cs="Arial"/>
-                <w:i w:val="false"/>
-                <w:b w:val="false"/>
-                <w:u w:val="none"/>
-                <w:strike w:val="false"/>
-                <w:sz w:val="21"/>
-                <w:szCs w:val="21"/>
-                <w:color w:val="000000"/>
-              </w:rPr>
             </w:pPr>
             <w:r>
               <w:rPr>
@@ -10092,7 +7593,6 @@
                 <w:i w:val="false"/>
                 <w:b w:val="true"/>
                 <w:u w:val="none"/>
-                <w:strike w:val="false"/>
                 <w:sz w:val="22"/>
                 <w:szCs w:val="22"/>
                 <w:color w:val="063360"/>
@@ -10105,7 +7605,6 @@
                 <w:i w:val="false"/>
                 <w:b w:val="false"/>
                 <w:u w:val="none"/>
-                <w:strike w:val="false"/>
                 <w:sz w:val="21"/>
                 <w:szCs w:val="21"/>
                 <w:color w:val="000000"/>
@@ -10118,7 +7617,6 @@
                 <w:i w:val="false"/>
                 <w:b w:val="false"/>
                 <w:u w:val="none"/>
-                <w:strike w:val="false"/>
                 <w:sz w:val="21"/>
                 <w:szCs w:val="21"/>
                 <w:color w:val="000000"/>
@@ -10131,7 +7629,6 @@
                 <w:i w:val="false"/>
                 <w:b w:val="false"/>
                 <w:u w:val="none"/>
-                <w:strike w:val="false"/>
                 <w:sz w:val="21"/>
                 <w:szCs w:val="21"/>
                 <w:color w:val="000000"/>
@@ -10144,7 +7641,6 @@
                 <w:i w:val="false"/>
                 <w:b w:val="false"/>
                 <w:u w:val="none"/>
-                <w:strike w:val="false"/>
                 <w:sz w:val="21"/>
                 <w:szCs w:val="21"/>
                 <w:color w:val="000000"/>
@@ -10157,7 +7653,6 @@
                 <w:i w:val="false"/>
                 <w:b w:val="false"/>
                 <w:u w:val="none"/>
-                <w:strike w:val="false"/>
                 <w:sz w:val="21"/>
                 <w:szCs w:val="21"/>
                 <w:color w:val="000000"/>
@@ -10170,7 +7665,6 @@
                 <w:i w:val="false"/>
                 <w:b w:val="false"/>
                 <w:u w:val="none"/>
-                <w:strike w:val="false"/>
                 <w:sz w:val="21"/>
                 <w:szCs w:val="21"/>
                 <w:color w:val="000000"/>
@@ -10183,7 +7677,6 @@
                 <w:i w:val="false"/>
                 <w:b w:val="false"/>
                 <w:u w:val="none"/>
-                <w:strike w:val="false"/>
                 <w:sz w:val="21"/>
                 <w:szCs w:val="21"/>
                 <w:color w:val="000000"/>
@@ -10196,7 +7689,6 @@
                 <w:i w:val="false"/>
                 <w:b w:val="false"/>
                 <w:u w:val="none"/>
-                <w:strike w:val="false"/>
                 <w:sz w:val="21"/>
                 <w:szCs w:val="21"/>
                 <w:color w:val="000000"/>
@@ -10209,7 +7701,6 @@
                 <w:i w:val="false"/>
                 <w:b w:val="false"/>
                 <w:u w:val="none"/>
-                <w:strike w:val="false"/>
                 <w:sz w:val="21"/>
                 <w:szCs w:val="21"/>
                 <w:color w:val="000000"/>
@@ -10222,7 +7713,6 @@
                 <w:i w:val="false"/>
                 <w:b w:val="false"/>
                 <w:u w:val="none"/>
-                <w:strike w:val="false"/>
                 <w:sz w:val="21"/>
                 <w:szCs w:val="21"/>
                 <w:color w:val="000000"/>
@@ -10235,7 +7725,6 @@
                 <w:i w:val="false"/>
                 <w:b w:val="false"/>
                 <w:u w:val="none"/>
-                <w:strike w:val="false"/>
                 <w:sz w:val="21"/>
                 <w:szCs w:val="21"/>
                 <w:color w:val="000000"/>
@@ -10271,7 +7760,6 @@
           <w:i w:val="false"/>
           <w:b w:val="false"/>
           <w:u w:val="none"/>
-          <w:strike w:val="false"/>
           <w:sz w:val="18"/>
           <w:szCs w:val="18"/>
           <w:color w:val="545860"/>
@@ -10298,7 +7786,6 @@
           <w:i w:val="false"/>
           <w:b w:val="true"/>
           <w:u w:val="none"/>
-          <w:strike w:val="false"/>
           <w:sz w:val="36"/>
           <w:szCs w:val="36"/>
           <w:color w:val="063360"/>
@@ -10325,7 +7812,6 @@
           <w:i w:val="true"/>
           <w:b w:val="false"/>
           <w:u w:val="none"/>
-          <w:strike w:val="false"/>
           <w:sz w:val="18"/>
           <w:szCs w:val="18"/>
           <w:color w:val="215A9E"/>
@@ -10352,7 +7838,6 @@
           <w:i w:val="false"/>
           <w:b w:val="true"/>
           <w:u w:val="none"/>
-          <w:strike w:val="false"/>
           <w:sz w:val="26"/>
           <w:szCs w:val="26"/>
           <w:color w:val="215A9E"/>
@@ -10379,7 +7864,6 @@
           <w:i w:val="false"/>
           <w:b w:val="false"/>
           <w:u w:val="none"/>
-          <w:strike w:val="false"/>
           <w:sz w:val="22"/>
           <w:szCs w:val="22"/>
           <w:color w:val="000000"/>
@@ -10406,7 +7890,6 @@
           <w:i w:val="false"/>
           <w:b w:val="true"/>
           <w:u w:val="none"/>
-          <w:strike w:val="false"/>
           <w:sz w:val="26"/>
           <w:szCs w:val="26"/>
           <w:color w:val="215A9E"/>
@@ -10433,7 +7916,6 @@
           <w:i w:val="false"/>
           <w:b w:val="false"/>
           <w:u w:val="none"/>
-          <w:strike w:val="false"/>
           <w:sz w:val="22"/>
           <w:szCs w:val="22"/>
           <w:color w:val="000000"/>
@@ -10460,7 +7942,6 @@
           <w:i w:val="false"/>
           <w:b w:val="true"/>
           <w:u w:val="none"/>
-          <w:strike w:val="false"/>
           <w:sz w:val="26"/>
           <w:szCs w:val="26"/>
           <w:color w:val="215A9E"/>
@@ -10487,7 +7968,6 @@
           <w:i w:val="false"/>
           <w:b w:val="false"/>
           <w:u w:val="none"/>
-          <w:strike w:val="false"/>
           <w:sz w:val="22"/>
           <w:szCs w:val="22"/>
           <w:color w:val="000000"/>
@@ -10514,7 +7994,6 @@
           <w:i w:val="false"/>
           <w:b w:val="true"/>
           <w:u w:val="none"/>
-          <w:strike w:val="false"/>
           <w:sz w:val="26"/>
           <w:szCs w:val="26"/>
           <w:color w:val="215A9E"/>
@@ -10541,7 +8020,6 @@
           <w:i w:val="false"/>
           <w:b w:val="false"/>
           <w:u w:val="none"/>
-          <w:strike w:val="false"/>
           <w:sz w:val="22"/>
           <w:szCs w:val="22"/>
           <w:color w:val="000000"/>
@@ -10568,12 +8046,11 @@
           <w:i w:val="false"/>
           <w:b w:val="true"/>
           <w:u w:val="none"/>
-          <w:strike w:val="false"/>
           <w:sz w:val="26"/>
           <w:szCs w:val="26"/>
           <w:color w:val="215A9E"/>
         </w:rPr>
-        <w:t xml:space="preserve">Triage key</w:t>
+        <w:t xml:space="preserve">Triage key (the session uses excerpts 1 to 4; 5 to 8 are kept for reference)</w:t>
       </w:r>
     </w:p>
     <w:tbl xmlns:a="http://schemas.openxmlformats.org/drawingml/2006/main" xmlns:pic="http://schemas.openxmlformats.org/drawingml/2006/picture">
@@ -10592,6 +8069,7 @@
           <w:trHeight w:val="360" w:hRule="auto"/>
           <w:tblHeader/>
         </w:trPr>
+        header1
         <w:tc>
           <w:tcPr>
             <w:tcBorders>
@@ -10621,24 +8099,13 @@
               </w:pBdr>
               <w:spacing w:after="80" w:before="80" w:line="240"/>
               <w:ind w:left="80" w:right="80" w:firstLine="0" w:firstLineChars="0"/>
-              <w:rPr>
-                <w:rFonts w:ascii="Arial" w:hAnsi="Arial" w:eastAsia="Arial" w:cs="Arial"/>
+            </w:pPr>
+            <w:r>
+              <w:rPr>
+                <w:rFonts w:ascii="Arial" w:hAnsi="DejaVu Sans" w:eastAsia="DejaVu Sans" w:cs="DejaVu Sans"/>
                 <w:i w:val="false"/>
                 <w:b w:val="true"/>
                 <w:u w:val="none"/>
-                <w:strike w:val="false"/>
-                <w:sz w:val="21"/>
-                <w:szCs w:val="21"/>
-                <w:color w:val="063360"/>
-              </w:rPr>
-            </w:pPr>
-            <w:r>
-              <w:rPr>
-                <w:rFonts w:ascii="Arial" w:hAnsi="Arial" w:eastAsia="Arial" w:cs="Arial"/>
-                <w:i w:val="false"/>
-                <w:b w:val="true"/>
-                <w:u w:val="none"/>
-                <w:strike w:val="false"/>
                 <w:sz w:val="21"/>
                 <w:szCs w:val="21"/>
                 <w:color w:val="063360"/>
@@ -10676,24 +8143,13 @@
               </w:pBdr>
               <w:spacing w:after="80" w:before="80" w:line="240"/>
               <w:ind w:left="80" w:right="80" w:firstLine="0" w:firstLineChars="0"/>
-              <w:rPr>
-                <w:rFonts w:ascii="Arial" w:hAnsi="Arial" w:eastAsia="Arial" w:cs="Arial"/>
+            </w:pPr>
+            <w:r>
+              <w:rPr>
+                <w:rFonts w:ascii="Arial" w:hAnsi="DejaVu Sans" w:eastAsia="DejaVu Sans" w:cs="DejaVu Sans"/>
                 <w:i w:val="false"/>
                 <w:b w:val="true"/>
                 <w:u w:val="none"/>
-                <w:strike w:val="false"/>
-                <w:sz w:val="21"/>
-                <w:szCs w:val="21"/>
-                <w:color w:val="063360"/>
-              </w:rPr>
-            </w:pPr>
-            <w:r>
-              <w:rPr>
-                <w:rFonts w:ascii="Arial" w:hAnsi="Arial" w:eastAsia="Arial" w:cs="Arial"/>
-                <w:i w:val="false"/>
-                <w:b w:val="true"/>
-                <w:u w:val="none"/>
-                <w:strike w:val="false"/>
                 <w:sz w:val="21"/>
                 <w:szCs w:val="21"/>
                 <w:color w:val="063360"/>
@@ -10731,24 +8187,13 @@
               </w:pBdr>
               <w:spacing w:after="80" w:before="80" w:line="240"/>
               <w:ind w:left="80" w:right="80" w:firstLine="0" w:firstLineChars="0"/>
-              <w:rPr>
-                <w:rFonts w:ascii="Arial" w:hAnsi="Arial" w:eastAsia="Arial" w:cs="Arial"/>
+            </w:pPr>
+            <w:r>
+              <w:rPr>
+                <w:rFonts w:ascii="Arial" w:hAnsi="DejaVu Sans" w:eastAsia="DejaVu Sans" w:cs="DejaVu Sans"/>
                 <w:i w:val="false"/>
                 <w:b w:val="true"/>
                 <w:u w:val="none"/>
-                <w:strike w:val="false"/>
-                <w:sz w:val="21"/>
-                <w:szCs w:val="21"/>
-                <w:color w:val="063360"/>
-              </w:rPr>
-            </w:pPr>
-            <w:r>
-              <w:rPr>
-                <w:rFonts w:ascii="Arial" w:hAnsi="Arial" w:eastAsia="Arial" w:cs="Arial"/>
-                <w:i w:val="false"/>
-                <w:b w:val="true"/>
-                <w:u w:val="none"/>
-                <w:strike w:val="false"/>
                 <w:sz w:val="21"/>
                 <w:szCs w:val="21"/>
                 <w:color w:val="063360"/>
@@ -10762,6 +8207,7 @@
         <w:trPr>
           <w:trHeight w:val="360" w:hRule="auto"/>
         </w:trPr>
+        body1
         <w:tc>
           <w:tcPr>
             <w:tcBorders>
@@ -10791,24 +8237,13 @@
               </w:pBdr>
               <w:spacing w:after="80" w:before="80" w:line="240"/>
               <w:ind w:left="80" w:right="80" w:firstLine="0" w:firstLineChars="0"/>
-              <w:rPr>
-                <w:rFonts w:ascii="Arial" w:hAnsi="Arial" w:eastAsia="Arial" w:cs="Arial"/>
-                <w:i w:val="false"/>
-                <w:b w:val="false"/>
-                <w:u w:val="none"/>
-                <w:strike w:val="false"/>
-                <w:sz w:val="21"/>
-                <w:szCs w:val="21"/>
-                <w:color w:val="000000"/>
-              </w:rPr>
-            </w:pPr>
-            <w:r>
-              <w:rPr>
-                <w:rFonts w:ascii="Arial" w:hAnsi="Arial" w:eastAsia="Arial" w:cs="Arial"/>
-                <w:i w:val="false"/>
-                <w:b w:val="false"/>
-                <w:u w:val="none"/>
-                <w:strike w:val="false"/>
+            </w:pPr>
+            <w:r>
+              <w:rPr>
+                <w:rFonts w:ascii="Arial" w:hAnsi="DejaVu Sans" w:eastAsia="DejaVu Sans" w:cs="DejaVu Sans"/>
+                <w:i w:val="false"/>
+                <w:b w:val="false"/>
+                <w:u w:val="none"/>
                 <w:sz w:val="21"/>
                 <w:szCs w:val="21"/>
                 <w:color w:val="000000"/>
@@ -10846,24 +8281,13 @@
               </w:pBdr>
               <w:spacing w:after="80" w:before="80" w:line="240"/>
               <w:ind w:left="80" w:right="80" w:firstLine="0" w:firstLineChars="0"/>
-              <w:rPr>
-                <w:rFonts w:ascii="Arial" w:hAnsi="Arial" w:eastAsia="Arial" w:cs="Arial"/>
-                <w:i w:val="false"/>
-                <w:b w:val="false"/>
-                <w:u w:val="none"/>
-                <w:strike w:val="false"/>
-                <w:sz w:val="21"/>
-                <w:szCs w:val="21"/>
-                <w:color w:val="000000"/>
-              </w:rPr>
-            </w:pPr>
-            <w:r>
-              <w:rPr>
-                <w:rFonts w:ascii="Arial" w:hAnsi="Arial" w:eastAsia="Arial" w:cs="Arial"/>
-                <w:i w:val="false"/>
-                <w:b w:val="false"/>
-                <w:u w:val="none"/>
-                <w:strike w:val="false"/>
+            </w:pPr>
+            <w:r>
+              <w:rPr>
+                <w:rFonts w:ascii="Arial" w:hAnsi="DejaVu Sans" w:eastAsia="DejaVu Sans" w:cs="DejaVu Sans"/>
+                <w:i w:val="false"/>
+                <w:b w:val="false"/>
+                <w:u w:val="none"/>
                 <w:sz w:val="21"/>
                 <w:szCs w:val="21"/>
                 <w:color w:val="000000"/>
@@ -10901,24 +8325,13 @@
               </w:pBdr>
               <w:spacing w:after="80" w:before="80" w:line="240"/>
               <w:ind w:left="80" w:right="80" w:firstLine="0" w:firstLineChars="0"/>
-              <w:rPr>
-                <w:rFonts w:ascii="Arial" w:hAnsi="Arial" w:eastAsia="Arial" w:cs="Arial"/>
-                <w:i w:val="false"/>
-                <w:b w:val="false"/>
-                <w:u w:val="none"/>
-                <w:strike w:val="false"/>
-                <w:sz w:val="21"/>
-                <w:szCs w:val="21"/>
-                <w:color w:val="000000"/>
-              </w:rPr>
-            </w:pPr>
-            <w:r>
-              <w:rPr>
-                <w:rFonts w:ascii="Arial" w:hAnsi="Arial" w:eastAsia="Arial" w:cs="Arial"/>
-                <w:i w:val="false"/>
-                <w:b w:val="false"/>
-                <w:u w:val="none"/>
-                <w:strike w:val="false"/>
+            </w:pPr>
+            <w:r>
+              <w:rPr>
+                <w:rFonts w:ascii="Arial" w:hAnsi="DejaVu Sans" w:eastAsia="DejaVu Sans" w:cs="DejaVu Sans"/>
+                <w:i w:val="false"/>
+                <w:b w:val="false"/>
+                <w:u w:val="none"/>
                 <w:sz w:val="21"/>
                 <w:szCs w:val="21"/>
                 <w:color w:val="000000"/>
@@ -10932,6 +8345,7 @@
         <w:trPr>
           <w:trHeight w:val="360" w:hRule="auto"/>
         </w:trPr>
+        body2
         <w:tc>
           <w:tcPr>
             <w:tcBorders>
@@ -10961,24 +8375,13 @@
               </w:pBdr>
               <w:spacing w:after="80" w:before="80" w:line="240"/>
               <w:ind w:left="80" w:right="80" w:firstLine="0" w:firstLineChars="0"/>
-              <w:rPr>
-                <w:rFonts w:ascii="Arial" w:hAnsi="Arial" w:eastAsia="Arial" w:cs="Arial"/>
-                <w:i w:val="false"/>
-                <w:b w:val="false"/>
-                <w:u w:val="none"/>
-                <w:strike w:val="false"/>
-                <w:sz w:val="21"/>
-                <w:szCs w:val="21"/>
-                <w:color w:val="000000"/>
-              </w:rPr>
-            </w:pPr>
-            <w:r>
-              <w:rPr>
-                <w:rFonts w:ascii="Arial" w:hAnsi="Arial" w:eastAsia="Arial" w:cs="Arial"/>
-                <w:i w:val="false"/>
-                <w:b w:val="false"/>
-                <w:u w:val="none"/>
-                <w:strike w:val="false"/>
+            </w:pPr>
+            <w:r>
+              <w:rPr>
+                <w:rFonts w:ascii="Arial" w:hAnsi="DejaVu Sans" w:eastAsia="DejaVu Sans" w:cs="DejaVu Sans"/>
+                <w:i w:val="false"/>
+                <w:b w:val="false"/>
+                <w:u w:val="none"/>
                 <w:sz w:val="21"/>
                 <w:szCs w:val="21"/>
                 <w:color w:val="000000"/>
@@ -11016,24 +8419,13 @@
               </w:pBdr>
               <w:spacing w:after="80" w:before="80" w:line="240"/>
               <w:ind w:left="80" w:right="80" w:firstLine="0" w:firstLineChars="0"/>
-              <w:rPr>
-                <w:rFonts w:ascii="Arial" w:hAnsi="Arial" w:eastAsia="Arial" w:cs="Arial"/>
-                <w:i w:val="false"/>
-                <w:b w:val="false"/>
-                <w:u w:val="none"/>
-                <w:strike w:val="false"/>
-                <w:sz w:val="21"/>
-                <w:szCs w:val="21"/>
-                <w:color w:val="000000"/>
-              </w:rPr>
-            </w:pPr>
-            <w:r>
-              <w:rPr>
-                <w:rFonts w:ascii="Arial" w:hAnsi="Arial" w:eastAsia="Arial" w:cs="Arial"/>
-                <w:i w:val="false"/>
-                <w:b w:val="false"/>
-                <w:u w:val="none"/>
-                <w:strike w:val="false"/>
+            </w:pPr>
+            <w:r>
+              <w:rPr>
+                <w:rFonts w:ascii="Arial" w:hAnsi="DejaVu Sans" w:eastAsia="DejaVu Sans" w:cs="DejaVu Sans"/>
+                <w:i w:val="false"/>
+                <w:b w:val="false"/>
+                <w:u w:val="none"/>
                 <w:sz w:val="21"/>
                 <w:szCs w:val="21"/>
                 <w:color w:val="000000"/>
@@ -11071,24 +8463,13 @@
               </w:pBdr>
               <w:spacing w:after="80" w:before="80" w:line="240"/>
               <w:ind w:left="80" w:right="80" w:firstLine="0" w:firstLineChars="0"/>
-              <w:rPr>
-                <w:rFonts w:ascii="Arial" w:hAnsi="Arial" w:eastAsia="Arial" w:cs="Arial"/>
-                <w:i w:val="false"/>
-                <w:b w:val="false"/>
-                <w:u w:val="none"/>
-                <w:strike w:val="false"/>
-                <w:sz w:val="21"/>
-                <w:szCs w:val="21"/>
-                <w:color w:val="000000"/>
-              </w:rPr>
-            </w:pPr>
-            <w:r>
-              <w:rPr>
-                <w:rFonts w:ascii="Arial" w:hAnsi="Arial" w:eastAsia="Arial" w:cs="Arial"/>
-                <w:i w:val="false"/>
-                <w:b w:val="false"/>
-                <w:u w:val="none"/>
-                <w:strike w:val="false"/>
+            </w:pPr>
+            <w:r>
+              <w:rPr>
+                <w:rFonts w:ascii="Arial" w:hAnsi="DejaVu Sans" w:eastAsia="DejaVu Sans" w:cs="DejaVu Sans"/>
+                <w:i w:val="false"/>
+                <w:b w:val="false"/>
+                <w:u w:val="none"/>
                 <w:sz w:val="21"/>
                 <w:szCs w:val="21"/>
                 <w:color w:val="000000"/>
@@ -11102,6 +8483,7 @@
         <w:trPr>
           <w:trHeight w:val="360" w:hRule="auto"/>
         </w:trPr>
+        body3
         <w:tc>
           <w:tcPr>
             <w:tcBorders>
@@ -11131,24 +8513,13 @@
               </w:pBdr>
               <w:spacing w:after="80" w:before="80" w:line="240"/>
               <w:ind w:left="80" w:right="80" w:firstLine="0" w:firstLineChars="0"/>
-              <w:rPr>
-                <w:rFonts w:ascii="Arial" w:hAnsi="Arial" w:eastAsia="Arial" w:cs="Arial"/>
-                <w:i w:val="false"/>
-                <w:b w:val="false"/>
-                <w:u w:val="none"/>
-                <w:strike w:val="false"/>
-                <w:sz w:val="21"/>
-                <w:szCs w:val="21"/>
-                <w:color w:val="000000"/>
-              </w:rPr>
-            </w:pPr>
-            <w:r>
-              <w:rPr>
-                <w:rFonts w:ascii="Arial" w:hAnsi="Arial" w:eastAsia="Arial" w:cs="Arial"/>
-                <w:i w:val="false"/>
-                <w:b w:val="false"/>
-                <w:u w:val="none"/>
-                <w:strike w:val="false"/>
+            </w:pPr>
+            <w:r>
+              <w:rPr>
+                <w:rFonts w:ascii="Arial" w:hAnsi="DejaVu Sans" w:eastAsia="DejaVu Sans" w:cs="DejaVu Sans"/>
+                <w:i w:val="false"/>
+                <w:b w:val="false"/>
+                <w:u w:val="none"/>
                 <w:sz w:val="21"/>
                 <w:szCs w:val="21"/>
                 <w:color w:val="000000"/>
@@ -11186,24 +8557,13 @@
               </w:pBdr>
               <w:spacing w:after="80" w:before="80" w:line="240"/>
               <w:ind w:left="80" w:right="80" w:firstLine="0" w:firstLineChars="0"/>
-              <w:rPr>
-                <w:rFonts w:ascii="Arial" w:hAnsi="Arial" w:eastAsia="Arial" w:cs="Arial"/>
-                <w:i w:val="false"/>
-                <w:b w:val="false"/>
-                <w:u w:val="none"/>
-                <w:strike w:val="false"/>
-                <w:sz w:val="21"/>
-                <w:szCs w:val="21"/>
-                <w:color w:val="000000"/>
-              </w:rPr>
-            </w:pPr>
-            <w:r>
-              <w:rPr>
-                <w:rFonts w:ascii="Arial" w:hAnsi="Arial" w:eastAsia="Arial" w:cs="Arial"/>
-                <w:i w:val="false"/>
-                <w:b w:val="false"/>
-                <w:u w:val="none"/>
-                <w:strike w:val="false"/>
+            </w:pPr>
+            <w:r>
+              <w:rPr>
+                <w:rFonts w:ascii="Arial" w:hAnsi="DejaVu Sans" w:eastAsia="DejaVu Sans" w:cs="DejaVu Sans"/>
+                <w:i w:val="false"/>
+                <w:b w:val="false"/>
+                <w:u w:val="none"/>
                 <w:sz w:val="21"/>
                 <w:szCs w:val="21"/>
                 <w:color w:val="000000"/>
@@ -11241,24 +8601,13 @@
               </w:pBdr>
               <w:spacing w:after="80" w:before="80" w:line="240"/>
               <w:ind w:left="80" w:right="80" w:firstLine="0" w:firstLineChars="0"/>
-              <w:rPr>
-                <w:rFonts w:ascii="Arial" w:hAnsi="Arial" w:eastAsia="Arial" w:cs="Arial"/>
-                <w:i w:val="false"/>
-                <w:b w:val="false"/>
-                <w:u w:val="none"/>
-                <w:strike w:val="false"/>
-                <w:sz w:val="21"/>
-                <w:szCs w:val="21"/>
-                <w:color w:val="000000"/>
-              </w:rPr>
-            </w:pPr>
-            <w:r>
-              <w:rPr>
-                <w:rFonts w:ascii="Arial" w:hAnsi="Arial" w:eastAsia="Arial" w:cs="Arial"/>
-                <w:i w:val="false"/>
-                <w:b w:val="false"/>
-                <w:u w:val="none"/>
-                <w:strike w:val="false"/>
+            </w:pPr>
+            <w:r>
+              <w:rPr>
+                <w:rFonts w:ascii="Arial" w:hAnsi="DejaVu Sans" w:eastAsia="DejaVu Sans" w:cs="DejaVu Sans"/>
+                <w:i w:val="false"/>
+                <w:b w:val="false"/>
+                <w:u w:val="none"/>
                 <w:sz w:val="21"/>
                 <w:szCs w:val="21"/>
                 <w:color w:val="000000"/>
@@ -11272,6 +8621,7 @@
         <w:trPr>
           <w:trHeight w:val="360" w:hRule="auto"/>
         </w:trPr>
+        body4
         <w:tc>
           <w:tcPr>
             <w:tcBorders>
@@ -11301,24 +8651,13 @@
               </w:pBdr>
               <w:spacing w:after="80" w:before="80" w:line="240"/>
               <w:ind w:left="80" w:right="80" w:firstLine="0" w:firstLineChars="0"/>
-              <w:rPr>
-                <w:rFonts w:ascii="Arial" w:hAnsi="Arial" w:eastAsia="Arial" w:cs="Arial"/>
-                <w:i w:val="false"/>
-                <w:b w:val="false"/>
-                <w:u w:val="none"/>
-                <w:strike w:val="false"/>
-                <w:sz w:val="21"/>
-                <w:szCs w:val="21"/>
-                <w:color w:val="000000"/>
-              </w:rPr>
-            </w:pPr>
-            <w:r>
-              <w:rPr>
-                <w:rFonts w:ascii="Arial" w:hAnsi="Arial" w:eastAsia="Arial" w:cs="Arial"/>
-                <w:i w:val="false"/>
-                <w:b w:val="false"/>
-                <w:u w:val="none"/>
-                <w:strike w:val="false"/>
+            </w:pPr>
+            <w:r>
+              <w:rPr>
+                <w:rFonts w:ascii="Arial" w:hAnsi="DejaVu Sans" w:eastAsia="DejaVu Sans" w:cs="DejaVu Sans"/>
+                <w:i w:val="false"/>
+                <w:b w:val="false"/>
+                <w:u w:val="none"/>
                 <w:sz w:val="21"/>
                 <w:szCs w:val="21"/>
                 <w:color w:val="000000"/>
@@ -11356,24 +8695,13 @@
               </w:pBdr>
               <w:spacing w:after="80" w:before="80" w:line="240"/>
               <w:ind w:left="80" w:right="80" w:firstLine="0" w:firstLineChars="0"/>
-              <w:rPr>
-                <w:rFonts w:ascii="Arial" w:hAnsi="Arial" w:eastAsia="Arial" w:cs="Arial"/>
-                <w:i w:val="false"/>
-                <w:b w:val="false"/>
-                <w:u w:val="none"/>
-                <w:strike w:val="false"/>
-                <w:sz w:val="21"/>
-                <w:szCs w:val="21"/>
-                <w:color w:val="000000"/>
-              </w:rPr>
-            </w:pPr>
-            <w:r>
-              <w:rPr>
-                <w:rFonts w:ascii="Arial" w:hAnsi="Arial" w:eastAsia="Arial" w:cs="Arial"/>
-                <w:i w:val="false"/>
-                <w:b w:val="false"/>
-                <w:u w:val="none"/>
-                <w:strike w:val="false"/>
+            </w:pPr>
+            <w:r>
+              <w:rPr>
+                <w:rFonts w:ascii="Arial" w:hAnsi="DejaVu Sans" w:eastAsia="DejaVu Sans" w:cs="DejaVu Sans"/>
+                <w:i w:val="false"/>
+                <w:b w:val="false"/>
+                <w:u w:val="none"/>
                 <w:sz w:val="21"/>
                 <w:szCs w:val="21"/>
                 <w:color w:val="000000"/>
@@ -11411,24 +8739,13 @@
               </w:pBdr>
               <w:spacing w:after="80" w:before="80" w:line="240"/>
               <w:ind w:left="80" w:right="80" w:firstLine="0" w:firstLineChars="0"/>
-              <w:rPr>
-                <w:rFonts w:ascii="Arial" w:hAnsi="Arial" w:eastAsia="Arial" w:cs="Arial"/>
-                <w:i w:val="false"/>
-                <w:b w:val="false"/>
-                <w:u w:val="none"/>
-                <w:strike w:val="false"/>
-                <w:sz w:val="21"/>
-                <w:szCs w:val="21"/>
-                <w:color w:val="000000"/>
-              </w:rPr>
-            </w:pPr>
-            <w:r>
-              <w:rPr>
-                <w:rFonts w:ascii="Arial" w:hAnsi="Arial" w:eastAsia="Arial" w:cs="Arial"/>
-                <w:i w:val="false"/>
-                <w:b w:val="false"/>
-                <w:u w:val="none"/>
-                <w:strike w:val="false"/>
+            </w:pPr>
+            <w:r>
+              <w:rPr>
+                <w:rFonts w:ascii="Arial" w:hAnsi="DejaVu Sans" w:eastAsia="DejaVu Sans" w:cs="DejaVu Sans"/>
+                <w:i w:val="false"/>
+                <w:b w:val="false"/>
+                <w:u w:val="none"/>
                 <w:sz w:val="21"/>
                 <w:szCs w:val="21"/>
                 <w:color w:val="000000"/>
@@ -11442,6 +8759,7 @@
         <w:trPr>
           <w:trHeight w:val="360" w:hRule="auto"/>
         </w:trPr>
+        body5
         <w:tc>
           <w:tcPr>
             <w:tcBorders>
@@ -11471,24 +8789,13 @@
               </w:pBdr>
               <w:spacing w:after="80" w:before="80" w:line="240"/>
               <w:ind w:left="80" w:right="80" w:firstLine="0" w:firstLineChars="0"/>
-              <w:rPr>
-                <w:rFonts w:ascii="Arial" w:hAnsi="Arial" w:eastAsia="Arial" w:cs="Arial"/>
-                <w:i w:val="false"/>
-                <w:b w:val="false"/>
-                <w:u w:val="none"/>
-                <w:strike w:val="false"/>
-                <w:sz w:val="21"/>
-                <w:szCs w:val="21"/>
-                <w:color w:val="000000"/>
-              </w:rPr>
-            </w:pPr>
-            <w:r>
-              <w:rPr>
-                <w:rFonts w:ascii="Arial" w:hAnsi="Arial" w:eastAsia="Arial" w:cs="Arial"/>
-                <w:i w:val="false"/>
-                <w:b w:val="false"/>
-                <w:u w:val="none"/>
-                <w:strike w:val="false"/>
+            </w:pPr>
+            <w:r>
+              <w:rPr>
+                <w:rFonts w:ascii="Arial" w:hAnsi="DejaVu Sans" w:eastAsia="DejaVu Sans" w:cs="DejaVu Sans"/>
+                <w:i w:val="false"/>
+                <w:b w:val="false"/>
+                <w:u w:val="none"/>
                 <w:sz w:val="21"/>
                 <w:szCs w:val="21"/>
                 <w:color w:val="000000"/>
@@ -11526,24 +8833,13 @@
               </w:pBdr>
               <w:spacing w:after="80" w:before="80" w:line="240"/>
               <w:ind w:left="80" w:right="80" w:firstLine="0" w:firstLineChars="0"/>
-              <w:rPr>
-                <w:rFonts w:ascii="Arial" w:hAnsi="Arial" w:eastAsia="Arial" w:cs="Arial"/>
-                <w:i w:val="false"/>
-                <w:b w:val="false"/>
-                <w:u w:val="none"/>
-                <w:strike w:val="false"/>
-                <w:sz w:val="21"/>
-                <w:szCs w:val="21"/>
-                <w:color w:val="000000"/>
-              </w:rPr>
-            </w:pPr>
-            <w:r>
-              <w:rPr>
-                <w:rFonts w:ascii="Arial" w:hAnsi="Arial" w:eastAsia="Arial" w:cs="Arial"/>
-                <w:i w:val="false"/>
-                <w:b w:val="false"/>
-                <w:u w:val="none"/>
-                <w:strike w:val="false"/>
+            </w:pPr>
+            <w:r>
+              <w:rPr>
+                <w:rFonts w:ascii="Arial" w:hAnsi="DejaVu Sans" w:eastAsia="DejaVu Sans" w:cs="DejaVu Sans"/>
+                <w:i w:val="false"/>
+                <w:b w:val="false"/>
+                <w:u w:val="none"/>
                 <w:sz w:val="21"/>
                 <w:szCs w:val="21"/>
                 <w:color w:val="000000"/>
@@ -11581,24 +8877,13 @@
               </w:pBdr>
               <w:spacing w:after="80" w:before="80" w:line="240"/>
               <w:ind w:left="80" w:right="80" w:firstLine="0" w:firstLineChars="0"/>
-              <w:rPr>
-                <w:rFonts w:ascii="Arial" w:hAnsi="Arial" w:eastAsia="Arial" w:cs="Arial"/>
-                <w:i w:val="false"/>
-                <w:b w:val="false"/>
-                <w:u w:val="none"/>
-                <w:strike w:val="false"/>
-                <w:sz w:val="21"/>
-                <w:szCs w:val="21"/>
-                <w:color w:val="000000"/>
-              </w:rPr>
-            </w:pPr>
-            <w:r>
-              <w:rPr>
-                <w:rFonts w:ascii="Arial" w:hAnsi="Arial" w:eastAsia="Arial" w:cs="Arial"/>
-                <w:i w:val="false"/>
-                <w:b w:val="false"/>
-                <w:u w:val="none"/>
-                <w:strike w:val="false"/>
+            </w:pPr>
+            <w:r>
+              <w:rPr>
+                <w:rFonts w:ascii="Arial" w:hAnsi="DejaVu Sans" w:eastAsia="DejaVu Sans" w:cs="DejaVu Sans"/>
+                <w:i w:val="false"/>
+                <w:b w:val="false"/>
+                <w:u w:val="none"/>
                 <w:sz w:val="21"/>
                 <w:szCs w:val="21"/>
                 <w:color w:val="000000"/>
@@ -11612,6 +8897,7 @@
         <w:trPr>
           <w:trHeight w:val="360" w:hRule="auto"/>
         </w:trPr>
+        body6
         <w:tc>
           <w:tcPr>
             <w:tcBorders>
@@ -11641,24 +8927,13 @@
               </w:pBdr>
               <w:spacing w:after="80" w:before="80" w:line="240"/>
               <w:ind w:left="80" w:right="80" w:firstLine="0" w:firstLineChars="0"/>
-              <w:rPr>
-                <w:rFonts w:ascii="Arial" w:hAnsi="Arial" w:eastAsia="Arial" w:cs="Arial"/>
-                <w:i w:val="false"/>
-                <w:b w:val="false"/>
-                <w:u w:val="none"/>
-                <w:strike w:val="false"/>
-                <w:sz w:val="21"/>
-                <w:szCs w:val="21"/>
-                <w:color w:val="000000"/>
-              </w:rPr>
-            </w:pPr>
-            <w:r>
-              <w:rPr>
-                <w:rFonts w:ascii="Arial" w:hAnsi="Arial" w:eastAsia="Arial" w:cs="Arial"/>
-                <w:i w:val="false"/>
-                <w:b w:val="false"/>
-                <w:u w:val="none"/>
-                <w:strike w:val="false"/>
+            </w:pPr>
+            <w:r>
+              <w:rPr>
+                <w:rFonts w:ascii="Arial" w:hAnsi="DejaVu Sans" w:eastAsia="DejaVu Sans" w:cs="DejaVu Sans"/>
+                <w:i w:val="false"/>
+                <w:b w:val="false"/>
+                <w:u w:val="none"/>
                 <w:sz w:val="21"/>
                 <w:szCs w:val="21"/>
                 <w:color w:val="000000"/>
@@ -11696,24 +8971,13 @@
               </w:pBdr>
               <w:spacing w:after="80" w:before="80" w:line="240"/>
               <w:ind w:left="80" w:right="80" w:firstLine="0" w:firstLineChars="0"/>
-              <w:rPr>
-                <w:rFonts w:ascii="Arial" w:hAnsi="Arial" w:eastAsia="Arial" w:cs="Arial"/>
-                <w:i w:val="false"/>
-                <w:b w:val="false"/>
-                <w:u w:val="none"/>
-                <w:strike w:val="false"/>
-                <w:sz w:val="21"/>
-                <w:szCs w:val="21"/>
-                <w:color w:val="000000"/>
-              </w:rPr>
-            </w:pPr>
-            <w:r>
-              <w:rPr>
-                <w:rFonts w:ascii="Arial" w:hAnsi="Arial" w:eastAsia="Arial" w:cs="Arial"/>
-                <w:i w:val="false"/>
-                <w:b w:val="false"/>
-                <w:u w:val="none"/>
-                <w:strike w:val="false"/>
+            </w:pPr>
+            <w:r>
+              <w:rPr>
+                <w:rFonts w:ascii="Arial" w:hAnsi="DejaVu Sans" w:eastAsia="DejaVu Sans" w:cs="DejaVu Sans"/>
+                <w:i w:val="false"/>
+                <w:b w:val="false"/>
+                <w:u w:val="none"/>
                 <w:sz w:val="21"/>
                 <w:szCs w:val="21"/>
                 <w:color w:val="000000"/>
@@ -11751,24 +9015,13 @@
               </w:pBdr>
               <w:spacing w:after="80" w:before="80" w:line="240"/>
               <w:ind w:left="80" w:right="80" w:firstLine="0" w:firstLineChars="0"/>
-              <w:rPr>
-                <w:rFonts w:ascii="Arial" w:hAnsi="Arial" w:eastAsia="Arial" w:cs="Arial"/>
-                <w:i w:val="false"/>
-                <w:b w:val="false"/>
-                <w:u w:val="none"/>
-                <w:strike w:val="false"/>
-                <w:sz w:val="21"/>
-                <w:szCs w:val="21"/>
-                <w:color w:val="000000"/>
-              </w:rPr>
-            </w:pPr>
-            <w:r>
-              <w:rPr>
-                <w:rFonts w:ascii="Arial" w:hAnsi="Arial" w:eastAsia="Arial" w:cs="Arial"/>
-                <w:i w:val="false"/>
-                <w:b w:val="false"/>
-                <w:u w:val="none"/>
-                <w:strike w:val="false"/>
+            </w:pPr>
+            <w:r>
+              <w:rPr>
+                <w:rFonts w:ascii="Arial" w:hAnsi="DejaVu Sans" w:eastAsia="DejaVu Sans" w:cs="DejaVu Sans"/>
+                <w:i w:val="false"/>
+                <w:b w:val="false"/>
+                <w:u w:val="none"/>
                 <w:sz w:val="21"/>
                 <w:szCs w:val="21"/>
                 <w:color w:val="000000"/>
@@ -11782,6 +9035,7 @@
         <w:trPr>
           <w:trHeight w:val="360" w:hRule="auto"/>
         </w:trPr>
+        body7
         <w:tc>
           <w:tcPr>
             <w:tcBorders>
@@ -11811,24 +9065,13 @@
               </w:pBdr>
               <w:spacing w:after="80" w:before="80" w:line="240"/>
               <w:ind w:left="80" w:right="80" w:firstLine="0" w:firstLineChars="0"/>
-              <w:rPr>
-                <w:rFonts w:ascii="Arial" w:hAnsi="Arial" w:eastAsia="Arial" w:cs="Arial"/>
-                <w:i w:val="false"/>
-                <w:b w:val="false"/>
-                <w:u w:val="none"/>
-                <w:strike w:val="false"/>
-                <w:sz w:val="21"/>
-                <w:szCs w:val="21"/>
-                <w:color w:val="000000"/>
-              </w:rPr>
-            </w:pPr>
-            <w:r>
-              <w:rPr>
-                <w:rFonts w:ascii="Arial" w:hAnsi="Arial" w:eastAsia="Arial" w:cs="Arial"/>
-                <w:i w:val="false"/>
-                <w:b w:val="false"/>
-                <w:u w:val="none"/>
-                <w:strike w:val="false"/>
+            </w:pPr>
+            <w:r>
+              <w:rPr>
+                <w:rFonts w:ascii="Arial" w:hAnsi="DejaVu Sans" w:eastAsia="DejaVu Sans" w:cs="DejaVu Sans"/>
+                <w:i w:val="false"/>
+                <w:b w:val="false"/>
+                <w:u w:val="none"/>
                 <w:sz w:val="21"/>
                 <w:szCs w:val="21"/>
                 <w:color w:val="000000"/>
@@ -11866,24 +9109,13 @@
               </w:pBdr>
               <w:spacing w:after="80" w:before="80" w:line="240"/>
               <w:ind w:left="80" w:right="80" w:firstLine="0" w:firstLineChars="0"/>
-              <w:rPr>
-                <w:rFonts w:ascii="Arial" w:hAnsi="Arial" w:eastAsia="Arial" w:cs="Arial"/>
-                <w:i w:val="false"/>
-                <w:b w:val="false"/>
-                <w:u w:val="none"/>
-                <w:strike w:val="false"/>
-                <w:sz w:val="21"/>
-                <w:szCs w:val="21"/>
-                <w:color w:val="000000"/>
-              </w:rPr>
-            </w:pPr>
-            <w:r>
-              <w:rPr>
-                <w:rFonts w:ascii="Arial" w:hAnsi="Arial" w:eastAsia="Arial" w:cs="Arial"/>
-                <w:i w:val="false"/>
-                <w:b w:val="false"/>
-                <w:u w:val="none"/>
-                <w:strike w:val="false"/>
+            </w:pPr>
+            <w:r>
+              <w:rPr>
+                <w:rFonts w:ascii="Arial" w:hAnsi="DejaVu Sans" w:eastAsia="DejaVu Sans" w:cs="DejaVu Sans"/>
+                <w:i w:val="false"/>
+                <w:b w:val="false"/>
+                <w:u w:val="none"/>
                 <w:sz w:val="21"/>
                 <w:szCs w:val="21"/>
                 <w:color w:val="000000"/>
@@ -11921,24 +9153,13 @@
               </w:pBdr>
               <w:spacing w:after="80" w:before="80" w:line="240"/>
               <w:ind w:left="80" w:right="80" w:firstLine="0" w:firstLineChars="0"/>
-              <w:rPr>
-                <w:rFonts w:ascii="Arial" w:hAnsi="Arial" w:eastAsia="Arial" w:cs="Arial"/>
-                <w:i w:val="false"/>
-                <w:b w:val="false"/>
-                <w:u w:val="none"/>
-                <w:strike w:val="false"/>
-                <w:sz w:val="21"/>
-                <w:szCs w:val="21"/>
-                <w:color w:val="000000"/>
-              </w:rPr>
-            </w:pPr>
-            <w:r>
-              <w:rPr>
-                <w:rFonts w:ascii="Arial" w:hAnsi="Arial" w:eastAsia="Arial" w:cs="Arial"/>
-                <w:i w:val="false"/>
-                <w:b w:val="false"/>
-                <w:u w:val="none"/>
-                <w:strike w:val="false"/>
+            </w:pPr>
+            <w:r>
+              <w:rPr>
+                <w:rFonts w:ascii="Arial" w:hAnsi="DejaVu Sans" w:eastAsia="DejaVu Sans" w:cs="DejaVu Sans"/>
+                <w:i w:val="false"/>
+                <w:b w:val="false"/>
+                <w:u w:val="none"/>
                 <w:sz w:val="21"/>
                 <w:szCs w:val="21"/>
                 <w:color w:val="000000"/>
@@ -11952,6 +9173,7 @@
         <w:trPr>
           <w:trHeight w:val="360" w:hRule="auto"/>
         </w:trPr>
+        body8
         <w:tc>
           <w:tcPr>
             <w:tcBorders>
@@ -11981,24 +9203,13 @@
               </w:pBdr>
               <w:spacing w:after="80" w:before="80" w:line="240"/>
               <w:ind w:left="80" w:right="80" w:firstLine="0" w:firstLineChars="0"/>
-              <w:rPr>
-                <w:rFonts w:ascii="Arial" w:hAnsi="Arial" w:eastAsia="Arial" w:cs="Arial"/>
-                <w:i w:val="false"/>
-                <w:b w:val="false"/>
-                <w:u w:val="none"/>
-                <w:strike w:val="false"/>
-                <w:sz w:val="21"/>
-                <w:szCs w:val="21"/>
-                <w:color w:val="000000"/>
-              </w:rPr>
-            </w:pPr>
-            <w:r>
-              <w:rPr>
-                <w:rFonts w:ascii="Arial" w:hAnsi="Arial" w:eastAsia="Arial" w:cs="Arial"/>
-                <w:i w:val="false"/>
-                <w:b w:val="false"/>
-                <w:u w:val="none"/>
-                <w:strike w:val="false"/>
+            </w:pPr>
+            <w:r>
+              <w:rPr>
+                <w:rFonts w:ascii="Arial" w:hAnsi="DejaVu Sans" w:eastAsia="DejaVu Sans" w:cs="DejaVu Sans"/>
+                <w:i w:val="false"/>
+                <w:b w:val="false"/>
+                <w:u w:val="none"/>
                 <w:sz w:val="21"/>
                 <w:szCs w:val="21"/>
                 <w:color w:val="000000"/>
@@ -12036,24 +9247,13 @@
               </w:pBdr>
               <w:spacing w:after="80" w:before="80" w:line="240"/>
               <w:ind w:left="80" w:right="80" w:firstLine="0" w:firstLineChars="0"/>
-              <w:rPr>
-                <w:rFonts w:ascii="Arial" w:hAnsi="Arial" w:eastAsia="Arial" w:cs="Arial"/>
-                <w:i w:val="false"/>
-                <w:b w:val="false"/>
-                <w:u w:val="none"/>
-                <w:strike w:val="false"/>
-                <w:sz w:val="21"/>
-                <w:szCs w:val="21"/>
-                <w:color w:val="000000"/>
-              </w:rPr>
-            </w:pPr>
-            <w:r>
-              <w:rPr>
-                <w:rFonts w:ascii="Arial" w:hAnsi="Arial" w:eastAsia="Arial" w:cs="Arial"/>
-                <w:i w:val="false"/>
-                <w:b w:val="false"/>
-                <w:u w:val="none"/>
-                <w:strike w:val="false"/>
+            </w:pPr>
+            <w:r>
+              <w:rPr>
+                <w:rFonts w:ascii="Arial" w:hAnsi="DejaVu Sans" w:eastAsia="DejaVu Sans" w:cs="DejaVu Sans"/>
+                <w:i w:val="false"/>
+                <w:b w:val="false"/>
+                <w:u w:val="none"/>
                 <w:sz w:val="21"/>
                 <w:szCs w:val="21"/>
                 <w:color w:val="000000"/>
@@ -12091,24 +9291,13 @@
               </w:pBdr>
               <w:spacing w:after="80" w:before="80" w:line="240"/>
               <w:ind w:left="80" w:right="80" w:firstLine="0" w:firstLineChars="0"/>
-              <w:rPr>
-                <w:rFonts w:ascii="Arial" w:hAnsi="Arial" w:eastAsia="Arial" w:cs="Arial"/>
-                <w:i w:val="false"/>
-                <w:b w:val="false"/>
-                <w:u w:val="none"/>
-                <w:strike w:val="false"/>
-                <w:sz w:val="21"/>
-                <w:szCs w:val="21"/>
-                <w:color w:val="000000"/>
-              </w:rPr>
-            </w:pPr>
-            <w:r>
-              <w:rPr>
-                <w:rFonts w:ascii="Arial" w:hAnsi="Arial" w:eastAsia="Arial" w:cs="Arial"/>
-                <w:i w:val="false"/>
-                <w:b w:val="false"/>
-                <w:u w:val="none"/>
-                <w:strike w:val="false"/>
+            </w:pPr>
+            <w:r>
+              <w:rPr>
+                <w:rFonts w:ascii="Arial" w:hAnsi="DejaVu Sans" w:eastAsia="DejaVu Sans" w:cs="DejaVu Sans"/>
+                <w:i w:val="false"/>
+                <w:b w:val="false"/>
+                <w:u w:val="none"/>
                 <w:sz w:val="21"/>
                 <w:szCs w:val="21"/>
                 <w:color w:val="000000"/>
@@ -12138,7 +9327,6 @@
           <w:i w:val="false"/>
           <w:b w:val="false"/>
           <w:u w:val="none"/>
-          <w:strike w:val="false"/>
           <w:sz w:val="22"/>
           <w:szCs w:val="22"/>
           <w:color w:val="000000"/>
@@ -12146,11 +9334,533 @@
         <w:t xml:space="preserve">Debrief: groups disagree most on 2 and 4, which is the point; take one group's reasoning for each.</w:t>
       </w:r>
     </w:p>
-    <w:sectPr>
-      <w:pgMar w:header="708" w:bottom="1008" w:top="1008" w:right="1152" w:left="1152" w:footer="708" w:gutter="0"/>
+    <w:p>
+      <w:pPr>
+        <w:pStyle w:val="Normal"/>
+        <w:jc w:val="left"/>
+        <w:pBdr>
+          <w:bottom w:val="none" w:sz="0" w:space="0" w:color="000000"/>
+          <w:top w:val="none" w:sz="0" w:space="0" w:color="000000"/>
+          <w:left w:val="none" w:sz="0" w:space="0" w:color="000000"/>
+          <w:right w:val="none" w:sz="0" w:space="0" w:color="000000"/>
+        </w:pBdr>
+        <w:spacing w:after="60" w:before="0" w:line="240"/>
+        <w:ind w:left="0" w:right="0" w:firstLine="0" w:firstLineChars="0"/>
+      </w:pPr>
+      <w:r>
+        <w:rPr>
+          <w:rFonts w:ascii="Arial" w:hAnsi="Arial" w:eastAsia="Arial" w:cs="Arial"/>
+          <w:i w:val="false"/>
+          <w:b w:val="true"/>
+          <w:u w:val="none"/>
+          <w:sz w:val="26"/>
+          <w:szCs w:val="26"/>
+          <w:color w:val="215A9E"/>
+        </w:rPr>
+        <w:t xml:space="preserve">Wall matrix (optional, alongside the triage sheet)</w:t>
+      </w:r>
+    </w:p>
+    <w:p>
+      <w:pPr>
+        <w:pStyle w:val="Normal"/>
+        <w:jc w:val="left"/>
+        <w:pBdr>
+          <w:bottom w:val="none" w:sz="0" w:space="0" w:color="000000"/>
+          <w:top w:val="none" w:sz="0" w:space="0" w:color="000000"/>
+          <w:left w:val="none" w:sz="0" w:space="0" w:color="000000"/>
+          <w:right w:val="none" w:sz="0" w:space="0" w:color="000000"/>
+        </w:pBdr>
+        <w:spacing w:after="80" w:before="0" w:line="240"/>
+        <w:ind w:left="0" w:right="0" w:firstLine="0" w:firstLineChars="0"/>
+      </w:pPr>
+      <w:r>
+        <w:rPr>
+          <w:rFonts w:ascii="Arial" w:hAnsi="Arial" w:eastAsia="Arial" w:cs="Arial"/>
+          <w:i w:val="false"/>
+          <w:b w:val="false"/>
+          <w:u w:val="none"/>
+          <w:sz w:val="22"/>
+          <w:szCs w:val="22"/>
+          <w:color w:val="000000"/>
+        </w:rPr>
+        <w:t xml:space="preserve">Setup, before the session: a grid on the wall (flipchart sheets, about 2 m by 1.5 m) with three columns, Act / Ask first / Do not act, and four rows, Compared to what? / How big? / How sure? / None: it answers all three. Signs are at the end of this pack. Give each group a marker in its own colour (8 colours, for example blue, green, orange, purple, black, brown, pink and red) and some masking tape.</w:t>
+      </w:r>
+    </w:p>
+    <w:p>
+      <w:pPr>
+        <w:pStyle w:val="Normal"/>
+        <w:jc w:val="left"/>
+        <w:pBdr>
+          <w:bottom w:val="none" w:sz="0" w:space="0" w:color="000000"/>
+          <w:top w:val="none" w:sz="0" w:space="0" w:color="000000"/>
+          <w:left w:val="none" w:sz="0" w:space="0" w:color="000000"/>
+          <w:right w:val="none" w:sz="0" w:space="0" w:color="000000"/>
+        </w:pBdr>
+        <w:spacing w:after="80" w:before="0" w:line="240"/>
+        <w:ind w:left="0" w:right="0" w:firstLine="0" w:firstLineChars="0"/>
+      </w:pPr>
+      <w:r>
+        <w:rPr>
+          <w:rFonts w:ascii="Arial" w:hAnsi="Arial" w:eastAsia="Arial" w:cs="Arial"/>
+          <w:i w:val="false"/>
+          <w:b w:val="false"/>
+          <w:u w:val="none"/>
+          <w:sz w:val="22"/>
+          <w:szCs w:val="22"/>
+          <w:color w:val="000000"/>
+        </w:rPr>
+        <w:t xml:space="preserve">Running it: groups fill in the triage sheet at the table, draw a stripe of their colour across each slip and tape the four slips into the matrix. Expected: 1 in Compared to what? / Ask first; 2 in How big? / Ask first; 3 in How big? / Do not act; 4 in How sure? / Ask first. Look for the excerpts whose slips are spread across cells (usually 2 and 4) and ask two groups of different colours to explain. The Act column will probably stay empty: ask what an excerpt would need to move there (excerpt 8 on the full list is an example: a comparison, an effect and a target).</w:t>
+      </w:r>
+    </w:p>
+    <w:p>
+      <w:pPr/>
+      <w:r>
+        <w:br w:type="page"/>
+      </w:r>
+    </w:p>
+    <w:p>
+      <w:pPr>
+        <w:pStyle w:val="Normal"/>
+        <w:jc w:val="left"/>
+        <w:pBdr>
+          <w:bottom w:val="none" w:sz="0" w:space="0" w:color="000000"/>
+          <w:top w:val="none" w:sz="0" w:space="0" w:color="000000"/>
+          <w:left w:val="none" w:sz="0" w:space="0" w:color="000000"/>
+          <w:right w:val="none" w:sz="0" w:space="0" w:color="000000"/>
+        </w:pBdr>
+        <w:spacing w:after="0" w:before="0" w:line="240"/>
+        <w:ind w:left="0" w:right="0" w:firstLine="0" w:firstLineChars="0"/>
+      </w:pPr>
+      <w:r>
+        <w:rPr>
+          <w:rFonts w:ascii="Arial" w:hAnsi="Arial" w:eastAsia="Arial" w:cs="Arial"/>
+          <w:i w:val="false"/>
+          <w:b w:val="false"/>
+          <w:u w:val="none"/>
+          <w:sz w:val="18"/>
+          <w:szCs w:val="18"/>
+          <w:color w:val="545860"/>
+        </w:rPr>
+        <w:t xml:space="preserve">Module 2 · Day 1, Session 1 · Compared to What?</w:t>
+      </w:r>
+    </w:p>
+    <w:p>
+      <w:pPr>
+        <w:pStyle w:val="Normal"/>
+        <w:jc w:val="left"/>
+        <w:pBdr>
+          <w:bottom w:val="none" w:sz="0" w:space="0" w:color="000000"/>
+          <w:top w:val="none" w:sz="0" w:space="0" w:color="000000"/>
+          <w:left w:val="none" w:sz="0" w:space="0" w:color="000000"/>
+          <w:right w:val="none" w:sz="0" w:space="0" w:color="000000"/>
+        </w:pBdr>
+        <w:spacing w:after="40" w:before="0" w:line="240"/>
+        <w:ind w:left="0" w:right="0" w:firstLine="0" w:firstLineChars="0"/>
+      </w:pPr>
+      <w:r>
+        <w:rPr>
+          <w:rFonts w:ascii="Arial" w:hAnsi="Arial" w:eastAsia="Arial" w:cs="Arial"/>
+          <w:i w:val="false"/>
+          <w:b w:val="true"/>
+          <w:u w:val="none"/>
+          <w:sz w:val="36"/>
+          <w:szCs w:val="36"/>
+          <w:color w:val="063360"/>
+        </w:rPr>
+        <w:t xml:space="preserve">Wall board: matrix signs</w:t>
+      </w:r>
+    </w:p>
+    <w:p>
+      <w:pPr>
+        <w:pStyle w:val="Normal"/>
+        <w:jc w:val="left"/>
+        <w:pBdr>
+          <w:bottom w:val="none" w:sz="0" w:space="0" w:color="000000"/>
+          <w:top w:val="none" w:sz="0" w:space="0" w:color="000000"/>
+          <w:left w:val="none" w:sz="0" w:space="0" w:color="000000"/>
+          <w:right w:val="none" w:sz="0" w:space="0" w:color="000000"/>
+        </w:pBdr>
+        <w:spacing w:after="160" w:before="0" w:line="240"/>
+        <w:ind w:left="0" w:right="0" w:firstLine="0" w:firstLineChars="0"/>
+      </w:pPr>
+      <w:r>
+        <w:rPr>
+          <w:rFonts w:ascii="Arial" w:hAnsi="Arial" w:eastAsia="Arial" w:cs="Arial"/>
+          <w:i w:val="true"/>
+          <w:b w:val="false"/>
+          <w:u w:val="none"/>
+          <w:sz w:val="18"/>
+          <w:szCs w:val="18"/>
+          <w:color w:val="215A9E"/>
+        </w:rPr>
+        <w:t xml:space="preserve">Print: 1 set for the trainer, cut along the dashed lines: three column signs and four row signs</w:t>
+      </w:r>
+    </w:p>
+    <w:tbl xmlns:a="http://schemas.openxmlformats.org/drawingml/2006/main" xmlns:pic="http://schemas.openxmlformats.org/drawingml/2006/picture">
+      <w:tblPr>
+        <w:tblLayout w:type="fixed"/>
+        <w:jc w:val="center"/>
+        <w:tblLook w:firstRow="1" w:lastRow="0" w:firstColumn="0" w:lastColumn="0" w:noHBand="0" w:noVBand="1"/>
+      </w:tblPr>
+      <w:tblGrid>
+        <w:gridCol w:w="9792"/>
+      </w:tblGrid>
+      <w:tr>
+        <w:trPr>
+          <w:trHeight w:val="1800" w:hRule="atLeast"/>
+        </w:trPr>
+        body1
+        <w:tc>
+          <w:tcPr>
+            <w:tcBorders>
+              <w:bottom w:val="dashed" w:sz="8" w:space="0" w:color="9AA8B8"/>
+              <w:top w:val="dashed" w:sz="8" w:space="0" w:color="9AA8B8"/>
+              <w:left w:val="dashed" w:sz="8" w:space="0" w:color="9AA8B8"/>
+              <w:right w:val="dashed" w:sz="8" w:space="0" w:color="9AA8B8"/>
+            </w:tcBorders>
+            <w:shd w:val="clear" w:color="auto" w:fill="FFFFFF"/>
+            <w:tcMar>
+              <w:top w:w="0" w:type="dxa"/>
+              <w:bottom w:w="0" w:type="dxa"/>
+              <w:left w:w="0" w:type="dxa"/>
+              <w:right w:w="0" w:type="dxa"/>
+            </w:tcMar>
+            <w:vAlign w:val="center"/>
+          </w:tcPr>
+          <w:p>
+            <w:pPr>
+              <w:pStyle w:val="Normal"/>
+              <w:jc w:val="center"/>
+              <w:pBdr>
+                <w:bottom w:val="none" w:sz="0" w:space="0" w:color="000000"/>
+                <w:top w:val="none" w:sz="0" w:space="0" w:color="000000"/>
+                <w:left w:val="none" w:sz="0" w:space="0" w:color="000000"/>
+                <w:right w:val="none" w:sz="0" w:space="0" w:color="000000"/>
+              </w:pBdr>
+              <w:spacing w:after="240" w:before="240" w:line="276"/>
+              <w:ind w:left="240" w:right="240" w:firstLine="0" w:firstLineChars="0"/>
+            </w:pPr>
+            <w:r>
+              <w:rPr>
+                <w:rFonts w:ascii="Arial" w:hAnsi="Arial" w:eastAsia="Arial" w:cs="Arial"/>
+                <w:i w:val="false"/>
+                <w:b w:val="true"/>
+                <w:u w:val="none"/>
+                <w:sz w:val="56"/>
+                <w:szCs w:val="56"/>
+                <w:color w:val="063360"/>
+              </w:rPr>
+              <w:t xml:space="preserve">Act</w:t>
+            </w:r>
+          </w:p>
+        </w:tc>
+      </w:tr>
+      <w:tr>
+        <w:trPr>
+          <w:trHeight w:val="1800" w:hRule="atLeast"/>
+        </w:trPr>
+        body2
+        <w:tc>
+          <w:tcPr>
+            <w:tcBorders>
+              <w:bottom w:val="dashed" w:sz="8" w:space="0" w:color="9AA8B8"/>
+              <w:top w:val="dashed" w:sz="8" w:space="0" w:color="9AA8B8"/>
+              <w:left w:val="dashed" w:sz="8" w:space="0" w:color="9AA8B8"/>
+              <w:right w:val="dashed" w:sz="8" w:space="0" w:color="9AA8B8"/>
+            </w:tcBorders>
+            <w:shd w:val="clear" w:color="auto" w:fill="FFFFFF"/>
+            <w:tcMar>
+              <w:top w:w="0" w:type="dxa"/>
+              <w:bottom w:w="0" w:type="dxa"/>
+              <w:left w:w="0" w:type="dxa"/>
+              <w:right w:w="0" w:type="dxa"/>
+            </w:tcMar>
+            <w:vAlign w:val="center"/>
+          </w:tcPr>
+          <w:p>
+            <w:pPr>
+              <w:pStyle w:val="Normal"/>
+              <w:jc w:val="center"/>
+              <w:pBdr>
+                <w:bottom w:val="none" w:sz="0" w:space="0" w:color="000000"/>
+                <w:top w:val="none" w:sz="0" w:space="0" w:color="000000"/>
+                <w:left w:val="none" w:sz="0" w:space="0" w:color="000000"/>
+                <w:right w:val="none" w:sz="0" w:space="0" w:color="000000"/>
+              </w:pBdr>
+              <w:spacing w:after="240" w:before="240" w:line="276"/>
+              <w:ind w:left="240" w:right="240" w:firstLine="0" w:firstLineChars="0"/>
+            </w:pPr>
+            <w:r>
+              <w:rPr>
+                <w:rFonts w:ascii="Arial" w:hAnsi="Arial" w:eastAsia="Arial" w:cs="Arial"/>
+                <w:i w:val="false"/>
+                <w:b w:val="true"/>
+                <w:u w:val="none"/>
+                <w:sz w:val="56"/>
+                <w:szCs w:val="56"/>
+                <w:color w:val="063360"/>
+              </w:rPr>
+              <w:t xml:space="preserve">Ask first</w:t>
+            </w:r>
+          </w:p>
+        </w:tc>
+      </w:tr>
+      <w:tr>
+        <w:trPr>
+          <w:trHeight w:val="1800" w:hRule="atLeast"/>
+        </w:trPr>
+        body3
+        <w:tc>
+          <w:tcPr>
+            <w:tcBorders>
+              <w:bottom w:val="dashed" w:sz="8" w:space="0" w:color="9AA8B8"/>
+              <w:top w:val="dashed" w:sz="8" w:space="0" w:color="9AA8B8"/>
+              <w:left w:val="dashed" w:sz="8" w:space="0" w:color="9AA8B8"/>
+              <w:right w:val="dashed" w:sz="8" w:space="0" w:color="9AA8B8"/>
+            </w:tcBorders>
+            <w:shd w:val="clear" w:color="auto" w:fill="FFFFFF"/>
+            <w:tcMar>
+              <w:top w:w="0" w:type="dxa"/>
+              <w:bottom w:w="0" w:type="dxa"/>
+              <w:left w:w="0" w:type="dxa"/>
+              <w:right w:w="0" w:type="dxa"/>
+            </w:tcMar>
+            <w:vAlign w:val="center"/>
+          </w:tcPr>
+          <w:p>
+            <w:pPr>
+              <w:pStyle w:val="Normal"/>
+              <w:jc w:val="center"/>
+              <w:pBdr>
+                <w:bottom w:val="none" w:sz="0" w:space="0" w:color="000000"/>
+                <w:top w:val="none" w:sz="0" w:space="0" w:color="000000"/>
+                <w:left w:val="none" w:sz="0" w:space="0" w:color="000000"/>
+                <w:right w:val="none" w:sz="0" w:space="0" w:color="000000"/>
+              </w:pBdr>
+              <w:spacing w:after="240" w:before="240" w:line="276"/>
+              <w:ind w:left="240" w:right="240" w:firstLine="0" w:firstLineChars="0"/>
+            </w:pPr>
+            <w:r>
+              <w:rPr>
+                <w:rFonts w:ascii="Arial" w:hAnsi="Arial" w:eastAsia="Arial" w:cs="Arial"/>
+                <w:i w:val="false"/>
+                <w:b w:val="true"/>
+                <w:u w:val="none"/>
+                <w:sz w:val="56"/>
+                <w:szCs w:val="56"/>
+                <w:color w:val="063360"/>
+              </w:rPr>
+              <w:t xml:space="preserve">Do not act</w:t>
+            </w:r>
+          </w:p>
+        </w:tc>
+      </w:tr>
+      <w:tr>
+        <w:trPr>
+          <w:trHeight w:val="1800" w:hRule="atLeast"/>
+        </w:trPr>
+        body4
+        <w:tc>
+          <w:tcPr>
+            <w:tcBorders>
+              <w:bottom w:val="dashed" w:sz="8" w:space="0" w:color="9AA8B8"/>
+              <w:top w:val="dashed" w:sz="8" w:space="0" w:color="9AA8B8"/>
+              <w:left w:val="dashed" w:sz="8" w:space="0" w:color="9AA8B8"/>
+              <w:right w:val="dashed" w:sz="8" w:space="0" w:color="9AA8B8"/>
+            </w:tcBorders>
+            <w:shd w:val="clear" w:color="auto" w:fill="FFFFFF"/>
+            <w:tcMar>
+              <w:top w:w="0" w:type="dxa"/>
+              <w:bottom w:w="0" w:type="dxa"/>
+              <w:left w:w="0" w:type="dxa"/>
+              <w:right w:w="0" w:type="dxa"/>
+            </w:tcMar>
+            <w:vAlign w:val="center"/>
+          </w:tcPr>
+          <w:p>
+            <w:pPr>
+              <w:pStyle w:val="Normal"/>
+              <w:jc w:val="center"/>
+              <w:pBdr>
+                <w:bottom w:val="none" w:sz="0" w:space="0" w:color="000000"/>
+                <w:top w:val="none" w:sz="0" w:space="0" w:color="000000"/>
+                <w:left w:val="none" w:sz="0" w:space="0" w:color="000000"/>
+                <w:right w:val="none" w:sz="0" w:space="0" w:color="000000"/>
+              </w:pBdr>
+              <w:spacing w:after="240" w:before="240" w:line="276"/>
+              <w:ind w:left="240" w:right="240" w:firstLine="0" w:firstLineChars="0"/>
+            </w:pPr>
+            <w:r>
+              <w:rPr>
+                <w:rFonts w:ascii="Arial" w:hAnsi="Arial" w:eastAsia="Arial" w:cs="Arial"/>
+                <w:i w:val="false"/>
+                <w:b w:val="true"/>
+                <w:u w:val="none"/>
+                <w:sz w:val="56"/>
+                <w:szCs w:val="56"/>
+                <w:color w:val="063360"/>
+              </w:rPr>
+              <w:t xml:space="preserve">Compared to what?</w:t>
+            </w:r>
+          </w:p>
+        </w:tc>
+      </w:tr>
+      <w:tr>
+        <w:trPr>
+          <w:trHeight w:val="1800" w:hRule="atLeast"/>
+        </w:trPr>
+        body5
+        <w:tc>
+          <w:tcPr>
+            <w:tcBorders>
+              <w:bottom w:val="dashed" w:sz="8" w:space="0" w:color="9AA8B8"/>
+              <w:top w:val="dashed" w:sz="8" w:space="0" w:color="9AA8B8"/>
+              <w:left w:val="dashed" w:sz="8" w:space="0" w:color="9AA8B8"/>
+              <w:right w:val="dashed" w:sz="8" w:space="0" w:color="9AA8B8"/>
+            </w:tcBorders>
+            <w:shd w:val="clear" w:color="auto" w:fill="FFFFFF"/>
+            <w:tcMar>
+              <w:top w:w="0" w:type="dxa"/>
+              <w:bottom w:w="0" w:type="dxa"/>
+              <w:left w:w="0" w:type="dxa"/>
+              <w:right w:w="0" w:type="dxa"/>
+            </w:tcMar>
+            <w:vAlign w:val="center"/>
+          </w:tcPr>
+          <w:p>
+            <w:pPr>
+              <w:pStyle w:val="Normal"/>
+              <w:jc w:val="center"/>
+              <w:pBdr>
+                <w:bottom w:val="none" w:sz="0" w:space="0" w:color="000000"/>
+                <w:top w:val="none" w:sz="0" w:space="0" w:color="000000"/>
+                <w:left w:val="none" w:sz="0" w:space="0" w:color="000000"/>
+                <w:right w:val="none" w:sz="0" w:space="0" w:color="000000"/>
+              </w:pBdr>
+              <w:spacing w:after="240" w:before="240" w:line="276"/>
+              <w:ind w:left="240" w:right="240" w:firstLine="0" w:firstLineChars="0"/>
+            </w:pPr>
+            <w:r>
+              <w:rPr>
+                <w:rFonts w:ascii="Arial" w:hAnsi="Arial" w:eastAsia="Arial" w:cs="Arial"/>
+                <w:i w:val="false"/>
+                <w:b w:val="true"/>
+                <w:u w:val="none"/>
+                <w:sz w:val="56"/>
+                <w:szCs w:val="56"/>
+                <w:color w:val="063360"/>
+              </w:rPr>
+              <w:t xml:space="preserve">How big?</w:t>
+            </w:r>
+          </w:p>
+        </w:tc>
+      </w:tr>
+      <w:tr>
+        <w:trPr>
+          <w:trHeight w:val="1800" w:hRule="atLeast"/>
+        </w:trPr>
+        body6
+        <w:tc>
+          <w:tcPr>
+            <w:tcBorders>
+              <w:bottom w:val="dashed" w:sz="8" w:space="0" w:color="9AA8B8"/>
+              <w:top w:val="dashed" w:sz="8" w:space="0" w:color="9AA8B8"/>
+              <w:left w:val="dashed" w:sz="8" w:space="0" w:color="9AA8B8"/>
+              <w:right w:val="dashed" w:sz="8" w:space="0" w:color="9AA8B8"/>
+            </w:tcBorders>
+            <w:shd w:val="clear" w:color="auto" w:fill="FFFFFF"/>
+            <w:tcMar>
+              <w:top w:w="0" w:type="dxa"/>
+              <w:bottom w:w="0" w:type="dxa"/>
+              <w:left w:w="0" w:type="dxa"/>
+              <w:right w:w="0" w:type="dxa"/>
+            </w:tcMar>
+            <w:vAlign w:val="center"/>
+          </w:tcPr>
+          <w:p>
+            <w:pPr>
+              <w:pStyle w:val="Normal"/>
+              <w:jc w:val="center"/>
+              <w:pBdr>
+                <w:bottom w:val="none" w:sz="0" w:space="0" w:color="000000"/>
+                <w:top w:val="none" w:sz="0" w:space="0" w:color="000000"/>
+                <w:left w:val="none" w:sz="0" w:space="0" w:color="000000"/>
+                <w:right w:val="none" w:sz="0" w:space="0" w:color="000000"/>
+              </w:pBdr>
+              <w:spacing w:after="240" w:before="240" w:line="276"/>
+              <w:ind w:left="240" w:right="240" w:firstLine="0" w:firstLineChars="0"/>
+            </w:pPr>
+            <w:r>
+              <w:rPr>
+                <w:rFonts w:ascii="Arial" w:hAnsi="Arial" w:eastAsia="Arial" w:cs="Arial"/>
+                <w:i w:val="false"/>
+                <w:b w:val="true"/>
+                <w:u w:val="none"/>
+                <w:sz w:val="56"/>
+                <w:szCs w:val="56"/>
+                <w:color w:val="063360"/>
+              </w:rPr>
+              <w:t xml:space="preserve">How sure?</w:t>
+            </w:r>
+          </w:p>
+        </w:tc>
+      </w:tr>
+      <w:tr>
+        <w:trPr>
+          <w:trHeight w:val="1800" w:hRule="atLeast"/>
+        </w:trPr>
+        body7
+        <w:tc>
+          <w:tcPr>
+            <w:tcBorders>
+              <w:bottom w:val="dashed" w:sz="8" w:space="0" w:color="9AA8B8"/>
+              <w:top w:val="dashed" w:sz="8" w:space="0" w:color="9AA8B8"/>
+              <w:left w:val="dashed" w:sz="8" w:space="0" w:color="9AA8B8"/>
+              <w:right w:val="dashed" w:sz="8" w:space="0" w:color="9AA8B8"/>
+            </w:tcBorders>
+            <w:shd w:val="clear" w:color="auto" w:fill="FFFFFF"/>
+            <w:tcMar>
+              <w:top w:w="0" w:type="dxa"/>
+              <w:bottom w:w="0" w:type="dxa"/>
+              <w:left w:w="0" w:type="dxa"/>
+              <w:right w:w="0" w:type="dxa"/>
+            </w:tcMar>
+            <w:vAlign w:val="center"/>
+          </w:tcPr>
+          <w:p>
+            <w:pPr>
+              <w:pStyle w:val="Normal"/>
+              <w:jc w:val="center"/>
+              <w:pBdr>
+                <w:bottom w:val="none" w:sz="0" w:space="0" w:color="000000"/>
+                <w:top w:val="none" w:sz="0" w:space="0" w:color="000000"/>
+                <w:left w:val="none" w:sz="0" w:space="0" w:color="000000"/>
+                <w:right w:val="none" w:sz="0" w:space="0" w:color="000000"/>
+              </w:pBdr>
+              <w:spacing w:after="240" w:before="240" w:line="276"/>
+              <w:ind w:left="240" w:right="240" w:firstLine="0" w:firstLineChars="0"/>
+            </w:pPr>
+            <w:r>
+              <w:rPr>
+                <w:rFonts w:ascii="Arial" w:hAnsi="Arial" w:eastAsia="Arial" w:cs="Arial"/>
+                <w:i w:val="false"/>
+                <w:b w:val="true"/>
+                <w:u w:val="none"/>
+                <w:sz w:val="56"/>
+                <w:szCs w:val="56"/>
+                <w:color w:val="063360"/>
+              </w:rPr>
+              <w:t xml:space="preserve">None: it answers all three</w:t>
+            </w:r>
+          </w:p>
+        </w:tc>
+      </w:tr>
+    </w:tbl>
+    <w:sectPr w:officer="true">
+      <w:pgMar w:header="720" w:bottom="1008" w:top="1008" w:right="1152" w:left="1152" w:footer="720" w:gutter="720"/>
       <w:pgSz w:h="16838" w:w="11906" w:orient="portrait"/>
+      <w:cols/>
       <w:type w:val="continuous"/>
-      <w:cols/>
     </w:sectPr>
   </w:body>
 </w:document>

--- a/Module_2_Oct_2026_v2/Oct12_session1_materials.docx
+++ b/Module_2_Oct_2026_v2/Oct12_session1_materials.docx
@@ -5722,7 +5722,7 @@
           <w:szCs w:val="22"/>
           <w:color w:val="000000"/>
         </w:rPr>
-        <w:t xml:space="preserve">If the trainer uses the wall matrix: draw a stripe in your group's colour across each excerpt slip, then tape each slip in the cell that matches your answer (row: the question it does not answer; column: act, ask first or do not act).</w:t>
+        <w:t xml:space="preserve">If the trainer uses the wall board: write each excerpt number (1 to 4) in your group's colour in the cell that matches your answer (row: the question it does not answer; column: act, ask first or do not act).</w:t>
       </w:r>
     </w:p>
     <w:p>
@@ -5884,7 +5884,7 @@
           <w:szCs w:val="18"/>
           <w:color w:val="215A9E"/>
         </w:rPr>
-        <w:t xml:space="preserve">Print: 1 set per group (8 sets); cut into slips. The same slips go on the wall matrix if it is used</w:t>
+        <w:t xml:space="preserve">Print: 1 set per group (8 sets); cut into slips</w:t>
       </w:r>
     </w:p>
     <w:tbl xmlns:a="http://schemas.openxmlformats.org/drawingml/2006/main" xmlns:pic="http://schemas.openxmlformats.org/drawingml/2006/picture">
@@ -5899,7 +5899,7 @@
       </w:tblGrid>
       <w:tr>
         <w:trPr>
-          <w:trHeight w:val="3168" w:hRule="atLeast"/>
+          <w:trHeight w:val="1584" w:hRule="atLeast"/>
         </w:trPr>
         body1
         <w:tc>
@@ -5938,8 +5938,8 @@
                 <w:i w:val="false"/>
                 <w:b w:val="true"/>
                 <w:u w:val="none"/>
-                <w:sz w:val="28"/>
-                <w:szCs w:val="28"/>
+                <w:sz w:val="22"/>
+                <w:szCs w:val="22"/>
                 <w:color w:val="063360"/>
               </w:rPr>
               <w:t xml:space="preserve">Excerpt 1</w:t>
@@ -5950,8 +5950,8 @@
                 <w:i w:val="false"/>
                 <w:b w:val="false"/>
                 <w:u w:val="none"/>
-                <w:sz w:val="32"/>
-                <w:szCs w:val="32"/>
+                <w:sz w:val="21"/>
+                <w:szCs w:val="21"/>
                 <w:color w:val="000000"/>
               </w:rPr>
               <w:br/>
@@ -5962,8 +5962,8 @@
                 <w:i w:val="false"/>
                 <w:b w:val="false"/>
                 <w:u w:val="none"/>
-                <w:sz w:val="32"/>
-                <w:szCs w:val="32"/>
+                <w:sz w:val="21"/>
+                <w:szCs w:val="21"/>
                 <w:color w:val="000000"/>
               </w:rPr>
               <w:t xml:space="preserve">Fatal collisions on camera roads fell 32% over two years.</w:t>
@@ -6006,8 +6006,8 @@
                 <w:i w:val="false"/>
                 <w:b w:val="true"/>
                 <w:u w:val="none"/>
-                <w:sz w:val="28"/>
-                <w:szCs w:val="28"/>
+                <w:sz w:val="22"/>
+                <w:szCs w:val="22"/>
                 <w:color w:val="063360"/>
               </w:rPr>
               <w:t xml:space="preserve">Excerpt 2</w:t>
@@ -6018,8 +6018,8 @@
                 <w:i w:val="false"/>
                 <w:b w:val="false"/>
                 <w:u w:val="none"/>
-                <w:sz w:val="32"/>
-                <w:szCs w:val="32"/>
+                <w:sz w:val="21"/>
+                <w:szCs w:val="21"/>
                 <w:color w:val="000000"/>
               </w:rPr>
               <w:br/>
@@ -6030,8 +6030,8 @@
                 <w:i w:val="false"/>
                 <w:b w:val="false"/>
                 <w:u w:val="none"/>
-                <w:sz w:val="32"/>
-                <w:szCs w:val="32"/>
+                <w:sz w:val="21"/>
+                <w:szCs w:val="21"/>
                 <w:color w:val="000000"/>
               </w:rPr>
               <w:t xml:space="preserve">The effect of cameras on speed is -3.4 km/h, 95% confidence interval -3.6 to -3.1.</w:t>
@@ -6041,7 +6041,7 @@
       </w:tr>
       <w:tr>
         <w:trPr>
-          <w:trHeight w:val="3168" w:hRule="atLeast"/>
+          <w:trHeight w:val="1584" w:hRule="atLeast"/>
         </w:trPr>
         body2
         <w:tc>
@@ -6080,8 +6080,8 @@
                 <w:i w:val="false"/>
                 <w:b w:val="true"/>
                 <w:u w:val="none"/>
-                <w:sz w:val="28"/>
-                <w:szCs w:val="28"/>
+                <w:sz w:val="22"/>
+                <w:szCs w:val="22"/>
                 <w:color w:val="063360"/>
               </w:rPr>
               <w:t xml:space="preserve">Excerpt 3</w:t>
@@ -6092,8 +6092,8 @@
                 <w:i w:val="false"/>
                 <w:b w:val="false"/>
                 <w:u w:val="none"/>
-                <w:sz w:val="32"/>
-                <w:szCs w:val="32"/>
+                <w:sz w:val="21"/>
+                <w:szCs w:val="21"/>
                 <w:color w:val="000000"/>
               </w:rPr>
               <w:br/>
@@ -6104,8 +6104,8 @@
                 <w:i w:val="false"/>
                 <w:b w:val="false"/>
                 <w:u w:val="none"/>
-                <w:sz w:val="32"/>
-                <w:szCs w:val="32"/>
+                <w:sz w:val="21"/>
+                <w:szCs w:val="21"/>
                 <w:color w:val="000000"/>
               </w:rPr>
               <w:t xml:space="preserve">The fall in speed is statistically significant (p &lt; 0.001), so every road should get a camera.</w:t>
@@ -6148,8 +6148,8 @@
                 <w:i w:val="false"/>
                 <w:b w:val="true"/>
                 <w:u w:val="none"/>
-                <w:sz w:val="28"/>
-                <w:szCs w:val="28"/>
+                <w:sz w:val="22"/>
+                <w:szCs w:val="22"/>
                 <w:color w:val="063360"/>
               </w:rPr>
               <w:t xml:space="preserve">Excerpt 4</w:t>
@@ -6160,8 +6160,8 @@
                 <w:i w:val="false"/>
                 <w:b w:val="false"/>
                 <w:u w:val="none"/>
-                <w:sz w:val="32"/>
-                <w:szCs w:val="32"/>
+                <w:sz w:val="21"/>
+                <w:szCs w:val="21"/>
                 <w:color w:val="000000"/>
               </w:rPr>
               <w:br/>
@@ -6172,8 +6172,8 @@
                 <w:i w:val="false"/>
                 <w:b w:val="false"/>
                 <w:u w:val="none"/>
-                <w:sz w:val="32"/>
-                <w:szCs w:val="32"/>
+                <w:sz w:val="21"/>
+                <w:szCs w:val="21"/>
                 <w:color w:val="000000"/>
               </w:rPr>
               <w:t xml:space="preserve">Speed fell 3.4 km/h on camera roads and did not change on roads without them.</w:t>
@@ -9357,7 +9357,7 @@
           <w:szCs w:val="26"/>
           <w:color w:val="215A9E"/>
         </w:rPr>
-        <w:t xml:space="preserve">Wall matrix (optional, alongside the triage sheet)</w:t>
+        <w:t xml:space="preserve">Wall board (optional, alongside the triage sheet)</w:t>
       </w:r>
     </w:p>
     <w:p>
@@ -9383,7 +9383,7 @@
           <w:szCs w:val="22"/>
           <w:color w:val="000000"/>
         </w:rPr>
-        <w:t xml:space="preserve">Setup, before the session: a grid on the wall (flipchart sheets, about 2 m by 1.5 m) with three columns, Act / Ask first / Do not act, and four rows, Compared to what? / How big? / How sure? / None: it answers all three. Signs are at the end of this pack. Give each group a marker in its own colour (8 colours, for example blue, green, orange, purple, black, brown, pink and red) and some masking tape.</w:t>
+        <w:t xml:space="preserve">Setup, before the session: print Oct12_session1_board_A1.pdf at A1 and tape it to the wall (preview at the end of this pack). It is a grid: three columns, Act / Ask first / Do not act, and four rows, Compared to what? / How big? / How sure? / None: it answers all three. Give each group a marker in its own colour (8 colours, for example blue, green, orange, purple, black, brown, pink and red).</w:t>
       </w:r>
     </w:p>
     <w:p>
@@ -9409,7 +9409,7 @@
           <w:szCs w:val="22"/>
           <w:color w:val="000000"/>
         </w:rPr>
-        <w:t xml:space="preserve">Running it: groups fill in the triage sheet at the table, draw a stripe of their colour across each slip and tape the four slips into the matrix. Expected: 1 in Compared to what? / Ask first; 2 in How big? / Ask first; 3 in How big? / Do not act; 4 in How sure? / Ask first. Look for the excerpts whose slips are spread across cells (usually 2 and 4) and ask two groups of different colours to explain. The Act column will probably stay empty: ask what an excerpt would need to move there (excerpt 8 on the full list is an example: a comparison, an effect and a target).</w:t>
+        <w:t xml:space="preserve">Running it: groups fill in the triage sheet at the table, then one person per group writes the four excerpt numbers in the matching cells, in the group's colour. Expected: 1 in Compared to what? / Ask first; 2 in How big? / Ask first; 3 in How big? / Do not act; 4 in How sure? / Ask first. Look for an excerpt number that appears in more than one cell (usually 2 and 4) and ask two groups of different colours to explain. The Act column will probably stay empty: ask what an excerpt would need to move there (excerpt 8 on the full list is an example: a comparison, an effect and a target).</w:t>
       </w:r>
     </w:p>
     <w:p>
@@ -9467,7 +9467,7 @@
           <w:szCs w:val="36"/>
           <w:color w:val="063360"/>
         </w:rPr>
-        <w:t xml:space="preserve">Wall board: matrix signs</w:t>
+        <w:t xml:space="preserve">Wall board: triage the claims (A1)</w:t>
       </w:r>
     </w:p>
     <w:p>
@@ -9493,369 +9493,54 @@
           <w:szCs w:val="18"/>
           <w:color w:val="215A9E"/>
         </w:rPr>
-        <w:t xml:space="preserve">Print: 1 set for the trainer, cut along the dashed lines: three column signs and four row signs</w:t>
+        <w:t xml:space="preserve">Print: send Oct12_session1_board_A1.pdf to the printer at A1 (landscape); tape it to the wall. This page is only a preview</w:t>
       </w:r>
     </w:p>
-    <w:tbl xmlns:a="http://schemas.openxmlformats.org/drawingml/2006/main" xmlns:pic="http://schemas.openxmlformats.org/drawingml/2006/picture">
-      <w:tblPr>
-        <w:tblLayout w:type="fixed"/>
-        <w:jc w:val="center"/>
-        <w:tblLook w:firstRow="1" w:lastRow="0" w:firstColumn="0" w:lastColumn="0" w:noHBand="0" w:noVBand="1"/>
-      </w:tblPr>
-      <w:tblGrid>
-        <w:gridCol w:w="9792"/>
-      </w:tblGrid>
-      <w:tr>
-        <w:trPr>
-          <w:trHeight w:val="1800" w:hRule="atLeast"/>
-        </w:trPr>
-        body1
-        <w:tc>
-          <w:tcPr>
-            <w:tcBorders>
-              <w:bottom w:val="dashed" w:sz="8" w:space="0" w:color="9AA8B8"/>
-              <w:top w:val="dashed" w:sz="8" w:space="0" w:color="9AA8B8"/>
-              <w:left w:val="dashed" w:sz="8" w:space="0" w:color="9AA8B8"/>
-              <w:right w:val="dashed" w:sz="8" w:space="0" w:color="9AA8B8"/>
-            </w:tcBorders>
-            <w:shd w:val="clear" w:color="auto" w:fill="FFFFFF"/>
-            <w:tcMar>
-              <w:top w:w="0" w:type="dxa"/>
-              <w:bottom w:w="0" w:type="dxa"/>
-              <w:left w:w="0" w:type="dxa"/>
-              <w:right w:w="0" w:type="dxa"/>
-            </w:tcMar>
-            <w:vAlign w:val="center"/>
-          </w:tcPr>
-          <w:p>
-            <w:pPr>
-              <w:pStyle w:val="Normal"/>
-              <w:jc w:val="center"/>
-              <w:pBdr>
-                <w:bottom w:val="none" w:sz="0" w:space="0" w:color="000000"/>
-                <w:top w:val="none" w:sz="0" w:space="0" w:color="000000"/>
-                <w:left w:val="none" w:sz="0" w:space="0" w:color="000000"/>
-                <w:right w:val="none" w:sz="0" w:space="0" w:color="000000"/>
-              </w:pBdr>
-              <w:spacing w:after="240" w:before="240" w:line="276"/>
-              <w:ind w:left="240" w:right="240" w:firstLine="0" w:firstLineChars="0"/>
-            </w:pPr>
-            <w:r>
-              <w:rPr>
-                <w:rFonts w:ascii="Arial" w:hAnsi="Arial" w:eastAsia="Arial" w:cs="Arial"/>
-                <w:i w:val="false"/>
-                <w:b w:val="true"/>
-                <w:u w:val="none"/>
-                <w:sz w:val="56"/>
-                <w:szCs w:val="56"/>
-                <w:color w:val="063360"/>
-              </w:rPr>
-              <w:t xml:space="preserve">Act</w:t>
-            </w:r>
-          </w:p>
-        </w:tc>
-      </w:tr>
-      <w:tr>
-        <w:trPr>
-          <w:trHeight w:val="1800" w:hRule="atLeast"/>
-        </w:trPr>
-        body2
-        <w:tc>
-          <w:tcPr>
-            <w:tcBorders>
-              <w:bottom w:val="dashed" w:sz="8" w:space="0" w:color="9AA8B8"/>
-              <w:top w:val="dashed" w:sz="8" w:space="0" w:color="9AA8B8"/>
-              <w:left w:val="dashed" w:sz="8" w:space="0" w:color="9AA8B8"/>
-              <w:right w:val="dashed" w:sz="8" w:space="0" w:color="9AA8B8"/>
-            </w:tcBorders>
-            <w:shd w:val="clear" w:color="auto" w:fill="FFFFFF"/>
-            <w:tcMar>
-              <w:top w:w="0" w:type="dxa"/>
-              <w:bottom w:w="0" w:type="dxa"/>
-              <w:left w:w="0" w:type="dxa"/>
-              <w:right w:w="0" w:type="dxa"/>
-            </w:tcMar>
-            <w:vAlign w:val="center"/>
-          </w:tcPr>
-          <w:p>
-            <w:pPr>
-              <w:pStyle w:val="Normal"/>
-              <w:jc w:val="center"/>
-              <w:pBdr>
-                <w:bottom w:val="none" w:sz="0" w:space="0" w:color="000000"/>
-                <w:top w:val="none" w:sz="0" w:space="0" w:color="000000"/>
-                <w:left w:val="none" w:sz="0" w:space="0" w:color="000000"/>
-                <w:right w:val="none" w:sz="0" w:space="0" w:color="000000"/>
-              </w:pBdr>
-              <w:spacing w:after="240" w:before="240" w:line="276"/>
-              <w:ind w:left="240" w:right="240" w:firstLine="0" w:firstLineChars="0"/>
-            </w:pPr>
-            <w:r>
-              <w:rPr>
-                <w:rFonts w:ascii="Arial" w:hAnsi="Arial" w:eastAsia="Arial" w:cs="Arial"/>
-                <w:i w:val="false"/>
-                <w:b w:val="true"/>
-                <w:u w:val="none"/>
-                <w:sz w:val="56"/>
-                <w:szCs w:val="56"/>
-                <w:color w:val="063360"/>
-              </w:rPr>
-              <w:t xml:space="preserve">Ask first</w:t>
-            </w:r>
-          </w:p>
-        </w:tc>
-      </w:tr>
-      <w:tr>
-        <w:trPr>
-          <w:trHeight w:val="1800" w:hRule="atLeast"/>
-        </w:trPr>
-        body3
-        <w:tc>
-          <w:tcPr>
-            <w:tcBorders>
-              <w:bottom w:val="dashed" w:sz="8" w:space="0" w:color="9AA8B8"/>
-              <w:top w:val="dashed" w:sz="8" w:space="0" w:color="9AA8B8"/>
-              <w:left w:val="dashed" w:sz="8" w:space="0" w:color="9AA8B8"/>
-              <w:right w:val="dashed" w:sz="8" w:space="0" w:color="9AA8B8"/>
-            </w:tcBorders>
-            <w:shd w:val="clear" w:color="auto" w:fill="FFFFFF"/>
-            <w:tcMar>
-              <w:top w:w="0" w:type="dxa"/>
-              <w:bottom w:w="0" w:type="dxa"/>
-              <w:left w:w="0" w:type="dxa"/>
-              <w:right w:w="0" w:type="dxa"/>
-            </w:tcMar>
-            <w:vAlign w:val="center"/>
-          </w:tcPr>
-          <w:p>
-            <w:pPr>
-              <w:pStyle w:val="Normal"/>
-              <w:jc w:val="center"/>
-              <w:pBdr>
-                <w:bottom w:val="none" w:sz="0" w:space="0" w:color="000000"/>
-                <w:top w:val="none" w:sz="0" w:space="0" w:color="000000"/>
-                <w:left w:val="none" w:sz="0" w:space="0" w:color="000000"/>
-                <w:right w:val="none" w:sz="0" w:space="0" w:color="000000"/>
-              </w:pBdr>
-              <w:spacing w:after="240" w:before="240" w:line="276"/>
-              <w:ind w:left="240" w:right="240" w:firstLine="0" w:firstLineChars="0"/>
-            </w:pPr>
-            <w:r>
-              <w:rPr>
-                <w:rFonts w:ascii="Arial" w:hAnsi="Arial" w:eastAsia="Arial" w:cs="Arial"/>
-                <w:i w:val="false"/>
-                <w:b w:val="true"/>
-                <w:u w:val="none"/>
-                <w:sz w:val="56"/>
-                <w:szCs w:val="56"/>
-                <w:color w:val="063360"/>
-              </w:rPr>
-              <w:t xml:space="preserve">Do not act</w:t>
-            </w:r>
-          </w:p>
-        </w:tc>
-      </w:tr>
-      <w:tr>
-        <w:trPr>
-          <w:trHeight w:val="1800" w:hRule="atLeast"/>
-        </w:trPr>
-        body4
-        <w:tc>
-          <w:tcPr>
-            <w:tcBorders>
-              <w:bottom w:val="dashed" w:sz="8" w:space="0" w:color="9AA8B8"/>
-              <w:top w:val="dashed" w:sz="8" w:space="0" w:color="9AA8B8"/>
-              <w:left w:val="dashed" w:sz="8" w:space="0" w:color="9AA8B8"/>
-              <w:right w:val="dashed" w:sz="8" w:space="0" w:color="9AA8B8"/>
-            </w:tcBorders>
-            <w:shd w:val="clear" w:color="auto" w:fill="FFFFFF"/>
-            <w:tcMar>
-              <w:top w:w="0" w:type="dxa"/>
-              <w:bottom w:w="0" w:type="dxa"/>
-              <w:left w:w="0" w:type="dxa"/>
-              <w:right w:w="0" w:type="dxa"/>
-            </w:tcMar>
-            <w:vAlign w:val="center"/>
-          </w:tcPr>
-          <w:p>
-            <w:pPr>
-              <w:pStyle w:val="Normal"/>
-              <w:jc w:val="center"/>
-              <w:pBdr>
-                <w:bottom w:val="none" w:sz="0" w:space="0" w:color="000000"/>
-                <w:top w:val="none" w:sz="0" w:space="0" w:color="000000"/>
-                <w:left w:val="none" w:sz="0" w:space="0" w:color="000000"/>
-                <w:right w:val="none" w:sz="0" w:space="0" w:color="000000"/>
-              </w:pBdr>
-              <w:spacing w:after="240" w:before="240" w:line="276"/>
-              <w:ind w:left="240" w:right="240" w:firstLine="0" w:firstLineChars="0"/>
-            </w:pPr>
-            <w:r>
-              <w:rPr>
-                <w:rFonts w:ascii="Arial" w:hAnsi="Arial" w:eastAsia="Arial" w:cs="Arial"/>
-                <w:i w:val="false"/>
-                <w:b w:val="true"/>
-                <w:u w:val="none"/>
-                <w:sz w:val="56"/>
-                <w:szCs w:val="56"/>
-                <w:color w:val="063360"/>
-              </w:rPr>
-              <w:t xml:space="preserve">Compared to what?</w:t>
-            </w:r>
-          </w:p>
-        </w:tc>
-      </w:tr>
-      <w:tr>
-        <w:trPr>
-          <w:trHeight w:val="1800" w:hRule="atLeast"/>
-        </w:trPr>
-        body5
-        <w:tc>
-          <w:tcPr>
-            <w:tcBorders>
-              <w:bottom w:val="dashed" w:sz="8" w:space="0" w:color="9AA8B8"/>
-              <w:top w:val="dashed" w:sz="8" w:space="0" w:color="9AA8B8"/>
-              <w:left w:val="dashed" w:sz="8" w:space="0" w:color="9AA8B8"/>
-              <w:right w:val="dashed" w:sz="8" w:space="0" w:color="9AA8B8"/>
-            </w:tcBorders>
-            <w:shd w:val="clear" w:color="auto" w:fill="FFFFFF"/>
-            <w:tcMar>
-              <w:top w:w="0" w:type="dxa"/>
-              <w:bottom w:w="0" w:type="dxa"/>
-              <w:left w:w="0" w:type="dxa"/>
-              <w:right w:w="0" w:type="dxa"/>
-            </w:tcMar>
-            <w:vAlign w:val="center"/>
-          </w:tcPr>
-          <w:p>
-            <w:pPr>
-              <w:pStyle w:val="Normal"/>
-              <w:jc w:val="center"/>
-              <w:pBdr>
-                <w:bottom w:val="none" w:sz="0" w:space="0" w:color="000000"/>
-                <w:top w:val="none" w:sz="0" w:space="0" w:color="000000"/>
-                <w:left w:val="none" w:sz="0" w:space="0" w:color="000000"/>
-                <w:right w:val="none" w:sz="0" w:space="0" w:color="000000"/>
-              </w:pBdr>
-              <w:spacing w:after="240" w:before="240" w:line="276"/>
-              <w:ind w:left="240" w:right="240" w:firstLine="0" w:firstLineChars="0"/>
-            </w:pPr>
-            <w:r>
-              <w:rPr>
-                <w:rFonts w:ascii="Arial" w:hAnsi="Arial" w:eastAsia="Arial" w:cs="Arial"/>
-                <w:i w:val="false"/>
-                <w:b w:val="true"/>
-                <w:u w:val="none"/>
-                <w:sz w:val="56"/>
-                <w:szCs w:val="56"/>
-                <w:color w:val="063360"/>
-              </w:rPr>
-              <w:t xml:space="preserve">How big?</w:t>
-            </w:r>
-          </w:p>
-        </w:tc>
-      </w:tr>
-      <w:tr>
-        <w:trPr>
-          <w:trHeight w:val="1800" w:hRule="atLeast"/>
-        </w:trPr>
-        body6
-        <w:tc>
-          <w:tcPr>
-            <w:tcBorders>
-              <w:bottom w:val="dashed" w:sz="8" w:space="0" w:color="9AA8B8"/>
-              <w:top w:val="dashed" w:sz="8" w:space="0" w:color="9AA8B8"/>
-              <w:left w:val="dashed" w:sz="8" w:space="0" w:color="9AA8B8"/>
-              <w:right w:val="dashed" w:sz="8" w:space="0" w:color="9AA8B8"/>
-            </w:tcBorders>
-            <w:shd w:val="clear" w:color="auto" w:fill="FFFFFF"/>
-            <w:tcMar>
-              <w:top w:w="0" w:type="dxa"/>
-              <w:bottom w:w="0" w:type="dxa"/>
-              <w:left w:w="0" w:type="dxa"/>
-              <w:right w:w="0" w:type="dxa"/>
-            </w:tcMar>
-            <w:vAlign w:val="center"/>
-          </w:tcPr>
-          <w:p>
-            <w:pPr>
-              <w:pStyle w:val="Normal"/>
-              <w:jc w:val="center"/>
-              <w:pBdr>
-                <w:bottom w:val="none" w:sz="0" w:space="0" w:color="000000"/>
-                <w:top w:val="none" w:sz="0" w:space="0" w:color="000000"/>
-                <w:left w:val="none" w:sz="0" w:space="0" w:color="000000"/>
-                <w:right w:val="none" w:sz="0" w:space="0" w:color="000000"/>
-              </w:pBdr>
-              <w:spacing w:after="240" w:before="240" w:line="276"/>
-              <w:ind w:left="240" w:right="240" w:firstLine="0" w:firstLineChars="0"/>
-            </w:pPr>
-            <w:r>
-              <w:rPr>
-                <w:rFonts w:ascii="Arial" w:hAnsi="Arial" w:eastAsia="Arial" w:cs="Arial"/>
-                <w:i w:val="false"/>
-                <w:b w:val="true"/>
-                <w:u w:val="none"/>
-                <w:sz w:val="56"/>
-                <w:szCs w:val="56"/>
-                <w:color w:val="063360"/>
-              </w:rPr>
-              <w:t xml:space="preserve">How sure?</w:t>
-            </w:r>
-          </w:p>
-        </w:tc>
-      </w:tr>
-      <w:tr>
-        <w:trPr>
-          <w:trHeight w:val="1800" w:hRule="atLeast"/>
-        </w:trPr>
-        body7
-        <w:tc>
-          <w:tcPr>
-            <w:tcBorders>
-              <w:bottom w:val="dashed" w:sz="8" w:space="0" w:color="9AA8B8"/>
-              <w:top w:val="dashed" w:sz="8" w:space="0" w:color="9AA8B8"/>
-              <w:left w:val="dashed" w:sz="8" w:space="0" w:color="9AA8B8"/>
-              <w:right w:val="dashed" w:sz="8" w:space="0" w:color="9AA8B8"/>
-            </w:tcBorders>
-            <w:shd w:val="clear" w:color="auto" w:fill="FFFFFF"/>
-            <w:tcMar>
-              <w:top w:w="0" w:type="dxa"/>
-              <w:bottom w:w="0" w:type="dxa"/>
-              <w:left w:w="0" w:type="dxa"/>
-              <w:right w:w="0" w:type="dxa"/>
-            </w:tcMar>
-            <w:vAlign w:val="center"/>
-          </w:tcPr>
-          <w:p>
-            <w:pPr>
-              <w:pStyle w:val="Normal"/>
-              <w:jc w:val="center"/>
-              <w:pBdr>
-                <w:bottom w:val="none" w:sz="0" w:space="0" w:color="000000"/>
-                <w:top w:val="none" w:sz="0" w:space="0" w:color="000000"/>
-                <w:left w:val="none" w:sz="0" w:space="0" w:color="000000"/>
-                <w:right w:val="none" w:sz="0" w:space="0" w:color="000000"/>
-              </w:pBdr>
-              <w:spacing w:after="240" w:before="240" w:line="276"/>
-              <w:ind w:left="240" w:right="240" w:firstLine="0" w:firstLineChars="0"/>
-            </w:pPr>
-            <w:r>
-              <w:rPr>
-                <w:rFonts w:ascii="Arial" w:hAnsi="Arial" w:eastAsia="Arial" w:cs="Arial"/>
-                <w:i w:val="false"/>
-                <w:b w:val="true"/>
-                <w:u w:val="none"/>
-                <w:sz w:val="56"/>
-                <w:szCs w:val="56"/>
-                <w:color w:val="063360"/>
-              </w:rPr>
-              <w:t xml:space="preserve">None: it answers all three</w:t>
-            </w:r>
-          </w:p>
-        </w:tc>
-      </w:tr>
-    </w:tbl>
+    <w:p>
+      <w:pPr>
+        <w:pStyle w:val="Normal"/>
+      </w:pPr>
+      <w:r>
+        <w:rPr/>
+        <w:drawing>
+          <wp:inline distT="0" distB="0" distL="0" distR="0">
+            <wp:extent cx="6217920" cy="4392545"/>
+            <wp:docPr id="1" name="" descr=""/>
+            <wp:cNvGraphicFramePr>
+              <a:graphicFrameLocks xmlns:a="http://schemas.openxmlformats.org/drawingml/2006/main" noChangeAspect="1"/>
+            </wp:cNvGraphicFramePr>
+            <a:graphic xmlns:a="http://schemas.openxmlformats.org/drawingml/2006/main">
+              <a:graphicData uri="http://schemas.openxmlformats.org/drawingml/2006/picture">
+                <pic:pic xmlns:pic="http://schemas.openxmlformats.org/drawingml/2006/picture">
+                  <pic:nvPicPr>
+                    <pic:cNvPr id="2" name=""/>
+                    <pic:cNvPicPr>
+                      <a:picLocks noChangeAspect="1" noChangeArrowheads="1"/>
+                    </pic:cNvPicPr>
+                  </pic:nvPicPr>
+                  <pic:blipFill>
+                    <a:blip cstate="print" r:embed="rId7"/>
+                    <a:stretch>
+                      <a:fillRect/>
+                    </a:stretch>
+                  </pic:blipFill>
+                  <pic:spPr bwMode="auto">
+                    <a:xfrm>
+                      <a:off x="0" y="0"/>
+                      <a:ext cx="86360" cy="61008"/>
+                    </a:xfrm>
+                    <a:prstGeom prst="rect">
+                      <a:avLst/>
+                    </a:prstGeom>
+                    <a:noFill/>
+                  </pic:spPr>
+                </pic:pic>
+              </a:graphicData>
+            </a:graphic>
+          </wp:inline>
+        </w:drawing>
+      </w:r>
+    </w:p>
     <w:sectPr w:officer="true">
       <w:pgMar w:header="720" w:bottom="1008" w:top="1008" w:right="1152" w:left="1152" w:footer="720" w:gutter="720"/>
       <w:pgSz w:h="16838" w:w="11906" w:orient="portrait"/>

--- a/Module_2_Oct_2026_v2/Oct12_session1_materials.docx
+++ b/Module_2_Oct_2026_v2/Oct12_session1_materials.docx
@@ -21,6 +21,7 @@
           <w:i w:val="false"/>
           <w:b w:val="false"/>
           <w:u w:val="none"/>
+          <w:strike w:val="false"/>
           <w:sz w:val="18"/>
           <w:szCs w:val="18"/>
           <w:color w:val="545860"/>
@@ -47,11 +48,12 @@
           <w:i w:val="false"/>
           <w:b w:val="true"/>
           <w:u w:val="none"/>
+          <w:strike w:val="false"/>
           <w:sz w:val="36"/>
           <w:szCs w:val="36"/>
           <w:color w:val="063360"/>
         </w:rPr>
-        <w:t xml:space="preserve">By hand: ten roads</w:t>
+        <w:t xml:space="preserve">By hand: ten businesses</w:t>
       </w:r>
     </w:p>
     <w:p>
@@ -73,6 +75,7 @@
           <w:i w:val="true"/>
           <w:b w:val="false"/>
           <w:u w:val="none"/>
+          <w:strike w:val="false"/>
           <w:sz w:val="18"/>
           <w:szCs w:val="18"/>
           <w:color w:val="215A9E"/>
@@ -99,11 +102,12 @@
           <w:i w:val="false"/>
           <w:b w:val="false"/>
           <w:u w:val="none"/>
+          <w:strike w:val="false"/>
           <w:sz w:val="22"/>
           <w:szCs w:val="22"/>
           <w:color w:val="000000"/>
         </w:rPr>
-        <w:t xml:space="preserve">Ten roads that got speed cameras. Injury collisions per road in 2019, before the cameras.</w:t>
+        <w:t xml:space="preserve">Ten businesses in the rest of the city. Waste each one sent to landfill in the year before GreenWaste, in tonnes.</w:t>
       </w:r>
     </w:p>
     <w:tbl xmlns:a="http://schemas.openxmlformats.org/drawingml/2006/main" xmlns:pic="http://schemas.openxmlformats.org/drawingml/2006/picture">
@@ -113,9 +117,9 @@
         <w:tblLook w:firstRow="1" w:lastRow="0" w:firstColumn="0" w:lastColumn="0" w:noHBand="0" w:noVBand="1"/>
       </w:tblPr>
       <w:tblGrid>
-        <w:gridCol w:w="2016"/>
-        <w:gridCol w:w="3168"/>
         <w:gridCol w:w="2304"/>
+        <w:gridCol w:w="1728"/>
+        <w:gridCol w:w="2592"/>
       </w:tblGrid>
       <w:tr>
         <w:trPr>
@@ -142,7 +146,6 @@
           </w:tcPr>
           <w:p>
             <w:pPr>
-              <w:pStyle w:val="Normal"/>
               <w:jc w:val="left"/>
               <w:pBdr>
                 <w:bottom w:val="none" w:sz="0" w:space="0" w:color="000000"/>
@@ -152,18 +155,29 @@
               </w:pBdr>
               <w:spacing w:after="80" w:before="80" w:line="240"/>
               <w:ind w:left="80" w:right="80" w:firstLine="0" w:firstLineChars="0"/>
-            </w:pPr>
-            <w:r>
-              <w:rPr>
-                <w:rFonts w:ascii="Arial" w:hAnsi="DejaVu Sans" w:eastAsia="DejaVu Sans" w:cs="DejaVu Sans"/>
+              <w:rPr>
+                <w:rFonts w:ascii="Arial" w:hAnsi="Arial" w:eastAsia="Arial" w:cs="Arial"/>
                 <w:i w:val="false"/>
                 <w:b w:val="true"/>
                 <w:u w:val="none"/>
+                <w:strike w:val="false"/>
                 <w:sz w:val="21"/>
                 <w:szCs w:val="21"/>
                 <w:color w:val="063360"/>
               </w:rPr>
-              <w:t xml:space="preserve">Road</w:t>
+            </w:pPr>
+            <w:r>
+              <w:rPr>
+                <w:rFonts w:ascii="Arial" w:hAnsi="Arial" w:eastAsia="Arial" w:cs="Arial"/>
+                <w:i w:val="false"/>
+                <w:b w:val="true"/>
+                <w:u w:val="none"/>
+                <w:strike w:val="false"/>
+                <w:sz w:val="21"/>
+                <w:szCs w:val="21"/>
+                <w:color w:val="063360"/>
+              </w:rPr>
+              <w:t xml:space="preserve">Business</w:t>
             </w:r>
           </w:p>
         </w:tc>
@@ -186,7 +200,6 @@
           </w:tcPr>
           <w:p>
             <w:pPr>
-              <w:pStyle w:val="Normal"/>
               <w:jc w:val="left"/>
               <w:pBdr>
                 <w:bottom w:val="none" w:sz="0" w:space="0" w:color="000000"/>
@@ -196,18 +209,29 @@
               </w:pBdr>
               <w:spacing w:after="80" w:before="80" w:line="240"/>
               <w:ind w:left="80" w:right="80" w:firstLine="0" w:firstLineChars="0"/>
-            </w:pPr>
-            <w:r>
-              <w:rPr>
-                <w:rFonts w:ascii="Arial" w:hAnsi="DejaVu Sans" w:eastAsia="DejaVu Sans" w:cs="DejaVu Sans"/>
+              <w:rPr>
+                <w:rFonts w:ascii="Arial" w:hAnsi="Arial" w:eastAsia="Arial" w:cs="Arial"/>
                 <w:i w:val="false"/>
                 <w:b w:val="true"/>
                 <w:u w:val="none"/>
+                <w:strike w:val="false"/>
                 <w:sz w:val="21"/>
                 <w:szCs w:val="21"/>
                 <w:color w:val="063360"/>
               </w:rPr>
-              <w:t xml:space="preserve">Type</w:t>
+            </w:pPr>
+            <w:r>
+              <w:rPr>
+                <w:rFonts w:ascii="Arial" w:hAnsi="Arial" w:eastAsia="Arial" w:cs="Arial"/>
+                <w:i w:val="false"/>
+                <w:b w:val="true"/>
+                <w:u w:val="none"/>
+                <w:strike w:val="false"/>
+                <w:sz w:val="21"/>
+                <w:szCs w:val="21"/>
+                <w:color w:val="063360"/>
+              </w:rPr>
+              <w:t xml:space="preserve">Staff</w:t>
             </w:r>
           </w:p>
         </w:tc>
@@ -230,7 +254,6 @@
           </w:tcPr>
           <w:p>
             <w:pPr>
-              <w:pStyle w:val="Normal"/>
               <w:jc w:val="left"/>
               <w:pBdr>
                 <w:bottom w:val="none" w:sz="0" w:space="0" w:color="000000"/>
@@ -240,18 +263,29 @@
               </w:pBdr>
               <w:spacing w:after="80" w:before="80" w:line="240"/>
               <w:ind w:left="80" w:right="80" w:firstLine="0" w:firstLineChars="0"/>
-            </w:pPr>
-            <w:r>
-              <w:rPr>
-                <w:rFonts w:ascii="Arial" w:hAnsi="DejaVu Sans" w:eastAsia="DejaVu Sans" w:cs="DejaVu Sans"/>
+              <w:rPr>
+                <w:rFonts w:ascii="Arial" w:hAnsi="Arial" w:eastAsia="Arial" w:cs="Arial"/>
                 <w:i w:val="false"/>
                 <w:b w:val="true"/>
                 <w:u w:val="none"/>
+                <w:strike w:val="false"/>
                 <w:sz w:val="21"/>
                 <w:szCs w:val="21"/>
                 <w:color w:val="063360"/>
               </w:rPr>
-              <w:t xml:space="preserve">Injury collisions</w:t>
+            </w:pPr>
+            <w:r>
+              <w:rPr>
+                <w:rFonts w:ascii="Arial" w:hAnsi="Arial" w:eastAsia="Arial" w:cs="Arial"/>
+                <w:i w:val="false"/>
+                <w:b w:val="true"/>
+                <w:u w:val="none"/>
+                <w:strike w:val="false"/>
+                <w:sz w:val="21"/>
+                <w:szCs w:val="21"/>
+                <w:color w:val="063360"/>
+              </w:rPr>
+              <w:t xml:space="preserve">Landfill (tonnes)</w:t>
             </w:r>
           </w:p>
         </w:tc>
@@ -280,7 +314,6 @@
           </w:tcPr>
           <w:p>
             <w:pPr>
-              <w:pStyle w:val="Normal"/>
               <w:jc w:val="left"/>
               <w:pBdr>
                 <w:bottom w:val="none" w:sz="0" w:space="0" w:color="000000"/>
@@ -290,18 +323,29 @@
               </w:pBdr>
               <w:spacing w:after="80" w:before="80" w:line="240"/>
               <w:ind w:left="80" w:right="80" w:firstLine="0" w:firstLineChars="0"/>
-            </w:pPr>
-            <w:r>
-              <w:rPr>
-                <w:rFonts w:ascii="Arial" w:hAnsi="DejaVu Sans" w:eastAsia="DejaVu Sans" w:cs="DejaVu Sans"/>
-                <w:i w:val="false"/>
-                <w:b w:val="false"/>
-                <w:u w:val="none"/>
-                <w:sz w:val="21"/>
-                <w:szCs w:val="21"/>
-                <w:color w:val="000000"/>
-              </w:rPr>
-              <w:t xml:space="preserve">SEC08-013</w:t>
+              <w:rPr>
+                <w:rFonts w:ascii="Arial" w:hAnsi="Arial" w:eastAsia="Arial" w:cs="Arial"/>
+                <w:i w:val="false"/>
+                <w:b w:val="false"/>
+                <w:u w:val="none"/>
+                <w:strike w:val="false"/>
+                <w:sz w:val="21"/>
+                <w:szCs w:val="21"/>
+                <w:color w:val="000000"/>
+              </w:rPr>
+            </w:pPr>
+            <w:r>
+              <w:rPr>
+                <w:rFonts w:ascii="Arial" w:hAnsi="Arial" w:eastAsia="Arial" w:cs="Arial"/>
+                <w:i w:val="false"/>
+                <w:b w:val="false"/>
+                <w:u w:val="none"/>
+                <w:strike w:val="false"/>
+                <w:sz w:val="21"/>
+                <w:szCs w:val="21"/>
+                <w:color w:val="000000"/>
+              </w:rPr>
+              <w:t xml:space="preserve">B00755</w:t>
             </w:r>
           </w:p>
         </w:tc>
@@ -324,7 +368,6 @@
           </w:tcPr>
           <w:p>
             <w:pPr>
-              <w:pStyle w:val="Normal"/>
               <w:jc w:val="left"/>
               <w:pBdr>
                 <w:bottom w:val="none" w:sz="0" w:space="0" w:color="000000"/>
@@ -334,18 +377,29 @@
               </w:pBdr>
               <w:spacing w:after="80" w:before="80" w:line="240"/>
               <w:ind w:left="80" w:right="80" w:firstLine="0" w:firstLineChars="0"/>
-            </w:pPr>
-            <w:r>
-              <w:rPr>
-                <w:rFonts w:ascii="Arial" w:hAnsi="DejaVu Sans" w:eastAsia="DejaVu Sans" w:cs="DejaVu Sans"/>
-                <w:i w:val="false"/>
-                <w:b w:val="false"/>
-                <w:u w:val="none"/>
-                <w:sz w:val="21"/>
-                <w:szCs w:val="21"/>
-                <w:color w:val="000000"/>
-              </w:rPr>
-              <w:t xml:space="preserve">urban arterial</w:t>
+              <w:rPr>
+                <w:rFonts w:ascii="Arial" w:hAnsi="Arial" w:eastAsia="Arial" w:cs="Arial"/>
+                <w:i w:val="false"/>
+                <w:b w:val="false"/>
+                <w:u w:val="none"/>
+                <w:strike w:val="false"/>
+                <w:sz w:val="21"/>
+                <w:szCs w:val="21"/>
+                <w:color w:val="000000"/>
+              </w:rPr>
+            </w:pPr>
+            <w:r>
+              <w:rPr>
+                <w:rFonts w:ascii="Arial" w:hAnsi="Arial" w:eastAsia="Arial" w:cs="Arial"/>
+                <w:i w:val="false"/>
+                <w:b w:val="false"/>
+                <w:u w:val="none"/>
+                <w:strike w:val="false"/>
+                <w:sz w:val="21"/>
+                <w:szCs w:val="21"/>
+                <w:color w:val="000000"/>
+              </w:rPr>
+              <w:t xml:space="preserve">5</w:t>
             </w:r>
           </w:p>
         </w:tc>
@@ -368,7 +422,6 @@
           </w:tcPr>
           <w:p>
             <w:pPr>
-              <w:pStyle w:val="Normal"/>
               <w:jc w:val="left"/>
               <w:pBdr>
                 <w:bottom w:val="none" w:sz="0" w:space="0" w:color="000000"/>
@@ -378,18 +431,29 @@
               </w:pBdr>
               <w:spacing w:after="80" w:before="80" w:line="240"/>
               <w:ind w:left="80" w:right="80" w:firstLine="0" w:firstLineChars="0"/>
-            </w:pPr>
-            <w:r>
-              <w:rPr>
-                <w:rFonts w:ascii="Arial" w:hAnsi="DejaVu Sans" w:eastAsia="DejaVu Sans" w:cs="DejaVu Sans"/>
-                <w:i w:val="false"/>
-                <w:b w:val="false"/>
-                <w:u w:val="none"/>
-                <w:sz w:val="21"/>
-                <w:szCs w:val="21"/>
-                <w:color w:val="000000"/>
-              </w:rPr>
-              <w:t xml:space="preserve">5</w:t>
+              <w:rPr>
+                <w:rFonts w:ascii="Arial" w:hAnsi="Arial" w:eastAsia="Arial" w:cs="Arial"/>
+                <w:i w:val="false"/>
+                <w:b w:val="false"/>
+                <w:u w:val="none"/>
+                <w:strike w:val="false"/>
+                <w:sz w:val="21"/>
+                <w:szCs w:val="21"/>
+                <w:color w:val="000000"/>
+              </w:rPr>
+            </w:pPr>
+            <w:r>
+              <w:rPr>
+                <w:rFonts w:ascii="Arial" w:hAnsi="Arial" w:eastAsia="Arial" w:cs="Arial"/>
+                <w:i w:val="false"/>
+                <w:b w:val="false"/>
+                <w:u w:val="none"/>
+                <w:strike w:val="false"/>
+                <w:sz w:val="21"/>
+                <w:szCs w:val="21"/>
+                <w:color w:val="000000"/>
+              </w:rPr>
+              <w:t xml:space="preserve">3</w:t>
             </w:r>
           </w:p>
         </w:tc>
@@ -418,7 +482,6 @@
           </w:tcPr>
           <w:p>
             <w:pPr>
-              <w:pStyle w:val="Normal"/>
               <w:jc w:val="left"/>
               <w:pBdr>
                 <w:bottom w:val="none" w:sz="0" w:space="0" w:color="000000"/>
@@ -428,18 +491,29 @@
               </w:pBdr>
               <w:spacing w:after="80" w:before="80" w:line="240"/>
               <w:ind w:left="80" w:right="80" w:firstLine="0" w:firstLineChars="0"/>
-            </w:pPr>
-            <w:r>
-              <w:rPr>
-                <w:rFonts w:ascii="Arial" w:hAnsi="DejaVu Sans" w:eastAsia="DejaVu Sans" w:cs="DejaVu Sans"/>
-                <w:i w:val="false"/>
-                <w:b w:val="false"/>
-                <w:u w:val="none"/>
-                <w:sz w:val="21"/>
-                <w:szCs w:val="21"/>
-                <w:color w:val="000000"/>
-              </w:rPr>
-              <w:t xml:space="preserve">SEC10-021</w:t>
+              <w:rPr>
+                <w:rFonts w:ascii="Arial" w:hAnsi="Arial" w:eastAsia="Arial" w:cs="Arial"/>
+                <w:i w:val="false"/>
+                <w:b w:val="false"/>
+                <w:u w:val="none"/>
+                <w:strike w:val="false"/>
+                <w:sz w:val="21"/>
+                <w:szCs w:val="21"/>
+                <w:color w:val="000000"/>
+              </w:rPr>
+            </w:pPr>
+            <w:r>
+              <w:rPr>
+                <w:rFonts w:ascii="Arial" w:hAnsi="Arial" w:eastAsia="Arial" w:cs="Arial"/>
+                <w:i w:val="false"/>
+                <w:b w:val="false"/>
+                <w:u w:val="none"/>
+                <w:strike w:val="false"/>
+                <w:sz w:val="21"/>
+                <w:szCs w:val="21"/>
+                <w:color w:val="000000"/>
+              </w:rPr>
+              <w:t xml:space="preserve">B04954</w:t>
             </w:r>
           </w:p>
         </w:tc>
@@ -462,7 +536,6 @@
           </w:tcPr>
           <w:p>
             <w:pPr>
-              <w:pStyle w:val="Normal"/>
               <w:jc w:val="left"/>
               <w:pBdr>
                 <w:bottom w:val="none" w:sz="0" w:space="0" w:color="000000"/>
@@ -472,18 +545,29 @@
               </w:pBdr>
               <w:spacing w:after="80" w:before="80" w:line="240"/>
               <w:ind w:left="80" w:right="80" w:firstLine="0" w:firstLineChars="0"/>
-            </w:pPr>
-            <w:r>
-              <w:rPr>
-                <w:rFonts w:ascii="Arial" w:hAnsi="DejaVu Sans" w:eastAsia="DejaVu Sans" w:cs="DejaVu Sans"/>
-                <w:i w:val="false"/>
-                <w:b w:val="false"/>
-                <w:u w:val="none"/>
-                <w:sz w:val="21"/>
-                <w:szCs w:val="21"/>
-                <w:color w:val="000000"/>
-              </w:rPr>
-              <w:t xml:space="preserve">suburban arterial</w:t>
+              <w:rPr>
+                <w:rFonts w:ascii="Arial" w:hAnsi="Arial" w:eastAsia="Arial" w:cs="Arial"/>
+                <w:i w:val="false"/>
+                <w:b w:val="false"/>
+                <w:u w:val="none"/>
+                <w:strike w:val="false"/>
+                <w:sz w:val="21"/>
+                <w:szCs w:val="21"/>
+                <w:color w:val="000000"/>
+              </w:rPr>
+            </w:pPr>
+            <w:r>
+              <w:rPr>
+                <w:rFonts w:ascii="Arial" w:hAnsi="Arial" w:eastAsia="Arial" w:cs="Arial"/>
+                <w:i w:val="false"/>
+                <w:b w:val="false"/>
+                <w:u w:val="none"/>
+                <w:strike w:val="false"/>
+                <w:sz w:val="21"/>
+                <w:szCs w:val="21"/>
+                <w:color w:val="000000"/>
+              </w:rPr>
+              <w:t xml:space="preserve">4</w:t>
             </w:r>
           </w:p>
         </w:tc>
@@ -506,7 +590,6 @@
           </w:tcPr>
           <w:p>
             <w:pPr>
-              <w:pStyle w:val="Normal"/>
               <w:jc w:val="left"/>
               <w:pBdr>
                 <w:bottom w:val="none" w:sz="0" w:space="0" w:color="000000"/>
@@ -516,18 +599,29 @@
               </w:pBdr>
               <w:spacing w:after="80" w:before="80" w:line="240"/>
               <w:ind w:left="80" w:right="80" w:firstLine="0" w:firstLineChars="0"/>
-            </w:pPr>
-            <w:r>
-              <w:rPr>
-                <w:rFonts w:ascii="Arial" w:hAnsi="DejaVu Sans" w:eastAsia="DejaVu Sans" w:cs="DejaVu Sans"/>
-                <w:i w:val="false"/>
-                <w:b w:val="false"/>
-                <w:u w:val="none"/>
-                <w:sz w:val="21"/>
-                <w:szCs w:val="21"/>
-                <w:color w:val="000000"/>
-              </w:rPr>
-              <w:t xml:space="preserve">6</w:t>
+              <w:rPr>
+                <w:rFonts w:ascii="Arial" w:hAnsi="Arial" w:eastAsia="Arial" w:cs="Arial"/>
+                <w:i w:val="false"/>
+                <w:b w:val="false"/>
+                <w:u w:val="none"/>
+                <w:strike w:val="false"/>
+                <w:sz w:val="21"/>
+                <w:szCs w:val="21"/>
+                <w:color w:val="000000"/>
+              </w:rPr>
+            </w:pPr>
+            <w:r>
+              <w:rPr>
+                <w:rFonts w:ascii="Arial" w:hAnsi="Arial" w:eastAsia="Arial" w:cs="Arial"/>
+                <w:i w:val="false"/>
+                <w:b w:val="false"/>
+                <w:u w:val="none"/>
+                <w:strike w:val="false"/>
+                <w:sz w:val="21"/>
+                <w:szCs w:val="21"/>
+                <w:color w:val="000000"/>
+              </w:rPr>
+              <w:t xml:space="preserve">4</w:t>
             </w:r>
           </w:p>
         </w:tc>
@@ -556,7 +650,6 @@
           </w:tcPr>
           <w:p>
             <w:pPr>
-              <w:pStyle w:val="Normal"/>
               <w:jc w:val="left"/>
               <w:pBdr>
                 <w:bottom w:val="none" w:sz="0" w:space="0" w:color="000000"/>
@@ -566,18 +659,29 @@
               </w:pBdr>
               <w:spacing w:after="80" w:before="80" w:line="240"/>
               <w:ind w:left="80" w:right="80" w:firstLine="0" w:firstLineChars="0"/>
-            </w:pPr>
-            <w:r>
-              <w:rPr>
-                <w:rFonts w:ascii="Arial" w:hAnsi="DejaVu Sans" w:eastAsia="DejaVu Sans" w:cs="DejaVu Sans"/>
-                <w:i w:val="false"/>
-                <w:b w:val="false"/>
-                <w:u w:val="none"/>
-                <w:sz w:val="21"/>
-                <w:szCs w:val="21"/>
-                <w:color w:val="000000"/>
-              </w:rPr>
-              <w:t xml:space="preserve">SEC10-024</w:t>
+              <w:rPr>
+                <w:rFonts w:ascii="Arial" w:hAnsi="Arial" w:eastAsia="Arial" w:cs="Arial"/>
+                <w:i w:val="false"/>
+                <w:b w:val="false"/>
+                <w:u w:val="none"/>
+                <w:strike w:val="false"/>
+                <w:sz w:val="21"/>
+                <w:szCs w:val="21"/>
+                <w:color w:val="000000"/>
+              </w:rPr>
+            </w:pPr>
+            <w:r>
+              <w:rPr>
+                <w:rFonts w:ascii="Arial" w:hAnsi="Arial" w:eastAsia="Arial" w:cs="Arial"/>
+                <w:i w:val="false"/>
+                <w:b w:val="false"/>
+                <w:u w:val="none"/>
+                <w:strike w:val="false"/>
+                <w:sz w:val="21"/>
+                <w:szCs w:val="21"/>
+                <w:color w:val="000000"/>
+              </w:rPr>
+              <w:t xml:space="preserve">B01673</w:t>
             </w:r>
           </w:p>
         </w:tc>
@@ -600,7 +704,6 @@
           </w:tcPr>
           <w:p>
             <w:pPr>
-              <w:pStyle w:val="Normal"/>
               <w:jc w:val="left"/>
               <w:pBdr>
                 <w:bottom w:val="none" w:sz="0" w:space="0" w:color="000000"/>
@@ -610,18 +713,29 @@
               </w:pBdr>
               <w:spacing w:after="80" w:before="80" w:line="240"/>
               <w:ind w:left="80" w:right="80" w:firstLine="0" w:firstLineChars="0"/>
-            </w:pPr>
-            <w:r>
-              <w:rPr>
-                <w:rFonts w:ascii="Arial" w:hAnsi="DejaVu Sans" w:eastAsia="DejaVu Sans" w:cs="DejaVu Sans"/>
-                <w:i w:val="false"/>
-                <w:b w:val="false"/>
-                <w:u w:val="none"/>
-                <w:sz w:val="21"/>
-                <w:szCs w:val="21"/>
-                <w:color w:val="000000"/>
-              </w:rPr>
-              <w:t xml:space="preserve">urban arterial</w:t>
+              <w:rPr>
+                <w:rFonts w:ascii="Arial" w:hAnsi="Arial" w:eastAsia="Arial" w:cs="Arial"/>
+                <w:i w:val="false"/>
+                <w:b w:val="false"/>
+                <w:u w:val="none"/>
+                <w:strike w:val="false"/>
+                <w:sz w:val="21"/>
+                <w:szCs w:val="21"/>
+                <w:color w:val="000000"/>
+              </w:rPr>
+            </w:pPr>
+            <w:r>
+              <w:rPr>
+                <w:rFonts w:ascii="Arial" w:hAnsi="Arial" w:eastAsia="Arial" w:cs="Arial"/>
+                <w:i w:val="false"/>
+                <w:b w:val="false"/>
+                <w:u w:val="none"/>
+                <w:strike w:val="false"/>
+                <w:sz w:val="21"/>
+                <w:szCs w:val="21"/>
+                <w:color w:val="000000"/>
+              </w:rPr>
+              <w:t xml:space="preserve">3</w:t>
             </w:r>
           </w:p>
         </w:tc>
@@ -644,7 +758,6 @@
           </w:tcPr>
           <w:p>
             <w:pPr>
-              <w:pStyle w:val="Normal"/>
               <w:jc w:val="left"/>
               <w:pBdr>
                 <w:bottom w:val="none" w:sz="0" w:space="0" w:color="000000"/>
@@ -654,18 +767,29 @@
               </w:pBdr>
               <w:spacing w:after="80" w:before="80" w:line="240"/>
               <w:ind w:left="80" w:right="80" w:firstLine="0" w:firstLineChars="0"/>
-            </w:pPr>
-            <w:r>
-              <w:rPr>
-                <w:rFonts w:ascii="Arial" w:hAnsi="DejaVu Sans" w:eastAsia="DejaVu Sans" w:cs="DejaVu Sans"/>
-                <w:i w:val="false"/>
-                <w:b w:val="false"/>
-                <w:u w:val="none"/>
-                <w:sz w:val="21"/>
-                <w:szCs w:val="21"/>
-                <w:color w:val="000000"/>
-              </w:rPr>
-              <w:t xml:space="preserve">7</w:t>
+              <w:rPr>
+                <w:rFonts w:ascii="Arial" w:hAnsi="Arial" w:eastAsia="Arial" w:cs="Arial"/>
+                <w:i w:val="false"/>
+                <w:b w:val="false"/>
+                <w:u w:val="none"/>
+                <w:strike w:val="false"/>
+                <w:sz w:val="21"/>
+                <w:szCs w:val="21"/>
+                <w:color w:val="000000"/>
+              </w:rPr>
+            </w:pPr>
+            <w:r>
+              <w:rPr>
+                <w:rFonts w:ascii="Arial" w:hAnsi="Arial" w:eastAsia="Arial" w:cs="Arial"/>
+                <w:i w:val="false"/>
+                <w:b w:val="false"/>
+                <w:u w:val="none"/>
+                <w:strike w:val="false"/>
+                <w:sz w:val="21"/>
+                <w:szCs w:val="21"/>
+                <w:color w:val="000000"/>
+              </w:rPr>
+              <w:t xml:space="preserve">5</w:t>
             </w:r>
           </w:p>
         </w:tc>
@@ -694,7 +818,6 @@
           </w:tcPr>
           <w:p>
             <w:pPr>
-              <w:pStyle w:val="Normal"/>
               <w:jc w:val="left"/>
               <w:pBdr>
                 <w:bottom w:val="none" w:sz="0" w:space="0" w:color="000000"/>
@@ -704,18 +827,29 @@
               </w:pBdr>
               <w:spacing w:after="80" w:before="80" w:line="240"/>
               <w:ind w:left="80" w:right="80" w:firstLine="0" w:firstLineChars="0"/>
-            </w:pPr>
-            <w:r>
-              <w:rPr>
-                <w:rFonts w:ascii="Arial" w:hAnsi="DejaVu Sans" w:eastAsia="DejaVu Sans" w:cs="DejaVu Sans"/>
-                <w:i w:val="false"/>
-                <w:b w:val="false"/>
-                <w:u w:val="none"/>
-                <w:sz w:val="21"/>
-                <w:szCs w:val="21"/>
-                <w:color w:val="000000"/>
-              </w:rPr>
-              <w:t xml:space="preserve">SEC12-020</w:t>
+              <w:rPr>
+                <w:rFonts w:ascii="Arial" w:hAnsi="Arial" w:eastAsia="Arial" w:cs="Arial"/>
+                <w:i w:val="false"/>
+                <w:b w:val="false"/>
+                <w:u w:val="none"/>
+                <w:strike w:val="false"/>
+                <w:sz w:val="21"/>
+                <w:szCs w:val="21"/>
+                <w:color w:val="000000"/>
+              </w:rPr>
+            </w:pPr>
+            <w:r>
+              <w:rPr>
+                <w:rFonts w:ascii="Arial" w:hAnsi="Arial" w:eastAsia="Arial" w:cs="Arial"/>
+                <w:i w:val="false"/>
+                <w:b w:val="false"/>
+                <w:u w:val="none"/>
+                <w:strike w:val="false"/>
+                <w:sz w:val="21"/>
+                <w:szCs w:val="21"/>
+                <w:color w:val="000000"/>
+              </w:rPr>
+              <w:t xml:space="preserve">B07507</w:t>
             </w:r>
           </w:p>
         </w:tc>
@@ -738,7 +872,6 @@
           </w:tcPr>
           <w:p>
             <w:pPr>
-              <w:pStyle w:val="Normal"/>
               <w:jc w:val="left"/>
               <w:pBdr>
                 <w:bottom w:val="none" w:sz="0" w:space="0" w:color="000000"/>
@@ -748,18 +881,29 @@
               </w:pBdr>
               <w:spacing w:after="80" w:before="80" w:line="240"/>
               <w:ind w:left="80" w:right="80" w:firstLine="0" w:firstLineChars="0"/>
-            </w:pPr>
-            <w:r>
-              <w:rPr>
-                <w:rFonts w:ascii="Arial" w:hAnsi="DejaVu Sans" w:eastAsia="DejaVu Sans" w:cs="DejaVu Sans"/>
-                <w:i w:val="false"/>
-                <w:b w:val="false"/>
-                <w:u w:val="none"/>
-                <w:sz w:val="21"/>
-                <w:szCs w:val="21"/>
-                <w:color w:val="000000"/>
-              </w:rPr>
-              <w:t xml:space="preserve">ring road</w:t>
+              <w:rPr>
+                <w:rFonts w:ascii="Arial" w:hAnsi="Arial" w:eastAsia="Arial" w:cs="Arial"/>
+                <w:i w:val="false"/>
+                <w:b w:val="false"/>
+                <w:u w:val="none"/>
+                <w:strike w:val="false"/>
+                <w:sz w:val="21"/>
+                <w:szCs w:val="21"/>
+                <w:color w:val="000000"/>
+              </w:rPr>
+            </w:pPr>
+            <w:r>
+              <w:rPr>
+                <w:rFonts w:ascii="Arial" w:hAnsi="Arial" w:eastAsia="Arial" w:cs="Arial"/>
+                <w:i w:val="false"/>
+                <w:b w:val="false"/>
+                <w:u w:val="none"/>
+                <w:strike w:val="false"/>
+                <w:sz w:val="21"/>
+                <w:szCs w:val="21"/>
+                <w:color w:val="000000"/>
+              </w:rPr>
+              <w:t xml:space="preserve">4</w:t>
             </w:r>
           </w:p>
         </w:tc>
@@ -782,7 +926,6 @@
           </w:tcPr>
           <w:p>
             <w:pPr>
-              <w:pStyle w:val="Normal"/>
               <w:jc w:val="left"/>
               <w:pBdr>
                 <w:bottom w:val="none" w:sz="0" w:space="0" w:color="000000"/>
@@ -792,18 +935,29 @@
               </w:pBdr>
               <w:spacing w:after="80" w:before="80" w:line="240"/>
               <w:ind w:left="80" w:right="80" w:firstLine="0" w:firstLineChars="0"/>
-            </w:pPr>
-            <w:r>
-              <w:rPr>
-                <w:rFonts w:ascii="Arial" w:hAnsi="DejaVu Sans" w:eastAsia="DejaVu Sans" w:cs="DejaVu Sans"/>
-                <w:i w:val="false"/>
-                <w:b w:val="false"/>
-                <w:u w:val="none"/>
-                <w:sz w:val="21"/>
-                <w:szCs w:val="21"/>
-                <w:color w:val="000000"/>
-              </w:rPr>
-              <w:t xml:space="preserve">7</w:t>
+              <w:rPr>
+                <w:rFonts w:ascii="Arial" w:hAnsi="Arial" w:eastAsia="Arial" w:cs="Arial"/>
+                <w:i w:val="false"/>
+                <w:b w:val="false"/>
+                <w:u w:val="none"/>
+                <w:strike w:val="false"/>
+                <w:sz w:val="21"/>
+                <w:szCs w:val="21"/>
+                <w:color w:val="000000"/>
+              </w:rPr>
+            </w:pPr>
+            <w:r>
+              <w:rPr>
+                <w:rFonts w:ascii="Arial" w:hAnsi="Arial" w:eastAsia="Arial" w:cs="Arial"/>
+                <w:i w:val="false"/>
+                <w:b w:val="false"/>
+                <w:u w:val="none"/>
+                <w:strike w:val="false"/>
+                <w:sz w:val="21"/>
+                <w:szCs w:val="21"/>
+                <w:color w:val="000000"/>
+              </w:rPr>
+              <w:t xml:space="preserve">5</w:t>
             </w:r>
           </w:p>
         </w:tc>
@@ -832,7 +986,6 @@
           </w:tcPr>
           <w:p>
             <w:pPr>
-              <w:pStyle w:val="Normal"/>
               <w:jc w:val="left"/>
               <w:pBdr>
                 <w:bottom w:val="none" w:sz="0" w:space="0" w:color="000000"/>
@@ -842,18 +995,29 @@
               </w:pBdr>
               <w:spacing w:after="80" w:before="80" w:line="240"/>
               <w:ind w:left="80" w:right="80" w:firstLine="0" w:firstLineChars="0"/>
-            </w:pPr>
-            <w:r>
-              <w:rPr>
-                <w:rFonts w:ascii="Arial" w:hAnsi="DejaVu Sans" w:eastAsia="DejaVu Sans" w:cs="DejaVu Sans"/>
-                <w:i w:val="false"/>
-                <w:b w:val="false"/>
-                <w:u w:val="none"/>
-                <w:sz w:val="21"/>
-                <w:szCs w:val="21"/>
-                <w:color w:val="000000"/>
-              </w:rPr>
-              <w:t xml:space="preserve">SEC04-033</w:t>
+              <w:rPr>
+                <w:rFonts w:ascii="Arial" w:hAnsi="Arial" w:eastAsia="Arial" w:cs="Arial"/>
+                <w:i w:val="false"/>
+                <w:b w:val="false"/>
+                <w:u w:val="none"/>
+                <w:strike w:val="false"/>
+                <w:sz w:val="21"/>
+                <w:szCs w:val="21"/>
+                <w:color w:val="000000"/>
+              </w:rPr>
+            </w:pPr>
+            <w:r>
+              <w:rPr>
+                <w:rFonts w:ascii="Arial" w:hAnsi="Arial" w:eastAsia="Arial" w:cs="Arial"/>
+                <w:i w:val="false"/>
+                <w:b w:val="false"/>
+                <w:u w:val="none"/>
+                <w:strike w:val="false"/>
+                <w:sz w:val="21"/>
+                <w:szCs w:val="21"/>
+                <w:color w:val="000000"/>
+              </w:rPr>
+              <w:t xml:space="preserve">B08013</w:t>
             </w:r>
           </w:p>
         </w:tc>
@@ -876,7 +1040,6 @@
           </w:tcPr>
           <w:p>
             <w:pPr>
-              <w:pStyle w:val="Normal"/>
               <w:jc w:val="left"/>
               <w:pBdr>
                 <w:bottom w:val="none" w:sz="0" w:space="0" w:color="000000"/>
@@ -886,18 +1049,29 @@
               </w:pBdr>
               <w:spacing w:after="80" w:before="80" w:line="240"/>
               <w:ind w:left="80" w:right="80" w:firstLine="0" w:firstLineChars="0"/>
-            </w:pPr>
-            <w:r>
-              <w:rPr>
-                <w:rFonts w:ascii="Arial" w:hAnsi="DejaVu Sans" w:eastAsia="DejaVu Sans" w:cs="DejaVu Sans"/>
-                <w:i w:val="false"/>
-                <w:b w:val="false"/>
-                <w:u w:val="none"/>
-                <w:sz w:val="21"/>
-                <w:szCs w:val="21"/>
-                <w:color w:val="000000"/>
-              </w:rPr>
-              <w:t xml:space="preserve">urban arterial</w:t>
+              <w:rPr>
+                <w:rFonts w:ascii="Arial" w:hAnsi="Arial" w:eastAsia="Arial" w:cs="Arial"/>
+                <w:i w:val="false"/>
+                <w:b w:val="false"/>
+                <w:u w:val="none"/>
+                <w:strike w:val="false"/>
+                <w:sz w:val="21"/>
+                <w:szCs w:val="21"/>
+                <w:color w:val="000000"/>
+              </w:rPr>
+            </w:pPr>
+            <w:r>
+              <w:rPr>
+                <w:rFonts w:ascii="Arial" w:hAnsi="Arial" w:eastAsia="Arial" w:cs="Arial"/>
+                <w:i w:val="false"/>
+                <w:b w:val="false"/>
+                <w:u w:val="none"/>
+                <w:strike w:val="false"/>
+                <w:sz w:val="21"/>
+                <w:szCs w:val="21"/>
+                <w:color w:val="000000"/>
+              </w:rPr>
+              <w:t xml:space="preserve">3</w:t>
             </w:r>
           </w:p>
         </w:tc>
@@ -920,7 +1094,6 @@
           </w:tcPr>
           <w:p>
             <w:pPr>
-              <w:pStyle w:val="Normal"/>
               <w:jc w:val="left"/>
               <w:pBdr>
                 <w:bottom w:val="none" w:sz="0" w:space="0" w:color="000000"/>
@@ -930,18 +1103,29 @@
               </w:pBdr>
               <w:spacing w:after="80" w:before="80" w:line="240"/>
               <w:ind w:left="80" w:right="80" w:firstLine="0" w:firstLineChars="0"/>
-            </w:pPr>
-            <w:r>
-              <w:rPr>
-                <w:rFonts w:ascii="Arial" w:hAnsi="DejaVu Sans" w:eastAsia="DejaVu Sans" w:cs="DejaVu Sans"/>
-                <w:i w:val="false"/>
-                <w:b w:val="false"/>
-                <w:u w:val="none"/>
-                <w:sz w:val="21"/>
-                <w:szCs w:val="21"/>
-                <w:color w:val="000000"/>
-              </w:rPr>
-              <w:t xml:space="preserve">8</w:t>
+              <w:rPr>
+                <w:rFonts w:ascii="Arial" w:hAnsi="Arial" w:eastAsia="Arial" w:cs="Arial"/>
+                <w:i w:val="false"/>
+                <w:b w:val="false"/>
+                <w:u w:val="none"/>
+                <w:strike w:val="false"/>
+                <w:sz w:val="21"/>
+                <w:szCs w:val="21"/>
+                <w:color w:val="000000"/>
+              </w:rPr>
+            </w:pPr>
+            <w:r>
+              <w:rPr>
+                <w:rFonts w:ascii="Arial" w:hAnsi="Arial" w:eastAsia="Arial" w:cs="Arial"/>
+                <w:i w:val="false"/>
+                <w:b w:val="false"/>
+                <w:u w:val="none"/>
+                <w:strike w:val="false"/>
+                <w:sz w:val="21"/>
+                <w:szCs w:val="21"/>
+                <w:color w:val="000000"/>
+              </w:rPr>
+              <w:t xml:space="preserve">6</w:t>
             </w:r>
           </w:p>
         </w:tc>
@@ -970,7 +1154,6 @@
           </w:tcPr>
           <w:p>
             <w:pPr>
-              <w:pStyle w:val="Normal"/>
               <w:jc w:val="left"/>
               <w:pBdr>
                 <w:bottom w:val="none" w:sz="0" w:space="0" w:color="000000"/>
@@ -980,18 +1163,29 @@
               </w:pBdr>
               <w:spacing w:after="80" w:before="80" w:line="240"/>
               <w:ind w:left="80" w:right="80" w:firstLine="0" w:firstLineChars="0"/>
-            </w:pPr>
-            <w:r>
-              <w:rPr>
-                <w:rFonts w:ascii="Arial" w:hAnsi="DejaVu Sans" w:eastAsia="DejaVu Sans" w:cs="DejaVu Sans"/>
-                <w:i w:val="false"/>
-                <w:b w:val="false"/>
-                <w:u w:val="none"/>
-                <w:sz w:val="21"/>
-                <w:szCs w:val="21"/>
-                <w:color w:val="000000"/>
-              </w:rPr>
-              <w:t xml:space="preserve">SEC02-023</w:t>
+              <w:rPr>
+                <w:rFonts w:ascii="Arial" w:hAnsi="Arial" w:eastAsia="Arial" w:cs="Arial"/>
+                <w:i w:val="false"/>
+                <w:b w:val="false"/>
+                <w:u w:val="none"/>
+                <w:strike w:val="false"/>
+                <w:sz w:val="21"/>
+                <w:szCs w:val="21"/>
+                <w:color w:val="000000"/>
+              </w:rPr>
+            </w:pPr>
+            <w:r>
+              <w:rPr>
+                <w:rFonts w:ascii="Arial" w:hAnsi="Arial" w:eastAsia="Arial" w:cs="Arial"/>
+                <w:i w:val="false"/>
+                <w:b w:val="false"/>
+                <w:u w:val="none"/>
+                <w:strike w:val="false"/>
+                <w:sz w:val="21"/>
+                <w:szCs w:val="21"/>
+                <w:color w:val="000000"/>
+              </w:rPr>
+              <w:t xml:space="preserve">B01274</w:t>
             </w:r>
           </w:p>
         </w:tc>
@@ -1014,7 +1208,6 @@
           </w:tcPr>
           <w:p>
             <w:pPr>
-              <w:pStyle w:val="Normal"/>
               <w:jc w:val="left"/>
               <w:pBdr>
                 <w:bottom w:val="none" w:sz="0" w:space="0" w:color="000000"/>
@@ -1024,18 +1217,29 @@
               </w:pBdr>
               <w:spacing w:after="80" w:before="80" w:line="240"/>
               <w:ind w:left="80" w:right="80" w:firstLine="0" w:firstLineChars="0"/>
-            </w:pPr>
-            <w:r>
-              <w:rPr>
-                <w:rFonts w:ascii="Arial" w:hAnsi="DejaVu Sans" w:eastAsia="DejaVu Sans" w:cs="DejaVu Sans"/>
-                <w:i w:val="false"/>
-                <w:b w:val="false"/>
-                <w:u w:val="none"/>
-                <w:sz w:val="21"/>
-                <w:szCs w:val="21"/>
-                <w:color w:val="000000"/>
-              </w:rPr>
-              <w:t xml:space="preserve">ring road</w:t>
+              <w:rPr>
+                <w:rFonts w:ascii="Arial" w:hAnsi="Arial" w:eastAsia="Arial" w:cs="Arial"/>
+                <w:i w:val="false"/>
+                <w:b w:val="false"/>
+                <w:u w:val="none"/>
+                <w:strike w:val="false"/>
+                <w:sz w:val="21"/>
+                <w:szCs w:val="21"/>
+                <w:color w:val="000000"/>
+              </w:rPr>
+            </w:pPr>
+            <w:r>
+              <w:rPr>
+                <w:rFonts w:ascii="Arial" w:hAnsi="Arial" w:eastAsia="Arial" w:cs="Arial"/>
+                <w:i w:val="false"/>
+                <w:b w:val="false"/>
+                <w:u w:val="none"/>
+                <w:strike w:val="false"/>
+                <w:sz w:val="21"/>
+                <w:szCs w:val="21"/>
+                <w:color w:val="000000"/>
+              </w:rPr>
+              <w:t xml:space="preserve">5</w:t>
             </w:r>
           </w:p>
         </w:tc>
@@ -1058,7 +1262,6 @@
           </w:tcPr>
           <w:p>
             <w:pPr>
-              <w:pStyle w:val="Normal"/>
               <w:jc w:val="left"/>
               <w:pBdr>
                 <w:bottom w:val="none" w:sz="0" w:space="0" w:color="000000"/>
@@ -1068,18 +1271,29 @@
               </w:pBdr>
               <w:spacing w:after="80" w:before="80" w:line="240"/>
               <w:ind w:left="80" w:right="80" w:firstLine="0" w:firstLineChars="0"/>
-            </w:pPr>
-            <w:r>
-              <w:rPr>
-                <w:rFonts w:ascii="Arial" w:hAnsi="DejaVu Sans" w:eastAsia="DejaVu Sans" w:cs="DejaVu Sans"/>
-                <w:i w:val="false"/>
-                <w:b w:val="false"/>
-                <w:u w:val="none"/>
-                <w:sz w:val="21"/>
-                <w:szCs w:val="21"/>
-                <w:color w:val="000000"/>
-              </w:rPr>
-              <w:t xml:space="preserve">12</w:t>
+              <w:rPr>
+                <w:rFonts w:ascii="Arial" w:hAnsi="Arial" w:eastAsia="Arial" w:cs="Arial"/>
+                <w:i w:val="false"/>
+                <w:b w:val="false"/>
+                <w:u w:val="none"/>
+                <w:strike w:val="false"/>
+                <w:sz w:val="21"/>
+                <w:szCs w:val="21"/>
+                <w:color w:val="000000"/>
+              </w:rPr>
+            </w:pPr>
+            <w:r>
+              <w:rPr>
+                <w:rFonts w:ascii="Arial" w:hAnsi="Arial" w:eastAsia="Arial" w:cs="Arial"/>
+                <w:i w:val="false"/>
+                <w:b w:val="false"/>
+                <w:u w:val="none"/>
+                <w:strike w:val="false"/>
+                <w:sz w:val="21"/>
+                <w:szCs w:val="21"/>
+                <w:color w:val="000000"/>
+              </w:rPr>
+              <w:t xml:space="preserve">7</w:t>
             </w:r>
           </w:p>
         </w:tc>
@@ -1108,7 +1322,6 @@
           </w:tcPr>
           <w:p>
             <w:pPr>
-              <w:pStyle w:val="Normal"/>
               <w:jc w:val="left"/>
               <w:pBdr>
                 <w:bottom w:val="none" w:sz="0" w:space="0" w:color="000000"/>
@@ -1118,18 +1331,29 @@
               </w:pBdr>
               <w:spacing w:after="80" w:before="80" w:line="240"/>
               <w:ind w:left="80" w:right="80" w:firstLine="0" w:firstLineChars="0"/>
-            </w:pPr>
-            <w:r>
-              <w:rPr>
-                <w:rFonts w:ascii="Arial" w:hAnsi="DejaVu Sans" w:eastAsia="DejaVu Sans" w:cs="DejaVu Sans"/>
-                <w:i w:val="false"/>
-                <w:b w:val="false"/>
-                <w:u w:val="none"/>
-                <w:sz w:val="21"/>
-                <w:szCs w:val="21"/>
-                <w:color w:val="000000"/>
-              </w:rPr>
-              <w:t xml:space="preserve">SEC10-047</w:t>
+              <w:rPr>
+                <w:rFonts w:ascii="Arial" w:hAnsi="Arial" w:eastAsia="Arial" w:cs="Arial"/>
+                <w:i w:val="false"/>
+                <w:b w:val="false"/>
+                <w:u w:val="none"/>
+                <w:strike w:val="false"/>
+                <w:sz w:val="21"/>
+                <w:szCs w:val="21"/>
+                <w:color w:val="000000"/>
+              </w:rPr>
+            </w:pPr>
+            <w:r>
+              <w:rPr>
+                <w:rFonts w:ascii="Arial" w:hAnsi="Arial" w:eastAsia="Arial" w:cs="Arial"/>
+                <w:i w:val="false"/>
+                <w:b w:val="false"/>
+                <w:u w:val="none"/>
+                <w:strike w:val="false"/>
+                <w:sz w:val="21"/>
+                <w:szCs w:val="21"/>
+                <w:color w:val="000000"/>
+              </w:rPr>
+              <w:t xml:space="preserve">B02136</w:t>
             </w:r>
           </w:p>
         </w:tc>
@@ -1152,7 +1376,6 @@
           </w:tcPr>
           <w:p>
             <w:pPr>
-              <w:pStyle w:val="Normal"/>
               <w:jc w:val="left"/>
               <w:pBdr>
                 <w:bottom w:val="none" w:sz="0" w:space="0" w:color="000000"/>
@@ -1162,18 +1385,29 @@
               </w:pBdr>
               <w:spacing w:after="80" w:before="80" w:line="240"/>
               <w:ind w:left="80" w:right="80" w:firstLine="0" w:firstLineChars="0"/>
-            </w:pPr>
-            <w:r>
-              <w:rPr>
-                <w:rFonts w:ascii="Arial" w:hAnsi="DejaVu Sans" w:eastAsia="DejaVu Sans" w:cs="DejaVu Sans"/>
-                <w:i w:val="false"/>
-                <w:b w:val="false"/>
-                <w:u w:val="none"/>
-                <w:sz w:val="21"/>
-                <w:szCs w:val="21"/>
-                <w:color w:val="000000"/>
-              </w:rPr>
-              <w:t xml:space="preserve">school corridor</w:t>
+              <w:rPr>
+                <w:rFonts w:ascii="Arial" w:hAnsi="Arial" w:eastAsia="Arial" w:cs="Arial"/>
+                <w:i w:val="false"/>
+                <w:b w:val="false"/>
+                <w:u w:val="none"/>
+                <w:strike w:val="false"/>
+                <w:sz w:val="21"/>
+                <w:szCs w:val="21"/>
+                <w:color w:val="000000"/>
+              </w:rPr>
+            </w:pPr>
+            <w:r>
+              <w:rPr>
+                <w:rFonts w:ascii="Arial" w:hAnsi="Arial" w:eastAsia="Arial" w:cs="Arial"/>
+                <w:i w:val="false"/>
+                <w:b w:val="false"/>
+                <w:u w:val="none"/>
+                <w:strike w:val="false"/>
+                <w:sz w:val="21"/>
+                <w:szCs w:val="21"/>
+                <w:color w:val="000000"/>
+              </w:rPr>
+              <w:t xml:space="preserve">4</w:t>
             </w:r>
           </w:p>
         </w:tc>
@@ -1196,7 +1430,6 @@
           </w:tcPr>
           <w:p>
             <w:pPr>
-              <w:pStyle w:val="Normal"/>
               <w:jc w:val="left"/>
               <w:pBdr>
                 <w:bottom w:val="none" w:sz="0" w:space="0" w:color="000000"/>
@@ -1206,18 +1439,29 @@
               </w:pBdr>
               <w:spacing w:after="80" w:before="80" w:line="240"/>
               <w:ind w:left="80" w:right="80" w:firstLine="0" w:firstLineChars="0"/>
-            </w:pPr>
-            <w:r>
-              <w:rPr>
-                <w:rFonts w:ascii="Arial" w:hAnsi="DejaVu Sans" w:eastAsia="DejaVu Sans" w:cs="DejaVu Sans"/>
-                <w:i w:val="false"/>
-                <w:b w:val="false"/>
-                <w:u w:val="none"/>
-                <w:sz w:val="21"/>
-                <w:szCs w:val="21"/>
-                <w:color w:val="000000"/>
-              </w:rPr>
-              <w:t xml:space="preserve">13</w:t>
+              <w:rPr>
+                <w:rFonts w:ascii="Arial" w:hAnsi="Arial" w:eastAsia="Arial" w:cs="Arial"/>
+                <w:i w:val="false"/>
+                <w:b w:val="false"/>
+                <w:u w:val="none"/>
+                <w:strike w:val="false"/>
+                <w:sz w:val="21"/>
+                <w:szCs w:val="21"/>
+                <w:color w:val="000000"/>
+              </w:rPr>
+            </w:pPr>
+            <w:r>
+              <w:rPr>
+                <w:rFonts w:ascii="Arial" w:hAnsi="Arial" w:eastAsia="Arial" w:cs="Arial"/>
+                <w:i w:val="false"/>
+                <w:b w:val="false"/>
+                <w:u w:val="none"/>
+                <w:strike w:val="false"/>
+                <w:sz w:val="21"/>
+                <w:szCs w:val="21"/>
+                <w:color w:val="000000"/>
+              </w:rPr>
+              <w:t xml:space="preserve">7</w:t>
             </w:r>
           </w:p>
         </w:tc>
@@ -1246,7 +1490,6 @@
           </w:tcPr>
           <w:p>
             <w:pPr>
-              <w:pStyle w:val="Normal"/>
               <w:jc w:val="left"/>
               <w:pBdr>
                 <w:bottom w:val="none" w:sz="0" w:space="0" w:color="000000"/>
@@ -1256,18 +1499,29 @@
               </w:pBdr>
               <w:spacing w:after="80" w:before="80" w:line="240"/>
               <w:ind w:left="80" w:right="80" w:firstLine="0" w:firstLineChars="0"/>
-            </w:pPr>
-            <w:r>
-              <w:rPr>
-                <w:rFonts w:ascii="Arial" w:hAnsi="DejaVu Sans" w:eastAsia="DejaVu Sans" w:cs="DejaVu Sans"/>
-                <w:i w:val="false"/>
-                <w:b w:val="false"/>
-                <w:u w:val="none"/>
-                <w:sz w:val="21"/>
-                <w:szCs w:val="21"/>
-                <w:color w:val="000000"/>
-              </w:rPr>
-              <w:t xml:space="preserve">SEC08-002</w:t>
+              <w:rPr>
+                <w:rFonts w:ascii="Arial" w:hAnsi="Arial" w:eastAsia="Arial" w:cs="Arial"/>
+                <w:i w:val="false"/>
+                <w:b w:val="false"/>
+                <w:u w:val="none"/>
+                <w:strike w:val="false"/>
+                <w:sz w:val="21"/>
+                <w:szCs w:val="21"/>
+                <w:color w:val="000000"/>
+              </w:rPr>
+            </w:pPr>
+            <w:r>
+              <w:rPr>
+                <w:rFonts w:ascii="Arial" w:hAnsi="Arial" w:eastAsia="Arial" w:cs="Arial"/>
+                <w:i w:val="false"/>
+                <w:b w:val="false"/>
+                <w:u w:val="none"/>
+                <w:strike w:val="false"/>
+                <w:sz w:val="21"/>
+                <w:szCs w:val="21"/>
+                <w:color w:val="000000"/>
+              </w:rPr>
+              <w:t xml:space="preserve">B03791</w:t>
             </w:r>
           </w:p>
         </w:tc>
@@ -1290,7 +1544,6 @@
           </w:tcPr>
           <w:p>
             <w:pPr>
-              <w:pStyle w:val="Normal"/>
               <w:jc w:val="left"/>
               <w:pBdr>
                 <w:bottom w:val="none" w:sz="0" w:space="0" w:color="000000"/>
@@ -1300,18 +1553,29 @@
               </w:pBdr>
               <w:spacing w:after="80" w:before="80" w:line="240"/>
               <w:ind w:left="80" w:right="80" w:firstLine="0" w:firstLineChars="0"/>
-            </w:pPr>
-            <w:r>
-              <w:rPr>
-                <w:rFonts w:ascii="Arial" w:hAnsi="DejaVu Sans" w:eastAsia="DejaVu Sans" w:cs="DejaVu Sans"/>
-                <w:i w:val="false"/>
-                <w:b w:val="false"/>
-                <w:u w:val="none"/>
-                <w:sz w:val="21"/>
-                <w:szCs w:val="21"/>
-                <w:color w:val="000000"/>
-              </w:rPr>
-              <w:t xml:space="preserve">suburban arterial</w:t>
+              <w:rPr>
+                <w:rFonts w:ascii="Arial" w:hAnsi="Arial" w:eastAsia="Arial" w:cs="Arial"/>
+                <w:i w:val="false"/>
+                <w:b w:val="false"/>
+                <w:u w:val="none"/>
+                <w:strike w:val="false"/>
+                <w:sz w:val="21"/>
+                <w:szCs w:val="21"/>
+                <w:color w:val="000000"/>
+              </w:rPr>
+            </w:pPr>
+            <w:r>
+              <w:rPr>
+                <w:rFonts w:ascii="Arial" w:hAnsi="Arial" w:eastAsia="Arial" w:cs="Arial"/>
+                <w:i w:val="false"/>
+                <w:b w:val="false"/>
+                <w:u w:val="none"/>
+                <w:strike w:val="false"/>
+                <w:sz w:val="21"/>
+                <w:szCs w:val="21"/>
+                <w:color w:val="000000"/>
+              </w:rPr>
+              <w:t xml:space="preserve">7</w:t>
             </w:r>
           </w:p>
         </w:tc>
@@ -1334,7 +1598,6 @@
           </w:tcPr>
           <w:p>
             <w:pPr>
-              <w:pStyle w:val="Normal"/>
               <w:jc w:val="left"/>
               <w:pBdr>
                 <w:bottom w:val="none" w:sz="0" w:space="0" w:color="000000"/>
@@ -1344,18 +1607,29 @@
               </w:pBdr>
               <w:spacing w:after="80" w:before="80" w:line="240"/>
               <w:ind w:left="80" w:right="80" w:firstLine="0" w:firstLineChars="0"/>
-            </w:pPr>
-            <w:r>
-              <w:rPr>
-                <w:rFonts w:ascii="Arial" w:hAnsi="DejaVu Sans" w:eastAsia="DejaVu Sans" w:cs="DejaVu Sans"/>
-                <w:i w:val="false"/>
-                <w:b w:val="false"/>
-                <w:u w:val="none"/>
-                <w:sz w:val="21"/>
-                <w:szCs w:val="21"/>
-                <w:color w:val="000000"/>
-              </w:rPr>
-              <w:t xml:space="preserve">16</w:t>
+              <w:rPr>
+                <w:rFonts w:ascii="Arial" w:hAnsi="Arial" w:eastAsia="Arial" w:cs="Arial"/>
+                <w:i w:val="false"/>
+                <w:b w:val="false"/>
+                <w:u w:val="none"/>
+                <w:strike w:val="false"/>
+                <w:sz w:val="21"/>
+                <w:szCs w:val="21"/>
+                <w:color w:val="000000"/>
+              </w:rPr>
+            </w:pPr>
+            <w:r>
+              <w:rPr>
+                <w:rFonts w:ascii="Arial" w:hAnsi="Arial" w:eastAsia="Arial" w:cs="Arial"/>
+                <w:i w:val="false"/>
+                <w:b w:val="false"/>
+                <w:u w:val="none"/>
+                <w:strike w:val="false"/>
+                <w:sz w:val="21"/>
+                <w:szCs w:val="21"/>
+                <w:color w:val="000000"/>
+              </w:rPr>
+              <w:t xml:space="preserve">8</w:t>
             </w:r>
           </w:p>
         </w:tc>
@@ -1384,7 +1658,6 @@
           </w:tcPr>
           <w:p>
             <w:pPr>
-              <w:pStyle w:val="Normal"/>
               <w:jc w:val="left"/>
               <w:pBdr>
                 <w:bottom w:val="none" w:sz="0" w:space="0" w:color="000000"/>
@@ -1394,18 +1667,29 @@
               </w:pBdr>
               <w:spacing w:after="80" w:before="80" w:line="240"/>
               <w:ind w:left="80" w:right="80" w:firstLine="0" w:firstLineChars="0"/>
-            </w:pPr>
-            <w:r>
-              <w:rPr>
-                <w:rFonts w:ascii="Arial" w:hAnsi="DejaVu Sans" w:eastAsia="DejaVu Sans" w:cs="DejaVu Sans"/>
-                <w:i w:val="false"/>
-                <w:b w:val="false"/>
-                <w:u w:val="none"/>
-                <w:sz w:val="21"/>
-                <w:szCs w:val="21"/>
-                <w:color w:val="000000"/>
-              </w:rPr>
-              <w:t xml:space="preserve">SEC06-011</w:t>
+              <w:rPr>
+                <w:rFonts w:ascii="Arial" w:hAnsi="Arial" w:eastAsia="Arial" w:cs="Arial"/>
+                <w:i w:val="false"/>
+                <w:b w:val="false"/>
+                <w:u w:val="none"/>
+                <w:strike w:val="false"/>
+                <w:sz w:val="21"/>
+                <w:szCs w:val="21"/>
+                <w:color w:val="000000"/>
+              </w:rPr>
+            </w:pPr>
+            <w:r>
+              <w:rPr>
+                <w:rFonts w:ascii="Arial" w:hAnsi="Arial" w:eastAsia="Arial" w:cs="Arial"/>
+                <w:i w:val="false"/>
+                <w:b w:val="false"/>
+                <w:u w:val="none"/>
+                <w:strike w:val="false"/>
+                <w:sz w:val="21"/>
+                <w:szCs w:val="21"/>
+                <w:color w:val="000000"/>
+              </w:rPr>
+              <w:t xml:space="preserve">B05600</w:t>
             </w:r>
           </w:p>
         </w:tc>
@@ -1428,7 +1712,6 @@
           </w:tcPr>
           <w:p>
             <w:pPr>
-              <w:pStyle w:val="Normal"/>
               <w:jc w:val="left"/>
               <w:pBdr>
                 <w:bottom w:val="none" w:sz="0" w:space="0" w:color="000000"/>
@@ -1438,18 +1721,29 @@
               </w:pBdr>
               <w:spacing w:after="80" w:before="80" w:line="240"/>
               <w:ind w:left="80" w:right="80" w:firstLine="0" w:firstLineChars="0"/>
-            </w:pPr>
-            <w:r>
-              <w:rPr>
-                <w:rFonts w:ascii="Arial" w:hAnsi="DejaVu Sans" w:eastAsia="DejaVu Sans" w:cs="DejaVu Sans"/>
-                <w:i w:val="false"/>
-                <w:b w:val="false"/>
-                <w:u w:val="none"/>
-                <w:sz w:val="21"/>
-                <w:szCs w:val="21"/>
-                <w:color w:val="000000"/>
-              </w:rPr>
-              <w:t xml:space="preserve">suburban arterial</w:t>
+              <w:rPr>
+                <w:rFonts w:ascii="Arial" w:hAnsi="Arial" w:eastAsia="Arial" w:cs="Arial"/>
+                <w:i w:val="false"/>
+                <w:b w:val="false"/>
+                <w:u w:val="none"/>
+                <w:strike w:val="false"/>
+                <w:sz w:val="21"/>
+                <w:szCs w:val="21"/>
+                <w:color w:val="000000"/>
+              </w:rPr>
+            </w:pPr>
+            <w:r>
+              <w:rPr>
+                <w:rFonts w:ascii="Arial" w:hAnsi="Arial" w:eastAsia="Arial" w:cs="Arial"/>
+                <w:i w:val="false"/>
+                <w:b w:val="false"/>
+                <w:u w:val="none"/>
+                <w:strike w:val="false"/>
+                <w:sz w:val="21"/>
+                <w:szCs w:val="21"/>
+                <w:color w:val="000000"/>
+              </w:rPr>
+              <w:t xml:space="preserve">8</w:t>
             </w:r>
           </w:p>
         </w:tc>
@@ -1472,7 +1766,6 @@
           </w:tcPr>
           <w:p>
             <w:pPr>
-              <w:pStyle w:val="Normal"/>
               <w:jc w:val="left"/>
               <w:pBdr>
                 <w:bottom w:val="none" w:sz="0" w:space="0" w:color="000000"/>
@@ -1482,18 +1775,29 @@
               </w:pBdr>
               <w:spacing w:after="80" w:before="80" w:line="240"/>
               <w:ind w:left="80" w:right="80" w:firstLine="0" w:firstLineChars="0"/>
-            </w:pPr>
-            <w:r>
-              <w:rPr>
-                <w:rFonts w:ascii="Arial" w:hAnsi="DejaVu Sans" w:eastAsia="DejaVu Sans" w:cs="DejaVu Sans"/>
-                <w:i w:val="false"/>
-                <w:b w:val="false"/>
-                <w:u w:val="none"/>
-                <w:sz w:val="21"/>
-                <w:szCs w:val="21"/>
-                <w:color w:val="000000"/>
-              </w:rPr>
-              <w:t xml:space="preserve">19</w:t>
+              <w:rPr>
+                <w:rFonts w:ascii="Arial" w:hAnsi="Arial" w:eastAsia="Arial" w:cs="Arial"/>
+                <w:i w:val="false"/>
+                <w:b w:val="false"/>
+                <w:u w:val="none"/>
+                <w:strike w:val="false"/>
+                <w:sz w:val="21"/>
+                <w:szCs w:val="21"/>
+                <w:color w:val="000000"/>
+              </w:rPr>
+            </w:pPr>
+            <w:r>
+              <w:rPr>
+                <w:rFonts w:ascii="Arial" w:hAnsi="Arial" w:eastAsia="Arial" w:cs="Arial"/>
+                <w:i w:val="false"/>
+                <w:b w:val="false"/>
+                <w:u w:val="none"/>
+                <w:strike w:val="false"/>
+                <w:sz w:val="21"/>
+                <w:szCs w:val="21"/>
+                <w:color w:val="000000"/>
+              </w:rPr>
+              <w:t xml:space="preserve">9</w:t>
             </w:r>
           </w:p>
         </w:tc>
@@ -1522,7 +1826,6 @@
           </w:tcPr>
           <w:p>
             <w:pPr>
-              <w:pStyle w:val="Normal"/>
               <w:jc w:val="left"/>
               <w:pBdr>
                 <w:bottom w:val="none" w:sz="0" w:space="0" w:color="000000"/>
@@ -1532,18 +1835,29 @@
               </w:pBdr>
               <w:spacing w:after="80" w:before="80" w:line="240"/>
               <w:ind w:left="80" w:right="80" w:firstLine="0" w:firstLineChars="0"/>
-            </w:pPr>
-            <w:r>
-              <w:rPr>
-                <w:rFonts w:ascii="Arial" w:hAnsi="DejaVu Sans" w:eastAsia="DejaVu Sans" w:cs="DejaVu Sans"/>
-                <w:i w:val="false"/>
-                <w:b w:val="false"/>
-                <w:u w:val="none"/>
-                <w:sz w:val="21"/>
-                <w:szCs w:val="21"/>
-                <w:color w:val="000000"/>
-              </w:rPr>
-              <w:t xml:space="preserve">SEC05-018</w:t>
+              <w:rPr>
+                <w:rFonts w:ascii="Arial" w:hAnsi="Arial" w:eastAsia="Arial" w:cs="Arial"/>
+                <w:i w:val="false"/>
+                <w:b w:val="false"/>
+                <w:u w:val="none"/>
+                <w:strike w:val="false"/>
+                <w:sz w:val="21"/>
+                <w:szCs w:val="21"/>
+                <w:color w:val="000000"/>
+              </w:rPr>
+            </w:pPr>
+            <w:r>
+              <w:rPr>
+                <w:rFonts w:ascii="Arial" w:hAnsi="Arial" w:eastAsia="Arial" w:cs="Arial"/>
+                <w:i w:val="false"/>
+                <w:b w:val="false"/>
+                <w:u w:val="none"/>
+                <w:strike w:val="false"/>
+                <w:sz w:val="21"/>
+                <w:szCs w:val="21"/>
+                <w:color w:val="000000"/>
+              </w:rPr>
+              <w:t xml:space="preserve">B03836</w:t>
             </w:r>
           </w:p>
         </w:tc>
@@ -1566,7 +1880,6 @@
           </w:tcPr>
           <w:p>
             <w:pPr>
-              <w:pStyle w:val="Normal"/>
               <w:jc w:val="left"/>
               <w:pBdr>
                 <w:bottom w:val="none" w:sz="0" w:space="0" w:color="000000"/>
@@ -1576,18 +1889,29 @@
               </w:pBdr>
               <w:spacing w:after="80" w:before="80" w:line="240"/>
               <w:ind w:left="80" w:right="80" w:firstLine="0" w:firstLineChars="0"/>
-            </w:pPr>
-            <w:r>
-              <w:rPr>
-                <w:rFonts w:ascii="Arial" w:hAnsi="DejaVu Sans" w:eastAsia="DejaVu Sans" w:cs="DejaVu Sans"/>
-                <w:i w:val="false"/>
-                <w:b w:val="false"/>
-                <w:u w:val="none"/>
-                <w:sz w:val="21"/>
-                <w:szCs w:val="21"/>
-                <w:color w:val="000000"/>
-              </w:rPr>
-              <w:t xml:space="preserve">ring road</w:t>
+              <w:rPr>
+                <w:rFonts w:ascii="Arial" w:hAnsi="Arial" w:eastAsia="Arial" w:cs="Arial"/>
+                <w:i w:val="false"/>
+                <w:b w:val="false"/>
+                <w:u w:val="none"/>
+                <w:strike w:val="false"/>
+                <w:sz w:val="21"/>
+                <w:szCs w:val="21"/>
+                <w:color w:val="000000"/>
+              </w:rPr>
+            </w:pPr>
+            <w:r>
+              <w:rPr>
+                <w:rFonts w:ascii="Arial" w:hAnsi="Arial" w:eastAsia="Arial" w:cs="Arial"/>
+                <w:i w:val="false"/>
+                <w:b w:val="false"/>
+                <w:u w:val="none"/>
+                <w:strike w:val="false"/>
+                <w:sz w:val="21"/>
+                <w:szCs w:val="21"/>
+                <w:color w:val="000000"/>
+              </w:rPr>
+              <w:t xml:space="preserve">30</w:t>
             </w:r>
           </w:p>
         </w:tc>
@@ -1610,7 +1934,6 @@
           </w:tcPr>
           <w:p>
             <w:pPr>
-              <w:pStyle w:val="Normal"/>
               <w:jc w:val="left"/>
               <w:pBdr>
                 <w:bottom w:val="none" w:sz="0" w:space="0" w:color="000000"/>
@@ -1620,18 +1943,29 @@
               </w:pBdr>
               <w:spacing w:after="80" w:before="80" w:line="240"/>
               <w:ind w:left="80" w:right="80" w:firstLine="0" w:firstLineChars="0"/>
-            </w:pPr>
-            <w:r>
-              <w:rPr>
-                <w:rFonts w:ascii="Arial" w:hAnsi="DejaVu Sans" w:eastAsia="DejaVu Sans" w:cs="DejaVu Sans"/>
-                <w:i w:val="false"/>
-                <w:b w:val="false"/>
-                <w:u w:val="none"/>
-                <w:sz w:val="21"/>
-                <w:szCs w:val="21"/>
-                <w:color w:val="000000"/>
-              </w:rPr>
-              <w:t xml:space="preserve">42</w:t>
+              <w:rPr>
+                <w:rFonts w:ascii="Arial" w:hAnsi="Arial" w:eastAsia="Arial" w:cs="Arial"/>
+                <w:i w:val="false"/>
+                <w:b w:val="false"/>
+                <w:u w:val="none"/>
+                <w:strike w:val="false"/>
+                <w:sz w:val="21"/>
+                <w:szCs w:val="21"/>
+                <w:color w:val="000000"/>
+              </w:rPr>
+            </w:pPr>
+            <w:r>
+              <w:rPr>
+                <w:rFonts w:ascii="Arial" w:hAnsi="Arial" w:eastAsia="Arial" w:cs="Arial"/>
+                <w:i w:val="false"/>
+                <w:b w:val="false"/>
+                <w:u w:val="none"/>
+                <w:strike w:val="false"/>
+                <w:sz w:val="21"/>
+                <w:szCs w:val="21"/>
+                <w:color w:val="000000"/>
+              </w:rPr>
+              <w:t xml:space="preserve">46</w:t>
             </w:r>
           </w:p>
         </w:tc>
@@ -1656,6 +1990,7 @@
           <w:i w:val="true"/>
           <w:b w:val="false"/>
           <w:u w:val="none"/>
+          <w:strike w:val="false"/>
           <w:sz w:val="17"/>
           <w:szCs w:val="17"/>
           <w:color w:val="545860"/>
@@ -1682,6 +2017,7 @@
           <w:i w:val="false"/>
           <w:b w:val="true"/>
           <w:u w:val="none"/>
+          <w:strike w:val="false"/>
           <w:sz w:val="26"/>
           <w:szCs w:val="26"/>
           <w:color w:val="215A9E"/>
@@ -1708,11 +2044,12 @@
           <w:i w:val="false"/>
           <w:b w:val="false"/>
           <w:u w:val="none"/>
+          <w:strike w:val="false"/>
           <w:sz w:val="22"/>
           <w:szCs w:val="22"/>
           <w:color w:val="000000"/>
         </w:rPr>
-        <w:t xml:space="preserve">The mean (the average) number of collisions per road:  ________</w:t>
+        <w:t xml:space="preserve">The mean (the average) landfill per business:  ________</w:t>
       </w:r>
     </w:p>
     <w:p>
@@ -1734,11 +2071,12 @@
           <w:i w:val="false"/>
           <w:b w:val="false"/>
           <w:u w:val="none"/>
+          <w:strike w:val="false"/>
           <w:sz w:val="22"/>
           <w:szCs w:val="22"/>
           <w:color w:val="000000"/>
         </w:rPr>
-        <w:t xml:space="preserve">How many of the ten roads are below the mean?  ________</w:t>
+        <w:t xml:space="preserve">How many of the ten businesses are below the mean?  ________</w:t>
       </w:r>
     </w:p>
     <w:p>
@@ -1760,11 +2098,12 @@
           <w:i w:val="false"/>
           <w:b w:val="false"/>
           <w:u w:val="none"/>
+          <w:strike w:val="false"/>
           <w:sz w:val="22"/>
           <w:szCs w:val="22"/>
           <w:color w:val="000000"/>
         </w:rPr>
-        <w:t xml:space="preserve">The median (the middle road when they are in order):  ________</w:t>
+        <w:t xml:space="preserve">The median (the middle business when they are in order):  ________</w:t>
       </w:r>
     </w:p>
     <w:p>
@@ -1786,11 +2125,12 @@
           <w:i w:val="false"/>
           <w:b w:val="true"/>
           <w:u w:val="none"/>
+          <w:strike w:val="false"/>
           <w:sz w:val="26"/>
           <w:szCs w:val="26"/>
           <w:color w:val="215A9E"/>
         </w:rPr>
-        <w:t xml:space="preserve">2. Remove the busiest road</w:t>
+        <w:t xml:space="preserve">2. Remove the largest business</w:t>
       </w:r>
     </w:p>
     <w:p>
@@ -1812,6 +2152,7 @@
           <w:i w:val="false"/>
           <w:b w:val="false"/>
           <w:u w:val="none"/>
+          <w:strike w:val="false"/>
           <w:sz w:val="22"/>
           <w:szCs w:val="22"/>
           <w:color w:val="000000"/>
@@ -1838,6 +2179,7 @@
           <w:i w:val="false"/>
           <w:b w:val="false"/>
           <w:u w:val="none"/>
+          <w:strike w:val="false"/>
           <w:sz w:val="22"/>
           <w:szCs w:val="22"/>
           <w:color w:val="000000"/>
@@ -1864,6 +2206,7 @@
           <w:i w:val="false"/>
           <w:b w:val="false"/>
           <w:u w:val="none"/>
+          <w:strike w:val="false"/>
           <w:sz w:val="22"/>
           <w:szCs w:val="22"/>
           <w:color w:val="B5BEC9"/>
@@ -1890,6 +2233,7 @@
           <w:i w:val="false"/>
           <w:b w:val="false"/>
           <w:u w:val="none"/>
+          <w:strike w:val="false"/>
           <w:sz w:val="22"/>
           <w:szCs w:val="22"/>
           <w:color w:val="B5BEC9"/>
@@ -1922,6 +2266,7 @@
           <w:i w:val="false"/>
           <w:b w:val="false"/>
           <w:u w:val="none"/>
+          <w:strike w:val="false"/>
           <w:sz w:val="18"/>
           <w:szCs w:val="18"/>
           <w:color w:val="545860"/>
@@ -1948,11 +2293,12 @@
           <w:i w:val="false"/>
           <w:b w:val="true"/>
           <w:u w:val="none"/>
+          <w:strike w:val="false"/>
           <w:sz w:val="36"/>
           <w:szCs w:val="36"/>
           <w:color w:val="063360"/>
         </w:rPr>
-        <w:t xml:space="preserve">By hand: the speed table</w:t>
+        <w:t xml:space="preserve">By hand: the landfill table</w:t>
       </w:r>
     </w:p>
     <w:p>
@@ -1974,11 +2320,12 @@
           <w:i w:val="true"/>
           <w:b w:val="false"/>
           <w:u w:val="none"/>
+          <w:strike w:val="false"/>
           <w:sz w:val="18"/>
           <w:szCs w:val="18"/>
           <w:color w:val="215A9E"/>
         </w:rPr>
-        <w:t xml:space="preserve">Print: on the back of the ten-roads sheet</w:t>
+        <w:t xml:space="preserve">Print: on the back of the ten-businesses sheet</w:t>
       </w:r>
     </w:p>
     <w:p>
@@ -2000,11 +2347,12 @@
           <w:i w:val="false"/>
           <w:b w:val="false"/>
           <w:u w:val="none"/>
+          <w:strike w:val="false"/>
           <w:sz w:val="22"/>
           <w:szCs w:val="22"/>
           <w:color w:val="000000"/>
         </w:rPr>
-        <w:t xml:space="preserve">Average speed on the roads, before and after the cameras. Fill in the empty cells.</w:t>
+        <w:t xml:space="preserve">Average landfill per business in the rest of the city (tonnes per year), before GreenWaste and 12 months after. Fill in the empty cells.</w:t>
       </w:r>
     </w:p>
     <w:tbl xmlns:a="http://schemas.openxmlformats.org/drawingml/2006/main" xmlns:pic="http://schemas.openxmlformats.org/drawingml/2006/picture">
@@ -2044,7 +2392,6 @@
           </w:tcPr>
           <w:p>
             <w:pPr>
-              <w:pStyle w:val="Normal"/>
               <w:jc w:val="left"/>
               <w:pBdr>
                 <w:bottom w:val="none" w:sz="0" w:space="0" w:color="000000"/>
@@ -2054,18 +2401,29 @@
               </w:pBdr>
               <w:spacing w:after="80" w:before="80" w:line="240"/>
               <w:ind w:left="80" w:right="80" w:firstLine="0" w:firstLineChars="0"/>
-            </w:pPr>
-            <w:r>
-              <w:rPr>
-                <w:rFonts w:ascii="Arial" w:hAnsi="DejaVu Sans" w:eastAsia="DejaVu Sans" w:cs="DejaVu Sans"/>
+              <w:rPr>
+                <w:rFonts w:ascii="Arial" w:hAnsi="Arial" w:eastAsia="Arial" w:cs="Arial"/>
                 <w:i w:val="false"/>
                 <w:b w:val="true"/>
                 <w:u w:val="none"/>
+                <w:strike w:val="false"/>
                 <w:sz w:val="21"/>
                 <w:szCs w:val="21"/>
                 <w:color w:val="063360"/>
               </w:rPr>
-              <w:t xml:space="preserve">Average speed (km/h)</w:t>
+            </w:pPr>
+            <w:r>
+              <w:rPr>
+                <w:rFonts w:ascii="Arial" w:hAnsi="Arial" w:eastAsia="Arial" w:cs="Arial"/>
+                <w:i w:val="false"/>
+                <w:b w:val="true"/>
+                <w:u w:val="none"/>
+                <w:strike w:val="false"/>
+                <w:sz w:val="21"/>
+                <w:szCs w:val="21"/>
+                <w:color w:val="063360"/>
+              </w:rPr>
+              <w:t xml:space="preserve">Average landfill (tonnes)</w:t>
             </w:r>
           </w:p>
         </w:tc>
@@ -2088,7 +2446,6 @@
           </w:tcPr>
           <w:p>
             <w:pPr>
-              <w:pStyle w:val="Normal"/>
               <w:jc w:val="left"/>
               <w:pBdr>
                 <w:bottom w:val="none" w:sz="0" w:space="0" w:color="000000"/>
@@ -2098,18 +2455,29 @@
               </w:pBdr>
               <w:spacing w:after="80" w:before="80" w:line="240"/>
               <w:ind w:left="80" w:right="80" w:firstLine="0" w:firstLineChars="0"/>
-            </w:pPr>
-            <w:r>
-              <w:rPr>
-                <w:rFonts w:ascii="Arial" w:hAnsi="DejaVu Sans" w:eastAsia="DejaVu Sans" w:cs="DejaVu Sans"/>
+              <w:rPr>
+                <w:rFonts w:ascii="Arial" w:hAnsi="Arial" w:eastAsia="Arial" w:cs="Arial"/>
                 <w:i w:val="false"/>
                 <w:b w:val="true"/>
                 <w:u w:val="none"/>
+                <w:strike w:val="false"/>
                 <w:sz w:val="21"/>
                 <w:szCs w:val="21"/>
                 <w:color w:val="063360"/>
               </w:rPr>
-              <w:t xml:space="preserve">2019</w:t>
+            </w:pPr>
+            <w:r>
+              <w:rPr>
+                <w:rFonts w:ascii="Arial" w:hAnsi="Arial" w:eastAsia="Arial" w:cs="Arial"/>
+                <w:i w:val="false"/>
+                <w:b w:val="true"/>
+                <w:u w:val="none"/>
+                <w:strike w:val="false"/>
+                <w:sz w:val="21"/>
+                <w:szCs w:val="21"/>
+                <w:color w:val="063360"/>
+              </w:rPr>
+              <w:t xml:space="preserve">Before</w:t>
             </w:r>
           </w:p>
         </w:tc>
@@ -2132,7 +2500,6 @@
           </w:tcPr>
           <w:p>
             <w:pPr>
-              <w:pStyle w:val="Normal"/>
               <w:jc w:val="left"/>
               <w:pBdr>
                 <w:bottom w:val="none" w:sz="0" w:space="0" w:color="000000"/>
@@ -2142,18 +2509,29 @@
               </w:pBdr>
               <w:spacing w:after="80" w:before="80" w:line="240"/>
               <w:ind w:left="80" w:right="80" w:firstLine="0" w:firstLineChars="0"/>
-            </w:pPr>
-            <w:r>
-              <w:rPr>
-                <w:rFonts w:ascii="Arial" w:hAnsi="DejaVu Sans" w:eastAsia="DejaVu Sans" w:cs="DejaVu Sans"/>
+              <w:rPr>
+                <w:rFonts w:ascii="Arial" w:hAnsi="Arial" w:eastAsia="Arial" w:cs="Arial"/>
                 <w:i w:val="false"/>
                 <w:b w:val="true"/>
                 <w:u w:val="none"/>
+                <w:strike w:val="false"/>
                 <w:sz w:val="21"/>
                 <w:szCs w:val="21"/>
                 <w:color w:val="063360"/>
               </w:rPr>
-              <w:t xml:space="preserve">2021</w:t>
+            </w:pPr>
+            <w:r>
+              <w:rPr>
+                <w:rFonts w:ascii="Arial" w:hAnsi="Arial" w:eastAsia="Arial" w:cs="Arial"/>
+                <w:i w:val="false"/>
+                <w:b w:val="true"/>
+                <w:u w:val="none"/>
+                <w:strike w:val="false"/>
+                <w:sz w:val="21"/>
+                <w:szCs w:val="21"/>
+                <w:color w:val="063360"/>
+              </w:rPr>
+              <w:t xml:space="preserve">After</w:t>
             </w:r>
           </w:p>
         </w:tc>
@@ -2176,7 +2554,6 @@
           </w:tcPr>
           <w:p>
             <w:pPr>
-              <w:pStyle w:val="Normal"/>
               <w:jc w:val="left"/>
               <w:pBdr>
                 <w:bottom w:val="none" w:sz="0" w:space="0" w:color="000000"/>
@@ -2186,13 +2563,24 @@
               </w:pBdr>
               <w:spacing w:after="80" w:before="80" w:line="240"/>
               <w:ind w:left="80" w:right="80" w:firstLine="0" w:firstLineChars="0"/>
-            </w:pPr>
-            <w:r>
-              <w:rPr>
-                <w:rFonts w:ascii="Arial" w:hAnsi="DejaVu Sans" w:eastAsia="DejaVu Sans" w:cs="DejaVu Sans"/>
+              <w:rPr>
+                <w:rFonts w:ascii="Arial" w:hAnsi="Arial" w:eastAsia="Arial" w:cs="Arial"/>
                 <w:i w:val="false"/>
                 <w:b w:val="true"/>
                 <w:u w:val="none"/>
+                <w:strike w:val="false"/>
+                <w:sz w:val="21"/>
+                <w:szCs w:val="21"/>
+                <w:color w:val="063360"/>
+              </w:rPr>
+            </w:pPr>
+            <w:r>
+              <w:rPr>
+                <w:rFonts w:ascii="Arial" w:hAnsi="Arial" w:eastAsia="Arial" w:cs="Arial"/>
+                <w:i w:val="false"/>
+                <w:b w:val="true"/>
+                <w:u w:val="none"/>
+                <w:strike w:val="false"/>
                 <w:sz w:val="21"/>
                 <w:szCs w:val="21"/>
                 <w:color w:val="063360"/>
@@ -2226,7 +2614,6 @@
           </w:tcPr>
           <w:p>
             <w:pPr>
-              <w:pStyle w:val="Normal"/>
               <w:jc w:val="left"/>
               <w:pBdr>
                 <w:bottom w:val="none" w:sz="0" w:space="0" w:color="000000"/>
@@ -2236,18 +2623,29 @@
               </w:pBdr>
               <w:spacing w:after="80" w:before="80" w:line="240"/>
               <w:ind w:left="80" w:right="80" w:firstLine="0" w:firstLineChars="0"/>
-            </w:pPr>
-            <w:r>
-              <w:rPr>
-                <w:rFonts w:ascii="Arial" w:hAnsi="DejaVu Sans" w:eastAsia="DejaVu Sans" w:cs="DejaVu Sans"/>
-                <w:i w:val="false"/>
-                <w:b w:val="false"/>
-                <w:u w:val="none"/>
-                <w:sz w:val="21"/>
-                <w:szCs w:val="21"/>
-                <w:color w:val="000000"/>
-              </w:rPr>
-              <w:t xml:space="preserve">Camera roads</w:t>
+              <w:rPr>
+                <w:rFonts w:ascii="Arial" w:hAnsi="Arial" w:eastAsia="Arial" w:cs="Arial"/>
+                <w:i w:val="false"/>
+                <w:b w:val="false"/>
+                <w:u w:val="none"/>
+                <w:strike w:val="false"/>
+                <w:sz w:val="21"/>
+                <w:szCs w:val="21"/>
+                <w:color w:val="000000"/>
+              </w:rPr>
+            </w:pPr>
+            <w:r>
+              <w:rPr>
+                <w:rFonts w:ascii="Arial" w:hAnsi="Arial" w:eastAsia="Arial" w:cs="Arial"/>
+                <w:i w:val="false"/>
+                <w:b w:val="false"/>
+                <w:u w:val="none"/>
+                <w:strike w:val="false"/>
+                <w:sz w:val="21"/>
+                <w:szCs w:val="21"/>
+                <w:color w:val="000000"/>
+              </w:rPr>
+              <w:t xml:space="preserve">Took part</w:t>
             </w:r>
           </w:p>
         </w:tc>
@@ -2270,7 +2668,6 @@
           </w:tcPr>
           <w:p>
             <w:pPr>
-              <w:pStyle w:val="Normal"/>
               <w:jc w:val="left"/>
               <w:pBdr>
                 <w:bottom w:val="none" w:sz="0" w:space="0" w:color="000000"/>
@@ -2280,18 +2677,29 @@
               </w:pBdr>
               <w:spacing w:after="80" w:before="80" w:line="240"/>
               <w:ind w:left="80" w:right="80" w:firstLine="0" w:firstLineChars="0"/>
-            </w:pPr>
-            <w:r>
-              <w:rPr>
-                <w:rFonts w:ascii="Arial" w:hAnsi="DejaVu Sans" w:eastAsia="DejaVu Sans" w:cs="DejaVu Sans"/>
-                <w:i w:val="false"/>
-                <w:b w:val="false"/>
-                <w:u w:val="none"/>
-                <w:sz w:val="21"/>
-                <w:szCs w:val="21"/>
-                <w:color w:val="000000"/>
-              </w:rPr>
-              <w:t xml:space="preserve">73.17</w:t>
+              <w:rPr>
+                <w:rFonts w:ascii="Arial" w:hAnsi="Arial" w:eastAsia="Arial" w:cs="Arial"/>
+                <w:i w:val="false"/>
+                <w:b w:val="false"/>
+                <w:u w:val="none"/>
+                <w:strike w:val="false"/>
+                <w:sz w:val="21"/>
+                <w:szCs w:val="21"/>
+                <w:color w:val="000000"/>
+              </w:rPr>
+            </w:pPr>
+            <w:r>
+              <w:rPr>
+                <w:rFonts w:ascii="Arial" w:hAnsi="Arial" w:eastAsia="Arial" w:cs="Arial"/>
+                <w:i w:val="false"/>
+                <w:b w:val="false"/>
+                <w:u w:val="none"/>
+                <w:strike w:val="false"/>
+                <w:sz w:val="21"/>
+                <w:szCs w:val="21"/>
+                <w:color w:val="000000"/>
+              </w:rPr>
+              <w:t xml:space="preserve">6.63</w:t>
             </w:r>
           </w:p>
         </w:tc>
@@ -2314,7 +2722,6 @@
           </w:tcPr>
           <w:p>
             <w:pPr>
-              <w:pStyle w:val="Normal"/>
               <w:jc w:val="left"/>
               <w:pBdr>
                 <w:bottom w:val="none" w:sz="0" w:space="0" w:color="000000"/>
@@ -2324,18 +2731,29 @@
               </w:pBdr>
               <w:spacing w:after="80" w:before="80" w:line="240"/>
               <w:ind w:left="80" w:right="80" w:firstLine="0" w:firstLineChars="0"/>
-            </w:pPr>
-            <w:r>
-              <w:rPr>
-                <w:rFonts w:ascii="Arial" w:hAnsi="DejaVu Sans" w:eastAsia="DejaVu Sans" w:cs="DejaVu Sans"/>
-                <w:i w:val="false"/>
-                <w:b w:val="false"/>
-                <w:u w:val="none"/>
-                <w:sz w:val="21"/>
-                <w:szCs w:val="21"/>
-                <w:color w:val="000000"/>
-              </w:rPr>
-              <w:t xml:space="preserve">69.80</w:t>
+              <w:rPr>
+                <w:rFonts w:ascii="Arial" w:hAnsi="Arial" w:eastAsia="Arial" w:cs="Arial"/>
+                <w:i w:val="false"/>
+                <w:b w:val="false"/>
+                <w:u w:val="none"/>
+                <w:strike w:val="false"/>
+                <w:sz w:val="21"/>
+                <w:szCs w:val="21"/>
+                <w:color w:val="000000"/>
+              </w:rPr>
+            </w:pPr>
+            <w:r>
+              <w:rPr>
+                <w:rFonts w:ascii="Arial" w:hAnsi="Arial" w:eastAsia="Arial" w:cs="Arial"/>
+                <w:i w:val="false"/>
+                <w:b w:val="false"/>
+                <w:u w:val="none"/>
+                <w:strike w:val="false"/>
+                <w:sz w:val="21"/>
+                <w:szCs w:val="21"/>
+                <w:color w:val="000000"/>
+              </w:rPr>
+              <w:t xml:space="preserve">3.35</w:t>
             </w:r>
           </w:p>
         </w:tc>
@@ -2358,7 +2776,6 @@
           </w:tcPr>
           <w:p>
             <w:pPr>
-              <w:pStyle w:val="Normal"/>
               <w:jc w:val="left"/>
               <w:pBdr>
                 <w:bottom w:val="none" w:sz="0" w:space="0" w:color="000000"/>
@@ -2368,13 +2785,24 @@
               </w:pBdr>
               <w:spacing w:after="80" w:before="80" w:line="240"/>
               <w:ind w:left="80" w:right="80" w:firstLine="0" w:firstLineChars="0"/>
-            </w:pPr>
-            <w:r>
-              <w:rPr>
-                <w:rFonts w:ascii="Arial" w:hAnsi="DejaVu Sans" w:eastAsia="DejaVu Sans" w:cs="DejaVu Sans"/>
-                <w:i w:val="false"/>
-                <w:b w:val="false"/>
-                <w:u w:val="none"/>
+              <w:rPr>
+                <w:rFonts w:ascii="Arial" w:hAnsi="Arial" w:eastAsia="Arial" w:cs="Arial"/>
+                <w:i w:val="false"/>
+                <w:b w:val="false"/>
+                <w:u w:val="none"/>
+                <w:strike w:val="false"/>
+                <w:sz w:val="21"/>
+                <w:szCs w:val="21"/>
+                <w:color w:val="000000"/>
+              </w:rPr>
+            </w:pPr>
+            <w:r>
+              <w:rPr>
+                <w:rFonts w:ascii="Arial" w:hAnsi="Arial" w:eastAsia="Arial" w:cs="Arial"/>
+                <w:i w:val="false"/>
+                <w:b w:val="false"/>
+                <w:u w:val="none"/>
+                <w:strike w:val="false"/>
                 <w:sz w:val="21"/>
                 <w:szCs w:val="21"/>
                 <w:color w:val="000000"/>
@@ -2408,7 +2836,6 @@
           </w:tcPr>
           <w:p>
             <w:pPr>
-              <w:pStyle w:val="Normal"/>
               <w:jc w:val="left"/>
               <w:pBdr>
                 <w:bottom w:val="none" w:sz="0" w:space="0" w:color="000000"/>
@@ -2418,18 +2845,29 @@
               </w:pBdr>
               <w:spacing w:after="80" w:before="80" w:line="240"/>
               <w:ind w:left="80" w:right="80" w:firstLine="0" w:firstLineChars="0"/>
-            </w:pPr>
-            <w:r>
-              <w:rPr>
-                <w:rFonts w:ascii="Arial" w:hAnsi="DejaVu Sans" w:eastAsia="DejaVu Sans" w:cs="DejaVu Sans"/>
-                <w:i w:val="false"/>
-                <w:b w:val="false"/>
-                <w:u w:val="none"/>
-                <w:sz w:val="21"/>
-                <w:szCs w:val="21"/>
-                <w:color w:val="000000"/>
-              </w:rPr>
-              <w:t xml:space="preserve">Roads without cameras</w:t>
+              <w:rPr>
+                <w:rFonts w:ascii="Arial" w:hAnsi="Arial" w:eastAsia="Arial" w:cs="Arial"/>
+                <w:i w:val="false"/>
+                <w:b w:val="false"/>
+                <w:u w:val="none"/>
+                <w:strike w:val="false"/>
+                <w:sz w:val="21"/>
+                <w:szCs w:val="21"/>
+                <w:color w:val="000000"/>
+              </w:rPr>
+            </w:pPr>
+            <w:r>
+              <w:rPr>
+                <w:rFonts w:ascii="Arial" w:hAnsi="Arial" w:eastAsia="Arial" w:cs="Arial"/>
+                <w:i w:val="false"/>
+                <w:b w:val="false"/>
+                <w:u w:val="none"/>
+                <w:strike w:val="false"/>
+                <w:sz w:val="21"/>
+                <w:szCs w:val="21"/>
+                <w:color w:val="000000"/>
+              </w:rPr>
+              <w:t xml:space="preserve">Did not take part</w:t>
             </w:r>
           </w:p>
         </w:tc>
@@ -2452,7 +2890,6 @@
           </w:tcPr>
           <w:p>
             <w:pPr>
-              <w:pStyle w:val="Normal"/>
               <w:jc w:val="left"/>
               <w:pBdr>
                 <w:bottom w:val="none" w:sz="0" w:space="0" w:color="000000"/>
@@ -2462,18 +2899,29 @@
               </w:pBdr>
               <w:spacing w:after="80" w:before="80" w:line="240"/>
               <w:ind w:left="80" w:right="80" w:firstLine="0" w:firstLineChars="0"/>
-            </w:pPr>
-            <w:r>
-              <w:rPr>
-                <w:rFonts w:ascii="Arial" w:hAnsi="DejaVu Sans" w:eastAsia="DejaVu Sans" w:cs="DejaVu Sans"/>
-                <w:i w:val="false"/>
-                <w:b w:val="false"/>
-                <w:u w:val="none"/>
-                <w:sz w:val="21"/>
-                <w:szCs w:val="21"/>
-                <w:color w:val="000000"/>
-              </w:rPr>
-              <w:t xml:space="preserve">67.07</w:t>
+              <w:rPr>
+                <w:rFonts w:ascii="Arial" w:hAnsi="Arial" w:eastAsia="Arial" w:cs="Arial"/>
+                <w:i w:val="false"/>
+                <w:b w:val="false"/>
+                <w:u w:val="none"/>
+                <w:strike w:val="false"/>
+                <w:sz w:val="21"/>
+                <w:szCs w:val="21"/>
+                <w:color w:val="000000"/>
+              </w:rPr>
+            </w:pPr>
+            <w:r>
+              <w:rPr>
+                <w:rFonts w:ascii="Arial" w:hAnsi="Arial" w:eastAsia="Arial" w:cs="Arial"/>
+                <w:i w:val="false"/>
+                <w:b w:val="false"/>
+                <w:u w:val="none"/>
+                <w:strike w:val="false"/>
+                <w:sz w:val="21"/>
+                <w:szCs w:val="21"/>
+                <w:color w:val="000000"/>
+              </w:rPr>
+              <w:t xml:space="preserve">11.17</w:t>
             </w:r>
           </w:p>
         </w:tc>
@@ -2496,7 +2944,6 @@
           </w:tcPr>
           <w:p>
             <w:pPr>
-              <w:pStyle w:val="Normal"/>
               <w:jc w:val="left"/>
               <w:pBdr>
                 <w:bottom w:val="none" w:sz="0" w:space="0" w:color="000000"/>
@@ -2506,18 +2953,29 @@
               </w:pBdr>
               <w:spacing w:after="80" w:before="80" w:line="240"/>
               <w:ind w:left="80" w:right="80" w:firstLine="0" w:firstLineChars="0"/>
-            </w:pPr>
-            <w:r>
-              <w:rPr>
-                <w:rFonts w:ascii="Arial" w:hAnsi="DejaVu Sans" w:eastAsia="DejaVu Sans" w:cs="DejaVu Sans"/>
-                <w:i w:val="false"/>
-                <w:b w:val="false"/>
-                <w:u w:val="none"/>
-                <w:sz w:val="21"/>
-                <w:szCs w:val="21"/>
-                <w:color w:val="000000"/>
-              </w:rPr>
-              <w:t xml:space="preserve">67.05</w:t>
+              <w:rPr>
+                <w:rFonts w:ascii="Arial" w:hAnsi="Arial" w:eastAsia="Arial" w:cs="Arial"/>
+                <w:i w:val="false"/>
+                <w:b w:val="false"/>
+                <w:u w:val="none"/>
+                <w:strike w:val="false"/>
+                <w:sz w:val="21"/>
+                <w:szCs w:val="21"/>
+                <w:color w:val="000000"/>
+              </w:rPr>
+            </w:pPr>
+            <w:r>
+              <w:rPr>
+                <w:rFonts w:ascii="Arial" w:hAnsi="Arial" w:eastAsia="Arial" w:cs="Arial"/>
+                <w:i w:val="false"/>
+                <w:b w:val="false"/>
+                <w:u w:val="none"/>
+                <w:strike w:val="false"/>
+                <w:sz w:val="21"/>
+                <w:szCs w:val="21"/>
+                <w:color w:val="000000"/>
+              </w:rPr>
+              <w:t xml:space="preserve">10.58</w:t>
             </w:r>
           </w:p>
         </w:tc>
@@ -2540,7 +2998,6 @@
           </w:tcPr>
           <w:p>
             <w:pPr>
-              <w:pStyle w:val="Normal"/>
               <w:jc w:val="left"/>
               <w:pBdr>
                 <w:bottom w:val="none" w:sz="0" w:space="0" w:color="000000"/>
@@ -2550,13 +3007,24 @@
               </w:pBdr>
               <w:spacing w:after="80" w:before="80" w:line="240"/>
               <w:ind w:left="80" w:right="80" w:firstLine="0" w:firstLineChars="0"/>
-            </w:pPr>
-            <w:r>
-              <w:rPr>
-                <w:rFonts w:ascii="Arial" w:hAnsi="DejaVu Sans" w:eastAsia="DejaVu Sans" w:cs="DejaVu Sans"/>
-                <w:i w:val="false"/>
-                <w:b w:val="false"/>
-                <w:u w:val="none"/>
+              <w:rPr>
+                <w:rFonts w:ascii="Arial" w:hAnsi="Arial" w:eastAsia="Arial" w:cs="Arial"/>
+                <w:i w:val="false"/>
+                <w:b w:val="false"/>
+                <w:u w:val="none"/>
+                <w:strike w:val="false"/>
+                <w:sz w:val="21"/>
+                <w:szCs w:val="21"/>
+                <w:color w:val="000000"/>
+              </w:rPr>
+            </w:pPr>
+            <w:r>
+              <w:rPr>
+                <w:rFonts w:ascii="Arial" w:hAnsi="Arial" w:eastAsia="Arial" w:cs="Arial"/>
+                <w:i w:val="false"/>
+                <w:b w:val="false"/>
+                <w:u w:val="none"/>
+                <w:strike w:val="false"/>
                 <w:sz w:val="21"/>
                 <w:szCs w:val="21"/>
                 <w:color w:val="000000"/>
@@ -2590,7 +3058,6 @@
           </w:tcPr>
           <w:p>
             <w:pPr>
-              <w:pStyle w:val="Normal"/>
               <w:jc w:val="left"/>
               <w:pBdr>
                 <w:bottom w:val="none" w:sz="0" w:space="0" w:color="000000"/>
@@ -2600,13 +3067,24 @@
               </w:pBdr>
               <w:spacing w:after="80" w:before="80" w:line="240"/>
               <w:ind w:left="80" w:right="80" w:firstLine="0" w:firstLineChars="0"/>
-            </w:pPr>
-            <w:r>
-              <w:rPr>
-                <w:rFonts w:ascii="Arial" w:hAnsi="DejaVu Sans" w:eastAsia="DejaVu Sans" w:cs="DejaVu Sans"/>
-                <w:i w:val="false"/>
-                <w:b w:val="false"/>
-                <w:u w:val="none"/>
+              <w:rPr>
+                <w:rFonts w:ascii="Arial" w:hAnsi="Arial" w:eastAsia="Arial" w:cs="Arial"/>
+                <w:i w:val="false"/>
+                <w:b w:val="false"/>
+                <w:u w:val="none"/>
+                <w:strike w:val="false"/>
+                <w:sz w:val="21"/>
+                <w:szCs w:val="21"/>
+                <w:color w:val="000000"/>
+              </w:rPr>
+            </w:pPr>
+            <w:r>
+              <w:rPr>
+                <w:rFonts w:ascii="Arial" w:hAnsi="Arial" w:eastAsia="Arial" w:cs="Arial"/>
+                <w:i w:val="false"/>
+                <w:b w:val="false"/>
+                <w:u w:val="none"/>
+                <w:strike w:val="false"/>
                 <w:sz w:val="21"/>
                 <w:szCs w:val="21"/>
                 <w:color w:val="000000"/>
@@ -2634,7 +3112,6 @@
           </w:tcPr>
           <w:p>
             <w:pPr>
-              <w:pStyle w:val="Normal"/>
               <w:jc w:val="left"/>
               <w:pBdr>
                 <w:bottom w:val="none" w:sz="0" w:space="0" w:color="000000"/>
@@ -2644,13 +3121,24 @@
               </w:pBdr>
               <w:spacing w:after="80" w:before="80" w:line="240"/>
               <w:ind w:left="80" w:right="80" w:firstLine="0" w:firstLineChars="0"/>
-            </w:pPr>
-            <w:r>
-              <w:rPr>
-                <w:rFonts w:ascii="Arial" w:hAnsi="DejaVu Sans" w:eastAsia="DejaVu Sans" w:cs="DejaVu Sans"/>
-                <w:i w:val="false"/>
-                <w:b w:val="false"/>
-                <w:u w:val="none"/>
+              <w:rPr>
+                <w:rFonts w:ascii="Arial" w:hAnsi="Arial" w:eastAsia="Arial" w:cs="Arial"/>
+                <w:i w:val="false"/>
+                <w:b w:val="false"/>
+                <w:u w:val="none"/>
+                <w:strike w:val="false"/>
+                <w:sz w:val="21"/>
+                <w:szCs w:val="21"/>
+                <w:color w:val="000000"/>
+              </w:rPr>
+            </w:pPr>
+            <w:r>
+              <w:rPr>
+                <w:rFonts w:ascii="Arial" w:hAnsi="Arial" w:eastAsia="Arial" w:cs="Arial"/>
+                <w:i w:val="false"/>
+                <w:b w:val="false"/>
+                <w:u w:val="none"/>
+                <w:strike w:val="false"/>
                 <w:sz w:val="21"/>
                 <w:szCs w:val="21"/>
                 <w:color w:val="000000"/>
@@ -2678,7 +3166,6 @@
           </w:tcPr>
           <w:p>
             <w:pPr>
-              <w:pStyle w:val="Normal"/>
               <w:jc w:val="left"/>
               <w:pBdr>
                 <w:bottom w:val="none" w:sz="0" w:space="0" w:color="000000"/>
@@ -2688,13 +3175,24 @@
               </w:pBdr>
               <w:spacing w:after="80" w:before="80" w:line="240"/>
               <w:ind w:left="80" w:right="80" w:firstLine="0" w:firstLineChars="0"/>
-            </w:pPr>
-            <w:r>
-              <w:rPr>
-                <w:rFonts w:ascii="Arial" w:hAnsi="DejaVu Sans" w:eastAsia="DejaVu Sans" w:cs="DejaVu Sans"/>
-                <w:i w:val="false"/>
-                <w:b w:val="false"/>
-                <w:u w:val="none"/>
+              <w:rPr>
+                <w:rFonts w:ascii="Arial" w:hAnsi="Arial" w:eastAsia="Arial" w:cs="Arial"/>
+                <w:i w:val="false"/>
+                <w:b w:val="false"/>
+                <w:u w:val="none"/>
+                <w:strike w:val="false"/>
+                <w:sz w:val="21"/>
+                <w:szCs w:val="21"/>
+                <w:color w:val="000000"/>
+              </w:rPr>
+            </w:pPr>
+            <w:r>
+              <w:rPr>
+                <w:rFonts w:ascii="Arial" w:hAnsi="Arial" w:eastAsia="Arial" w:cs="Arial"/>
+                <w:i w:val="false"/>
+                <w:b w:val="false"/>
+                <w:u w:val="none"/>
+                <w:strike w:val="false"/>
                 <w:sz w:val="21"/>
                 <w:szCs w:val="21"/>
                 <w:color w:val="000000"/>
@@ -2722,7 +3220,6 @@
           </w:tcPr>
           <w:p>
             <w:pPr>
-              <w:pStyle w:val="Normal"/>
               <w:jc w:val="left"/>
               <w:pBdr>
                 <w:bottom w:val="none" w:sz="0" w:space="0" w:color="000000"/>
@@ -2732,13 +3229,24 @@
               </w:pBdr>
               <w:spacing w:after="80" w:before="80" w:line="240"/>
               <w:ind w:left="80" w:right="80" w:firstLine="0" w:firstLineChars="0"/>
-            </w:pPr>
-            <w:r>
-              <w:rPr>
-                <w:rFonts w:ascii="Arial" w:hAnsi="DejaVu Sans" w:eastAsia="DejaVu Sans" w:cs="DejaVu Sans"/>
-                <w:i w:val="false"/>
-                <w:b w:val="false"/>
-                <w:u w:val="none"/>
+              <w:rPr>
+                <w:rFonts w:ascii="Arial" w:hAnsi="Arial" w:eastAsia="Arial" w:cs="Arial"/>
+                <w:i w:val="false"/>
+                <w:b w:val="false"/>
+                <w:u w:val="none"/>
+                <w:strike w:val="false"/>
+                <w:sz w:val="21"/>
+                <w:szCs w:val="21"/>
+                <w:color w:val="000000"/>
+              </w:rPr>
+            </w:pPr>
+            <w:r>
+              <w:rPr>
+                <w:rFonts w:ascii="Arial" w:hAnsi="Arial" w:eastAsia="Arial" w:cs="Arial"/>
+                <w:i w:val="false"/>
+                <w:b w:val="false"/>
+                <w:u w:val="none"/>
+                <w:strike w:val="false"/>
                 <w:sz w:val="21"/>
                 <w:szCs w:val="21"/>
                 <w:color w:val="000000"/>
@@ -2768,6 +3276,7 @@
           <w:i w:val="true"/>
           <w:b w:val="false"/>
           <w:u w:val="none"/>
+          <w:strike w:val="false"/>
           <w:sz w:val="17"/>
           <w:szCs w:val="17"/>
           <w:color w:val="545860"/>
@@ -2794,6 +3303,7 @@
           <w:i w:val="false"/>
           <w:b w:val="false"/>
           <w:u w:val="none"/>
+          <w:strike w:val="false"/>
           <w:sz w:val="22"/>
           <w:szCs w:val="22"/>
           <w:color w:val="000000"/>
@@ -2820,11 +3330,12 @@
           <w:i w:val="false"/>
           <w:b w:val="false"/>
           <w:u w:val="none"/>
+          <w:strike w:val="false"/>
           <w:sz w:val="22"/>
           <w:szCs w:val="22"/>
           <w:color w:val="000000"/>
         </w:rPr>
-        <w:t xml:space="preserve">The change on camera roads:  ________     The gap in 2021:  ________     The gap in 2019:  ________</w:t>
+        <w:t xml:space="preserve">The change for those that took part:  ________     The gap after:  ________     The gap before:  ________</w:t>
       </w:r>
     </w:p>
     <w:p>
@@ -2846,11 +3357,12 @@
           <w:i w:val="false"/>
           <w:b w:val="false"/>
           <w:u w:val="none"/>
+          <w:strike w:val="false"/>
           <w:sz w:val="22"/>
           <w:szCs w:val="22"/>
           <w:color w:val="000000"/>
         </w:rPr>
-        <w:t xml:space="preserve">Which of these three numbers is the effect of the cameras on speed? Why are the other two numbers not the effect?</w:t>
+        <w:t xml:space="preserve">Which of these three numbers is the effect of GreenWaste on landfill? Why are the other two numbers not the effect?</w:t>
       </w:r>
     </w:p>
     <w:p>
@@ -2872,6 +3384,7 @@
           <w:i w:val="false"/>
           <w:b w:val="false"/>
           <w:u w:val="none"/>
+          <w:strike w:val="false"/>
           <w:sz w:val="22"/>
           <w:szCs w:val="22"/>
           <w:color w:val="B5BEC9"/>
@@ -2898,6 +3411,7 @@
           <w:i w:val="false"/>
           <w:b w:val="false"/>
           <w:u w:val="none"/>
+          <w:strike w:val="false"/>
           <w:sz w:val="22"/>
           <w:szCs w:val="22"/>
           <w:color w:val="B5BEC9"/>
@@ -2924,6 +3438,7 @@
           <w:i w:val="false"/>
           <w:b w:val="true"/>
           <w:u w:val="none"/>
+          <w:strike w:val="false"/>
           <w:sz w:val="26"/>
           <w:szCs w:val="26"/>
           <w:color w:val="215A9E"/>
@@ -2950,11 +3465,12 @@
           <w:i w:val="false"/>
           <w:b w:val="false"/>
           <w:u w:val="none"/>
+          <w:strike w:val="false"/>
           <w:sz w:val="22"/>
           <w:szCs w:val="22"/>
           <w:color w:val="000000"/>
         </w:rPr>
-        <w:t xml:space="preserve">Three evaluations each report 1.8 fewer injury collisions per road. The decision rule: act only if the cameras prevent at least 2.0 injury collisions per road. For each report, tick one box.</w:t>
+        <w:t xml:space="preserve">Three evaluations of GreenWaste each report 1.8 tonnes less landfill per business per year. The city's target: at least 2.0 tonnes less. For each report, tick one box.</w:t>
       </w:r>
     </w:p>
     <w:tbl xmlns:a="http://schemas.openxmlformats.org/drawingml/2006/main" xmlns:pic="http://schemas.openxmlformats.org/drawingml/2006/picture">
@@ -2995,7 +3511,6 @@
           </w:tcPr>
           <w:p>
             <w:pPr>
-              <w:pStyle w:val="Normal"/>
               <w:jc w:val="left"/>
               <w:pBdr>
                 <w:bottom w:val="none" w:sz="0" w:space="0" w:color="000000"/>
@@ -3005,13 +3520,24 @@
               </w:pBdr>
               <w:spacing w:after="80" w:before="80" w:line="240"/>
               <w:ind w:left="80" w:right="80" w:firstLine="0" w:firstLineChars="0"/>
-            </w:pPr>
-            <w:r>
-              <w:rPr>
-                <w:rFonts w:ascii="Arial" w:hAnsi="DejaVu Sans" w:eastAsia="DejaVu Sans" w:cs="DejaVu Sans"/>
+              <w:rPr>
+                <w:rFonts w:ascii="Arial" w:hAnsi="Arial" w:eastAsia="Arial" w:cs="Arial"/>
                 <w:i w:val="false"/>
                 <w:b w:val="true"/>
                 <w:u w:val="none"/>
+                <w:strike w:val="false"/>
+                <w:sz w:val="21"/>
+                <w:szCs w:val="21"/>
+                <w:color w:val="063360"/>
+              </w:rPr>
+            </w:pPr>
+            <w:r>
+              <w:rPr>
+                <w:rFonts w:ascii="Arial" w:hAnsi="Arial" w:eastAsia="Arial" w:cs="Arial"/>
+                <w:i w:val="false"/>
+                <w:b w:val="true"/>
+                <w:u w:val="none"/>
+                <w:strike w:val="false"/>
                 <w:sz w:val="21"/>
                 <w:szCs w:val="21"/>
                 <w:color w:val="063360"/>
@@ -3039,7 +3565,6 @@
           </w:tcPr>
           <w:p>
             <w:pPr>
-              <w:pStyle w:val="Normal"/>
               <w:jc w:val="left"/>
               <w:pBdr>
                 <w:bottom w:val="none" w:sz="0" w:space="0" w:color="000000"/>
@@ -3049,13 +3574,24 @@
               </w:pBdr>
               <w:spacing w:after="80" w:before="80" w:line="240"/>
               <w:ind w:left="80" w:right="80" w:firstLine="0" w:firstLineChars="0"/>
-            </w:pPr>
-            <w:r>
-              <w:rPr>
-                <w:rFonts w:ascii="Arial" w:hAnsi="DejaVu Sans" w:eastAsia="DejaVu Sans" w:cs="DejaVu Sans"/>
+              <w:rPr>
+                <w:rFonts w:ascii="Arial" w:hAnsi="Arial" w:eastAsia="Arial" w:cs="Arial"/>
                 <w:i w:val="false"/>
                 <w:b w:val="true"/>
                 <w:u w:val="none"/>
+                <w:strike w:val="false"/>
+                <w:sz w:val="21"/>
+                <w:szCs w:val="21"/>
+                <w:color w:val="063360"/>
+              </w:rPr>
+            </w:pPr>
+            <w:r>
+              <w:rPr>
+                <w:rFonts w:ascii="Arial" w:hAnsi="Arial" w:eastAsia="Arial" w:cs="Arial"/>
+                <w:i w:val="false"/>
+                <w:b w:val="true"/>
+                <w:u w:val="none"/>
+                <w:strike w:val="false"/>
                 <w:sz w:val="21"/>
                 <w:szCs w:val="21"/>
                 <w:color w:val="063360"/>
@@ -3083,7 +3619,6 @@
           </w:tcPr>
           <w:p>
             <w:pPr>
-              <w:pStyle w:val="Normal"/>
               <w:jc w:val="left"/>
               <w:pBdr>
                 <w:bottom w:val="none" w:sz="0" w:space="0" w:color="000000"/>
@@ -3093,13 +3628,24 @@
               </w:pBdr>
               <w:spacing w:after="80" w:before="80" w:line="240"/>
               <w:ind w:left="80" w:right="80" w:firstLine="0" w:firstLineChars="0"/>
-            </w:pPr>
-            <w:r>
-              <w:rPr>
-                <w:rFonts w:ascii="Arial" w:hAnsi="DejaVu Sans" w:eastAsia="DejaVu Sans" w:cs="DejaVu Sans"/>
+              <w:rPr>
+                <w:rFonts w:ascii="Arial" w:hAnsi="Arial" w:eastAsia="Arial" w:cs="Arial"/>
                 <w:i w:val="false"/>
                 <w:b w:val="true"/>
                 <w:u w:val="none"/>
+                <w:strike w:val="false"/>
+                <w:sz w:val="21"/>
+                <w:szCs w:val="21"/>
+                <w:color w:val="063360"/>
+              </w:rPr>
+            </w:pPr>
+            <w:r>
+              <w:rPr>
+                <w:rFonts w:ascii="Arial" w:hAnsi="Arial" w:eastAsia="Arial" w:cs="Arial"/>
+                <w:i w:val="false"/>
+                <w:b w:val="true"/>
+                <w:u w:val="none"/>
+                <w:strike w:val="false"/>
                 <w:sz w:val="21"/>
                 <w:szCs w:val="21"/>
                 <w:color w:val="063360"/>
@@ -3127,7 +3673,6 @@
           </w:tcPr>
           <w:p>
             <w:pPr>
-              <w:pStyle w:val="Normal"/>
               <w:jc w:val="left"/>
               <w:pBdr>
                 <w:bottom w:val="none" w:sz="0" w:space="0" w:color="000000"/>
@@ -3137,13 +3682,24 @@
               </w:pBdr>
               <w:spacing w:after="80" w:before="80" w:line="240"/>
               <w:ind w:left="80" w:right="80" w:firstLine="0" w:firstLineChars="0"/>
-            </w:pPr>
-            <w:r>
-              <w:rPr>
-                <w:rFonts w:ascii="Arial" w:hAnsi="DejaVu Sans" w:eastAsia="DejaVu Sans" w:cs="DejaVu Sans"/>
+              <w:rPr>
+                <w:rFonts w:ascii="Arial" w:hAnsi="Arial" w:eastAsia="Arial" w:cs="Arial"/>
                 <w:i w:val="false"/>
                 <w:b w:val="true"/>
                 <w:u w:val="none"/>
+                <w:strike w:val="false"/>
+                <w:sz w:val="21"/>
+                <w:szCs w:val="21"/>
+                <w:color w:val="063360"/>
+              </w:rPr>
+            </w:pPr>
+            <w:r>
+              <w:rPr>
+                <w:rFonts w:ascii="Arial" w:hAnsi="Arial" w:eastAsia="Arial" w:cs="Arial"/>
+                <w:i w:val="false"/>
+                <w:b w:val="true"/>
+                <w:u w:val="none"/>
+                <w:strike w:val="false"/>
                 <w:sz w:val="21"/>
                 <w:szCs w:val="21"/>
                 <w:color w:val="063360"/>
@@ -3171,7 +3727,6 @@
           </w:tcPr>
           <w:p>
             <w:pPr>
-              <w:pStyle w:val="Normal"/>
               <w:jc w:val="left"/>
               <w:pBdr>
                 <w:bottom w:val="none" w:sz="0" w:space="0" w:color="000000"/>
@@ -3181,13 +3736,24 @@
               </w:pBdr>
               <w:spacing w:after="80" w:before="80" w:line="240"/>
               <w:ind w:left="80" w:right="80" w:firstLine="0" w:firstLineChars="0"/>
-            </w:pPr>
-            <w:r>
-              <w:rPr>
-                <w:rFonts w:ascii="Arial" w:hAnsi="DejaVu Sans" w:eastAsia="DejaVu Sans" w:cs="DejaVu Sans"/>
+              <w:rPr>
+                <w:rFonts w:ascii="Arial" w:hAnsi="Arial" w:eastAsia="Arial" w:cs="Arial"/>
                 <w:i w:val="false"/>
                 <w:b w:val="true"/>
                 <w:u w:val="none"/>
+                <w:strike w:val="false"/>
+                <w:sz w:val="21"/>
+                <w:szCs w:val="21"/>
+                <w:color w:val="063360"/>
+              </w:rPr>
+            </w:pPr>
+            <w:r>
+              <w:rPr>
+                <w:rFonts w:ascii="Arial" w:hAnsi="Arial" w:eastAsia="Arial" w:cs="Arial"/>
+                <w:i w:val="false"/>
+                <w:b w:val="true"/>
+                <w:u w:val="none"/>
+                <w:strike w:val="false"/>
                 <w:sz w:val="21"/>
                 <w:szCs w:val="21"/>
                 <w:color w:val="063360"/>
@@ -3221,7 +3787,6 @@
           </w:tcPr>
           <w:p>
             <w:pPr>
-              <w:pStyle w:val="Normal"/>
               <w:jc w:val="left"/>
               <w:pBdr>
                 <w:bottom w:val="none" w:sz="0" w:space="0" w:color="000000"/>
@@ -3231,13 +3796,24 @@
               </w:pBdr>
               <w:spacing w:after="80" w:before="80" w:line="240"/>
               <w:ind w:left="80" w:right="80" w:firstLine="0" w:firstLineChars="0"/>
-            </w:pPr>
-            <w:r>
-              <w:rPr>
-                <w:rFonts w:ascii="Arial" w:hAnsi="DejaVu Sans" w:eastAsia="DejaVu Sans" w:cs="DejaVu Sans"/>
-                <w:i w:val="false"/>
-                <w:b w:val="false"/>
-                <w:u w:val="none"/>
+              <w:rPr>
+                <w:rFonts w:ascii="Arial" w:hAnsi="Arial" w:eastAsia="Arial" w:cs="Arial"/>
+                <w:i w:val="false"/>
+                <w:b w:val="false"/>
+                <w:u w:val="none"/>
+                <w:strike w:val="false"/>
+                <w:sz w:val="21"/>
+                <w:szCs w:val="21"/>
+                <w:color w:val="000000"/>
+              </w:rPr>
+            </w:pPr>
+            <w:r>
+              <w:rPr>
+                <w:rFonts w:ascii="Arial" w:hAnsi="Arial" w:eastAsia="Arial" w:cs="Arial"/>
+                <w:i w:val="false"/>
+                <w:b w:val="false"/>
+                <w:u w:val="none"/>
+                <w:strike w:val="false"/>
                 <w:sz w:val="21"/>
                 <w:szCs w:val="21"/>
                 <w:color w:val="000000"/>
@@ -3265,7 +3841,6 @@
           </w:tcPr>
           <w:p>
             <w:pPr>
-              <w:pStyle w:val="Normal"/>
               <w:jc w:val="left"/>
               <w:pBdr>
                 <w:bottom w:val="none" w:sz="0" w:space="0" w:color="000000"/>
@@ -3275,13 +3850,24 @@
               </w:pBdr>
               <w:spacing w:after="80" w:before="80" w:line="240"/>
               <w:ind w:left="80" w:right="80" w:firstLine="0" w:firstLineChars="0"/>
-            </w:pPr>
-            <w:r>
-              <w:rPr>
-                <w:rFonts w:ascii="Arial" w:hAnsi="DejaVu Sans" w:eastAsia="DejaVu Sans" w:cs="DejaVu Sans"/>
-                <w:i w:val="false"/>
-                <w:b w:val="false"/>
-                <w:u w:val="none"/>
+              <w:rPr>
+                <w:rFonts w:ascii="Arial" w:hAnsi="Arial" w:eastAsia="Arial" w:cs="Arial"/>
+                <w:i w:val="false"/>
+                <w:b w:val="false"/>
+                <w:u w:val="none"/>
+                <w:strike w:val="false"/>
+                <w:sz w:val="21"/>
+                <w:szCs w:val="21"/>
+                <w:color w:val="000000"/>
+              </w:rPr>
+            </w:pPr>
+            <w:r>
+              <w:rPr>
+                <w:rFonts w:ascii="Arial" w:hAnsi="Arial" w:eastAsia="Arial" w:cs="Arial"/>
+                <w:i w:val="false"/>
+                <w:b w:val="false"/>
+                <w:u w:val="none"/>
+                <w:strike w:val="false"/>
                 <w:sz w:val="21"/>
                 <w:szCs w:val="21"/>
                 <w:color w:val="000000"/>
@@ -3309,7 +3895,6 @@
           </w:tcPr>
           <w:p>
             <w:pPr>
-              <w:pStyle w:val="Normal"/>
               <w:jc w:val="left"/>
               <w:pBdr>
                 <w:bottom w:val="none" w:sz="0" w:space="0" w:color="000000"/>
@@ -3319,13 +3904,24 @@
               </w:pBdr>
               <w:spacing w:after="80" w:before="80" w:line="240"/>
               <w:ind w:left="80" w:right="80" w:firstLine="0" w:firstLineChars="0"/>
-            </w:pPr>
-            <w:r>
-              <w:rPr>
-                <w:rFonts w:ascii="Arial" w:hAnsi="DejaVu Sans" w:eastAsia="DejaVu Sans" w:cs="DejaVu Sans"/>
-                <w:i w:val="false"/>
-                <w:b w:val="false"/>
-                <w:u w:val="none"/>
+              <w:rPr>
+                <w:rFonts w:ascii="Arial" w:hAnsi="Arial" w:eastAsia="Arial" w:cs="Arial"/>
+                <w:i w:val="false"/>
+                <w:b w:val="false"/>
+                <w:u w:val="none"/>
+                <w:strike w:val="false"/>
+                <w:sz w:val="21"/>
+                <w:szCs w:val="21"/>
+                <w:color w:val="000000"/>
+              </w:rPr>
+            </w:pPr>
+            <w:r>
+              <w:rPr>
+                <w:rFonts w:ascii="Arial" w:hAnsi="Arial" w:eastAsia="Arial" w:cs="Arial"/>
+                <w:i w:val="false"/>
+                <w:b w:val="false"/>
+                <w:u w:val="none"/>
+                <w:strike w:val="false"/>
                 <w:sz w:val="21"/>
                 <w:szCs w:val="21"/>
                 <w:color w:val="000000"/>
@@ -3353,7 +3949,6 @@
           </w:tcPr>
           <w:p>
             <w:pPr>
-              <w:pStyle w:val="Normal"/>
               <w:jc w:val="left"/>
               <w:pBdr>
                 <w:bottom w:val="none" w:sz="0" w:space="0" w:color="000000"/>
@@ -3363,13 +3958,24 @@
               </w:pBdr>
               <w:spacing w:after="80" w:before="80" w:line="240"/>
               <w:ind w:left="80" w:right="80" w:firstLine="0" w:firstLineChars="0"/>
-            </w:pPr>
-            <w:r>
-              <w:rPr>
-                <w:rFonts w:ascii="Arial" w:hAnsi="DejaVu Sans" w:eastAsia="DejaVu Sans" w:cs="DejaVu Sans"/>
-                <w:i w:val="false"/>
-                <w:b w:val="false"/>
-                <w:u w:val="none"/>
+              <w:rPr>
+                <w:rFonts w:ascii="Arial" w:hAnsi="Arial" w:eastAsia="Arial" w:cs="Arial"/>
+                <w:i w:val="false"/>
+                <w:b w:val="false"/>
+                <w:u w:val="none"/>
+                <w:strike w:val="false"/>
+                <w:sz w:val="21"/>
+                <w:szCs w:val="21"/>
+                <w:color w:val="000000"/>
+              </w:rPr>
+            </w:pPr>
+            <w:r>
+              <w:rPr>
+                <w:rFonts w:ascii="Arial" w:hAnsi="Arial" w:eastAsia="Arial" w:cs="Arial"/>
+                <w:i w:val="false"/>
+                <w:b w:val="false"/>
+                <w:u w:val="none"/>
+                <w:strike w:val="false"/>
                 <w:sz w:val="21"/>
                 <w:szCs w:val="21"/>
                 <w:color w:val="000000"/>
@@ -3397,7 +4003,6 @@
           </w:tcPr>
           <w:p>
             <w:pPr>
-              <w:pStyle w:val="Normal"/>
               <w:jc w:val="left"/>
               <w:pBdr>
                 <w:bottom w:val="none" w:sz="0" w:space="0" w:color="000000"/>
@@ -3407,13 +4012,24 @@
               </w:pBdr>
               <w:spacing w:after="80" w:before="80" w:line="240"/>
               <w:ind w:left="80" w:right="80" w:firstLine="0" w:firstLineChars="0"/>
-            </w:pPr>
-            <w:r>
-              <w:rPr>
-                <w:rFonts w:ascii="Arial" w:hAnsi="DejaVu Sans" w:eastAsia="DejaVu Sans" w:cs="DejaVu Sans"/>
-                <w:i w:val="false"/>
-                <w:b w:val="false"/>
-                <w:u w:val="none"/>
+              <w:rPr>
+                <w:rFonts w:ascii="Arial" w:hAnsi="Arial" w:eastAsia="Arial" w:cs="Arial"/>
+                <w:i w:val="false"/>
+                <w:b w:val="false"/>
+                <w:u w:val="none"/>
+                <w:strike w:val="false"/>
+                <w:sz w:val="21"/>
+                <w:szCs w:val="21"/>
+                <w:color w:val="000000"/>
+              </w:rPr>
+            </w:pPr>
+            <w:r>
+              <w:rPr>
+                <w:rFonts w:ascii="Arial" w:hAnsi="Arial" w:eastAsia="Arial" w:cs="Arial"/>
+                <w:i w:val="false"/>
+                <w:b w:val="false"/>
+                <w:u w:val="none"/>
+                <w:strike w:val="false"/>
                 <w:sz w:val="21"/>
                 <w:szCs w:val="21"/>
                 <w:color w:val="000000"/>
@@ -3447,7 +4063,6 @@
           </w:tcPr>
           <w:p>
             <w:pPr>
-              <w:pStyle w:val="Normal"/>
               <w:jc w:val="left"/>
               <w:pBdr>
                 <w:bottom w:val="none" w:sz="0" w:space="0" w:color="000000"/>
@@ -3457,13 +4072,24 @@
               </w:pBdr>
               <w:spacing w:after="80" w:before="80" w:line="240"/>
               <w:ind w:left="80" w:right="80" w:firstLine="0" w:firstLineChars="0"/>
-            </w:pPr>
-            <w:r>
-              <w:rPr>
-                <w:rFonts w:ascii="Arial" w:hAnsi="DejaVu Sans" w:eastAsia="DejaVu Sans" w:cs="DejaVu Sans"/>
-                <w:i w:val="false"/>
-                <w:b w:val="false"/>
-                <w:u w:val="none"/>
+              <w:rPr>
+                <w:rFonts w:ascii="Arial" w:hAnsi="Arial" w:eastAsia="Arial" w:cs="Arial"/>
+                <w:i w:val="false"/>
+                <w:b w:val="false"/>
+                <w:u w:val="none"/>
+                <w:strike w:val="false"/>
+                <w:sz w:val="21"/>
+                <w:szCs w:val="21"/>
+                <w:color w:val="000000"/>
+              </w:rPr>
+            </w:pPr>
+            <w:r>
+              <w:rPr>
+                <w:rFonts w:ascii="Arial" w:hAnsi="Arial" w:eastAsia="Arial" w:cs="Arial"/>
+                <w:i w:val="false"/>
+                <w:b w:val="false"/>
+                <w:u w:val="none"/>
+                <w:strike w:val="false"/>
                 <w:sz w:val="21"/>
                 <w:szCs w:val="21"/>
                 <w:color w:val="000000"/>
@@ -3491,7 +4117,6 @@
           </w:tcPr>
           <w:p>
             <w:pPr>
-              <w:pStyle w:val="Normal"/>
               <w:jc w:val="left"/>
               <w:pBdr>
                 <w:bottom w:val="none" w:sz="0" w:space="0" w:color="000000"/>
@@ -3501,13 +4126,24 @@
               </w:pBdr>
               <w:spacing w:after="80" w:before="80" w:line="240"/>
               <w:ind w:left="80" w:right="80" w:firstLine="0" w:firstLineChars="0"/>
-            </w:pPr>
-            <w:r>
-              <w:rPr>
-                <w:rFonts w:ascii="Arial" w:hAnsi="DejaVu Sans" w:eastAsia="DejaVu Sans" w:cs="DejaVu Sans"/>
-                <w:i w:val="false"/>
-                <w:b w:val="false"/>
-                <w:u w:val="none"/>
+              <w:rPr>
+                <w:rFonts w:ascii="Arial" w:hAnsi="Arial" w:eastAsia="Arial" w:cs="Arial"/>
+                <w:i w:val="false"/>
+                <w:b w:val="false"/>
+                <w:u w:val="none"/>
+                <w:strike w:val="false"/>
+                <w:sz w:val="21"/>
+                <w:szCs w:val="21"/>
+                <w:color w:val="000000"/>
+              </w:rPr>
+            </w:pPr>
+            <w:r>
+              <w:rPr>
+                <w:rFonts w:ascii="Arial" w:hAnsi="Arial" w:eastAsia="Arial" w:cs="Arial"/>
+                <w:i w:val="false"/>
+                <w:b w:val="false"/>
+                <w:u w:val="none"/>
+                <w:strike w:val="false"/>
                 <w:sz w:val="21"/>
                 <w:szCs w:val="21"/>
                 <w:color w:val="000000"/>
@@ -3535,7 +4171,6 @@
           </w:tcPr>
           <w:p>
             <w:pPr>
-              <w:pStyle w:val="Normal"/>
               <w:jc w:val="left"/>
               <w:pBdr>
                 <w:bottom w:val="none" w:sz="0" w:space="0" w:color="000000"/>
@@ -3545,13 +4180,24 @@
               </w:pBdr>
               <w:spacing w:after="80" w:before="80" w:line="240"/>
               <w:ind w:left="80" w:right="80" w:firstLine="0" w:firstLineChars="0"/>
-            </w:pPr>
-            <w:r>
-              <w:rPr>
-                <w:rFonts w:ascii="Arial" w:hAnsi="DejaVu Sans" w:eastAsia="DejaVu Sans" w:cs="DejaVu Sans"/>
-                <w:i w:val="false"/>
-                <w:b w:val="false"/>
-                <w:u w:val="none"/>
+              <w:rPr>
+                <w:rFonts w:ascii="Arial" w:hAnsi="Arial" w:eastAsia="Arial" w:cs="Arial"/>
+                <w:i w:val="false"/>
+                <w:b w:val="false"/>
+                <w:u w:val="none"/>
+                <w:strike w:val="false"/>
+                <w:sz w:val="21"/>
+                <w:szCs w:val="21"/>
+                <w:color w:val="000000"/>
+              </w:rPr>
+            </w:pPr>
+            <w:r>
+              <w:rPr>
+                <w:rFonts w:ascii="Arial" w:hAnsi="Arial" w:eastAsia="Arial" w:cs="Arial"/>
+                <w:i w:val="false"/>
+                <w:b w:val="false"/>
+                <w:u w:val="none"/>
+                <w:strike w:val="false"/>
                 <w:sz w:val="21"/>
                 <w:szCs w:val="21"/>
                 <w:color w:val="000000"/>
@@ -3579,7 +4225,6 @@
           </w:tcPr>
           <w:p>
             <w:pPr>
-              <w:pStyle w:val="Normal"/>
               <w:jc w:val="left"/>
               <w:pBdr>
                 <w:bottom w:val="none" w:sz="0" w:space="0" w:color="000000"/>
@@ -3589,13 +4234,24 @@
               </w:pBdr>
               <w:spacing w:after="80" w:before="80" w:line="240"/>
               <w:ind w:left="80" w:right="80" w:firstLine="0" w:firstLineChars="0"/>
-            </w:pPr>
-            <w:r>
-              <w:rPr>
-                <w:rFonts w:ascii="Arial" w:hAnsi="DejaVu Sans" w:eastAsia="DejaVu Sans" w:cs="DejaVu Sans"/>
-                <w:i w:val="false"/>
-                <w:b w:val="false"/>
-                <w:u w:val="none"/>
+              <w:rPr>
+                <w:rFonts w:ascii="Arial" w:hAnsi="Arial" w:eastAsia="Arial" w:cs="Arial"/>
+                <w:i w:val="false"/>
+                <w:b w:val="false"/>
+                <w:u w:val="none"/>
+                <w:strike w:val="false"/>
+                <w:sz w:val="21"/>
+                <w:szCs w:val="21"/>
+                <w:color w:val="000000"/>
+              </w:rPr>
+            </w:pPr>
+            <w:r>
+              <w:rPr>
+                <w:rFonts w:ascii="Arial" w:hAnsi="Arial" w:eastAsia="Arial" w:cs="Arial"/>
+                <w:i w:val="false"/>
+                <w:b w:val="false"/>
+                <w:u w:val="none"/>
+                <w:strike w:val="false"/>
                 <w:sz w:val="21"/>
                 <w:szCs w:val="21"/>
                 <w:color w:val="000000"/>
@@ -3623,7 +4279,6 @@
           </w:tcPr>
           <w:p>
             <w:pPr>
-              <w:pStyle w:val="Normal"/>
               <w:jc w:val="left"/>
               <w:pBdr>
                 <w:bottom w:val="none" w:sz="0" w:space="0" w:color="000000"/>
@@ -3633,13 +4288,24 @@
               </w:pBdr>
               <w:spacing w:after="80" w:before="80" w:line="240"/>
               <w:ind w:left="80" w:right="80" w:firstLine="0" w:firstLineChars="0"/>
-            </w:pPr>
-            <w:r>
-              <w:rPr>
-                <w:rFonts w:ascii="Arial" w:hAnsi="DejaVu Sans" w:eastAsia="DejaVu Sans" w:cs="DejaVu Sans"/>
-                <w:i w:val="false"/>
-                <w:b w:val="false"/>
-                <w:u w:val="none"/>
+              <w:rPr>
+                <w:rFonts w:ascii="Arial" w:hAnsi="Arial" w:eastAsia="Arial" w:cs="Arial"/>
+                <w:i w:val="false"/>
+                <w:b w:val="false"/>
+                <w:u w:val="none"/>
+                <w:strike w:val="false"/>
+                <w:sz w:val="21"/>
+                <w:szCs w:val="21"/>
+                <w:color w:val="000000"/>
+              </w:rPr>
+            </w:pPr>
+            <w:r>
+              <w:rPr>
+                <w:rFonts w:ascii="Arial" w:hAnsi="Arial" w:eastAsia="Arial" w:cs="Arial"/>
+                <w:i w:val="false"/>
+                <w:b w:val="false"/>
+                <w:u w:val="none"/>
+                <w:strike w:val="false"/>
                 <w:sz w:val="21"/>
                 <w:szCs w:val="21"/>
                 <w:color w:val="000000"/>
@@ -3673,7 +4339,6 @@
           </w:tcPr>
           <w:p>
             <w:pPr>
-              <w:pStyle w:val="Normal"/>
               <w:jc w:val="left"/>
               <w:pBdr>
                 <w:bottom w:val="none" w:sz="0" w:space="0" w:color="000000"/>
@@ -3683,13 +4348,24 @@
               </w:pBdr>
               <w:spacing w:after="80" w:before="80" w:line="240"/>
               <w:ind w:left="80" w:right="80" w:firstLine="0" w:firstLineChars="0"/>
-            </w:pPr>
-            <w:r>
-              <w:rPr>
-                <w:rFonts w:ascii="Arial" w:hAnsi="DejaVu Sans" w:eastAsia="DejaVu Sans" w:cs="DejaVu Sans"/>
-                <w:i w:val="false"/>
-                <w:b w:val="false"/>
-                <w:u w:val="none"/>
+              <w:rPr>
+                <w:rFonts w:ascii="Arial" w:hAnsi="Arial" w:eastAsia="Arial" w:cs="Arial"/>
+                <w:i w:val="false"/>
+                <w:b w:val="false"/>
+                <w:u w:val="none"/>
+                <w:strike w:val="false"/>
+                <w:sz w:val="21"/>
+                <w:szCs w:val="21"/>
+                <w:color w:val="000000"/>
+              </w:rPr>
+            </w:pPr>
+            <w:r>
+              <w:rPr>
+                <w:rFonts w:ascii="Arial" w:hAnsi="Arial" w:eastAsia="Arial" w:cs="Arial"/>
+                <w:i w:val="false"/>
+                <w:b w:val="false"/>
+                <w:u w:val="none"/>
+                <w:strike w:val="false"/>
                 <w:sz w:val="21"/>
                 <w:szCs w:val="21"/>
                 <w:color w:val="000000"/>
@@ -3717,7 +4393,6 @@
           </w:tcPr>
           <w:p>
             <w:pPr>
-              <w:pStyle w:val="Normal"/>
               <w:jc w:val="left"/>
               <w:pBdr>
                 <w:bottom w:val="none" w:sz="0" w:space="0" w:color="000000"/>
@@ -3727,13 +4402,24 @@
               </w:pBdr>
               <w:spacing w:after="80" w:before="80" w:line="240"/>
               <w:ind w:left="80" w:right="80" w:firstLine="0" w:firstLineChars="0"/>
-            </w:pPr>
-            <w:r>
-              <w:rPr>
-                <w:rFonts w:ascii="Arial" w:hAnsi="DejaVu Sans" w:eastAsia="DejaVu Sans" w:cs="DejaVu Sans"/>
-                <w:i w:val="false"/>
-                <w:b w:val="false"/>
-                <w:u w:val="none"/>
+              <w:rPr>
+                <w:rFonts w:ascii="Arial" w:hAnsi="Arial" w:eastAsia="Arial" w:cs="Arial"/>
+                <w:i w:val="false"/>
+                <w:b w:val="false"/>
+                <w:u w:val="none"/>
+                <w:strike w:val="false"/>
+                <w:sz w:val="21"/>
+                <w:szCs w:val="21"/>
+                <w:color w:val="000000"/>
+              </w:rPr>
+            </w:pPr>
+            <w:r>
+              <w:rPr>
+                <w:rFonts w:ascii="Arial" w:hAnsi="Arial" w:eastAsia="Arial" w:cs="Arial"/>
+                <w:i w:val="false"/>
+                <w:b w:val="false"/>
+                <w:u w:val="none"/>
+                <w:strike w:val="false"/>
                 <w:sz w:val="21"/>
                 <w:szCs w:val="21"/>
                 <w:color w:val="000000"/>
@@ -3761,7 +4447,6 @@
           </w:tcPr>
           <w:p>
             <w:pPr>
-              <w:pStyle w:val="Normal"/>
               <w:jc w:val="left"/>
               <w:pBdr>
                 <w:bottom w:val="none" w:sz="0" w:space="0" w:color="000000"/>
@@ -3771,13 +4456,24 @@
               </w:pBdr>
               <w:spacing w:after="80" w:before="80" w:line="240"/>
               <w:ind w:left="80" w:right="80" w:firstLine="0" w:firstLineChars="0"/>
-            </w:pPr>
-            <w:r>
-              <w:rPr>
-                <w:rFonts w:ascii="Arial" w:hAnsi="DejaVu Sans" w:eastAsia="DejaVu Sans" w:cs="DejaVu Sans"/>
-                <w:i w:val="false"/>
-                <w:b w:val="false"/>
-                <w:u w:val="none"/>
+              <w:rPr>
+                <w:rFonts w:ascii="Arial" w:hAnsi="Arial" w:eastAsia="Arial" w:cs="Arial"/>
+                <w:i w:val="false"/>
+                <w:b w:val="false"/>
+                <w:u w:val="none"/>
+                <w:strike w:val="false"/>
+                <w:sz w:val="21"/>
+                <w:szCs w:val="21"/>
+                <w:color w:val="000000"/>
+              </w:rPr>
+            </w:pPr>
+            <w:r>
+              <w:rPr>
+                <w:rFonts w:ascii="Arial" w:hAnsi="Arial" w:eastAsia="Arial" w:cs="Arial"/>
+                <w:i w:val="false"/>
+                <w:b w:val="false"/>
+                <w:u w:val="none"/>
+                <w:strike w:val="false"/>
                 <w:sz w:val="21"/>
                 <w:szCs w:val="21"/>
                 <w:color w:val="000000"/>
@@ -3805,7 +4501,6 @@
           </w:tcPr>
           <w:p>
             <w:pPr>
-              <w:pStyle w:val="Normal"/>
               <w:jc w:val="left"/>
               <w:pBdr>
                 <w:bottom w:val="none" w:sz="0" w:space="0" w:color="000000"/>
@@ -3815,13 +4510,24 @@
               </w:pBdr>
               <w:spacing w:after="80" w:before="80" w:line="240"/>
               <w:ind w:left="80" w:right="80" w:firstLine="0" w:firstLineChars="0"/>
-            </w:pPr>
-            <w:r>
-              <w:rPr>
-                <w:rFonts w:ascii="Arial" w:hAnsi="DejaVu Sans" w:eastAsia="DejaVu Sans" w:cs="DejaVu Sans"/>
-                <w:i w:val="false"/>
-                <w:b w:val="false"/>
-                <w:u w:val="none"/>
+              <w:rPr>
+                <w:rFonts w:ascii="Arial" w:hAnsi="Arial" w:eastAsia="Arial" w:cs="Arial"/>
+                <w:i w:val="false"/>
+                <w:b w:val="false"/>
+                <w:u w:val="none"/>
+                <w:strike w:val="false"/>
+                <w:sz w:val="21"/>
+                <w:szCs w:val="21"/>
+                <w:color w:val="000000"/>
+              </w:rPr>
+            </w:pPr>
+            <w:r>
+              <w:rPr>
+                <w:rFonts w:ascii="Arial" w:hAnsi="Arial" w:eastAsia="Arial" w:cs="Arial"/>
+                <w:i w:val="false"/>
+                <w:b w:val="false"/>
+                <w:u w:val="none"/>
+                <w:strike w:val="false"/>
                 <w:sz w:val="21"/>
                 <w:szCs w:val="21"/>
                 <w:color w:val="000000"/>
@@ -3849,7 +4555,6 @@
           </w:tcPr>
           <w:p>
             <w:pPr>
-              <w:pStyle w:val="Normal"/>
               <w:jc w:val="left"/>
               <w:pBdr>
                 <w:bottom w:val="none" w:sz="0" w:space="0" w:color="000000"/>
@@ -3859,13 +4564,24 @@
               </w:pBdr>
               <w:spacing w:after="80" w:before="80" w:line="240"/>
               <w:ind w:left="80" w:right="80" w:firstLine="0" w:firstLineChars="0"/>
-            </w:pPr>
-            <w:r>
-              <w:rPr>
-                <w:rFonts w:ascii="Arial" w:hAnsi="DejaVu Sans" w:eastAsia="DejaVu Sans" w:cs="DejaVu Sans"/>
-                <w:i w:val="false"/>
-                <w:b w:val="false"/>
-                <w:u w:val="none"/>
+              <w:rPr>
+                <w:rFonts w:ascii="Arial" w:hAnsi="Arial" w:eastAsia="Arial" w:cs="Arial"/>
+                <w:i w:val="false"/>
+                <w:b w:val="false"/>
+                <w:u w:val="none"/>
+                <w:strike w:val="false"/>
+                <w:sz w:val="21"/>
+                <w:szCs w:val="21"/>
+                <w:color w:val="000000"/>
+              </w:rPr>
+            </w:pPr>
+            <w:r>
+              <w:rPr>
+                <w:rFonts w:ascii="Arial" w:hAnsi="Arial" w:eastAsia="Arial" w:cs="Arial"/>
+                <w:i w:val="false"/>
+                <w:b w:val="false"/>
+                <w:u w:val="none"/>
+                <w:strike w:val="false"/>
                 <w:sz w:val="21"/>
                 <w:szCs w:val="21"/>
                 <w:color w:val="000000"/>
@@ -3895,11 +4611,12 @@
           <w:i w:val="true"/>
           <w:b w:val="false"/>
           <w:u w:val="none"/>
+          <w:strike w:val="false"/>
           <w:sz w:val="17"/>
           <w:szCs w:val="17"/>
           <w:color w:val="545860"/>
         </w:rPr>
-        <w:t xml:space="preserve">These three results are invented for the exercise.</w:t>
+        <w:t xml:space="preserve">These three results and the target are invented for the exercise.</w:t>
       </w:r>
     </w:p>
     <w:p>
@@ -3927,6 +4644,7 @@
           <w:i w:val="false"/>
           <w:b w:val="false"/>
           <w:u w:val="none"/>
+          <w:strike w:val="false"/>
           <w:sz w:val="18"/>
           <w:szCs w:val="18"/>
           <w:color w:val="545860"/>
@@ -3953,6 +4671,7 @@
           <w:i w:val="false"/>
           <w:b w:val="true"/>
           <w:u w:val="none"/>
+          <w:strike w:val="false"/>
           <w:sz w:val="36"/>
           <w:szCs w:val="36"/>
           <w:color w:val="063360"/>
@@ -3979,6 +4698,7 @@
           <w:i w:val="true"/>
           <w:b w:val="false"/>
           <w:u w:val="none"/>
+          <w:strike w:val="false"/>
           <w:sz w:val="18"/>
           <w:szCs w:val="18"/>
           <w:color w:val="215A9E"/>
@@ -4020,7 +4740,6 @@
           </w:tcPr>
           <w:p>
             <w:pPr>
-              <w:pStyle w:val="Normal"/>
               <w:jc w:val="left"/>
               <w:pBdr>
                 <w:bottom w:val="none" w:sz="0" w:space="0" w:color="000000"/>
@@ -4030,6 +4749,16 @@
               </w:pBdr>
               <w:spacing w:after="200" w:before="200" w:line="240"/>
               <w:ind w:left="200" w:right="200" w:firstLine="0" w:firstLineChars="0"/>
+              <w:rPr>
+                <w:rFonts w:ascii="Arial" w:hAnsi="Arial" w:eastAsia="Arial" w:cs="Arial"/>
+                <w:i w:val="false"/>
+                <w:b w:val="false"/>
+                <w:u w:val="none"/>
+                <w:strike w:val="false"/>
+                <w:sz w:val="21"/>
+                <w:szCs w:val="21"/>
+                <w:color w:val="000000"/>
+              </w:rPr>
             </w:pPr>
             <w:r>
               <w:rPr>
@@ -4037,6 +4766,7 @@
                 <w:i w:val="false"/>
                 <w:b w:val="true"/>
                 <w:u w:val="none"/>
+                <w:strike w:val="false"/>
                 <w:sz w:val="22"/>
                 <w:szCs w:val="22"/>
                 <w:color w:val="063360"/>
@@ -4049,6 +4779,7 @@
                 <w:i w:val="false"/>
                 <w:b w:val="false"/>
                 <w:u w:val="none"/>
+                <w:strike w:val="false"/>
                 <w:sz w:val="21"/>
                 <w:szCs w:val="21"/>
                 <w:color w:val="000000"/>
@@ -4061,6 +4792,7 @@
                 <w:i w:val="false"/>
                 <w:b w:val="false"/>
                 <w:u w:val="none"/>
+                <w:strike w:val="false"/>
                 <w:sz w:val="21"/>
                 <w:szCs w:val="21"/>
                 <w:color w:val="000000"/>
@@ -4073,6 +4805,7 @@
                 <w:i w:val="false"/>
                 <w:b w:val="false"/>
                 <w:u w:val="none"/>
+                <w:strike w:val="false"/>
                 <w:sz w:val="21"/>
                 <w:szCs w:val="21"/>
                 <w:color w:val="000000"/>
@@ -4085,6 +4818,7 @@
                 <w:i w:val="false"/>
                 <w:b w:val="false"/>
                 <w:u w:val="none"/>
+                <w:strike w:val="false"/>
                 <w:sz w:val="21"/>
                 <w:szCs w:val="21"/>
                 <w:color w:val="000000"/>
@@ -4097,6 +4831,7 @@
                 <w:i w:val="false"/>
                 <w:b w:val="false"/>
                 <w:u w:val="none"/>
+                <w:strike w:val="false"/>
                 <w:sz w:val="21"/>
                 <w:szCs w:val="21"/>
                 <w:color w:val="000000"/>
@@ -4109,6 +4844,7 @@
                 <w:i w:val="false"/>
                 <w:b w:val="false"/>
                 <w:u w:val="none"/>
+                <w:strike w:val="false"/>
                 <w:sz w:val="21"/>
                 <w:szCs w:val="21"/>
                 <w:color w:val="000000"/>
@@ -4121,6 +4857,7 @@
                 <w:i w:val="false"/>
                 <w:b w:val="false"/>
                 <w:u w:val="none"/>
+                <w:strike w:val="false"/>
                 <w:sz w:val="21"/>
                 <w:szCs w:val="21"/>
                 <w:color w:val="000000"/>
@@ -4133,6 +4870,7 @@
                 <w:i w:val="false"/>
                 <w:b w:val="false"/>
                 <w:u w:val="none"/>
+                <w:strike w:val="false"/>
                 <w:sz w:val="21"/>
                 <w:szCs w:val="21"/>
                 <w:color w:val="000000"/>
@@ -4145,6 +4883,7 @@
                 <w:i w:val="false"/>
                 <w:b w:val="false"/>
                 <w:u w:val="none"/>
+                <w:strike w:val="false"/>
                 <w:sz w:val="21"/>
                 <w:szCs w:val="21"/>
                 <w:color w:val="000000"/>
@@ -4157,6 +4896,7 @@
                 <w:i w:val="false"/>
                 <w:b w:val="false"/>
                 <w:u w:val="none"/>
+                <w:strike w:val="false"/>
                 <w:sz w:val="21"/>
                 <w:szCs w:val="21"/>
                 <w:color w:val="000000"/>
@@ -4184,7 +4924,6 @@
           </w:tcPr>
           <w:p>
             <w:pPr>
-              <w:pStyle w:val="Normal"/>
               <w:jc w:val="left"/>
               <w:pBdr>
                 <w:bottom w:val="none" w:sz="0" w:space="0" w:color="000000"/>
@@ -4194,6 +4933,16 @@
               </w:pBdr>
               <w:spacing w:after="200" w:before="200" w:line="240"/>
               <w:ind w:left="200" w:right="200" w:firstLine="0" w:firstLineChars="0"/>
+              <w:rPr>
+                <w:rFonts w:ascii="Arial" w:hAnsi="Arial" w:eastAsia="Arial" w:cs="Arial"/>
+                <w:i w:val="false"/>
+                <w:b w:val="false"/>
+                <w:u w:val="none"/>
+                <w:strike w:val="false"/>
+                <w:sz w:val="21"/>
+                <w:szCs w:val="21"/>
+                <w:color w:val="000000"/>
+              </w:rPr>
             </w:pPr>
             <w:r>
               <w:rPr>
@@ -4201,6 +4950,7 @@
                 <w:i w:val="false"/>
                 <w:b w:val="true"/>
                 <w:u w:val="none"/>
+                <w:strike w:val="false"/>
                 <w:sz w:val="22"/>
                 <w:szCs w:val="22"/>
                 <w:color w:val="063360"/>
@@ -4213,6 +4963,7 @@
                 <w:i w:val="false"/>
                 <w:b w:val="false"/>
                 <w:u w:val="none"/>
+                <w:strike w:val="false"/>
                 <w:sz w:val="21"/>
                 <w:szCs w:val="21"/>
                 <w:color w:val="000000"/>
@@ -4225,6 +4976,7 @@
                 <w:i w:val="false"/>
                 <w:b w:val="false"/>
                 <w:u w:val="none"/>
+                <w:strike w:val="false"/>
                 <w:sz w:val="21"/>
                 <w:szCs w:val="21"/>
                 <w:color w:val="000000"/>
@@ -4237,6 +4989,7 @@
                 <w:i w:val="false"/>
                 <w:b w:val="false"/>
                 <w:u w:val="none"/>
+                <w:strike w:val="false"/>
                 <w:sz w:val="21"/>
                 <w:szCs w:val="21"/>
                 <w:color w:val="000000"/>
@@ -4249,6 +5002,7 @@
                 <w:i w:val="false"/>
                 <w:b w:val="false"/>
                 <w:u w:val="none"/>
+                <w:strike w:val="false"/>
                 <w:sz w:val="21"/>
                 <w:szCs w:val="21"/>
                 <w:color w:val="000000"/>
@@ -4261,6 +5015,7 @@
                 <w:i w:val="false"/>
                 <w:b w:val="false"/>
                 <w:u w:val="none"/>
+                <w:strike w:val="false"/>
                 <w:sz w:val="21"/>
                 <w:szCs w:val="21"/>
                 <w:color w:val="000000"/>
@@ -4273,6 +5028,7 @@
                 <w:i w:val="false"/>
                 <w:b w:val="false"/>
                 <w:u w:val="none"/>
+                <w:strike w:val="false"/>
                 <w:sz w:val="21"/>
                 <w:szCs w:val="21"/>
                 <w:color w:val="000000"/>
@@ -4285,6 +5041,7 @@
                 <w:i w:val="false"/>
                 <w:b w:val="false"/>
                 <w:u w:val="none"/>
+                <w:strike w:val="false"/>
                 <w:sz w:val="21"/>
                 <w:szCs w:val="21"/>
                 <w:color w:val="000000"/>
@@ -4297,6 +5054,7 @@
                 <w:i w:val="false"/>
                 <w:b w:val="false"/>
                 <w:u w:val="none"/>
+                <w:strike w:val="false"/>
                 <w:sz w:val="21"/>
                 <w:szCs w:val="21"/>
                 <w:color w:val="000000"/>
@@ -4309,6 +5067,7 @@
                 <w:i w:val="false"/>
                 <w:b w:val="false"/>
                 <w:u w:val="none"/>
+                <w:strike w:val="false"/>
                 <w:sz w:val="21"/>
                 <w:szCs w:val="21"/>
                 <w:color w:val="000000"/>
@@ -4321,6 +5080,7 @@
                 <w:i w:val="false"/>
                 <w:b w:val="false"/>
                 <w:u w:val="none"/>
+                <w:strike w:val="false"/>
                 <w:sz w:val="21"/>
                 <w:szCs w:val="21"/>
                 <w:color w:val="000000"/>
@@ -4354,7 +5114,6 @@
           </w:tcPr>
           <w:p>
             <w:pPr>
-              <w:pStyle w:val="Normal"/>
               <w:jc w:val="left"/>
               <w:pBdr>
                 <w:bottom w:val="none" w:sz="0" w:space="0" w:color="000000"/>
@@ -4364,6 +5123,16 @@
               </w:pBdr>
               <w:spacing w:after="200" w:before="200" w:line="240"/>
               <w:ind w:left="200" w:right="200" w:firstLine="0" w:firstLineChars="0"/>
+              <w:rPr>
+                <w:rFonts w:ascii="Arial" w:hAnsi="Arial" w:eastAsia="Arial" w:cs="Arial"/>
+                <w:i w:val="false"/>
+                <w:b w:val="false"/>
+                <w:u w:val="none"/>
+                <w:strike w:val="false"/>
+                <w:sz w:val="21"/>
+                <w:szCs w:val="21"/>
+                <w:color w:val="000000"/>
+              </w:rPr>
             </w:pPr>
             <w:r>
               <w:rPr>
@@ -4371,6 +5140,7 @@
                 <w:i w:val="false"/>
                 <w:b w:val="true"/>
                 <w:u w:val="none"/>
+                <w:strike w:val="false"/>
                 <w:sz w:val="22"/>
                 <w:szCs w:val="22"/>
                 <w:color w:val="063360"/>
@@ -4383,6 +5153,7 @@
                 <w:i w:val="false"/>
                 <w:b w:val="false"/>
                 <w:u w:val="none"/>
+                <w:strike w:val="false"/>
                 <w:sz w:val="21"/>
                 <w:szCs w:val="21"/>
                 <w:color w:val="000000"/>
@@ -4395,6 +5166,7 @@
                 <w:i w:val="false"/>
                 <w:b w:val="false"/>
                 <w:u w:val="none"/>
+                <w:strike w:val="false"/>
                 <w:sz w:val="21"/>
                 <w:szCs w:val="21"/>
                 <w:color w:val="000000"/>
@@ -4407,6 +5179,7 @@
                 <w:i w:val="false"/>
                 <w:b w:val="false"/>
                 <w:u w:val="none"/>
+                <w:strike w:val="false"/>
                 <w:sz w:val="21"/>
                 <w:szCs w:val="21"/>
                 <w:color w:val="000000"/>
@@ -4419,18 +5192,20 @@
                 <w:i w:val="false"/>
                 <w:b w:val="false"/>
                 <w:u w:val="none"/>
-                <w:sz w:val="21"/>
-                <w:szCs w:val="21"/>
-                <w:color w:val="000000"/>
-              </w:rPr>
-              <w:t xml:space="preserve">"Fatal collisions on our camera roads fell 32%. Is that a good result?"</w:t>
-            </w:r>
-            <w:r>
-              <w:rPr>
-                <w:rFonts w:ascii="Arial" w:hAnsi="Arial" w:eastAsia="Arial" w:cs="Arial"/>
-                <w:i w:val="false"/>
-                <w:b w:val="false"/>
-                <w:u w:val="none"/>
+                <w:strike w:val="false"/>
+                <w:sz w:val="21"/>
+                <w:szCs w:val="21"/>
+                <w:color w:val="000000"/>
+              </w:rPr>
+              <w:t xml:space="preserve">"Landfill waste from businesses in our programme fell 50%. Is that a good result?"</w:t>
+            </w:r>
+            <w:r>
+              <w:rPr>
+                <w:rFonts w:ascii="Arial" w:hAnsi="Arial" w:eastAsia="Arial" w:cs="Arial"/>
+                <w:i w:val="false"/>
+                <w:b w:val="false"/>
+                <w:u w:val="none"/>
+                <w:strike w:val="false"/>
                 <w:sz w:val="21"/>
                 <w:szCs w:val="21"/>
                 <w:color w:val="000000"/>
@@ -4443,6 +5218,7 @@
                 <w:i w:val="false"/>
                 <w:b w:val="false"/>
                 <w:u w:val="none"/>
+                <w:strike w:val="false"/>
                 <w:sz w:val="21"/>
                 <w:szCs w:val="21"/>
                 <w:color w:val="000000"/>
@@ -4455,18 +5231,20 @@
                 <w:i w:val="false"/>
                 <w:b w:val="false"/>
                 <w:u w:val="none"/>
-                <w:sz w:val="21"/>
-                <w:szCs w:val="21"/>
-                <w:color w:val="000000"/>
-              </w:rPr>
-              <w:t xml:space="preserve">Did the AI ask what the 32% was compared with?</w:t>
-            </w:r>
-            <w:r>
-              <w:rPr>
-                <w:rFonts w:ascii="Arial" w:hAnsi="Arial" w:eastAsia="Arial" w:cs="Arial"/>
-                <w:i w:val="false"/>
-                <w:b w:val="false"/>
-                <w:u w:val="none"/>
+                <w:strike w:val="false"/>
+                <w:sz w:val="21"/>
+                <w:szCs w:val="21"/>
+                <w:color w:val="000000"/>
+              </w:rPr>
+              <w:t xml:space="preserve">Did the AI ask what the 50% was compared with?</w:t>
+            </w:r>
+            <w:r>
+              <w:rPr>
+                <w:rFonts w:ascii="Arial" w:hAnsi="Arial" w:eastAsia="Arial" w:cs="Arial"/>
+                <w:i w:val="false"/>
+                <w:b w:val="false"/>
+                <w:u w:val="none"/>
+                <w:strike w:val="false"/>
                 <w:sz w:val="21"/>
                 <w:szCs w:val="21"/>
                 <w:color w:val="000000"/>
@@ -4479,6 +5257,7 @@
                 <w:i w:val="false"/>
                 <w:b w:val="false"/>
                 <w:u w:val="none"/>
+                <w:strike w:val="false"/>
                 <w:sz w:val="21"/>
                 <w:szCs w:val="21"/>
                 <w:color w:val="000000"/>
@@ -4491,6 +5270,7 @@
                 <w:i w:val="false"/>
                 <w:b w:val="false"/>
                 <w:u w:val="none"/>
+                <w:strike w:val="false"/>
                 <w:sz w:val="21"/>
                 <w:szCs w:val="21"/>
                 <w:color w:val="000000"/>
@@ -4518,7 +5298,6 @@
           </w:tcPr>
           <w:p>
             <w:pPr>
-              <w:pStyle w:val="Normal"/>
               <w:jc w:val="left"/>
               <w:pBdr>
                 <w:bottom w:val="none" w:sz="0" w:space="0" w:color="000000"/>
@@ -4528,6 +5307,16 @@
               </w:pBdr>
               <w:spacing w:after="200" w:before="200" w:line="240"/>
               <w:ind w:left="200" w:right="200" w:firstLine="0" w:firstLineChars="0"/>
+              <w:rPr>
+                <w:rFonts w:ascii="Arial" w:hAnsi="Arial" w:eastAsia="Arial" w:cs="Arial"/>
+                <w:i w:val="false"/>
+                <w:b w:val="false"/>
+                <w:u w:val="none"/>
+                <w:strike w:val="false"/>
+                <w:sz w:val="21"/>
+                <w:szCs w:val="21"/>
+                <w:color w:val="000000"/>
+              </w:rPr>
             </w:pPr>
             <w:r>
               <w:rPr>
@@ -4535,6 +5324,7 @@
                 <w:i w:val="false"/>
                 <w:b w:val="true"/>
                 <w:u w:val="none"/>
+                <w:strike w:val="false"/>
                 <w:sz w:val="22"/>
                 <w:szCs w:val="22"/>
                 <w:color w:val="063360"/>
@@ -4547,6 +5337,7 @@
                 <w:i w:val="false"/>
                 <w:b w:val="false"/>
                 <w:u w:val="none"/>
+                <w:strike w:val="false"/>
                 <w:sz w:val="21"/>
                 <w:szCs w:val="21"/>
                 <w:color w:val="000000"/>
@@ -4559,6 +5350,7 @@
                 <w:i w:val="false"/>
                 <w:b w:val="false"/>
                 <w:u w:val="none"/>
+                <w:strike w:val="false"/>
                 <w:sz w:val="21"/>
                 <w:szCs w:val="21"/>
                 <w:color w:val="000000"/>
@@ -4571,6 +5363,7 @@
                 <w:i w:val="false"/>
                 <w:b w:val="false"/>
                 <w:u w:val="none"/>
+                <w:strike w:val="false"/>
                 <w:sz w:val="21"/>
                 <w:szCs w:val="21"/>
                 <w:color w:val="000000"/>
@@ -4583,18 +5376,20 @@
                 <w:i w:val="false"/>
                 <w:b w:val="false"/>
                 <w:u w:val="none"/>
-                <w:sz w:val="21"/>
-                <w:szCs w:val="21"/>
-                <w:color w:val="000000"/>
-              </w:rPr>
-              <w:t xml:space="preserve">"The coefficient on school_within_500m is -0.37. What should I do about it?"</w:t>
-            </w:r>
-            <w:r>
-              <w:rPr>
-                <w:rFonts w:ascii="Arial" w:hAnsi="Arial" w:eastAsia="Arial" w:cs="Arial"/>
-                <w:i w:val="false"/>
-                <w:b w:val="false"/>
-                <w:u w:val="none"/>
+                <w:strike w:val="false"/>
+                <w:sz w:val="21"/>
+                <w:szCs w:val="21"/>
+                <w:color w:val="000000"/>
+              </w:rPr>
+              <w:t xml:space="preserve">"The coefficient on area is -0.22. What should I do about it?"</w:t>
+            </w:r>
+            <w:r>
+              <w:rPr>
+                <w:rFonts w:ascii="Arial" w:hAnsi="Arial" w:eastAsia="Arial" w:cs="Arial"/>
+                <w:i w:val="false"/>
+                <w:b w:val="false"/>
+                <w:u w:val="none"/>
+                <w:strike w:val="false"/>
                 <w:sz w:val="21"/>
                 <w:szCs w:val="21"/>
                 <w:color w:val="000000"/>
@@ -4607,6 +5402,7 @@
                 <w:i w:val="false"/>
                 <w:b w:val="false"/>
                 <w:u w:val="none"/>
+                <w:strike w:val="false"/>
                 <w:sz w:val="21"/>
                 <w:szCs w:val="21"/>
                 <w:color w:val="000000"/>
@@ -4619,18 +5415,20 @@
                 <w:i w:val="false"/>
                 <w:b w:val="false"/>
                 <w:u w:val="none"/>
-                <w:sz w:val="21"/>
-                <w:szCs w:val="21"/>
-                <w:color w:val="000000"/>
-              </w:rPr>
-              <w:t xml:space="preserve">Did the AI give you advice about schools?</w:t>
-            </w:r>
-            <w:r>
-              <w:rPr>
-                <w:rFonts w:ascii="Arial" w:hAnsi="Arial" w:eastAsia="Arial" w:cs="Arial"/>
-                <w:i w:val="false"/>
-                <w:b w:val="false"/>
-                <w:u w:val="none"/>
+                <w:strike w:val="false"/>
+                <w:sz w:val="21"/>
+                <w:szCs w:val="21"/>
+                <w:color w:val="000000"/>
+              </w:rPr>
+              <w:t xml:space="preserve">Did the AI give you advice about premises?</w:t>
+            </w:r>
+            <w:r>
+              <w:rPr>
+                <w:rFonts w:ascii="Arial" w:hAnsi="Arial" w:eastAsia="Arial" w:cs="Arial"/>
+                <w:i w:val="false"/>
+                <w:b w:val="false"/>
+                <w:u w:val="none"/>
+                <w:strike w:val="false"/>
                 <w:sz w:val="21"/>
                 <w:szCs w:val="21"/>
                 <w:color w:val="000000"/>
@@ -4643,6 +5441,7 @@
                 <w:i w:val="false"/>
                 <w:b w:val="false"/>
                 <w:u w:val="none"/>
+                <w:strike w:val="false"/>
                 <w:sz w:val="21"/>
                 <w:szCs w:val="21"/>
                 <w:color w:val="000000"/>
@@ -4655,6 +5454,7 @@
                 <w:i w:val="false"/>
                 <w:b w:val="false"/>
                 <w:u w:val="none"/>
+                <w:strike w:val="false"/>
                 <w:sz w:val="21"/>
                 <w:szCs w:val="21"/>
                 <w:color w:val="000000"/>
@@ -4690,6 +5490,7 @@
           <w:i w:val="false"/>
           <w:b w:val="false"/>
           <w:u w:val="none"/>
+          <w:strike w:val="false"/>
           <w:sz w:val="18"/>
           <w:szCs w:val="18"/>
           <w:color w:val="545860"/>
@@ -4716,6 +5517,7 @@
           <w:i w:val="false"/>
           <w:b w:val="true"/>
           <w:u w:val="none"/>
+          <w:strike w:val="false"/>
           <w:sz w:val="36"/>
           <w:szCs w:val="36"/>
           <w:color w:val="063360"/>
@@ -4742,6 +5544,7 @@
           <w:i w:val="true"/>
           <w:b w:val="false"/>
           <w:u w:val="none"/>
+          <w:strike w:val="false"/>
           <w:sz w:val="18"/>
           <w:szCs w:val="18"/>
           <w:color w:val="215A9E"/>
@@ -4768,11 +5571,12 @@
           <w:i w:val="false"/>
           <w:b w:val="false"/>
           <w:u w:val="none"/>
+          <w:strike w:val="false"/>
           <w:sz w:val="22"/>
           <w:szCs w:val="22"/>
           <w:color w:val="000000"/>
         </w:rPr>
-        <w:t xml:space="preserve">You are the commissioner. You receive four sentences from reports on the camera programme. For each sentence: which of the three questions (compared to what? how big? how sure?) does the sentence not answer? Would you act on the sentence, not act, or ask a question first?</w:t>
+        <w:t xml:space="preserve">You are the commissioner. You receive four sentences from reports on GreenWaste. For each sentence: which of the three questions (compared to what? how big? how sure?) does the sentence not answer? Would you act on the sentence, not act, or ask a question first?</w:t>
       </w:r>
     </w:p>
     <w:tbl xmlns:a="http://schemas.openxmlformats.org/drawingml/2006/main" xmlns:pic="http://schemas.openxmlformats.org/drawingml/2006/picture">
@@ -4812,7 +5616,6 @@
           </w:tcPr>
           <w:p>
             <w:pPr>
-              <w:pStyle w:val="Normal"/>
               <w:jc w:val="left"/>
               <w:pBdr>
                 <w:bottom w:val="none" w:sz="0" w:space="0" w:color="000000"/>
@@ -4822,13 +5625,24 @@
               </w:pBdr>
               <w:spacing w:after="80" w:before="80" w:line="240"/>
               <w:ind w:left="80" w:right="80" w:firstLine="0" w:firstLineChars="0"/>
-            </w:pPr>
-            <w:r>
-              <w:rPr>
-                <w:rFonts w:ascii="Arial" w:hAnsi="DejaVu Sans" w:eastAsia="DejaVu Sans" w:cs="DejaVu Sans"/>
+              <w:rPr>
+                <w:rFonts w:ascii="Arial" w:hAnsi="Arial" w:eastAsia="Arial" w:cs="Arial"/>
                 <w:i w:val="false"/>
                 <w:b w:val="true"/>
                 <w:u w:val="none"/>
+                <w:strike w:val="false"/>
+                <w:sz w:val="21"/>
+                <w:szCs w:val="21"/>
+                <w:color w:val="063360"/>
+              </w:rPr>
+            </w:pPr>
+            <w:r>
+              <w:rPr>
+                <w:rFonts w:ascii="Arial" w:hAnsi="Arial" w:eastAsia="Arial" w:cs="Arial"/>
+                <w:i w:val="false"/>
+                <w:b w:val="true"/>
+                <w:u w:val="none"/>
+                <w:strike w:val="false"/>
                 <w:sz w:val="21"/>
                 <w:szCs w:val="21"/>
                 <w:color w:val="063360"/>
@@ -4856,7 +5670,6 @@
           </w:tcPr>
           <w:p>
             <w:pPr>
-              <w:pStyle w:val="Normal"/>
               <w:jc w:val="left"/>
               <w:pBdr>
                 <w:bottom w:val="none" w:sz="0" w:space="0" w:color="000000"/>
@@ -4866,13 +5679,24 @@
               </w:pBdr>
               <w:spacing w:after="80" w:before="80" w:line="240"/>
               <w:ind w:left="80" w:right="80" w:firstLine="0" w:firstLineChars="0"/>
-            </w:pPr>
-            <w:r>
-              <w:rPr>
-                <w:rFonts w:ascii="Arial" w:hAnsi="DejaVu Sans" w:eastAsia="DejaVu Sans" w:cs="DejaVu Sans"/>
+              <w:rPr>
+                <w:rFonts w:ascii="Arial" w:hAnsi="Arial" w:eastAsia="Arial" w:cs="Arial"/>
                 <w:i w:val="false"/>
                 <w:b w:val="true"/>
                 <w:u w:val="none"/>
+                <w:strike w:val="false"/>
+                <w:sz w:val="21"/>
+                <w:szCs w:val="21"/>
+                <w:color w:val="063360"/>
+              </w:rPr>
+            </w:pPr>
+            <w:r>
+              <w:rPr>
+                <w:rFonts w:ascii="Arial" w:hAnsi="Arial" w:eastAsia="Arial" w:cs="Arial"/>
+                <w:i w:val="false"/>
+                <w:b w:val="true"/>
+                <w:u w:val="none"/>
+                <w:strike w:val="false"/>
                 <w:sz w:val="21"/>
                 <w:szCs w:val="21"/>
                 <w:color w:val="063360"/>
@@ -4900,7 +5724,6 @@
           </w:tcPr>
           <w:p>
             <w:pPr>
-              <w:pStyle w:val="Normal"/>
               <w:jc w:val="left"/>
               <w:pBdr>
                 <w:bottom w:val="none" w:sz="0" w:space="0" w:color="000000"/>
@@ -4910,13 +5733,24 @@
               </w:pBdr>
               <w:spacing w:after="80" w:before="80" w:line="240"/>
               <w:ind w:left="80" w:right="80" w:firstLine="0" w:firstLineChars="0"/>
-            </w:pPr>
-            <w:r>
-              <w:rPr>
-                <w:rFonts w:ascii="Arial" w:hAnsi="DejaVu Sans" w:eastAsia="DejaVu Sans" w:cs="DejaVu Sans"/>
+              <w:rPr>
+                <w:rFonts w:ascii="Arial" w:hAnsi="Arial" w:eastAsia="Arial" w:cs="Arial"/>
                 <w:i w:val="false"/>
                 <w:b w:val="true"/>
                 <w:u w:val="none"/>
+                <w:strike w:val="false"/>
+                <w:sz w:val="21"/>
+                <w:szCs w:val="21"/>
+                <w:color w:val="063360"/>
+              </w:rPr>
+            </w:pPr>
+            <w:r>
+              <w:rPr>
+                <w:rFonts w:ascii="Arial" w:hAnsi="Arial" w:eastAsia="Arial" w:cs="Arial"/>
+                <w:i w:val="false"/>
+                <w:b w:val="true"/>
+                <w:u w:val="none"/>
+                <w:strike w:val="false"/>
                 <w:sz w:val="21"/>
                 <w:szCs w:val="21"/>
                 <w:color w:val="063360"/>
@@ -4944,7 +5778,6 @@
           </w:tcPr>
           <w:p>
             <w:pPr>
-              <w:pStyle w:val="Normal"/>
               <w:jc w:val="left"/>
               <w:pBdr>
                 <w:bottom w:val="none" w:sz="0" w:space="0" w:color="000000"/>
@@ -4954,13 +5787,24 @@
               </w:pBdr>
               <w:spacing w:after="80" w:before="80" w:line="240"/>
               <w:ind w:left="80" w:right="80" w:firstLine="0" w:firstLineChars="0"/>
-            </w:pPr>
-            <w:r>
-              <w:rPr>
-                <w:rFonts w:ascii="Arial" w:hAnsi="DejaVu Sans" w:eastAsia="DejaVu Sans" w:cs="DejaVu Sans"/>
+              <w:rPr>
+                <w:rFonts w:ascii="Arial" w:hAnsi="Arial" w:eastAsia="Arial" w:cs="Arial"/>
                 <w:i w:val="false"/>
                 <w:b w:val="true"/>
                 <w:u w:val="none"/>
+                <w:strike w:val="false"/>
+                <w:sz w:val="21"/>
+                <w:szCs w:val="21"/>
+                <w:color w:val="063360"/>
+              </w:rPr>
+            </w:pPr>
+            <w:r>
+              <w:rPr>
+                <w:rFonts w:ascii="Arial" w:hAnsi="Arial" w:eastAsia="Arial" w:cs="Arial"/>
+                <w:i w:val="false"/>
+                <w:b w:val="true"/>
+                <w:u w:val="none"/>
+                <w:strike w:val="false"/>
                 <w:sz w:val="21"/>
                 <w:szCs w:val="21"/>
                 <w:color w:val="063360"/>
@@ -4994,7 +5838,6 @@
           </w:tcPr>
           <w:p>
             <w:pPr>
-              <w:pStyle w:val="Normal"/>
               <w:jc w:val="left"/>
               <w:pBdr>
                 <w:bottom w:val="none" w:sz="0" w:space="0" w:color="000000"/>
@@ -5004,13 +5847,24 @@
               </w:pBdr>
               <w:spacing w:after="80" w:before="80" w:line="240"/>
               <w:ind w:left="80" w:right="80" w:firstLine="0" w:firstLineChars="0"/>
-            </w:pPr>
-            <w:r>
-              <w:rPr>
-                <w:rFonts w:ascii="Arial" w:hAnsi="DejaVu Sans" w:eastAsia="DejaVu Sans" w:cs="DejaVu Sans"/>
-                <w:i w:val="false"/>
-                <w:b w:val="false"/>
-                <w:u w:val="none"/>
+              <w:rPr>
+                <w:rFonts w:ascii="Arial" w:hAnsi="Arial" w:eastAsia="Arial" w:cs="Arial"/>
+                <w:i w:val="false"/>
+                <w:b w:val="false"/>
+                <w:u w:val="none"/>
+                <w:strike w:val="false"/>
+                <w:sz w:val="21"/>
+                <w:szCs w:val="21"/>
+                <w:color w:val="000000"/>
+              </w:rPr>
+            </w:pPr>
+            <w:r>
+              <w:rPr>
+                <w:rFonts w:ascii="Arial" w:hAnsi="Arial" w:eastAsia="Arial" w:cs="Arial"/>
+                <w:i w:val="false"/>
+                <w:b w:val="false"/>
+                <w:u w:val="none"/>
+                <w:strike w:val="false"/>
                 <w:sz w:val="21"/>
                 <w:szCs w:val="21"/>
                 <w:color w:val="000000"/>
@@ -5038,7 +5892,6 @@
           </w:tcPr>
           <w:p>
             <w:pPr>
-              <w:pStyle w:val="Normal"/>
               <w:jc w:val="left"/>
               <w:pBdr>
                 <w:bottom w:val="none" w:sz="0" w:space="0" w:color="000000"/>
@@ -5048,13 +5901,24 @@
               </w:pBdr>
               <w:spacing w:after="80" w:before="80" w:line="240"/>
               <w:ind w:left="80" w:right="80" w:firstLine="0" w:firstLineChars="0"/>
-            </w:pPr>
-            <w:r>
-              <w:rPr>
-                <w:rFonts w:ascii="Arial" w:hAnsi="DejaVu Sans" w:eastAsia="DejaVu Sans" w:cs="DejaVu Sans"/>
-                <w:i w:val="false"/>
-                <w:b w:val="false"/>
-                <w:u w:val="none"/>
+              <w:rPr>
+                <w:rFonts w:ascii="Arial" w:hAnsi="Arial" w:eastAsia="Arial" w:cs="Arial"/>
+                <w:i w:val="false"/>
+                <w:b w:val="false"/>
+                <w:u w:val="none"/>
+                <w:strike w:val="false"/>
+                <w:sz w:val="21"/>
+                <w:szCs w:val="21"/>
+                <w:color w:val="000000"/>
+              </w:rPr>
+            </w:pPr>
+            <w:r>
+              <w:rPr>
+                <w:rFonts w:ascii="Arial" w:hAnsi="Arial" w:eastAsia="Arial" w:cs="Arial"/>
+                <w:i w:val="false"/>
+                <w:b w:val="false"/>
+                <w:u w:val="none"/>
+                <w:strike w:val="false"/>
                 <w:sz w:val="21"/>
                 <w:szCs w:val="21"/>
                 <w:color w:val="000000"/>
@@ -5082,7 +5946,6 @@
           </w:tcPr>
           <w:p>
             <w:pPr>
-              <w:pStyle w:val="Normal"/>
               <w:jc w:val="left"/>
               <w:pBdr>
                 <w:bottom w:val="none" w:sz="0" w:space="0" w:color="000000"/>
@@ -5092,13 +5955,24 @@
               </w:pBdr>
               <w:spacing w:after="80" w:before="80" w:line="240"/>
               <w:ind w:left="80" w:right="80" w:firstLine="0" w:firstLineChars="0"/>
-            </w:pPr>
-            <w:r>
-              <w:rPr>
-                <w:rFonts w:ascii="Arial" w:hAnsi="DejaVu Sans" w:eastAsia="DejaVu Sans" w:cs="DejaVu Sans"/>
-                <w:i w:val="false"/>
-                <w:b w:val="false"/>
-                <w:u w:val="none"/>
+              <w:rPr>
+                <w:rFonts w:ascii="Arial" w:hAnsi="Arial" w:eastAsia="Arial" w:cs="Arial"/>
+                <w:i w:val="false"/>
+                <w:b w:val="false"/>
+                <w:u w:val="none"/>
+                <w:strike w:val="false"/>
+                <w:sz w:val="21"/>
+                <w:szCs w:val="21"/>
+                <w:color w:val="000000"/>
+              </w:rPr>
+            </w:pPr>
+            <w:r>
+              <w:rPr>
+                <w:rFonts w:ascii="Arial" w:hAnsi="Arial" w:eastAsia="Arial" w:cs="Arial"/>
+                <w:i w:val="false"/>
+                <w:b w:val="false"/>
+                <w:u w:val="none"/>
+                <w:strike w:val="false"/>
                 <w:sz w:val="21"/>
                 <w:szCs w:val="21"/>
                 <w:color w:val="000000"/>
@@ -5126,7 +6000,6 @@
           </w:tcPr>
           <w:p>
             <w:pPr>
-              <w:pStyle w:val="Normal"/>
               <w:jc w:val="left"/>
               <w:pBdr>
                 <w:bottom w:val="none" w:sz="0" w:space="0" w:color="000000"/>
@@ -5136,13 +6009,24 @@
               </w:pBdr>
               <w:spacing w:after="80" w:before="80" w:line="240"/>
               <w:ind w:left="80" w:right="80" w:firstLine="0" w:firstLineChars="0"/>
-            </w:pPr>
-            <w:r>
-              <w:rPr>
-                <w:rFonts w:ascii="Arial" w:hAnsi="DejaVu Sans" w:eastAsia="DejaVu Sans" w:cs="DejaVu Sans"/>
-                <w:i w:val="false"/>
-                <w:b w:val="false"/>
-                <w:u w:val="none"/>
+              <w:rPr>
+                <w:rFonts w:ascii="Arial" w:hAnsi="Arial" w:eastAsia="Arial" w:cs="Arial"/>
+                <w:i w:val="false"/>
+                <w:b w:val="false"/>
+                <w:u w:val="none"/>
+                <w:strike w:val="false"/>
+                <w:sz w:val="21"/>
+                <w:szCs w:val="21"/>
+                <w:color w:val="000000"/>
+              </w:rPr>
+            </w:pPr>
+            <w:r>
+              <w:rPr>
+                <w:rFonts w:ascii="Arial" w:hAnsi="Arial" w:eastAsia="Arial" w:cs="Arial"/>
+                <w:i w:val="false"/>
+                <w:b w:val="false"/>
+                <w:u w:val="none"/>
+                <w:strike w:val="false"/>
                 <w:sz w:val="21"/>
                 <w:szCs w:val="21"/>
                 <w:color w:val="000000"/>
@@ -5176,7 +6060,6 @@
           </w:tcPr>
           <w:p>
             <w:pPr>
-              <w:pStyle w:val="Normal"/>
               <w:jc w:val="left"/>
               <w:pBdr>
                 <w:bottom w:val="none" w:sz="0" w:space="0" w:color="000000"/>
@@ -5186,13 +6069,24 @@
               </w:pBdr>
               <w:spacing w:after="80" w:before="80" w:line="240"/>
               <w:ind w:left="80" w:right="80" w:firstLine="0" w:firstLineChars="0"/>
-            </w:pPr>
-            <w:r>
-              <w:rPr>
-                <w:rFonts w:ascii="Arial" w:hAnsi="DejaVu Sans" w:eastAsia="DejaVu Sans" w:cs="DejaVu Sans"/>
-                <w:i w:val="false"/>
-                <w:b w:val="false"/>
-                <w:u w:val="none"/>
+              <w:rPr>
+                <w:rFonts w:ascii="Arial" w:hAnsi="Arial" w:eastAsia="Arial" w:cs="Arial"/>
+                <w:i w:val="false"/>
+                <w:b w:val="false"/>
+                <w:u w:val="none"/>
+                <w:strike w:val="false"/>
+                <w:sz w:val="21"/>
+                <w:szCs w:val="21"/>
+                <w:color w:val="000000"/>
+              </w:rPr>
+            </w:pPr>
+            <w:r>
+              <w:rPr>
+                <w:rFonts w:ascii="Arial" w:hAnsi="Arial" w:eastAsia="Arial" w:cs="Arial"/>
+                <w:i w:val="false"/>
+                <w:b w:val="false"/>
+                <w:u w:val="none"/>
+                <w:strike w:val="false"/>
                 <w:sz w:val="21"/>
                 <w:szCs w:val="21"/>
                 <w:color w:val="000000"/>
@@ -5220,7 +6114,6 @@
           </w:tcPr>
           <w:p>
             <w:pPr>
-              <w:pStyle w:val="Normal"/>
               <w:jc w:val="left"/>
               <w:pBdr>
                 <w:bottom w:val="none" w:sz="0" w:space="0" w:color="000000"/>
@@ -5230,13 +6123,24 @@
               </w:pBdr>
               <w:spacing w:after="80" w:before="80" w:line="240"/>
               <w:ind w:left="80" w:right="80" w:firstLine="0" w:firstLineChars="0"/>
-            </w:pPr>
-            <w:r>
-              <w:rPr>
-                <w:rFonts w:ascii="Arial" w:hAnsi="DejaVu Sans" w:eastAsia="DejaVu Sans" w:cs="DejaVu Sans"/>
-                <w:i w:val="false"/>
-                <w:b w:val="false"/>
-                <w:u w:val="none"/>
+              <w:rPr>
+                <w:rFonts w:ascii="Arial" w:hAnsi="Arial" w:eastAsia="Arial" w:cs="Arial"/>
+                <w:i w:val="false"/>
+                <w:b w:val="false"/>
+                <w:u w:val="none"/>
+                <w:strike w:val="false"/>
+                <w:sz w:val="21"/>
+                <w:szCs w:val="21"/>
+                <w:color w:val="000000"/>
+              </w:rPr>
+            </w:pPr>
+            <w:r>
+              <w:rPr>
+                <w:rFonts w:ascii="Arial" w:hAnsi="Arial" w:eastAsia="Arial" w:cs="Arial"/>
+                <w:i w:val="false"/>
+                <w:b w:val="false"/>
+                <w:u w:val="none"/>
+                <w:strike w:val="false"/>
                 <w:sz w:val="21"/>
                 <w:szCs w:val="21"/>
                 <w:color w:val="000000"/>
@@ -5264,7 +6168,6 @@
           </w:tcPr>
           <w:p>
             <w:pPr>
-              <w:pStyle w:val="Normal"/>
               <w:jc w:val="left"/>
               <w:pBdr>
                 <w:bottom w:val="none" w:sz="0" w:space="0" w:color="000000"/>
@@ -5274,13 +6177,24 @@
               </w:pBdr>
               <w:spacing w:after="80" w:before="80" w:line="240"/>
               <w:ind w:left="80" w:right="80" w:firstLine="0" w:firstLineChars="0"/>
-            </w:pPr>
-            <w:r>
-              <w:rPr>
-                <w:rFonts w:ascii="Arial" w:hAnsi="DejaVu Sans" w:eastAsia="DejaVu Sans" w:cs="DejaVu Sans"/>
-                <w:i w:val="false"/>
-                <w:b w:val="false"/>
-                <w:u w:val="none"/>
+              <w:rPr>
+                <w:rFonts w:ascii="Arial" w:hAnsi="Arial" w:eastAsia="Arial" w:cs="Arial"/>
+                <w:i w:val="false"/>
+                <w:b w:val="false"/>
+                <w:u w:val="none"/>
+                <w:strike w:val="false"/>
+                <w:sz w:val="21"/>
+                <w:szCs w:val="21"/>
+                <w:color w:val="000000"/>
+              </w:rPr>
+            </w:pPr>
+            <w:r>
+              <w:rPr>
+                <w:rFonts w:ascii="Arial" w:hAnsi="Arial" w:eastAsia="Arial" w:cs="Arial"/>
+                <w:i w:val="false"/>
+                <w:b w:val="false"/>
+                <w:u w:val="none"/>
+                <w:strike w:val="false"/>
                 <w:sz w:val="21"/>
                 <w:szCs w:val="21"/>
                 <w:color w:val="000000"/>
@@ -5308,7 +6222,6 @@
           </w:tcPr>
           <w:p>
             <w:pPr>
-              <w:pStyle w:val="Normal"/>
               <w:jc w:val="left"/>
               <w:pBdr>
                 <w:bottom w:val="none" w:sz="0" w:space="0" w:color="000000"/>
@@ -5318,13 +6231,24 @@
               </w:pBdr>
               <w:spacing w:after="80" w:before="80" w:line="240"/>
               <w:ind w:left="80" w:right="80" w:firstLine="0" w:firstLineChars="0"/>
-            </w:pPr>
-            <w:r>
-              <w:rPr>
-                <w:rFonts w:ascii="Arial" w:hAnsi="DejaVu Sans" w:eastAsia="DejaVu Sans" w:cs="DejaVu Sans"/>
-                <w:i w:val="false"/>
-                <w:b w:val="false"/>
-                <w:u w:val="none"/>
+              <w:rPr>
+                <w:rFonts w:ascii="Arial" w:hAnsi="Arial" w:eastAsia="Arial" w:cs="Arial"/>
+                <w:i w:val="false"/>
+                <w:b w:val="false"/>
+                <w:u w:val="none"/>
+                <w:strike w:val="false"/>
+                <w:sz w:val="21"/>
+                <w:szCs w:val="21"/>
+                <w:color w:val="000000"/>
+              </w:rPr>
+            </w:pPr>
+            <w:r>
+              <w:rPr>
+                <w:rFonts w:ascii="Arial" w:hAnsi="Arial" w:eastAsia="Arial" w:cs="Arial"/>
+                <w:i w:val="false"/>
+                <w:b w:val="false"/>
+                <w:u w:val="none"/>
+                <w:strike w:val="false"/>
                 <w:sz w:val="21"/>
                 <w:szCs w:val="21"/>
                 <w:color w:val="000000"/>
@@ -5358,7 +6282,6 @@
           </w:tcPr>
           <w:p>
             <w:pPr>
-              <w:pStyle w:val="Normal"/>
               <w:jc w:val="left"/>
               <w:pBdr>
                 <w:bottom w:val="none" w:sz="0" w:space="0" w:color="000000"/>
@@ -5368,13 +6291,24 @@
               </w:pBdr>
               <w:spacing w:after="80" w:before="80" w:line="240"/>
               <w:ind w:left="80" w:right="80" w:firstLine="0" w:firstLineChars="0"/>
-            </w:pPr>
-            <w:r>
-              <w:rPr>
-                <w:rFonts w:ascii="Arial" w:hAnsi="DejaVu Sans" w:eastAsia="DejaVu Sans" w:cs="DejaVu Sans"/>
-                <w:i w:val="false"/>
-                <w:b w:val="false"/>
-                <w:u w:val="none"/>
+              <w:rPr>
+                <w:rFonts w:ascii="Arial" w:hAnsi="Arial" w:eastAsia="Arial" w:cs="Arial"/>
+                <w:i w:val="false"/>
+                <w:b w:val="false"/>
+                <w:u w:val="none"/>
+                <w:strike w:val="false"/>
+                <w:sz w:val="21"/>
+                <w:szCs w:val="21"/>
+                <w:color w:val="000000"/>
+              </w:rPr>
+            </w:pPr>
+            <w:r>
+              <w:rPr>
+                <w:rFonts w:ascii="Arial" w:hAnsi="Arial" w:eastAsia="Arial" w:cs="Arial"/>
+                <w:i w:val="false"/>
+                <w:b w:val="false"/>
+                <w:u w:val="none"/>
+                <w:strike w:val="false"/>
                 <w:sz w:val="21"/>
                 <w:szCs w:val="21"/>
                 <w:color w:val="000000"/>
@@ -5402,7 +6336,6 @@
           </w:tcPr>
           <w:p>
             <w:pPr>
-              <w:pStyle w:val="Normal"/>
               <w:jc w:val="left"/>
               <w:pBdr>
                 <w:bottom w:val="none" w:sz="0" w:space="0" w:color="000000"/>
@@ -5412,13 +6345,24 @@
               </w:pBdr>
               <w:spacing w:after="80" w:before="80" w:line="240"/>
               <w:ind w:left="80" w:right="80" w:firstLine="0" w:firstLineChars="0"/>
-            </w:pPr>
-            <w:r>
-              <w:rPr>
-                <w:rFonts w:ascii="Arial" w:hAnsi="DejaVu Sans" w:eastAsia="DejaVu Sans" w:cs="DejaVu Sans"/>
-                <w:i w:val="false"/>
-                <w:b w:val="false"/>
-                <w:u w:val="none"/>
+              <w:rPr>
+                <w:rFonts w:ascii="Arial" w:hAnsi="Arial" w:eastAsia="Arial" w:cs="Arial"/>
+                <w:i w:val="false"/>
+                <w:b w:val="false"/>
+                <w:u w:val="none"/>
+                <w:strike w:val="false"/>
+                <w:sz w:val="21"/>
+                <w:szCs w:val="21"/>
+                <w:color w:val="000000"/>
+              </w:rPr>
+            </w:pPr>
+            <w:r>
+              <w:rPr>
+                <w:rFonts w:ascii="Arial" w:hAnsi="Arial" w:eastAsia="Arial" w:cs="Arial"/>
+                <w:i w:val="false"/>
+                <w:b w:val="false"/>
+                <w:u w:val="none"/>
+                <w:strike w:val="false"/>
                 <w:sz w:val="21"/>
                 <w:szCs w:val="21"/>
                 <w:color w:val="000000"/>
@@ -5446,7 +6390,6 @@
           </w:tcPr>
           <w:p>
             <w:pPr>
-              <w:pStyle w:val="Normal"/>
               <w:jc w:val="left"/>
               <w:pBdr>
                 <w:bottom w:val="none" w:sz="0" w:space="0" w:color="000000"/>
@@ -5456,13 +6399,24 @@
               </w:pBdr>
               <w:spacing w:after="80" w:before="80" w:line="240"/>
               <w:ind w:left="80" w:right="80" w:firstLine="0" w:firstLineChars="0"/>
-            </w:pPr>
-            <w:r>
-              <w:rPr>
-                <w:rFonts w:ascii="Arial" w:hAnsi="DejaVu Sans" w:eastAsia="DejaVu Sans" w:cs="DejaVu Sans"/>
-                <w:i w:val="false"/>
-                <w:b w:val="false"/>
-                <w:u w:val="none"/>
+              <w:rPr>
+                <w:rFonts w:ascii="Arial" w:hAnsi="Arial" w:eastAsia="Arial" w:cs="Arial"/>
+                <w:i w:val="false"/>
+                <w:b w:val="false"/>
+                <w:u w:val="none"/>
+                <w:strike w:val="false"/>
+                <w:sz w:val="21"/>
+                <w:szCs w:val="21"/>
+                <w:color w:val="000000"/>
+              </w:rPr>
+            </w:pPr>
+            <w:r>
+              <w:rPr>
+                <w:rFonts w:ascii="Arial" w:hAnsi="Arial" w:eastAsia="Arial" w:cs="Arial"/>
+                <w:i w:val="false"/>
+                <w:b w:val="false"/>
+                <w:u w:val="none"/>
+                <w:strike w:val="false"/>
                 <w:sz w:val="21"/>
                 <w:szCs w:val="21"/>
                 <w:color w:val="000000"/>
@@ -5490,7 +6444,6 @@
           </w:tcPr>
           <w:p>
             <w:pPr>
-              <w:pStyle w:val="Normal"/>
               <w:jc w:val="left"/>
               <w:pBdr>
                 <w:bottom w:val="none" w:sz="0" w:space="0" w:color="000000"/>
@@ -5500,13 +6453,24 @@
               </w:pBdr>
               <w:spacing w:after="80" w:before="80" w:line="240"/>
               <w:ind w:left="80" w:right="80" w:firstLine="0" w:firstLineChars="0"/>
-            </w:pPr>
-            <w:r>
-              <w:rPr>
-                <w:rFonts w:ascii="Arial" w:hAnsi="DejaVu Sans" w:eastAsia="DejaVu Sans" w:cs="DejaVu Sans"/>
-                <w:i w:val="false"/>
-                <w:b w:val="false"/>
-                <w:u w:val="none"/>
+              <w:rPr>
+                <w:rFonts w:ascii="Arial" w:hAnsi="Arial" w:eastAsia="Arial" w:cs="Arial"/>
+                <w:i w:val="false"/>
+                <w:b w:val="false"/>
+                <w:u w:val="none"/>
+                <w:strike w:val="false"/>
+                <w:sz w:val="21"/>
+                <w:szCs w:val="21"/>
+                <w:color w:val="000000"/>
+              </w:rPr>
+            </w:pPr>
+            <w:r>
+              <w:rPr>
+                <w:rFonts w:ascii="Arial" w:hAnsi="Arial" w:eastAsia="Arial" w:cs="Arial"/>
+                <w:i w:val="false"/>
+                <w:b w:val="false"/>
+                <w:u w:val="none"/>
+                <w:strike w:val="false"/>
                 <w:sz w:val="21"/>
                 <w:szCs w:val="21"/>
                 <w:color w:val="000000"/>
@@ -5540,7 +6504,6 @@
           </w:tcPr>
           <w:p>
             <w:pPr>
-              <w:pStyle w:val="Normal"/>
               <w:jc w:val="left"/>
               <w:pBdr>
                 <w:bottom w:val="none" w:sz="0" w:space="0" w:color="000000"/>
@@ -5550,13 +6513,24 @@
               </w:pBdr>
               <w:spacing w:after="80" w:before="80" w:line="240"/>
               <w:ind w:left="80" w:right="80" w:firstLine="0" w:firstLineChars="0"/>
-            </w:pPr>
-            <w:r>
-              <w:rPr>
-                <w:rFonts w:ascii="Arial" w:hAnsi="DejaVu Sans" w:eastAsia="DejaVu Sans" w:cs="DejaVu Sans"/>
-                <w:i w:val="false"/>
-                <w:b w:val="false"/>
-                <w:u w:val="none"/>
+              <w:rPr>
+                <w:rFonts w:ascii="Arial" w:hAnsi="Arial" w:eastAsia="Arial" w:cs="Arial"/>
+                <w:i w:val="false"/>
+                <w:b w:val="false"/>
+                <w:u w:val="none"/>
+                <w:strike w:val="false"/>
+                <w:sz w:val="21"/>
+                <w:szCs w:val="21"/>
+                <w:color w:val="000000"/>
+              </w:rPr>
+            </w:pPr>
+            <w:r>
+              <w:rPr>
+                <w:rFonts w:ascii="Arial" w:hAnsi="Arial" w:eastAsia="Arial" w:cs="Arial"/>
+                <w:i w:val="false"/>
+                <w:b w:val="false"/>
+                <w:u w:val="none"/>
+                <w:strike w:val="false"/>
                 <w:sz w:val="21"/>
                 <w:szCs w:val="21"/>
                 <w:color w:val="000000"/>
@@ -5584,7 +6558,6 @@
           </w:tcPr>
           <w:p>
             <w:pPr>
-              <w:pStyle w:val="Normal"/>
               <w:jc w:val="left"/>
               <w:pBdr>
                 <w:bottom w:val="none" w:sz="0" w:space="0" w:color="000000"/>
@@ -5594,13 +6567,24 @@
               </w:pBdr>
               <w:spacing w:after="80" w:before="80" w:line="240"/>
               <w:ind w:left="80" w:right="80" w:firstLine="0" w:firstLineChars="0"/>
-            </w:pPr>
-            <w:r>
-              <w:rPr>
-                <w:rFonts w:ascii="Arial" w:hAnsi="DejaVu Sans" w:eastAsia="DejaVu Sans" w:cs="DejaVu Sans"/>
-                <w:i w:val="false"/>
-                <w:b w:val="false"/>
-                <w:u w:val="none"/>
+              <w:rPr>
+                <w:rFonts w:ascii="Arial" w:hAnsi="Arial" w:eastAsia="Arial" w:cs="Arial"/>
+                <w:i w:val="false"/>
+                <w:b w:val="false"/>
+                <w:u w:val="none"/>
+                <w:strike w:val="false"/>
+                <w:sz w:val="21"/>
+                <w:szCs w:val="21"/>
+                <w:color w:val="000000"/>
+              </w:rPr>
+            </w:pPr>
+            <w:r>
+              <w:rPr>
+                <w:rFonts w:ascii="Arial" w:hAnsi="Arial" w:eastAsia="Arial" w:cs="Arial"/>
+                <w:i w:val="false"/>
+                <w:b w:val="false"/>
+                <w:u w:val="none"/>
+                <w:strike w:val="false"/>
                 <w:sz w:val="21"/>
                 <w:szCs w:val="21"/>
                 <w:color w:val="000000"/>
@@ -5628,7 +6612,6 @@
           </w:tcPr>
           <w:p>
             <w:pPr>
-              <w:pStyle w:val="Normal"/>
               <w:jc w:val="left"/>
               <w:pBdr>
                 <w:bottom w:val="none" w:sz="0" w:space="0" w:color="000000"/>
@@ -5638,13 +6621,24 @@
               </w:pBdr>
               <w:spacing w:after="80" w:before="80" w:line="240"/>
               <w:ind w:left="80" w:right="80" w:firstLine="0" w:firstLineChars="0"/>
-            </w:pPr>
-            <w:r>
-              <w:rPr>
-                <w:rFonts w:ascii="Arial" w:hAnsi="DejaVu Sans" w:eastAsia="DejaVu Sans" w:cs="DejaVu Sans"/>
-                <w:i w:val="false"/>
-                <w:b w:val="false"/>
-                <w:u w:val="none"/>
+              <w:rPr>
+                <w:rFonts w:ascii="Arial" w:hAnsi="Arial" w:eastAsia="Arial" w:cs="Arial"/>
+                <w:i w:val="false"/>
+                <w:b w:val="false"/>
+                <w:u w:val="none"/>
+                <w:strike w:val="false"/>
+                <w:sz w:val="21"/>
+                <w:szCs w:val="21"/>
+                <w:color w:val="000000"/>
+              </w:rPr>
+            </w:pPr>
+            <w:r>
+              <w:rPr>
+                <w:rFonts w:ascii="Arial" w:hAnsi="Arial" w:eastAsia="Arial" w:cs="Arial"/>
+                <w:i w:val="false"/>
+                <w:b w:val="false"/>
+                <w:u w:val="none"/>
+                <w:strike w:val="false"/>
                 <w:sz w:val="21"/>
                 <w:szCs w:val="21"/>
                 <w:color w:val="000000"/>
@@ -5672,7 +6666,6 @@
           </w:tcPr>
           <w:p>
             <w:pPr>
-              <w:pStyle w:val="Normal"/>
               <w:jc w:val="left"/>
               <w:pBdr>
                 <w:bottom w:val="none" w:sz="0" w:space="0" w:color="000000"/>
@@ -5682,13 +6675,24 @@
               </w:pBdr>
               <w:spacing w:after="80" w:before="80" w:line="240"/>
               <w:ind w:left="80" w:right="80" w:firstLine="0" w:firstLineChars="0"/>
-            </w:pPr>
-            <w:r>
-              <w:rPr>
-                <w:rFonts w:ascii="Arial" w:hAnsi="DejaVu Sans" w:eastAsia="DejaVu Sans" w:cs="DejaVu Sans"/>
-                <w:i w:val="false"/>
-                <w:b w:val="false"/>
-                <w:u w:val="none"/>
+              <w:rPr>
+                <w:rFonts w:ascii="Arial" w:hAnsi="Arial" w:eastAsia="Arial" w:cs="Arial"/>
+                <w:i w:val="false"/>
+                <w:b w:val="false"/>
+                <w:u w:val="none"/>
+                <w:strike w:val="false"/>
+                <w:sz w:val="21"/>
+                <w:szCs w:val="21"/>
+                <w:color w:val="000000"/>
+              </w:rPr>
+            </w:pPr>
+            <w:r>
+              <w:rPr>
+                <w:rFonts w:ascii="Arial" w:hAnsi="Arial" w:eastAsia="Arial" w:cs="Arial"/>
+                <w:i w:val="false"/>
+                <w:b w:val="false"/>
+                <w:u w:val="none"/>
+                <w:strike w:val="false"/>
                 <w:sz w:val="21"/>
                 <w:szCs w:val="21"/>
                 <w:color w:val="000000"/>
@@ -5718,6 +6722,7 @@
           <w:i w:val="false"/>
           <w:b w:val="true"/>
           <w:u w:val="none"/>
+          <w:strike w:val="false"/>
           <w:sz w:val="22"/>
           <w:szCs w:val="22"/>
           <w:color w:val="000000"/>
@@ -5744,6 +6749,7 @@
           <w:i w:val="false"/>
           <w:b w:val="false"/>
           <w:u w:val="none"/>
+          <w:strike w:val="false"/>
           <w:sz w:val="22"/>
           <w:szCs w:val="22"/>
           <w:color w:val="000000"/>
@@ -5770,6 +6776,7 @@
           <w:i w:val="false"/>
           <w:b w:val="false"/>
           <w:u w:val="none"/>
+          <w:strike w:val="false"/>
           <w:sz w:val="22"/>
           <w:szCs w:val="22"/>
           <w:color w:val="B5BEC9"/>
@@ -5796,6 +6803,7 @@
           <w:i w:val="false"/>
           <w:b w:val="false"/>
           <w:u w:val="none"/>
+          <w:strike w:val="false"/>
           <w:sz w:val="22"/>
           <w:szCs w:val="22"/>
           <w:color w:val="B5BEC9"/>
@@ -5828,6 +6836,7 @@
           <w:i w:val="false"/>
           <w:b w:val="false"/>
           <w:u w:val="none"/>
+          <w:strike w:val="false"/>
           <w:sz w:val="18"/>
           <w:szCs w:val="18"/>
           <w:color w:val="545860"/>
@@ -5854,6 +6863,7 @@
           <w:i w:val="false"/>
           <w:b w:val="true"/>
           <w:u w:val="none"/>
+          <w:strike w:val="false"/>
           <w:sz w:val="36"/>
           <w:szCs w:val="36"/>
           <w:color w:val="063360"/>
@@ -5880,6 +6890,7 @@
           <w:i w:val="true"/>
           <w:b w:val="false"/>
           <w:u w:val="none"/>
+          <w:strike w:val="false"/>
           <w:sz w:val="18"/>
           <w:szCs w:val="18"/>
           <w:color w:val="215A9E"/>
@@ -5921,7 +6932,6 @@
           </w:tcPr>
           <w:p>
             <w:pPr>
-              <w:pStyle w:val="Normal"/>
               <w:jc w:val="left"/>
               <w:pBdr>
                 <w:bottom w:val="none" w:sz="0" w:space="0" w:color="000000"/>
@@ -5931,6 +6941,16 @@
               </w:pBdr>
               <w:spacing w:after="200" w:before="200" w:line="240"/>
               <w:ind w:left="200" w:right="200" w:firstLine="0" w:firstLineChars="0"/>
+              <w:rPr>
+                <w:rFonts w:ascii="Arial" w:hAnsi="Arial" w:eastAsia="Arial" w:cs="Arial"/>
+                <w:i w:val="false"/>
+                <w:b w:val="false"/>
+                <w:u w:val="none"/>
+                <w:strike w:val="false"/>
+                <w:sz w:val="21"/>
+                <w:szCs w:val="21"/>
+                <w:color w:val="000000"/>
+              </w:rPr>
             </w:pPr>
             <w:r>
               <w:rPr>
@@ -5938,6 +6958,7 @@
                 <w:i w:val="false"/>
                 <w:b w:val="true"/>
                 <w:u w:val="none"/>
+                <w:strike w:val="false"/>
                 <w:sz w:val="28"/>
                 <w:szCs w:val="28"/>
                 <w:color w:val="063360"/>
@@ -5950,6 +6971,7 @@
                 <w:i w:val="false"/>
                 <w:b w:val="false"/>
                 <w:u w:val="none"/>
+                <w:strike w:val="false"/>
                 <w:sz w:val="32"/>
                 <w:szCs w:val="32"/>
                 <w:color w:val="000000"/>
@@ -5962,11 +6984,12 @@
                 <w:i w:val="false"/>
                 <w:b w:val="false"/>
                 <w:u w:val="none"/>
+                <w:strike w:val="false"/>
                 <w:sz w:val="32"/>
                 <w:szCs w:val="32"/>
                 <w:color w:val="000000"/>
               </w:rPr>
-              <w:t xml:space="preserve">Fatal collisions on camera roads fell 32% over two years.</w:t>
+              <w:t xml:space="preserve">Landfill waste from businesses in GreenWaste fell 50% in a year.</w:t>
             </w:r>
           </w:p>
         </w:tc>
@@ -5989,7 +7012,6 @@
           </w:tcPr>
           <w:p>
             <w:pPr>
-              <w:pStyle w:val="Normal"/>
               <w:jc w:val="left"/>
               <w:pBdr>
                 <w:bottom w:val="none" w:sz="0" w:space="0" w:color="000000"/>
@@ -5999,6 +7021,16 @@
               </w:pBdr>
               <w:spacing w:after="200" w:before="200" w:line="240"/>
               <w:ind w:left="200" w:right="200" w:firstLine="0" w:firstLineChars="0"/>
+              <w:rPr>
+                <w:rFonts w:ascii="Arial" w:hAnsi="Arial" w:eastAsia="Arial" w:cs="Arial"/>
+                <w:i w:val="false"/>
+                <w:b w:val="false"/>
+                <w:u w:val="none"/>
+                <w:strike w:val="false"/>
+                <w:sz w:val="21"/>
+                <w:szCs w:val="21"/>
+                <w:color w:val="000000"/>
+              </w:rPr>
             </w:pPr>
             <w:r>
               <w:rPr>
@@ -6006,6 +7038,7 @@
                 <w:i w:val="false"/>
                 <w:b w:val="true"/>
                 <w:u w:val="none"/>
+                <w:strike w:val="false"/>
                 <w:sz w:val="28"/>
                 <w:szCs w:val="28"/>
                 <w:color w:val="063360"/>
@@ -6018,6 +7051,7 @@
                 <w:i w:val="false"/>
                 <w:b w:val="false"/>
                 <w:u w:val="none"/>
+                <w:strike w:val="false"/>
                 <w:sz w:val="32"/>
                 <w:szCs w:val="32"/>
                 <w:color w:val="000000"/>
@@ -6030,11 +7064,12 @@
                 <w:i w:val="false"/>
                 <w:b w:val="false"/>
                 <w:u w:val="none"/>
+                <w:strike w:val="false"/>
                 <w:sz w:val="32"/>
                 <w:szCs w:val="32"/>
                 <w:color w:val="000000"/>
               </w:rPr>
-              <w:t xml:space="preserve">The effect of cameras on speed is -3.4 km/h, 95% confidence interval -3.6 to -3.1.</w:t>
+              <w:t xml:space="preserve">The effect of GreenWaste on landfill is -2.69 tonnes per business, 95% confidence interval -2.75 to -2.64.</w:t>
             </w:r>
           </w:p>
         </w:tc>
@@ -6063,7 +7098,6 @@
           </w:tcPr>
           <w:p>
             <w:pPr>
-              <w:pStyle w:val="Normal"/>
               <w:jc w:val="left"/>
               <w:pBdr>
                 <w:bottom w:val="none" w:sz="0" w:space="0" w:color="000000"/>
@@ -6073,6 +7107,16 @@
               </w:pBdr>
               <w:spacing w:after="200" w:before="200" w:line="240"/>
               <w:ind w:left="200" w:right="200" w:firstLine="0" w:firstLineChars="0"/>
+              <w:rPr>
+                <w:rFonts w:ascii="Arial" w:hAnsi="Arial" w:eastAsia="Arial" w:cs="Arial"/>
+                <w:i w:val="false"/>
+                <w:b w:val="false"/>
+                <w:u w:val="none"/>
+                <w:strike w:val="false"/>
+                <w:sz w:val="21"/>
+                <w:szCs w:val="21"/>
+                <w:color w:val="000000"/>
+              </w:rPr>
             </w:pPr>
             <w:r>
               <w:rPr>
@@ -6080,6 +7124,7 @@
                 <w:i w:val="false"/>
                 <w:b w:val="true"/>
                 <w:u w:val="none"/>
+                <w:strike w:val="false"/>
                 <w:sz w:val="28"/>
                 <w:szCs w:val="28"/>
                 <w:color w:val="063360"/>
@@ -6092,6 +7137,7 @@
                 <w:i w:val="false"/>
                 <w:b w:val="false"/>
                 <w:u w:val="none"/>
+                <w:strike w:val="false"/>
                 <w:sz w:val="32"/>
                 <w:szCs w:val="32"/>
                 <w:color w:val="000000"/>
@@ -6104,11 +7150,12 @@
                 <w:i w:val="false"/>
                 <w:b w:val="false"/>
                 <w:u w:val="none"/>
+                <w:strike w:val="false"/>
                 <w:sz w:val="32"/>
                 <w:szCs w:val="32"/>
                 <w:color w:val="000000"/>
               </w:rPr>
-              <w:t xml:space="preserve">The fall in speed is statistically significant (p &lt; 0.001), so every road should get a camera.</w:t>
+              <w:t xml:space="preserve">The fall in landfill is statistically significant (p &lt; 0.001), so every business in the country should join GreenWaste.</w:t>
             </w:r>
           </w:p>
         </w:tc>
@@ -6131,7 +7178,6 @@
           </w:tcPr>
           <w:p>
             <w:pPr>
-              <w:pStyle w:val="Normal"/>
               <w:jc w:val="left"/>
               <w:pBdr>
                 <w:bottom w:val="none" w:sz="0" w:space="0" w:color="000000"/>
@@ -6141,6 +7187,16 @@
               </w:pBdr>
               <w:spacing w:after="200" w:before="200" w:line="240"/>
               <w:ind w:left="200" w:right="200" w:firstLine="0" w:firstLineChars="0"/>
+              <w:rPr>
+                <w:rFonts w:ascii="Arial" w:hAnsi="Arial" w:eastAsia="Arial" w:cs="Arial"/>
+                <w:i w:val="false"/>
+                <w:b w:val="false"/>
+                <w:u w:val="none"/>
+                <w:strike w:val="false"/>
+                <w:sz w:val="21"/>
+                <w:szCs w:val="21"/>
+                <w:color w:val="000000"/>
+              </w:rPr>
             </w:pPr>
             <w:r>
               <w:rPr>
@@ -6148,6 +7204,7 @@
                 <w:i w:val="false"/>
                 <w:b w:val="true"/>
                 <w:u w:val="none"/>
+                <w:strike w:val="false"/>
                 <w:sz w:val="28"/>
                 <w:szCs w:val="28"/>
                 <w:color w:val="063360"/>
@@ -6160,6 +7217,7 @@
                 <w:i w:val="false"/>
                 <w:b w:val="false"/>
                 <w:u w:val="none"/>
+                <w:strike w:val="false"/>
                 <w:sz w:val="32"/>
                 <w:szCs w:val="32"/>
                 <w:color w:val="000000"/>
@@ -6172,11 +7230,12 @@
                 <w:i w:val="false"/>
                 <w:b w:val="false"/>
                 <w:u w:val="none"/>
+                <w:strike w:val="false"/>
                 <w:sz w:val="32"/>
                 <w:szCs w:val="32"/>
                 <w:color w:val="000000"/>
               </w:rPr>
-              <w:t xml:space="preserve">Speed fell 3.4 km/h on camera roads and did not change on roads without them.</w:t>
+              <w:t xml:space="preserve">Landfill fell 3.3 tonnes per business among those that took part and 0.6 tonnes among those that did not.</w:t>
             </w:r>
           </w:p>
         </w:tc>
@@ -6201,6 +7260,7 @@
           <w:i w:val="true"/>
           <w:b w:val="false"/>
           <w:u w:val="none"/>
+          <w:strike w:val="false"/>
           <w:sz w:val="17"/>
           <w:szCs w:val="17"/>
           <w:color w:val="545860"/>
@@ -6233,6 +7293,7 @@
           <w:i w:val="false"/>
           <w:b w:val="false"/>
           <w:u w:val="none"/>
+          <w:strike w:val="false"/>
           <w:sz w:val="18"/>
           <w:szCs w:val="18"/>
           <w:color w:val="545860"/>
@@ -6259,6 +7320,7 @@
           <w:i w:val="false"/>
           <w:b w:val="true"/>
           <w:u w:val="none"/>
+          <w:strike w:val="false"/>
           <w:sz w:val="36"/>
           <w:szCs w:val="36"/>
           <w:color w:val="063360"/>
@@ -6285,6 +7347,7 @@
           <w:i w:val="true"/>
           <w:b w:val="false"/>
           <w:u w:val="none"/>
+          <w:strike w:val="false"/>
           <w:sz w:val="18"/>
           <w:szCs w:val="18"/>
           <w:color w:val="215A9E"/>
@@ -6326,7 +7389,6 @@
           </w:tcPr>
           <w:p>
             <w:pPr>
-              <w:pStyle w:val="Normal"/>
               <w:jc w:val="left"/>
               <w:pBdr>
                 <w:bottom w:val="none" w:sz="0" w:space="0" w:color="000000"/>
@@ -6336,6 +7398,16 @@
               </w:pBdr>
               <w:spacing w:after="200" w:before="200" w:line="240"/>
               <w:ind w:left="200" w:right="200" w:firstLine="0" w:firstLineChars="0"/>
+              <w:rPr>
+                <w:rFonts w:ascii="Arial" w:hAnsi="Arial" w:eastAsia="Arial" w:cs="Arial"/>
+                <w:i w:val="false"/>
+                <w:b w:val="false"/>
+                <w:u w:val="none"/>
+                <w:strike w:val="false"/>
+                <w:sz w:val="21"/>
+                <w:szCs w:val="21"/>
+                <w:color w:val="000000"/>
+              </w:rPr>
             </w:pPr>
             <w:r>
               <w:rPr>
@@ -6343,6 +7415,7 @@
                 <w:i w:val="false"/>
                 <w:b w:val="true"/>
                 <w:u w:val="none"/>
+                <w:strike w:val="false"/>
                 <w:sz w:val="22"/>
                 <w:szCs w:val="22"/>
                 <w:color w:val="063360"/>
@@ -6355,6 +7428,7 @@
                 <w:i w:val="false"/>
                 <w:b w:val="false"/>
                 <w:u w:val="none"/>
+                <w:strike w:val="false"/>
                 <w:sz w:val="21"/>
                 <w:szCs w:val="21"/>
                 <w:color w:val="000000"/>
@@ -6367,6 +7441,7 @@
                 <w:i w:val="false"/>
                 <w:b w:val="false"/>
                 <w:u w:val="none"/>
+                <w:strike w:val="false"/>
                 <w:sz w:val="21"/>
                 <w:szCs w:val="21"/>
                 <w:color w:val="000000"/>
@@ -6379,6 +7454,7 @@
                 <w:i w:val="false"/>
                 <w:b w:val="false"/>
                 <w:u w:val="none"/>
+                <w:strike w:val="false"/>
                 <w:sz w:val="21"/>
                 <w:szCs w:val="21"/>
                 <w:color w:val="000000"/>
@@ -6391,6 +7467,7 @@
                 <w:i w:val="false"/>
                 <w:b w:val="false"/>
                 <w:u w:val="none"/>
+                <w:strike w:val="false"/>
                 <w:sz w:val="21"/>
                 <w:szCs w:val="21"/>
                 <w:color w:val="000000"/>
@@ -6403,6 +7480,7 @@
                 <w:i w:val="false"/>
                 <w:b w:val="false"/>
                 <w:u w:val="none"/>
+                <w:strike w:val="false"/>
                 <w:sz w:val="21"/>
                 <w:szCs w:val="21"/>
                 <w:color w:val="000000"/>
@@ -6415,6 +7493,7 @@
                 <w:i w:val="false"/>
                 <w:b w:val="false"/>
                 <w:u w:val="none"/>
+                <w:strike w:val="false"/>
                 <w:sz w:val="21"/>
                 <w:szCs w:val="21"/>
                 <w:color w:val="000000"/>
@@ -6427,6 +7506,7 @@
                 <w:i w:val="false"/>
                 <w:b w:val="false"/>
                 <w:u w:val="none"/>
+                <w:strike w:val="false"/>
                 <w:sz w:val="21"/>
                 <w:szCs w:val="21"/>
                 <w:color w:val="000000"/>
@@ -6439,6 +7519,7 @@
                 <w:i w:val="false"/>
                 <w:b w:val="false"/>
                 <w:u w:val="none"/>
+                <w:strike w:val="false"/>
                 <w:sz w:val="21"/>
                 <w:szCs w:val="21"/>
                 <w:color w:val="000000"/>
@@ -6451,6 +7532,7 @@
                 <w:i w:val="false"/>
                 <w:b w:val="false"/>
                 <w:u w:val="none"/>
+                <w:strike w:val="false"/>
                 <w:sz w:val="21"/>
                 <w:szCs w:val="21"/>
                 <w:color w:val="000000"/>
@@ -6463,6 +7545,7 @@
                 <w:i w:val="false"/>
                 <w:b w:val="false"/>
                 <w:u w:val="none"/>
+                <w:strike w:val="false"/>
                 <w:sz w:val="21"/>
                 <w:szCs w:val="21"/>
                 <w:color w:val="000000"/>
@@ -6475,6 +7558,7 @@
                 <w:i w:val="false"/>
                 <w:b w:val="false"/>
                 <w:u w:val="none"/>
+                <w:strike w:val="false"/>
                 <w:sz w:val="21"/>
                 <w:szCs w:val="21"/>
                 <w:color w:val="000000"/>
@@ -6502,7 +7586,6 @@
           </w:tcPr>
           <w:p>
             <w:pPr>
-              <w:pStyle w:val="Normal"/>
               <w:jc w:val="left"/>
               <w:pBdr>
                 <w:bottom w:val="none" w:sz="0" w:space="0" w:color="000000"/>
@@ -6512,6 +7595,16 @@
               </w:pBdr>
               <w:spacing w:after="200" w:before="200" w:line="240"/>
               <w:ind w:left="200" w:right="200" w:firstLine="0" w:firstLineChars="0"/>
+              <w:rPr>
+                <w:rFonts w:ascii="Arial" w:hAnsi="Arial" w:eastAsia="Arial" w:cs="Arial"/>
+                <w:i w:val="false"/>
+                <w:b w:val="false"/>
+                <w:u w:val="none"/>
+                <w:strike w:val="false"/>
+                <w:sz w:val="21"/>
+                <w:szCs w:val="21"/>
+                <w:color w:val="000000"/>
+              </w:rPr>
             </w:pPr>
             <w:r>
               <w:rPr>
@@ -6519,6 +7612,7 @@
                 <w:i w:val="false"/>
                 <w:b w:val="true"/>
                 <w:u w:val="none"/>
+                <w:strike w:val="false"/>
                 <w:sz w:val="22"/>
                 <w:szCs w:val="22"/>
                 <w:color w:val="063360"/>
@@ -6531,6 +7625,7 @@
                 <w:i w:val="false"/>
                 <w:b w:val="false"/>
                 <w:u w:val="none"/>
+                <w:strike w:val="false"/>
                 <w:sz w:val="21"/>
                 <w:szCs w:val="21"/>
                 <w:color w:val="000000"/>
@@ -6543,6 +7638,7 @@
                 <w:i w:val="false"/>
                 <w:b w:val="false"/>
                 <w:u w:val="none"/>
+                <w:strike w:val="false"/>
                 <w:sz w:val="21"/>
                 <w:szCs w:val="21"/>
                 <w:color w:val="000000"/>
@@ -6555,6 +7651,7 @@
                 <w:i w:val="false"/>
                 <w:b w:val="false"/>
                 <w:u w:val="none"/>
+                <w:strike w:val="false"/>
                 <w:sz w:val="21"/>
                 <w:szCs w:val="21"/>
                 <w:color w:val="000000"/>
@@ -6567,6 +7664,7 @@
                 <w:i w:val="false"/>
                 <w:b w:val="false"/>
                 <w:u w:val="none"/>
+                <w:strike w:val="false"/>
                 <w:sz w:val="21"/>
                 <w:szCs w:val="21"/>
                 <w:color w:val="000000"/>
@@ -6579,6 +7677,7 @@
                 <w:i w:val="false"/>
                 <w:b w:val="false"/>
                 <w:u w:val="none"/>
+                <w:strike w:val="false"/>
                 <w:sz w:val="21"/>
                 <w:szCs w:val="21"/>
                 <w:color w:val="000000"/>
@@ -6591,6 +7690,7 @@
                 <w:i w:val="false"/>
                 <w:b w:val="false"/>
                 <w:u w:val="none"/>
+                <w:strike w:val="false"/>
                 <w:sz w:val="21"/>
                 <w:szCs w:val="21"/>
                 <w:color w:val="000000"/>
@@ -6603,6 +7703,7 @@
                 <w:i w:val="false"/>
                 <w:b w:val="false"/>
                 <w:u w:val="none"/>
+                <w:strike w:val="false"/>
                 <w:sz w:val="21"/>
                 <w:szCs w:val="21"/>
                 <w:color w:val="000000"/>
@@ -6615,6 +7716,7 @@
                 <w:i w:val="false"/>
                 <w:b w:val="false"/>
                 <w:u w:val="none"/>
+                <w:strike w:val="false"/>
                 <w:sz w:val="21"/>
                 <w:szCs w:val="21"/>
                 <w:color w:val="000000"/>
@@ -6627,6 +7729,7 @@
                 <w:i w:val="false"/>
                 <w:b w:val="false"/>
                 <w:u w:val="none"/>
+                <w:strike w:val="false"/>
                 <w:sz w:val="21"/>
                 <w:szCs w:val="21"/>
                 <w:color w:val="000000"/>
@@ -6639,6 +7742,7 @@
                 <w:i w:val="false"/>
                 <w:b w:val="false"/>
                 <w:u w:val="none"/>
+                <w:strike w:val="false"/>
                 <w:sz w:val="21"/>
                 <w:szCs w:val="21"/>
                 <w:color w:val="000000"/>
@@ -6651,6 +7755,7 @@
                 <w:i w:val="false"/>
                 <w:b w:val="false"/>
                 <w:u w:val="none"/>
+                <w:strike w:val="false"/>
                 <w:sz w:val="21"/>
                 <w:szCs w:val="21"/>
                 <w:color w:val="000000"/>
@@ -6684,7 +7789,6 @@
           </w:tcPr>
           <w:p>
             <w:pPr>
-              <w:pStyle w:val="Normal"/>
               <w:jc w:val="left"/>
               <w:pBdr>
                 <w:bottom w:val="none" w:sz="0" w:space="0" w:color="000000"/>
@@ -6694,6 +7798,16 @@
               </w:pBdr>
               <w:spacing w:after="200" w:before="200" w:line="240"/>
               <w:ind w:left="200" w:right="200" w:firstLine="0" w:firstLineChars="0"/>
+              <w:rPr>
+                <w:rFonts w:ascii="Arial" w:hAnsi="Arial" w:eastAsia="Arial" w:cs="Arial"/>
+                <w:i w:val="false"/>
+                <w:b w:val="false"/>
+                <w:u w:val="none"/>
+                <w:strike w:val="false"/>
+                <w:sz w:val="21"/>
+                <w:szCs w:val="21"/>
+                <w:color w:val="000000"/>
+              </w:rPr>
             </w:pPr>
             <w:r>
               <w:rPr>
@@ -6701,6 +7815,7 @@
                 <w:i w:val="false"/>
                 <w:b w:val="true"/>
                 <w:u w:val="none"/>
+                <w:strike w:val="false"/>
                 <w:sz w:val="22"/>
                 <w:szCs w:val="22"/>
                 <w:color w:val="063360"/>
@@ -6713,6 +7828,7 @@
                 <w:i w:val="false"/>
                 <w:b w:val="false"/>
                 <w:u w:val="none"/>
+                <w:strike w:val="false"/>
                 <w:sz w:val="21"/>
                 <w:szCs w:val="21"/>
                 <w:color w:val="000000"/>
@@ -6725,6 +7841,7 @@
                 <w:i w:val="false"/>
                 <w:b w:val="false"/>
                 <w:u w:val="none"/>
+                <w:strike w:val="false"/>
                 <w:sz w:val="21"/>
                 <w:szCs w:val="21"/>
                 <w:color w:val="000000"/>
@@ -6737,6 +7854,7 @@
                 <w:i w:val="false"/>
                 <w:b w:val="false"/>
                 <w:u w:val="none"/>
+                <w:strike w:val="false"/>
                 <w:sz w:val="21"/>
                 <w:szCs w:val="21"/>
                 <w:color w:val="000000"/>
@@ -6749,6 +7867,7 @@
                 <w:i w:val="false"/>
                 <w:b w:val="false"/>
                 <w:u w:val="none"/>
+                <w:strike w:val="false"/>
                 <w:sz w:val="21"/>
                 <w:szCs w:val="21"/>
                 <w:color w:val="000000"/>
@@ -6761,6 +7880,7 @@
                 <w:i w:val="false"/>
                 <w:b w:val="false"/>
                 <w:u w:val="none"/>
+                <w:strike w:val="false"/>
                 <w:sz w:val="21"/>
                 <w:szCs w:val="21"/>
                 <w:color w:val="000000"/>
@@ -6773,6 +7893,7 @@
                 <w:i w:val="false"/>
                 <w:b w:val="false"/>
                 <w:u w:val="none"/>
+                <w:strike w:val="false"/>
                 <w:sz w:val="21"/>
                 <w:szCs w:val="21"/>
                 <w:color w:val="000000"/>
@@ -6785,6 +7906,7 @@
                 <w:i w:val="false"/>
                 <w:b w:val="false"/>
                 <w:u w:val="none"/>
+                <w:strike w:val="false"/>
                 <w:sz w:val="21"/>
                 <w:szCs w:val="21"/>
                 <w:color w:val="000000"/>
@@ -6797,6 +7919,7 @@
                 <w:i w:val="false"/>
                 <w:b w:val="false"/>
                 <w:u w:val="none"/>
+                <w:strike w:val="false"/>
                 <w:sz w:val="21"/>
                 <w:szCs w:val="21"/>
                 <w:color w:val="000000"/>
@@ -6809,6 +7932,7 @@
                 <w:i w:val="false"/>
                 <w:b w:val="false"/>
                 <w:u w:val="none"/>
+                <w:strike w:val="false"/>
                 <w:sz w:val="21"/>
                 <w:szCs w:val="21"/>
                 <w:color w:val="000000"/>
@@ -6821,6 +7945,7 @@
                 <w:i w:val="false"/>
                 <w:b w:val="false"/>
                 <w:u w:val="none"/>
+                <w:strike w:val="false"/>
                 <w:sz w:val="21"/>
                 <w:szCs w:val="21"/>
                 <w:color w:val="000000"/>
@@ -6833,6 +7958,7 @@
                 <w:i w:val="false"/>
                 <w:b w:val="false"/>
                 <w:u w:val="none"/>
+                <w:strike w:val="false"/>
                 <w:sz w:val="21"/>
                 <w:szCs w:val="21"/>
                 <w:color w:val="000000"/>
@@ -6860,7 +7986,6 @@
           </w:tcPr>
           <w:p>
             <w:pPr>
-              <w:pStyle w:val="Normal"/>
               <w:jc w:val="left"/>
               <w:pBdr>
                 <w:bottom w:val="none" w:sz="0" w:space="0" w:color="000000"/>
@@ -6870,6 +7995,16 @@
               </w:pBdr>
               <w:spacing w:after="200" w:before="200" w:line="240"/>
               <w:ind w:left="200" w:right="200" w:firstLine="0" w:firstLineChars="0"/>
+              <w:rPr>
+                <w:rFonts w:ascii="Arial" w:hAnsi="Arial" w:eastAsia="Arial" w:cs="Arial"/>
+                <w:i w:val="false"/>
+                <w:b w:val="false"/>
+                <w:u w:val="none"/>
+                <w:strike w:val="false"/>
+                <w:sz w:val="21"/>
+                <w:szCs w:val="21"/>
+                <w:color w:val="000000"/>
+              </w:rPr>
             </w:pPr>
             <w:r>
               <w:rPr>
@@ -6877,6 +8012,7 @@
                 <w:i w:val="false"/>
                 <w:b w:val="true"/>
                 <w:u w:val="none"/>
+                <w:strike w:val="false"/>
                 <w:sz w:val="22"/>
                 <w:szCs w:val="22"/>
                 <w:color w:val="063360"/>
@@ -6889,6 +8025,7 @@
                 <w:i w:val="false"/>
                 <w:b w:val="false"/>
                 <w:u w:val="none"/>
+                <w:strike w:val="false"/>
                 <w:sz w:val="21"/>
                 <w:szCs w:val="21"/>
                 <w:color w:val="000000"/>
@@ -6901,6 +8038,7 @@
                 <w:i w:val="false"/>
                 <w:b w:val="false"/>
                 <w:u w:val="none"/>
+                <w:strike w:val="false"/>
                 <w:sz w:val="21"/>
                 <w:szCs w:val="21"/>
                 <w:color w:val="000000"/>
@@ -6913,6 +8051,7 @@
                 <w:i w:val="false"/>
                 <w:b w:val="false"/>
                 <w:u w:val="none"/>
+                <w:strike w:val="false"/>
                 <w:sz w:val="21"/>
                 <w:szCs w:val="21"/>
                 <w:color w:val="000000"/>
@@ -6925,6 +8064,7 @@
                 <w:i w:val="false"/>
                 <w:b w:val="false"/>
                 <w:u w:val="none"/>
+                <w:strike w:val="false"/>
                 <w:sz w:val="21"/>
                 <w:szCs w:val="21"/>
                 <w:color w:val="000000"/>
@@ -6937,6 +8077,7 @@
                 <w:i w:val="false"/>
                 <w:b w:val="false"/>
                 <w:u w:val="none"/>
+                <w:strike w:val="false"/>
                 <w:sz w:val="21"/>
                 <w:szCs w:val="21"/>
                 <w:color w:val="000000"/>
@@ -6949,6 +8090,7 @@
                 <w:i w:val="false"/>
                 <w:b w:val="false"/>
                 <w:u w:val="none"/>
+                <w:strike w:val="false"/>
                 <w:sz w:val="21"/>
                 <w:szCs w:val="21"/>
                 <w:color w:val="000000"/>
@@ -6961,6 +8103,7 @@
                 <w:i w:val="false"/>
                 <w:b w:val="false"/>
                 <w:u w:val="none"/>
+                <w:strike w:val="false"/>
                 <w:sz w:val="21"/>
                 <w:szCs w:val="21"/>
                 <w:color w:val="000000"/>
@@ -6973,6 +8116,7 @@
                 <w:i w:val="false"/>
                 <w:b w:val="false"/>
                 <w:u w:val="none"/>
+                <w:strike w:val="false"/>
                 <w:sz w:val="21"/>
                 <w:szCs w:val="21"/>
                 <w:color w:val="000000"/>
@@ -6985,6 +8129,7 @@
                 <w:i w:val="false"/>
                 <w:b w:val="false"/>
                 <w:u w:val="none"/>
+                <w:strike w:val="false"/>
                 <w:sz w:val="21"/>
                 <w:szCs w:val="21"/>
                 <w:color w:val="000000"/>
@@ -6997,6 +8142,7 @@
                 <w:i w:val="false"/>
                 <w:b w:val="false"/>
                 <w:u w:val="none"/>
+                <w:strike w:val="false"/>
                 <w:sz w:val="21"/>
                 <w:szCs w:val="21"/>
                 <w:color w:val="000000"/>
@@ -7009,6 +8155,7 @@
                 <w:i w:val="false"/>
                 <w:b w:val="false"/>
                 <w:u w:val="none"/>
+                <w:strike w:val="false"/>
                 <w:sz w:val="21"/>
                 <w:szCs w:val="21"/>
                 <w:color w:val="000000"/>
@@ -7042,7 +8189,6 @@
           </w:tcPr>
           <w:p>
             <w:pPr>
-              <w:pStyle w:val="Normal"/>
               <w:jc w:val="left"/>
               <w:pBdr>
                 <w:bottom w:val="none" w:sz="0" w:space="0" w:color="000000"/>
@@ -7052,6 +8198,16 @@
               </w:pBdr>
               <w:spacing w:after="200" w:before="200" w:line="240"/>
               <w:ind w:left="200" w:right="200" w:firstLine="0" w:firstLineChars="0"/>
+              <w:rPr>
+                <w:rFonts w:ascii="Arial" w:hAnsi="Arial" w:eastAsia="Arial" w:cs="Arial"/>
+                <w:i w:val="false"/>
+                <w:b w:val="false"/>
+                <w:u w:val="none"/>
+                <w:strike w:val="false"/>
+                <w:sz w:val="21"/>
+                <w:szCs w:val="21"/>
+                <w:color w:val="000000"/>
+              </w:rPr>
             </w:pPr>
             <w:r>
               <w:rPr>
@@ -7059,6 +8215,7 @@
                 <w:i w:val="false"/>
                 <w:b w:val="true"/>
                 <w:u w:val="none"/>
+                <w:strike w:val="false"/>
                 <w:sz w:val="22"/>
                 <w:szCs w:val="22"/>
                 <w:color w:val="063360"/>
@@ -7071,6 +8228,7 @@
                 <w:i w:val="false"/>
                 <w:b w:val="false"/>
                 <w:u w:val="none"/>
+                <w:strike w:val="false"/>
                 <w:sz w:val="21"/>
                 <w:szCs w:val="21"/>
                 <w:color w:val="000000"/>
@@ -7083,6 +8241,7 @@
                 <w:i w:val="false"/>
                 <w:b w:val="false"/>
                 <w:u w:val="none"/>
+                <w:strike w:val="false"/>
                 <w:sz w:val="21"/>
                 <w:szCs w:val="21"/>
                 <w:color w:val="000000"/>
@@ -7095,6 +8254,7 @@
                 <w:i w:val="false"/>
                 <w:b w:val="false"/>
                 <w:u w:val="none"/>
+                <w:strike w:val="false"/>
                 <w:sz w:val="21"/>
                 <w:szCs w:val="21"/>
                 <w:color w:val="000000"/>
@@ -7107,6 +8267,7 @@
                 <w:i w:val="false"/>
                 <w:b w:val="false"/>
                 <w:u w:val="none"/>
+                <w:strike w:val="false"/>
                 <w:sz w:val="21"/>
                 <w:szCs w:val="21"/>
                 <w:color w:val="000000"/>
@@ -7119,6 +8280,7 @@
                 <w:i w:val="false"/>
                 <w:b w:val="false"/>
                 <w:u w:val="none"/>
+                <w:strike w:val="false"/>
                 <w:sz w:val="21"/>
                 <w:szCs w:val="21"/>
                 <w:color w:val="000000"/>
@@ -7131,6 +8293,7 @@
                 <w:i w:val="false"/>
                 <w:b w:val="false"/>
                 <w:u w:val="none"/>
+                <w:strike w:val="false"/>
                 <w:sz w:val="21"/>
                 <w:szCs w:val="21"/>
                 <w:color w:val="000000"/>
@@ -7143,6 +8306,7 @@
                 <w:i w:val="false"/>
                 <w:b w:val="false"/>
                 <w:u w:val="none"/>
+                <w:strike w:val="false"/>
                 <w:sz w:val="21"/>
                 <w:szCs w:val="21"/>
                 <w:color w:val="000000"/>
@@ -7155,6 +8319,7 @@
                 <w:i w:val="false"/>
                 <w:b w:val="false"/>
                 <w:u w:val="none"/>
+                <w:strike w:val="false"/>
                 <w:sz w:val="21"/>
                 <w:szCs w:val="21"/>
                 <w:color w:val="000000"/>
@@ -7167,6 +8332,7 @@
                 <w:i w:val="false"/>
                 <w:b w:val="false"/>
                 <w:u w:val="none"/>
+                <w:strike w:val="false"/>
                 <w:sz w:val="21"/>
                 <w:szCs w:val="21"/>
                 <w:color w:val="000000"/>
@@ -7179,6 +8345,7 @@
                 <w:i w:val="false"/>
                 <w:b w:val="false"/>
                 <w:u w:val="none"/>
+                <w:strike w:val="false"/>
                 <w:sz w:val="21"/>
                 <w:szCs w:val="21"/>
                 <w:color w:val="000000"/>
@@ -7191,6 +8358,7 @@
                 <w:i w:val="false"/>
                 <w:b w:val="false"/>
                 <w:u w:val="none"/>
+                <w:strike w:val="false"/>
                 <w:sz w:val="21"/>
                 <w:szCs w:val="21"/>
                 <w:color w:val="000000"/>
@@ -7218,7 +8386,6 @@
           </w:tcPr>
           <w:p>
             <w:pPr>
-              <w:pStyle w:val="Normal"/>
               <w:jc w:val="left"/>
               <w:pBdr>
                 <w:bottom w:val="none" w:sz="0" w:space="0" w:color="000000"/>
@@ -7228,6 +8395,16 @@
               </w:pBdr>
               <w:spacing w:after="200" w:before="200" w:line="240"/>
               <w:ind w:left="200" w:right="200" w:firstLine="0" w:firstLineChars="0"/>
+              <w:rPr>
+                <w:rFonts w:ascii="Arial" w:hAnsi="Arial" w:eastAsia="Arial" w:cs="Arial"/>
+                <w:i w:val="false"/>
+                <w:b w:val="false"/>
+                <w:u w:val="none"/>
+                <w:strike w:val="false"/>
+                <w:sz w:val="21"/>
+                <w:szCs w:val="21"/>
+                <w:color w:val="000000"/>
+              </w:rPr>
             </w:pPr>
             <w:r>
               <w:rPr>
@@ -7235,6 +8412,7 @@
                 <w:i w:val="false"/>
                 <w:b w:val="true"/>
                 <w:u w:val="none"/>
+                <w:strike w:val="false"/>
                 <w:sz w:val="22"/>
                 <w:szCs w:val="22"/>
                 <w:color w:val="063360"/>
@@ -7247,6 +8425,7 @@
                 <w:i w:val="false"/>
                 <w:b w:val="false"/>
                 <w:u w:val="none"/>
+                <w:strike w:val="false"/>
                 <w:sz w:val="21"/>
                 <w:szCs w:val="21"/>
                 <w:color w:val="000000"/>
@@ -7259,6 +8438,7 @@
                 <w:i w:val="false"/>
                 <w:b w:val="false"/>
                 <w:u w:val="none"/>
+                <w:strike w:val="false"/>
                 <w:sz w:val="21"/>
                 <w:szCs w:val="21"/>
                 <w:color w:val="000000"/>
@@ -7271,6 +8451,7 @@
                 <w:i w:val="false"/>
                 <w:b w:val="false"/>
                 <w:u w:val="none"/>
+                <w:strike w:val="false"/>
                 <w:sz w:val="21"/>
                 <w:szCs w:val="21"/>
                 <w:color w:val="000000"/>
@@ -7283,6 +8464,7 @@
                 <w:i w:val="false"/>
                 <w:b w:val="false"/>
                 <w:u w:val="none"/>
+                <w:strike w:val="false"/>
                 <w:sz w:val="21"/>
                 <w:szCs w:val="21"/>
                 <w:color w:val="000000"/>
@@ -7295,6 +8477,7 @@
                 <w:i w:val="false"/>
                 <w:b w:val="false"/>
                 <w:u w:val="none"/>
+                <w:strike w:val="false"/>
                 <w:sz w:val="21"/>
                 <w:szCs w:val="21"/>
                 <w:color w:val="000000"/>
@@ -7307,6 +8490,7 @@
                 <w:i w:val="false"/>
                 <w:b w:val="false"/>
                 <w:u w:val="none"/>
+                <w:strike w:val="false"/>
                 <w:sz w:val="21"/>
                 <w:szCs w:val="21"/>
                 <w:color w:val="000000"/>
@@ -7319,6 +8503,7 @@
                 <w:i w:val="false"/>
                 <w:b w:val="false"/>
                 <w:u w:val="none"/>
+                <w:strike w:val="false"/>
                 <w:sz w:val="21"/>
                 <w:szCs w:val="21"/>
                 <w:color w:val="000000"/>
@@ -7331,6 +8516,7 @@
                 <w:i w:val="false"/>
                 <w:b w:val="false"/>
                 <w:u w:val="none"/>
+                <w:strike w:val="false"/>
                 <w:sz w:val="21"/>
                 <w:szCs w:val="21"/>
                 <w:color w:val="000000"/>
@@ -7343,6 +8529,7 @@
                 <w:i w:val="false"/>
                 <w:b w:val="false"/>
                 <w:u w:val="none"/>
+                <w:strike w:val="false"/>
                 <w:sz w:val="21"/>
                 <w:szCs w:val="21"/>
                 <w:color w:val="000000"/>
@@ -7355,6 +8542,7 @@
                 <w:i w:val="false"/>
                 <w:b w:val="false"/>
                 <w:u w:val="none"/>
+                <w:strike w:val="false"/>
                 <w:sz w:val="21"/>
                 <w:szCs w:val="21"/>
                 <w:color w:val="000000"/>
@@ -7367,6 +8555,7 @@
                 <w:i w:val="false"/>
                 <w:b w:val="false"/>
                 <w:u w:val="none"/>
+                <w:strike w:val="false"/>
                 <w:sz w:val="21"/>
                 <w:szCs w:val="21"/>
                 <w:color w:val="000000"/>
@@ -7400,7 +8589,6 @@
           </w:tcPr>
           <w:p>
             <w:pPr>
-              <w:pStyle w:val="Normal"/>
               <w:jc w:val="left"/>
               <w:pBdr>
                 <w:bottom w:val="none" w:sz="0" w:space="0" w:color="000000"/>
@@ -7410,6 +8598,16 @@
               </w:pBdr>
               <w:spacing w:after="200" w:before="200" w:line="240"/>
               <w:ind w:left="200" w:right="200" w:firstLine="0" w:firstLineChars="0"/>
+              <w:rPr>
+                <w:rFonts w:ascii="Arial" w:hAnsi="Arial" w:eastAsia="Arial" w:cs="Arial"/>
+                <w:i w:val="false"/>
+                <w:b w:val="false"/>
+                <w:u w:val="none"/>
+                <w:strike w:val="false"/>
+                <w:sz w:val="21"/>
+                <w:szCs w:val="21"/>
+                <w:color w:val="000000"/>
+              </w:rPr>
             </w:pPr>
             <w:r>
               <w:rPr>
@@ -7417,6 +8615,7 @@
                 <w:i w:val="false"/>
                 <w:b w:val="true"/>
                 <w:u w:val="none"/>
+                <w:strike w:val="false"/>
                 <w:sz w:val="22"/>
                 <w:szCs w:val="22"/>
                 <w:color w:val="063360"/>
@@ -7429,6 +8628,7 @@
                 <w:i w:val="false"/>
                 <w:b w:val="false"/>
                 <w:u w:val="none"/>
+                <w:strike w:val="false"/>
                 <w:sz w:val="21"/>
                 <w:szCs w:val="21"/>
                 <w:color w:val="000000"/>
@@ -7441,6 +8641,7 @@
                 <w:i w:val="false"/>
                 <w:b w:val="false"/>
                 <w:u w:val="none"/>
+                <w:strike w:val="false"/>
                 <w:sz w:val="21"/>
                 <w:szCs w:val="21"/>
                 <w:color w:val="000000"/>
@@ -7453,6 +8654,7 @@
                 <w:i w:val="false"/>
                 <w:b w:val="false"/>
                 <w:u w:val="none"/>
+                <w:strike w:val="false"/>
                 <w:sz w:val="21"/>
                 <w:szCs w:val="21"/>
                 <w:color w:val="000000"/>
@@ -7465,6 +8667,7 @@
                 <w:i w:val="false"/>
                 <w:b w:val="false"/>
                 <w:u w:val="none"/>
+                <w:strike w:val="false"/>
                 <w:sz w:val="21"/>
                 <w:szCs w:val="21"/>
                 <w:color w:val="000000"/>
@@ -7477,6 +8680,7 @@
                 <w:i w:val="false"/>
                 <w:b w:val="false"/>
                 <w:u w:val="none"/>
+                <w:strike w:val="false"/>
                 <w:sz w:val="21"/>
                 <w:szCs w:val="21"/>
                 <w:color w:val="000000"/>
@@ -7489,6 +8693,7 @@
                 <w:i w:val="false"/>
                 <w:b w:val="false"/>
                 <w:u w:val="none"/>
+                <w:strike w:val="false"/>
                 <w:sz w:val="21"/>
                 <w:szCs w:val="21"/>
                 <w:color w:val="000000"/>
@@ -7501,6 +8706,7 @@
                 <w:i w:val="false"/>
                 <w:b w:val="false"/>
                 <w:u w:val="none"/>
+                <w:strike w:val="false"/>
                 <w:sz w:val="21"/>
                 <w:szCs w:val="21"/>
                 <w:color w:val="000000"/>
@@ -7513,6 +8719,7 @@
                 <w:i w:val="false"/>
                 <w:b w:val="false"/>
                 <w:u w:val="none"/>
+                <w:strike w:val="false"/>
                 <w:sz w:val="21"/>
                 <w:szCs w:val="21"/>
                 <w:color w:val="000000"/>
@@ -7525,6 +8732,7 @@
                 <w:i w:val="false"/>
                 <w:b w:val="false"/>
                 <w:u w:val="none"/>
+                <w:strike w:val="false"/>
                 <w:sz w:val="21"/>
                 <w:szCs w:val="21"/>
                 <w:color w:val="000000"/>
@@ -7537,6 +8745,7 @@
                 <w:i w:val="false"/>
                 <w:b w:val="false"/>
                 <w:u w:val="none"/>
+                <w:strike w:val="false"/>
                 <w:sz w:val="21"/>
                 <w:szCs w:val="21"/>
                 <w:color w:val="000000"/>
@@ -7549,6 +8758,7 @@
                 <w:i w:val="false"/>
                 <w:b w:val="false"/>
                 <w:u w:val="none"/>
+                <w:strike w:val="false"/>
                 <w:sz w:val="21"/>
                 <w:szCs w:val="21"/>
                 <w:color w:val="000000"/>
@@ -7576,7 +8786,6 @@
           </w:tcPr>
           <w:p>
             <w:pPr>
-              <w:pStyle w:val="Normal"/>
               <w:jc w:val="left"/>
               <w:pBdr>
                 <w:bottom w:val="none" w:sz="0" w:space="0" w:color="000000"/>
@@ -7586,6 +8795,16 @@
               </w:pBdr>
               <w:spacing w:after="200" w:before="200" w:line="240"/>
               <w:ind w:left="200" w:right="200" w:firstLine="0" w:firstLineChars="0"/>
+              <w:rPr>
+                <w:rFonts w:ascii="Arial" w:hAnsi="Arial" w:eastAsia="Arial" w:cs="Arial"/>
+                <w:i w:val="false"/>
+                <w:b w:val="false"/>
+                <w:u w:val="none"/>
+                <w:strike w:val="false"/>
+                <w:sz w:val="21"/>
+                <w:szCs w:val="21"/>
+                <w:color w:val="000000"/>
+              </w:rPr>
             </w:pPr>
             <w:r>
               <w:rPr>
@@ -7593,6 +8812,7 @@
                 <w:i w:val="false"/>
                 <w:b w:val="true"/>
                 <w:u w:val="none"/>
+                <w:strike w:val="false"/>
                 <w:sz w:val="22"/>
                 <w:szCs w:val="22"/>
                 <w:color w:val="063360"/>
@@ -7605,6 +8825,7 @@
                 <w:i w:val="false"/>
                 <w:b w:val="false"/>
                 <w:u w:val="none"/>
+                <w:strike w:val="false"/>
                 <w:sz w:val="21"/>
                 <w:szCs w:val="21"/>
                 <w:color w:val="000000"/>
@@ -7617,6 +8838,7 @@
                 <w:i w:val="false"/>
                 <w:b w:val="false"/>
                 <w:u w:val="none"/>
+                <w:strike w:val="false"/>
                 <w:sz w:val="21"/>
                 <w:szCs w:val="21"/>
                 <w:color w:val="000000"/>
@@ -7629,6 +8851,7 @@
                 <w:i w:val="false"/>
                 <w:b w:val="false"/>
                 <w:u w:val="none"/>
+                <w:strike w:val="false"/>
                 <w:sz w:val="21"/>
                 <w:szCs w:val="21"/>
                 <w:color w:val="000000"/>
@@ -7641,6 +8864,7 @@
                 <w:i w:val="false"/>
                 <w:b w:val="false"/>
                 <w:u w:val="none"/>
+                <w:strike w:val="false"/>
                 <w:sz w:val="21"/>
                 <w:szCs w:val="21"/>
                 <w:color w:val="000000"/>
@@ -7653,6 +8877,7 @@
                 <w:i w:val="false"/>
                 <w:b w:val="false"/>
                 <w:u w:val="none"/>
+                <w:strike w:val="false"/>
                 <w:sz w:val="21"/>
                 <w:szCs w:val="21"/>
                 <w:color w:val="000000"/>
@@ -7665,6 +8890,7 @@
                 <w:i w:val="false"/>
                 <w:b w:val="false"/>
                 <w:u w:val="none"/>
+                <w:strike w:val="false"/>
                 <w:sz w:val="21"/>
                 <w:szCs w:val="21"/>
                 <w:color w:val="000000"/>
@@ -7677,6 +8903,7 @@
                 <w:i w:val="false"/>
                 <w:b w:val="false"/>
                 <w:u w:val="none"/>
+                <w:strike w:val="false"/>
                 <w:sz w:val="21"/>
                 <w:szCs w:val="21"/>
                 <w:color w:val="000000"/>
@@ -7689,6 +8916,7 @@
                 <w:i w:val="false"/>
                 <w:b w:val="false"/>
                 <w:u w:val="none"/>
+                <w:strike w:val="false"/>
                 <w:sz w:val="21"/>
                 <w:szCs w:val="21"/>
                 <w:color w:val="000000"/>
@@ -7701,6 +8929,7 @@
                 <w:i w:val="false"/>
                 <w:b w:val="false"/>
                 <w:u w:val="none"/>
+                <w:strike w:val="false"/>
                 <w:sz w:val="21"/>
                 <w:szCs w:val="21"/>
                 <w:color w:val="000000"/>
@@ -7713,6 +8942,7 @@
                 <w:i w:val="false"/>
                 <w:b w:val="false"/>
                 <w:u w:val="none"/>
+                <w:strike w:val="false"/>
                 <w:sz w:val="21"/>
                 <w:szCs w:val="21"/>
                 <w:color w:val="000000"/>
@@ -7725,6 +8955,7 @@
                 <w:i w:val="false"/>
                 <w:b w:val="false"/>
                 <w:u w:val="none"/>
+                <w:strike w:val="false"/>
                 <w:sz w:val="21"/>
                 <w:szCs w:val="21"/>
                 <w:color w:val="000000"/>
@@ -7760,6 +8991,7 @@
           <w:i w:val="false"/>
           <w:b w:val="false"/>
           <w:u w:val="none"/>
+          <w:strike w:val="false"/>
           <w:sz w:val="18"/>
           <w:szCs w:val="18"/>
           <w:color w:val="545860"/>
@@ -7786,6 +9018,7 @@
           <w:i w:val="false"/>
           <w:b w:val="true"/>
           <w:u w:val="none"/>
+          <w:strike w:val="false"/>
           <w:sz w:val="36"/>
           <w:szCs w:val="36"/>
           <w:color w:val="063360"/>
@@ -7812,6 +9045,7 @@
           <w:i w:val="true"/>
           <w:b w:val="false"/>
           <w:u w:val="none"/>
+          <w:strike w:val="false"/>
           <w:sz w:val="18"/>
           <w:szCs w:val="18"/>
           <w:color w:val="215A9E"/>
@@ -7838,11 +9072,12 @@
           <w:i w:val="false"/>
           <w:b w:val="true"/>
           <w:u w:val="none"/>
+          <w:strike w:val="false"/>
           <w:sz w:val="26"/>
           <w:szCs w:val="26"/>
           <w:color w:val="215A9E"/>
         </w:rPr>
-        <w:t xml:space="preserve">Ten roads</w:t>
+        <w:t xml:space="preserve">Ten businesses</w:t>
       </w:r>
     </w:p>
     <w:p>
@@ -7864,11 +9099,12 @@
           <w:i w:val="false"/>
           <w:b w:val="false"/>
           <w:u w:val="none"/>
+          <w:strike w:val="false"/>
           <w:sz w:val="22"/>
           <w:szCs w:val="22"/>
           <w:color w:val="000000"/>
         </w:rPr>
-        <w:t xml:space="preserve">Mean 13.5; 7 of the ten roads are below it; median 10.0. Without the busiest road (42 collisions): mean 10.3, median 8.0. One road moved the mean further than the median.</w:t>
+        <w:t xml:space="preserve">Mean 10.0 tonnes; 9 of the ten businesses are below it; median 6.5. Without the largest business (30 staff, 46 tonnes): mean 6.0, median 6.0. One business moved the mean further than the median.</w:t>
       </w:r>
     </w:p>
     <w:p>
@@ -7890,11 +9126,12 @@
           <w:i w:val="false"/>
           <w:b w:val="true"/>
           <w:u w:val="none"/>
+          <w:strike w:val="false"/>
           <w:sz w:val="26"/>
           <w:szCs w:val="26"/>
           <w:color w:val="215A9E"/>
         </w:rPr>
-        <w:t xml:space="preserve">Speed table</w:t>
+        <w:t xml:space="preserve">Landfill table</w:t>
       </w:r>
     </w:p>
     <w:p>
@@ -7916,11 +9153,12 @@
           <w:i w:val="false"/>
           <w:b w:val="false"/>
           <w:u w:val="none"/>
+          <w:strike w:val="false"/>
           <w:sz w:val="22"/>
           <w:szCs w:val="22"/>
           <w:color w:val="000000"/>
         </w:rPr>
-        <w:t xml:space="preserve">Changes: camera roads -3.37, other roads -0.02. Differences: 2019 6.10 (the head start), 2021 2.75 (still carries the head start), change -3.35. The effect is -3.35 km/h, close to the camera roads' own change only because the other roads barely moved.</w:t>
+        <w:t xml:space="preserve">Changes: took part -3.28, did not take part -0.59. Differences: before -4.54 (the head start: the businesses that took part are smaller), after -7.23 (still carries the head start), change -2.69. The effect is -2.69 tonnes per business per year, smaller than the fall for those that took part because the rest fell too.</w:t>
       </w:r>
     </w:p>
     <w:p>
@@ -7942,6 +9180,7 @@
           <w:i w:val="false"/>
           <w:b w:val="true"/>
           <w:u w:val="none"/>
+          <w:strike w:val="false"/>
           <w:sz w:val="26"/>
           <w:szCs w:val="26"/>
           <w:color w:val="215A9E"/>
@@ -7968,11 +9207,12 @@
           <w:i w:val="false"/>
           <w:b w:val="false"/>
           <w:u w:val="none"/>
+          <w:strike w:val="false"/>
           <w:sz w:val="22"/>
           <w:szCs w:val="22"/>
           <w:color w:val="000000"/>
         </w:rPr>
-        <w:t xml:space="preserve">B: do not act, it is precise and below the bar. A and C: cannot tell yet; the intervals span the bar. The interval decides, not the point estimate.</w:t>
+        <w:t xml:space="preserve">B: do not act, it is precise and below the target. A and C: cannot tell yet; the intervals span the target. The interval decides, not the point estimate.</w:t>
       </w:r>
     </w:p>
     <w:p>
@@ -7994,6 +9234,7 @@
           <w:i w:val="false"/>
           <w:b w:val="true"/>
           <w:u w:val="none"/>
+          <w:strike w:val="false"/>
           <w:sz w:val="26"/>
           <w:szCs w:val="26"/>
           <w:color w:val="215A9E"/>
@@ -8020,11 +9261,12 @@
           <w:i w:val="false"/>
           <w:b w:val="false"/>
           <w:u w:val="none"/>
+          <w:strike w:val="false"/>
           <w:sz w:val="22"/>
           <w:szCs w:val="22"/>
           <w:color w:val="000000"/>
         </w:rPr>
-        <w:t xml:space="preserve">Card 1: look for "95% probability that the true value is in this interval". 95% describes the method over many studies. Card 2: look for "the probability the result is due to chance" or "the probability the programme works". Card 3: a good answer asks what the 32% was compared with and how much driving changed. Card 4: the row adjusts the comparison; it is not a policy lever.</w:t>
+        <w:t xml:space="preserve">Card 1: look for "95% probability that the true value is in this interval". 95% describes the method over many studies. Card 2: look for "the probability the result is due to chance" or "the probability the programme works". Card 3: a good answer asks what the 50% was compared with and what happened to businesses outside the programme. Card 4: look for advice about premises; the row adjusts the comparison, it is not a policy lever.</w:t>
       </w:r>
     </w:p>
     <w:p>
@@ -8046,6 +9288,7 @@
           <w:i w:val="false"/>
           <w:b w:val="true"/>
           <w:u w:val="none"/>
+          <w:strike w:val="false"/>
           <w:sz w:val="26"/>
           <w:szCs w:val="26"/>
           <w:color w:val="215A9E"/>
@@ -8089,7 +9332,6 @@
           </w:tcPr>
           <w:p>
             <w:pPr>
-              <w:pStyle w:val="Normal"/>
               <w:jc w:val="left"/>
               <w:pBdr>
                 <w:bottom w:val="none" w:sz="0" w:space="0" w:color="000000"/>
@@ -8099,13 +9341,24 @@
               </w:pBdr>
               <w:spacing w:after="80" w:before="80" w:line="240"/>
               <w:ind w:left="80" w:right="80" w:firstLine="0" w:firstLineChars="0"/>
-            </w:pPr>
-            <w:r>
-              <w:rPr>
-                <w:rFonts w:ascii="Arial" w:hAnsi="DejaVu Sans" w:eastAsia="DejaVu Sans" w:cs="DejaVu Sans"/>
+              <w:rPr>
+                <w:rFonts w:ascii="Arial" w:hAnsi="Arial" w:eastAsia="Arial" w:cs="Arial"/>
                 <w:i w:val="false"/>
                 <w:b w:val="true"/>
                 <w:u w:val="none"/>
+                <w:strike w:val="false"/>
+                <w:sz w:val="21"/>
+                <w:szCs w:val="21"/>
+                <w:color w:val="063360"/>
+              </w:rPr>
+            </w:pPr>
+            <w:r>
+              <w:rPr>
+                <w:rFonts w:ascii="Arial" w:hAnsi="Arial" w:eastAsia="Arial" w:cs="Arial"/>
+                <w:i w:val="false"/>
+                <w:b w:val="true"/>
+                <w:u w:val="none"/>
+                <w:strike w:val="false"/>
                 <w:sz w:val="21"/>
                 <w:szCs w:val="21"/>
                 <w:color w:val="063360"/>
@@ -8133,7 +9386,6 @@
           </w:tcPr>
           <w:p>
             <w:pPr>
-              <w:pStyle w:val="Normal"/>
               <w:jc w:val="left"/>
               <w:pBdr>
                 <w:bottom w:val="none" w:sz="0" w:space="0" w:color="000000"/>
@@ -8143,13 +9395,24 @@
               </w:pBdr>
               <w:spacing w:after="80" w:before="80" w:line="240"/>
               <w:ind w:left="80" w:right="80" w:firstLine="0" w:firstLineChars="0"/>
-            </w:pPr>
-            <w:r>
-              <w:rPr>
-                <w:rFonts w:ascii="Arial" w:hAnsi="DejaVu Sans" w:eastAsia="DejaVu Sans" w:cs="DejaVu Sans"/>
+              <w:rPr>
+                <w:rFonts w:ascii="Arial" w:hAnsi="Arial" w:eastAsia="Arial" w:cs="Arial"/>
                 <w:i w:val="false"/>
                 <w:b w:val="true"/>
                 <w:u w:val="none"/>
+                <w:strike w:val="false"/>
+                <w:sz w:val="21"/>
+                <w:szCs w:val="21"/>
+                <w:color w:val="063360"/>
+              </w:rPr>
+            </w:pPr>
+            <w:r>
+              <w:rPr>
+                <w:rFonts w:ascii="Arial" w:hAnsi="Arial" w:eastAsia="Arial" w:cs="Arial"/>
+                <w:i w:val="false"/>
+                <w:b w:val="true"/>
+                <w:u w:val="none"/>
+                <w:strike w:val="false"/>
                 <w:sz w:val="21"/>
                 <w:szCs w:val="21"/>
                 <w:color w:val="063360"/>
@@ -8177,7 +9440,6 @@
           </w:tcPr>
           <w:p>
             <w:pPr>
-              <w:pStyle w:val="Normal"/>
               <w:jc w:val="left"/>
               <w:pBdr>
                 <w:bottom w:val="none" w:sz="0" w:space="0" w:color="000000"/>
@@ -8187,13 +9449,24 @@
               </w:pBdr>
               <w:spacing w:after="80" w:before="80" w:line="240"/>
               <w:ind w:left="80" w:right="80" w:firstLine="0" w:firstLineChars="0"/>
-            </w:pPr>
-            <w:r>
-              <w:rPr>
-                <w:rFonts w:ascii="Arial" w:hAnsi="DejaVu Sans" w:eastAsia="DejaVu Sans" w:cs="DejaVu Sans"/>
+              <w:rPr>
+                <w:rFonts w:ascii="Arial" w:hAnsi="Arial" w:eastAsia="Arial" w:cs="Arial"/>
                 <w:i w:val="false"/>
                 <w:b w:val="true"/>
                 <w:u w:val="none"/>
+                <w:strike w:val="false"/>
+                <w:sz w:val="21"/>
+                <w:szCs w:val="21"/>
+                <w:color w:val="063360"/>
+              </w:rPr>
+            </w:pPr>
+            <w:r>
+              <w:rPr>
+                <w:rFonts w:ascii="Arial" w:hAnsi="Arial" w:eastAsia="Arial" w:cs="Arial"/>
+                <w:i w:val="false"/>
+                <w:b w:val="true"/>
+                <w:u w:val="none"/>
+                <w:strike w:val="false"/>
                 <w:sz w:val="21"/>
                 <w:szCs w:val="21"/>
                 <w:color w:val="063360"/>
@@ -8227,7 +9500,6 @@
           </w:tcPr>
           <w:p>
             <w:pPr>
-              <w:pStyle w:val="Normal"/>
               <w:jc w:val="left"/>
               <w:pBdr>
                 <w:bottom w:val="none" w:sz="0" w:space="0" w:color="000000"/>
@@ -8237,13 +9509,24 @@
               </w:pBdr>
               <w:spacing w:after="80" w:before="80" w:line="240"/>
               <w:ind w:left="80" w:right="80" w:firstLine="0" w:firstLineChars="0"/>
-            </w:pPr>
-            <w:r>
-              <w:rPr>
-                <w:rFonts w:ascii="Arial" w:hAnsi="DejaVu Sans" w:eastAsia="DejaVu Sans" w:cs="DejaVu Sans"/>
-                <w:i w:val="false"/>
-                <w:b w:val="false"/>
-                <w:u w:val="none"/>
+              <w:rPr>
+                <w:rFonts w:ascii="Arial" w:hAnsi="Arial" w:eastAsia="Arial" w:cs="Arial"/>
+                <w:i w:val="false"/>
+                <w:b w:val="false"/>
+                <w:u w:val="none"/>
+                <w:strike w:val="false"/>
+                <w:sz w:val="21"/>
+                <w:szCs w:val="21"/>
+                <w:color w:val="000000"/>
+              </w:rPr>
+            </w:pPr>
+            <w:r>
+              <w:rPr>
+                <w:rFonts w:ascii="Arial" w:hAnsi="Arial" w:eastAsia="Arial" w:cs="Arial"/>
+                <w:i w:val="false"/>
+                <w:b w:val="false"/>
+                <w:u w:val="none"/>
+                <w:strike w:val="false"/>
                 <w:sz w:val="21"/>
                 <w:szCs w:val="21"/>
                 <w:color w:val="000000"/>
@@ -8271,7 +9554,6 @@
           </w:tcPr>
           <w:p>
             <w:pPr>
-              <w:pStyle w:val="Normal"/>
               <w:jc w:val="left"/>
               <w:pBdr>
                 <w:bottom w:val="none" w:sz="0" w:space="0" w:color="000000"/>
@@ -8281,18 +9563,29 @@
               </w:pBdr>
               <w:spacing w:after="80" w:before="80" w:line="240"/>
               <w:ind w:left="80" w:right="80" w:firstLine="0" w:firstLineChars="0"/>
-            </w:pPr>
-            <w:r>
-              <w:rPr>
-                <w:rFonts w:ascii="Arial" w:hAnsi="DejaVu Sans" w:eastAsia="DejaVu Sans" w:cs="DejaVu Sans"/>
-                <w:i w:val="false"/>
-                <w:b w:val="false"/>
-                <w:u w:val="none"/>
-                <w:sz w:val="21"/>
-                <w:szCs w:val="21"/>
-                <w:color w:val="000000"/>
-              </w:rPr>
-              <w:t xml:space="preserve">Compared to what? (before and after; driving rose 4%)</w:t>
+              <w:rPr>
+                <w:rFonts w:ascii="Arial" w:hAnsi="Arial" w:eastAsia="Arial" w:cs="Arial"/>
+                <w:i w:val="false"/>
+                <w:b w:val="false"/>
+                <w:u w:val="none"/>
+                <w:strike w:val="false"/>
+                <w:sz w:val="21"/>
+                <w:szCs w:val="21"/>
+                <w:color w:val="000000"/>
+              </w:rPr>
+            </w:pPr>
+            <w:r>
+              <w:rPr>
+                <w:rFonts w:ascii="Arial" w:hAnsi="Arial" w:eastAsia="Arial" w:cs="Arial"/>
+                <w:i w:val="false"/>
+                <w:b w:val="false"/>
+                <w:u w:val="none"/>
+                <w:strike w:val="false"/>
+                <w:sz w:val="21"/>
+                <w:szCs w:val="21"/>
+                <w:color w:val="000000"/>
+              </w:rPr>
+              <w:t xml:space="preserve">Compared to what? (before and after; businesses that did not take part fell 5% too)</w:t>
             </w:r>
           </w:p>
         </w:tc>
@@ -8315,7 +9608,6 @@
           </w:tcPr>
           <w:p>
             <w:pPr>
-              <w:pStyle w:val="Normal"/>
               <w:jc w:val="left"/>
               <w:pBdr>
                 <w:bottom w:val="none" w:sz="0" w:space="0" w:color="000000"/>
@@ -8325,13 +9617,24 @@
               </w:pBdr>
               <w:spacing w:after="80" w:before="80" w:line="240"/>
               <w:ind w:left="80" w:right="80" w:firstLine="0" w:firstLineChars="0"/>
-            </w:pPr>
-            <w:r>
-              <w:rPr>
-                <w:rFonts w:ascii="Arial" w:hAnsi="DejaVu Sans" w:eastAsia="DejaVu Sans" w:cs="DejaVu Sans"/>
-                <w:i w:val="false"/>
-                <w:b w:val="false"/>
-                <w:u w:val="none"/>
+              <w:rPr>
+                <w:rFonts w:ascii="Arial" w:hAnsi="Arial" w:eastAsia="Arial" w:cs="Arial"/>
+                <w:i w:val="false"/>
+                <w:b w:val="false"/>
+                <w:u w:val="none"/>
+                <w:strike w:val="false"/>
+                <w:sz w:val="21"/>
+                <w:szCs w:val="21"/>
+                <w:color w:val="000000"/>
+              </w:rPr>
+            </w:pPr>
+            <w:r>
+              <w:rPr>
+                <w:rFonts w:ascii="Arial" w:hAnsi="Arial" w:eastAsia="Arial" w:cs="Arial"/>
+                <w:i w:val="false"/>
+                <w:b w:val="false"/>
+                <w:u w:val="none"/>
+                <w:strike w:val="false"/>
                 <w:sz w:val="21"/>
                 <w:szCs w:val="21"/>
                 <w:color w:val="000000"/>
@@ -8365,7 +9668,6 @@
           </w:tcPr>
           <w:p>
             <w:pPr>
-              <w:pStyle w:val="Normal"/>
               <w:jc w:val="left"/>
               <w:pBdr>
                 <w:bottom w:val="none" w:sz="0" w:space="0" w:color="000000"/>
@@ -8375,13 +9677,24 @@
               </w:pBdr>
               <w:spacing w:after="80" w:before="80" w:line="240"/>
               <w:ind w:left="80" w:right="80" w:firstLine="0" w:firstLineChars="0"/>
-            </w:pPr>
-            <w:r>
-              <w:rPr>
-                <w:rFonts w:ascii="Arial" w:hAnsi="DejaVu Sans" w:eastAsia="DejaVu Sans" w:cs="DejaVu Sans"/>
-                <w:i w:val="false"/>
-                <w:b w:val="false"/>
-                <w:u w:val="none"/>
+              <w:rPr>
+                <w:rFonts w:ascii="Arial" w:hAnsi="Arial" w:eastAsia="Arial" w:cs="Arial"/>
+                <w:i w:val="false"/>
+                <w:b w:val="false"/>
+                <w:u w:val="none"/>
+                <w:strike w:val="false"/>
+                <w:sz w:val="21"/>
+                <w:szCs w:val="21"/>
+                <w:color w:val="000000"/>
+              </w:rPr>
+            </w:pPr>
+            <w:r>
+              <w:rPr>
+                <w:rFonts w:ascii="Arial" w:hAnsi="Arial" w:eastAsia="Arial" w:cs="Arial"/>
+                <w:i w:val="false"/>
+                <w:b w:val="false"/>
+                <w:u w:val="none"/>
+                <w:strike w:val="false"/>
                 <w:sz w:val="21"/>
                 <w:szCs w:val="21"/>
                 <w:color w:val="000000"/>
@@ -8409,7 +9722,6 @@
           </w:tcPr>
           <w:p>
             <w:pPr>
-              <w:pStyle w:val="Normal"/>
               <w:jc w:val="left"/>
               <w:pBdr>
                 <w:bottom w:val="none" w:sz="0" w:space="0" w:color="000000"/>
@@ -8419,18 +9731,29 @@
               </w:pBdr>
               <w:spacing w:after="80" w:before="80" w:line="240"/>
               <w:ind w:left="80" w:right="80" w:firstLine="0" w:firstLineChars="0"/>
-            </w:pPr>
-            <w:r>
-              <w:rPr>
-                <w:rFonts w:ascii="Arial" w:hAnsi="DejaVu Sans" w:eastAsia="DejaVu Sans" w:cs="DejaVu Sans"/>
-                <w:i w:val="false"/>
-                <w:b w:val="false"/>
-                <w:u w:val="none"/>
-                <w:sz w:val="21"/>
-                <w:szCs w:val="21"/>
-                <w:color w:val="000000"/>
-              </w:rPr>
-              <w:t xml:space="preserve">How big, in units that matter? (speed, not collisions)</w:t>
+              <w:rPr>
+                <w:rFonts w:ascii="Arial" w:hAnsi="Arial" w:eastAsia="Arial" w:cs="Arial"/>
+                <w:i w:val="false"/>
+                <w:b w:val="false"/>
+                <w:u w:val="none"/>
+                <w:strike w:val="false"/>
+                <w:sz w:val="21"/>
+                <w:szCs w:val="21"/>
+                <w:color w:val="000000"/>
+              </w:rPr>
+            </w:pPr>
+            <w:r>
+              <w:rPr>
+                <w:rFonts w:ascii="Arial" w:hAnsi="Arial" w:eastAsia="Arial" w:cs="Arial"/>
+                <w:i w:val="false"/>
+                <w:b w:val="false"/>
+                <w:u w:val="none"/>
+                <w:strike w:val="false"/>
+                <w:sz w:val="21"/>
+                <w:szCs w:val="21"/>
+                <w:color w:val="000000"/>
+              </w:rPr>
+              <w:t xml:space="preserve">How big, in units that matter? (landfill, not the waste costs the decision rests on)</w:t>
             </w:r>
           </w:p>
         </w:tc>
@@ -8453,7 +9776,6 @@
           </w:tcPr>
           <w:p>
             <w:pPr>
-              <w:pStyle w:val="Normal"/>
               <w:jc w:val="left"/>
               <w:pBdr>
                 <w:bottom w:val="none" w:sz="0" w:space="0" w:color="000000"/>
@@ -8463,13 +9785,24 @@
               </w:pBdr>
               <w:spacing w:after="80" w:before="80" w:line="240"/>
               <w:ind w:left="80" w:right="80" w:firstLine="0" w:firstLineChars="0"/>
-            </w:pPr>
-            <w:r>
-              <w:rPr>
-                <w:rFonts w:ascii="Arial" w:hAnsi="DejaVu Sans" w:eastAsia="DejaVu Sans" w:cs="DejaVu Sans"/>
-                <w:i w:val="false"/>
-                <w:b w:val="false"/>
-                <w:u w:val="none"/>
+              <w:rPr>
+                <w:rFonts w:ascii="Arial" w:hAnsi="Arial" w:eastAsia="Arial" w:cs="Arial"/>
+                <w:i w:val="false"/>
+                <w:b w:val="false"/>
+                <w:u w:val="none"/>
+                <w:strike w:val="false"/>
+                <w:sz w:val="21"/>
+                <w:szCs w:val="21"/>
+                <w:color w:val="000000"/>
+              </w:rPr>
+            </w:pPr>
+            <w:r>
+              <w:rPr>
+                <w:rFonts w:ascii="Arial" w:hAnsi="Arial" w:eastAsia="Arial" w:cs="Arial"/>
+                <w:i w:val="false"/>
+                <w:b w:val="false"/>
+                <w:u w:val="none"/>
+                <w:strike w:val="false"/>
                 <w:sz w:val="21"/>
                 <w:szCs w:val="21"/>
                 <w:color w:val="000000"/>
@@ -8503,7 +9836,6 @@
           </w:tcPr>
           <w:p>
             <w:pPr>
-              <w:pStyle w:val="Normal"/>
               <w:jc w:val="left"/>
               <w:pBdr>
                 <w:bottom w:val="none" w:sz="0" w:space="0" w:color="000000"/>
@@ -8513,13 +9845,24 @@
               </w:pBdr>
               <w:spacing w:after="80" w:before="80" w:line="240"/>
               <w:ind w:left="80" w:right="80" w:firstLine="0" w:firstLineChars="0"/>
-            </w:pPr>
-            <w:r>
-              <w:rPr>
-                <w:rFonts w:ascii="Arial" w:hAnsi="DejaVu Sans" w:eastAsia="DejaVu Sans" w:cs="DejaVu Sans"/>
-                <w:i w:val="false"/>
-                <w:b w:val="false"/>
-                <w:u w:val="none"/>
+              <w:rPr>
+                <w:rFonts w:ascii="Arial" w:hAnsi="Arial" w:eastAsia="Arial" w:cs="Arial"/>
+                <w:i w:val="false"/>
+                <w:b w:val="false"/>
+                <w:u w:val="none"/>
+                <w:strike w:val="false"/>
+                <w:sz w:val="21"/>
+                <w:szCs w:val="21"/>
+                <w:color w:val="000000"/>
+              </w:rPr>
+            </w:pPr>
+            <w:r>
+              <w:rPr>
+                <w:rFonts w:ascii="Arial" w:hAnsi="Arial" w:eastAsia="Arial" w:cs="Arial"/>
+                <w:i w:val="false"/>
+                <w:b w:val="false"/>
+                <w:u w:val="none"/>
+                <w:strike w:val="false"/>
                 <w:sz w:val="21"/>
                 <w:szCs w:val="21"/>
                 <w:color w:val="000000"/>
@@ -8547,7 +9890,6 @@
           </w:tcPr>
           <w:p>
             <w:pPr>
-              <w:pStyle w:val="Normal"/>
               <w:jc w:val="left"/>
               <w:pBdr>
                 <w:bottom w:val="none" w:sz="0" w:space="0" w:color="000000"/>
@@ -8557,13 +9899,24 @@
               </w:pBdr>
               <w:spacing w:after="80" w:before="80" w:line="240"/>
               <w:ind w:left="80" w:right="80" w:firstLine="0" w:firstLineChars="0"/>
-            </w:pPr>
-            <w:r>
-              <w:rPr>
-                <w:rFonts w:ascii="Arial" w:hAnsi="DejaVu Sans" w:eastAsia="DejaVu Sans" w:cs="DejaVu Sans"/>
-                <w:i w:val="false"/>
-                <w:b w:val="false"/>
-                <w:u w:val="none"/>
+              <w:rPr>
+                <w:rFonts w:ascii="Arial" w:hAnsi="Arial" w:eastAsia="Arial" w:cs="Arial"/>
+                <w:i w:val="false"/>
+                <w:b w:val="false"/>
+                <w:u w:val="none"/>
+                <w:strike w:val="false"/>
+                <w:sz w:val="21"/>
+                <w:szCs w:val="21"/>
+                <w:color w:val="000000"/>
+              </w:rPr>
+            </w:pPr>
+            <w:r>
+              <w:rPr>
+                <w:rFonts w:ascii="Arial" w:hAnsi="Arial" w:eastAsia="Arial" w:cs="Arial"/>
+                <w:i w:val="false"/>
+                <w:b w:val="false"/>
+                <w:u w:val="none"/>
+                <w:strike w:val="false"/>
                 <w:sz w:val="21"/>
                 <w:szCs w:val="21"/>
                 <w:color w:val="000000"/>
@@ -8591,7 +9944,6 @@
           </w:tcPr>
           <w:p>
             <w:pPr>
-              <w:pStyle w:val="Normal"/>
               <w:jc w:val="left"/>
               <w:pBdr>
                 <w:bottom w:val="none" w:sz="0" w:space="0" w:color="000000"/>
@@ -8601,13 +9953,24 @@
               </w:pBdr>
               <w:spacing w:after="80" w:before="80" w:line="240"/>
               <w:ind w:left="80" w:right="80" w:firstLine="0" w:firstLineChars="0"/>
-            </w:pPr>
-            <w:r>
-              <w:rPr>
-                <w:rFonts w:ascii="Arial" w:hAnsi="DejaVu Sans" w:eastAsia="DejaVu Sans" w:cs="DejaVu Sans"/>
-                <w:i w:val="false"/>
-                <w:b w:val="false"/>
-                <w:u w:val="none"/>
+              <w:rPr>
+                <w:rFonts w:ascii="Arial" w:hAnsi="Arial" w:eastAsia="Arial" w:cs="Arial"/>
+                <w:i w:val="false"/>
+                <w:b w:val="false"/>
+                <w:u w:val="none"/>
+                <w:strike w:val="false"/>
+                <w:sz w:val="21"/>
+                <w:szCs w:val="21"/>
+                <w:color w:val="000000"/>
+              </w:rPr>
+            </w:pPr>
+            <w:r>
+              <w:rPr>
+                <w:rFonts w:ascii="Arial" w:hAnsi="Arial" w:eastAsia="Arial" w:cs="Arial"/>
+                <w:i w:val="false"/>
+                <w:b w:val="false"/>
+                <w:u w:val="none"/>
+                <w:strike w:val="false"/>
                 <w:sz w:val="21"/>
                 <w:szCs w:val="21"/>
                 <w:color w:val="000000"/>
@@ -8641,7 +10004,6 @@
           </w:tcPr>
           <w:p>
             <w:pPr>
-              <w:pStyle w:val="Normal"/>
               <w:jc w:val="left"/>
               <w:pBdr>
                 <w:bottom w:val="none" w:sz="0" w:space="0" w:color="000000"/>
@@ -8651,13 +10013,24 @@
               </w:pBdr>
               <w:spacing w:after="80" w:before="80" w:line="240"/>
               <w:ind w:left="80" w:right="80" w:firstLine="0" w:firstLineChars="0"/>
-            </w:pPr>
-            <w:r>
-              <w:rPr>
-                <w:rFonts w:ascii="Arial" w:hAnsi="DejaVu Sans" w:eastAsia="DejaVu Sans" w:cs="DejaVu Sans"/>
-                <w:i w:val="false"/>
-                <w:b w:val="false"/>
-                <w:u w:val="none"/>
+              <w:rPr>
+                <w:rFonts w:ascii="Arial" w:hAnsi="Arial" w:eastAsia="Arial" w:cs="Arial"/>
+                <w:i w:val="false"/>
+                <w:b w:val="false"/>
+                <w:u w:val="none"/>
+                <w:strike w:val="false"/>
+                <w:sz w:val="21"/>
+                <w:szCs w:val="21"/>
+                <w:color w:val="000000"/>
+              </w:rPr>
+            </w:pPr>
+            <w:r>
+              <w:rPr>
+                <w:rFonts w:ascii="Arial" w:hAnsi="Arial" w:eastAsia="Arial" w:cs="Arial"/>
+                <w:i w:val="false"/>
+                <w:b w:val="false"/>
+                <w:u w:val="none"/>
+                <w:strike w:val="false"/>
                 <w:sz w:val="21"/>
                 <w:szCs w:val="21"/>
                 <w:color w:val="000000"/>
@@ -8685,7 +10058,6 @@
           </w:tcPr>
           <w:p>
             <w:pPr>
-              <w:pStyle w:val="Normal"/>
               <w:jc w:val="left"/>
               <w:pBdr>
                 <w:bottom w:val="none" w:sz="0" w:space="0" w:color="000000"/>
@@ -8695,13 +10067,24 @@
               </w:pBdr>
               <w:spacing w:after="80" w:before="80" w:line="240"/>
               <w:ind w:left="80" w:right="80" w:firstLine="0" w:firstLineChars="0"/>
-            </w:pPr>
-            <w:r>
-              <w:rPr>
-                <w:rFonts w:ascii="Arial" w:hAnsi="DejaVu Sans" w:eastAsia="DejaVu Sans" w:cs="DejaVu Sans"/>
-                <w:i w:val="false"/>
-                <w:b w:val="false"/>
-                <w:u w:val="none"/>
+              <w:rPr>
+                <w:rFonts w:ascii="Arial" w:hAnsi="Arial" w:eastAsia="Arial" w:cs="Arial"/>
+                <w:i w:val="false"/>
+                <w:b w:val="false"/>
+                <w:u w:val="none"/>
+                <w:strike w:val="false"/>
+                <w:sz w:val="21"/>
+                <w:szCs w:val="21"/>
+                <w:color w:val="000000"/>
+              </w:rPr>
+            </w:pPr>
+            <w:r>
+              <w:rPr>
+                <w:rFonts w:ascii="Arial" w:hAnsi="Arial" w:eastAsia="Arial" w:cs="Arial"/>
+                <w:i w:val="false"/>
+                <w:b w:val="false"/>
+                <w:u w:val="none"/>
+                <w:strike w:val="false"/>
                 <w:sz w:val="21"/>
                 <w:szCs w:val="21"/>
                 <w:color w:val="000000"/>
@@ -8729,7 +10112,6 @@
           </w:tcPr>
           <w:p>
             <w:pPr>
-              <w:pStyle w:val="Normal"/>
               <w:jc w:val="left"/>
               <w:pBdr>
                 <w:bottom w:val="none" w:sz="0" w:space="0" w:color="000000"/>
@@ -8739,13 +10121,24 @@
               </w:pBdr>
               <w:spacing w:after="80" w:before="80" w:line="240"/>
               <w:ind w:left="80" w:right="80" w:firstLine="0" w:firstLineChars="0"/>
-            </w:pPr>
-            <w:r>
-              <w:rPr>
-                <w:rFonts w:ascii="Arial" w:hAnsi="DejaVu Sans" w:eastAsia="DejaVu Sans" w:cs="DejaVu Sans"/>
-                <w:i w:val="false"/>
-                <w:b w:val="false"/>
-                <w:u w:val="none"/>
+              <w:rPr>
+                <w:rFonts w:ascii="Arial" w:hAnsi="Arial" w:eastAsia="Arial" w:cs="Arial"/>
+                <w:i w:val="false"/>
+                <w:b w:val="false"/>
+                <w:u w:val="none"/>
+                <w:strike w:val="false"/>
+                <w:sz w:val="21"/>
+                <w:szCs w:val="21"/>
+                <w:color w:val="000000"/>
+              </w:rPr>
+            </w:pPr>
+            <w:r>
+              <w:rPr>
+                <w:rFonts w:ascii="Arial" w:hAnsi="Arial" w:eastAsia="Arial" w:cs="Arial"/>
+                <w:i w:val="false"/>
+                <w:b w:val="false"/>
+                <w:u w:val="none"/>
+                <w:strike w:val="false"/>
                 <w:sz w:val="21"/>
                 <w:szCs w:val="21"/>
                 <w:color w:val="000000"/>
@@ -8779,7 +10172,6 @@
           </w:tcPr>
           <w:p>
             <w:pPr>
-              <w:pStyle w:val="Normal"/>
               <w:jc w:val="left"/>
               <w:pBdr>
                 <w:bottom w:val="none" w:sz="0" w:space="0" w:color="000000"/>
@@ -8789,13 +10181,24 @@
               </w:pBdr>
               <w:spacing w:after="80" w:before="80" w:line="240"/>
               <w:ind w:left="80" w:right="80" w:firstLine="0" w:firstLineChars="0"/>
-            </w:pPr>
-            <w:r>
-              <w:rPr>
-                <w:rFonts w:ascii="Arial" w:hAnsi="DejaVu Sans" w:eastAsia="DejaVu Sans" w:cs="DejaVu Sans"/>
-                <w:i w:val="false"/>
-                <w:b w:val="false"/>
-                <w:u w:val="none"/>
+              <w:rPr>
+                <w:rFonts w:ascii="Arial" w:hAnsi="Arial" w:eastAsia="Arial" w:cs="Arial"/>
+                <w:i w:val="false"/>
+                <w:b w:val="false"/>
+                <w:u w:val="none"/>
+                <w:strike w:val="false"/>
+                <w:sz w:val="21"/>
+                <w:szCs w:val="21"/>
+                <w:color w:val="000000"/>
+              </w:rPr>
+            </w:pPr>
+            <w:r>
+              <w:rPr>
+                <w:rFonts w:ascii="Arial" w:hAnsi="Arial" w:eastAsia="Arial" w:cs="Arial"/>
+                <w:i w:val="false"/>
+                <w:b w:val="false"/>
+                <w:u w:val="none"/>
+                <w:strike w:val="false"/>
                 <w:sz w:val="21"/>
                 <w:szCs w:val="21"/>
                 <w:color w:val="000000"/>
@@ -8823,7 +10226,6 @@
           </w:tcPr>
           <w:p>
             <w:pPr>
-              <w:pStyle w:val="Normal"/>
               <w:jc w:val="left"/>
               <w:pBdr>
                 <w:bottom w:val="none" w:sz="0" w:space="0" w:color="000000"/>
@@ -8833,18 +10235,29 @@
               </w:pBdr>
               <w:spacing w:after="80" w:before="80" w:line="240"/>
               <w:ind w:left="80" w:right="80" w:firstLine="0" w:firstLineChars="0"/>
-            </w:pPr>
-            <w:r>
-              <w:rPr>
-                <w:rFonts w:ascii="Arial" w:hAnsi="DejaVu Sans" w:eastAsia="DejaVu Sans" w:cs="DejaVu Sans"/>
-                <w:i w:val="false"/>
-                <w:b w:val="false"/>
-                <w:u w:val="none"/>
-                <w:sz w:val="21"/>
-                <w:szCs w:val="21"/>
-                <w:color w:val="000000"/>
-              </w:rPr>
-              <w:t xml:space="preserve">How big, for a typical road? (one road pulls the mean)</w:t>
+              <w:rPr>
+                <w:rFonts w:ascii="Arial" w:hAnsi="Arial" w:eastAsia="Arial" w:cs="Arial"/>
+                <w:i w:val="false"/>
+                <w:b w:val="false"/>
+                <w:u w:val="none"/>
+                <w:strike w:val="false"/>
+                <w:sz w:val="21"/>
+                <w:szCs w:val="21"/>
+                <w:color w:val="000000"/>
+              </w:rPr>
+            </w:pPr>
+            <w:r>
+              <w:rPr>
+                <w:rFonts w:ascii="Arial" w:hAnsi="Arial" w:eastAsia="Arial" w:cs="Arial"/>
+                <w:i w:val="false"/>
+                <w:b w:val="false"/>
+                <w:u w:val="none"/>
+                <w:strike w:val="false"/>
+                <w:sz w:val="21"/>
+                <w:szCs w:val="21"/>
+                <w:color w:val="000000"/>
+              </w:rPr>
+              <w:t xml:space="preserve">How big, for a typical business? (a few large businesses pull the mean)</w:t>
             </w:r>
           </w:p>
         </w:tc>
@@ -8867,7 +10280,6 @@
           </w:tcPr>
           <w:p>
             <w:pPr>
-              <w:pStyle w:val="Normal"/>
               <w:jc w:val="left"/>
               <w:pBdr>
                 <w:bottom w:val="none" w:sz="0" w:space="0" w:color="000000"/>
@@ -8877,13 +10289,24 @@
               </w:pBdr>
               <w:spacing w:after="80" w:before="80" w:line="240"/>
               <w:ind w:left="80" w:right="80" w:firstLine="0" w:firstLineChars="0"/>
-            </w:pPr>
-            <w:r>
-              <w:rPr>
-                <w:rFonts w:ascii="Arial" w:hAnsi="DejaVu Sans" w:eastAsia="DejaVu Sans" w:cs="DejaVu Sans"/>
-                <w:i w:val="false"/>
-                <w:b w:val="false"/>
-                <w:u w:val="none"/>
+              <w:rPr>
+                <w:rFonts w:ascii="Arial" w:hAnsi="Arial" w:eastAsia="Arial" w:cs="Arial"/>
+                <w:i w:val="false"/>
+                <w:b w:val="false"/>
+                <w:u w:val="none"/>
+                <w:strike w:val="false"/>
+                <w:sz w:val="21"/>
+                <w:szCs w:val="21"/>
+                <w:color w:val="000000"/>
+              </w:rPr>
+            </w:pPr>
+            <w:r>
+              <w:rPr>
+                <w:rFonts w:ascii="Arial" w:hAnsi="Arial" w:eastAsia="Arial" w:cs="Arial"/>
+                <w:i w:val="false"/>
+                <w:b w:val="false"/>
+                <w:u w:val="none"/>
+                <w:strike w:val="false"/>
                 <w:sz w:val="21"/>
                 <w:szCs w:val="21"/>
                 <w:color w:val="000000"/>
@@ -8917,7 +10340,6 @@
           </w:tcPr>
           <w:p>
             <w:pPr>
-              <w:pStyle w:val="Normal"/>
               <w:jc w:val="left"/>
               <w:pBdr>
                 <w:bottom w:val="none" w:sz="0" w:space="0" w:color="000000"/>
@@ -8927,13 +10349,24 @@
               </w:pBdr>
               <w:spacing w:after="80" w:before="80" w:line="240"/>
               <w:ind w:left="80" w:right="80" w:firstLine="0" w:firstLineChars="0"/>
-            </w:pPr>
-            <w:r>
-              <w:rPr>
-                <w:rFonts w:ascii="Arial" w:hAnsi="DejaVu Sans" w:eastAsia="DejaVu Sans" w:cs="DejaVu Sans"/>
-                <w:i w:val="false"/>
-                <w:b w:val="false"/>
-                <w:u w:val="none"/>
+              <w:rPr>
+                <w:rFonts w:ascii="Arial" w:hAnsi="Arial" w:eastAsia="Arial" w:cs="Arial"/>
+                <w:i w:val="false"/>
+                <w:b w:val="false"/>
+                <w:u w:val="none"/>
+                <w:strike w:val="false"/>
+                <w:sz w:val="21"/>
+                <w:szCs w:val="21"/>
+                <w:color w:val="000000"/>
+              </w:rPr>
+            </w:pPr>
+            <w:r>
+              <w:rPr>
+                <w:rFonts w:ascii="Arial" w:hAnsi="Arial" w:eastAsia="Arial" w:cs="Arial"/>
+                <w:i w:val="false"/>
+                <w:b w:val="false"/>
+                <w:u w:val="none"/>
+                <w:strike w:val="false"/>
                 <w:sz w:val="21"/>
                 <w:szCs w:val="21"/>
                 <w:color w:val="000000"/>
@@ -8961,7 +10394,6 @@
           </w:tcPr>
           <w:p>
             <w:pPr>
-              <w:pStyle w:val="Normal"/>
               <w:jc w:val="left"/>
               <w:pBdr>
                 <w:bottom w:val="none" w:sz="0" w:space="0" w:color="000000"/>
@@ -8971,18 +10403,29 @@
               </w:pBdr>
               <w:spacing w:after="80" w:before="80" w:line="240"/>
               <w:ind w:left="80" w:right="80" w:firstLine="0" w:firstLineChars="0"/>
-            </w:pPr>
-            <w:r>
-              <w:rPr>
-                <w:rFonts w:ascii="Arial" w:hAnsi="DejaVu Sans" w:eastAsia="DejaVu Sans" w:cs="DejaVu Sans"/>
-                <w:i w:val="false"/>
-                <w:b w:val="false"/>
-                <w:u w:val="none"/>
-                <w:sz w:val="21"/>
-                <w:szCs w:val="21"/>
-                <w:color w:val="000000"/>
-              </w:rPr>
-              <w:t xml:space="preserve">How sure? (20 roads is too few to see anything)</w:t>
+              <w:rPr>
+                <w:rFonts w:ascii="Arial" w:hAnsi="Arial" w:eastAsia="Arial" w:cs="Arial"/>
+                <w:i w:val="false"/>
+                <w:b w:val="false"/>
+                <w:u w:val="none"/>
+                <w:strike w:val="false"/>
+                <w:sz w:val="21"/>
+                <w:szCs w:val="21"/>
+                <w:color w:val="000000"/>
+              </w:rPr>
+            </w:pPr>
+            <w:r>
+              <w:rPr>
+                <w:rFonts w:ascii="Arial" w:hAnsi="Arial" w:eastAsia="Arial" w:cs="Arial"/>
+                <w:i w:val="false"/>
+                <w:b w:val="false"/>
+                <w:u w:val="none"/>
+                <w:strike w:val="false"/>
+                <w:sz w:val="21"/>
+                <w:szCs w:val="21"/>
+                <w:color w:val="000000"/>
+              </w:rPr>
+              <w:t xml:space="preserve">How sure? (6 businesses is too few to see anything)</w:t>
             </w:r>
           </w:p>
         </w:tc>
@@ -9005,7 +10448,6 @@
           </w:tcPr>
           <w:p>
             <w:pPr>
-              <w:pStyle w:val="Normal"/>
               <w:jc w:val="left"/>
               <w:pBdr>
                 <w:bottom w:val="none" w:sz="0" w:space="0" w:color="000000"/>
@@ -9015,13 +10457,24 @@
               </w:pBdr>
               <w:spacing w:after="80" w:before="80" w:line="240"/>
               <w:ind w:left="80" w:right="80" w:firstLine="0" w:firstLineChars="0"/>
-            </w:pPr>
-            <w:r>
-              <w:rPr>
-                <w:rFonts w:ascii="Arial" w:hAnsi="DejaVu Sans" w:eastAsia="DejaVu Sans" w:cs="DejaVu Sans"/>
-                <w:i w:val="false"/>
-                <w:b w:val="false"/>
-                <w:u w:val="none"/>
+              <w:rPr>
+                <w:rFonts w:ascii="Arial" w:hAnsi="Arial" w:eastAsia="Arial" w:cs="Arial"/>
+                <w:i w:val="false"/>
+                <w:b w:val="false"/>
+                <w:u w:val="none"/>
+                <w:strike w:val="false"/>
+                <w:sz w:val="21"/>
+                <w:szCs w:val="21"/>
+                <w:color w:val="000000"/>
+              </w:rPr>
+            </w:pPr>
+            <w:r>
+              <w:rPr>
+                <w:rFonts w:ascii="Arial" w:hAnsi="Arial" w:eastAsia="Arial" w:cs="Arial"/>
+                <w:i w:val="false"/>
+                <w:b w:val="false"/>
+                <w:u w:val="none"/>
+                <w:strike w:val="false"/>
                 <w:sz w:val="21"/>
                 <w:szCs w:val="21"/>
                 <w:color w:val="000000"/>
@@ -9055,7 +10508,6 @@
           </w:tcPr>
           <w:p>
             <w:pPr>
-              <w:pStyle w:val="Normal"/>
               <w:jc w:val="left"/>
               <w:pBdr>
                 <w:bottom w:val="none" w:sz="0" w:space="0" w:color="000000"/>
@@ -9065,13 +10517,24 @@
               </w:pBdr>
               <w:spacing w:after="80" w:before="80" w:line="240"/>
               <w:ind w:left="80" w:right="80" w:firstLine="0" w:firstLineChars="0"/>
-            </w:pPr>
-            <w:r>
-              <w:rPr>
-                <w:rFonts w:ascii="Arial" w:hAnsi="DejaVu Sans" w:eastAsia="DejaVu Sans" w:cs="DejaVu Sans"/>
-                <w:i w:val="false"/>
-                <w:b w:val="false"/>
-                <w:u w:val="none"/>
+              <w:rPr>
+                <w:rFonts w:ascii="Arial" w:hAnsi="Arial" w:eastAsia="Arial" w:cs="Arial"/>
+                <w:i w:val="false"/>
+                <w:b w:val="false"/>
+                <w:u w:val="none"/>
+                <w:strike w:val="false"/>
+                <w:sz w:val="21"/>
+                <w:szCs w:val="21"/>
+                <w:color w:val="000000"/>
+              </w:rPr>
+            </w:pPr>
+            <w:r>
+              <w:rPr>
+                <w:rFonts w:ascii="Arial" w:hAnsi="Arial" w:eastAsia="Arial" w:cs="Arial"/>
+                <w:i w:val="false"/>
+                <w:b w:val="false"/>
+                <w:u w:val="none"/>
+                <w:strike w:val="false"/>
                 <w:sz w:val="21"/>
                 <w:szCs w:val="21"/>
                 <w:color w:val="000000"/>
@@ -9099,7 +10562,6 @@
           </w:tcPr>
           <w:p>
             <w:pPr>
-              <w:pStyle w:val="Normal"/>
               <w:jc w:val="left"/>
               <w:pBdr>
                 <w:bottom w:val="none" w:sz="0" w:space="0" w:color="000000"/>
@@ -9109,13 +10571,24 @@
               </w:pBdr>
               <w:spacing w:after="80" w:before="80" w:line="240"/>
               <w:ind w:left="80" w:right="80" w:firstLine="0" w:firstLineChars="0"/>
-            </w:pPr>
-            <w:r>
-              <w:rPr>
-                <w:rFonts w:ascii="Arial" w:hAnsi="DejaVu Sans" w:eastAsia="DejaVu Sans" w:cs="DejaVu Sans"/>
-                <w:i w:val="false"/>
-                <w:b w:val="false"/>
-                <w:u w:val="none"/>
+              <w:rPr>
+                <w:rFonts w:ascii="Arial" w:hAnsi="Arial" w:eastAsia="Arial" w:cs="Arial"/>
+                <w:i w:val="false"/>
+                <w:b w:val="false"/>
+                <w:u w:val="none"/>
+                <w:strike w:val="false"/>
+                <w:sz w:val="21"/>
+                <w:szCs w:val="21"/>
+                <w:color w:val="000000"/>
+              </w:rPr>
+            </w:pPr>
+            <w:r>
+              <w:rPr>
+                <w:rFonts w:ascii="Arial" w:hAnsi="Arial" w:eastAsia="Arial" w:cs="Arial"/>
+                <w:i w:val="false"/>
+                <w:b w:val="false"/>
+                <w:u w:val="none"/>
+                <w:strike w:val="false"/>
                 <w:sz w:val="21"/>
                 <w:szCs w:val="21"/>
                 <w:color w:val="000000"/>
@@ -9143,7 +10616,6 @@
           </w:tcPr>
           <w:p>
             <w:pPr>
-              <w:pStyle w:val="Normal"/>
               <w:jc w:val="left"/>
               <w:pBdr>
                 <w:bottom w:val="none" w:sz="0" w:space="0" w:color="000000"/>
@@ -9153,13 +10625,24 @@
               </w:pBdr>
               <w:spacing w:after="80" w:before="80" w:line="240"/>
               <w:ind w:left="80" w:right="80" w:firstLine="0" w:firstLineChars="0"/>
-            </w:pPr>
-            <w:r>
-              <w:rPr>
-                <w:rFonts w:ascii="Arial" w:hAnsi="DejaVu Sans" w:eastAsia="DejaVu Sans" w:cs="DejaVu Sans"/>
-                <w:i w:val="false"/>
-                <w:b w:val="false"/>
-                <w:u w:val="none"/>
+              <w:rPr>
+                <w:rFonts w:ascii="Arial" w:hAnsi="Arial" w:eastAsia="Arial" w:cs="Arial"/>
+                <w:i w:val="false"/>
+                <w:b w:val="false"/>
+                <w:u w:val="none"/>
+                <w:strike w:val="false"/>
+                <w:sz w:val="21"/>
+                <w:szCs w:val="21"/>
+                <w:color w:val="000000"/>
+              </w:rPr>
+            </w:pPr>
+            <w:r>
+              <w:rPr>
+                <w:rFonts w:ascii="Arial" w:hAnsi="Arial" w:eastAsia="Arial" w:cs="Arial"/>
+                <w:i w:val="false"/>
+                <w:b w:val="false"/>
+                <w:u w:val="none"/>
+                <w:strike w:val="false"/>
                 <w:sz w:val="21"/>
                 <w:szCs w:val="21"/>
                 <w:color w:val="000000"/>
@@ -9193,7 +10676,6 @@
           </w:tcPr>
           <w:p>
             <w:pPr>
-              <w:pStyle w:val="Normal"/>
               <w:jc w:val="left"/>
               <w:pBdr>
                 <w:bottom w:val="none" w:sz="0" w:space="0" w:color="000000"/>
@@ -9203,13 +10685,24 @@
               </w:pBdr>
               <w:spacing w:after="80" w:before="80" w:line="240"/>
               <w:ind w:left="80" w:right="80" w:firstLine="0" w:firstLineChars="0"/>
-            </w:pPr>
-            <w:r>
-              <w:rPr>
-                <w:rFonts w:ascii="Arial" w:hAnsi="DejaVu Sans" w:eastAsia="DejaVu Sans" w:cs="DejaVu Sans"/>
-                <w:i w:val="false"/>
-                <w:b w:val="false"/>
-                <w:u w:val="none"/>
+              <w:rPr>
+                <w:rFonts w:ascii="Arial" w:hAnsi="Arial" w:eastAsia="Arial" w:cs="Arial"/>
+                <w:i w:val="false"/>
+                <w:b w:val="false"/>
+                <w:u w:val="none"/>
+                <w:strike w:val="false"/>
+                <w:sz w:val="21"/>
+                <w:szCs w:val="21"/>
+                <w:color w:val="000000"/>
+              </w:rPr>
+            </w:pPr>
+            <w:r>
+              <w:rPr>
+                <w:rFonts w:ascii="Arial" w:hAnsi="Arial" w:eastAsia="Arial" w:cs="Arial"/>
+                <w:i w:val="false"/>
+                <w:b w:val="false"/>
+                <w:u w:val="none"/>
+                <w:strike w:val="false"/>
                 <w:sz w:val="21"/>
                 <w:szCs w:val="21"/>
                 <w:color w:val="000000"/>
@@ -9237,7 +10730,6 @@
           </w:tcPr>
           <w:p>
             <w:pPr>
-              <w:pStyle w:val="Normal"/>
               <w:jc w:val="left"/>
               <w:pBdr>
                 <w:bottom w:val="none" w:sz="0" w:space="0" w:color="000000"/>
@@ -9247,13 +10739,24 @@
               </w:pBdr>
               <w:spacing w:after="80" w:before="80" w:line="240"/>
               <w:ind w:left="80" w:right="80" w:firstLine="0" w:firstLineChars="0"/>
-            </w:pPr>
-            <w:r>
-              <w:rPr>
-                <w:rFonts w:ascii="Arial" w:hAnsi="DejaVu Sans" w:eastAsia="DejaVu Sans" w:cs="DejaVu Sans"/>
-                <w:i w:val="false"/>
-                <w:b w:val="false"/>
-                <w:u w:val="none"/>
+              <w:rPr>
+                <w:rFonts w:ascii="Arial" w:hAnsi="Arial" w:eastAsia="Arial" w:cs="Arial"/>
+                <w:i w:val="false"/>
+                <w:b w:val="false"/>
+                <w:u w:val="none"/>
+                <w:strike w:val="false"/>
+                <w:sz w:val="21"/>
+                <w:szCs w:val="21"/>
+                <w:color w:val="000000"/>
+              </w:rPr>
+            </w:pPr>
+            <w:r>
+              <w:rPr>
+                <w:rFonts w:ascii="Arial" w:hAnsi="Arial" w:eastAsia="Arial" w:cs="Arial"/>
+                <w:i w:val="false"/>
+                <w:b w:val="false"/>
+                <w:u w:val="none"/>
+                <w:strike w:val="false"/>
                 <w:sz w:val="21"/>
                 <w:szCs w:val="21"/>
                 <w:color w:val="000000"/>
@@ -9281,7 +10784,6 @@
           </w:tcPr>
           <w:p>
             <w:pPr>
-              <w:pStyle w:val="Normal"/>
               <w:jc w:val="left"/>
               <w:pBdr>
                 <w:bottom w:val="none" w:sz="0" w:space="0" w:color="000000"/>
@@ -9291,13 +10793,24 @@
               </w:pBdr>
               <w:spacing w:after="80" w:before="80" w:line="240"/>
               <w:ind w:left="80" w:right="80" w:firstLine="0" w:firstLineChars="0"/>
-            </w:pPr>
-            <w:r>
-              <w:rPr>
-                <w:rFonts w:ascii="Arial" w:hAnsi="DejaVu Sans" w:eastAsia="DejaVu Sans" w:cs="DejaVu Sans"/>
-                <w:i w:val="false"/>
-                <w:b w:val="false"/>
-                <w:u w:val="none"/>
+              <w:rPr>
+                <w:rFonts w:ascii="Arial" w:hAnsi="Arial" w:eastAsia="Arial" w:cs="Arial"/>
+                <w:i w:val="false"/>
+                <w:b w:val="false"/>
+                <w:u w:val="none"/>
+                <w:strike w:val="false"/>
+                <w:sz w:val="21"/>
+                <w:szCs w:val="21"/>
+                <w:color w:val="000000"/>
+              </w:rPr>
+            </w:pPr>
+            <w:r>
+              <w:rPr>
+                <w:rFonts w:ascii="Arial" w:hAnsi="Arial" w:eastAsia="Arial" w:cs="Arial"/>
+                <w:i w:val="false"/>
+                <w:b w:val="false"/>
+                <w:u w:val="none"/>
+                <w:strike w:val="false"/>
                 <w:sz w:val="21"/>
                 <w:szCs w:val="21"/>
                 <w:color w:val="000000"/>
@@ -9327,6 +10840,7 @@
           <w:i w:val="false"/>
           <w:b w:val="false"/>
           <w:u w:val="none"/>
+          <w:strike w:val="false"/>
           <w:sz w:val="22"/>
           <w:szCs w:val="22"/>
           <w:color w:val="000000"/>
@@ -9353,6 +10867,7 @@
           <w:i w:val="false"/>
           <w:b w:val="true"/>
           <w:u w:val="none"/>
+          <w:strike w:val="false"/>
           <w:sz w:val="26"/>
           <w:szCs w:val="26"/>
           <w:color w:val="215A9E"/>
@@ -9379,6 +10894,7 @@
           <w:i w:val="false"/>
           <w:b w:val="false"/>
           <w:u w:val="none"/>
+          <w:strike w:val="false"/>
           <w:sz w:val="22"/>
           <w:szCs w:val="22"/>
           <w:color w:val="000000"/>
@@ -9405,6 +10921,7 @@
           <w:i w:val="false"/>
           <w:b w:val="false"/>
           <w:u w:val="none"/>
+          <w:strike w:val="false"/>
           <w:sz w:val="22"/>
           <w:szCs w:val="22"/>
           <w:color w:val="000000"/>
@@ -9437,6 +10954,7 @@
           <w:i w:val="false"/>
           <w:b w:val="false"/>
           <w:u w:val="none"/>
+          <w:strike w:val="false"/>
           <w:sz w:val="18"/>
           <w:szCs w:val="18"/>
           <w:color w:val="545860"/>
@@ -9463,6 +10981,7 @@
           <w:i w:val="false"/>
           <w:b w:val="true"/>
           <w:u w:val="none"/>
+          <w:strike w:val="false"/>
           <w:sz w:val="36"/>
           <w:szCs w:val="36"/>
           <w:color w:val="063360"/>
@@ -9489,6 +11008,7 @@
           <w:i w:val="true"/>
           <w:b w:val="false"/>
           <w:u w:val="none"/>
+          <w:strike w:val="false"/>
           <w:sz w:val="18"/>
           <w:szCs w:val="18"/>
           <w:color w:val="215A9E"/>
@@ -9529,7 +11049,6 @@
           </w:tcPr>
           <w:p>
             <w:pPr>
-              <w:pStyle w:val="Normal"/>
               <w:jc w:val="center"/>
               <w:pBdr>
                 <w:bottom w:val="none" w:sz="0" w:space="0" w:color="000000"/>
@@ -9539,6 +11058,16 @@
               </w:pBdr>
               <w:spacing w:after="240" w:before="240" w:line="276"/>
               <w:ind w:left="240" w:right="240" w:firstLine="0" w:firstLineChars="0"/>
+              <w:rPr>
+                <w:rFonts w:ascii="Arial" w:hAnsi="Arial" w:eastAsia="Arial" w:cs="Arial"/>
+                <w:i w:val="false"/>
+                <w:b w:val="false"/>
+                <w:u w:val="none"/>
+                <w:strike w:val="false"/>
+                <w:sz w:val="21"/>
+                <w:szCs w:val="21"/>
+                <w:color w:val="000000"/>
+              </w:rPr>
             </w:pPr>
             <w:r>
               <w:rPr>
@@ -9546,6 +11075,7 @@
                 <w:i w:val="false"/>
                 <w:b w:val="true"/>
                 <w:u w:val="none"/>
+                <w:strike w:val="false"/>
                 <w:sz w:val="56"/>
                 <w:szCs w:val="56"/>
                 <w:color w:val="063360"/>
@@ -9579,7 +11109,6 @@
           </w:tcPr>
           <w:p>
             <w:pPr>
-              <w:pStyle w:val="Normal"/>
               <w:jc w:val="center"/>
               <w:pBdr>
                 <w:bottom w:val="none" w:sz="0" w:space="0" w:color="000000"/>
@@ -9589,6 +11118,16 @@
               </w:pBdr>
               <w:spacing w:after="240" w:before="240" w:line="276"/>
               <w:ind w:left="240" w:right="240" w:firstLine="0" w:firstLineChars="0"/>
+              <w:rPr>
+                <w:rFonts w:ascii="Arial" w:hAnsi="Arial" w:eastAsia="Arial" w:cs="Arial"/>
+                <w:i w:val="false"/>
+                <w:b w:val="false"/>
+                <w:u w:val="none"/>
+                <w:strike w:val="false"/>
+                <w:sz w:val="21"/>
+                <w:szCs w:val="21"/>
+                <w:color w:val="000000"/>
+              </w:rPr>
             </w:pPr>
             <w:r>
               <w:rPr>
@@ -9596,6 +11135,7 @@
                 <w:i w:val="false"/>
                 <w:b w:val="true"/>
                 <w:u w:val="none"/>
+                <w:strike w:val="false"/>
                 <w:sz w:val="56"/>
                 <w:szCs w:val="56"/>
                 <w:color w:val="063360"/>
@@ -9629,7 +11169,6 @@
           </w:tcPr>
           <w:p>
             <w:pPr>
-              <w:pStyle w:val="Normal"/>
               <w:jc w:val="center"/>
               <w:pBdr>
                 <w:bottom w:val="none" w:sz="0" w:space="0" w:color="000000"/>
@@ -9639,6 +11178,16 @@
               </w:pBdr>
               <w:spacing w:after="240" w:before="240" w:line="276"/>
               <w:ind w:left="240" w:right="240" w:firstLine="0" w:firstLineChars="0"/>
+              <w:rPr>
+                <w:rFonts w:ascii="Arial" w:hAnsi="Arial" w:eastAsia="Arial" w:cs="Arial"/>
+                <w:i w:val="false"/>
+                <w:b w:val="false"/>
+                <w:u w:val="none"/>
+                <w:strike w:val="false"/>
+                <w:sz w:val="21"/>
+                <w:szCs w:val="21"/>
+                <w:color w:val="000000"/>
+              </w:rPr>
             </w:pPr>
             <w:r>
               <w:rPr>
@@ -9646,6 +11195,7 @@
                 <w:i w:val="false"/>
                 <w:b w:val="true"/>
                 <w:u w:val="none"/>
+                <w:strike w:val="false"/>
                 <w:sz w:val="56"/>
                 <w:szCs w:val="56"/>
                 <w:color w:val="063360"/>
@@ -9679,7 +11229,6 @@
           </w:tcPr>
           <w:p>
             <w:pPr>
-              <w:pStyle w:val="Normal"/>
               <w:jc w:val="center"/>
               <w:pBdr>
                 <w:bottom w:val="none" w:sz="0" w:space="0" w:color="000000"/>
@@ -9689,6 +11238,16 @@
               </w:pBdr>
               <w:spacing w:after="240" w:before="240" w:line="276"/>
               <w:ind w:left="240" w:right="240" w:firstLine="0" w:firstLineChars="0"/>
+              <w:rPr>
+                <w:rFonts w:ascii="Arial" w:hAnsi="Arial" w:eastAsia="Arial" w:cs="Arial"/>
+                <w:i w:val="false"/>
+                <w:b w:val="false"/>
+                <w:u w:val="none"/>
+                <w:strike w:val="false"/>
+                <w:sz w:val="21"/>
+                <w:szCs w:val="21"/>
+                <w:color w:val="000000"/>
+              </w:rPr>
             </w:pPr>
             <w:r>
               <w:rPr>
@@ -9696,6 +11255,7 @@
                 <w:i w:val="false"/>
                 <w:b w:val="true"/>
                 <w:u w:val="none"/>
+                <w:strike w:val="false"/>
                 <w:sz w:val="56"/>
                 <w:szCs w:val="56"/>
                 <w:color w:val="063360"/>
@@ -9729,7 +11289,6 @@
           </w:tcPr>
           <w:p>
             <w:pPr>
-              <w:pStyle w:val="Normal"/>
               <w:jc w:val="center"/>
               <w:pBdr>
                 <w:bottom w:val="none" w:sz="0" w:space="0" w:color="000000"/>
@@ -9739,6 +11298,16 @@
               </w:pBdr>
               <w:spacing w:after="240" w:before="240" w:line="276"/>
               <w:ind w:left="240" w:right="240" w:firstLine="0" w:firstLineChars="0"/>
+              <w:rPr>
+                <w:rFonts w:ascii="Arial" w:hAnsi="Arial" w:eastAsia="Arial" w:cs="Arial"/>
+                <w:i w:val="false"/>
+                <w:b w:val="false"/>
+                <w:u w:val="none"/>
+                <w:strike w:val="false"/>
+                <w:sz w:val="21"/>
+                <w:szCs w:val="21"/>
+                <w:color w:val="000000"/>
+              </w:rPr>
             </w:pPr>
             <w:r>
               <w:rPr>
@@ -9746,6 +11315,7 @@
                 <w:i w:val="false"/>
                 <w:b w:val="true"/>
                 <w:u w:val="none"/>
+                <w:strike w:val="false"/>
                 <w:sz w:val="56"/>
                 <w:szCs w:val="56"/>
                 <w:color w:val="063360"/>
@@ -9779,7 +11349,6 @@
           </w:tcPr>
           <w:p>
             <w:pPr>
-              <w:pStyle w:val="Normal"/>
               <w:jc w:val="center"/>
               <w:pBdr>
                 <w:bottom w:val="none" w:sz="0" w:space="0" w:color="000000"/>
@@ -9789,6 +11358,16 @@
               </w:pBdr>
               <w:spacing w:after="240" w:before="240" w:line="276"/>
               <w:ind w:left="240" w:right="240" w:firstLine="0" w:firstLineChars="0"/>
+              <w:rPr>
+                <w:rFonts w:ascii="Arial" w:hAnsi="Arial" w:eastAsia="Arial" w:cs="Arial"/>
+                <w:i w:val="false"/>
+                <w:b w:val="false"/>
+                <w:u w:val="none"/>
+                <w:strike w:val="false"/>
+                <w:sz w:val="21"/>
+                <w:szCs w:val="21"/>
+                <w:color w:val="000000"/>
+              </w:rPr>
             </w:pPr>
             <w:r>
               <w:rPr>
@@ -9796,6 +11375,7 @@
                 <w:i w:val="false"/>
                 <w:b w:val="true"/>
                 <w:u w:val="none"/>
+                <w:strike w:val="false"/>
                 <w:sz w:val="56"/>
                 <w:szCs w:val="56"/>
                 <w:color w:val="063360"/>
@@ -9829,7 +11409,6 @@
           </w:tcPr>
           <w:p>
             <w:pPr>
-              <w:pStyle w:val="Normal"/>
               <w:jc w:val="center"/>
               <w:pBdr>
                 <w:bottom w:val="none" w:sz="0" w:space="0" w:color="000000"/>
@@ -9839,6 +11418,16 @@
               </w:pBdr>
               <w:spacing w:after="240" w:before="240" w:line="276"/>
               <w:ind w:left="240" w:right="240" w:firstLine="0" w:firstLineChars="0"/>
+              <w:rPr>
+                <w:rFonts w:ascii="Arial" w:hAnsi="Arial" w:eastAsia="Arial" w:cs="Arial"/>
+                <w:i w:val="false"/>
+                <w:b w:val="false"/>
+                <w:u w:val="none"/>
+                <w:strike w:val="false"/>
+                <w:sz w:val="21"/>
+                <w:szCs w:val="21"/>
+                <w:color w:val="000000"/>
+              </w:rPr>
             </w:pPr>
             <w:r>
               <w:rPr>
@@ -9846,6 +11435,7 @@
                 <w:i w:val="false"/>
                 <w:b w:val="true"/>
                 <w:u w:val="none"/>
+                <w:strike w:val="false"/>
                 <w:sz w:val="56"/>
                 <w:szCs w:val="56"/>
                 <w:color w:val="063360"/>
@@ -9856,11 +11446,11 @@
         </w:tc>
       </w:tr>
     </w:tbl>
-    <w:sectPr w:officer="true">
-      <w:pgMar w:header="720" w:bottom="1008" w:top="1008" w:right="1152" w:left="1152" w:footer="720" w:gutter="720"/>
+    <w:sectPr>
+      <w:pgMar w:header="708" w:bottom="1008" w:top="1008" w:right="1152" w:left="1152" w:footer="708" w:gutter="0"/>
       <w:pgSz w:h="16838" w:w="11906" w:orient="portrait"/>
+      <w:type w:val="continuous"/>
       <w:cols/>
-      <w:type w:val="continuous"/>
     </w:sectPr>
   </w:body>
 </w:document>

--- a/Module_2_Oct_2026_v2/Oct12_session1_materials.docx
+++ b/Module_2_Oct_2026_v2/Oct12_session1_materials.docx
@@ -1926,7 +1926,7 @@
           <w:szCs w:val="28"/>
           <w:color w:val="000000"/>
         </w:rPr>
-        <w:t xml:space="preserve">The effect of GreenWaste on landfill is -2.69 tonnes per business, 95% confidence interval -2.75 to -2.64.</w:t>
+        <w:t xml:space="preserve">The effect of GreenWaste on landfill is -2.69 tonnes per business, 95% confidence interval -2.74 to -2.64.</w:t>
       </w:r>
     </w:p>
     <w:p>

--- a/Module_2_Oct_2026_v2/Oct12_session1_materials.docx
+++ b/Module_2_Oct_2026_v2/Oct12_session1_materials.docx
@@ -44,7 +44,7 @@
           <w:szCs w:val="44"/>
           <w:color w:val="000000"/>
         </w:rPr>
-        <w:t xml:space="preserve">Question a claim</w:t>
+        <w:t xml:space="preserve">Read a regression table</w:t>
       </w:r>
     </w:p>
     <w:p>
@@ -71,7 +71,7 @@
           <w:szCs w:val="24"/>
           <w:color w:val="000000"/>
         </w:rPr>
-        <w:t xml:space="preserve">Read the claim, make a provisional decision and write the question you would ask before acting.</w:t>
+        <w:t xml:space="preserve">Read the five terms in the slides, then use this table to state what the report supports.</w:t>
       </w:r>
     </w:p>
     <w:p>
@@ -98,7 +98,7 @@
           <w:szCs w:val="18"/>
           <w:color w:val="545860"/>
         </w:rPr>
-        <w:t xml:space="preserve">Fictional GreenWaste case | invented figures</w:t>
+        <w:t xml:space="preserve">GreenWaste is a fictional training case.</w:t>
       </w:r>
     </w:p>
     <w:p>
@@ -125,7 +125,7 @@
           <w:szCs w:val="28"/>
           <w:color w:val="000000"/>
         </w:rPr>
-        <w:t xml:space="preserve">1 Read alone first</w:t>
+        <w:t xml:space="preserve">1 Mean</w:t>
       </w:r>
     </w:p>
     <w:p>
@@ -145,14 +145,14 @@
         <w:rPr>
           <w:rFonts w:ascii="Arial" w:hAnsi="Arial" w:eastAsia="Arial" w:cs="Arial"/>
           <w:i w:val="false"/>
-          <w:b w:val="true"/>
-          <w:u w:val="none"/>
-          <w:strike w:val="false"/>
-          <w:sz w:val="28"/>
-          <w:szCs w:val="28"/>
-          <w:color w:val="000000"/>
-        </w:rPr>
-        <w:t xml:space="preserve">"Landfill waste from businesses in GreenWaste fell 50% in a year."</w:t>
+          <w:b w:val="false"/>
+          <w:u w:val="none"/>
+          <w:strike w:val="false"/>
+          <w:sz w:val="22"/>
+          <w:szCs w:val="22"/>
+          <w:color w:val="000000"/>
+        </w:rPr>
+        <w:t xml:space="preserve">Ten selected businesses sent 3, 4, 5, 5, 6, 7, 7, 8, 9 and 46 tonnes to landfill in one year.</w:t>
       </w:r>
     </w:p>
     <w:p>
@@ -179,34 +179,7 @@
           <w:szCs w:val="24"/>
           <w:color w:val="000000"/>
         </w:rPr>
-        <w:t xml:space="preserve">My decision   [  ] Extend   [  ] Do not extend   [  ] Ask first</w:t>
-      </w:r>
-    </w:p>
-    <w:p>
-      <w:pPr>
-        <w:pStyle w:val="Normal"/>
-        <w:jc w:val="left"/>
-        <w:pBdr>
-          <w:bottom w:val="none" w:sz="0" w:space="0" w:color="000000"/>
-          <w:top w:val="none" w:sz="0" w:space="0" w:color="000000"/>
-          <w:left w:val="none" w:sz="0" w:space="0" w:color="000000"/>
-          <w:right w:val="none" w:sz="0" w:space="0" w:color="000000"/>
-        </w:pBdr>
-        <w:spacing w:after="160" w:before="0" w:line="240"/>
-        <w:ind w:left="0" w:right="0" w:firstLine="0" w:firstLineChars="0"/>
-      </w:pPr>
-      <w:r>
-        <w:rPr>
-          <w:rFonts w:ascii="Arial" w:hAnsi="Arial" w:eastAsia="Arial" w:cs="Arial"/>
-          <w:i w:val="false"/>
-          <w:b w:val="false"/>
-          <w:u w:val="none"/>
-          <w:strike w:val="false"/>
-          <w:sz w:val="24"/>
-          <w:szCs w:val="24"/>
-          <w:color w:val="000000"/>
-        </w:rPr>
-        <w:t xml:space="preserve">My reason</w:t>
+        <w:t xml:space="preserve">Find the mean. Explain why it does not describe every business.</w:t>
       </w:r>
     </w:p>
     <w:p>
@@ -273,87 +246,6 @@
           <w:left w:val="none" w:sz="0" w:space="0" w:color="000000"/>
           <w:right w:val="none" w:sz="0" w:space="0" w:color="000000"/>
         </w:pBdr>
-        <w:spacing w:after="160" w:before="0" w:line="240"/>
-        <w:ind w:left="0" w:right="0" w:firstLine="0" w:firstLineChars="0"/>
-      </w:pPr>
-      <w:r>
-        <w:rPr>
-          <w:rFonts w:ascii="Arial" w:hAnsi="Arial" w:eastAsia="Arial" w:cs="Arial"/>
-          <w:i w:val="false"/>
-          <w:b w:val="false"/>
-          <w:u w:val="none"/>
-          <w:strike w:val="false"/>
-          <w:sz w:val="24"/>
-          <w:szCs w:val="24"/>
-          <w:color w:val="000000"/>
-        </w:rPr>
-        <w:t xml:space="preserve">My question for the evaluator</w:t>
-      </w:r>
-    </w:p>
-    <w:p>
-      <w:pPr>
-        <w:pStyle w:val="Normal"/>
-        <w:jc w:val="left"/>
-        <w:pBdr>
-          <w:bottom w:val="none" w:sz="0" w:space="0" w:color="000000"/>
-          <w:top w:val="none" w:sz="0" w:space="0" w:color="000000"/>
-          <w:left w:val="none" w:sz="0" w:space="0" w:color="000000"/>
-          <w:right w:val="none" w:sz="0" w:space="0" w:color="000000"/>
-        </w:pBdr>
-        <w:spacing w:after="240" w:before="0" w:line="240"/>
-        <w:ind w:left="0" w:right="0" w:firstLine="0" w:firstLineChars="0"/>
-      </w:pPr>
-      <w:r>
-        <w:rPr>
-          <w:rFonts w:ascii="Arial" w:hAnsi="Arial" w:eastAsia="Arial" w:cs="Arial"/>
-          <w:i w:val="false"/>
-          <w:b w:val="false"/>
-          <w:u w:val="none"/>
-          <w:strike w:val="false"/>
-          <w:sz w:val="24"/>
-          <w:szCs w:val="24"/>
-          <w:color w:val="B5BEC9"/>
-        </w:rPr>
-        <w:t xml:space="preserve">_______________________________________________________</w:t>
-      </w:r>
-    </w:p>
-    <w:p>
-      <w:pPr>
-        <w:pStyle w:val="Normal"/>
-        <w:jc w:val="left"/>
-        <w:pBdr>
-          <w:bottom w:val="none" w:sz="0" w:space="0" w:color="000000"/>
-          <w:top w:val="none" w:sz="0" w:space="0" w:color="000000"/>
-          <w:left w:val="none" w:sz="0" w:space="0" w:color="000000"/>
-          <w:right w:val="none" w:sz="0" w:space="0" w:color="000000"/>
-        </w:pBdr>
-        <w:spacing w:after="240" w:before="0" w:line="240"/>
-        <w:ind w:left="0" w:right="0" w:firstLine="0" w:firstLineChars="0"/>
-      </w:pPr>
-      <w:r>
-        <w:rPr>
-          <w:rFonts w:ascii="Arial" w:hAnsi="Arial" w:eastAsia="Arial" w:cs="Arial"/>
-          <w:i w:val="false"/>
-          <w:b w:val="false"/>
-          <w:u w:val="none"/>
-          <w:strike w:val="false"/>
-          <w:sz w:val="24"/>
-          <w:szCs w:val="24"/>
-          <w:color w:val="B5BEC9"/>
-        </w:rPr>
-        <w:t xml:space="preserve">_______________________________________________________</w:t>
-      </w:r>
-    </w:p>
-    <w:p>
-      <w:pPr>
-        <w:pStyle w:val="Normal"/>
-        <w:jc w:val="left"/>
-        <w:pBdr>
-          <w:bottom w:val="none" w:sz="0" w:space="0" w:color="000000"/>
-          <w:top w:val="none" w:sz="0" w:space="0" w:color="000000"/>
-          <w:left w:val="none" w:sz="0" w:space="0" w:color="000000"/>
-          <w:right w:val="none" w:sz="0" w:space="0" w:color="000000"/>
-        </w:pBdr>
         <w:spacing w:after="120" w:before="0" w:line="240"/>
         <w:ind w:left="0" w:right="0" w:firstLine="0" w:firstLineChars="0"/>
       </w:pPr>
@@ -368,7 +260,7 @@
           <w:szCs w:val="28"/>
           <w:color w:val="000000"/>
         </w:rPr>
-        <w:t xml:space="preserve">2 What could an average hide</w:t>
+        <w:t xml:space="preserve">Annual waste cost regression</w:t>
       </w:r>
     </w:p>
     <w:p>
@@ -391,11 +283,11 @@
           <w:b w:val="false"/>
           <w:u w:val="none"/>
           <w:strike w:val="false"/>
-          <w:sz w:val="24"/>
-          <w:szCs w:val="24"/>
-          <w:color w:val="000000"/>
-        </w:rPr>
-        <w:t xml:space="preserve">Landfill before GreenWaste, tonnes per year, for ten businesses</w:t>
+          <w:sz w:val="22"/>
+          <w:szCs w:val="22"/>
+          <w:color w:val="000000"/>
+        </w:rPr>
+        <w:t xml:space="preserve">The same city participants before and 12 months later. Outcome: annual waste cost in AED per business. The starting mean and the change are different rows.</w:t>
       </w:r>
     </w:p>
     <w:tbl xmlns:a="http://schemas.openxmlformats.org/drawingml/2006/main" xmlns:pic="http://schemas.openxmlformats.org/drawingml/2006/picture">
@@ -405,17 +297,234 @@
         <w:tblLook w:firstRow="1" w:lastRow="0" w:firstColumn="0" w:lastColumn="0" w:noHBand="0" w:noVBand="1"/>
       </w:tblPr>
       <w:tblGrid>
-        <w:gridCol w:w="979"/>
-        <w:gridCol w:w="979"/>
-        <w:gridCol w:w="979"/>
-        <w:gridCol w:w="979"/>
-        <w:gridCol w:w="979"/>
-        <w:gridCol w:w="979"/>
-        <w:gridCol w:w="979"/>
-        <w:gridCol w:w="979"/>
-        <w:gridCol w:w="979"/>
-        <w:gridCol w:w="979"/>
+        <w:gridCol w:w="2592"/>
+        <w:gridCol w:w="1872"/>
+        <w:gridCol w:w="3096"/>
+        <w:gridCol w:w="2232"/>
       </w:tblGrid>
+      <w:tr>
+        <w:trPr>
+          <w:trHeight w:val="360" w:hRule="auto"/>
+          <w:tblHeader/>
+        </w:trPr>
+        header1
+        <w:tc>
+          <w:tcPr>
+            <w:tcBorders>
+              <w:bottom w:val="single" w:sz="6" w:space="0" w:color="D9D9D9"/>
+              <w:top w:val="single" w:sz="6" w:space="0" w:color="D9D9D9"/>
+              <w:left w:val="single" w:sz="6" w:space="0" w:color="D9D9D9"/>
+              <w:right w:val="single" w:sz="6" w:space="0" w:color="D9D9D9"/>
+            </w:tcBorders>
+            <w:shd w:val="clear" w:color="auto" w:fill="063360"/>
+            <w:tcMar>
+              <w:top w:w="0" w:type="dxa"/>
+              <w:bottom w:w="0" w:type="dxa"/>
+              <w:left w:w="0" w:type="dxa"/>
+              <w:right w:w="0" w:type="dxa"/>
+            </w:tcMar>
+            <w:vAlign w:val="center"/>
+          </w:tcPr>
+          <w:p>
+            <w:pPr>
+              <w:jc w:val="left"/>
+              <w:pBdr>
+                <w:bottom w:val="none" w:sz="0" w:space="0" w:color="000000"/>
+                <w:top w:val="none" w:sz="0" w:space="0" w:color="000000"/>
+                <w:left w:val="none" w:sz="0" w:space="0" w:color="000000"/>
+                <w:right w:val="none" w:sz="0" w:space="0" w:color="000000"/>
+              </w:pBdr>
+              <w:spacing w:after="140" w:before="140" w:line="240"/>
+              <w:ind w:left="140" w:right="140" w:firstLine="0" w:firstLineChars="0"/>
+              <w:rPr>
+                <w:rFonts w:ascii="Arial" w:hAnsi="Arial" w:eastAsia="Arial" w:cs="Arial"/>
+                <w:i w:val="false"/>
+                <w:b w:val="true"/>
+                <w:u w:val="none"/>
+                <w:strike w:val="false"/>
+                <w:sz w:val="24"/>
+                <w:szCs w:val="24"/>
+                <w:color w:val="FFFFFF"/>
+              </w:rPr>
+            </w:pPr>
+            <w:r>
+              <w:rPr>
+                <w:rFonts w:ascii="Arial" w:hAnsi="Arial" w:eastAsia="Arial" w:cs="Arial"/>
+                <w:i w:val="false"/>
+                <w:b w:val="true"/>
+                <w:u w:val="none"/>
+                <w:strike w:val="false"/>
+                <w:sz w:val="24"/>
+                <w:szCs w:val="24"/>
+                <w:color w:val="FFFFFF"/>
+              </w:rPr>
+              <w:t xml:space="preserve">Result row</w:t>
+            </w:r>
+          </w:p>
+        </w:tc>
+        <w:tc>
+          <w:tcPr>
+            <w:tcBorders>
+              <w:bottom w:val="single" w:sz="6" w:space="0" w:color="D9D9D9"/>
+              <w:top w:val="single" w:sz="6" w:space="0" w:color="D9D9D9"/>
+              <w:left w:val="single" w:sz="6" w:space="0" w:color="D9D9D9"/>
+              <w:right w:val="single" w:sz="6" w:space="0" w:color="D9D9D9"/>
+            </w:tcBorders>
+            <w:shd w:val="clear" w:color="auto" w:fill="063360"/>
+            <w:tcMar>
+              <w:top w:w="0" w:type="dxa"/>
+              <w:bottom w:w="0" w:type="dxa"/>
+              <w:left w:w="0" w:type="dxa"/>
+              <w:right w:w="0" w:type="dxa"/>
+            </w:tcMar>
+            <w:vAlign w:val="center"/>
+          </w:tcPr>
+          <w:p>
+            <w:pPr>
+              <w:jc w:val="left"/>
+              <w:pBdr>
+                <w:bottom w:val="none" w:sz="0" w:space="0" w:color="000000"/>
+                <w:top w:val="none" w:sz="0" w:space="0" w:color="000000"/>
+                <w:left w:val="none" w:sz="0" w:space="0" w:color="000000"/>
+                <w:right w:val="none" w:sz="0" w:space="0" w:color="000000"/>
+              </w:pBdr>
+              <w:spacing w:after="140" w:before="140" w:line="240"/>
+              <w:ind w:left="140" w:right="140" w:firstLine="0" w:firstLineChars="0"/>
+              <w:rPr>
+                <w:rFonts w:ascii="Arial" w:hAnsi="Arial" w:eastAsia="Arial" w:cs="Arial"/>
+                <w:i w:val="false"/>
+                <w:b w:val="true"/>
+                <w:u w:val="none"/>
+                <w:strike w:val="false"/>
+                <w:sz w:val="24"/>
+                <w:szCs w:val="24"/>
+                <w:color w:val="FFFFFF"/>
+              </w:rPr>
+            </w:pPr>
+            <w:r>
+              <w:rPr>
+                <w:rFonts w:ascii="Arial" w:hAnsi="Arial" w:eastAsia="Arial" w:cs="Arial"/>
+                <w:i w:val="false"/>
+                <w:b w:val="true"/>
+                <w:u w:val="none"/>
+                <w:strike w:val="false"/>
+                <w:sz w:val="24"/>
+                <w:szCs w:val="24"/>
+                <w:color w:val="FFFFFF"/>
+              </w:rPr>
+              <w:t xml:space="preserve">Coefficient AED</w:t>
+            </w:r>
+          </w:p>
+        </w:tc>
+        <w:tc>
+          <w:tcPr>
+            <w:tcBorders>
+              <w:bottom w:val="single" w:sz="6" w:space="0" w:color="D9D9D9"/>
+              <w:top w:val="single" w:sz="6" w:space="0" w:color="D9D9D9"/>
+              <w:left w:val="single" w:sz="6" w:space="0" w:color="D9D9D9"/>
+              <w:right w:val="single" w:sz="6" w:space="0" w:color="D9D9D9"/>
+            </w:tcBorders>
+            <w:shd w:val="clear" w:color="auto" w:fill="063360"/>
+            <w:tcMar>
+              <w:top w:w="0" w:type="dxa"/>
+              <w:bottom w:w="0" w:type="dxa"/>
+              <w:left w:w="0" w:type="dxa"/>
+              <w:right w:w="0" w:type="dxa"/>
+            </w:tcMar>
+            <w:vAlign w:val="center"/>
+          </w:tcPr>
+          <w:p>
+            <w:pPr>
+              <w:jc w:val="left"/>
+              <w:pBdr>
+                <w:bottom w:val="none" w:sz="0" w:space="0" w:color="000000"/>
+                <w:top w:val="none" w:sz="0" w:space="0" w:color="000000"/>
+                <w:left w:val="none" w:sz="0" w:space="0" w:color="000000"/>
+                <w:right w:val="none" w:sz="0" w:space="0" w:color="000000"/>
+              </w:pBdr>
+              <w:spacing w:after="140" w:before="140" w:line="240"/>
+              <w:ind w:left="140" w:right="140" w:firstLine="0" w:firstLineChars="0"/>
+              <w:rPr>
+                <w:rFonts w:ascii="Arial" w:hAnsi="Arial" w:eastAsia="Arial" w:cs="Arial"/>
+                <w:i w:val="false"/>
+                <w:b w:val="true"/>
+                <w:u w:val="none"/>
+                <w:strike w:val="false"/>
+                <w:sz w:val="24"/>
+                <w:szCs w:val="24"/>
+                <w:color w:val="FFFFFF"/>
+              </w:rPr>
+            </w:pPr>
+            <w:r>
+              <w:rPr>
+                <w:rFonts w:ascii="Arial" w:hAnsi="Arial" w:eastAsia="Arial" w:cs="Arial"/>
+                <w:i w:val="false"/>
+                <w:b w:val="true"/>
+                <w:u w:val="none"/>
+                <w:strike w:val="false"/>
+                <w:sz w:val="24"/>
+                <w:szCs w:val="24"/>
+                <w:color w:val="FFFFFF"/>
+              </w:rPr>
+              <w:t xml:space="preserve">95% interval AED</w:t>
+            </w:r>
+          </w:p>
+        </w:tc>
+        <w:tc>
+          <w:tcPr>
+            <w:tcBorders>
+              <w:bottom w:val="single" w:sz="6" w:space="0" w:color="D9D9D9"/>
+              <w:top w:val="single" w:sz="6" w:space="0" w:color="D9D9D9"/>
+              <w:left w:val="single" w:sz="6" w:space="0" w:color="D9D9D9"/>
+              <w:right w:val="single" w:sz="6" w:space="0" w:color="D9D9D9"/>
+            </w:tcBorders>
+            <w:shd w:val="clear" w:color="auto" w:fill="063360"/>
+            <w:tcMar>
+              <w:top w:w="0" w:type="dxa"/>
+              <w:bottom w:w="0" w:type="dxa"/>
+              <w:left w:w="0" w:type="dxa"/>
+              <w:right w:w="0" w:type="dxa"/>
+            </w:tcMar>
+            <w:vAlign w:val="center"/>
+          </w:tcPr>
+          <w:p>
+            <w:pPr>
+              <w:jc w:val="left"/>
+              <w:pBdr>
+                <w:bottom w:val="none" w:sz="0" w:space="0" w:color="000000"/>
+                <w:top w:val="none" w:sz="0" w:space="0" w:color="000000"/>
+                <w:left w:val="none" w:sz="0" w:space="0" w:color="000000"/>
+                <w:right w:val="none" w:sz="0" w:space="0" w:color="000000"/>
+              </w:pBdr>
+              <w:spacing w:after="140" w:before="140" w:line="240"/>
+              <w:ind w:left="140" w:right="140" w:firstLine="0" w:firstLineChars="0"/>
+              <w:rPr>
+                <w:rFonts w:ascii="Arial" w:hAnsi="Arial" w:eastAsia="Arial" w:cs="Arial"/>
+                <w:i w:val="false"/>
+                <w:b w:val="true"/>
+                <w:u w:val="none"/>
+                <w:strike w:val="false"/>
+                <w:sz w:val="24"/>
+                <w:szCs w:val="24"/>
+                <w:color w:val="FFFFFF"/>
+              </w:rPr>
+            </w:pPr>
+            <w:r>
+              <w:rPr>
+                <w:rFonts w:ascii="Arial" w:hAnsi="Arial" w:eastAsia="Arial" w:cs="Arial"/>
+                <w:i w:val="false"/>
+                <w:b w:val="true"/>
+                <w:u w:val="none"/>
+                <w:strike w:val="false"/>
+                <w:sz w:val="24"/>
+                <w:szCs w:val="24"/>
+                <w:color w:val="FFFFFF"/>
+              </w:rPr>
+              <w:t xml:space="preserve">p-value</w:t>
+            </w:r>
+          </w:p>
+        </w:tc>
+      </w:tr>
       <w:tr>
         <w:trPr>
           <w:trHeight w:val="360" w:hRule="auto"/>
@@ -425,7 +534,7 @@
           <w:tcPr>
             <w:tcBorders>
               <w:bottom w:val="single" w:sz="6" w:space="0" w:color="D9D9D9"/>
-              <w:top w:val="none" w:sz="0" w:space="0" w:color="000000"/>
+              <w:top w:val="single" w:sz="6" w:space="0" w:color="D9D9D9"/>
               <w:left w:val="single" w:sz="6" w:space="0" w:color="D9D9D9"/>
               <w:right w:val="single" w:sz="6" w:space="0" w:color="D9D9D9"/>
             </w:tcBorders>
@@ -471,7 +580,7 @@
                 <w:szCs w:val="24"/>
                 <w:color w:val="000000"/>
               </w:rPr>
-              <w:t xml:space="preserve">3</w:t>
+              <w:t xml:space="preserve">Before GreenWaste</w:t>
             </w:r>
           </w:p>
         </w:tc>
@@ -479,7 +588,7 @@
           <w:tcPr>
             <w:tcBorders>
               <w:bottom w:val="single" w:sz="6" w:space="0" w:color="D9D9D9"/>
-              <w:top w:val="none" w:sz="0" w:space="0" w:color="000000"/>
+              <w:top w:val="single" w:sz="6" w:space="0" w:color="D9D9D9"/>
               <w:left w:val="single" w:sz="6" w:space="0" w:color="D9D9D9"/>
               <w:right w:val="single" w:sz="6" w:space="0" w:color="D9D9D9"/>
             </w:tcBorders>
@@ -525,7 +634,7 @@
                 <w:szCs w:val="24"/>
                 <w:color w:val="000000"/>
               </w:rPr>
-              <w:t xml:space="preserve">4</w:t>
+              <w:t xml:space="preserve">1,432</w:t>
             </w:r>
           </w:p>
         </w:tc>
@@ -533,7 +642,7 @@
           <w:tcPr>
             <w:tcBorders>
               <w:bottom w:val="single" w:sz="6" w:space="0" w:color="D9D9D9"/>
-              <w:top w:val="none" w:sz="0" w:space="0" w:color="000000"/>
+              <w:top w:val="single" w:sz="6" w:space="0" w:color="D9D9D9"/>
               <w:left w:val="single" w:sz="6" w:space="0" w:color="D9D9D9"/>
               <w:right w:val="single" w:sz="6" w:space="0" w:color="D9D9D9"/>
             </w:tcBorders>
@@ -579,7 +688,7 @@
                 <w:szCs w:val="24"/>
                 <w:color w:val="000000"/>
               </w:rPr>
-              <w:t xml:space="preserve">5</w:t>
+              <w:t xml:space="preserve">1,418 to 1,446</w:t>
             </w:r>
           </w:p>
         </w:tc>
@@ -587,7 +696,7 @@
           <w:tcPr>
             <w:tcBorders>
               <w:bottom w:val="single" w:sz="6" w:space="0" w:color="D9D9D9"/>
-              <w:top w:val="none" w:sz="0" w:space="0" w:color="000000"/>
+              <w:top w:val="single" w:sz="6" w:space="0" w:color="D9D9D9"/>
               <w:left w:val="single" w:sz="6" w:space="0" w:color="D9D9D9"/>
               <w:right w:val="single" w:sz="6" w:space="0" w:color="D9D9D9"/>
             </w:tcBorders>
@@ -633,19 +742,25 @@
                 <w:szCs w:val="24"/>
                 <w:color w:val="000000"/>
               </w:rPr>
-              <w:t xml:space="preserve">5</w:t>
+              <w:t xml:space="preserve">&lt; 0.001</w:t>
             </w:r>
           </w:p>
         </w:tc>
+      </w:tr>
+      <w:tr>
+        <w:trPr>
+          <w:trHeight w:val="360" w:hRule="auto"/>
+        </w:trPr>
+        body2
         <w:tc>
           <w:tcPr>
             <w:tcBorders>
               <w:bottom w:val="single" w:sz="6" w:space="0" w:color="D9D9D9"/>
-              <w:top w:val="none" w:sz="0" w:space="0" w:color="000000"/>
+              <w:top w:val="single" w:sz="6" w:space="0" w:color="D9D9D9"/>
               <w:left w:val="single" w:sz="6" w:space="0" w:color="D9D9D9"/>
               <w:right w:val="single" w:sz="6" w:space="0" w:color="D9D9D9"/>
             </w:tcBorders>
-            <w:shd w:val="clear" w:color="auto" w:fill="FFFFFF"/>
+            <w:shd w:val="clear" w:color="auto" w:fill="F1F5F9"/>
             <w:tcMar>
               <w:top w:w="0" w:type="dxa"/>
               <w:bottom w:w="0" w:type="dxa"/>
@@ -687,7 +802,7 @@
                 <w:szCs w:val="24"/>
                 <w:color w:val="000000"/>
               </w:rPr>
-              <w:t xml:space="preserve">6</w:t>
+              <w:t xml:space="preserve">After minus before</w:t>
             </w:r>
           </w:p>
         </w:tc>
@@ -695,11 +810,11 @@
           <w:tcPr>
             <w:tcBorders>
               <w:bottom w:val="single" w:sz="6" w:space="0" w:color="D9D9D9"/>
-              <w:top w:val="none" w:sz="0" w:space="0" w:color="000000"/>
+              <w:top w:val="single" w:sz="6" w:space="0" w:color="D9D9D9"/>
               <w:left w:val="single" w:sz="6" w:space="0" w:color="D9D9D9"/>
               <w:right w:val="single" w:sz="6" w:space="0" w:color="D9D9D9"/>
             </w:tcBorders>
-            <w:shd w:val="clear" w:color="auto" w:fill="FFFFFF"/>
+            <w:shd w:val="clear" w:color="auto" w:fill="F1F5F9"/>
             <w:tcMar>
               <w:top w:w="0" w:type="dxa"/>
               <w:bottom w:w="0" w:type="dxa"/>
@@ -741,7 +856,7 @@
                 <w:szCs w:val="24"/>
                 <w:color w:val="000000"/>
               </w:rPr>
-              <w:t xml:space="preserve">7</w:t>
+              <w:t xml:space="preserve">-669</w:t>
             </w:r>
           </w:p>
         </w:tc>
@@ -749,11 +864,11 @@
           <w:tcPr>
             <w:tcBorders>
               <w:bottom w:val="single" w:sz="6" w:space="0" w:color="D9D9D9"/>
-              <w:top w:val="none" w:sz="0" w:space="0" w:color="000000"/>
+              <w:top w:val="single" w:sz="6" w:space="0" w:color="D9D9D9"/>
               <w:left w:val="single" w:sz="6" w:space="0" w:color="D9D9D9"/>
               <w:right w:val="single" w:sz="6" w:space="0" w:color="D9D9D9"/>
             </w:tcBorders>
-            <w:shd w:val="clear" w:color="auto" w:fill="FFFFFF"/>
+            <w:shd w:val="clear" w:color="auto" w:fill="F1F5F9"/>
             <w:tcMar>
               <w:top w:w="0" w:type="dxa"/>
               <w:bottom w:w="0" w:type="dxa"/>
@@ -795,7 +910,7 @@
                 <w:szCs w:val="24"/>
                 <w:color w:val="000000"/>
               </w:rPr>
-              <w:t xml:space="preserve">7</w:t>
+              <w:t xml:space="preserve">-684 to -654</w:t>
             </w:r>
           </w:p>
         </w:tc>
@@ -803,11 +918,11 @@
           <w:tcPr>
             <w:tcBorders>
               <w:bottom w:val="single" w:sz="6" w:space="0" w:color="D9D9D9"/>
-              <w:top w:val="none" w:sz="0" w:space="0" w:color="000000"/>
+              <w:top w:val="single" w:sz="6" w:space="0" w:color="D9D9D9"/>
               <w:left w:val="single" w:sz="6" w:space="0" w:color="D9D9D9"/>
               <w:right w:val="single" w:sz="6" w:space="0" w:color="D9D9D9"/>
             </w:tcBorders>
-            <w:shd w:val="clear" w:color="auto" w:fill="FFFFFF"/>
+            <w:shd w:val="clear" w:color="auto" w:fill="F1F5F9"/>
             <w:tcMar>
               <w:top w:w="0" w:type="dxa"/>
               <w:bottom w:w="0" w:type="dxa"/>
@@ -849,115 +964,7 @@
                 <w:szCs w:val="24"/>
                 <w:color w:val="000000"/>
               </w:rPr>
-              <w:t xml:space="preserve">8</w:t>
-            </w:r>
-          </w:p>
-        </w:tc>
-        <w:tc>
-          <w:tcPr>
-            <w:tcBorders>
-              <w:bottom w:val="single" w:sz="6" w:space="0" w:color="D9D9D9"/>
-              <w:top w:val="none" w:sz="0" w:space="0" w:color="000000"/>
-              <w:left w:val="single" w:sz="6" w:space="0" w:color="D9D9D9"/>
-              <w:right w:val="single" w:sz="6" w:space="0" w:color="D9D9D9"/>
-            </w:tcBorders>
-            <w:shd w:val="clear" w:color="auto" w:fill="FFFFFF"/>
-            <w:tcMar>
-              <w:top w:w="0" w:type="dxa"/>
-              <w:bottom w:w="0" w:type="dxa"/>
-              <w:left w:w="0" w:type="dxa"/>
-              <w:right w:w="0" w:type="dxa"/>
-            </w:tcMar>
-            <w:vAlign w:val="center"/>
-          </w:tcPr>
-          <w:p>
-            <w:pPr>
-              <w:jc w:val="left"/>
-              <w:pBdr>
-                <w:bottom w:val="none" w:sz="0" w:space="0" w:color="000000"/>
-                <w:top w:val="none" w:sz="0" w:space="0" w:color="000000"/>
-                <w:left w:val="none" w:sz="0" w:space="0" w:color="000000"/>
-                <w:right w:val="none" w:sz="0" w:space="0" w:color="000000"/>
-              </w:pBdr>
-              <w:spacing w:after="140" w:before="140" w:line="240"/>
-              <w:ind w:left="140" w:right="140" w:firstLine="0" w:firstLineChars="0"/>
-              <w:rPr>
-                <w:rFonts w:ascii="Arial" w:hAnsi="Arial" w:eastAsia="Arial" w:cs="Arial"/>
-                <w:i w:val="false"/>
-                <w:b w:val="false"/>
-                <w:u w:val="none"/>
-                <w:strike w:val="false"/>
-                <w:sz w:val="24"/>
-                <w:szCs w:val="24"/>
-                <w:color w:val="000000"/>
-              </w:rPr>
-            </w:pPr>
-            <w:r>
-              <w:rPr>
-                <w:rFonts w:ascii="Arial" w:hAnsi="Arial" w:eastAsia="Arial" w:cs="Arial"/>
-                <w:i w:val="false"/>
-                <w:b w:val="false"/>
-                <w:u w:val="none"/>
-                <w:strike w:val="false"/>
-                <w:sz w:val="24"/>
-                <w:szCs w:val="24"/>
-                <w:color w:val="000000"/>
-              </w:rPr>
-              <w:t xml:space="preserve">9</w:t>
-            </w:r>
-          </w:p>
-        </w:tc>
-        <w:tc>
-          <w:tcPr>
-            <w:tcBorders>
-              <w:bottom w:val="single" w:sz="6" w:space="0" w:color="D9D9D9"/>
-              <w:top w:val="none" w:sz="0" w:space="0" w:color="000000"/>
-              <w:left w:val="single" w:sz="6" w:space="0" w:color="D9D9D9"/>
-              <w:right w:val="single" w:sz="6" w:space="0" w:color="D9D9D9"/>
-            </w:tcBorders>
-            <w:shd w:val="clear" w:color="auto" w:fill="FFFFFF"/>
-            <w:tcMar>
-              <w:top w:w="0" w:type="dxa"/>
-              <w:bottom w:w="0" w:type="dxa"/>
-              <w:left w:w="0" w:type="dxa"/>
-              <w:right w:w="0" w:type="dxa"/>
-            </w:tcMar>
-            <w:vAlign w:val="center"/>
-          </w:tcPr>
-          <w:p>
-            <w:pPr>
-              <w:jc w:val="left"/>
-              <w:pBdr>
-                <w:bottom w:val="none" w:sz="0" w:space="0" w:color="000000"/>
-                <w:top w:val="none" w:sz="0" w:space="0" w:color="000000"/>
-                <w:left w:val="none" w:sz="0" w:space="0" w:color="000000"/>
-                <w:right w:val="none" w:sz="0" w:space="0" w:color="000000"/>
-              </w:pBdr>
-              <w:spacing w:after="140" w:before="140" w:line="240"/>
-              <w:ind w:left="140" w:right="140" w:firstLine="0" w:firstLineChars="0"/>
-              <w:rPr>
-                <w:rFonts w:ascii="Arial" w:hAnsi="Arial" w:eastAsia="Arial" w:cs="Arial"/>
-                <w:i w:val="false"/>
-                <w:b w:val="false"/>
-                <w:u w:val="none"/>
-                <w:strike w:val="false"/>
-                <w:sz w:val="24"/>
-                <w:szCs w:val="24"/>
-                <w:color w:val="000000"/>
-              </w:rPr>
-            </w:pPr>
-            <w:r>
-              <w:rPr>
-                <w:rFonts w:ascii="Arial" w:hAnsi="Arial" w:eastAsia="Arial" w:cs="Arial"/>
-                <w:i w:val="false"/>
-                <w:b w:val="false"/>
-                <w:u w:val="none"/>
-                <w:strike w:val="false"/>
-                <w:sz w:val="24"/>
-                <w:szCs w:val="24"/>
-                <w:color w:val="000000"/>
-              </w:rPr>
-              <w:t xml:space="preserve">46</w:t>
+              <w:t xml:space="preserve">&lt; 0.001</w:t>
             </w:r>
           </w:p>
         </w:tc>
@@ -973,6 +980,33 @@
           <w:left w:val="none" w:sz="0" w:space="0" w:color="000000"/>
           <w:right w:val="none" w:sz="0" w:space="0" w:color="000000"/>
         </w:pBdr>
+        <w:spacing w:after="120" w:before="0" w:line="240"/>
+        <w:ind w:left="0" w:right="0" w:firstLine="0" w:firstLineChars="0"/>
+      </w:pPr>
+      <w:r>
+        <w:rPr>
+          <w:rFonts w:ascii="Arial" w:hAnsi="Arial" w:eastAsia="Arial" w:cs="Arial"/>
+          <w:i w:val="false"/>
+          <w:b w:val="true"/>
+          <w:u w:val="none"/>
+          <w:strike w:val="false"/>
+          <w:sz w:val="28"/>
+          <w:szCs w:val="28"/>
+          <w:color w:val="000000"/>
+        </w:rPr>
+        <w:t xml:space="preserve">2 Coefficient</w:t>
+      </w:r>
+    </w:p>
+    <w:p>
+      <w:pPr>
+        <w:pStyle w:val="Normal"/>
+        <w:jc w:val="left"/>
+        <w:pBdr>
+          <w:bottom w:val="none" w:sz="0" w:space="0" w:color="000000"/>
+          <w:top w:val="none" w:sz="0" w:space="0" w:color="000000"/>
+          <w:left w:val="none" w:sz="0" w:space="0" w:color="000000"/>
+          <w:right w:val="none" w:sz="0" w:space="0" w:color="000000"/>
+        </w:pBdr>
         <w:spacing w:after="160" w:before="0" w:line="240"/>
         <w:ind w:left="0" w:right="0" w:firstLine="0" w:firstLineChars="0"/>
       </w:pPr>
@@ -987,7 +1021,7 @@
           <w:szCs w:val="24"/>
           <w:color w:val="000000"/>
         </w:rPr>
-        <w:t xml:space="preserve">Circle the business that would most affect the mean. Would the mean describe most of these businesses? Why?</w:t>
+        <w:t xml:space="preserve">Circle the change row. Write its number, units and meaning of the sign.</w:t>
       </w:r>
     </w:p>
     <w:p>
@@ -1092,7 +1126,34 @@
           <w:szCs w:val="44"/>
           <w:color w:val="000000"/>
         </w:rPr>
-        <w:t xml:space="preserve">Triage four claims</w:t>
+        <w:t xml:space="preserve">Explain what the table supports</w:t>
+      </w:r>
+    </w:p>
+    <w:p>
+      <w:pPr>
+        <w:pStyle w:val="Normal"/>
+        <w:jc w:val="left"/>
+        <w:pBdr>
+          <w:bottom w:val="none" w:sz="0" w:space="0" w:color="000000"/>
+          <w:top w:val="none" w:sz="0" w:space="0" w:color="000000"/>
+          <w:left w:val="none" w:sz="0" w:space="0" w:color="000000"/>
+          <w:right w:val="none" w:sz="0" w:space="0" w:color="000000"/>
+        </w:pBdr>
+        <w:spacing w:after="120" w:before="0" w:line="240"/>
+        <w:ind w:left="0" w:right="0" w:firstLine="0" w:firstLineChars="0"/>
+      </w:pPr>
+      <w:r>
+        <w:rPr>
+          <w:rFonts w:ascii="Arial" w:hAnsi="Arial" w:eastAsia="Arial" w:cs="Arial"/>
+          <w:i w:val="false"/>
+          <w:b w:val="true"/>
+          <w:u w:val="none"/>
+          <w:strike w:val="false"/>
+          <w:sz w:val="28"/>
+          <w:szCs w:val="28"/>
+          <w:color w:val="000000"/>
+        </w:rPr>
+        <w:t xml:space="preserve">3 Treatment effect</w:t>
       </w:r>
     </w:p>
     <w:p>
@@ -1119,115 +1180,7 @@
           <w:szCs w:val="24"/>
           <w:color w:val="000000"/>
         </w:rPr>
-        <w:t xml:space="preserve">Read your group's four cards. For each, choose a decision and explain the evidence you still need.</w:t>
-      </w:r>
-    </w:p>
-    <w:p>
-      <w:pPr>
-        <w:pStyle w:val="Normal"/>
-        <w:jc w:val="left"/>
-        <w:pBdr>
-          <w:bottom w:val="none" w:sz="0" w:space="0" w:color="000000"/>
-          <w:top w:val="none" w:sz="0" w:space="0" w:color="000000"/>
-          <w:left w:val="none" w:sz="0" w:space="0" w:color="000000"/>
-          <w:right w:val="none" w:sz="0" w:space="0" w:color="000000"/>
-        </w:pBdr>
-        <w:spacing w:after="160" w:before="0" w:line="240"/>
-        <w:ind w:left="0" w:right="0" w:firstLine="0" w:firstLineChars="0"/>
-      </w:pPr>
-      <w:r>
-        <w:rPr>
-          <w:rFonts w:ascii="Arial" w:hAnsi="Arial" w:eastAsia="Arial" w:cs="Arial"/>
-          <w:i w:val="false"/>
-          <w:b w:val="false"/>
-          <w:u w:val="none"/>
-          <w:strike w:val="false"/>
-          <w:sz w:val="24"/>
-          <w:szCs w:val="24"/>
-          <w:color w:val="000000"/>
-        </w:rPr>
-        <w:t xml:space="preserve">Decisions: Act / Ask first / Do not act. Questions: Compared to what? / How big? / How sure?</w:t>
-      </w:r>
-    </w:p>
-    <w:p>
-      <w:pPr>
-        <w:pStyle w:val="Normal"/>
-        <w:jc w:val="left"/>
-        <w:pBdr>
-          <w:bottom w:val="none" w:sz="0" w:space="0" w:color="000000"/>
-          <w:top w:val="none" w:sz="0" w:space="0" w:color="000000"/>
-          <w:left w:val="none" w:sz="0" w:space="0" w:color="000000"/>
-          <w:right w:val="none" w:sz="0" w:space="0" w:color="000000"/>
-        </w:pBdr>
-        <w:spacing w:after="120" w:before="0" w:line="240"/>
-        <w:ind w:left="0" w:right="0" w:firstLine="0" w:firstLineChars="0"/>
-      </w:pPr>
-      <w:r>
-        <w:rPr>
-          <w:rFonts w:ascii="Arial" w:hAnsi="Arial" w:eastAsia="Arial" w:cs="Arial"/>
-          <w:i w:val="false"/>
-          <w:b w:val="true"/>
-          <w:u w:val="none"/>
-          <w:strike w:val="false"/>
-          <w:sz w:val="28"/>
-          <w:szCs w:val="28"/>
-          <w:color w:val="000000"/>
-        </w:rPr>
-        <w:t xml:space="preserve">Card 1</w:t>
-      </w:r>
-    </w:p>
-    <w:p>
-      <w:pPr>
-        <w:pStyle w:val="Normal"/>
-        <w:jc w:val="left"/>
-        <w:pBdr>
-          <w:bottom w:val="none" w:sz="0" w:space="0" w:color="000000"/>
-          <w:top w:val="none" w:sz="0" w:space="0" w:color="000000"/>
-          <w:left w:val="none" w:sz="0" w:space="0" w:color="000000"/>
-          <w:right w:val="none" w:sz="0" w:space="0" w:color="000000"/>
-        </w:pBdr>
-        <w:spacing w:after="160" w:before="0" w:line="240"/>
-        <w:ind w:left="0" w:right="0" w:firstLine="0" w:firstLineChars="0"/>
-      </w:pPr>
-      <w:r>
-        <w:rPr>
-          <w:rFonts w:ascii="Arial" w:hAnsi="Arial" w:eastAsia="Arial" w:cs="Arial"/>
-          <w:i w:val="false"/>
-          <w:b w:val="false"/>
-          <w:u w:val="none"/>
-          <w:strike w:val="false"/>
-          <w:sz w:val="24"/>
-          <w:szCs w:val="24"/>
-          <w:color w:val="000000"/>
-        </w:rPr>
-        <w:t xml:space="preserve">Decision __________________   Missing question __________________</w:t>
-      </w:r>
-    </w:p>
-    <w:p>
-      <w:pPr>
-        <w:pStyle w:val="Normal"/>
-        <w:jc w:val="left"/>
-        <w:pBdr>
-          <w:bottom w:val="none" w:sz="0" w:space="0" w:color="000000"/>
-          <w:top w:val="none" w:sz="0" w:space="0" w:color="000000"/>
-          <w:left w:val="none" w:sz="0" w:space="0" w:color="000000"/>
-          <w:right w:val="none" w:sz="0" w:space="0" w:color="000000"/>
-        </w:pBdr>
-        <w:spacing w:after="160" w:before="0" w:line="240"/>
-        <w:ind w:left="0" w:right="0" w:firstLine="0" w:firstLineChars="0"/>
-      </w:pPr>
-      <w:r>
-        <w:rPr>
-          <w:rFonts w:ascii="Arial" w:hAnsi="Arial" w:eastAsia="Arial" w:cs="Arial"/>
-          <w:i w:val="false"/>
-          <w:b w:val="false"/>
-          <w:u w:val="none"/>
-          <w:strike w:val="false"/>
-          <w:sz w:val="24"/>
-          <w:szCs w:val="24"/>
-          <w:color w:val="000000"/>
-        </w:rPr>
-        <w:t xml:space="preserve">My reason or question for the evaluator</w:t>
+        <w:t xml:space="preserve">Does the after/before change establish what GreenWaste caused? Explain the missing comparison.</w:t>
       </w:r>
     </w:p>
     <w:p>
@@ -1267,87 +1220,6 @@
           <w:left w:val="none" w:sz="0" w:space="0" w:color="000000"/>
           <w:right w:val="none" w:sz="0" w:space="0" w:color="000000"/>
         </w:pBdr>
-        <w:spacing w:after="120" w:before="0" w:line="240"/>
-        <w:ind w:left="0" w:right="0" w:firstLine="0" w:firstLineChars="0"/>
-      </w:pPr>
-      <w:r>
-        <w:rPr>
-          <w:rFonts w:ascii="Arial" w:hAnsi="Arial" w:eastAsia="Arial" w:cs="Arial"/>
-          <w:i w:val="false"/>
-          <w:b w:val="true"/>
-          <w:u w:val="none"/>
-          <w:strike w:val="false"/>
-          <w:sz w:val="28"/>
-          <w:szCs w:val="28"/>
-          <w:color w:val="000000"/>
-        </w:rPr>
-        <w:t xml:space="preserve">Card 2</w:t>
-      </w:r>
-    </w:p>
-    <w:p>
-      <w:pPr>
-        <w:pStyle w:val="Normal"/>
-        <w:jc w:val="left"/>
-        <w:pBdr>
-          <w:bottom w:val="none" w:sz="0" w:space="0" w:color="000000"/>
-          <w:top w:val="none" w:sz="0" w:space="0" w:color="000000"/>
-          <w:left w:val="none" w:sz="0" w:space="0" w:color="000000"/>
-          <w:right w:val="none" w:sz="0" w:space="0" w:color="000000"/>
-        </w:pBdr>
-        <w:spacing w:after="160" w:before="0" w:line="240"/>
-        <w:ind w:left="0" w:right="0" w:firstLine="0" w:firstLineChars="0"/>
-      </w:pPr>
-      <w:r>
-        <w:rPr>
-          <w:rFonts w:ascii="Arial" w:hAnsi="Arial" w:eastAsia="Arial" w:cs="Arial"/>
-          <w:i w:val="false"/>
-          <w:b w:val="false"/>
-          <w:u w:val="none"/>
-          <w:strike w:val="false"/>
-          <w:sz w:val="24"/>
-          <w:szCs w:val="24"/>
-          <w:color w:val="000000"/>
-        </w:rPr>
-        <w:t xml:space="preserve">Decision __________________   Missing question __________________</w:t>
-      </w:r>
-    </w:p>
-    <w:p>
-      <w:pPr>
-        <w:pStyle w:val="Normal"/>
-        <w:jc w:val="left"/>
-        <w:pBdr>
-          <w:bottom w:val="none" w:sz="0" w:space="0" w:color="000000"/>
-          <w:top w:val="none" w:sz="0" w:space="0" w:color="000000"/>
-          <w:left w:val="none" w:sz="0" w:space="0" w:color="000000"/>
-          <w:right w:val="none" w:sz="0" w:space="0" w:color="000000"/>
-        </w:pBdr>
-        <w:spacing w:after="160" w:before="0" w:line="240"/>
-        <w:ind w:left="0" w:right="0" w:firstLine="0" w:firstLineChars="0"/>
-      </w:pPr>
-      <w:r>
-        <w:rPr>
-          <w:rFonts w:ascii="Arial" w:hAnsi="Arial" w:eastAsia="Arial" w:cs="Arial"/>
-          <w:i w:val="false"/>
-          <w:b w:val="false"/>
-          <w:u w:val="none"/>
-          <w:strike w:val="false"/>
-          <w:sz w:val="24"/>
-          <w:szCs w:val="24"/>
-          <w:color w:val="000000"/>
-        </w:rPr>
-        <w:t xml:space="preserve">My reason or question for the evaluator</w:t>
-      </w:r>
-    </w:p>
-    <w:p>
-      <w:pPr>
-        <w:pStyle w:val="Normal"/>
-        <w:jc w:val="left"/>
-        <w:pBdr>
-          <w:bottom w:val="none" w:sz="0" w:space="0" w:color="000000"/>
-          <w:top w:val="none" w:sz="0" w:space="0" w:color="000000"/>
-          <w:left w:val="none" w:sz="0" w:space="0" w:color="000000"/>
-          <w:right w:val="none" w:sz="0" w:space="0" w:color="000000"/>
-        </w:pBdr>
         <w:spacing w:after="240" w:before="0" w:line="240"/>
         <w:ind w:left="0" w:right="0" w:firstLine="0" w:firstLineChars="0"/>
       </w:pPr>
@@ -1389,7 +1261,7 @@
           <w:szCs w:val="28"/>
           <w:color w:val="000000"/>
         </w:rPr>
-        <w:t xml:space="preserve">Card 3</w:t>
+        <w:t xml:space="preserve">4 Confidence interval</w:t>
       </w:r>
     </w:p>
     <w:p>
@@ -1416,34 +1288,7 @@
           <w:szCs w:val="24"/>
           <w:color w:val="000000"/>
         </w:rPr>
-        <w:t xml:space="preserve">Decision __________________   Missing question __________________</w:t>
-      </w:r>
-    </w:p>
-    <w:p>
-      <w:pPr>
-        <w:pStyle w:val="Normal"/>
-        <w:jc w:val="left"/>
-        <w:pBdr>
-          <w:bottom w:val="none" w:sz="0" w:space="0" w:color="000000"/>
-          <w:top w:val="none" w:sz="0" w:space="0" w:color="000000"/>
-          <w:left w:val="none" w:sz="0" w:space="0" w:color="000000"/>
-          <w:right w:val="none" w:sz="0" w:space="0" w:color="000000"/>
-        </w:pBdr>
-        <w:spacing w:after="160" w:before="0" w:line="240"/>
-        <w:ind w:left="0" w:right="0" w:firstLine="0" w:firstLineChars="0"/>
-      </w:pPr>
-      <w:r>
-        <w:rPr>
-          <w:rFonts w:ascii="Arial" w:hAnsi="Arial" w:eastAsia="Arial" w:cs="Arial"/>
-          <w:i w:val="false"/>
-          <w:b w:val="false"/>
-          <w:u w:val="none"/>
-          <w:strike w:val="false"/>
-          <w:sz w:val="24"/>
-          <w:szCs w:val="24"/>
-          <w:color w:val="000000"/>
-        </w:rPr>
-        <w:t xml:space="preserve">My reason or question for the evaluator</w:t>
+        <w:t xml:space="preserve">Box the interval for the change. What does it describe? Does it show the range for individual businesses?</w:t>
       </w:r>
     </w:p>
     <w:p>
@@ -1483,87 +1328,6 @@
           <w:left w:val="none" w:sz="0" w:space="0" w:color="000000"/>
           <w:right w:val="none" w:sz="0" w:space="0" w:color="000000"/>
         </w:pBdr>
-        <w:spacing w:after="120" w:before="0" w:line="240"/>
-        <w:ind w:left="0" w:right="0" w:firstLine="0" w:firstLineChars="0"/>
-      </w:pPr>
-      <w:r>
-        <w:rPr>
-          <w:rFonts w:ascii="Arial" w:hAnsi="Arial" w:eastAsia="Arial" w:cs="Arial"/>
-          <w:i w:val="false"/>
-          <w:b w:val="true"/>
-          <w:u w:val="none"/>
-          <w:strike w:val="false"/>
-          <w:sz w:val="28"/>
-          <w:szCs w:val="28"/>
-          <w:color w:val="000000"/>
-        </w:rPr>
-        <w:t xml:space="preserve">Card 4</w:t>
-      </w:r>
-    </w:p>
-    <w:p>
-      <w:pPr>
-        <w:pStyle w:val="Normal"/>
-        <w:jc w:val="left"/>
-        <w:pBdr>
-          <w:bottom w:val="none" w:sz="0" w:space="0" w:color="000000"/>
-          <w:top w:val="none" w:sz="0" w:space="0" w:color="000000"/>
-          <w:left w:val="none" w:sz="0" w:space="0" w:color="000000"/>
-          <w:right w:val="none" w:sz="0" w:space="0" w:color="000000"/>
-        </w:pBdr>
-        <w:spacing w:after="160" w:before="0" w:line="240"/>
-        <w:ind w:left="0" w:right="0" w:firstLine="0" w:firstLineChars="0"/>
-      </w:pPr>
-      <w:r>
-        <w:rPr>
-          <w:rFonts w:ascii="Arial" w:hAnsi="Arial" w:eastAsia="Arial" w:cs="Arial"/>
-          <w:i w:val="false"/>
-          <w:b w:val="false"/>
-          <w:u w:val="none"/>
-          <w:strike w:val="false"/>
-          <w:sz w:val="24"/>
-          <w:szCs w:val="24"/>
-          <w:color w:val="000000"/>
-        </w:rPr>
-        <w:t xml:space="preserve">Decision __________________   Missing question __________________</w:t>
-      </w:r>
-    </w:p>
-    <w:p>
-      <w:pPr>
-        <w:pStyle w:val="Normal"/>
-        <w:jc w:val="left"/>
-        <w:pBdr>
-          <w:bottom w:val="none" w:sz="0" w:space="0" w:color="000000"/>
-          <w:top w:val="none" w:sz="0" w:space="0" w:color="000000"/>
-          <w:left w:val="none" w:sz="0" w:space="0" w:color="000000"/>
-          <w:right w:val="none" w:sz="0" w:space="0" w:color="000000"/>
-        </w:pBdr>
-        <w:spacing w:after="160" w:before="0" w:line="240"/>
-        <w:ind w:left="0" w:right="0" w:firstLine="0" w:firstLineChars="0"/>
-      </w:pPr>
-      <w:r>
-        <w:rPr>
-          <w:rFonts w:ascii="Arial" w:hAnsi="Arial" w:eastAsia="Arial" w:cs="Arial"/>
-          <w:i w:val="false"/>
-          <w:b w:val="false"/>
-          <w:u w:val="none"/>
-          <w:strike w:val="false"/>
-          <w:sz w:val="24"/>
-          <w:szCs w:val="24"/>
-          <w:color w:val="000000"/>
-        </w:rPr>
-        <w:t xml:space="preserve">My reason or question for the evaluator</w:t>
-      </w:r>
-    </w:p>
-    <w:p>
-      <w:pPr>
-        <w:pStyle w:val="Normal"/>
-        <w:jc w:val="left"/>
-        <w:pBdr>
-          <w:bottom w:val="none" w:sz="0" w:space="0" w:color="000000"/>
-          <w:top w:val="none" w:sz="0" w:space="0" w:color="000000"/>
-          <w:left w:val="none" w:sz="0" w:space="0" w:color="000000"/>
-          <w:right w:val="none" w:sz="0" w:space="0" w:color="000000"/>
-        </w:pBdr>
         <w:spacing w:after="240" w:before="0" w:line="240"/>
         <w:ind w:left="0" w:right="0" w:firstLine="0" w:firstLineChars="0"/>
       </w:pPr>
@@ -1605,7 +1369,7 @@
           <w:szCs w:val="28"/>
           <w:color w:val="000000"/>
         </w:rPr>
-        <w:t xml:space="preserve">My next question from memory</w:t>
+        <w:t xml:space="preserve">5 P value</w:t>
       </w:r>
     </w:p>
     <w:p>
@@ -1632,7 +1396,7 @@
           <w:szCs w:val="24"/>
           <w:color w:val="000000"/>
         </w:rPr>
-        <w:t xml:space="preserve">Turn the cards over. Write one useful question and why its answer matters.</w:t>
+        <w:t xml:space="preserve">Find the change row p-value. Does it give the probability that GreenWaste works or establish cause?</w:t>
       </w:r>
     </w:p>
     <w:p>
@@ -1690,6 +1454,222 @@
       </w:r>
     </w:p>
     <w:p>
+      <w:pPr>
+        <w:pStyle w:val="Normal"/>
+        <w:jc w:val="left"/>
+        <w:pBdr>
+          <w:bottom w:val="none" w:sz="0" w:space="0" w:color="000000"/>
+          <w:top w:val="none" w:sz="0" w:space="0" w:color="000000"/>
+          <w:left w:val="none" w:sz="0" w:space="0" w:color="000000"/>
+          <w:right w:val="none" w:sz="0" w:space="0" w:color="000000"/>
+        </w:pBdr>
+        <w:spacing w:after="120" w:before="0" w:line="240"/>
+        <w:ind w:left="0" w:right="0" w:firstLine="0" w:firstLineChars="0"/>
+      </w:pPr>
+      <w:r>
+        <w:rPr>
+          <w:rFonts w:ascii="Arial" w:hAnsi="Arial" w:eastAsia="Arial" w:cs="Arial"/>
+          <w:i w:val="false"/>
+          <w:b w:val="true"/>
+          <w:u w:val="none"/>
+          <w:strike w:val="false"/>
+          <w:sz w:val="28"/>
+          <w:szCs w:val="28"/>
+          <w:color w:val="000000"/>
+        </w:rPr>
+        <w:t xml:space="preserve">6 Read and repair</w:t>
+      </w:r>
+    </w:p>
+    <w:p>
+      <w:pPr>
+        <w:pStyle w:val="Normal"/>
+        <w:jc w:val="left"/>
+        <w:pBdr>
+          <w:bottom w:val="none" w:sz="0" w:space="0" w:color="000000"/>
+          <w:top w:val="none" w:sz="0" w:space="0" w:color="000000"/>
+          <w:left w:val="none" w:sz="0" w:space="0" w:color="000000"/>
+          <w:right w:val="none" w:sz="0" w:space="0" w:color="000000"/>
+        </w:pBdr>
+        <w:spacing w:after="160" w:before="0" w:line="240"/>
+        <w:ind w:left="0" w:right="0" w:firstLine="0" w:firstLineChars="0"/>
+      </w:pPr>
+      <w:r>
+        <w:rPr>
+          <w:rFonts w:ascii="Arial" w:hAnsi="Arial" w:eastAsia="Arial" w:cs="Arial"/>
+          <w:i w:val="false"/>
+          <w:b w:val="false"/>
+          <w:u w:val="none"/>
+          <w:strike w:val="false"/>
+          <w:sz w:val="22"/>
+          <w:szCs w:val="22"/>
+          <w:color w:val="000000"/>
+        </w:rPr>
+        <w:t xml:space="preserve">The course rule is at least 1,000 AED annual saving per business. Repair this claim: The tiny p-value proves GreenWaste caused enough saving to expand.</w:t>
+      </w:r>
+    </w:p>
+    <w:p>
+      <w:pPr>
+        <w:pStyle w:val="Normal"/>
+        <w:jc w:val="left"/>
+        <w:pBdr>
+          <w:bottom w:val="none" w:sz="0" w:space="0" w:color="000000"/>
+          <w:top w:val="none" w:sz="0" w:space="0" w:color="000000"/>
+          <w:left w:val="none" w:sz="0" w:space="0" w:color="000000"/>
+          <w:right w:val="none" w:sz="0" w:space="0" w:color="000000"/>
+        </w:pBdr>
+        <w:spacing w:after="240" w:before="0" w:line="240"/>
+        <w:ind w:left="0" w:right="0" w:firstLine="0" w:firstLineChars="0"/>
+      </w:pPr>
+      <w:r>
+        <w:rPr>
+          <w:rFonts w:ascii="Arial" w:hAnsi="Arial" w:eastAsia="Arial" w:cs="Arial"/>
+          <w:i w:val="false"/>
+          <w:b w:val="false"/>
+          <w:u w:val="none"/>
+          <w:strike w:val="false"/>
+          <w:sz w:val="24"/>
+          <w:szCs w:val="24"/>
+          <w:color w:val="B5BEC9"/>
+        </w:rPr>
+        <w:t xml:space="preserve">_______________________________________________________</w:t>
+      </w:r>
+    </w:p>
+    <w:p>
+      <w:pPr>
+        <w:pStyle w:val="Normal"/>
+        <w:jc w:val="left"/>
+        <w:pBdr>
+          <w:bottom w:val="none" w:sz="0" w:space="0" w:color="000000"/>
+          <w:top w:val="none" w:sz="0" w:space="0" w:color="000000"/>
+          <w:left w:val="none" w:sz="0" w:space="0" w:color="000000"/>
+          <w:right w:val="none" w:sz="0" w:space="0" w:color="000000"/>
+        </w:pBdr>
+        <w:spacing w:after="240" w:before="0" w:line="240"/>
+        <w:ind w:left="0" w:right="0" w:firstLine="0" w:firstLineChars="0"/>
+      </w:pPr>
+      <w:r>
+        <w:rPr>
+          <w:rFonts w:ascii="Arial" w:hAnsi="Arial" w:eastAsia="Arial" w:cs="Arial"/>
+          <w:i w:val="false"/>
+          <w:b w:val="false"/>
+          <w:u w:val="none"/>
+          <w:strike w:val="false"/>
+          <w:sz w:val="24"/>
+          <w:szCs w:val="24"/>
+          <w:color w:val="B5BEC9"/>
+        </w:rPr>
+        <w:t xml:space="preserve">_______________________________________________________</w:t>
+      </w:r>
+    </w:p>
+    <w:p>
+      <w:pPr>
+        <w:pStyle w:val="Normal"/>
+        <w:jc w:val="left"/>
+        <w:pBdr>
+          <w:bottom w:val="none" w:sz="0" w:space="0" w:color="000000"/>
+          <w:top w:val="none" w:sz="0" w:space="0" w:color="000000"/>
+          <w:left w:val="none" w:sz="0" w:space="0" w:color="000000"/>
+          <w:right w:val="none" w:sz="0" w:space="0" w:color="000000"/>
+        </w:pBdr>
+        <w:spacing w:after="120" w:before="0" w:line="240"/>
+        <w:ind w:left="0" w:right="0" w:firstLine="0" w:firstLineChars="0"/>
+      </w:pPr>
+      <w:r>
+        <w:rPr>
+          <w:rFonts w:ascii="Arial" w:hAnsi="Arial" w:eastAsia="Arial" w:cs="Arial"/>
+          <w:i w:val="false"/>
+          <w:b w:val="true"/>
+          <w:u w:val="none"/>
+          <w:strike w:val="false"/>
+          <w:sz w:val="28"/>
+          <w:szCs w:val="28"/>
+          <w:color w:val="000000"/>
+        </w:rPr>
+        <w:t xml:space="preserve">My independent reading and next question</w:t>
+      </w:r>
+    </w:p>
+    <w:p>
+      <w:pPr>
+        <w:pStyle w:val="Normal"/>
+        <w:jc w:val="left"/>
+        <w:pBdr>
+          <w:bottom w:val="none" w:sz="0" w:space="0" w:color="000000"/>
+          <w:top w:val="none" w:sz="0" w:space="0" w:color="000000"/>
+          <w:left w:val="none" w:sz="0" w:space="0" w:color="000000"/>
+          <w:right w:val="none" w:sz="0" w:space="0" w:color="000000"/>
+        </w:pBdr>
+        <w:spacing w:after="160" w:before="0" w:line="240"/>
+        <w:ind w:left="0" w:right="0" w:firstLine="0" w:firstLineChars="0"/>
+      </w:pPr>
+      <w:r>
+        <w:rPr>
+          <w:rFonts w:ascii="Arial" w:hAnsi="Arial" w:eastAsia="Arial" w:cs="Arial"/>
+          <w:i w:val="false"/>
+          <w:b w:val="false"/>
+          <w:u w:val="none"/>
+          <w:strike w:val="false"/>
+          <w:sz w:val="24"/>
+          <w:szCs w:val="24"/>
+          <w:color w:val="000000"/>
+        </w:rPr>
+        <w:t xml:space="preserve">State the change, its interval and comparison. Ask for evidence needed before calling it a programme effect.</w:t>
+      </w:r>
+    </w:p>
+    <w:p>
+      <w:pPr>
+        <w:pStyle w:val="Normal"/>
+        <w:jc w:val="left"/>
+        <w:pBdr>
+          <w:bottom w:val="none" w:sz="0" w:space="0" w:color="000000"/>
+          <w:top w:val="none" w:sz="0" w:space="0" w:color="000000"/>
+          <w:left w:val="none" w:sz="0" w:space="0" w:color="000000"/>
+          <w:right w:val="none" w:sz="0" w:space="0" w:color="000000"/>
+        </w:pBdr>
+        <w:spacing w:after="240" w:before="0" w:line="240"/>
+        <w:ind w:left="0" w:right="0" w:firstLine="0" w:firstLineChars="0"/>
+      </w:pPr>
+      <w:r>
+        <w:rPr>
+          <w:rFonts w:ascii="Arial" w:hAnsi="Arial" w:eastAsia="Arial" w:cs="Arial"/>
+          <w:i w:val="false"/>
+          <w:b w:val="false"/>
+          <w:u w:val="none"/>
+          <w:strike w:val="false"/>
+          <w:sz w:val="24"/>
+          <w:szCs w:val="24"/>
+          <w:color w:val="B5BEC9"/>
+        </w:rPr>
+        <w:t xml:space="preserve">_______________________________________________________</w:t>
+      </w:r>
+    </w:p>
+    <w:p>
+      <w:pPr>
+        <w:pStyle w:val="Normal"/>
+        <w:jc w:val="left"/>
+        <w:pBdr>
+          <w:bottom w:val="none" w:sz="0" w:space="0" w:color="000000"/>
+          <w:top w:val="none" w:sz="0" w:space="0" w:color="000000"/>
+          <w:left w:val="none" w:sz="0" w:space="0" w:color="000000"/>
+          <w:right w:val="none" w:sz="0" w:space="0" w:color="000000"/>
+        </w:pBdr>
+        <w:spacing w:after="240" w:before="0" w:line="240"/>
+        <w:ind w:left="0" w:right="0" w:firstLine="0" w:firstLineChars="0"/>
+      </w:pPr>
+      <w:r>
+        <w:rPr>
+          <w:rFonts w:ascii="Arial" w:hAnsi="Arial" w:eastAsia="Arial" w:cs="Arial"/>
+          <w:i w:val="false"/>
+          <w:b w:val="false"/>
+          <w:u w:val="none"/>
+          <w:strike w:val="false"/>
+          <w:sz w:val="24"/>
+          <w:szCs w:val="24"/>
+          <w:color w:val="B5BEC9"/>
+        </w:rPr>
+        <w:t xml:space="preserve">_______________________________________________________</w:t>
+      </w:r>
+    </w:p>
+    <w:p>
       <w:pPr/>
       <w:r>
         <w:br w:type="page"/>
@@ -1737,7 +1717,7 @@
           <w:szCs w:val="44"/>
           <w:color w:val="000000"/>
         </w:rPr>
-        <w:t xml:space="preserve">Four claim cards</w:t>
+        <w:t xml:space="preserve">Trainer key for the five terms</w:t>
       </w:r>
     </w:p>
     <w:p>
@@ -1764,34 +1744,7 @@
           <w:szCs w:val="20"/>
           <w:color w:val="000000"/>
         </w:rPr>
-        <w:t xml:space="preserve">Trainer print instruction: one copy of this page per group. Cut into four slips. Do not give the key to participants.</w:t>
-      </w:r>
-    </w:p>
-    <w:p>
-      <w:pPr>
-        <w:pStyle w:val="Normal"/>
-        <w:jc w:val="left"/>
-        <w:pBdr>
-          <w:bottom w:val="none" w:sz="0" w:space="0" w:color="000000"/>
-          <w:top w:val="none" w:sz="0" w:space="0" w:color="000000"/>
-          <w:left w:val="none" w:sz="0" w:space="0" w:color="000000"/>
-          <w:right w:val="none" w:sz="0" w:space="0" w:color="000000"/>
-        </w:pBdr>
-        <w:spacing w:after="160" w:before="0" w:line="240"/>
-        <w:ind w:left="0" w:right="0" w:firstLine="0" w:firstLineChars="0"/>
-      </w:pPr>
-      <w:r>
-        <w:rPr>
-          <w:rFonts w:ascii="Arial" w:hAnsi="Arial" w:eastAsia="Arial" w:cs="Arial"/>
-          <w:i w:val="false"/>
-          <w:b w:val="false"/>
-          <w:u w:val="none"/>
-          <w:strike w:val="false"/>
-          <w:sz w:val="18"/>
-          <w:szCs w:val="18"/>
-          <w:color w:val="545860"/>
-        </w:rPr>
-        <w:t xml:space="preserve">Fictional GreenWaste case | invented figures</w:t>
+        <w:t xml:space="preserve">Print participant pages 1 and 2 double-sided. These key pages are trainer only.</w:t>
       </w:r>
     </w:p>
     <w:p>
@@ -1818,7 +1771,7 @@
           <w:szCs w:val="28"/>
           <w:color w:val="000000"/>
         </w:rPr>
-        <w:t xml:space="preserve">Card 1</w:t>
+        <w:t xml:space="preserve">Mean</w:t>
       </w:r>
     </w:p>
     <w:p>
@@ -1839,40 +1792,67 @@
           <w:rFonts w:ascii="Arial" w:hAnsi="Arial" w:eastAsia="Arial" w:cs="Arial"/>
           <w:i w:val="false"/>
           <w:b w:val="false"/>
+          <w:u w:val="none"/>
+          <w:strike w:val="false"/>
+          <w:sz w:val="24"/>
+          <w:szCs w:val="24"/>
+          <w:color w:val="000000"/>
+        </w:rPr>
+        <w:t xml:space="preserve">100 tonnes divided by 10 businesses = 10 tonnes. Nine of these selected records are below the mean; one is 46. It is not the value for every business and this teaching selection is not representative of the city.</w:t>
+      </w:r>
+    </w:p>
+    <w:p>
+      <w:pPr>
+        <w:pStyle w:val="Normal"/>
+        <w:jc w:val="left"/>
+        <w:pBdr>
+          <w:bottom w:val="none" w:sz="0" w:space="0" w:color="000000"/>
+          <w:top w:val="none" w:sz="0" w:space="0" w:color="000000"/>
+          <w:left w:val="none" w:sz="0" w:space="0" w:color="000000"/>
+          <w:right w:val="none" w:sz="0" w:space="0" w:color="000000"/>
+        </w:pBdr>
+        <w:spacing w:after="120" w:before="0" w:line="240"/>
+        <w:ind w:left="0" w:right="0" w:firstLine="0" w:firstLineChars="0"/>
+      </w:pPr>
+      <w:r>
+        <w:rPr>
+          <w:rFonts w:ascii="Arial" w:hAnsi="Arial" w:eastAsia="Arial" w:cs="Arial"/>
+          <w:i w:val="false"/>
+          <w:b w:val="true"/>
           <w:u w:val="none"/>
           <w:strike w:val="false"/>
           <w:sz w:val="28"/>
           <w:szCs w:val="28"/>
           <w:color w:val="000000"/>
         </w:rPr>
-        <w:t xml:space="preserve">Landfill waste from businesses in GreenWaste fell 50% in a year.</w:t>
-      </w:r>
-    </w:p>
-    <w:p>
-      <w:pPr>
-        <w:pStyle w:val="Normal"/>
-        <w:jc w:val="left"/>
-        <w:pBdr>
-          <w:bottom w:val="none" w:sz="0" w:space="0" w:color="000000"/>
-          <w:top w:val="none" w:sz="0" w:space="0" w:color="000000"/>
-          <w:left w:val="none" w:sz="0" w:space="0" w:color="000000"/>
-          <w:right w:val="none" w:sz="0" w:space="0" w:color="000000"/>
-        </w:pBdr>
-        <w:spacing w:after="360" w:before="0" w:line="240"/>
-        <w:ind w:left="0" w:right="0" w:firstLine="0" w:firstLineChars="0"/>
-      </w:pPr>
-      <w:r>
-        <w:rPr>
-          <w:rFonts w:ascii="Arial" w:hAnsi="Arial" w:eastAsia="Arial" w:cs="Arial"/>
-          <w:i w:val="false"/>
-          <w:b w:val="false"/>
-          <w:u w:val="none"/>
-          <w:strike w:val="false"/>
-          <w:sz w:val="22"/>
-          <w:szCs w:val="22"/>
-          <w:color w:val="000000"/>
-        </w:rPr>
-        <w:t xml:space="preserve">What does this claim leave unanswered?</w:t>
+        <w:t xml:space="preserve">Coefficient</w:t>
+      </w:r>
+    </w:p>
+    <w:p>
+      <w:pPr>
+        <w:pStyle w:val="Normal"/>
+        <w:jc w:val="left"/>
+        <w:pBdr>
+          <w:bottom w:val="none" w:sz="0" w:space="0" w:color="000000"/>
+          <w:top w:val="none" w:sz="0" w:space="0" w:color="000000"/>
+          <w:left w:val="none" w:sz="0" w:space="0" w:color="000000"/>
+          <w:right w:val="none" w:sz="0" w:space="0" w:color="000000"/>
+        </w:pBdr>
+        <w:spacing w:after="160" w:before="0" w:line="240"/>
+        <w:ind w:left="0" w:right="0" w:firstLine="0" w:firstLineChars="0"/>
+      </w:pPr>
+      <w:r>
+        <w:rPr>
+          <w:rFonts w:ascii="Arial" w:hAnsi="Arial" w:eastAsia="Arial" w:cs="Arial"/>
+          <w:i w:val="false"/>
+          <w:b w:val="false"/>
+          <w:u w:val="none"/>
+          <w:strike w:val="false"/>
+          <w:sz w:val="24"/>
+          <w:szCs w:val="24"/>
+          <w:color w:val="000000"/>
+        </w:rPr>
+        <w:t xml:space="preserve">Before GreenWaste is the starting mean, 1,432 AED. After minus before is the change, -669 AED. Negative means lower annual costs, not automatically a harmful outcome. A coefficient is a named model result, not automatically a treatment effect.</w:t>
       </w:r>
     </w:p>
     <w:p>
@@ -1899,7 +1879,7 @@
           <w:szCs w:val="28"/>
           <w:color w:val="000000"/>
         </w:rPr>
-        <w:t xml:space="preserve">Card 2</w:t>
+        <w:t xml:space="preserve">Treatment effect</w:t>
       </w:r>
     </w:p>
     <w:p>
@@ -1920,40 +1900,67 @@
           <w:rFonts w:ascii="Arial" w:hAnsi="Arial" w:eastAsia="Arial" w:cs="Arial"/>
           <w:i w:val="false"/>
           <w:b w:val="false"/>
+          <w:u w:val="none"/>
+          <w:strike w:val="false"/>
+          <w:sz w:val="24"/>
+          <w:szCs w:val="24"/>
+          <w:color w:val="000000"/>
+        </w:rPr>
+        <w:t xml:space="preserve">The change caused by the programme, relative to what would have happened without it. A before/after change can include other changes over time. Ask for a credible no-programme comparison.</w:t>
+      </w:r>
+    </w:p>
+    <w:p>
+      <w:pPr>
+        <w:pStyle w:val="Normal"/>
+        <w:jc w:val="left"/>
+        <w:pBdr>
+          <w:bottom w:val="none" w:sz="0" w:space="0" w:color="000000"/>
+          <w:top w:val="none" w:sz="0" w:space="0" w:color="000000"/>
+          <w:left w:val="none" w:sz="0" w:space="0" w:color="000000"/>
+          <w:right w:val="none" w:sz="0" w:space="0" w:color="000000"/>
+        </w:pBdr>
+        <w:spacing w:after="120" w:before="0" w:line="240"/>
+        <w:ind w:left="0" w:right="0" w:firstLine="0" w:firstLineChars="0"/>
+      </w:pPr>
+      <w:r>
+        <w:rPr>
+          <w:rFonts w:ascii="Arial" w:hAnsi="Arial" w:eastAsia="Arial" w:cs="Arial"/>
+          <w:i w:val="false"/>
+          <w:b w:val="true"/>
           <w:u w:val="none"/>
           <w:strike w:val="false"/>
           <w:sz w:val="28"/>
           <w:szCs w:val="28"/>
           <w:color w:val="000000"/>
         </w:rPr>
-        <w:t xml:space="preserve">The effect of GreenWaste on landfill is -2.69 tonnes per business, 95% confidence interval -2.74 to -2.64.</w:t>
-      </w:r>
-    </w:p>
-    <w:p>
-      <w:pPr>
-        <w:pStyle w:val="Normal"/>
-        <w:jc w:val="left"/>
-        <w:pBdr>
-          <w:bottom w:val="none" w:sz="0" w:space="0" w:color="000000"/>
-          <w:top w:val="none" w:sz="0" w:space="0" w:color="000000"/>
-          <w:left w:val="none" w:sz="0" w:space="0" w:color="000000"/>
-          <w:right w:val="none" w:sz="0" w:space="0" w:color="000000"/>
-        </w:pBdr>
-        <w:spacing w:after="360" w:before="0" w:line="240"/>
-        <w:ind w:left="0" w:right="0" w:firstLine="0" w:firstLineChars="0"/>
-      </w:pPr>
-      <w:r>
-        <w:rPr>
-          <w:rFonts w:ascii="Arial" w:hAnsi="Arial" w:eastAsia="Arial" w:cs="Arial"/>
-          <w:i w:val="false"/>
-          <w:b w:val="false"/>
-          <w:u w:val="none"/>
-          <w:strike w:val="false"/>
-          <w:sz w:val="22"/>
-          <w:szCs w:val="22"/>
-          <w:color w:val="000000"/>
-        </w:rPr>
-        <w:t xml:space="preserve">What does this claim leave unanswered?</w:t>
+        <w:t xml:space="preserve">Confidence interval</w:t>
+      </w:r>
+    </w:p>
+    <w:p>
+      <w:pPr>
+        <w:pStyle w:val="Normal"/>
+        <w:jc w:val="left"/>
+        <w:pBdr>
+          <w:bottom w:val="none" w:sz="0" w:space="0" w:color="000000"/>
+          <w:top w:val="none" w:sz="0" w:space="0" w:color="000000"/>
+          <w:left w:val="none" w:sz="0" w:space="0" w:color="000000"/>
+          <w:right w:val="none" w:sz="0" w:space="0" w:color="000000"/>
+        </w:pBdr>
+        <w:spacing w:after="160" w:before="0" w:line="240"/>
+        <w:ind w:left="0" w:right="0" w:firstLine="0" w:firstLineChars="0"/>
+      </w:pPr>
+      <w:r>
+        <w:rPr>
+          <w:rFonts w:ascii="Arial" w:hAnsi="Arial" w:eastAsia="Arial" w:cs="Arial"/>
+          <w:i w:val="false"/>
+          <w:b w:val="false"/>
+          <w:u w:val="none"/>
+          <w:strike w:val="false"/>
+          <w:sz w:val="24"/>
+          <w:szCs w:val="24"/>
+          <w:color w:val="000000"/>
+        </w:rPr>
+        <w:t xml:space="preserve">For the change: -684 to -654 AED. It describes uncertainty around the model estimate under its assumptions, not the spread of individual savings. It does not cover all bias or establish cause. Do not give a 95% probability interpretation for this fixed interval.</w:t>
       </w:r>
     </w:p>
     <w:p>
@@ -1980,7 +1987,7 @@
           <w:szCs w:val="28"/>
           <w:color w:val="000000"/>
         </w:rPr>
-        <w:t xml:space="preserve">Card 3</w:t>
+        <w:t xml:space="preserve">P value</w:t>
       </w:r>
     </w:p>
     <w:p>
@@ -2003,119 +2010,11 @@
           <w:b w:val="false"/>
           <w:u w:val="none"/>
           <w:strike w:val="false"/>
-          <w:sz w:val="28"/>
-          <w:szCs w:val="28"/>
-          <w:color w:val="000000"/>
-        </w:rPr>
-        <w:t xml:space="preserve">The fall in landfill is statistically significant (p &lt; 0.001), so every business in the country should join GreenWaste.</w:t>
-      </w:r>
-    </w:p>
-    <w:p>
-      <w:pPr>
-        <w:pStyle w:val="Normal"/>
-        <w:jc w:val="left"/>
-        <w:pBdr>
-          <w:bottom w:val="none" w:sz="0" w:space="0" w:color="000000"/>
-          <w:top w:val="none" w:sz="0" w:space="0" w:color="000000"/>
-          <w:left w:val="none" w:sz="0" w:space="0" w:color="000000"/>
-          <w:right w:val="none" w:sz="0" w:space="0" w:color="000000"/>
-        </w:pBdr>
-        <w:spacing w:after="360" w:before="0" w:line="240"/>
-        <w:ind w:left="0" w:right="0" w:firstLine="0" w:firstLineChars="0"/>
-      </w:pPr>
-      <w:r>
-        <w:rPr>
-          <w:rFonts w:ascii="Arial" w:hAnsi="Arial" w:eastAsia="Arial" w:cs="Arial"/>
-          <w:i w:val="false"/>
-          <w:b w:val="false"/>
-          <w:u w:val="none"/>
-          <w:strike w:val="false"/>
-          <w:sz w:val="22"/>
-          <w:szCs w:val="22"/>
-          <w:color w:val="000000"/>
-        </w:rPr>
-        <w:t xml:space="preserve">What does this claim leave unanswered?</w:t>
-      </w:r>
-    </w:p>
-    <w:p>
-      <w:pPr>
-        <w:pStyle w:val="Normal"/>
-        <w:jc w:val="left"/>
-        <w:pBdr>
-          <w:bottom w:val="none" w:sz="0" w:space="0" w:color="000000"/>
-          <w:top w:val="none" w:sz="0" w:space="0" w:color="000000"/>
-          <w:left w:val="none" w:sz="0" w:space="0" w:color="000000"/>
-          <w:right w:val="none" w:sz="0" w:space="0" w:color="000000"/>
-        </w:pBdr>
-        <w:spacing w:after="120" w:before="0" w:line="240"/>
-        <w:ind w:left="0" w:right="0" w:firstLine="0" w:firstLineChars="0"/>
-      </w:pPr>
-      <w:r>
-        <w:rPr>
-          <w:rFonts w:ascii="Arial" w:hAnsi="Arial" w:eastAsia="Arial" w:cs="Arial"/>
-          <w:i w:val="false"/>
-          <w:b w:val="true"/>
-          <w:u w:val="none"/>
-          <w:strike w:val="false"/>
-          <w:sz w:val="28"/>
-          <w:szCs w:val="28"/>
-          <w:color w:val="000000"/>
-        </w:rPr>
-        <w:t xml:space="preserve">Card 4</w:t>
-      </w:r>
-    </w:p>
-    <w:p>
-      <w:pPr>
-        <w:pStyle w:val="Normal"/>
-        <w:jc w:val="left"/>
-        <w:pBdr>
-          <w:bottom w:val="none" w:sz="0" w:space="0" w:color="000000"/>
-          <w:top w:val="none" w:sz="0" w:space="0" w:color="000000"/>
-          <w:left w:val="none" w:sz="0" w:space="0" w:color="000000"/>
-          <w:right w:val="none" w:sz="0" w:space="0" w:color="000000"/>
-        </w:pBdr>
-        <w:spacing w:after="160" w:before="0" w:line="240"/>
-        <w:ind w:left="0" w:right="0" w:firstLine="0" w:firstLineChars="0"/>
-      </w:pPr>
-      <w:r>
-        <w:rPr>
-          <w:rFonts w:ascii="Arial" w:hAnsi="Arial" w:eastAsia="Arial" w:cs="Arial"/>
-          <w:i w:val="false"/>
-          <w:b w:val="false"/>
-          <w:u w:val="none"/>
-          <w:strike w:val="false"/>
-          <w:sz w:val="28"/>
-          <w:szCs w:val="28"/>
-          <w:color w:val="000000"/>
-        </w:rPr>
-        <w:t xml:space="preserve">Landfill fell 3.3 tonnes per business among those that took part and 0.6 tonnes among those that did not.</w:t>
-      </w:r>
-    </w:p>
-    <w:p>
-      <w:pPr>
-        <w:pStyle w:val="Normal"/>
-        <w:jc w:val="left"/>
-        <w:pBdr>
-          <w:bottom w:val="none" w:sz="0" w:space="0" w:color="000000"/>
-          <w:top w:val="none" w:sz="0" w:space="0" w:color="000000"/>
-          <w:left w:val="none" w:sz="0" w:space="0" w:color="000000"/>
-          <w:right w:val="none" w:sz="0" w:space="0" w:color="000000"/>
-        </w:pBdr>
-        <w:spacing w:after="360" w:before="0" w:line="240"/>
-        <w:ind w:left="0" w:right="0" w:firstLine="0" w:firstLineChars="0"/>
-      </w:pPr>
-      <w:r>
-        <w:rPr>
-          <w:rFonts w:ascii="Arial" w:hAnsi="Arial" w:eastAsia="Arial" w:cs="Arial"/>
-          <w:i w:val="false"/>
-          <w:b w:val="false"/>
-          <w:u w:val="none"/>
-          <w:strike w:val="false"/>
-          <w:sz w:val="22"/>
-          <w:szCs w:val="22"/>
-          <w:color w:val="000000"/>
-        </w:rPr>
-        <w:t xml:space="preserve">What does this claim leave unanswered?</w:t>
+          <w:sz w:val="24"/>
+          <w:szCs w:val="24"/>
+          <w:color w:val="000000"/>
+        </w:rPr>
+        <w:t xml:space="preserve">Less than 0.001 for the change. Evidence against the tested no-change model under its assumptions, not the probability that the programme works or that the result is due to chance. It establishes neither cause nor a large enough saving; a non-significant result also does not prove no effect.</w:t>
       </w:r>
     </w:p>
     <w:p>
@@ -2166,34 +2065,7 @@
           <w:szCs w:val="44"/>
           <w:color w:val="000000"/>
         </w:rPr>
-        <w:t xml:space="preserve">Trainer key for questioning claims</w:t>
-      </w:r>
-    </w:p>
-    <w:p>
-      <w:pPr>
-        <w:pStyle w:val="Normal"/>
-        <w:jc w:val="left"/>
-        <w:pBdr>
-          <w:bottom w:val="none" w:sz="0" w:space="0" w:color="000000"/>
-          <w:top w:val="none" w:sz="0" w:space="0" w:color="000000"/>
-          <w:left w:val="none" w:sz="0" w:space="0" w:color="000000"/>
-          <w:right w:val="none" w:sz="0" w:space="0" w:color="000000"/>
-        </w:pBdr>
-        <w:spacing w:after="160" w:before="0" w:line="240"/>
-        <w:ind w:left="0" w:right="0" w:firstLine="0" w:firstLineChars="0"/>
-      </w:pPr>
-      <w:r>
-        <w:rPr>
-          <w:rFonts w:ascii="Arial" w:hAnsi="Arial" w:eastAsia="Arial" w:cs="Arial"/>
-          <w:i w:val="false"/>
-          <w:b w:val="false"/>
-          <w:u w:val="none"/>
-          <w:strike w:val="false"/>
-          <w:sz w:val="20"/>
-          <w:szCs w:val="20"/>
-          <w:color w:val="000000"/>
-        </w:rPr>
-        <w:t xml:space="preserve">Print the first two pages double-sided, one per participant. Print page 3 once per group. This page is trainer only.</w:t>
+        <w:t xml:space="preserve">Trainer feedback and delivery</w:t>
       </w:r>
     </w:p>
     <w:p>
@@ -2220,7 +2092,7 @@
           <w:szCs w:val="28"/>
           <w:color w:val="000000"/>
         </w:rPr>
-        <w:t xml:space="preserve">Entry and comparison</w:t>
+        <w:t xml:space="preserve">Decision rule and source repair</w:t>
       </w:r>
     </w:p>
     <w:p>
@@ -2247,7 +2119,7 @@
           <w:szCs w:val="24"/>
           <w:color w:val="000000"/>
         </w:rPr>
-        <w:t xml:space="preserve">No single opening choice is compulsory. Look for a reason and a concrete missing-evidence question. Landfill among participants fell from 6.6 to 3.3 tonnes; among others from 11.2 to 10.6. Other changes are possible. This comparison alone does not establish causality.</w:t>
+        <w:t xml:space="preserve">The observed saving and its interval are below the invented 1,000 AED rule. Keep the reported fall; remove causal assurance and the assertion that the minimum saving is met. This is not evidence that the programme has no effect.</w:t>
       </w:r>
     </w:p>
     <w:p>
@@ -2274,7 +2146,7 @@
           <w:szCs w:val="28"/>
           <w:color w:val="000000"/>
         </w:rPr>
-        <w:t xml:space="preserve">Mean</w:t>
+        <w:t xml:space="preserve">Independent reading</w:t>
       </w:r>
     </w:p>
     <w:p>
@@ -2301,7 +2173,7 @@
           <w:szCs w:val="24"/>
           <w:color w:val="000000"/>
         </w:rPr>
-        <w:t xml:space="preserve">Mean 10.0 tonnes. Nine businesses are below it. The largest business is 46 tonnes. Accept a request for the distribution or results for different business sizes.</w:t>
+        <w:t xml:space="preserve">Require named row, signed coefficient, units, interval and comparison. Accept accurate plain language for all five terms. Collect one independent answer and question. Give brief feedback for any missed term in Session 2.</w:t>
       </w:r>
     </w:p>
     <w:p>
@@ -2328,7 +2200,7 @@
           <w:szCs w:val="28"/>
           <w:color w:val="000000"/>
         </w:rPr>
-        <w:t xml:space="preserve">Four claims</w:t>
+        <w:t xml:space="preserve">Delivery</w:t>
       </w:r>
     </w:p>
     <w:p>
@@ -2355,7 +2227,7 @@
           <w:szCs w:val="24"/>
           <w:color w:val="000000"/>
         </w:rPr>
-        <w:t xml:space="preserve">1: compared to what / ask first. 2: how big / ask first; landfill does not answer the cost rule, and the word "effect" needs a credible comparison. 3: do not act on the nationwide recommendation; significance alone does not support it. 4: how sure / ask first. Other justified missing questions are acceptable.</w:t>
+        <w:t xml:space="preserve">60 minutes. One four-minute trainer arithmetic demonstration reproduces -669 AED. Participants predict its sign; no participant coding. Protect ten minutes for individual reading, paired source check and feedback. Printed results are the fallback.</w:t>
       </w:r>
     </w:p>
     <w:p>
@@ -2382,7 +2254,7 @@
           <w:szCs w:val="28"/>
           <w:color w:val="000000"/>
         </w:rPr>
-        <w:t xml:space="preserve">Wall and phone options</w:t>
+        <w:t xml:space="preserve">Source</w:t>
       </w:r>
     </w:p>
     <w:p>
@@ -2409,88 +2281,7 @@
           <w:szCs w:val="24"/>
           <w:color w:val="000000"/>
         </w:rPr>
-        <w:t xml:space="preserve">Keep Fiona's existing Oct12_session1_board_A1.pdf: optional, one A1 landscape print. Give each group a different marker colour and write the four card numbers in the grid. Groups must explain disagreements. Do not restore the reverted AI wall boards.</w:t>
-      </w:r>
-    </w:p>
-    <w:p>
-      <w:pPr>
-        <w:pStyle w:val="Normal"/>
-        <w:jc w:val="left"/>
-        <w:pBdr>
-          <w:bottom w:val="none" w:sz="0" w:space="0" w:color="000000"/>
-          <w:top w:val="none" w:sz="0" w:space="0" w:color="000000"/>
-          <w:left w:val="none" w:sz="0" w:space="0" w:color="000000"/>
-          <w:right w:val="none" w:sz="0" w:space="0" w:color="000000"/>
-        </w:pBdr>
-        <w:spacing w:after="160" w:before="0" w:line="240"/>
-        <w:ind w:left="0" w:right="0" w:firstLine="0" w:firstLineChars="0"/>
-      </w:pPr>
-      <w:r>
-        <w:rPr>
-          <w:rFonts w:ascii="Arial" w:hAnsi="Arial" w:eastAsia="Arial" w:cs="Arial"/>
-          <w:i w:val="false"/>
-          <w:b w:val="false"/>
-          <w:u w:val="none"/>
-          <w:strike w:val="false"/>
-          <w:sz w:val="24"/>
-          <w:szCs w:val="24"/>
-          <w:color w:val="000000"/>
-        </w:rPr>
-        <w:t xml:space="preserve">Room voting: start room_poll.py, open the private facilitator URL, then use Before and After phases. Close voting before showing totals. Ask which evidence changed a reason. If phones cannot reach the server, use three labelled cards or a show of hands.</w:t>
-      </w:r>
-    </w:p>
-    <w:p>
-      <w:pPr>
-        <w:pStyle w:val="Normal"/>
-        <w:jc w:val="left"/>
-        <w:pBdr>
-          <w:bottom w:val="none" w:sz="0" w:space="0" w:color="000000"/>
-          <w:top w:val="none" w:sz="0" w:space="0" w:color="000000"/>
-          <w:left w:val="none" w:sz="0" w:space="0" w:color="000000"/>
-          <w:right w:val="none" w:sz="0" w:space="0" w:color="000000"/>
-        </w:pBdr>
-        <w:spacing w:after="120" w:before="0" w:line="240"/>
-        <w:ind w:left="0" w:right="0" w:firstLine="0" w:firstLineChars="0"/>
-      </w:pPr>
-      <w:r>
-        <w:rPr>
-          <w:rFonts w:ascii="Arial" w:hAnsi="Arial" w:eastAsia="Arial" w:cs="Arial"/>
-          <w:i w:val="false"/>
-          <w:b w:val="true"/>
-          <w:u w:val="none"/>
-          <w:strike w:val="false"/>
-          <w:sz w:val="28"/>
-          <w:szCs w:val="28"/>
-          <w:color w:val="000000"/>
-        </w:rPr>
-        <w:t xml:space="preserve">AI check and close</w:t>
-      </w:r>
-    </w:p>
-    <w:p>
-      <w:pPr>
-        <w:pStyle w:val="Normal"/>
-        <w:jc w:val="left"/>
-        <w:pBdr>
-          <w:bottom w:val="none" w:sz="0" w:space="0" w:color="000000"/>
-          <w:top w:val="none" w:sz="0" w:space="0" w:color="000000"/>
-          <w:left w:val="none" w:sz="0" w:space="0" w:color="000000"/>
-          <w:right w:val="none" w:sz="0" w:space="0" w:color="000000"/>
-        </w:pBdr>
-        <w:spacing w:after="160" w:before="0" w:line="240"/>
-        <w:ind w:left="0" w:right="0" w:firstLine="0" w:firstLineChars="0"/>
-      </w:pPr>
-      <w:r>
-        <w:rPr>
-          <w:rFonts w:ascii="Arial" w:hAnsi="Arial" w:eastAsia="Arial" w:cs="Arial"/>
-          <w:i w:val="false"/>
-          <w:b w:val="false"/>
-          <w:u w:val="none"/>
-          <w:strike w:val="false"/>
-          <w:sz w:val="24"/>
-          <w:szCs w:val="24"/>
-          <w:color w:val="000000"/>
-        </w:rPr>
-        <w:t xml:space="preserve">The authored AI sentence "GreenWaste caused the entire fall" is unsupported. A useful AI prompt asks it to identify missing comparison evidence before concluding. Participants verify against the source. Close with an individual question and reason, without AI.</w:t>
+        <w:t xml:space="preserve">The actual regression stacks each participant business twice and clusters by business using estimatr::lm_robust with se_type = stata. The intercept is the starting mean and the after coefficient is mean change. Means are rounded for display; do not subtract displayed values to audit the unrounded coefficient. Standard error and sample size can be pointed out if a report uses them, but they are not a replacement for the five core terms.</w:t>
       </w:r>
     </w:p>
     <w:sectPr>
